--- a/deliverables/submission/오이소창원_출처_AI활용_신고서_20261005.docx
+++ b/deliverables/submission/오이소창원_출처_AI활용_신고서_20261005.docx
@@ -1057,7 +1057,7 @@
         </w:rPr>
         <w:t xml:space="preserve">날짜별 상세 내역: 저장소 README ‘개발 작업 과정’, GitHub 커밋 기록(</w:t>
       </w:r>
-      <w:hyperlink w:history="1" r:id="rId0rk7-4bspklmzghcjcgw5">
+      <w:hyperlink w:history="1" r:id="rIdq5br3t1_jzl28sag-s0f9">
         <w:r>
           <w:rPr>
             <w:rStyle w:val="Hyperlink"/>
@@ -1108,11 +1108,11 @@
         </w:tblBorders>
       </w:tblPr>
       <w:tblGrid>
-        <w:gridCol w:w="1975"/>
+        <w:gridCol w:w="2003"/>
         <w:gridCol w:w="2060"/>
-        <w:gridCol w:w="1559"/>
-        <w:gridCol w:w="2513"/>
-        <w:gridCol w:w="2097"/>
+        <w:gridCol w:w="1563"/>
+        <w:gridCol w:w="2475"/>
+        <w:gridCol w:w="2103"/>
       </w:tblGrid>
       <w:tr>
         <w:trPr>
@@ -1121,7 +1121,7 @@
         </w:trPr>
         <w:tc>
           <w:tcPr>
-            <w:tcW w:type="dxa" w:w="1975"/>
+            <w:tcW w:type="dxa" w:w="2003"/>
             <w:tcBorders>
               <w:top w:val="single" w:color="C9D3DF" w:sz="4"/>
               <w:left w:val="single" w:color="C9D3DF" w:sz="4"/>
@@ -1189,7 +1189,7 @@
         </w:tc>
         <w:tc>
           <w:tcPr>
-            <w:tcW w:type="dxa" w:w="1559"/>
+            <w:tcW w:type="dxa" w:w="1563"/>
             <w:tcBorders>
               <w:top w:val="single" w:color="C9D3DF" w:sz="4"/>
               <w:left w:val="single" w:color="C9D3DF" w:sz="4"/>
@@ -1223,7 +1223,7 @@
         </w:tc>
         <w:tc>
           <w:tcPr>
-            <w:tcW w:type="dxa" w:w="2513"/>
+            <w:tcW w:type="dxa" w:w="2475"/>
             <w:tcBorders>
               <w:top w:val="single" w:color="C9D3DF" w:sz="4"/>
               <w:left w:val="single" w:color="C9D3DF" w:sz="4"/>
@@ -1257,7 +1257,7 @@
         </w:tc>
         <w:tc>
           <w:tcPr>
-            <w:tcW w:type="dxa" w:w="2097"/>
+            <w:tcW w:type="dxa" w:w="2103"/>
             <w:tcBorders>
               <w:top w:val="single" w:color="C9D3DF" w:sz="4"/>
               <w:left w:val="single" w:color="C9D3DF" w:sz="4"/>
@@ -1297,7 +1297,7 @@
         </w:trPr>
         <w:tc>
           <w:tcPr>
-            <w:tcW w:type="dxa" w:w="1975"/>
+            <w:tcW w:type="dxa" w:w="2003"/>
             <w:tcBorders>
               <w:top w:val="single" w:color="C9D3DF" w:sz="4"/>
               <w:left w:val="single" w:color="C9D3DF" w:sz="4"/>
@@ -1357,7 +1357,7 @@
         </w:tc>
         <w:tc>
           <w:tcPr>
-            <w:tcW w:type="dxa" w:w="1559"/>
+            <w:tcW w:type="dxa" w:w="1563"/>
             <w:tcBorders>
               <w:top w:val="single" w:color="C9D3DF" w:sz="4"/>
               <w:left w:val="single" w:color="C9D3DF" w:sz="4"/>
@@ -1387,7 +1387,7 @@
         </w:tc>
         <w:tc>
           <w:tcPr>
-            <w:tcW w:type="dxa" w:w="2513"/>
+            <w:tcW w:type="dxa" w:w="2475"/>
             <w:tcBorders>
               <w:top w:val="single" w:color="C9D3DF" w:sz="4"/>
               <w:left w:val="single" w:color="C9D3DF" w:sz="4"/>
@@ -1417,7 +1417,7 @@
         </w:tc>
         <w:tc>
           <w:tcPr>
-            <w:tcW w:type="dxa" w:w="2097"/>
+            <w:tcW w:type="dxa" w:w="2103"/>
             <w:tcBorders>
               <w:top w:val="single" w:color="C9D3DF" w:sz="4"/>
               <w:left w:val="single" w:color="C9D3DF" w:sz="4"/>
@@ -1453,7 +1453,7 @@
         </w:trPr>
         <w:tc>
           <w:tcPr>
-            <w:tcW w:type="dxa" w:w="1975"/>
+            <w:tcW w:type="dxa" w:w="2003"/>
             <w:tcBorders>
               <w:top w:val="single" w:color="C9D3DF" w:sz="4"/>
               <w:left w:val="single" w:color="C9D3DF" w:sz="4"/>
@@ -1513,7 +1513,7 @@
         </w:tc>
         <w:tc>
           <w:tcPr>
-            <w:tcW w:type="dxa" w:w="1559"/>
+            <w:tcW w:type="dxa" w:w="1563"/>
             <w:tcBorders>
               <w:top w:val="single" w:color="C9D3DF" w:sz="4"/>
               <w:left w:val="single" w:color="C9D3DF" w:sz="4"/>
@@ -1543,7 +1543,7 @@
         </w:tc>
         <w:tc>
           <w:tcPr>
-            <w:tcW w:type="dxa" w:w="2513"/>
+            <w:tcW w:type="dxa" w:w="2475"/>
             <w:tcBorders>
               <w:top w:val="single" w:color="C9D3DF" w:sz="4"/>
               <w:left w:val="single" w:color="C9D3DF" w:sz="4"/>
@@ -1573,7 +1573,7 @@
         </w:tc>
         <w:tc>
           <w:tcPr>
-            <w:tcW w:type="dxa" w:w="2097"/>
+            <w:tcW w:type="dxa" w:w="2103"/>
             <w:tcBorders>
               <w:top w:val="single" w:color="C9D3DF" w:sz="4"/>
               <w:left w:val="single" w:color="C9D3DF" w:sz="4"/>
@@ -1609,7 +1609,7 @@
         </w:trPr>
         <w:tc>
           <w:tcPr>
-            <w:tcW w:type="dxa" w:w="1975"/>
+            <w:tcW w:type="dxa" w:w="2003"/>
             <w:tcBorders>
               <w:top w:val="single" w:color="C9D3DF" w:sz="4"/>
               <w:left w:val="single" w:color="C9D3DF" w:sz="4"/>
@@ -1669,7 +1669,7 @@
         </w:tc>
         <w:tc>
           <w:tcPr>
-            <w:tcW w:type="dxa" w:w="1559"/>
+            <w:tcW w:type="dxa" w:w="1563"/>
             <w:tcBorders>
               <w:top w:val="single" w:color="C9D3DF" w:sz="4"/>
               <w:left w:val="single" w:color="C9D3DF" w:sz="4"/>
@@ -1699,7 +1699,7 @@
         </w:tc>
         <w:tc>
           <w:tcPr>
-            <w:tcW w:type="dxa" w:w="2513"/>
+            <w:tcW w:type="dxa" w:w="2475"/>
             <w:tcBorders>
               <w:top w:val="single" w:color="C9D3DF" w:sz="4"/>
               <w:left w:val="single" w:color="C9D3DF" w:sz="4"/>
@@ -1729,7 +1729,7 @@
         </w:tc>
         <w:tc>
           <w:tcPr>
-            <w:tcW w:type="dxa" w:w="2097"/>
+            <w:tcW w:type="dxa" w:w="2103"/>
             <w:tcBorders>
               <w:top w:val="single" w:color="C9D3DF" w:sz="4"/>
               <w:left w:val="single" w:color="C9D3DF" w:sz="4"/>
@@ -1765,7 +1765,7 @@
         </w:trPr>
         <w:tc>
           <w:tcPr>
-            <w:tcW w:type="dxa" w:w="1975"/>
+            <w:tcW w:type="dxa" w:w="2003"/>
             <w:tcBorders>
               <w:top w:val="single" w:color="C9D3DF" w:sz="4"/>
               <w:left w:val="single" w:color="C9D3DF" w:sz="4"/>
@@ -1825,7 +1825,7 @@
         </w:tc>
         <w:tc>
           <w:tcPr>
-            <w:tcW w:type="dxa" w:w="1559"/>
+            <w:tcW w:type="dxa" w:w="1563"/>
             <w:tcBorders>
               <w:top w:val="single" w:color="C9D3DF" w:sz="4"/>
               <w:left w:val="single" w:color="C9D3DF" w:sz="4"/>
@@ -1855,7 +1855,7 @@
         </w:tc>
         <w:tc>
           <w:tcPr>
-            <w:tcW w:type="dxa" w:w="2513"/>
+            <w:tcW w:type="dxa" w:w="2475"/>
             <w:tcBorders>
               <w:top w:val="single" w:color="C9D3DF" w:sz="4"/>
               <w:left w:val="single" w:color="C9D3DF" w:sz="4"/>
@@ -1885,7 +1885,7 @@
         </w:tc>
         <w:tc>
           <w:tcPr>
-            <w:tcW w:type="dxa" w:w="2097"/>
+            <w:tcW w:type="dxa" w:w="2103"/>
             <w:tcBorders>
               <w:top w:val="single" w:color="C9D3DF" w:sz="4"/>
               <w:left w:val="single" w:color="C9D3DF" w:sz="4"/>
@@ -1921,7 +1921,7 @@
         </w:trPr>
         <w:tc>
           <w:tcPr>
-            <w:tcW w:type="dxa" w:w="1975"/>
+            <w:tcW w:type="dxa" w:w="2003"/>
             <w:tcBorders>
               <w:top w:val="single" w:color="C9D3DF" w:sz="4"/>
               <w:left w:val="single" w:color="C9D3DF" w:sz="4"/>
@@ -1981,7 +1981,7 @@
         </w:tc>
         <w:tc>
           <w:tcPr>
-            <w:tcW w:type="dxa" w:w="1559"/>
+            <w:tcW w:type="dxa" w:w="1563"/>
             <w:tcBorders>
               <w:top w:val="single" w:color="C9D3DF" w:sz="4"/>
               <w:left w:val="single" w:color="C9D3DF" w:sz="4"/>
@@ -2011,7 +2011,7 @@
         </w:tc>
         <w:tc>
           <w:tcPr>
-            <w:tcW w:type="dxa" w:w="2513"/>
+            <w:tcW w:type="dxa" w:w="2475"/>
             <w:tcBorders>
               <w:top w:val="single" w:color="C9D3DF" w:sz="4"/>
               <w:left w:val="single" w:color="C9D3DF" w:sz="4"/>
@@ -2041,7 +2041,7 @@
         </w:tc>
         <w:tc>
           <w:tcPr>
-            <w:tcW w:type="dxa" w:w="2097"/>
+            <w:tcW w:type="dxa" w:w="2103"/>
             <w:tcBorders>
               <w:top w:val="single" w:color="C9D3DF" w:sz="4"/>
               <w:left w:val="single" w:color="C9D3DF" w:sz="4"/>
@@ -2077,7 +2077,7 @@
         </w:trPr>
         <w:tc>
           <w:tcPr>
-            <w:tcW w:type="dxa" w:w="1975"/>
+            <w:tcW w:type="dxa" w:w="2003"/>
             <w:tcBorders>
               <w:top w:val="single" w:color="C9D3DF" w:sz="4"/>
               <w:left w:val="single" w:color="C9D3DF" w:sz="4"/>
@@ -2137,7 +2137,7 @@
         </w:tc>
         <w:tc>
           <w:tcPr>
-            <w:tcW w:type="dxa" w:w="1559"/>
+            <w:tcW w:type="dxa" w:w="1563"/>
             <w:tcBorders>
               <w:top w:val="single" w:color="C9D3DF" w:sz="4"/>
               <w:left w:val="single" w:color="C9D3DF" w:sz="4"/>
@@ -2167,7 +2167,7 @@
         </w:tc>
         <w:tc>
           <w:tcPr>
-            <w:tcW w:type="dxa" w:w="2513"/>
+            <w:tcW w:type="dxa" w:w="2475"/>
             <w:tcBorders>
               <w:top w:val="single" w:color="C9D3DF" w:sz="4"/>
               <w:left w:val="single" w:color="C9D3DF" w:sz="4"/>
@@ -2197,7 +2197,7 @@
         </w:tc>
         <w:tc>
           <w:tcPr>
-            <w:tcW w:type="dxa" w:w="2097"/>
+            <w:tcW w:type="dxa" w:w="2103"/>
             <w:tcBorders>
               <w:top w:val="single" w:color="C9D3DF" w:sz="4"/>
               <w:left w:val="single" w:color="C9D3DF" w:sz="4"/>
@@ -2233,31 +2233,31 @@
         </w:trPr>
         <w:tc>
           <w:tcPr>
-            <w:tcW w:type="dxa" w:w="1975"/>
-            <w:tcBorders>
-              <w:top w:val="single" w:color="C9D3DF" w:sz="4"/>
-              <w:left w:val="single" w:color="C9D3DF" w:sz="4"/>
-              <w:bottom w:val="single" w:color="C9D3DF" w:sz="4"/>
-              <w:right w:val="single" w:color="C9D3DF" w:sz="4"/>
-            </w:tcBorders>
-            <w:tcMar>
-              <w:top w:type="dxa" w:w="50"/>
-              <w:left w:type="dxa" w:w="80"/>
-              <w:bottom w:type="dxa" w:w="50"/>
-              <w:right w:type="dxa" w:w="80"/>
-            </w:tcMar>
-          </w:tcPr>
-          <w:p>
-            <w:pPr>
-              <w:jc w:val="left"/>
-            </w:pPr>
-            <w:r>
-              <w:rPr>
-                <w:rFonts w:ascii="Malgun Gothic" w:cs="Malgun Gothic" w:eastAsia="Malgun Gothic" w:hAnsi="Malgun Gothic"/>
-                <w:sz w:val="17"/>
-                <w:szCs w:val="17"/>
-              </w:rPr>
-              <w:t xml:space="preserve">GPT(OpenAI)</w:t>
+            <w:tcW w:type="dxa" w:w="2003"/>
+            <w:tcBorders>
+              <w:top w:val="single" w:color="C9D3DF" w:sz="4"/>
+              <w:left w:val="single" w:color="C9D3DF" w:sz="4"/>
+              <w:bottom w:val="single" w:color="C9D3DF" w:sz="4"/>
+              <w:right w:val="single" w:color="C9D3DF" w:sz="4"/>
+            </w:tcBorders>
+            <w:tcMar>
+              <w:top w:type="dxa" w:w="50"/>
+              <w:left w:type="dxa" w:w="80"/>
+              <w:bottom w:type="dxa" w:w="50"/>
+              <w:right w:type="dxa" w:w="80"/>
+            </w:tcMar>
+          </w:tcPr>
+          <w:p>
+            <w:pPr>
+              <w:jc w:val="left"/>
+            </w:pPr>
+            <w:r>
+              <w:rPr>
+                <w:rFonts w:ascii="Malgun Gothic" w:cs="Malgun Gothic" w:eastAsia="Malgun Gothic" w:hAnsi="Malgun Gothic"/>
+                <w:sz w:val="17"/>
+                <w:szCs w:val="17"/>
+              </w:rPr>
+              <w:t xml:space="preserve">[팀 확인: 사용한 AI 도구]</w:t>
             </w:r>
           </w:p>
         </w:tc>
@@ -2287,13 +2287,13 @@
                 <w:sz w:val="17"/>
                 <w:szCs w:val="17"/>
               </w:rPr>
-              <w:t xml:space="preserve">C 이미영</w:t>
-            </w:r>
-          </w:p>
-        </w:tc>
-        <w:tc>
-          <w:tcPr>
-            <w:tcW w:type="dxa" w:w="1559"/>
+              <w:t xml:space="preserve">A 조준수(팀장)</w:t>
+            </w:r>
+          </w:p>
+        </w:tc>
+        <w:tc>
+          <w:tcPr>
+            <w:tcW w:type="dxa" w:w="1563"/>
             <w:tcBorders>
               <w:top w:val="single" w:color="C9D3DF" w:sz="4"/>
               <w:left w:val="single" w:color="C9D3DF" w:sz="4"/>
@@ -2323,37 +2323,37 @@
         </w:tc>
         <w:tc>
           <w:tcPr>
-            <w:tcW w:type="dxa" w:w="2513"/>
-            <w:tcBorders>
-              <w:top w:val="single" w:color="C9D3DF" w:sz="4"/>
-              <w:left w:val="single" w:color="C9D3DF" w:sz="4"/>
-              <w:bottom w:val="single" w:color="C9D3DF" w:sz="4"/>
-              <w:right w:val="single" w:color="C9D3DF" w:sz="4"/>
-            </w:tcBorders>
-            <w:tcMar>
-              <w:top w:type="dxa" w:w="50"/>
-              <w:left w:type="dxa" w:w="80"/>
-              <w:bottom w:type="dxa" w:w="50"/>
-              <w:right w:type="dxa" w:w="80"/>
-            </w:tcMar>
-          </w:tcPr>
-          <w:p>
-            <w:pPr>
-              <w:jc w:val="left"/>
-            </w:pPr>
-            <w:r>
-              <w:rPr>
-                <w:rFonts w:ascii="Malgun Gothic" w:cs="Malgun Gothic" w:eastAsia="Malgun Gothic" w:hAnsi="Malgun Gothic"/>
-                <w:sz w:val="17"/>
-                <w:szCs w:val="17"/>
-              </w:rPr>
-              <w:t xml:space="preserve">발표 스크립트를 바탕으로 슬라이드 초안 생성(10/5) [팀 확인: 그 밖의 용도]</w:t>
-            </w:r>
-          </w:p>
-        </w:tc>
-        <w:tc>
-          <w:tcPr>
-            <w:tcW w:type="dxa" w:w="2097"/>
+            <w:tcW w:type="dxa" w:w="2475"/>
+            <w:tcBorders>
+              <w:top w:val="single" w:color="C9D3DF" w:sz="4"/>
+              <w:left w:val="single" w:color="C9D3DF" w:sz="4"/>
+              <w:bottom w:val="single" w:color="C9D3DF" w:sz="4"/>
+              <w:right w:val="single" w:color="C9D3DF" w:sz="4"/>
+            </w:tcBorders>
+            <w:tcMar>
+              <w:top w:type="dxa" w:w="50"/>
+              <w:left w:type="dxa" w:w="80"/>
+              <w:bottom w:type="dxa" w:w="50"/>
+              <w:right w:type="dxa" w:w="80"/>
+            </w:tcMar>
+          </w:tcPr>
+          <w:p>
+            <w:pPr>
+              <w:jc w:val="left"/>
+            </w:pPr>
+            <w:r>
+              <w:rPr>
+                <w:rFonts w:ascii="Malgun Gothic" w:cs="Malgun Gothic" w:eastAsia="Malgun Gothic" w:hAnsi="Malgun Gothic"/>
+                <w:sz w:val="17"/>
+                <w:szCs w:val="17"/>
+              </w:rPr>
+              <w:t xml:space="preserve">발표 스크립트를 바탕으로 슬라이드 초안 생성(10/5)</w:t>
+            </w:r>
+          </w:p>
+        </w:tc>
+        <w:tc>
+          <w:tcPr>
+            <w:tcW w:type="dxa" w:w="2103"/>
             <w:tcBorders>
               <w:top w:val="single" w:color="C9D3DF" w:sz="4"/>
               <w:left w:val="single" w:color="C9D3DF" w:sz="4"/>
@@ -2991,7 +2991,7 @@
               </w:rPr>
               <w:t xml:space="preserve">모델 ID gpt-4.1-mini, 출처 OpenAI(</w:t>
             </w:r>
-            <w:hyperlink w:history="1" r:id="rId59jab9zxm3c3fnnp7bqrz">
+            <w:hyperlink w:history="1" r:id="rIdigrxhx-ybo8dunvp313ap">
               <w:r>
                 <w:rPr>
                   <w:rStyle w:val="Hyperlink"/>
@@ -4806,7 +4806,7 @@
             <w:pPr>
               <w:jc w:val="left"/>
             </w:pPr>
-            <w:hyperlink w:history="1" r:id="rIddwv-8uwc6twsanlnnkueg">
+            <w:hyperlink w:history="1" r:id="rIdxib48ajlsc3mumylxnwtz">
               <w:r>
                 <w:rPr>
                   <w:rStyle w:val="Hyperlink"/>
@@ -4905,7 +4905,7 @@
             <w:pPr>
               <w:jc w:val="left"/>
             </w:pPr>
-            <w:hyperlink w:history="1" r:id="rIdrhovald1sxzz33f5tnx0e">
+            <w:hyperlink w:history="1" r:id="rIdt5xblwpn2-t4p2bzqjocx">
               <w:r>
                 <w:rPr>
                   <w:rStyle w:val="Hyperlink"/>
@@ -5004,7 +5004,7 @@
             <w:pPr>
               <w:jc w:val="left"/>
             </w:pPr>
-            <w:hyperlink w:history="1" r:id="rId640s0lezqd9lvy-unhi9i">
+            <w:hyperlink w:history="1" r:id="rIddgdq9lordswnowgshptra">
               <w:r>
                 <w:rPr>
                   <w:rStyle w:val="Hyperlink"/>
@@ -5103,7 +5103,7 @@
             <w:pPr>
               <w:jc w:val="left"/>
             </w:pPr>
-            <w:hyperlink w:history="1" r:id="rId_gwcoy8rmw8_z3pan-jv5">
+            <w:hyperlink w:history="1" r:id="rIdbphx9opowrcsyfnrflrjo">
               <w:r>
                 <w:rPr>
                   <w:rStyle w:val="Hyperlink"/>
@@ -5202,7 +5202,7 @@
             <w:pPr>
               <w:jc w:val="left"/>
             </w:pPr>
-            <w:hyperlink w:history="1" r:id="rIdttqqw5cvsdmuzwpusghw6">
+            <w:hyperlink w:history="1" r:id="rIdv2ph5jcvre5xuqj6qija_">
               <w:r>
                 <w:rPr>
                   <w:rStyle w:val="Hyperlink"/>
@@ -5301,7 +5301,7 @@
             <w:pPr>
               <w:jc w:val="left"/>
             </w:pPr>
-            <w:hyperlink w:history="1" r:id="rIdw2qzbw3l-f64sls75qze1">
+            <w:hyperlink w:history="1" r:id="rIdvqskallzimhxzg26etecj">
               <w:r>
                 <w:rPr>
                   <w:rStyle w:val="Hyperlink"/>
@@ -5496,7 +5496,7 @@
             <w:pPr>
               <w:jc w:val="left"/>
             </w:pPr>
-            <w:hyperlink w:history="1" r:id="rIdhzwsfbq5arna1tm8oyju7">
+            <w:hyperlink w:history="1" r:id="rId1w1n7igzn-wyhtv0aelqh">
               <w:r>
                 <w:rPr>
                   <w:rStyle w:val="Hyperlink"/>
@@ -5595,7 +5595,7 @@
             <w:pPr>
               <w:jc w:val="left"/>
             </w:pPr>
-            <w:hyperlink w:history="1" r:id="rIdis6hgcnl3n9sgu-4awrzy">
+            <w:hyperlink w:history="1" r:id="rIdfgsw5pvwfwo0whwddbgld">
               <w:r>
                 <w:rPr>
                   <w:rStyle w:val="Hyperlink"/>
@@ -5694,7 +5694,7 @@
             <w:pPr>
               <w:jc w:val="left"/>
             </w:pPr>
-            <w:hyperlink w:history="1" r:id="rId1gnbvrtgeadkz6rwy_epx">
+            <w:hyperlink w:history="1" r:id="rId0xdidtjwsp6tfz9lcpg20">
               <w:r>
                 <w:rPr>
                   <w:rStyle w:val="Hyperlink"/>
@@ -5793,7 +5793,7 @@
             <w:pPr>
               <w:jc w:val="left"/>
             </w:pPr>
-            <w:hyperlink w:history="1" r:id="rIdegjgdpvuym_iaryyjjywn">
+            <w:hyperlink w:history="1" r:id="rIdgxrdkaapehipqtkjlhqhu">
               <w:r>
                 <w:rPr>
                   <w:rStyle w:val="Hyperlink"/>
@@ -5892,7 +5892,7 @@
             <w:pPr>
               <w:jc w:val="left"/>
             </w:pPr>
-            <w:hyperlink w:history="1" r:id="rIdms63bznm9cmkuani5zprc">
+            <w:hyperlink w:history="1" r:id="rIdgh80k4cg4v1vjfa1wvxnh">
               <w:r>
                 <w:rPr>
                   <w:rStyle w:val="Hyperlink"/>
@@ -5991,7 +5991,7 @@
             <w:pPr>
               <w:jc w:val="left"/>
             </w:pPr>
-            <w:hyperlink w:history="1" r:id="rIdkbziqsz5ieqimrdjmb6g0">
+            <w:hyperlink w:history="1" r:id="rIdfyayvds8fkrop-zyeib1d">
               <w:r>
                 <w:rPr>
                   <w:rStyle w:val="Hyperlink"/>
@@ -6090,7 +6090,7 @@
             <w:pPr>
               <w:jc w:val="left"/>
             </w:pPr>
-            <w:hyperlink w:history="1" r:id="rId5h0eaohdzu029ghnczi2m">
+            <w:hyperlink w:history="1" r:id="rIdwgaw0swtlvjiruqacuyn5">
               <w:r>
                 <w:rPr>
                   <w:rStyle w:val="Hyperlink"/>
@@ -6189,7 +6189,7 @@
             <w:pPr>
               <w:jc w:val="left"/>
             </w:pPr>
-            <w:hyperlink w:history="1" r:id="rIdgp_eb5led-spr8uli6hd1">
+            <w:hyperlink w:history="1" r:id="rIdonaib_7bxnbn3gp6vxy1j">
               <w:r>
                 <w:rPr>
                   <w:rStyle w:val="Hyperlink"/>
@@ -6576,7 +6576,7 @@
             <w:pPr>
               <w:jc w:val="left"/>
             </w:pPr>
-            <w:hyperlink w:history="1" r:id="rId-oskhyyagg2ktn2hzc2hr">
+            <w:hyperlink w:history="1" r:id="rIdysw9dqouaspckud-i0ldy">
               <w:r>
                 <w:rPr>
                   <w:rStyle w:val="Hyperlink"/>
@@ -7563,7 +7563,7 @@
                 <w:sz w:val="17"/>
                 <w:szCs w:val="17"/>
               </w:rPr>
-              <w:t xml:space="preserve">10/5 이미영 작성 — GPT(OpenAI)로 발표 스크립트를 바탕으로 슬라이드 초안 생성, 그림은 팀 캡처·Workflow 그림 사용, 팀 검수</w:t>
+              <w:t xml:space="preserve">10/5 조준수 작성 — 생성형 AI([팀 확인: 도구 이름])로 발표 스크립트를 바탕으로 슬라이드 초안 생성, 그림은 팀 캡처·Workflow 그림 사용, 팀 검수</w:t>
             </w:r>
           </w:p>
         </w:tc>

--- a/deliverables/submission/오이소창원_출처_AI활용_신고서_20261005.docx
+++ b/deliverables/submission/오이소창원_출처_AI활용_신고서_20261005.docx
@@ -1057,7 +1057,7 @@
         </w:rPr>
         <w:t xml:space="preserve">날짜별 상세 내역: 저장소 README ‘개발 작업 과정’, GitHub 커밋 기록(</w:t>
       </w:r>
-      <w:hyperlink w:history="1" r:id="rIdq5br3t1_jzl28sag-s0f9">
+      <w:hyperlink w:history="1" r:id="rIdh_vw92albc-i63e7lpvos">
         <w:r>
           <w:rPr>
             <w:rStyle w:val="Hyperlink"/>
@@ -1108,11 +1108,11 @@
         </w:tblBorders>
       </w:tblPr>
       <w:tblGrid>
-        <w:gridCol w:w="2003"/>
-        <w:gridCol w:w="2060"/>
-        <w:gridCol w:w="1563"/>
-        <w:gridCol w:w="2475"/>
-        <w:gridCol w:w="2103"/>
+        <w:gridCol w:w="2132"/>
+        <w:gridCol w:w="1535"/>
+        <w:gridCol w:w="1678"/>
+        <w:gridCol w:w="2617"/>
+        <w:gridCol w:w="2242"/>
       </w:tblGrid>
       <w:tr>
         <w:trPr>
@@ -1121,7 +1121,7 @@
         </w:trPr>
         <w:tc>
           <w:tcPr>
-            <w:tcW w:type="dxa" w:w="2003"/>
+            <w:tcW w:type="dxa" w:w="2132"/>
             <w:tcBorders>
               <w:top w:val="single" w:color="C9D3DF" w:sz="4"/>
               <w:left w:val="single" w:color="C9D3DF" w:sz="4"/>
@@ -1155,7 +1155,7 @@
         </w:tc>
         <w:tc>
           <w:tcPr>
-            <w:tcW w:type="dxa" w:w="2060"/>
+            <w:tcW w:type="dxa" w:w="1535"/>
             <w:tcBorders>
               <w:top w:val="single" w:color="C9D3DF" w:sz="4"/>
               <w:left w:val="single" w:color="C9D3DF" w:sz="4"/>
@@ -1189,7 +1189,7 @@
         </w:tc>
         <w:tc>
           <w:tcPr>
-            <w:tcW w:type="dxa" w:w="1563"/>
+            <w:tcW w:type="dxa" w:w="1678"/>
             <w:tcBorders>
               <w:top w:val="single" w:color="C9D3DF" w:sz="4"/>
               <w:left w:val="single" w:color="C9D3DF" w:sz="4"/>
@@ -1223,7 +1223,7 @@
         </w:tc>
         <w:tc>
           <w:tcPr>
-            <w:tcW w:type="dxa" w:w="2475"/>
+            <w:tcW w:type="dxa" w:w="2617"/>
             <w:tcBorders>
               <w:top w:val="single" w:color="C9D3DF" w:sz="4"/>
               <w:left w:val="single" w:color="C9D3DF" w:sz="4"/>
@@ -1257,7 +1257,7 @@
         </w:tc>
         <w:tc>
           <w:tcPr>
-            <w:tcW w:type="dxa" w:w="2103"/>
+            <w:tcW w:type="dxa" w:w="2242"/>
             <w:tcBorders>
               <w:top w:val="single" w:color="C9D3DF" w:sz="4"/>
               <w:left w:val="single" w:color="C9D3DF" w:sz="4"/>
@@ -1297,7 +1297,7 @@
         </w:trPr>
         <w:tc>
           <w:tcPr>
-            <w:tcW w:type="dxa" w:w="2003"/>
+            <w:tcW w:type="dxa" w:w="2132"/>
             <w:tcBorders>
               <w:top w:val="single" w:color="C9D3DF" w:sz="4"/>
               <w:left w:val="single" w:color="C9D3DF" w:sz="4"/>
@@ -1327,23 +1327,23 @@
         </w:tc>
         <w:tc>
           <w:tcPr>
-            <w:tcW w:type="dxa" w:w="2060"/>
-            <w:tcBorders>
-              <w:top w:val="single" w:color="C9D3DF" w:sz="4"/>
-              <w:left w:val="single" w:color="C9D3DF" w:sz="4"/>
-              <w:bottom w:val="single" w:color="C9D3DF" w:sz="4"/>
-              <w:right w:val="single" w:color="C9D3DF" w:sz="4"/>
-            </w:tcBorders>
-            <w:tcMar>
-              <w:top w:type="dxa" w:w="50"/>
-              <w:left w:type="dxa" w:w="80"/>
-              <w:bottom w:type="dxa" w:w="50"/>
-              <w:right w:type="dxa" w:w="80"/>
-            </w:tcMar>
-          </w:tcPr>
-          <w:p>
-            <w:pPr>
-              <w:jc w:val="center"/>
+            <w:tcW w:type="dxa" w:w="1535"/>
+            <w:tcBorders>
+              <w:top w:val="single" w:color="C9D3DF" w:sz="4"/>
+              <w:left w:val="single" w:color="C9D3DF" w:sz="4"/>
+              <w:bottom w:val="single" w:color="C9D3DF" w:sz="4"/>
+              <w:right w:val="single" w:color="C9D3DF" w:sz="4"/>
+            </w:tcBorders>
+            <w:tcMar>
+              <w:top w:type="dxa" w:w="50"/>
+              <w:left w:type="dxa" w:w="80"/>
+              <w:bottom w:type="dxa" w:w="50"/>
+              <w:right w:type="dxa" w:w="80"/>
+            </w:tcMar>
+          </w:tcPr>
+          <w:p>
+            <w:pPr>
+              <w:jc w:val="left"/>
             </w:pPr>
             <w:r>
               <w:rPr>
@@ -1357,7 +1357,7 @@
         </w:tc>
         <w:tc>
           <w:tcPr>
-            <w:tcW w:type="dxa" w:w="1563"/>
+            <w:tcW w:type="dxa" w:w="1678"/>
             <w:tcBorders>
               <w:top w:val="single" w:color="C9D3DF" w:sz="4"/>
               <w:left w:val="single" w:color="C9D3DF" w:sz="4"/>
@@ -1387,7 +1387,7 @@
         </w:tc>
         <w:tc>
           <w:tcPr>
-            <w:tcW w:type="dxa" w:w="2475"/>
+            <w:tcW w:type="dxa" w:w="2617"/>
             <w:tcBorders>
               <w:top w:val="single" w:color="C9D3DF" w:sz="4"/>
               <w:left w:val="single" w:color="C9D3DF" w:sz="4"/>
@@ -1417,7 +1417,7 @@
         </w:tc>
         <w:tc>
           <w:tcPr>
-            <w:tcW w:type="dxa" w:w="2103"/>
+            <w:tcW w:type="dxa" w:w="2242"/>
             <w:tcBorders>
               <w:top w:val="single" w:color="C9D3DF" w:sz="4"/>
               <w:left w:val="single" w:color="C9D3DF" w:sz="4"/>
@@ -1453,7 +1453,7 @@
         </w:trPr>
         <w:tc>
           <w:tcPr>
-            <w:tcW w:type="dxa" w:w="2003"/>
+            <w:tcW w:type="dxa" w:w="2132"/>
             <w:tcBorders>
               <w:top w:val="single" w:color="C9D3DF" w:sz="4"/>
               <w:left w:val="single" w:color="C9D3DF" w:sz="4"/>
@@ -1483,23 +1483,23 @@
         </w:tc>
         <w:tc>
           <w:tcPr>
-            <w:tcW w:type="dxa" w:w="2060"/>
-            <w:tcBorders>
-              <w:top w:val="single" w:color="C9D3DF" w:sz="4"/>
-              <w:left w:val="single" w:color="C9D3DF" w:sz="4"/>
-              <w:bottom w:val="single" w:color="C9D3DF" w:sz="4"/>
-              <w:right w:val="single" w:color="C9D3DF" w:sz="4"/>
-            </w:tcBorders>
-            <w:tcMar>
-              <w:top w:type="dxa" w:w="50"/>
-              <w:left w:type="dxa" w:w="80"/>
-              <w:bottom w:type="dxa" w:w="50"/>
-              <w:right w:type="dxa" w:w="80"/>
-            </w:tcMar>
-          </w:tcPr>
-          <w:p>
-            <w:pPr>
-              <w:jc w:val="center"/>
+            <w:tcW w:type="dxa" w:w="1535"/>
+            <w:tcBorders>
+              <w:top w:val="single" w:color="C9D3DF" w:sz="4"/>
+              <w:left w:val="single" w:color="C9D3DF" w:sz="4"/>
+              <w:bottom w:val="single" w:color="C9D3DF" w:sz="4"/>
+              <w:right w:val="single" w:color="C9D3DF" w:sz="4"/>
+            </w:tcBorders>
+            <w:tcMar>
+              <w:top w:type="dxa" w:w="50"/>
+              <w:left w:type="dxa" w:w="80"/>
+              <w:bottom w:type="dxa" w:w="50"/>
+              <w:right w:type="dxa" w:w="80"/>
+            </w:tcMar>
+          </w:tcPr>
+          <w:p>
+            <w:pPr>
+              <w:jc w:val="left"/>
             </w:pPr>
             <w:r>
               <w:rPr>
@@ -1513,7 +1513,7 @@
         </w:tc>
         <w:tc>
           <w:tcPr>
-            <w:tcW w:type="dxa" w:w="1563"/>
+            <w:tcW w:type="dxa" w:w="1678"/>
             <w:tcBorders>
               <w:top w:val="single" w:color="C9D3DF" w:sz="4"/>
               <w:left w:val="single" w:color="C9D3DF" w:sz="4"/>
@@ -1543,7 +1543,7 @@
         </w:tc>
         <w:tc>
           <w:tcPr>
-            <w:tcW w:type="dxa" w:w="2475"/>
+            <w:tcW w:type="dxa" w:w="2617"/>
             <w:tcBorders>
               <w:top w:val="single" w:color="C9D3DF" w:sz="4"/>
               <w:left w:val="single" w:color="C9D3DF" w:sz="4"/>
@@ -1573,7 +1573,7 @@
         </w:tc>
         <w:tc>
           <w:tcPr>
-            <w:tcW w:type="dxa" w:w="2103"/>
+            <w:tcW w:type="dxa" w:w="2242"/>
             <w:tcBorders>
               <w:top w:val="single" w:color="C9D3DF" w:sz="4"/>
               <w:left w:val="single" w:color="C9D3DF" w:sz="4"/>
@@ -1609,7 +1609,7 @@
         </w:trPr>
         <w:tc>
           <w:tcPr>
-            <w:tcW w:type="dxa" w:w="2003"/>
+            <w:tcW w:type="dxa" w:w="2132"/>
             <w:tcBorders>
               <w:top w:val="single" w:color="C9D3DF" w:sz="4"/>
               <w:left w:val="single" w:color="C9D3DF" w:sz="4"/>
@@ -1639,23 +1639,23 @@
         </w:tc>
         <w:tc>
           <w:tcPr>
-            <w:tcW w:type="dxa" w:w="2060"/>
-            <w:tcBorders>
-              <w:top w:val="single" w:color="C9D3DF" w:sz="4"/>
-              <w:left w:val="single" w:color="C9D3DF" w:sz="4"/>
-              <w:bottom w:val="single" w:color="C9D3DF" w:sz="4"/>
-              <w:right w:val="single" w:color="C9D3DF" w:sz="4"/>
-            </w:tcBorders>
-            <w:tcMar>
-              <w:top w:type="dxa" w:w="50"/>
-              <w:left w:type="dxa" w:w="80"/>
-              <w:bottom w:type="dxa" w:w="50"/>
-              <w:right w:type="dxa" w:w="80"/>
-            </w:tcMar>
-          </w:tcPr>
-          <w:p>
-            <w:pPr>
-              <w:jc w:val="center"/>
+            <w:tcW w:type="dxa" w:w="1535"/>
+            <w:tcBorders>
+              <w:top w:val="single" w:color="C9D3DF" w:sz="4"/>
+              <w:left w:val="single" w:color="C9D3DF" w:sz="4"/>
+              <w:bottom w:val="single" w:color="C9D3DF" w:sz="4"/>
+              <w:right w:val="single" w:color="C9D3DF" w:sz="4"/>
+            </w:tcBorders>
+            <w:tcMar>
+              <w:top w:type="dxa" w:w="50"/>
+              <w:left w:type="dxa" w:w="80"/>
+              <w:bottom w:type="dxa" w:w="50"/>
+              <w:right w:type="dxa" w:w="80"/>
+            </w:tcMar>
+          </w:tcPr>
+          <w:p>
+            <w:pPr>
+              <w:jc w:val="left"/>
             </w:pPr>
             <w:r>
               <w:rPr>
@@ -1669,7 +1669,7 @@
         </w:tc>
         <w:tc>
           <w:tcPr>
-            <w:tcW w:type="dxa" w:w="1563"/>
+            <w:tcW w:type="dxa" w:w="1678"/>
             <w:tcBorders>
               <w:top w:val="single" w:color="C9D3DF" w:sz="4"/>
               <w:left w:val="single" w:color="C9D3DF" w:sz="4"/>
@@ -1699,7 +1699,7 @@
         </w:tc>
         <w:tc>
           <w:tcPr>
-            <w:tcW w:type="dxa" w:w="2475"/>
+            <w:tcW w:type="dxa" w:w="2617"/>
             <w:tcBorders>
               <w:top w:val="single" w:color="C9D3DF" w:sz="4"/>
               <w:left w:val="single" w:color="C9D3DF" w:sz="4"/>
@@ -1729,7 +1729,7 @@
         </w:tc>
         <w:tc>
           <w:tcPr>
-            <w:tcW w:type="dxa" w:w="2103"/>
+            <w:tcW w:type="dxa" w:w="2242"/>
             <w:tcBorders>
               <w:top w:val="single" w:color="C9D3DF" w:sz="4"/>
               <w:left w:val="single" w:color="C9D3DF" w:sz="4"/>
@@ -1765,7 +1765,7 @@
         </w:trPr>
         <w:tc>
           <w:tcPr>
-            <w:tcW w:type="dxa" w:w="2003"/>
+            <w:tcW w:type="dxa" w:w="2132"/>
             <w:tcBorders>
               <w:top w:val="single" w:color="C9D3DF" w:sz="4"/>
               <w:left w:val="single" w:color="C9D3DF" w:sz="4"/>
@@ -1795,23 +1795,23 @@
         </w:tc>
         <w:tc>
           <w:tcPr>
-            <w:tcW w:type="dxa" w:w="2060"/>
-            <w:tcBorders>
-              <w:top w:val="single" w:color="C9D3DF" w:sz="4"/>
-              <w:left w:val="single" w:color="C9D3DF" w:sz="4"/>
-              <w:bottom w:val="single" w:color="C9D3DF" w:sz="4"/>
-              <w:right w:val="single" w:color="C9D3DF" w:sz="4"/>
-            </w:tcBorders>
-            <w:tcMar>
-              <w:top w:type="dxa" w:w="50"/>
-              <w:left w:type="dxa" w:w="80"/>
-              <w:bottom w:type="dxa" w:w="50"/>
-              <w:right w:type="dxa" w:w="80"/>
-            </w:tcMar>
-          </w:tcPr>
-          <w:p>
-            <w:pPr>
-              <w:jc w:val="center"/>
+            <w:tcW w:type="dxa" w:w="1535"/>
+            <w:tcBorders>
+              <w:top w:val="single" w:color="C9D3DF" w:sz="4"/>
+              <w:left w:val="single" w:color="C9D3DF" w:sz="4"/>
+              <w:bottom w:val="single" w:color="C9D3DF" w:sz="4"/>
+              <w:right w:val="single" w:color="C9D3DF" w:sz="4"/>
+            </w:tcBorders>
+            <w:tcMar>
+              <w:top w:type="dxa" w:w="50"/>
+              <w:left w:type="dxa" w:w="80"/>
+              <w:bottom w:type="dxa" w:w="50"/>
+              <w:right w:type="dxa" w:w="80"/>
+            </w:tcMar>
+          </w:tcPr>
+          <w:p>
+            <w:pPr>
+              <w:jc w:val="left"/>
             </w:pPr>
             <w:r>
               <w:rPr>
@@ -1825,7 +1825,7 @@
         </w:tc>
         <w:tc>
           <w:tcPr>
-            <w:tcW w:type="dxa" w:w="1563"/>
+            <w:tcW w:type="dxa" w:w="1678"/>
             <w:tcBorders>
               <w:top w:val="single" w:color="C9D3DF" w:sz="4"/>
               <w:left w:val="single" w:color="C9D3DF" w:sz="4"/>
@@ -1855,7 +1855,7 @@
         </w:tc>
         <w:tc>
           <w:tcPr>
-            <w:tcW w:type="dxa" w:w="2475"/>
+            <w:tcW w:type="dxa" w:w="2617"/>
             <w:tcBorders>
               <w:top w:val="single" w:color="C9D3DF" w:sz="4"/>
               <w:left w:val="single" w:color="C9D3DF" w:sz="4"/>
@@ -1885,7 +1885,7 @@
         </w:tc>
         <w:tc>
           <w:tcPr>
-            <w:tcW w:type="dxa" w:w="2103"/>
+            <w:tcW w:type="dxa" w:w="2242"/>
             <w:tcBorders>
               <w:top w:val="single" w:color="C9D3DF" w:sz="4"/>
               <w:left w:val="single" w:color="C9D3DF" w:sz="4"/>
@@ -1921,7 +1921,7 @@
         </w:trPr>
         <w:tc>
           <w:tcPr>
-            <w:tcW w:type="dxa" w:w="2003"/>
+            <w:tcW w:type="dxa" w:w="2132"/>
             <w:tcBorders>
               <w:top w:val="single" w:color="C9D3DF" w:sz="4"/>
               <w:left w:val="single" w:color="C9D3DF" w:sz="4"/>
@@ -1951,23 +1951,23 @@
         </w:tc>
         <w:tc>
           <w:tcPr>
-            <w:tcW w:type="dxa" w:w="2060"/>
-            <w:tcBorders>
-              <w:top w:val="single" w:color="C9D3DF" w:sz="4"/>
-              <w:left w:val="single" w:color="C9D3DF" w:sz="4"/>
-              <w:bottom w:val="single" w:color="C9D3DF" w:sz="4"/>
-              <w:right w:val="single" w:color="C9D3DF" w:sz="4"/>
-            </w:tcBorders>
-            <w:tcMar>
-              <w:top w:type="dxa" w:w="50"/>
-              <w:left w:type="dxa" w:w="80"/>
-              <w:bottom w:type="dxa" w:w="50"/>
-              <w:right w:type="dxa" w:w="80"/>
-            </w:tcMar>
-          </w:tcPr>
-          <w:p>
-            <w:pPr>
-              <w:jc w:val="center"/>
+            <w:tcW w:type="dxa" w:w="1535"/>
+            <w:tcBorders>
+              <w:top w:val="single" w:color="C9D3DF" w:sz="4"/>
+              <w:left w:val="single" w:color="C9D3DF" w:sz="4"/>
+              <w:bottom w:val="single" w:color="C9D3DF" w:sz="4"/>
+              <w:right w:val="single" w:color="C9D3DF" w:sz="4"/>
+            </w:tcBorders>
+            <w:tcMar>
+              <w:top w:type="dxa" w:w="50"/>
+              <w:left w:type="dxa" w:w="80"/>
+              <w:bottom w:type="dxa" w:w="50"/>
+              <w:right w:type="dxa" w:w="80"/>
+            </w:tcMar>
+          </w:tcPr>
+          <w:p>
+            <w:pPr>
+              <w:jc w:val="left"/>
             </w:pPr>
             <w:r>
               <w:rPr>
@@ -1981,7 +1981,7 @@
         </w:tc>
         <w:tc>
           <w:tcPr>
-            <w:tcW w:type="dxa" w:w="1563"/>
+            <w:tcW w:type="dxa" w:w="1678"/>
             <w:tcBorders>
               <w:top w:val="single" w:color="C9D3DF" w:sz="4"/>
               <w:left w:val="single" w:color="C9D3DF" w:sz="4"/>
@@ -2011,7 +2011,7 @@
         </w:tc>
         <w:tc>
           <w:tcPr>
-            <w:tcW w:type="dxa" w:w="2475"/>
+            <w:tcW w:type="dxa" w:w="2617"/>
             <w:tcBorders>
               <w:top w:val="single" w:color="C9D3DF" w:sz="4"/>
               <w:left w:val="single" w:color="C9D3DF" w:sz="4"/>
@@ -2041,7 +2041,7 @@
         </w:tc>
         <w:tc>
           <w:tcPr>
-            <w:tcW w:type="dxa" w:w="2103"/>
+            <w:tcW w:type="dxa" w:w="2242"/>
             <w:tcBorders>
               <w:top w:val="single" w:color="C9D3DF" w:sz="4"/>
               <w:left w:val="single" w:color="C9D3DF" w:sz="4"/>
@@ -2077,7 +2077,7 @@
         </w:trPr>
         <w:tc>
           <w:tcPr>
-            <w:tcW w:type="dxa" w:w="2003"/>
+            <w:tcW w:type="dxa" w:w="2132"/>
             <w:tcBorders>
               <w:top w:val="single" w:color="C9D3DF" w:sz="4"/>
               <w:left w:val="single" w:color="C9D3DF" w:sz="4"/>
@@ -2107,23 +2107,23 @@
         </w:tc>
         <w:tc>
           <w:tcPr>
-            <w:tcW w:type="dxa" w:w="2060"/>
-            <w:tcBorders>
-              <w:top w:val="single" w:color="C9D3DF" w:sz="4"/>
-              <w:left w:val="single" w:color="C9D3DF" w:sz="4"/>
-              <w:bottom w:val="single" w:color="C9D3DF" w:sz="4"/>
-              <w:right w:val="single" w:color="C9D3DF" w:sz="4"/>
-            </w:tcBorders>
-            <w:tcMar>
-              <w:top w:type="dxa" w:w="50"/>
-              <w:left w:type="dxa" w:w="80"/>
-              <w:bottom w:type="dxa" w:w="50"/>
-              <w:right w:type="dxa" w:w="80"/>
-            </w:tcMar>
-          </w:tcPr>
-          <w:p>
-            <w:pPr>
-              <w:jc w:val="center"/>
+            <w:tcW w:type="dxa" w:w="1535"/>
+            <w:tcBorders>
+              <w:top w:val="single" w:color="C9D3DF" w:sz="4"/>
+              <w:left w:val="single" w:color="C9D3DF" w:sz="4"/>
+              <w:bottom w:val="single" w:color="C9D3DF" w:sz="4"/>
+              <w:right w:val="single" w:color="C9D3DF" w:sz="4"/>
+            </w:tcBorders>
+            <w:tcMar>
+              <w:top w:type="dxa" w:w="50"/>
+              <w:left w:type="dxa" w:w="80"/>
+              <w:bottom w:type="dxa" w:w="50"/>
+              <w:right w:type="dxa" w:w="80"/>
+            </w:tcMar>
+          </w:tcPr>
+          <w:p>
+            <w:pPr>
+              <w:jc w:val="left"/>
             </w:pPr>
             <w:r>
               <w:rPr>
@@ -2137,7 +2137,7 @@
         </w:tc>
         <w:tc>
           <w:tcPr>
-            <w:tcW w:type="dxa" w:w="1563"/>
+            <w:tcW w:type="dxa" w:w="1678"/>
             <w:tcBorders>
               <w:top w:val="single" w:color="C9D3DF" w:sz="4"/>
               <w:left w:val="single" w:color="C9D3DF" w:sz="4"/>
@@ -2167,7 +2167,7 @@
         </w:tc>
         <w:tc>
           <w:tcPr>
-            <w:tcW w:type="dxa" w:w="2475"/>
+            <w:tcW w:type="dxa" w:w="2617"/>
             <w:tcBorders>
               <w:top w:val="single" w:color="C9D3DF" w:sz="4"/>
               <w:left w:val="single" w:color="C9D3DF" w:sz="4"/>
@@ -2197,7 +2197,7 @@
         </w:tc>
         <w:tc>
           <w:tcPr>
-            <w:tcW w:type="dxa" w:w="2103"/>
+            <w:tcW w:type="dxa" w:w="2242"/>
             <w:tcBorders>
               <w:top w:val="single" w:color="C9D3DF" w:sz="4"/>
               <w:left w:val="single" w:color="C9D3DF" w:sz="4"/>
@@ -2233,7 +2233,163 @@
         </w:trPr>
         <w:tc>
           <w:tcPr>
-            <w:tcW w:type="dxa" w:w="2003"/>
+            <w:tcW w:type="dxa" w:w="2132"/>
+            <w:tcBorders>
+              <w:top w:val="single" w:color="C9D3DF" w:sz="4"/>
+              <w:left w:val="single" w:color="C9D3DF" w:sz="4"/>
+              <w:bottom w:val="single" w:color="C9D3DF" w:sz="4"/>
+              <w:right w:val="single" w:color="C9D3DF" w:sz="4"/>
+            </w:tcBorders>
+            <w:tcMar>
+              <w:top w:type="dxa" w:w="50"/>
+              <w:left w:type="dxa" w:w="80"/>
+              <w:bottom w:type="dxa" w:w="50"/>
+              <w:right w:type="dxa" w:w="80"/>
+            </w:tcMar>
+          </w:tcPr>
+          <w:p>
+            <w:pPr>
+              <w:jc w:val="left"/>
+            </w:pPr>
+            <w:r>
+              <w:rPr>
+                <w:rFonts w:ascii="Malgun Gothic" w:cs="Malgun Gothic" w:eastAsia="Malgun Gothic" w:hAnsi="Malgun Gothic"/>
+                <w:sz w:val="17"/>
+                <w:szCs w:val="17"/>
+              </w:rPr>
+              <w:t xml:space="preserve">ChatGPT(GPT 솔라이트 6.1)(OpenAI)</w:t>
+            </w:r>
+          </w:p>
+        </w:tc>
+        <w:tc>
+          <w:tcPr>
+            <w:tcW w:type="dxa" w:w="1535"/>
+            <w:tcBorders>
+              <w:top w:val="single" w:color="C9D3DF" w:sz="4"/>
+              <w:left w:val="single" w:color="C9D3DF" w:sz="4"/>
+              <w:bottom w:val="single" w:color="C9D3DF" w:sz="4"/>
+              <w:right w:val="single" w:color="C9D3DF" w:sz="4"/>
+            </w:tcBorders>
+            <w:tcMar>
+              <w:top w:type="dxa" w:w="50"/>
+              <w:left w:type="dxa" w:w="80"/>
+              <w:bottom w:type="dxa" w:w="50"/>
+              <w:right w:type="dxa" w:w="80"/>
+            </w:tcMar>
+          </w:tcPr>
+          <w:p>
+            <w:pPr>
+              <w:jc w:val="left"/>
+            </w:pPr>
+            <w:r>
+              <w:rPr>
+                <w:rFonts w:ascii="Malgun Gothic" w:cs="Malgun Gothic" w:eastAsia="Malgun Gothic" w:hAnsi="Malgun Gothic"/>
+                <w:sz w:val="17"/>
+                <w:szCs w:val="17"/>
+              </w:rPr>
+              <w:t xml:space="preserve">C 이미영</w:t>
+            </w:r>
+          </w:p>
+        </w:tc>
+        <w:tc>
+          <w:tcPr>
+            <w:tcW w:type="dxa" w:w="1678"/>
+            <w:tcBorders>
+              <w:top w:val="single" w:color="C9D3DF" w:sz="4"/>
+              <w:left w:val="single" w:color="C9D3DF" w:sz="4"/>
+              <w:bottom w:val="single" w:color="C9D3DF" w:sz="4"/>
+              <w:right w:val="single" w:color="C9D3DF" w:sz="4"/>
+            </w:tcBorders>
+            <w:tcMar>
+              <w:top w:type="dxa" w:w="50"/>
+              <w:left w:type="dxa" w:w="80"/>
+              <w:bottom w:type="dxa" w:w="50"/>
+              <w:right w:type="dxa" w:w="80"/>
+            </w:tcMar>
+          </w:tcPr>
+          <w:p>
+            <w:pPr>
+              <w:jc w:val="left"/>
+            </w:pPr>
+            <w:r>
+              <w:rPr>
+                <w:rFonts w:ascii="Malgun Gothic" w:cs="Malgun Gothic" w:eastAsia="Malgun Gothic" w:hAnsi="Malgun Gothic"/>
+                <w:sz w:val="17"/>
+                <w:szCs w:val="17"/>
+              </w:rPr>
+              <w:t xml:space="preserve">팀 자체 점검 테스트(10/3)</w:t>
+            </w:r>
+          </w:p>
+        </w:tc>
+        <w:tc>
+          <w:tcPr>
+            <w:tcW w:type="dxa" w:w="2617"/>
+            <w:tcBorders>
+              <w:top w:val="single" w:color="C9D3DF" w:sz="4"/>
+              <w:left w:val="single" w:color="C9D3DF" w:sz="4"/>
+              <w:bottom w:val="single" w:color="C9D3DF" w:sz="4"/>
+              <w:right w:val="single" w:color="C9D3DF" w:sz="4"/>
+            </w:tcBorders>
+            <w:tcMar>
+              <w:top w:type="dxa" w:w="50"/>
+              <w:left w:type="dxa" w:w="80"/>
+              <w:bottom w:type="dxa" w:w="50"/>
+              <w:right w:type="dxa" w:w="80"/>
+            </w:tcMar>
+          </w:tcPr>
+          <w:p>
+            <w:pPr>
+              <w:jc w:val="left"/>
+            </w:pPr>
+            <w:r>
+              <w:rPr>
+                <w:rFonts w:ascii="Malgun Gothic" w:cs="Malgun Gothic" w:eastAsia="Malgun Gothic" w:hAnsi="Malgun Gothic"/>
+                <w:sz w:val="17"/>
+                <w:szCs w:val="17"/>
+              </w:rPr>
+              <w:t xml:space="preserve">팀 자체 점검 테스트 리포트(자체평가 테스트보고서 2차 PC·모바일) 작성 보조</w:t>
+            </w:r>
+          </w:p>
+        </w:tc>
+        <w:tc>
+          <w:tcPr>
+            <w:tcW w:type="dxa" w:w="2242"/>
+            <w:tcBorders>
+              <w:top w:val="single" w:color="C9D3DF" w:sz="4"/>
+              <w:left w:val="single" w:color="C9D3DF" w:sz="4"/>
+              <w:bottom w:val="single" w:color="C9D3DF" w:sz="4"/>
+              <w:right w:val="single" w:color="C9D3DF" w:sz="4"/>
+            </w:tcBorders>
+            <w:tcMar>
+              <w:top w:type="dxa" w:w="50"/>
+              <w:left w:type="dxa" w:w="80"/>
+              <w:bottom w:type="dxa" w:w="50"/>
+              <w:right w:type="dxa" w:w="80"/>
+            </w:tcMar>
+          </w:tcPr>
+          <w:p>
+            <w:pPr>
+              <w:jc w:val="left"/>
+            </w:pPr>
+            <w:r>
+              <w:rPr>
+                <w:rFonts w:ascii="Malgun Gothic" w:cs="Malgun Gothic" w:eastAsia="Malgun Gothic" w:hAnsi="Malgun Gothic"/>
+                <w:sz w:val="17"/>
+                <w:szCs w:val="17"/>
+              </w:rPr>
+              <w:t xml:space="preserve">배포 앱을 PC·휴대폰에서 직접 조작해 확인, 지적 사항 판단</w:t>
+            </w:r>
+          </w:p>
+        </w:tc>
+      </w:tr>
+      <w:tr>
+        <w:trPr>
+          <w:cantSplit/>
+          <w:tblHeader w:val="false"/>
+        </w:trPr>
+        <w:tc>
+          <w:tcPr>
+            <w:tcW w:type="dxa" w:w="2132"/>
             <w:tcBorders>
               <w:top w:val="single" w:color="C9D3DF" w:sz="4"/>
               <w:left w:val="single" w:color="C9D3DF" w:sz="4"/>
@@ -2263,37 +2419,37 @@
         </w:tc>
         <w:tc>
           <w:tcPr>
-            <w:tcW w:type="dxa" w:w="2060"/>
-            <w:tcBorders>
-              <w:top w:val="single" w:color="C9D3DF" w:sz="4"/>
-              <w:left w:val="single" w:color="C9D3DF" w:sz="4"/>
-              <w:bottom w:val="single" w:color="C9D3DF" w:sz="4"/>
-              <w:right w:val="single" w:color="C9D3DF" w:sz="4"/>
-            </w:tcBorders>
-            <w:tcMar>
-              <w:top w:type="dxa" w:w="50"/>
-              <w:left w:type="dxa" w:w="80"/>
-              <w:bottom w:type="dxa" w:w="50"/>
-              <w:right w:type="dxa" w:w="80"/>
-            </w:tcMar>
-          </w:tcPr>
-          <w:p>
-            <w:pPr>
-              <w:jc w:val="center"/>
-            </w:pPr>
-            <w:r>
-              <w:rPr>
-                <w:rFonts w:ascii="Malgun Gothic" w:cs="Malgun Gothic" w:eastAsia="Malgun Gothic" w:hAnsi="Malgun Gothic"/>
-                <w:sz w:val="17"/>
-                <w:szCs w:val="17"/>
-              </w:rPr>
-              <w:t xml:space="preserve">A 조준수(팀장)</w:t>
-            </w:r>
-          </w:p>
-        </w:tc>
-        <w:tc>
-          <w:tcPr>
-            <w:tcW w:type="dxa" w:w="1563"/>
+            <w:tcW w:type="dxa" w:w="1535"/>
+            <w:tcBorders>
+              <w:top w:val="single" w:color="C9D3DF" w:sz="4"/>
+              <w:left w:val="single" w:color="C9D3DF" w:sz="4"/>
+              <w:bottom w:val="single" w:color="C9D3DF" w:sz="4"/>
+              <w:right w:val="single" w:color="C9D3DF" w:sz="4"/>
+            </w:tcBorders>
+            <w:tcMar>
+              <w:top w:type="dxa" w:w="50"/>
+              <w:left w:type="dxa" w:w="80"/>
+              <w:bottom w:type="dxa" w:w="50"/>
+              <w:right w:type="dxa" w:w="80"/>
+            </w:tcMar>
+          </w:tcPr>
+          <w:p>
+            <w:pPr>
+              <w:jc w:val="left"/>
+            </w:pPr>
+            <w:r>
+              <w:rPr>
+                <w:rFonts w:ascii="Malgun Gothic" w:cs="Malgun Gothic" w:eastAsia="Malgun Gothic" w:hAnsi="Malgun Gothic"/>
+                <w:sz w:val="17"/>
+                <w:szCs w:val="17"/>
+              </w:rPr>
+              <w:t xml:space="preserve">C 이미영(제작) · A 조준수(최종 편집)</w:t>
+            </w:r>
+          </w:p>
+        </w:tc>
+        <w:tc>
+          <w:tcPr>
+            <w:tcW w:type="dxa" w:w="1678"/>
             <w:tcBorders>
               <w:top w:val="single" w:color="C9D3DF" w:sz="4"/>
               <w:left w:val="single" w:color="C9D3DF" w:sz="4"/>
@@ -2323,7 +2479,7 @@
         </w:tc>
         <w:tc>
           <w:tcPr>
-            <w:tcW w:type="dxa" w:w="2475"/>
+            <w:tcW w:type="dxa" w:w="2617"/>
             <w:tcBorders>
               <w:top w:val="single" w:color="C9D3DF" w:sz="4"/>
               <w:left w:val="single" w:color="C9D3DF" w:sz="4"/>
@@ -2353,7 +2509,7 @@
         </w:tc>
         <w:tc>
           <w:tcPr>
-            <w:tcW w:type="dxa" w:w="2103"/>
+            <w:tcW w:type="dxa" w:w="2242"/>
             <w:tcBorders>
               <w:top w:val="single" w:color="C9D3DF" w:sz="4"/>
               <w:left w:val="single" w:color="C9D3DF" w:sz="4"/>
@@ -2991,7 +3147,7 @@
               </w:rPr>
               <w:t xml:space="preserve">모델 ID gpt-4.1-mini, 출처 OpenAI(</w:t>
             </w:r>
-            <w:hyperlink w:history="1" r:id="rIdigrxhx-ybo8dunvp313ap">
+            <w:hyperlink w:history="1" r:id="rIdnh0h3vixsy-cy8ixomsz-">
               <w:r>
                 <w:rPr>
                   <w:rStyle w:val="Hyperlink"/>
@@ -4806,7 +4962,7 @@
             <w:pPr>
               <w:jc w:val="left"/>
             </w:pPr>
-            <w:hyperlink w:history="1" r:id="rIdxib48ajlsc3mumylxnwtz">
+            <w:hyperlink w:history="1" r:id="rIdaovio6wyo8dewinmnzoj1">
               <w:r>
                 <w:rPr>
                   <w:rStyle w:val="Hyperlink"/>
@@ -4905,7 +5061,7 @@
             <w:pPr>
               <w:jc w:val="left"/>
             </w:pPr>
-            <w:hyperlink w:history="1" r:id="rIdt5xblwpn2-t4p2bzqjocx">
+            <w:hyperlink w:history="1" r:id="rIdrdq_2fty6jc0fm1sliqbt">
               <w:r>
                 <w:rPr>
                   <w:rStyle w:val="Hyperlink"/>
@@ -5004,7 +5160,7 @@
             <w:pPr>
               <w:jc w:val="left"/>
             </w:pPr>
-            <w:hyperlink w:history="1" r:id="rIddgdq9lordswnowgshptra">
+            <w:hyperlink w:history="1" r:id="rIdg1gsa6xwybpdj8u8nqdh_">
               <w:r>
                 <w:rPr>
                   <w:rStyle w:val="Hyperlink"/>
@@ -5103,7 +5259,7 @@
             <w:pPr>
               <w:jc w:val="left"/>
             </w:pPr>
-            <w:hyperlink w:history="1" r:id="rIdbphx9opowrcsyfnrflrjo">
+            <w:hyperlink w:history="1" r:id="rId4-kkk7fou4uqd0viavsne">
               <w:r>
                 <w:rPr>
                   <w:rStyle w:val="Hyperlink"/>
@@ -5202,7 +5358,7 @@
             <w:pPr>
               <w:jc w:val="left"/>
             </w:pPr>
-            <w:hyperlink w:history="1" r:id="rIdv2ph5jcvre5xuqj6qija_">
+            <w:hyperlink w:history="1" r:id="rId_ecem8fbqnkbm2en9v1x6">
               <w:r>
                 <w:rPr>
                   <w:rStyle w:val="Hyperlink"/>
@@ -5301,7 +5457,7 @@
             <w:pPr>
               <w:jc w:val="left"/>
             </w:pPr>
-            <w:hyperlink w:history="1" r:id="rIdvqskallzimhxzg26etecj">
+            <w:hyperlink w:history="1" r:id="rIddycdz8fbm_k43xbkznw_g">
               <w:r>
                 <w:rPr>
                   <w:rStyle w:val="Hyperlink"/>
@@ -5496,7 +5652,7 @@
             <w:pPr>
               <w:jc w:val="left"/>
             </w:pPr>
-            <w:hyperlink w:history="1" r:id="rId1w1n7igzn-wyhtv0aelqh">
+            <w:hyperlink w:history="1" r:id="rId3gvq269eguw6wsi_ukl6w">
               <w:r>
                 <w:rPr>
                   <w:rStyle w:val="Hyperlink"/>
@@ -5595,7 +5751,7 @@
             <w:pPr>
               <w:jc w:val="left"/>
             </w:pPr>
-            <w:hyperlink w:history="1" r:id="rIdfgsw5pvwfwo0whwddbgld">
+            <w:hyperlink w:history="1" r:id="rIdinvyw0cif_bbwjdobjpng">
               <w:r>
                 <w:rPr>
                   <w:rStyle w:val="Hyperlink"/>
@@ -5694,7 +5850,7 @@
             <w:pPr>
               <w:jc w:val="left"/>
             </w:pPr>
-            <w:hyperlink w:history="1" r:id="rId0xdidtjwsp6tfz9lcpg20">
+            <w:hyperlink w:history="1" r:id="rIdh-l6bfgadldpiswfpxwq1">
               <w:r>
                 <w:rPr>
                   <w:rStyle w:val="Hyperlink"/>
@@ -5793,7 +5949,7 @@
             <w:pPr>
               <w:jc w:val="left"/>
             </w:pPr>
-            <w:hyperlink w:history="1" r:id="rIdgxrdkaapehipqtkjlhqhu">
+            <w:hyperlink w:history="1" r:id="rIdw3jegru_bavm00aurmfee">
               <w:r>
                 <w:rPr>
                   <w:rStyle w:val="Hyperlink"/>
@@ -5892,7 +6048,7 @@
             <w:pPr>
               <w:jc w:val="left"/>
             </w:pPr>
-            <w:hyperlink w:history="1" r:id="rIdgh80k4cg4v1vjfa1wvxnh">
+            <w:hyperlink w:history="1" r:id="rIdzbasm-9pbpm_dptr4et9g">
               <w:r>
                 <w:rPr>
                   <w:rStyle w:val="Hyperlink"/>
@@ -5991,7 +6147,7 @@
             <w:pPr>
               <w:jc w:val="left"/>
             </w:pPr>
-            <w:hyperlink w:history="1" r:id="rIdfyayvds8fkrop-zyeib1d">
+            <w:hyperlink w:history="1" r:id="rIdti7ccln9n0dvfgh1541b6">
               <w:r>
                 <w:rPr>
                   <w:rStyle w:val="Hyperlink"/>
@@ -6090,7 +6246,7 @@
             <w:pPr>
               <w:jc w:val="left"/>
             </w:pPr>
-            <w:hyperlink w:history="1" r:id="rIdwgaw0swtlvjiruqacuyn5">
+            <w:hyperlink w:history="1" r:id="rIdpfje2fy353pwz2tgmpoo_">
               <w:r>
                 <w:rPr>
                   <w:rStyle w:val="Hyperlink"/>
@@ -6189,7 +6345,7 @@
             <w:pPr>
               <w:jc w:val="left"/>
             </w:pPr>
-            <w:hyperlink w:history="1" r:id="rIdonaib_7bxnbn3gp6vxy1j">
+            <w:hyperlink w:history="1" r:id="rIdi3ueoup-hcq5gacifn_or">
               <w:r>
                 <w:rPr>
                   <w:rStyle w:val="Hyperlink"/>
@@ -6576,7 +6732,7 @@
             <w:pPr>
               <w:jc w:val="left"/>
             </w:pPr>
-            <w:hyperlink w:history="1" r:id="rIdysw9dqouaspckud-i0ldy">
+            <w:hyperlink w:history="1" r:id="rIdvelqspt9s1s7jho4pch9r">
               <w:r>
                 <w:rPr>
                   <w:rStyle w:val="Hyperlink"/>
@@ -7497,7 +7653,7 @@
                 <w:sz w:val="17"/>
                 <w:szCs w:val="17"/>
               </w:rPr>
-              <w:t xml:space="preserve">10/5 배포 앱을 PC 웹·휴대폰에서 실제 조작해 녹화·편집(2분 59초 이내). 내레이션·배경음·편집에 쓴 AI 도구: [10/5 기재 — 미정]</w:t>
+              <w:t xml:space="preserve">10/5 이미영이 배포 앱을 PC 웹·휴대폰에서 실제 조작해 녹화 → 조준수 최종 편집(2분 59초 이내). 내레이션·배경음·편집에 쓴 AI 도구: [10/5 기재 — 미정]</w:t>
             </w:r>
           </w:p>
         </w:tc>
@@ -7563,7 +7719,7 @@
                 <w:sz w:val="17"/>
                 <w:szCs w:val="17"/>
               </w:rPr>
-              <w:t xml:space="preserve">10/5 조준수 작성 — 생성형 AI([팀 확인: 도구 이름])로 발표 스크립트를 바탕으로 슬라이드 초안 생성, 그림은 팀 캡처·Workflow 그림 사용, 팀 검수</w:t>
+              <w:t xml:space="preserve">10/5 이미영 제작 → 조준수 최종 편집 — 생성형 AI([팀 확인: 도구 이름])로 발표 스크립트를 바탕으로 슬라이드 초안 생성, 그림은 팀 캡처·Workflow 그림 사용, 팀 검수</w:t>
             </w:r>
           </w:p>
         </w:tc>

--- a/deliverables/submission/오이소창원_출처_AI활용_신고서_20261005.docx
+++ b/deliverables/submission/오이소창원_출처_AI활용_신고서_20261005.docx
@@ -620,7 +620,7 @@
                 <w:sz w:val="17"/>
                 <w:szCs w:val="17"/>
               </w:rPr>
-              <w:t xml:space="preserve">기획안(10/1 초안 → 10/4 갱신), 데이터 조사·출처 검증과 JSON 구축(정책 24 · 정착 할 일 26 · 할 일 링크 18 · 생활 정보 60 · 지역말 핵심 30 + 확장 2,223 · 접수 창구 6)</w:t>
+              <w:t xml:space="preserve">기획안(10/1 초안 → 10/4 갱신), 데이터 조사·출처 검증과 JSON 구축(정책 24 · 정착 할 일 26 · 할 일 링크 18 · 생활 정보 60 · 지역말 핵심 30 + 확장 2,151 · 접수 창구 6)</w:t>
             </w:r>
           </w:p>
         </w:tc>
@@ -1057,7 +1057,7 @@
         </w:rPr>
         <w:t xml:space="preserve">날짜별 상세 내역: 저장소 README ‘개발 작업 과정’, GitHub 커밋 기록(</w:t>
       </w:r>
-      <w:hyperlink w:history="1" r:id="rIdh_vw92albc-i63e7lpvos">
+      <w:hyperlink w:history="1" r:id="rIdfghibe9nri6hpj_uysxyh">
         <w:r>
           <w:rPr>
             <w:rStyle w:val="Hyperlink"/>
@@ -3147,7 +3147,7 @@
               </w:rPr>
               <w:t xml:space="preserve">모델 ID gpt-4.1-mini, 출처 OpenAI(</w:t>
             </w:r>
-            <w:hyperlink w:history="1" r:id="rIdnh0h3vixsy-cy8ixomsz-">
+            <w:hyperlink w:history="1" r:id="rIdmpwfngjcd17vmgchc_dlr">
               <w:r>
                 <w:rPr>
                   <w:rStyle w:val="Hyperlink"/>
@@ -3814,8 +3814,8 @@
       <w:tblGrid>
         <w:gridCol w:w="1860"/>
         <w:gridCol w:w="2260"/>
-        <w:gridCol w:w="3606"/>
-        <w:gridCol w:w="2478"/>
+        <w:gridCol w:w="3586"/>
+        <w:gridCol w:w="2498"/>
       </w:tblGrid>
       <w:tr>
         <w:trPr>
@@ -3892,7 +3892,7 @@
         </w:tc>
         <w:tc>
           <w:tcPr>
-            <w:tcW w:type="dxa" w:w="3606"/>
+            <w:tcW w:type="dxa" w:w="3586"/>
             <w:tcBorders>
               <w:top w:val="single" w:color="C9D3DF" w:sz="4"/>
               <w:left w:val="single" w:color="C9D3DF" w:sz="4"/>
@@ -3926,7 +3926,7 @@
         </w:tc>
         <w:tc>
           <w:tcPr>
-            <w:tcW w:type="dxa" w:w="2478"/>
+            <w:tcW w:type="dxa" w:w="2498"/>
             <w:tcBorders>
               <w:top w:val="single" w:color="C9D3DF" w:sz="4"/>
               <w:left w:val="single" w:color="C9D3DF" w:sz="4"/>
@@ -4026,7 +4026,7 @@
         </w:tc>
         <w:tc>
           <w:tcPr>
-            <w:tcW w:type="dxa" w:w="3606"/>
+            <w:tcW w:type="dxa" w:w="3586"/>
             <w:tcBorders>
               <w:top w:val="single" w:color="C9D3DF" w:sz="4"/>
               <w:left w:val="single" w:color="C9D3DF" w:sz="4"/>
@@ -4056,7 +4056,7 @@
         </w:tc>
         <w:tc>
           <w:tcPr>
-            <w:tcW w:type="dxa" w:w="2478"/>
+            <w:tcW w:type="dxa" w:w="2498"/>
             <w:tcBorders>
               <w:top w:val="single" w:color="C9D3DF" w:sz="4"/>
               <w:left w:val="single" w:color="C9D3DF" w:sz="4"/>
@@ -4152,7 +4152,7 @@
         </w:tc>
         <w:tc>
           <w:tcPr>
-            <w:tcW w:type="dxa" w:w="3606"/>
+            <w:tcW w:type="dxa" w:w="3586"/>
             <w:tcBorders>
               <w:top w:val="single" w:color="C9D3DF" w:sz="4"/>
               <w:left w:val="single" w:color="C9D3DF" w:sz="4"/>
@@ -4182,7 +4182,7 @@
         </w:tc>
         <w:tc>
           <w:tcPr>
-            <w:tcW w:type="dxa" w:w="2478"/>
+            <w:tcW w:type="dxa" w:w="2498"/>
             <w:tcBorders>
               <w:top w:val="single" w:color="C9D3DF" w:sz="4"/>
               <w:left w:val="single" w:color="C9D3DF" w:sz="4"/>
@@ -4278,7 +4278,7 @@
         </w:tc>
         <w:tc>
           <w:tcPr>
-            <w:tcW w:type="dxa" w:w="3606"/>
+            <w:tcW w:type="dxa" w:w="3586"/>
             <w:tcBorders>
               <w:top w:val="single" w:color="C9D3DF" w:sz="4"/>
               <w:left w:val="single" w:color="C9D3DF" w:sz="4"/>
@@ -4308,7 +4308,7 @@
         </w:tc>
         <w:tc>
           <w:tcPr>
-            <w:tcW w:type="dxa" w:w="2478"/>
+            <w:tcW w:type="dxa" w:w="2498"/>
             <w:tcBorders>
               <w:top w:val="single" w:color="C9D3DF" w:sz="4"/>
               <w:left w:val="single" w:color="C9D3DF" w:sz="4"/>
@@ -4398,43 +4398,43 @@
                 <w:sz w:val="17"/>
                 <w:szCs w:val="17"/>
               </w:rPr>
-              <w:t xml:space="preserve">30 + 2,223</w:t>
-            </w:r>
-          </w:p>
-        </w:tc>
-        <w:tc>
-          <w:tcPr>
-            <w:tcW w:type="dxa" w:w="3606"/>
-            <w:tcBorders>
-              <w:top w:val="single" w:color="C9D3DF" w:sz="4"/>
-              <w:left w:val="single" w:color="C9D3DF" w:sz="4"/>
-              <w:bottom w:val="single" w:color="C9D3DF" w:sz="4"/>
-              <w:right w:val="single" w:color="C9D3DF" w:sz="4"/>
-            </w:tcBorders>
-            <w:tcMar>
-              <w:top w:type="dxa" w:w="50"/>
-              <w:left w:type="dxa" w:w="80"/>
-              <w:bottom w:type="dxa" w:w="50"/>
-              <w:right w:type="dxa" w:w="80"/>
-            </w:tcMar>
-          </w:tcPr>
-          <w:p>
-            <w:pPr>
-              <w:jc w:val="left"/>
-            </w:pPr>
-            <w:r>
-              <w:rPr>
-                <w:rFonts w:ascii="Malgun Gothic" w:cs="Malgun Gothic" w:eastAsia="Malgun Gothic" w:hAnsi="Malgun Gothic"/>
-                <w:sz w:val="17"/>
-                <w:szCs w:val="17"/>
-              </w:rPr>
-              <w:t xml:space="preserve">국립국어원 우리말샘(CC BY-SA 2.0 KR)·지역어 듣기·온라인가나다, 경남방언사전(2017), 디지털창원문화대전</w:t>
-            </w:r>
-          </w:p>
-        </w:tc>
-        <w:tc>
-          <w:tcPr>
-            <w:tcW w:type="dxa" w:w="2478"/>
+              <w:t xml:space="preserve">30 + 2,151</w:t>
+            </w:r>
+          </w:p>
+        </w:tc>
+        <w:tc>
+          <w:tcPr>
+            <w:tcW w:type="dxa" w:w="3586"/>
+            <w:tcBorders>
+              <w:top w:val="single" w:color="C9D3DF" w:sz="4"/>
+              <w:left w:val="single" w:color="C9D3DF" w:sz="4"/>
+              <w:bottom w:val="single" w:color="C9D3DF" w:sz="4"/>
+              <w:right w:val="single" w:color="C9D3DF" w:sz="4"/>
+            </w:tcBorders>
+            <w:tcMar>
+              <w:top w:type="dxa" w:w="50"/>
+              <w:left w:type="dxa" w:w="80"/>
+              <w:bottom w:type="dxa" w:w="50"/>
+              <w:right w:type="dxa" w:w="80"/>
+            </w:tcMar>
+          </w:tcPr>
+          <w:p>
+            <w:pPr>
+              <w:jc w:val="left"/>
+            </w:pPr>
+            <w:r>
+              <w:rPr>
+                <w:rFonts w:ascii="Malgun Gothic" w:cs="Malgun Gothic" w:eastAsia="Malgun Gothic" w:hAnsi="Malgun Gothic"/>
+                <w:sz w:val="17"/>
+                <w:szCs w:val="17"/>
+              </w:rPr>
+              <w:t xml:space="preserve">국립국어원 우리말샘(CC BY-SA 2.0 KR)·지역어 듣기·온라인가나다, 디지털창원문화대전</w:t>
+            </w:r>
+          </w:p>
+        </w:tc>
+        <w:tc>
+          <w:tcPr>
+            <w:tcW w:type="dxa" w:w="2498"/>
             <w:tcBorders>
               <w:top w:val="single" w:color="C9D3DF" w:sz="4"/>
               <w:left w:val="single" w:color="C9D3DF" w:sz="4"/>
@@ -4530,7 +4530,7 @@
         </w:tc>
         <w:tc>
           <w:tcPr>
-            <w:tcW w:type="dxa" w:w="3606"/>
+            <w:tcW w:type="dxa" w:w="3586"/>
             <w:tcBorders>
               <w:top w:val="single" w:color="C9D3DF" w:sz="4"/>
               <w:left w:val="single" w:color="C9D3DF" w:sz="4"/>
@@ -4560,7 +4560,7 @@
         </w:tc>
         <w:tc>
           <w:tcPr>
-            <w:tcW w:type="dxa" w:w="2478"/>
+            <w:tcW w:type="dxa" w:w="2498"/>
             <w:tcBorders>
               <w:top w:val="single" w:color="C9D3DF" w:sz="4"/>
               <w:left w:val="single" w:color="C9D3DF" w:sz="4"/>
@@ -4656,7 +4656,7 @@
         </w:tc>
         <w:tc>
           <w:tcPr>
-            <w:tcW w:type="dxa" w:w="3606"/>
+            <w:tcW w:type="dxa" w:w="3586"/>
             <w:tcBorders>
               <w:top w:val="single" w:color="C9D3DF" w:sz="4"/>
               <w:left w:val="single" w:color="C9D3DF" w:sz="4"/>
@@ -4686,7 +4686,7 @@
         </w:tc>
         <w:tc>
           <w:tcPr>
-            <w:tcW w:type="dxa" w:w="2478"/>
+            <w:tcW w:type="dxa" w:w="2498"/>
             <w:tcBorders>
               <w:top w:val="single" w:color="C9D3DF" w:sz="4"/>
               <w:left w:val="single" w:color="C9D3DF" w:sz="4"/>
@@ -4765,9 +4765,9 @@
         </w:tblBorders>
       </w:tblPr>
       <w:tblGrid>
-        <w:gridCol w:w="2745"/>
-        <w:gridCol w:w="3365"/>
-        <w:gridCol w:w="4094"/>
+        <w:gridCol w:w="2413"/>
+        <w:gridCol w:w="3248"/>
+        <w:gridCol w:w="4543"/>
       </w:tblGrid>
       <w:tr>
         <w:trPr>
@@ -4776,7 +4776,7 @@
         </w:trPr>
         <w:tc>
           <w:tcPr>
-            <w:tcW w:type="dxa" w:w="2745"/>
+            <w:tcW w:type="dxa" w:w="2413"/>
             <w:tcBorders>
               <w:top w:val="single" w:color="C9D3DF" w:sz="4"/>
               <w:left w:val="single" w:color="C9D3DF" w:sz="4"/>
@@ -4810,7 +4810,7 @@
         </w:tc>
         <w:tc>
           <w:tcPr>
-            <w:tcW w:type="dxa" w:w="3365"/>
+            <w:tcW w:type="dxa" w:w="3248"/>
             <w:tcBorders>
               <w:top w:val="single" w:color="C9D3DF" w:sz="4"/>
               <w:left w:val="single" w:color="C9D3DF" w:sz="4"/>
@@ -4844,7 +4844,7 @@
         </w:tc>
         <w:tc>
           <w:tcPr>
-            <w:tcW w:type="dxa" w:w="4094"/>
+            <w:tcW w:type="dxa" w:w="4543"/>
             <w:tcBorders>
               <w:top w:val="single" w:color="C9D3DF" w:sz="4"/>
               <w:left w:val="single" w:color="C9D3DF" w:sz="4"/>
@@ -4884,7 +4884,7 @@
         </w:trPr>
         <w:tc>
           <w:tcPr>
-            <w:tcW w:type="dxa" w:w="2745"/>
+            <w:tcW w:type="dxa" w:w="2413"/>
             <w:tcBorders>
               <w:top w:val="single" w:color="C9D3DF" w:sz="4"/>
               <w:left w:val="single" w:color="C9D3DF" w:sz="4"/>
@@ -4914,7 +4914,7 @@
         </w:tc>
         <w:tc>
           <w:tcPr>
-            <w:tcW w:type="dxa" w:w="3365"/>
+            <w:tcW w:type="dxa" w:w="3248"/>
             <w:tcBorders>
               <w:top w:val="single" w:color="C9D3DF" w:sz="4"/>
               <w:left w:val="single" w:color="C9D3DF" w:sz="4"/>
@@ -4944,25 +4944,25 @@
         </w:tc>
         <w:tc>
           <w:tcPr>
-            <w:tcW w:type="dxa" w:w="4094"/>
-            <w:tcBorders>
-              <w:top w:val="single" w:color="C9D3DF" w:sz="4"/>
-              <w:left w:val="single" w:color="C9D3DF" w:sz="4"/>
-              <w:bottom w:val="single" w:color="C9D3DF" w:sz="4"/>
-              <w:right w:val="single" w:color="C9D3DF" w:sz="4"/>
-            </w:tcBorders>
-            <w:tcMar>
-              <w:top w:type="dxa" w:w="50"/>
-              <w:left w:type="dxa" w:w="80"/>
-              <w:bottom w:type="dxa" w:w="50"/>
-              <w:right w:type="dxa" w:w="80"/>
-            </w:tcMar>
-          </w:tcPr>
-          <w:p>
-            <w:pPr>
-              <w:jc w:val="left"/>
-            </w:pPr>
-            <w:hyperlink w:history="1" r:id="rIdaovio6wyo8dewinmnzoj1">
+            <w:tcW w:type="dxa" w:w="4543"/>
+            <w:tcBorders>
+              <w:top w:val="single" w:color="C9D3DF" w:sz="4"/>
+              <w:left w:val="single" w:color="C9D3DF" w:sz="4"/>
+              <w:bottom w:val="single" w:color="C9D3DF" w:sz="4"/>
+              <w:right w:val="single" w:color="C9D3DF" w:sz="4"/>
+            </w:tcBorders>
+            <w:tcMar>
+              <w:top w:type="dxa" w:w="50"/>
+              <w:left w:type="dxa" w:w="80"/>
+              <w:bottom w:type="dxa" w:w="50"/>
+              <w:right w:type="dxa" w:w="80"/>
+            </w:tcMar>
+          </w:tcPr>
+          <w:p>
+            <w:pPr>
+              <w:jc w:val="left"/>
+            </w:pPr>
+            <w:hyperlink w:history="1" r:id="rIdsvb8jox9u6mfjzith2qrg">
               <w:r>
                 <w:rPr>
                   <w:rStyle w:val="Hyperlink"/>
@@ -4983,7 +4983,7 @@
         </w:trPr>
         <w:tc>
           <w:tcPr>
-            <w:tcW w:type="dxa" w:w="2745"/>
+            <w:tcW w:type="dxa" w:w="2413"/>
             <w:tcBorders>
               <w:top w:val="single" w:color="C9D3DF" w:sz="4"/>
               <w:left w:val="single" w:color="C9D3DF" w:sz="4"/>
@@ -5013,7 +5013,7 @@
         </w:tc>
         <w:tc>
           <w:tcPr>
-            <w:tcW w:type="dxa" w:w="3365"/>
+            <w:tcW w:type="dxa" w:w="3248"/>
             <w:tcBorders>
               <w:top w:val="single" w:color="C9D3DF" w:sz="4"/>
               <w:left w:val="single" w:color="C9D3DF" w:sz="4"/>
@@ -5043,25 +5043,25 @@
         </w:tc>
         <w:tc>
           <w:tcPr>
-            <w:tcW w:type="dxa" w:w="4094"/>
-            <w:tcBorders>
-              <w:top w:val="single" w:color="C9D3DF" w:sz="4"/>
-              <w:left w:val="single" w:color="C9D3DF" w:sz="4"/>
-              <w:bottom w:val="single" w:color="C9D3DF" w:sz="4"/>
-              <w:right w:val="single" w:color="C9D3DF" w:sz="4"/>
-            </w:tcBorders>
-            <w:tcMar>
-              <w:top w:type="dxa" w:w="50"/>
-              <w:left w:type="dxa" w:w="80"/>
-              <w:bottom w:type="dxa" w:w="50"/>
-              <w:right w:type="dxa" w:w="80"/>
-            </w:tcMar>
-          </w:tcPr>
-          <w:p>
-            <w:pPr>
-              <w:jc w:val="left"/>
-            </w:pPr>
-            <w:hyperlink w:history="1" r:id="rIdrdq_2fty6jc0fm1sliqbt">
+            <w:tcW w:type="dxa" w:w="4543"/>
+            <w:tcBorders>
+              <w:top w:val="single" w:color="C9D3DF" w:sz="4"/>
+              <w:left w:val="single" w:color="C9D3DF" w:sz="4"/>
+              <w:bottom w:val="single" w:color="C9D3DF" w:sz="4"/>
+              <w:right w:val="single" w:color="C9D3DF" w:sz="4"/>
+            </w:tcBorders>
+            <w:tcMar>
+              <w:top w:type="dxa" w:w="50"/>
+              <w:left w:type="dxa" w:w="80"/>
+              <w:bottom w:type="dxa" w:w="50"/>
+              <w:right w:type="dxa" w:w="80"/>
+            </w:tcMar>
+          </w:tcPr>
+          <w:p>
+            <w:pPr>
+              <w:jc w:val="left"/>
+            </w:pPr>
+            <w:hyperlink w:history="1" r:id="rId8e4vqx44l5uud9phlui1e">
               <w:r>
                 <w:rPr>
                   <w:rStyle w:val="Hyperlink"/>
@@ -5082,7 +5082,7 @@
         </w:trPr>
         <w:tc>
           <w:tcPr>
-            <w:tcW w:type="dxa" w:w="2745"/>
+            <w:tcW w:type="dxa" w:w="2413"/>
             <w:tcBorders>
               <w:top w:val="single" w:color="C9D3DF" w:sz="4"/>
               <w:left w:val="single" w:color="C9D3DF" w:sz="4"/>
@@ -5112,7 +5112,7 @@
         </w:tc>
         <w:tc>
           <w:tcPr>
-            <w:tcW w:type="dxa" w:w="3365"/>
+            <w:tcW w:type="dxa" w:w="3248"/>
             <w:tcBorders>
               <w:top w:val="single" w:color="C9D3DF" w:sz="4"/>
               <w:left w:val="single" w:color="C9D3DF" w:sz="4"/>
@@ -5142,25 +5142,25 @@
         </w:tc>
         <w:tc>
           <w:tcPr>
-            <w:tcW w:type="dxa" w:w="4094"/>
-            <w:tcBorders>
-              <w:top w:val="single" w:color="C9D3DF" w:sz="4"/>
-              <w:left w:val="single" w:color="C9D3DF" w:sz="4"/>
-              <w:bottom w:val="single" w:color="C9D3DF" w:sz="4"/>
-              <w:right w:val="single" w:color="C9D3DF" w:sz="4"/>
-            </w:tcBorders>
-            <w:tcMar>
-              <w:top w:type="dxa" w:w="50"/>
-              <w:left w:type="dxa" w:w="80"/>
-              <w:bottom w:type="dxa" w:w="50"/>
-              <w:right w:type="dxa" w:w="80"/>
-            </w:tcMar>
-          </w:tcPr>
-          <w:p>
-            <w:pPr>
-              <w:jc w:val="left"/>
-            </w:pPr>
-            <w:hyperlink w:history="1" r:id="rIdg1gsa6xwybpdj8u8nqdh_">
+            <w:tcW w:type="dxa" w:w="4543"/>
+            <w:tcBorders>
+              <w:top w:val="single" w:color="C9D3DF" w:sz="4"/>
+              <w:left w:val="single" w:color="C9D3DF" w:sz="4"/>
+              <w:bottom w:val="single" w:color="C9D3DF" w:sz="4"/>
+              <w:right w:val="single" w:color="C9D3DF" w:sz="4"/>
+            </w:tcBorders>
+            <w:tcMar>
+              <w:top w:type="dxa" w:w="50"/>
+              <w:left w:type="dxa" w:w="80"/>
+              <w:bottom w:type="dxa" w:w="50"/>
+              <w:right w:type="dxa" w:w="80"/>
+            </w:tcMar>
+          </w:tcPr>
+          <w:p>
+            <w:pPr>
+              <w:jc w:val="left"/>
+            </w:pPr>
+            <w:hyperlink w:history="1" r:id="rIdoq8vgtibtyxbp5bvqr3an">
               <w:r>
                 <w:rPr>
                   <w:rStyle w:val="Hyperlink"/>
@@ -5181,7 +5181,7 @@
         </w:trPr>
         <w:tc>
           <w:tcPr>
-            <w:tcW w:type="dxa" w:w="2745"/>
+            <w:tcW w:type="dxa" w:w="2413"/>
             <w:tcBorders>
               <w:top w:val="single" w:color="C9D3DF" w:sz="4"/>
               <w:left w:val="single" w:color="C9D3DF" w:sz="4"/>
@@ -5211,7 +5211,7 @@
         </w:tc>
         <w:tc>
           <w:tcPr>
-            <w:tcW w:type="dxa" w:w="3365"/>
+            <w:tcW w:type="dxa" w:w="3248"/>
             <w:tcBorders>
               <w:top w:val="single" w:color="C9D3DF" w:sz="4"/>
               <w:left w:val="single" w:color="C9D3DF" w:sz="4"/>
@@ -5241,25 +5241,25 @@
         </w:tc>
         <w:tc>
           <w:tcPr>
-            <w:tcW w:type="dxa" w:w="4094"/>
-            <w:tcBorders>
-              <w:top w:val="single" w:color="C9D3DF" w:sz="4"/>
-              <w:left w:val="single" w:color="C9D3DF" w:sz="4"/>
-              <w:bottom w:val="single" w:color="C9D3DF" w:sz="4"/>
-              <w:right w:val="single" w:color="C9D3DF" w:sz="4"/>
-            </w:tcBorders>
-            <w:tcMar>
-              <w:top w:type="dxa" w:w="50"/>
-              <w:left w:type="dxa" w:w="80"/>
-              <w:bottom w:type="dxa" w:w="50"/>
-              <w:right w:type="dxa" w:w="80"/>
-            </w:tcMar>
-          </w:tcPr>
-          <w:p>
-            <w:pPr>
-              <w:jc w:val="left"/>
-            </w:pPr>
-            <w:hyperlink w:history="1" r:id="rId4-kkk7fou4uqd0viavsne">
+            <w:tcW w:type="dxa" w:w="4543"/>
+            <w:tcBorders>
+              <w:top w:val="single" w:color="C9D3DF" w:sz="4"/>
+              <w:left w:val="single" w:color="C9D3DF" w:sz="4"/>
+              <w:bottom w:val="single" w:color="C9D3DF" w:sz="4"/>
+              <w:right w:val="single" w:color="C9D3DF" w:sz="4"/>
+            </w:tcBorders>
+            <w:tcMar>
+              <w:top w:type="dxa" w:w="50"/>
+              <w:left w:type="dxa" w:w="80"/>
+              <w:bottom w:type="dxa" w:w="50"/>
+              <w:right w:type="dxa" w:w="80"/>
+            </w:tcMar>
+          </w:tcPr>
+          <w:p>
+            <w:pPr>
+              <w:jc w:val="left"/>
+            </w:pPr>
+            <w:hyperlink w:history="1" r:id="rIdqefrc8issy8lxed8htphj">
               <w:r>
                 <w:rPr>
                   <w:rStyle w:val="Hyperlink"/>
@@ -5280,7 +5280,7 @@
         </w:trPr>
         <w:tc>
           <w:tcPr>
-            <w:tcW w:type="dxa" w:w="2745"/>
+            <w:tcW w:type="dxa" w:w="2413"/>
             <w:tcBorders>
               <w:top w:val="single" w:color="C9D3DF" w:sz="4"/>
               <w:left w:val="single" w:color="C9D3DF" w:sz="4"/>
@@ -5310,7 +5310,7 @@
         </w:tc>
         <w:tc>
           <w:tcPr>
-            <w:tcW w:type="dxa" w:w="3365"/>
+            <w:tcW w:type="dxa" w:w="3248"/>
             <w:tcBorders>
               <w:top w:val="single" w:color="C9D3DF" w:sz="4"/>
               <w:left w:val="single" w:color="C9D3DF" w:sz="4"/>
@@ -5340,25 +5340,25 @@
         </w:tc>
         <w:tc>
           <w:tcPr>
-            <w:tcW w:type="dxa" w:w="4094"/>
-            <w:tcBorders>
-              <w:top w:val="single" w:color="C9D3DF" w:sz="4"/>
-              <w:left w:val="single" w:color="C9D3DF" w:sz="4"/>
-              <w:bottom w:val="single" w:color="C9D3DF" w:sz="4"/>
-              <w:right w:val="single" w:color="C9D3DF" w:sz="4"/>
-            </w:tcBorders>
-            <w:tcMar>
-              <w:top w:type="dxa" w:w="50"/>
-              <w:left w:type="dxa" w:w="80"/>
-              <w:bottom w:type="dxa" w:w="50"/>
-              <w:right w:type="dxa" w:w="80"/>
-            </w:tcMar>
-          </w:tcPr>
-          <w:p>
-            <w:pPr>
-              <w:jc w:val="left"/>
-            </w:pPr>
-            <w:hyperlink w:history="1" r:id="rId_ecem8fbqnkbm2en9v1x6">
+            <w:tcW w:type="dxa" w:w="4543"/>
+            <w:tcBorders>
+              <w:top w:val="single" w:color="C9D3DF" w:sz="4"/>
+              <w:left w:val="single" w:color="C9D3DF" w:sz="4"/>
+              <w:bottom w:val="single" w:color="C9D3DF" w:sz="4"/>
+              <w:right w:val="single" w:color="C9D3DF" w:sz="4"/>
+            </w:tcBorders>
+            <w:tcMar>
+              <w:top w:type="dxa" w:w="50"/>
+              <w:left w:type="dxa" w:w="80"/>
+              <w:bottom w:type="dxa" w:w="50"/>
+              <w:right w:type="dxa" w:w="80"/>
+            </w:tcMar>
+          </w:tcPr>
+          <w:p>
+            <w:pPr>
+              <w:jc w:val="left"/>
+            </w:pPr>
+            <w:hyperlink w:history="1" r:id="rIdv6hw5sr-3unmop9offxvi">
               <w:r>
                 <w:rPr>
                   <w:rStyle w:val="Hyperlink"/>
@@ -5379,7 +5379,7 @@
         </w:trPr>
         <w:tc>
           <w:tcPr>
-            <w:tcW w:type="dxa" w:w="2745"/>
+            <w:tcW w:type="dxa" w:w="2413"/>
             <w:tcBorders>
               <w:top w:val="single" w:color="C9D3DF" w:sz="4"/>
               <w:left w:val="single" w:color="C9D3DF" w:sz="4"/>
@@ -5409,7 +5409,7 @@
         </w:tc>
         <w:tc>
           <w:tcPr>
-            <w:tcW w:type="dxa" w:w="3365"/>
+            <w:tcW w:type="dxa" w:w="3248"/>
             <w:tcBorders>
               <w:top w:val="single" w:color="C9D3DF" w:sz="4"/>
               <w:left w:val="single" w:color="C9D3DF" w:sz="4"/>
@@ -5439,25 +5439,25 @@
         </w:tc>
         <w:tc>
           <w:tcPr>
-            <w:tcW w:type="dxa" w:w="4094"/>
-            <w:tcBorders>
-              <w:top w:val="single" w:color="C9D3DF" w:sz="4"/>
-              <w:left w:val="single" w:color="C9D3DF" w:sz="4"/>
-              <w:bottom w:val="single" w:color="C9D3DF" w:sz="4"/>
-              <w:right w:val="single" w:color="C9D3DF" w:sz="4"/>
-            </w:tcBorders>
-            <w:tcMar>
-              <w:top w:type="dxa" w:w="50"/>
-              <w:left w:type="dxa" w:w="80"/>
-              <w:bottom w:type="dxa" w:w="50"/>
-              <w:right w:type="dxa" w:w="80"/>
-            </w:tcMar>
-          </w:tcPr>
-          <w:p>
-            <w:pPr>
-              <w:jc w:val="left"/>
-            </w:pPr>
-            <w:hyperlink w:history="1" r:id="rIddycdz8fbm_k43xbkznw_g">
+            <w:tcW w:type="dxa" w:w="4543"/>
+            <w:tcBorders>
+              <w:top w:val="single" w:color="C9D3DF" w:sz="4"/>
+              <w:left w:val="single" w:color="C9D3DF" w:sz="4"/>
+              <w:bottom w:val="single" w:color="C9D3DF" w:sz="4"/>
+              <w:right w:val="single" w:color="C9D3DF" w:sz="4"/>
+            </w:tcBorders>
+            <w:tcMar>
+              <w:top w:type="dxa" w:w="50"/>
+              <w:left w:type="dxa" w:w="80"/>
+              <w:bottom w:type="dxa" w:w="50"/>
+              <w:right w:type="dxa" w:w="80"/>
+            </w:tcMar>
+          </w:tcPr>
+          <w:p>
+            <w:pPr>
+              <w:jc w:val="left"/>
+            </w:pPr>
+            <w:hyperlink w:history="1" r:id="rIdgl3-a8qpgivcs9ttuzyoq">
               <w:r>
                 <w:rPr>
                   <w:rStyle w:val="Hyperlink"/>
@@ -5478,7 +5478,7 @@
         </w:trPr>
         <w:tc>
           <w:tcPr>
-            <w:tcW w:type="dxa" w:w="2745"/>
+            <w:tcW w:type="dxa" w:w="2413"/>
             <w:tcBorders>
               <w:top w:val="single" w:color="C9D3DF" w:sz="4"/>
               <w:left w:val="single" w:color="C9D3DF" w:sz="4"/>
@@ -5508,7 +5508,7 @@
         </w:tc>
         <w:tc>
           <w:tcPr>
-            <w:tcW w:type="dxa" w:w="3365"/>
+            <w:tcW w:type="dxa" w:w="3248"/>
             <w:tcBorders>
               <w:top w:val="single" w:color="C9D3DF" w:sz="4"/>
               <w:left w:val="single" w:color="C9D3DF" w:sz="4"/>
@@ -5538,32 +5538,35 @@
         </w:tc>
         <w:tc>
           <w:tcPr>
-            <w:tcW w:type="dxa" w:w="4094"/>
-            <w:tcBorders>
-              <w:top w:val="single" w:color="C9D3DF" w:sz="4"/>
-              <w:left w:val="single" w:color="C9D3DF" w:sz="4"/>
-              <w:bottom w:val="single" w:color="C9D3DF" w:sz="4"/>
-              <w:right w:val="single" w:color="C9D3DF" w:sz="4"/>
-            </w:tcBorders>
-            <w:tcMar>
-              <w:top w:type="dxa" w:w="50"/>
-              <w:left w:type="dxa" w:w="80"/>
-              <w:bottom w:type="dxa" w:w="50"/>
-              <w:right w:type="dxa" w:w="80"/>
-            </w:tcMar>
-          </w:tcPr>
-          <w:p>
-            <w:pPr>
-              <w:jc w:val="left"/>
-            </w:pPr>
-            <w:r>
-              <w:rPr>
-                <w:rFonts w:ascii="Malgun Gothic" w:cs="Malgun Gothic" w:eastAsia="Malgun Gothic" w:hAnsi="Malgun Gothic"/>
-                <w:sz w:val="17"/>
-                <w:szCs w:val="17"/>
-              </w:rPr>
-              <w:t xml:space="preserve">[팀 확인]</w:t>
-            </w:r>
+            <w:tcW w:type="dxa" w:w="4543"/>
+            <w:tcBorders>
+              <w:top w:val="single" w:color="C9D3DF" w:sz="4"/>
+              <w:left w:val="single" w:color="C9D3DF" w:sz="4"/>
+              <w:bottom w:val="single" w:color="C9D3DF" w:sz="4"/>
+              <w:right w:val="single" w:color="C9D3DF" w:sz="4"/>
+            </w:tcBorders>
+            <w:tcMar>
+              <w:top w:type="dxa" w:w="50"/>
+              <w:left w:type="dxa" w:w="80"/>
+              <w:bottom w:type="dxa" w:w="50"/>
+              <w:right w:type="dxa" w:w="80"/>
+            </w:tcMar>
+          </w:tcPr>
+          <w:p>
+            <w:pPr>
+              <w:jc w:val="left"/>
+            </w:pPr>
+            <w:hyperlink w:history="1" r:id="rIdocnvnb37blao_ao1wchfj">
+              <w:r>
+                <w:rPr>
+                  <w:rStyle w:val="Hyperlink"/>
+                  <w:rFonts w:ascii="Malgun Gothic" w:cs="Malgun Gothic" w:eastAsia="Malgun Gothic" w:hAnsi="Malgun Gothic"/>
+                  <w:sz w:val="17"/>
+                  <w:szCs w:val="17"/>
+                </w:rPr>
+                <w:t xml:space="preserve">https://www.changwon.go.kr/youth/05084/05217.web?idx=1359&amp;amode=view</w:t>
+              </w:r>
+            </w:hyperlink>
           </w:p>
         </w:tc>
       </w:tr>
@@ -5574,7 +5577,7 @@
         </w:trPr>
         <w:tc>
           <w:tcPr>
-            <w:tcW w:type="dxa" w:w="2745"/>
+            <w:tcW w:type="dxa" w:w="2413"/>
             <w:tcBorders>
               <w:top w:val="single" w:color="C9D3DF" w:sz="4"/>
               <w:left w:val="single" w:color="C9D3DF" w:sz="4"/>
@@ -5604,7 +5607,7 @@
         </w:tc>
         <w:tc>
           <w:tcPr>
-            <w:tcW w:type="dxa" w:w="3365"/>
+            <w:tcW w:type="dxa" w:w="3248"/>
             <w:tcBorders>
               <w:top w:val="single" w:color="C9D3DF" w:sz="4"/>
               <w:left w:val="single" w:color="C9D3DF" w:sz="4"/>
@@ -5634,25 +5637,25 @@
         </w:tc>
         <w:tc>
           <w:tcPr>
-            <w:tcW w:type="dxa" w:w="4094"/>
-            <w:tcBorders>
-              <w:top w:val="single" w:color="C9D3DF" w:sz="4"/>
-              <w:left w:val="single" w:color="C9D3DF" w:sz="4"/>
-              <w:bottom w:val="single" w:color="C9D3DF" w:sz="4"/>
-              <w:right w:val="single" w:color="C9D3DF" w:sz="4"/>
-            </w:tcBorders>
-            <w:tcMar>
-              <w:top w:type="dxa" w:w="50"/>
-              <w:left w:type="dxa" w:w="80"/>
-              <w:bottom w:type="dxa" w:w="50"/>
-              <w:right w:type="dxa" w:w="80"/>
-            </w:tcMar>
-          </w:tcPr>
-          <w:p>
-            <w:pPr>
-              <w:jc w:val="left"/>
-            </w:pPr>
-            <w:hyperlink w:history="1" r:id="rId3gvq269eguw6wsi_ukl6w">
+            <w:tcW w:type="dxa" w:w="4543"/>
+            <w:tcBorders>
+              <w:top w:val="single" w:color="C9D3DF" w:sz="4"/>
+              <w:left w:val="single" w:color="C9D3DF" w:sz="4"/>
+              <w:bottom w:val="single" w:color="C9D3DF" w:sz="4"/>
+              <w:right w:val="single" w:color="C9D3DF" w:sz="4"/>
+            </w:tcBorders>
+            <w:tcMar>
+              <w:top w:type="dxa" w:w="50"/>
+              <w:left w:type="dxa" w:w="80"/>
+              <w:bottom w:type="dxa" w:w="50"/>
+              <w:right w:type="dxa" w:w="80"/>
+            </w:tcMar>
+          </w:tcPr>
+          <w:p>
+            <w:pPr>
+              <w:jc w:val="left"/>
+            </w:pPr>
+            <w:hyperlink w:history="1" r:id="rIdhkyutik636wsbpytuftwl">
               <w:r>
                 <w:rPr>
                   <w:rStyle w:val="Hyperlink"/>
@@ -5673,7 +5676,7 @@
         </w:trPr>
         <w:tc>
           <w:tcPr>
-            <w:tcW w:type="dxa" w:w="2745"/>
+            <w:tcW w:type="dxa" w:w="2413"/>
             <w:tcBorders>
               <w:top w:val="single" w:color="C9D3DF" w:sz="4"/>
               <w:left w:val="single" w:color="C9D3DF" w:sz="4"/>
@@ -5703,7 +5706,7 @@
         </w:tc>
         <w:tc>
           <w:tcPr>
-            <w:tcW w:type="dxa" w:w="3365"/>
+            <w:tcW w:type="dxa" w:w="3248"/>
             <w:tcBorders>
               <w:top w:val="single" w:color="C9D3DF" w:sz="4"/>
               <w:left w:val="single" w:color="C9D3DF" w:sz="4"/>
@@ -5733,25 +5736,25 @@
         </w:tc>
         <w:tc>
           <w:tcPr>
-            <w:tcW w:type="dxa" w:w="4094"/>
-            <w:tcBorders>
-              <w:top w:val="single" w:color="C9D3DF" w:sz="4"/>
-              <w:left w:val="single" w:color="C9D3DF" w:sz="4"/>
-              <w:bottom w:val="single" w:color="C9D3DF" w:sz="4"/>
-              <w:right w:val="single" w:color="C9D3DF" w:sz="4"/>
-            </w:tcBorders>
-            <w:tcMar>
-              <w:top w:type="dxa" w:w="50"/>
-              <w:left w:type="dxa" w:w="80"/>
-              <w:bottom w:type="dxa" w:w="50"/>
-              <w:right w:type="dxa" w:w="80"/>
-            </w:tcMar>
-          </w:tcPr>
-          <w:p>
-            <w:pPr>
-              <w:jc w:val="left"/>
-            </w:pPr>
-            <w:hyperlink w:history="1" r:id="rIdinvyw0cif_bbwjdobjpng">
+            <w:tcW w:type="dxa" w:w="4543"/>
+            <w:tcBorders>
+              <w:top w:val="single" w:color="C9D3DF" w:sz="4"/>
+              <w:left w:val="single" w:color="C9D3DF" w:sz="4"/>
+              <w:bottom w:val="single" w:color="C9D3DF" w:sz="4"/>
+              <w:right w:val="single" w:color="C9D3DF" w:sz="4"/>
+            </w:tcBorders>
+            <w:tcMar>
+              <w:top w:type="dxa" w:w="50"/>
+              <w:left w:type="dxa" w:w="80"/>
+              <w:bottom w:type="dxa" w:w="50"/>
+              <w:right w:type="dxa" w:w="80"/>
+            </w:tcMar>
+          </w:tcPr>
+          <w:p>
+            <w:pPr>
+              <w:jc w:val="left"/>
+            </w:pPr>
+            <w:hyperlink w:history="1" r:id="rIdt_5fow18fbemlpt3oofg2">
               <w:r>
                 <w:rPr>
                   <w:rStyle w:val="Hyperlink"/>
@@ -5772,7 +5775,7 @@
         </w:trPr>
         <w:tc>
           <w:tcPr>
-            <w:tcW w:type="dxa" w:w="2745"/>
+            <w:tcW w:type="dxa" w:w="2413"/>
             <w:tcBorders>
               <w:top w:val="single" w:color="C9D3DF" w:sz="4"/>
               <w:left w:val="single" w:color="C9D3DF" w:sz="4"/>
@@ -5802,7 +5805,7 @@
         </w:tc>
         <w:tc>
           <w:tcPr>
-            <w:tcW w:type="dxa" w:w="3365"/>
+            <w:tcW w:type="dxa" w:w="3248"/>
             <w:tcBorders>
               <w:top w:val="single" w:color="C9D3DF" w:sz="4"/>
               <w:left w:val="single" w:color="C9D3DF" w:sz="4"/>
@@ -5832,25 +5835,25 @@
         </w:tc>
         <w:tc>
           <w:tcPr>
-            <w:tcW w:type="dxa" w:w="4094"/>
-            <w:tcBorders>
-              <w:top w:val="single" w:color="C9D3DF" w:sz="4"/>
-              <w:left w:val="single" w:color="C9D3DF" w:sz="4"/>
-              <w:bottom w:val="single" w:color="C9D3DF" w:sz="4"/>
-              <w:right w:val="single" w:color="C9D3DF" w:sz="4"/>
-            </w:tcBorders>
-            <w:tcMar>
-              <w:top w:type="dxa" w:w="50"/>
-              <w:left w:type="dxa" w:w="80"/>
-              <w:bottom w:type="dxa" w:w="50"/>
-              <w:right w:type="dxa" w:w="80"/>
-            </w:tcMar>
-          </w:tcPr>
-          <w:p>
-            <w:pPr>
-              <w:jc w:val="left"/>
-            </w:pPr>
-            <w:hyperlink w:history="1" r:id="rIdh-l6bfgadldpiswfpxwq1">
+            <w:tcW w:type="dxa" w:w="4543"/>
+            <w:tcBorders>
+              <w:top w:val="single" w:color="C9D3DF" w:sz="4"/>
+              <w:left w:val="single" w:color="C9D3DF" w:sz="4"/>
+              <w:bottom w:val="single" w:color="C9D3DF" w:sz="4"/>
+              <w:right w:val="single" w:color="C9D3DF" w:sz="4"/>
+            </w:tcBorders>
+            <w:tcMar>
+              <w:top w:type="dxa" w:w="50"/>
+              <w:left w:type="dxa" w:w="80"/>
+              <w:bottom w:type="dxa" w:w="50"/>
+              <w:right w:type="dxa" w:w="80"/>
+            </w:tcMar>
+          </w:tcPr>
+          <w:p>
+            <w:pPr>
+              <w:jc w:val="left"/>
+            </w:pPr>
+            <w:hyperlink w:history="1" r:id="rIdf9e04adg8icdnk1yfsmpv">
               <w:r>
                 <w:rPr>
                   <w:rStyle w:val="Hyperlink"/>
@@ -5871,7 +5874,7 @@
         </w:trPr>
         <w:tc>
           <w:tcPr>
-            <w:tcW w:type="dxa" w:w="2745"/>
+            <w:tcW w:type="dxa" w:w="2413"/>
             <w:tcBorders>
               <w:top w:val="single" w:color="C9D3DF" w:sz="4"/>
               <w:left w:val="single" w:color="C9D3DF" w:sz="4"/>
@@ -5901,7 +5904,7 @@
         </w:tc>
         <w:tc>
           <w:tcPr>
-            <w:tcW w:type="dxa" w:w="3365"/>
+            <w:tcW w:type="dxa" w:w="3248"/>
             <w:tcBorders>
               <w:top w:val="single" w:color="C9D3DF" w:sz="4"/>
               <w:left w:val="single" w:color="C9D3DF" w:sz="4"/>
@@ -5931,25 +5934,25 @@
         </w:tc>
         <w:tc>
           <w:tcPr>
-            <w:tcW w:type="dxa" w:w="4094"/>
-            <w:tcBorders>
-              <w:top w:val="single" w:color="C9D3DF" w:sz="4"/>
-              <w:left w:val="single" w:color="C9D3DF" w:sz="4"/>
-              <w:bottom w:val="single" w:color="C9D3DF" w:sz="4"/>
-              <w:right w:val="single" w:color="C9D3DF" w:sz="4"/>
-            </w:tcBorders>
-            <w:tcMar>
-              <w:top w:type="dxa" w:w="50"/>
-              <w:left w:type="dxa" w:w="80"/>
-              <w:bottom w:type="dxa" w:w="50"/>
-              <w:right w:type="dxa" w:w="80"/>
-            </w:tcMar>
-          </w:tcPr>
-          <w:p>
-            <w:pPr>
-              <w:jc w:val="left"/>
-            </w:pPr>
-            <w:hyperlink w:history="1" r:id="rIdw3jegru_bavm00aurmfee">
+            <w:tcW w:type="dxa" w:w="4543"/>
+            <w:tcBorders>
+              <w:top w:val="single" w:color="C9D3DF" w:sz="4"/>
+              <w:left w:val="single" w:color="C9D3DF" w:sz="4"/>
+              <w:bottom w:val="single" w:color="C9D3DF" w:sz="4"/>
+              <w:right w:val="single" w:color="C9D3DF" w:sz="4"/>
+            </w:tcBorders>
+            <w:tcMar>
+              <w:top w:type="dxa" w:w="50"/>
+              <w:left w:type="dxa" w:w="80"/>
+              <w:bottom w:type="dxa" w:w="50"/>
+              <w:right w:type="dxa" w:w="80"/>
+            </w:tcMar>
+          </w:tcPr>
+          <w:p>
+            <w:pPr>
+              <w:jc w:val="left"/>
+            </w:pPr>
+            <w:hyperlink w:history="1" r:id="rIdit6vj4a_dponkfpiwsqbf">
               <w:r>
                 <w:rPr>
                   <w:rStyle w:val="Hyperlink"/>
@@ -5970,7 +5973,7 @@
         </w:trPr>
         <w:tc>
           <w:tcPr>
-            <w:tcW w:type="dxa" w:w="2745"/>
+            <w:tcW w:type="dxa" w:w="2413"/>
             <w:tcBorders>
               <w:top w:val="single" w:color="C9D3DF" w:sz="4"/>
               <w:left w:val="single" w:color="C9D3DF" w:sz="4"/>
@@ -6000,7 +6003,7 @@
         </w:tc>
         <w:tc>
           <w:tcPr>
-            <w:tcW w:type="dxa" w:w="3365"/>
+            <w:tcW w:type="dxa" w:w="3248"/>
             <w:tcBorders>
               <w:top w:val="single" w:color="C9D3DF" w:sz="4"/>
               <w:left w:val="single" w:color="C9D3DF" w:sz="4"/>
@@ -6030,25 +6033,25 @@
         </w:tc>
         <w:tc>
           <w:tcPr>
-            <w:tcW w:type="dxa" w:w="4094"/>
-            <w:tcBorders>
-              <w:top w:val="single" w:color="C9D3DF" w:sz="4"/>
-              <w:left w:val="single" w:color="C9D3DF" w:sz="4"/>
-              <w:bottom w:val="single" w:color="C9D3DF" w:sz="4"/>
-              <w:right w:val="single" w:color="C9D3DF" w:sz="4"/>
-            </w:tcBorders>
-            <w:tcMar>
-              <w:top w:type="dxa" w:w="50"/>
-              <w:left w:type="dxa" w:w="80"/>
-              <w:bottom w:type="dxa" w:w="50"/>
-              <w:right w:type="dxa" w:w="80"/>
-            </w:tcMar>
-          </w:tcPr>
-          <w:p>
-            <w:pPr>
-              <w:jc w:val="left"/>
-            </w:pPr>
-            <w:hyperlink w:history="1" r:id="rIdzbasm-9pbpm_dptr4et9g">
+            <w:tcW w:type="dxa" w:w="4543"/>
+            <w:tcBorders>
+              <w:top w:val="single" w:color="C9D3DF" w:sz="4"/>
+              <w:left w:val="single" w:color="C9D3DF" w:sz="4"/>
+              <w:bottom w:val="single" w:color="C9D3DF" w:sz="4"/>
+              <w:right w:val="single" w:color="C9D3DF" w:sz="4"/>
+            </w:tcBorders>
+            <w:tcMar>
+              <w:top w:type="dxa" w:w="50"/>
+              <w:left w:type="dxa" w:w="80"/>
+              <w:bottom w:type="dxa" w:w="50"/>
+              <w:right w:type="dxa" w:w="80"/>
+            </w:tcMar>
+          </w:tcPr>
+          <w:p>
+            <w:pPr>
+              <w:jc w:val="left"/>
+            </w:pPr>
+            <w:hyperlink w:history="1" r:id="rIdwaokt092qnkb_vzlq7de9">
               <w:r>
                 <w:rPr>
                   <w:rStyle w:val="Hyperlink"/>
@@ -6069,7 +6072,7 @@
         </w:trPr>
         <w:tc>
           <w:tcPr>
-            <w:tcW w:type="dxa" w:w="2745"/>
+            <w:tcW w:type="dxa" w:w="2413"/>
             <w:tcBorders>
               <w:top w:val="single" w:color="C9D3DF" w:sz="4"/>
               <w:left w:val="single" w:color="C9D3DF" w:sz="4"/>
@@ -6099,7 +6102,7 @@
         </w:tc>
         <w:tc>
           <w:tcPr>
-            <w:tcW w:type="dxa" w:w="3365"/>
+            <w:tcW w:type="dxa" w:w="3248"/>
             <w:tcBorders>
               <w:top w:val="single" w:color="C9D3DF" w:sz="4"/>
               <w:left w:val="single" w:color="C9D3DF" w:sz="4"/>
@@ -6129,25 +6132,25 @@
         </w:tc>
         <w:tc>
           <w:tcPr>
-            <w:tcW w:type="dxa" w:w="4094"/>
-            <w:tcBorders>
-              <w:top w:val="single" w:color="C9D3DF" w:sz="4"/>
-              <w:left w:val="single" w:color="C9D3DF" w:sz="4"/>
-              <w:bottom w:val="single" w:color="C9D3DF" w:sz="4"/>
-              <w:right w:val="single" w:color="C9D3DF" w:sz="4"/>
-            </w:tcBorders>
-            <w:tcMar>
-              <w:top w:type="dxa" w:w="50"/>
-              <w:left w:type="dxa" w:w="80"/>
-              <w:bottom w:type="dxa" w:w="50"/>
-              <w:right w:type="dxa" w:w="80"/>
-            </w:tcMar>
-          </w:tcPr>
-          <w:p>
-            <w:pPr>
-              <w:jc w:val="left"/>
-            </w:pPr>
-            <w:hyperlink w:history="1" r:id="rIdti7ccln9n0dvfgh1541b6">
+            <w:tcW w:type="dxa" w:w="4543"/>
+            <w:tcBorders>
+              <w:top w:val="single" w:color="C9D3DF" w:sz="4"/>
+              <w:left w:val="single" w:color="C9D3DF" w:sz="4"/>
+              <w:bottom w:val="single" w:color="C9D3DF" w:sz="4"/>
+              <w:right w:val="single" w:color="C9D3DF" w:sz="4"/>
+            </w:tcBorders>
+            <w:tcMar>
+              <w:top w:type="dxa" w:w="50"/>
+              <w:left w:type="dxa" w:w="80"/>
+              <w:bottom w:type="dxa" w:w="50"/>
+              <w:right w:type="dxa" w:w="80"/>
+            </w:tcMar>
+          </w:tcPr>
+          <w:p>
+            <w:pPr>
+              <w:jc w:val="left"/>
+            </w:pPr>
+            <w:hyperlink w:history="1" r:id="rIdk24dfoudth4shar0wienu">
               <w:r>
                 <w:rPr>
                   <w:rStyle w:val="Hyperlink"/>
@@ -6168,7 +6171,7 @@
         </w:trPr>
         <w:tc>
           <w:tcPr>
-            <w:tcW w:type="dxa" w:w="2745"/>
+            <w:tcW w:type="dxa" w:w="2413"/>
             <w:tcBorders>
               <w:top w:val="single" w:color="C9D3DF" w:sz="4"/>
               <w:left w:val="single" w:color="C9D3DF" w:sz="4"/>
@@ -6198,7 +6201,7 @@
         </w:tc>
         <w:tc>
           <w:tcPr>
-            <w:tcW w:type="dxa" w:w="3365"/>
+            <w:tcW w:type="dxa" w:w="3248"/>
             <w:tcBorders>
               <w:top w:val="single" w:color="C9D3DF" w:sz="4"/>
               <w:left w:val="single" w:color="C9D3DF" w:sz="4"/>
@@ -6228,25 +6231,25 @@
         </w:tc>
         <w:tc>
           <w:tcPr>
-            <w:tcW w:type="dxa" w:w="4094"/>
-            <w:tcBorders>
-              <w:top w:val="single" w:color="C9D3DF" w:sz="4"/>
-              <w:left w:val="single" w:color="C9D3DF" w:sz="4"/>
-              <w:bottom w:val="single" w:color="C9D3DF" w:sz="4"/>
-              <w:right w:val="single" w:color="C9D3DF" w:sz="4"/>
-            </w:tcBorders>
-            <w:tcMar>
-              <w:top w:type="dxa" w:w="50"/>
-              <w:left w:type="dxa" w:w="80"/>
-              <w:bottom w:type="dxa" w:w="50"/>
-              <w:right w:type="dxa" w:w="80"/>
-            </w:tcMar>
-          </w:tcPr>
-          <w:p>
-            <w:pPr>
-              <w:jc w:val="left"/>
-            </w:pPr>
-            <w:hyperlink w:history="1" r:id="rIdpfje2fy353pwz2tgmpoo_">
+            <w:tcW w:type="dxa" w:w="4543"/>
+            <w:tcBorders>
+              <w:top w:val="single" w:color="C9D3DF" w:sz="4"/>
+              <w:left w:val="single" w:color="C9D3DF" w:sz="4"/>
+              <w:bottom w:val="single" w:color="C9D3DF" w:sz="4"/>
+              <w:right w:val="single" w:color="C9D3DF" w:sz="4"/>
+            </w:tcBorders>
+            <w:tcMar>
+              <w:top w:type="dxa" w:w="50"/>
+              <w:left w:type="dxa" w:w="80"/>
+              <w:bottom w:type="dxa" w:w="50"/>
+              <w:right w:type="dxa" w:w="80"/>
+            </w:tcMar>
+          </w:tcPr>
+          <w:p>
+            <w:pPr>
+              <w:jc w:val="left"/>
+            </w:pPr>
+            <w:hyperlink w:history="1" r:id="rIdt5a-ao3h-eh0eu9tpk0tx">
               <w:r>
                 <w:rPr>
                   <w:rStyle w:val="Hyperlink"/>
@@ -6267,7 +6270,7 @@
         </w:trPr>
         <w:tc>
           <w:tcPr>
-            <w:tcW w:type="dxa" w:w="2745"/>
+            <w:tcW w:type="dxa" w:w="2413"/>
             <w:tcBorders>
               <w:top w:val="single" w:color="C9D3DF" w:sz="4"/>
               <w:left w:val="single" w:color="C9D3DF" w:sz="4"/>
@@ -6297,7 +6300,7 @@
         </w:tc>
         <w:tc>
           <w:tcPr>
-            <w:tcW w:type="dxa" w:w="3365"/>
+            <w:tcW w:type="dxa" w:w="3248"/>
             <w:tcBorders>
               <w:top w:val="single" w:color="C9D3DF" w:sz="4"/>
               <w:left w:val="single" w:color="C9D3DF" w:sz="4"/>
@@ -6327,25 +6330,25 @@
         </w:tc>
         <w:tc>
           <w:tcPr>
-            <w:tcW w:type="dxa" w:w="4094"/>
-            <w:tcBorders>
-              <w:top w:val="single" w:color="C9D3DF" w:sz="4"/>
-              <w:left w:val="single" w:color="C9D3DF" w:sz="4"/>
-              <w:bottom w:val="single" w:color="C9D3DF" w:sz="4"/>
-              <w:right w:val="single" w:color="C9D3DF" w:sz="4"/>
-            </w:tcBorders>
-            <w:tcMar>
-              <w:top w:type="dxa" w:w="50"/>
-              <w:left w:type="dxa" w:w="80"/>
-              <w:bottom w:type="dxa" w:w="50"/>
-              <w:right w:type="dxa" w:w="80"/>
-            </w:tcMar>
-          </w:tcPr>
-          <w:p>
-            <w:pPr>
-              <w:jc w:val="left"/>
-            </w:pPr>
-            <w:hyperlink w:history="1" r:id="rIdi3ueoup-hcq5gacifn_or">
+            <w:tcW w:type="dxa" w:w="4543"/>
+            <w:tcBorders>
+              <w:top w:val="single" w:color="C9D3DF" w:sz="4"/>
+              <w:left w:val="single" w:color="C9D3DF" w:sz="4"/>
+              <w:bottom w:val="single" w:color="C9D3DF" w:sz="4"/>
+              <w:right w:val="single" w:color="C9D3DF" w:sz="4"/>
+            </w:tcBorders>
+            <w:tcMar>
+              <w:top w:type="dxa" w:w="50"/>
+              <w:left w:type="dxa" w:w="80"/>
+              <w:bottom w:type="dxa" w:w="50"/>
+              <w:right w:type="dxa" w:w="80"/>
+            </w:tcMar>
+          </w:tcPr>
+          <w:p>
+            <w:pPr>
+              <w:jc w:val="left"/>
+            </w:pPr>
+            <w:hyperlink w:history="1" r:id="rId0-nszmer-tron3puexqp8">
               <w:r>
                 <w:rPr>
                   <w:rStyle w:val="Hyperlink"/>
@@ -6366,7 +6369,7 @@
         </w:trPr>
         <w:tc>
           <w:tcPr>
-            <w:tcW w:type="dxa" w:w="2745"/>
+            <w:tcW w:type="dxa" w:w="2413"/>
             <w:tcBorders>
               <w:top w:val="single" w:color="C9D3DF" w:sz="4"/>
               <w:left w:val="single" w:color="C9D3DF" w:sz="4"/>
@@ -6396,62 +6399,65 @@
         </w:tc>
         <w:tc>
           <w:tcPr>
-            <w:tcW w:type="dxa" w:w="3365"/>
-            <w:tcBorders>
-              <w:top w:val="single" w:color="C9D3DF" w:sz="4"/>
-              <w:left w:val="single" w:color="C9D3DF" w:sz="4"/>
-              <w:bottom w:val="single" w:color="C9D3DF" w:sz="4"/>
-              <w:right w:val="single" w:color="C9D3DF" w:sz="4"/>
-            </w:tcBorders>
-            <w:tcMar>
-              <w:top w:type="dxa" w:w="50"/>
-              <w:left w:type="dxa" w:w="80"/>
-              <w:bottom w:type="dxa" w:w="50"/>
-              <w:right w:type="dxa" w:w="80"/>
-            </w:tcMar>
-          </w:tcPr>
-          <w:p>
-            <w:pPr>
-              <w:jc w:val="left"/>
-            </w:pPr>
-            <w:r>
-              <w:rPr>
-                <w:rFonts w:ascii="Malgun Gothic" w:cs="Malgun Gothic" w:eastAsia="Malgun Gothic" w:hAnsi="Malgun Gothic"/>
-                <w:sz w:val="17"/>
-                <w:szCs w:val="17"/>
-              </w:rPr>
-              <w:t xml:space="preserve">국립국어원 지역어 듣기·온라인가나다</w:t>
-            </w:r>
-          </w:p>
-        </w:tc>
-        <w:tc>
-          <w:tcPr>
-            <w:tcW w:type="dxa" w:w="4094"/>
-            <w:tcBorders>
-              <w:top w:val="single" w:color="C9D3DF" w:sz="4"/>
-              <w:left w:val="single" w:color="C9D3DF" w:sz="4"/>
-              <w:bottom w:val="single" w:color="C9D3DF" w:sz="4"/>
-              <w:right w:val="single" w:color="C9D3DF" w:sz="4"/>
-            </w:tcBorders>
-            <w:tcMar>
-              <w:top w:type="dxa" w:w="50"/>
-              <w:left w:type="dxa" w:w="80"/>
-              <w:bottom w:type="dxa" w:w="50"/>
-              <w:right w:type="dxa" w:w="80"/>
-            </w:tcMar>
-          </w:tcPr>
-          <w:p>
-            <w:pPr>
-              <w:jc w:val="left"/>
-            </w:pPr>
-            <w:r>
-              <w:rPr>
-                <w:rFonts w:ascii="Malgun Gothic" w:cs="Malgun Gothic" w:eastAsia="Malgun Gothic" w:hAnsi="Malgun Gothic"/>
-                <w:sz w:val="17"/>
-                <w:szCs w:val="17"/>
-              </w:rPr>
-              <w:t xml:space="preserve">[팀 확인]</w:t>
-            </w:r>
+            <w:tcW w:type="dxa" w:w="3248"/>
+            <w:tcBorders>
+              <w:top w:val="single" w:color="C9D3DF" w:sz="4"/>
+              <w:left w:val="single" w:color="C9D3DF" w:sz="4"/>
+              <w:bottom w:val="single" w:color="C9D3DF" w:sz="4"/>
+              <w:right w:val="single" w:color="C9D3DF" w:sz="4"/>
+            </w:tcBorders>
+            <w:tcMar>
+              <w:top w:type="dxa" w:w="50"/>
+              <w:left w:type="dxa" w:w="80"/>
+              <w:bottom w:type="dxa" w:w="50"/>
+              <w:right w:type="dxa" w:w="80"/>
+            </w:tcMar>
+          </w:tcPr>
+          <w:p>
+            <w:pPr>
+              <w:jc w:val="left"/>
+            </w:pPr>
+            <w:r>
+              <w:rPr>
+                <w:rFonts w:ascii="Malgun Gothic" w:cs="Malgun Gothic" w:eastAsia="Malgun Gothic" w:hAnsi="Malgun Gothic"/>
+                <w:sz w:val="17"/>
+                <w:szCs w:val="17"/>
+              </w:rPr>
+              <w:t xml:space="preserve">국립국어원 지역어 종합 정보(지역어 듣기)</w:t>
+            </w:r>
+          </w:p>
+        </w:tc>
+        <w:tc>
+          <w:tcPr>
+            <w:tcW w:type="dxa" w:w="4543"/>
+            <w:tcBorders>
+              <w:top w:val="single" w:color="C9D3DF" w:sz="4"/>
+              <w:left w:val="single" w:color="C9D3DF" w:sz="4"/>
+              <w:bottom w:val="single" w:color="C9D3DF" w:sz="4"/>
+              <w:right w:val="single" w:color="C9D3DF" w:sz="4"/>
+            </w:tcBorders>
+            <w:tcMar>
+              <w:top w:type="dxa" w:w="50"/>
+              <w:left w:type="dxa" w:w="80"/>
+              <w:bottom w:type="dxa" w:w="50"/>
+              <w:right w:type="dxa" w:w="80"/>
+            </w:tcMar>
+          </w:tcPr>
+          <w:p>
+            <w:pPr>
+              <w:jc w:val="left"/>
+            </w:pPr>
+            <w:hyperlink w:history="1" r:id="rIdojz_mfsny-yvxx6wdslnr">
+              <w:r>
+                <w:rPr>
+                  <w:rStyle w:val="Hyperlink"/>
+                  <w:rFonts w:ascii="Malgun Gothic" w:cs="Malgun Gothic" w:eastAsia="Malgun Gothic" w:hAnsi="Malgun Gothic"/>
+                  <w:sz w:val="17"/>
+                  <w:szCs w:val="17"/>
+                </w:rPr>
+                <w:t xml:space="preserve">https://dialect.korean.go.kr/dialect/</w:t>
+              </w:r>
+            </w:hyperlink>
           </w:p>
         </w:tc>
       </w:tr>
@@ -6462,7 +6468,7 @@
         </w:trPr>
         <w:tc>
           <w:tcPr>
-            <w:tcW w:type="dxa" w:w="2745"/>
+            <w:tcW w:type="dxa" w:w="2413"/>
             <w:tcBorders>
               <w:top w:val="single" w:color="C9D3DF" w:sz="4"/>
               <w:left w:val="single" w:color="C9D3DF" w:sz="4"/>
@@ -6492,62 +6498,65 @@
         </w:tc>
         <w:tc>
           <w:tcPr>
-            <w:tcW w:type="dxa" w:w="3365"/>
-            <w:tcBorders>
-              <w:top w:val="single" w:color="C9D3DF" w:sz="4"/>
-              <w:left w:val="single" w:color="C9D3DF" w:sz="4"/>
-              <w:bottom w:val="single" w:color="C9D3DF" w:sz="4"/>
-              <w:right w:val="single" w:color="C9D3DF" w:sz="4"/>
-            </w:tcBorders>
-            <w:tcMar>
-              <w:top w:type="dxa" w:w="50"/>
-              <w:left w:type="dxa" w:w="80"/>
-              <w:bottom w:type="dxa" w:w="50"/>
-              <w:right w:type="dxa" w:w="80"/>
-            </w:tcMar>
-          </w:tcPr>
-          <w:p>
-            <w:pPr>
-              <w:jc w:val="left"/>
-            </w:pPr>
-            <w:r>
-              <w:rPr>
-                <w:rFonts w:ascii="Malgun Gothic" w:cs="Malgun Gothic" w:eastAsia="Malgun Gothic" w:hAnsi="Malgun Gothic"/>
-                <w:sz w:val="17"/>
-                <w:szCs w:val="17"/>
-              </w:rPr>
-              <w:t xml:space="preserve">경남방언사전(2017)</w:t>
-            </w:r>
-          </w:p>
-        </w:tc>
-        <w:tc>
-          <w:tcPr>
-            <w:tcW w:type="dxa" w:w="4094"/>
-            <w:tcBorders>
-              <w:top w:val="single" w:color="C9D3DF" w:sz="4"/>
-              <w:left w:val="single" w:color="C9D3DF" w:sz="4"/>
-              <w:bottom w:val="single" w:color="C9D3DF" w:sz="4"/>
-              <w:right w:val="single" w:color="C9D3DF" w:sz="4"/>
-            </w:tcBorders>
-            <w:tcMar>
-              <w:top w:type="dxa" w:w="50"/>
-              <w:left w:type="dxa" w:w="80"/>
-              <w:bottom w:type="dxa" w:w="50"/>
-              <w:right w:type="dxa" w:w="80"/>
-            </w:tcMar>
-          </w:tcPr>
-          <w:p>
-            <w:pPr>
-              <w:jc w:val="left"/>
-            </w:pPr>
-            <w:r>
-              <w:rPr>
-                <w:rFonts w:ascii="Malgun Gothic" w:cs="Malgun Gothic" w:eastAsia="Malgun Gothic" w:hAnsi="Malgun Gothic"/>
-                <w:sz w:val="17"/>
-                <w:szCs w:val="17"/>
-              </w:rPr>
-              <w:t xml:space="preserve">[팀 확인]</w:t>
-            </w:r>
+            <w:tcW w:type="dxa" w:w="3248"/>
+            <w:tcBorders>
+              <w:top w:val="single" w:color="C9D3DF" w:sz="4"/>
+              <w:left w:val="single" w:color="C9D3DF" w:sz="4"/>
+              <w:bottom w:val="single" w:color="C9D3DF" w:sz="4"/>
+              <w:right w:val="single" w:color="C9D3DF" w:sz="4"/>
+            </w:tcBorders>
+            <w:tcMar>
+              <w:top w:type="dxa" w:w="50"/>
+              <w:left w:type="dxa" w:w="80"/>
+              <w:bottom w:type="dxa" w:w="50"/>
+              <w:right w:type="dxa" w:w="80"/>
+            </w:tcMar>
+          </w:tcPr>
+          <w:p>
+            <w:pPr>
+              <w:jc w:val="left"/>
+            </w:pPr>
+            <w:r>
+              <w:rPr>
+                <w:rFonts w:ascii="Malgun Gothic" w:cs="Malgun Gothic" w:eastAsia="Malgun Gothic" w:hAnsi="Malgun Gothic"/>
+                <w:sz w:val="17"/>
+                <w:szCs w:val="17"/>
+              </w:rPr>
+              <w:t xml:space="preserve">국립국어원 온라인가나다</w:t>
+            </w:r>
+          </w:p>
+        </w:tc>
+        <w:tc>
+          <w:tcPr>
+            <w:tcW w:type="dxa" w:w="4543"/>
+            <w:tcBorders>
+              <w:top w:val="single" w:color="C9D3DF" w:sz="4"/>
+              <w:left w:val="single" w:color="C9D3DF" w:sz="4"/>
+              <w:bottom w:val="single" w:color="C9D3DF" w:sz="4"/>
+              <w:right w:val="single" w:color="C9D3DF" w:sz="4"/>
+            </w:tcBorders>
+            <w:tcMar>
+              <w:top w:type="dxa" w:w="50"/>
+              <w:left w:type="dxa" w:w="80"/>
+              <w:bottom w:type="dxa" w:w="50"/>
+              <w:right w:type="dxa" w:w="80"/>
+            </w:tcMar>
+          </w:tcPr>
+          <w:p>
+            <w:pPr>
+              <w:jc w:val="left"/>
+            </w:pPr>
+            <w:hyperlink w:history="1" r:id="rId63bknmrfogibydxbd908i">
+              <w:r>
+                <w:rPr>
+                  <w:rStyle w:val="Hyperlink"/>
+                  <w:rFonts w:ascii="Malgun Gothic" w:cs="Malgun Gothic" w:eastAsia="Malgun Gothic" w:hAnsi="Malgun Gothic"/>
+                  <w:sz w:val="17"/>
+                  <w:szCs w:val="17"/>
+                </w:rPr>
+                <w:t xml:space="preserve">https://korean.go.kr/front/onlineQna/onlineQnaList.do?mn_id=216</w:t>
+              </w:r>
+            </w:hyperlink>
           </w:p>
         </w:tc>
       </w:tr>
@@ -6558,7 +6567,7 @@
         </w:trPr>
         <w:tc>
           <w:tcPr>
-            <w:tcW w:type="dxa" w:w="2745"/>
+            <w:tcW w:type="dxa" w:w="2413"/>
             <w:tcBorders>
               <w:top w:val="single" w:color="C9D3DF" w:sz="4"/>
               <w:left w:val="single" w:color="C9D3DF" w:sz="4"/>
@@ -6588,62 +6597,65 @@
         </w:tc>
         <w:tc>
           <w:tcPr>
-            <w:tcW w:type="dxa" w:w="3365"/>
-            <w:tcBorders>
-              <w:top w:val="single" w:color="C9D3DF" w:sz="4"/>
-              <w:left w:val="single" w:color="C9D3DF" w:sz="4"/>
-              <w:bottom w:val="single" w:color="C9D3DF" w:sz="4"/>
-              <w:right w:val="single" w:color="C9D3DF" w:sz="4"/>
-            </w:tcBorders>
-            <w:tcMar>
-              <w:top w:type="dxa" w:w="50"/>
-              <w:left w:type="dxa" w:w="80"/>
-              <w:bottom w:type="dxa" w:w="50"/>
-              <w:right w:type="dxa" w:w="80"/>
-            </w:tcMar>
-          </w:tcPr>
-          <w:p>
-            <w:pPr>
-              <w:jc w:val="left"/>
-            </w:pPr>
-            <w:r>
-              <w:rPr>
-                <w:rFonts w:ascii="Malgun Gothic" w:cs="Malgun Gothic" w:eastAsia="Malgun Gothic" w:hAnsi="Malgun Gothic"/>
-                <w:sz w:val="17"/>
-                <w:szCs w:val="17"/>
-              </w:rPr>
-              <w:t xml:space="preserve">디지털창원문화대전</w:t>
-            </w:r>
-          </w:p>
-        </w:tc>
-        <w:tc>
-          <w:tcPr>
-            <w:tcW w:type="dxa" w:w="4094"/>
-            <w:tcBorders>
-              <w:top w:val="single" w:color="C9D3DF" w:sz="4"/>
-              <w:left w:val="single" w:color="C9D3DF" w:sz="4"/>
-              <w:bottom w:val="single" w:color="C9D3DF" w:sz="4"/>
-              <w:right w:val="single" w:color="C9D3DF" w:sz="4"/>
-            </w:tcBorders>
-            <w:tcMar>
-              <w:top w:type="dxa" w:w="50"/>
-              <w:left w:type="dxa" w:w="80"/>
-              <w:bottom w:type="dxa" w:w="50"/>
-              <w:right w:type="dxa" w:w="80"/>
-            </w:tcMar>
-          </w:tcPr>
-          <w:p>
-            <w:pPr>
-              <w:jc w:val="left"/>
-            </w:pPr>
-            <w:r>
-              <w:rPr>
-                <w:rFonts w:ascii="Malgun Gothic" w:cs="Malgun Gothic" w:eastAsia="Malgun Gothic" w:hAnsi="Malgun Gothic"/>
-                <w:sz w:val="17"/>
-                <w:szCs w:val="17"/>
-              </w:rPr>
-              <w:t xml:space="preserve">[팀 확인]</w:t>
-            </w:r>
+            <w:tcW w:type="dxa" w:w="3248"/>
+            <w:tcBorders>
+              <w:top w:val="single" w:color="C9D3DF" w:sz="4"/>
+              <w:left w:val="single" w:color="C9D3DF" w:sz="4"/>
+              <w:bottom w:val="single" w:color="C9D3DF" w:sz="4"/>
+              <w:right w:val="single" w:color="C9D3DF" w:sz="4"/>
+            </w:tcBorders>
+            <w:tcMar>
+              <w:top w:type="dxa" w:w="50"/>
+              <w:left w:type="dxa" w:w="80"/>
+              <w:bottom w:type="dxa" w:w="50"/>
+              <w:right w:type="dxa" w:w="80"/>
+            </w:tcMar>
+          </w:tcPr>
+          <w:p>
+            <w:pPr>
+              <w:jc w:val="left"/>
+            </w:pPr>
+            <w:r>
+              <w:rPr>
+                <w:rFonts w:ascii="Malgun Gothic" w:cs="Malgun Gothic" w:eastAsia="Malgun Gothic" w:hAnsi="Malgun Gothic"/>
+                <w:sz w:val="17"/>
+                <w:szCs w:val="17"/>
+              </w:rPr>
+              <w:t xml:space="preserve">국립국어원 「2021년 세대별·지역별 언어 다양성 조사」</w:t>
+            </w:r>
+          </w:p>
+        </w:tc>
+        <w:tc>
+          <w:tcPr>
+            <w:tcW w:type="dxa" w:w="4543"/>
+            <w:tcBorders>
+              <w:top w:val="single" w:color="C9D3DF" w:sz="4"/>
+              <w:left w:val="single" w:color="C9D3DF" w:sz="4"/>
+              <w:bottom w:val="single" w:color="C9D3DF" w:sz="4"/>
+              <w:right w:val="single" w:color="C9D3DF" w:sz="4"/>
+            </w:tcBorders>
+            <w:tcMar>
+              <w:top w:type="dxa" w:w="50"/>
+              <w:left w:type="dxa" w:w="80"/>
+              <w:bottom w:type="dxa" w:w="50"/>
+              <w:right w:type="dxa" w:w="80"/>
+            </w:tcMar>
+          </w:tcPr>
+          <w:p>
+            <w:pPr>
+              <w:jc w:val="left"/>
+            </w:pPr>
+            <w:hyperlink w:history="1" r:id="rId_9xjbyu-zlfaew5rn1l37">
+              <w:r>
+                <w:rPr>
+                  <w:rStyle w:val="Hyperlink"/>
+                  <w:rFonts w:ascii="Malgun Gothic" w:cs="Malgun Gothic" w:eastAsia="Malgun Gothic" w:hAnsi="Malgun Gothic"/>
+                  <w:sz w:val="17"/>
+                  <w:szCs w:val="17"/>
+                </w:rPr>
+                <w:t xml:space="preserve">https://dialect.korean.go.kr/dialect/board/disk/view/38</w:t>
+              </w:r>
+            </w:hyperlink>
           </w:p>
         </w:tc>
       </w:tr>
@@ -6654,7 +6666,106 @@
         </w:trPr>
         <w:tc>
           <w:tcPr>
-            <w:tcW w:type="dxa" w:w="2745"/>
+            <w:tcW w:type="dxa" w:w="2413"/>
+            <w:tcBorders>
+              <w:top w:val="single" w:color="C9D3DF" w:sz="4"/>
+              <w:left w:val="single" w:color="C9D3DF" w:sz="4"/>
+              <w:bottom w:val="single" w:color="C9D3DF" w:sz="4"/>
+              <w:right w:val="single" w:color="C9D3DF" w:sz="4"/>
+            </w:tcBorders>
+            <w:tcMar>
+              <w:top w:type="dxa" w:w="50"/>
+              <w:left w:type="dxa" w:w="80"/>
+              <w:bottom w:type="dxa" w:w="50"/>
+              <w:right w:type="dxa" w:w="80"/>
+            </w:tcMar>
+          </w:tcPr>
+          <w:p>
+            <w:pPr>
+              <w:jc w:val="left"/>
+            </w:pPr>
+            <w:r>
+              <w:rPr>
+                <w:rFonts w:ascii="Malgun Gothic" w:cs="Malgun Gothic" w:eastAsia="Malgun Gothic" w:hAnsi="Malgun Gothic"/>
+                <w:sz w:val="17"/>
+                <w:szCs w:val="17"/>
+              </w:rPr>
+              <w:t xml:space="preserve">지역말</w:t>
+            </w:r>
+          </w:p>
+        </w:tc>
+        <w:tc>
+          <w:tcPr>
+            <w:tcW w:type="dxa" w:w="3248"/>
+            <w:tcBorders>
+              <w:top w:val="single" w:color="C9D3DF" w:sz="4"/>
+              <w:left w:val="single" w:color="C9D3DF" w:sz="4"/>
+              <w:bottom w:val="single" w:color="C9D3DF" w:sz="4"/>
+              <w:right w:val="single" w:color="C9D3DF" w:sz="4"/>
+            </w:tcBorders>
+            <w:tcMar>
+              <w:top w:type="dxa" w:w="50"/>
+              <w:left w:type="dxa" w:w="80"/>
+              <w:bottom w:type="dxa" w:w="50"/>
+              <w:right w:type="dxa" w:w="80"/>
+            </w:tcMar>
+          </w:tcPr>
+          <w:p>
+            <w:pPr>
+              <w:jc w:val="left"/>
+            </w:pPr>
+            <w:r>
+              <w:rPr>
+                <w:rFonts w:ascii="Malgun Gothic" w:cs="Malgun Gothic" w:eastAsia="Malgun Gothic" w:hAnsi="Malgun Gothic"/>
+                <w:sz w:val="17"/>
+                <w:szCs w:val="17"/>
+              </w:rPr>
+              <w:t xml:space="preserve">디지털창원문화대전</w:t>
+            </w:r>
+          </w:p>
+        </w:tc>
+        <w:tc>
+          <w:tcPr>
+            <w:tcW w:type="dxa" w:w="4543"/>
+            <w:tcBorders>
+              <w:top w:val="single" w:color="C9D3DF" w:sz="4"/>
+              <w:left w:val="single" w:color="C9D3DF" w:sz="4"/>
+              <w:bottom w:val="single" w:color="C9D3DF" w:sz="4"/>
+              <w:right w:val="single" w:color="C9D3DF" w:sz="4"/>
+            </w:tcBorders>
+            <w:tcMar>
+              <w:top w:type="dxa" w:w="50"/>
+              <w:left w:type="dxa" w:w="80"/>
+              <w:bottom w:type="dxa" w:w="50"/>
+              <w:right w:type="dxa" w:w="80"/>
+            </w:tcMar>
+          </w:tcPr>
+          <w:p>
+            <w:pPr>
+              <w:jc w:val="left"/>
+            </w:pPr>
+            <w:hyperlink w:history="1" r:id="rIdohz2to5o6r8ajr7ix6vp_">
+              <w:r>
+                <w:rPr>
+                  <w:rStyle w:val="Hyperlink"/>
+                  <w:rFonts w:ascii="Malgun Gothic" w:cs="Malgun Gothic" w:eastAsia="Malgun Gothic" w:hAnsi="Malgun Gothic"/>
+                  <w:sz w:val="17"/>
+                  <w:szCs w:val="17"/>
+                </w:rPr>
+                <w:t xml:space="preserve">https://changwon.grandculture.net/changwon</w:t>
+              </w:r>
+            </w:hyperlink>
+          </w:p>
+        </w:tc>
+      </w:tr>
+      <w:tr>
+        <w:trPr>
+          <w:cantSplit/>
+          <w:tblHeader w:val="false"/>
+        </w:trPr>
+        <w:tc>
+          <w:tcPr>
+            <w:tcW w:type="dxa" w:w="2413"/>
             <w:tcBorders>
               <w:top w:val="single" w:color="C9D3DF" w:sz="4"/>
               <w:left w:val="single" w:color="C9D3DF" w:sz="4"/>
@@ -6684,7 +6795,7 @@
         </w:tc>
         <w:tc>
           <w:tcPr>
-            <w:tcW w:type="dxa" w:w="3365"/>
+            <w:tcW w:type="dxa" w:w="3248"/>
             <w:tcBorders>
               <w:top w:val="single" w:color="C9D3DF" w:sz="4"/>
               <w:left w:val="single" w:color="C9D3DF" w:sz="4"/>
@@ -6714,25 +6825,25 @@
         </w:tc>
         <w:tc>
           <w:tcPr>
-            <w:tcW w:type="dxa" w:w="4094"/>
-            <w:tcBorders>
-              <w:top w:val="single" w:color="C9D3DF" w:sz="4"/>
-              <w:left w:val="single" w:color="C9D3DF" w:sz="4"/>
-              <w:bottom w:val="single" w:color="C9D3DF" w:sz="4"/>
-              <w:right w:val="single" w:color="C9D3DF" w:sz="4"/>
-            </w:tcBorders>
-            <w:tcMar>
-              <w:top w:type="dxa" w:w="50"/>
-              <w:left w:type="dxa" w:w="80"/>
-              <w:bottom w:type="dxa" w:w="50"/>
-              <w:right w:type="dxa" w:w="80"/>
-            </w:tcMar>
-          </w:tcPr>
-          <w:p>
-            <w:pPr>
-              <w:jc w:val="left"/>
-            </w:pPr>
-            <w:hyperlink w:history="1" r:id="rIdvelqspt9s1s7jho4pch9r">
+            <w:tcW w:type="dxa" w:w="4543"/>
+            <w:tcBorders>
+              <w:top w:val="single" w:color="C9D3DF" w:sz="4"/>
+              <w:left w:val="single" w:color="C9D3DF" w:sz="4"/>
+              <w:bottom w:val="single" w:color="C9D3DF" w:sz="4"/>
+              <w:right w:val="single" w:color="C9D3DF" w:sz="4"/>
+            </w:tcBorders>
+            <w:tcMar>
+              <w:top w:type="dxa" w:w="50"/>
+              <w:left w:type="dxa" w:w="80"/>
+              <w:bottom w:type="dxa" w:w="50"/>
+              <w:right w:type="dxa" w:w="80"/>
+            </w:tcMar>
+          </w:tcPr>
+          <w:p>
+            <w:pPr>
+              <w:jc w:val="left"/>
+            </w:pPr>
+            <w:hyperlink w:history="1" r:id="rIdcwo0juvgzdkjydlfwatz1">
               <w:r>
                 <w:rPr>
                   <w:rStyle w:val="Hyperlink"/>
@@ -6753,7 +6864,7 @@
         </w:trPr>
         <w:tc>
           <w:tcPr>
-            <w:tcW w:type="dxa" w:w="2745"/>
+            <w:tcW w:type="dxa" w:w="2413"/>
             <w:tcBorders>
               <w:top w:val="single" w:color="C9D3DF" w:sz="4"/>
               <w:left w:val="single" w:color="C9D3DF" w:sz="4"/>
@@ -6783,62 +6894,65 @@
         </w:tc>
         <w:tc>
           <w:tcPr>
-            <w:tcW w:type="dxa" w:w="3365"/>
-            <w:tcBorders>
-              <w:top w:val="single" w:color="C9D3DF" w:sz="4"/>
-              <w:left w:val="single" w:color="C9D3DF" w:sz="4"/>
-              <w:bottom w:val="single" w:color="C9D3DF" w:sz="4"/>
-              <w:right w:val="single" w:color="C9D3DF" w:sz="4"/>
-            </w:tcBorders>
-            <w:tcMar>
-              <w:top w:type="dxa" w:w="50"/>
-              <w:left w:type="dxa" w:w="80"/>
-              <w:bottom w:type="dxa" w:w="50"/>
-              <w:right w:type="dxa" w:w="80"/>
-            </w:tcMar>
-          </w:tcPr>
-          <w:p>
-            <w:pPr>
-              <w:jc w:val="left"/>
-            </w:pPr>
-            <w:r>
-              <w:rPr>
-                <w:rFonts w:ascii="Malgun Gothic" w:cs="Malgun Gothic" w:eastAsia="Malgun Gothic" w:hAnsi="Malgun Gothic"/>
-                <w:sz w:val="17"/>
-                <w:szCs w:val="17"/>
-              </w:rPr>
-              <w:t xml:space="preserve">보건복지부 자살예방상담전화 109</w:t>
-            </w:r>
-          </w:p>
-        </w:tc>
-        <w:tc>
-          <w:tcPr>
-            <w:tcW w:type="dxa" w:w="4094"/>
-            <w:tcBorders>
-              <w:top w:val="single" w:color="C9D3DF" w:sz="4"/>
-              <w:left w:val="single" w:color="C9D3DF" w:sz="4"/>
-              <w:bottom w:val="single" w:color="C9D3DF" w:sz="4"/>
-              <w:right w:val="single" w:color="C9D3DF" w:sz="4"/>
-            </w:tcBorders>
-            <w:tcMar>
-              <w:top w:type="dxa" w:w="50"/>
-              <w:left w:type="dxa" w:w="80"/>
-              <w:bottom w:type="dxa" w:w="50"/>
-              <w:right w:type="dxa" w:w="80"/>
-            </w:tcMar>
-          </w:tcPr>
-          <w:p>
-            <w:pPr>
-              <w:jc w:val="left"/>
-            </w:pPr>
-            <w:r>
-              <w:rPr>
-                <w:rFonts w:ascii="Malgun Gothic" w:cs="Malgun Gothic" w:eastAsia="Malgun Gothic" w:hAnsi="Malgun Gothic"/>
-                <w:sz w:val="17"/>
-                <w:szCs w:val="17"/>
-              </w:rPr>
-              <w:t xml:space="preserve">[팀 확인]</w:t>
-            </w:r>
+            <w:tcW w:type="dxa" w:w="3248"/>
+            <w:tcBorders>
+              <w:top w:val="single" w:color="C9D3DF" w:sz="4"/>
+              <w:left w:val="single" w:color="C9D3DF" w:sz="4"/>
+              <w:bottom w:val="single" w:color="C9D3DF" w:sz="4"/>
+              <w:right w:val="single" w:color="C9D3DF" w:sz="4"/>
+            </w:tcBorders>
+            <w:tcMar>
+              <w:top w:type="dxa" w:w="50"/>
+              <w:left w:type="dxa" w:w="80"/>
+              <w:bottom w:type="dxa" w:w="50"/>
+              <w:right w:type="dxa" w:w="80"/>
+            </w:tcMar>
+          </w:tcPr>
+          <w:p>
+            <w:pPr>
+              <w:jc w:val="left"/>
+            </w:pPr>
+            <w:r>
+              <w:rPr>
+                <w:rFonts w:ascii="Malgun Gothic" w:cs="Malgun Gothic" w:eastAsia="Malgun Gothic" w:hAnsi="Malgun Gothic"/>
+                <w:sz w:val="17"/>
+                <w:szCs w:val="17"/>
+              </w:rPr>
+              <w:t xml:space="preserve">보건복지부 자살예방상담전화 109(보도자료)</w:t>
+            </w:r>
+          </w:p>
+        </w:tc>
+        <w:tc>
+          <w:tcPr>
+            <w:tcW w:type="dxa" w:w="4543"/>
+            <w:tcBorders>
+              <w:top w:val="single" w:color="C9D3DF" w:sz="4"/>
+              <w:left w:val="single" w:color="C9D3DF" w:sz="4"/>
+              <w:bottom w:val="single" w:color="C9D3DF" w:sz="4"/>
+              <w:right w:val="single" w:color="C9D3DF" w:sz="4"/>
+            </w:tcBorders>
+            <w:tcMar>
+              <w:top w:type="dxa" w:w="50"/>
+              <w:left w:type="dxa" w:w="80"/>
+              <w:bottom w:type="dxa" w:w="50"/>
+              <w:right w:type="dxa" w:w="80"/>
+            </w:tcMar>
+          </w:tcPr>
+          <w:p>
+            <w:pPr>
+              <w:jc w:val="left"/>
+            </w:pPr>
+            <w:hyperlink w:history="1" r:id="rIdqrao7cwfyxzybyl4mkoxc">
+              <w:r>
+                <w:rPr>
+                  <w:rStyle w:val="Hyperlink"/>
+                  <w:rFonts w:ascii="Malgun Gothic" w:cs="Malgun Gothic" w:eastAsia="Malgun Gothic" w:hAnsi="Malgun Gothic"/>
+                  <w:sz w:val="17"/>
+                  <w:szCs w:val="17"/>
+                </w:rPr>
+                <w:t xml:space="preserve">https://www.mohw.go.kr/board.es?mid=a10503000000&amp;bid=0027&amp;list_no=1484266&amp;act=view</w:t>
+              </w:r>
+            </w:hyperlink>
           </w:p>
         </w:tc>
       </w:tr>
@@ -6849,7 +6963,7 @@
         </w:trPr>
         <w:tc>
           <w:tcPr>
-            <w:tcW w:type="dxa" w:w="2745"/>
+            <w:tcW w:type="dxa" w:w="2413"/>
             <w:tcBorders>
               <w:top w:val="single" w:color="C9D3DF" w:sz="4"/>
               <w:left w:val="single" w:color="C9D3DF" w:sz="4"/>
@@ -6879,62 +6993,65 @@
         </w:tc>
         <w:tc>
           <w:tcPr>
-            <w:tcW w:type="dxa" w:w="3365"/>
-            <w:tcBorders>
-              <w:top w:val="single" w:color="C9D3DF" w:sz="4"/>
-              <w:left w:val="single" w:color="C9D3DF" w:sz="4"/>
-              <w:bottom w:val="single" w:color="C9D3DF" w:sz="4"/>
-              <w:right w:val="single" w:color="C9D3DF" w:sz="4"/>
-            </w:tcBorders>
-            <w:tcMar>
-              <w:top w:type="dxa" w:w="50"/>
-              <w:left w:type="dxa" w:w="80"/>
-              <w:bottom w:type="dxa" w:w="50"/>
-              <w:right w:type="dxa" w:w="80"/>
-            </w:tcMar>
-          </w:tcPr>
-          <w:p>
-            <w:pPr>
-              <w:jc w:val="left"/>
-            </w:pPr>
-            <w:r>
-              <w:rPr>
-                <w:rFonts w:ascii="Malgun Gothic" w:cs="Malgun Gothic" w:eastAsia="Malgun Gothic" w:hAnsi="Malgun Gothic"/>
-                <w:sz w:val="17"/>
-                <w:szCs w:val="17"/>
-              </w:rPr>
-              <w:t xml:space="preserve">경남 청년마음단디센터</w:t>
-            </w:r>
-          </w:p>
-        </w:tc>
-        <w:tc>
-          <w:tcPr>
-            <w:tcW w:type="dxa" w:w="4094"/>
-            <w:tcBorders>
-              <w:top w:val="single" w:color="C9D3DF" w:sz="4"/>
-              <w:left w:val="single" w:color="C9D3DF" w:sz="4"/>
-              <w:bottom w:val="single" w:color="C9D3DF" w:sz="4"/>
-              <w:right w:val="single" w:color="C9D3DF" w:sz="4"/>
-            </w:tcBorders>
-            <w:tcMar>
-              <w:top w:type="dxa" w:w="50"/>
-              <w:left w:type="dxa" w:w="80"/>
-              <w:bottom w:type="dxa" w:w="50"/>
-              <w:right w:type="dxa" w:w="80"/>
-            </w:tcMar>
-          </w:tcPr>
-          <w:p>
-            <w:pPr>
-              <w:jc w:val="left"/>
-            </w:pPr>
-            <w:r>
-              <w:rPr>
-                <w:rFonts w:ascii="Malgun Gothic" w:cs="Malgun Gothic" w:eastAsia="Malgun Gothic" w:hAnsi="Malgun Gothic"/>
-                <w:sz w:val="17"/>
-                <w:szCs w:val="17"/>
-              </w:rPr>
-              <w:t xml:space="preserve">[팀 확인]</w:t>
-            </w:r>
+            <w:tcW w:type="dxa" w:w="3248"/>
+            <w:tcBorders>
+              <w:top w:val="single" w:color="C9D3DF" w:sz="4"/>
+              <w:left w:val="single" w:color="C9D3DF" w:sz="4"/>
+              <w:bottom w:val="single" w:color="C9D3DF" w:sz="4"/>
+              <w:right w:val="single" w:color="C9D3DF" w:sz="4"/>
+            </w:tcBorders>
+            <w:tcMar>
+              <w:top w:type="dxa" w:w="50"/>
+              <w:left w:type="dxa" w:w="80"/>
+              <w:bottom w:type="dxa" w:w="50"/>
+              <w:right w:type="dxa" w:w="80"/>
+            </w:tcMar>
+          </w:tcPr>
+          <w:p>
+            <w:pPr>
+              <w:jc w:val="left"/>
+            </w:pPr>
+            <w:r>
+              <w:rPr>
+                <w:rFonts w:ascii="Malgun Gothic" w:cs="Malgun Gothic" w:eastAsia="Malgun Gothic" w:hAnsi="Malgun Gothic"/>
+                <w:sz w:val="17"/>
+                <w:szCs w:val="17"/>
+              </w:rPr>
+              <w:t xml:space="preserve">경남 청년마음단디센터(경상남도 청년정보플랫폼 ‘청년 마음건강센터 운영’)</w:t>
+            </w:r>
+          </w:p>
+        </w:tc>
+        <w:tc>
+          <w:tcPr>
+            <w:tcW w:type="dxa" w:w="4543"/>
+            <w:tcBorders>
+              <w:top w:val="single" w:color="C9D3DF" w:sz="4"/>
+              <w:left w:val="single" w:color="C9D3DF" w:sz="4"/>
+              <w:bottom w:val="single" w:color="C9D3DF" w:sz="4"/>
+              <w:right w:val="single" w:color="C9D3DF" w:sz="4"/>
+            </w:tcBorders>
+            <w:tcMar>
+              <w:top w:type="dxa" w:w="50"/>
+              <w:left w:type="dxa" w:w="80"/>
+              <w:bottom w:type="dxa" w:w="50"/>
+              <w:right w:type="dxa" w:w="80"/>
+            </w:tcMar>
+          </w:tcPr>
+          <w:p>
+            <w:pPr>
+              <w:jc w:val="left"/>
+            </w:pPr>
+            <w:hyperlink w:history="1" r:id="rIdgwdomcc00zd6y_5q7qdih">
+              <w:r>
+                <w:rPr>
+                  <w:rStyle w:val="Hyperlink"/>
+                  <w:rFonts w:ascii="Malgun Gothic" w:cs="Malgun Gothic" w:eastAsia="Malgun Gothic" w:hAnsi="Malgun Gothic"/>
+                  <w:sz w:val="17"/>
+                  <w:szCs w:val="17"/>
+                </w:rPr>
+                <w:t xml:space="preserve">https://youth.gyeongnam.go.kr/youth/menu.es?mid=a11302000000</w:t>
+              </w:r>
+            </w:hyperlink>
           </w:p>
         </w:tc>
       </w:tr>
@@ -6945,7 +7062,7 @@
         </w:trPr>
         <w:tc>
           <w:tcPr>
-            <w:tcW w:type="dxa" w:w="2745"/>
+            <w:tcW w:type="dxa" w:w="2413"/>
             <w:tcBorders>
               <w:top w:val="single" w:color="C9D3DF" w:sz="4"/>
               <w:left w:val="single" w:color="C9D3DF" w:sz="4"/>
@@ -6975,62 +7092,65 @@
         </w:tc>
         <w:tc>
           <w:tcPr>
-            <w:tcW w:type="dxa" w:w="3365"/>
-            <w:tcBorders>
-              <w:top w:val="single" w:color="C9D3DF" w:sz="4"/>
-              <w:left w:val="single" w:color="C9D3DF" w:sz="4"/>
-              <w:bottom w:val="single" w:color="C9D3DF" w:sz="4"/>
-              <w:right w:val="single" w:color="C9D3DF" w:sz="4"/>
-            </w:tcBorders>
-            <w:tcMar>
-              <w:top w:type="dxa" w:w="50"/>
-              <w:left w:type="dxa" w:w="80"/>
-              <w:bottom w:type="dxa" w:w="50"/>
-              <w:right w:type="dxa" w:w="80"/>
-            </w:tcMar>
-          </w:tcPr>
-          <w:p>
-            <w:pPr>
-              <w:jc w:val="left"/>
-            </w:pPr>
-            <w:r>
-              <w:rPr>
-                <w:rFonts w:ascii="Malgun Gothic" w:cs="Malgun Gothic" w:eastAsia="Malgun Gothic" w:hAnsi="Malgun Gothic"/>
-                <w:sz w:val="17"/>
-                <w:szCs w:val="17"/>
-              </w:rPr>
-              <w:t xml:space="preserve">국가데이터처 국내인구이동통계</w:t>
-            </w:r>
-          </w:p>
-        </w:tc>
-        <w:tc>
-          <w:tcPr>
-            <w:tcW w:type="dxa" w:w="4094"/>
-            <w:tcBorders>
-              <w:top w:val="single" w:color="C9D3DF" w:sz="4"/>
-              <w:left w:val="single" w:color="C9D3DF" w:sz="4"/>
-              <w:bottom w:val="single" w:color="C9D3DF" w:sz="4"/>
-              <w:right w:val="single" w:color="C9D3DF" w:sz="4"/>
-            </w:tcBorders>
-            <w:tcMar>
-              <w:top w:type="dxa" w:w="50"/>
-              <w:left w:type="dxa" w:w="80"/>
-              <w:bottom w:type="dxa" w:w="50"/>
-              <w:right w:type="dxa" w:w="80"/>
-            </w:tcMar>
-          </w:tcPr>
-          <w:p>
-            <w:pPr>
-              <w:jc w:val="left"/>
-            </w:pPr>
-            <w:r>
-              <w:rPr>
-                <w:rFonts w:ascii="Malgun Gothic" w:cs="Malgun Gothic" w:eastAsia="Malgun Gothic" w:hAnsi="Malgun Gothic"/>
-                <w:sz w:val="17"/>
-                <w:szCs w:val="17"/>
-              </w:rPr>
-              <w:t xml:space="preserve">[팀 확인]</w:t>
-            </w:r>
+            <w:tcW w:type="dxa" w:w="3248"/>
+            <w:tcBorders>
+              <w:top w:val="single" w:color="C9D3DF" w:sz="4"/>
+              <w:left w:val="single" w:color="C9D3DF" w:sz="4"/>
+              <w:bottom w:val="single" w:color="C9D3DF" w:sz="4"/>
+              <w:right w:val="single" w:color="C9D3DF" w:sz="4"/>
+            </w:tcBorders>
+            <w:tcMar>
+              <w:top w:type="dxa" w:w="50"/>
+              <w:left w:type="dxa" w:w="80"/>
+              <w:bottom w:type="dxa" w:w="50"/>
+              <w:right w:type="dxa" w:w="80"/>
+            </w:tcMar>
+          </w:tcPr>
+          <w:p>
+            <w:pPr>
+              <w:jc w:val="left"/>
+            </w:pPr>
+            <w:r>
+              <w:rPr>
+                <w:rFonts w:ascii="Malgun Gothic" w:cs="Malgun Gothic" w:eastAsia="Malgun Gothic" w:hAnsi="Malgun Gothic"/>
+                <w:sz w:val="17"/>
+                <w:szCs w:val="17"/>
+              </w:rPr>
+              <w:t xml:space="preserve">국가데이터처 「2025년 국내인구이동통계 결과」(정책브리핑 보도자료)</w:t>
+            </w:r>
+          </w:p>
+        </w:tc>
+        <w:tc>
+          <w:tcPr>
+            <w:tcW w:type="dxa" w:w="4543"/>
+            <w:tcBorders>
+              <w:top w:val="single" w:color="C9D3DF" w:sz="4"/>
+              <w:left w:val="single" w:color="C9D3DF" w:sz="4"/>
+              <w:bottom w:val="single" w:color="C9D3DF" w:sz="4"/>
+              <w:right w:val="single" w:color="C9D3DF" w:sz="4"/>
+            </w:tcBorders>
+            <w:tcMar>
+              <w:top w:type="dxa" w:w="50"/>
+              <w:left w:type="dxa" w:w="80"/>
+              <w:bottom w:type="dxa" w:w="50"/>
+              <w:right w:type="dxa" w:w="80"/>
+            </w:tcMar>
+          </w:tcPr>
+          <w:p>
+            <w:pPr>
+              <w:jc w:val="left"/>
+            </w:pPr>
+            <w:hyperlink w:history="1" r:id="rIddvqb2tqsfmf7twjfzxnwb">
+              <w:r>
+                <w:rPr>
+                  <w:rStyle w:val="Hyperlink"/>
+                  <w:rFonts w:ascii="Malgun Gothic" w:cs="Malgun Gothic" w:eastAsia="Malgun Gothic" w:hAnsi="Malgun Gothic"/>
+                  <w:sz w:val="17"/>
+                  <w:szCs w:val="17"/>
+                </w:rPr>
+                <w:t xml:space="preserve">https://www.korea.kr/briefing/pressReleaseView.do?newsId=156742003</w:t>
+              </w:r>
+            </w:hyperlink>
           </w:p>
         </w:tc>
       </w:tr>
@@ -7653,7 +7773,7 @@
                 <w:sz w:val="17"/>
                 <w:szCs w:val="17"/>
               </w:rPr>
-              <w:t xml:space="preserve">10/5 이미영이 배포 앱을 PC 웹·휴대폰에서 실제 조작해 녹화 → 조준수 최종 편집(2분 59초 이내). 내레이션·배경음·편집에 쓴 AI 도구: [10/5 기재 — 미정]</w:t>
+              <w:t xml:space="preserve">10/5 이미영이 배포 앱을 PC 웹·휴대폰에서 실제 사용해 녹화 → 조준수 최종 편집(2분 59초 이내). 내레이션·배경음·편집에 쓴 AI 도구: [10/5 기재 — 미정]</w:t>
             </w:r>
           </w:p>
         </w:tc>

--- a/deliverables/submission/오이소창원_출처_AI활용_신고서_20261005.docx
+++ b/deliverables/submission/오이소창원_출처_AI활용_신고서_20261005.docx
@@ -620,7 +620,7 @@
                 <w:sz w:val="17"/>
                 <w:szCs w:val="17"/>
               </w:rPr>
-              <w:t xml:space="preserve">기획안(10/1 초안 → 10/4 갱신), 데이터 조사·출처 검증과 JSON 구축(정책 24 · 정착 할 일 26 · 할 일 링크 18 · 생활 정보 60 · 지역말 핵심 30 + 확장 2,151 · 접수 창구 6)</w:t>
+              <w:t xml:space="preserve">기획안(10/1 초안 → 10/4 갱신), 데이터 조사·출처 검증과 JSON 구축(정책 24 · 정착 할 일 26 · 할 일 링크 18 · 생활 정보 60 · 지역말 핵심 30 + 확장 2,223 · 접수 창구 6)</w:t>
             </w:r>
           </w:p>
         </w:tc>
@@ -1057,7 +1057,7 @@
         </w:rPr>
         <w:t xml:space="preserve">날짜별 상세 내역: 저장소 README ‘개발 작업 과정’, GitHub 커밋 기록(</w:t>
       </w:r>
-      <w:hyperlink w:history="1" r:id="rIdfghibe9nri6hpj_uysxyh">
+      <w:hyperlink w:history="1" r:id="rIdclk4seaxkjbt454wywsqz">
         <w:r>
           <w:rPr>
             <w:rStyle w:val="Hyperlink"/>
@@ -3147,7 +3147,7 @@
               </w:rPr>
               <w:t xml:space="preserve">모델 ID gpt-4.1-mini, 출처 OpenAI(</w:t>
             </w:r>
-            <w:hyperlink w:history="1" r:id="rIdmpwfngjcd17vmgchc_dlr">
+            <w:hyperlink w:history="1" r:id="rIdzelmrcbcbjl4jpkuu76qu">
               <w:r>
                 <w:rPr>
                   <w:rStyle w:val="Hyperlink"/>
@@ -3814,8 +3814,8 @@
       <w:tblGrid>
         <w:gridCol w:w="1860"/>
         <w:gridCol w:w="2260"/>
-        <w:gridCol w:w="3586"/>
-        <w:gridCol w:w="2498"/>
+        <w:gridCol w:w="3606"/>
+        <w:gridCol w:w="2478"/>
       </w:tblGrid>
       <w:tr>
         <w:trPr>
@@ -3892,7 +3892,7 @@
         </w:tc>
         <w:tc>
           <w:tcPr>
-            <w:tcW w:type="dxa" w:w="3586"/>
+            <w:tcW w:type="dxa" w:w="3606"/>
             <w:tcBorders>
               <w:top w:val="single" w:color="C9D3DF" w:sz="4"/>
               <w:left w:val="single" w:color="C9D3DF" w:sz="4"/>
@@ -3926,7 +3926,7 @@
         </w:tc>
         <w:tc>
           <w:tcPr>
-            <w:tcW w:type="dxa" w:w="2498"/>
+            <w:tcW w:type="dxa" w:w="2478"/>
             <w:tcBorders>
               <w:top w:val="single" w:color="C9D3DF" w:sz="4"/>
               <w:left w:val="single" w:color="C9D3DF" w:sz="4"/>
@@ -4026,7 +4026,7 @@
         </w:tc>
         <w:tc>
           <w:tcPr>
-            <w:tcW w:type="dxa" w:w="3586"/>
+            <w:tcW w:type="dxa" w:w="3606"/>
             <w:tcBorders>
               <w:top w:val="single" w:color="C9D3DF" w:sz="4"/>
               <w:left w:val="single" w:color="C9D3DF" w:sz="4"/>
@@ -4056,7 +4056,7 @@
         </w:tc>
         <w:tc>
           <w:tcPr>
-            <w:tcW w:type="dxa" w:w="2498"/>
+            <w:tcW w:type="dxa" w:w="2478"/>
             <w:tcBorders>
               <w:top w:val="single" w:color="C9D3DF" w:sz="4"/>
               <w:left w:val="single" w:color="C9D3DF" w:sz="4"/>
@@ -4152,7 +4152,7 @@
         </w:tc>
         <w:tc>
           <w:tcPr>
-            <w:tcW w:type="dxa" w:w="3586"/>
+            <w:tcW w:type="dxa" w:w="3606"/>
             <w:tcBorders>
               <w:top w:val="single" w:color="C9D3DF" w:sz="4"/>
               <w:left w:val="single" w:color="C9D3DF" w:sz="4"/>
@@ -4182,7 +4182,7 @@
         </w:tc>
         <w:tc>
           <w:tcPr>
-            <w:tcW w:type="dxa" w:w="2498"/>
+            <w:tcW w:type="dxa" w:w="2478"/>
             <w:tcBorders>
               <w:top w:val="single" w:color="C9D3DF" w:sz="4"/>
               <w:left w:val="single" w:color="C9D3DF" w:sz="4"/>
@@ -4278,7 +4278,7 @@
         </w:tc>
         <w:tc>
           <w:tcPr>
-            <w:tcW w:type="dxa" w:w="3586"/>
+            <w:tcW w:type="dxa" w:w="3606"/>
             <w:tcBorders>
               <w:top w:val="single" w:color="C9D3DF" w:sz="4"/>
               <w:left w:val="single" w:color="C9D3DF" w:sz="4"/>
@@ -4308,7 +4308,7 @@
         </w:tc>
         <w:tc>
           <w:tcPr>
-            <w:tcW w:type="dxa" w:w="2498"/>
+            <w:tcW w:type="dxa" w:w="2478"/>
             <w:tcBorders>
               <w:top w:val="single" w:color="C9D3DF" w:sz="4"/>
               <w:left w:val="single" w:color="C9D3DF" w:sz="4"/>
@@ -4398,43 +4398,43 @@
                 <w:sz w:val="17"/>
                 <w:szCs w:val="17"/>
               </w:rPr>
-              <w:t xml:space="preserve">30 + 2,151</w:t>
-            </w:r>
-          </w:p>
-        </w:tc>
-        <w:tc>
-          <w:tcPr>
-            <w:tcW w:type="dxa" w:w="3586"/>
-            <w:tcBorders>
-              <w:top w:val="single" w:color="C9D3DF" w:sz="4"/>
-              <w:left w:val="single" w:color="C9D3DF" w:sz="4"/>
-              <w:bottom w:val="single" w:color="C9D3DF" w:sz="4"/>
-              <w:right w:val="single" w:color="C9D3DF" w:sz="4"/>
-            </w:tcBorders>
-            <w:tcMar>
-              <w:top w:type="dxa" w:w="50"/>
-              <w:left w:type="dxa" w:w="80"/>
-              <w:bottom w:type="dxa" w:w="50"/>
-              <w:right w:type="dxa" w:w="80"/>
-            </w:tcMar>
-          </w:tcPr>
-          <w:p>
-            <w:pPr>
-              <w:jc w:val="left"/>
-            </w:pPr>
-            <w:r>
-              <w:rPr>
-                <w:rFonts w:ascii="Malgun Gothic" w:cs="Malgun Gothic" w:eastAsia="Malgun Gothic" w:hAnsi="Malgun Gothic"/>
-                <w:sz w:val="17"/>
-                <w:szCs w:val="17"/>
-              </w:rPr>
-              <w:t xml:space="preserve">국립국어원 우리말샘(CC BY-SA 2.0 KR)·지역어 듣기·온라인가나다, 디지털창원문화대전</w:t>
-            </w:r>
-          </w:p>
-        </w:tc>
-        <w:tc>
-          <w:tcPr>
-            <w:tcW w:type="dxa" w:w="2498"/>
+              <w:t xml:space="preserve">30 + 2,223</w:t>
+            </w:r>
+          </w:p>
+        </w:tc>
+        <w:tc>
+          <w:tcPr>
+            <w:tcW w:type="dxa" w:w="3606"/>
+            <w:tcBorders>
+              <w:top w:val="single" w:color="C9D3DF" w:sz="4"/>
+              <w:left w:val="single" w:color="C9D3DF" w:sz="4"/>
+              <w:bottom w:val="single" w:color="C9D3DF" w:sz="4"/>
+              <w:right w:val="single" w:color="C9D3DF" w:sz="4"/>
+            </w:tcBorders>
+            <w:tcMar>
+              <w:top w:type="dxa" w:w="50"/>
+              <w:left w:type="dxa" w:w="80"/>
+              <w:bottom w:type="dxa" w:w="50"/>
+              <w:right w:type="dxa" w:w="80"/>
+            </w:tcMar>
+          </w:tcPr>
+          <w:p>
+            <w:pPr>
+              <w:jc w:val="left"/>
+            </w:pPr>
+            <w:r>
+              <w:rPr>
+                <w:rFonts w:ascii="Malgun Gothic" w:cs="Malgun Gothic" w:eastAsia="Malgun Gothic" w:hAnsi="Malgun Gothic"/>
+                <w:sz w:val="17"/>
+                <w:szCs w:val="17"/>
+              </w:rPr>
+              <w:t xml:space="preserve">국립국어원 우리말샘(CC BY-SA 2.0 KR)·지역어 듣기·온라인가나다, 경남방언사전(2017), 디지털창원문화대전</w:t>
+            </w:r>
+          </w:p>
+        </w:tc>
+        <w:tc>
+          <w:tcPr>
+            <w:tcW w:type="dxa" w:w="2478"/>
             <w:tcBorders>
               <w:top w:val="single" w:color="C9D3DF" w:sz="4"/>
               <w:left w:val="single" w:color="C9D3DF" w:sz="4"/>
@@ -4530,7 +4530,7 @@
         </w:tc>
         <w:tc>
           <w:tcPr>
-            <w:tcW w:type="dxa" w:w="3586"/>
+            <w:tcW w:type="dxa" w:w="3606"/>
             <w:tcBorders>
               <w:top w:val="single" w:color="C9D3DF" w:sz="4"/>
               <w:left w:val="single" w:color="C9D3DF" w:sz="4"/>
@@ -4560,7 +4560,7 @@
         </w:tc>
         <w:tc>
           <w:tcPr>
-            <w:tcW w:type="dxa" w:w="2498"/>
+            <w:tcW w:type="dxa" w:w="2478"/>
             <w:tcBorders>
               <w:top w:val="single" w:color="C9D3DF" w:sz="4"/>
               <w:left w:val="single" w:color="C9D3DF" w:sz="4"/>
@@ -4656,7 +4656,7 @@
         </w:tc>
         <w:tc>
           <w:tcPr>
-            <w:tcW w:type="dxa" w:w="3586"/>
+            <w:tcW w:type="dxa" w:w="3606"/>
             <w:tcBorders>
               <w:top w:val="single" w:color="C9D3DF" w:sz="4"/>
               <w:left w:val="single" w:color="C9D3DF" w:sz="4"/>
@@ -4686,7 +4686,7 @@
         </w:tc>
         <w:tc>
           <w:tcPr>
-            <w:tcW w:type="dxa" w:w="2498"/>
+            <w:tcW w:type="dxa" w:w="2478"/>
             <w:tcBorders>
               <w:top w:val="single" w:color="C9D3DF" w:sz="4"/>
               <w:left w:val="single" w:color="C9D3DF" w:sz="4"/>
@@ -4765,9 +4765,9 @@
         </w:tblBorders>
       </w:tblPr>
       <w:tblGrid>
-        <w:gridCol w:w="2413"/>
-        <w:gridCol w:w="3248"/>
-        <w:gridCol w:w="4543"/>
+        <w:gridCol w:w="2405"/>
+        <w:gridCol w:w="3194"/>
+        <w:gridCol w:w="4605"/>
       </w:tblGrid>
       <w:tr>
         <w:trPr>
@@ -4776,7 +4776,7 @@
         </w:trPr>
         <w:tc>
           <w:tcPr>
-            <w:tcW w:type="dxa" w:w="2413"/>
+            <w:tcW w:type="dxa" w:w="2405"/>
             <w:tcBorders>
               <w:top w:val="single" w:color="C9D3DF" w:sz="4"/>
               <w:left w:val="single" w:color="C9D3DF" w:sz="4"/>
@@ -4810,7 +4810,7 @@
         </w:tc>
         <w:tc>
           <w:tcPr>
-            <w:tcW w:type="dxa" w:w="3248"/>
+            <w:tcW w:type="dxa" w:w="3194"/>
             <w:tcBorders>
               <w:top w:val="single" w:color="C9D3DF" w:sz="4"/>
               <w:left w:val="single" w:color="C9D3DF" w:sz="4"/>
@@ -4844,7 +4844,7 @@
         </w:tc>
         <w:tc>
           <w:tcPr>
-            <w:tcW w:type="dxa" w:w="4543"/>
+            <w:tcW w:type="dxa" w:w="4605"/>
             <w:tcBorders>
               <w:top w:val="single" w:color="C9D3DF" w:sz="4"/>
               <w:left w:val="single" w:color="C9D3DF" w:sz="4"/>
@@ -4884,7 +4884,7 @@
         </w:trPr>
         <w:tc>
           <w:tcPr>
-            <w:tcW w:type="dxa" w:w="2413"/>
+            <w:tcW w:type="dxa" w:w="2405"/>
             <w:tcBorders>
               <w:top w:val="single" w:color="C9D3DF" w:sz="4"/>
               <w:left w:val="single" w:color="C9D3DF" w:sz="4"/>
@@ -4914,7 +4914,7 @@
         </w:tc>
         <w:tc>
           <w:tcPr>
-            <w:tcW w:type="dxa" w:w="3248"/>
+            <w:tcW w:type="dxa" w:w="3194"/>
             <w:tcBorders>
               <w:top w:val="single" w:color="C9D3DF" w:sz="4"/>
               <w:left w:val="single" w:color="C9D3DF" w:sz="4"/>
@@ -4944,25 +4944,25 @@
         </w:tc>
         <w:tc>
           <w:tcPr>
-            <w:tcW w:type="dxa" w:w="4543"/>
-            <w:tcBorders>
-              <w:top w:val="single" w:color="C9D3DF" w:sz="4"/>
-              <w:left w:val="single" w:color="C9D3DF" w:sz="4"/>
-              <w:bottom w:val="single" w:color="C9D3DF" w:sz="4"/>
-              <w:right w:val="single" w:color="C9D3DF" w:sz="4"/>
-            </w:tcBorders>
-            <w:tcMar>
-              <w:top w:type="dxa" w:w="50"/>
-              <w:left w:type="dxa" w:w="80"/>
-              <w:bottom w:type="dxa" w:w="50"/>
-              <w:right w:type="dxa" w:w="80"/>
-            </w:tcMar>
-          </w:tcPr>
-          <w:p>
-            <w:pPr>
-              <w:jc w:val="left"/>
-            </w:pPr>
-            <w:hyperlink w:history="1" r:id="rIdsvb8jox9u6mfjzith2qrg">
+            <w:tcW w:type="dxa" w:w="4605"/>
+            <w:tcBorders>
+              <w:top w:val="single" w:color="C9D3DF" w:sz="4"/>
+              <w:left w:val="single" w:color="C9D3DF" w:sz="4"/>
+              <w:bottom w:val="single" w:color="C9D3DF" w:sz="4"/>
+              <w:right w:val="single" w:color="C9D3DF" w:sz="4"/>
+            </w:tcBorders>
+            <w:tcMar>
+              <w:top w:type="dxa" w:w="50"/>
+              <w:left w:type="dxa" w:w="80"/>
+              <w:bottom w:type="dxa" w:w="50"/>
+              <w:right w:type="dxa" w:w="80"/>
+            </w:tcMar>
+          </w:tcPr>
+          <w:p>
+            <w:pPr>
+              <w:jc w:val="left"/>
+            </w:pPr>
+            <w:hyperlink w:history="1" r:id="rIdmqkzsvdahicx51jklja8c">
               <w:r>
                 <w:rPr>
                   <w:rStyle w:val="Hyperlink"/>
@@ -4983,7 +4983,7 @@
         </w:trPr>
         <w:tc>
           <w:tcPr>
-            <w:tcW w:type="dxa" w:w="2413"/>
+            <w:tcW w:type="dxa" w:w="2405"/>
             <w:tcBorders>
               <w:top w:val="single" w:color="C9D3DF" w:sz="4"/>
               <w:left w:val="single" w:color="C9D3DF" w:sz="4"/>
@@ -5013,7 +5013,7 @@
         </w:tc>
         <w:tc>
           <w:tcPr>
-            <w:tcW w:type="dxa" w:w="3248"/>
+            <w:tcW w:type="dxa" w:w="3194"/>
             <w:tcBorders>
               <w:top w:val="single" w:color="C9D3DF" w:sz="4"/>
               <w:left w:val="single" w:color="C9D3DF" w:sz="4"/>
@@ -5043,25 +5043,25 @@
         </w:tc>
         <w:tc>
           <w:tcPr>
-            <w:tcW w:type="dxa" w:w="4543"/>
-            <w:tcBorders>
-              <w:top w:val="single" w:color="C9D3DF" w:sz="4"/>
-              <w:left w:val="single" w:color="C9D3DF" w:sz="4"/>
-              <w:bottom w:val="single" w:color="C9D3DF" w:sz="4"/>
-              <w:right w:val="single" w:color="C9D3DF" w:sz="4"/>
-            </w:tcBorders>
-            <w:tcMar>
-              <w:top w:type="dxa" w:w="50"/>
-              <w:left w:type="dxa" w:w="80"/>
-              <w:bottom w:type="dxa" w:w="50"/>
-              <w:right w:type="dxa" w:w="80"/>
-            </w:tcMar>
-          </w:tcPr>
-          <w:p>
-            <w:pPr>
-              <w:jc w:val="left"/>
-            </w:pPr>
-            <w:hyperlink w:history="1" r:id="rId8e4vqx44l5uud9phlui1e">
+            <w:tcW w:type="dxa" w:w="4605"/>
+            <w:tcBorders>
+              <w:top w:val="single" w:color="C9D3DF" w:sz="4"/>
+              <w:left w:val="single" w:color="C9D3DF" w:sz="4"/>
+              <w:bottom w:val="single" w:color="C9D3DF" w:sz="4"/>
+              <w:right w:val="single" w:color="C9D3DF" w:sz="4"/>
+            </w:tcBorders>
+            <w:tcMar>
+              <w:top w:type="dxa" w:w="50"/>
+              <w:left w:type="dxa" w:w="80"/>
+              <w:bottom w:type="dxa" w:w="50"/>
+              <w:right w:type="dxa" w:w="80"/>
+            </w:tcMar>
+          </w:tcPr>
+          <w:p>
+            <w:pPr>
+              <w:jc w:val="left"/>
+            </w:pPr>
+            <w:hyperlink w:history="1" r:id="rIdxlnllg8ezb0xu7ymotmcu">
               <w:r>
                 <w:rPr>
                   <w:rStyle w:val="Hyperlink"/>
@@ -5082,7 +5082,7 @@
         </w:trPr>
         <w:tc>
           <w:tcPr>
-            <w:tcW w:type="dxa" w:w="2413"/>
+            <w:tcW w:type="dxa" w:w="2405"/>
             <w:tcBorders>
               <w:top w:val="single" w:color="C9D3DF" w:sz="4"/>
               <w:left w:val="single" w:color="C9D3DF" w:sz="4"/>
@@ -5112,7 +5112,7 @@
         </w:tc>
         <w:tc>
           <w:tcPr>
-            <w:tcW w:type="dxa" w:w="3248"/>
+            <w:tcW w:type="dxa" w:w="3194"/>
             <w:tcBorders>
               <w:top w:val="single" w:color="C9D3DF" w:sz="4"/>
               <w:left w:val="single" w:color="C9D3DF" w:sz="4"/>
@@ -5142,25 +5142,25 @@
         </w:tc>
         <w:tc>
           <w:tcPr>
-            <w:tcW w:type="dxa" w:w="4543"/>
-            <w:tcBorders>
-              <w:top w:val="single" w:color="C9D3DF" w:sz="4"/>
-              <w:left w:val="single" w:color="C9D3DF" w:sz="4"/>
-              <w:bottom w:val="single" w:color="C9D3DF" w:sz="4"/>
-              <w:right w:val="single" w:color="C9D3DF" w:sz="4"/>
-            </w:tcBorders>
-            <w:tcMar>
-              <w:top w:type="dxa" w:w="50"/>
-              <w:left w:type="dxa" w:w="80"/>
-              <w:bottom w:type="dxa" w:w="50"/>
-              <w:right w:type="dxa" w:w="80"/>
-            </w:tcMar>
-          </w:tcPr>
-          <w:p>
-            <w:pPr>
-              <w:jc w:val="left"/>
-            </w:pPr>
-            <w:hyperlink w:history="1" r:id="rIdoq8vgtibtyxbp5bvqr3an">
+            <w:tcW w:type="dxa" w:w="4605"/>
+            <w:tcBorders>
+              <w:top w:val="single" w:color="C9D3DF" w:sz="4"/>
+              <w:left w:val="single" w:color="C9D3DF" w:sz="4"/>
+              <w:bottom w:val="single" w:color="C9D3DF" w:sz="4"/>
+              <w:right w:val="single" w:color="C9D3DF" w:sz="4"/>
+            </w:tcBorders>
+            <w:tcMar>
+              <w:top w:type="dxa" w:w="50"/>
+              <w:left w:type="dxa" w:w="80"/>
+              <w:bottom w:type="dxa" w:w="50"/>
+              <w:right w:type="dxa" w:w="80"/>
+            </w:tcMar>
+          </w:tcPr>
+          <w:p>
+            <w:pPr>
+              <w:jc w:val="left"/>
+            </w:pPr>
+            <w:hyperlink w:history="1" r:id="rId1osiy8y-dnvw4yyho-q7b">
               <w:r>
                 <w:rPr>
                   <w:rStyle w:val="Hyperlink"/>
@@ -5181,7 +5181,7 @@
         </w:trPr>
         <w:tc>
           <w:tcPr>
-            <w:tcW w:type="dxa" w:w="2413"/>
+            <w:tcW w:type="dxa" w:w="2405"/>
             <w:tcBorders>
               <w:top w:val="single" w:color="C9D3DF" w:sz="4"/>
               <w:left w:val="single" w:color="C9D3DF" w:sz="4"/>
@@ -5211,7 +5211,7 @@
         </w:tc>
         <w:tc>
           <w:tcPr>
-            <w:tcW w:type="dxa" w:w="3248"/>
+            <w:tcW w:type="dxa" w:w="3194"/>
             <w:tcBorders>
               <w:top w:val="single" w:color="C9D3DF" w:sz="4"/>
               <w:left w:val="single" w:color="C9D3DF" w:sz="4"/>
@@ -5241,25 +5241,25 @@
         </w:tc>
         <w:tc>
           <w:tcPr>
-            <w:tcW w:type="dxa" w:w="4543"/>
-            <w:tcBorders>
-              <w:top w:val="single" w:color="C9D3DF" w:sz="4"/>
-              <w:left w:val="single" w:color="C9D3DF" w:sz="4"/>
-              <w:bottom w:val="single" w:color="C9D3DF" w:sz="4"/>
-              <w:right w:val="single" w:color="C9D3DF" w:sz="4"/>
-            </w:tcBorders>
-            <w:tcMar>
-              <w:top w:type="dxa" w:w="50"/>
-              <w:left w:type="dxa" w:w="80"/>
-              <w:bottom w:type="dxa" w:w="50"/>
-              <w:right w:type="dxa" w:w="80"/>
-            </w:tcMar>
-          </w:tcPr>
-          <w:p>
-            <w:pPr>
-              <w:jc w:val="left"/>
-            </w:pPr>
-            <w:hyperlink w:history="1" r:id="rIdqefrc8issy8lxed8htphj">
+            <w:tcW w:type="dxa" w:w="4605"/>
+            <w:tcBorders>
+              <w:top w:val="single" w:color="C9D3DF" w:sz="4"/>
+              <w:left w:val="single" w:color="C9D3DF" w:sz="4"/>
+              <w:bottom w:val="single" w:color="C9D3DF" w:sz="4"/>
+              <w:right w:val="single" w:color="C9D3DF" w:sz="4"/>
+            </w:tcBorders>
+            <w:tcMar>
+              <w:top w:type="dxa" w:w="50"/>
+              <w:left w:type="dxa" w:w="80"/>
+              <w:bottom w:type="dxa" w:w="50"/>
+              <w:right w:type="dxa" w:w="80"/>
+            </w:tcMar>
+          </w:tcPr>
+          <w:p>
+            <w:pPr>
+              <w:jc w:val="left"/>
+            </w:pPr>
+            <w:hyperlink w:history="1" r:id="rId0hdchyc-shk-pieiscneo">
               <w:r>
                 <w:rPr>
                   <w:rStyle w:val="Hyperlink"/>
@@ -5280,7 +5280,7 @@
         </w:trPr>
         <w:tc>
           <w:tcPr>
-            <w:tcW w:type="dxa" w:w="2413"/>
+            <w:tcW w:type="dxa" w:w="2405"/>
             <w:tcBorders>
               <w:top w:val="single" w:color="C9D3DF" w:sz="4"/>
               <w:left w:val="single" w:color="C9D3DF" w:sz="4"/>
@@ -5310,7 +5310,7 @@
         </w:tc>
         <w:tc>
           <w:tcPr>
-            <w:tcW w:type="dxa" w:w="3248"/>
+            <w:tcW w:type="dxa" w:w="3194"/>
             <w:tcBorders>
               <w:top w:val="single" w:color="C9D3DF" w:sz="4"/>
               <w:left w:val="single" w:color="C9D3DF" w:sz="4"/>
@@ -5340,25 +5340,25 @@
         </w:tc>
         <w:tc>
           <w:tcPr>
-            <w:tcW w:type="dxa" w:w="4543"/>
-            <w:tcBorders>
-              <w:top w:val="single" w:color="C9D3DF" w:sz="4"/>
-              <w:left w:val="single" w:color="C9D3DF" w:sz="4"/>
-              <w:bottom w:val="single" w:color="C9D3DF" w:sz="4"/>
-              <w:right w:val="single" w:color="C9D3DF" w:sz="4"/>
-            </w:tcBorders>
-            <w:tcMar>
-              <w:top w:type="dxa" w:w="50"/>
-              <w:left w:type="dxa" w:w="80"/>
-              <w:bottom w:type="dxa" w:w="50"/>
-              <w:right w:type="dxa" w:w="80"/>
-            </w:tcMar>
-          </w:tcPr>
-          <w:p>
-            <w:pPr>
-              <w:jc w:val="left"/>
-            </w:pPr>
-            <w:hyperlink w:history="1" r:id="rIdv6hw5sr-3unmop9offxvi">
+            <w:tcW w:type="dxa" w:w="4605"/>
+            <w:tcBorders>
+              <w:top w:val="single" w:color="C9D3DF" w:sz="4"/>
+              <w:left w:val="single" w:color="C9D3DF" w:sz="4"/>
+              <w:bottom w:val="single" w:color="C9D3DF" w:sz="4"/>
+              <w:right w:val="single" w:color="C9D3DF" w:sz="4"/>
+            </w:tcBorders>
+            <w:tcMar>
+              <w:top w:type="dxa" w:w="50"/>
+              <w:left w:type="dxa" w:w="80"/>
+              <w:bottom w:type="dxa" w:w="50"/>
+              <w:right w:type="dxa" w:w="80"/>
+            </w:tcMar>
+          </w:tcPr>
+          <w:p>
+            <w:pPr>
+              <w:jc w:val="left"/>
+            </w:pPr>
+            <w:hyperlink w:history="1" r:id="rId3nvdbw_tokptqd-vlzsxh">
               <w:r>
                 <w:rPr>
                   <w:rStyle w:val="Hyperlink"/>
@@ -5379,7 +5379,7 @@
         </w:trPr>
         <w:tc>
           <w:tcPr>
-            <w:tcW w:type="dxa" w:w="2413"/>
+            <w:tcW w:type="dxa" w:w="2405"/>
             <w:tcBorders>
               <w:top w:val="single" w:color="C9D3DF" w:sz="4"/>
               <w:left w:val="single" w:color="C9D3DF" w:sz="4"/>
@@ -5409,7 +5409,7 @@
         </w:tc>
         <w:tc>
           <w:tcPr>
-            <w:tcW w:type="dxa" w:w="3248"/>
+            <w:tcW w:type="dxa" w:w="3194"/>
             <w:tcBorders>
               <w:top w:val="single" w:color="C9D3DF" w:sz="4"/>
               <w:left w:val="single" w:color="C9D3DF" w:sz="4"/>
@@ -5439,25 +5439,25 @@
         </w:tc>
         <w:tc>
           <w:tcPr>
-            <w:tcW w:type="dxa" w:w="4543"/>
-            <w:tcBorders>
-              <w:top w:val="single" w:color="C9D3DF" w:sz="4"/>
-              <w:left w:val="single" w:color="C9D3DF" w:sz="4"/>
-              <w:bottom w:val="single" w:color="C9D3DF" w:sz="4"/>
-              <w:right w:val="single" w:color="C9D3DF" w:sz="4"/>
-            </w:tcBorders>
-            <w:tcMar>
-              <w:top w:type="dxa" w:w="50"/>
-              <w:left w:type="dxa" w:w="80"/>
-              <w:bottom w:type="dxa" w:w="50"/>
-              <w:right w:type="dxa" w:w="80"/>
-            </w:tcMar>
-          </w:tcPr>
-          <w:p>
-            <w:pPr>
-              <w:jc w:val="left"/>
-            </w:pPr>
-            <w:hyperlink w:history="1" r:id="rIdgl3-a8qpgivcs9ttuzyoq">
+            <w:tcW w:type="dxa" w:w="4605"/>
+            <w:tcBorders>
+              <w:top w:val="single" w:color="C9D3DF" w:sz="4"/>
+              <w:left w:val="single" w:color="C9D3DF" w:sz="4"/>
+              <w:bottom w:val="single" w:color="C9D3DF" w:sz="4"/>
+              <w:right w:val="single" w:color="C9D3DF" w:sz="4"/>
+            </w:tcBorders>
+            <w:tcMar>
+              <w:top w:type="dxa" w:w="50"/>
+              <w:left w:type="dxa" w:w="80"/>
+              <w:bottom w:type="dxa" w:w="50"/>
+              <w:right w:type="dxa" w:w="80"/>
+            </w:tcMar>
+          </w:tcPr>
+          <w:p>
+            <w:pPr>
+              <w:jc w:val="left"/>
+            </w:pPr>
+            <w:hyperlink w:history="1" r:id="rIdehep0q6-1i6f67l0yjbbt">
               <w:r>
                 <w:rPr>
                   <w:rStyle w:val="Hyperlink"/>
@@ -5478,7 +5478,7 @@
         </w:trPr>
         <w:tc>
           <w:tcPr>
-            <w:tcW w:type="dxa" w:w="2413"/>
+            <w:tcW w:type="dxa" w:w="2405"/>
             <w:tcBorders>
               <w:top w:val="single" w:color="C9D3DF" w:sz="4"/>
               <w:left w:val="single" w:color="C9D3DF" w:sz="4"/>
@@ -5508,7 +5508,7 @@
         </w:tc>
         <w:tc>
           <w:tcPr>
-            <w:tcW w:type="dxa" w:w="3248"/>
+            <w:tcW w:type="dxa" w:w="3194"/>
             <w:tcBorders>
               <w:top w:val="single" w:color="C9D3DF" w:sz="4"/>
               <w:left w:val="single" w:color="C9D3DF" w:sz="4"/>
@@ -5538,25 +5538,25 @@
         </w:tc>
         <w:tc>
           <w:tcPr>
-            <w:tcW w:type="dxa" w:w="4543"/>
-            <w:tcBorders>
-              <w:top w:val="single" w:color="C9D3DF" w:sz="4"/>
-              <w:left w:val="single" w:color="C9D3DF" w:sz="4"/>
-              <w:bottom w:val="single" w:color="C9D3DF" w:sz="4"/>
-              <w:right w:val="single" w:color="C9D3DF" w:sz="4"/>
-            </w:tcBorders>
-            <w:tcMar>
-              <w:top w:type="dxa" w:w="50"/>
-              <w:left w:type="dxa" w:w="80"/>
-              <w:bottom w:type="dxa" w:w="50"/>
-              <w:right w:type="dxa" w:w="80"/>
-            </w:tcMar>
-          </w:tcPr>
-          <w:p>
-            <w:pPr>
-              <w:jc w:val="left"/>
-            </w:pPr>
-            <w:hyperlink w:history="1" r:id="rIdocnvnb37blao_ao1wchfj">
+            <w:tcW w:type="dxa" w:w="4605"/>
+            <w:tcBorders>
+              <w:top w:val="single" w:color="C9D3DF" w:sz="4"/>
+              <w:left w:val="single" w:color="C9D3DF" w:sz="4"/>
+              <w:bottom w:val="single" w:color="C9D3DF" w:sz="4"/>
+              <w:right w:val="single" w:color="C9D3DF" w:sz="4"/>
+            </w:tcBorders>
+            <w:tcMar>
+              <w:top w:type="dxa" w:w="50"/>
+              <w:left w:type="dxa" w:w="80"/>
+              <w:bottom w:type="dxa" w:w="50"/>
+              <w:right w:type="dxa" w:w="80"/>
+            </w:tcMar>
+          </w:tcPr>
+          <w:p>
+            <w:pPr>
+              <w:jc w:val="left"/>
+            </w:pPr>
+            <w:hyperlink w:history="1" r:id="rIdcobb9bsrbs1r4jq7xl_1y">
               <w:r>
                 <w:rPr>
                   <w:rStyle w:val="Hyperlink"/>
@@ -5577,7 +5577,7 @@
         </w:trPr>
         <w:tc>
           <w:tcPr>
-            <w:tcW w:type="dxa" w:w="2413"/>
+            <w:tcW w:type="dxa" w:w="2405"/>
             <w:tcBorders>
               <w:top w:val="single" w:color="C9D3DF" w:sz="4"/>
               <w:left w:val="single" w:color="C9D3DF" w:sz="4"/>
@@ -5607,7 +5607,7 @@
         </w:tc>
         <w:tc>
           <w:tcPr>
-            <w:tcW w:type="dxa" w:w="3248"/>
+            <w:tcW w:type="dxa" w:w="3194"/>
             <w:tcBorders>
               <w:top w:val="single" w:color="C9D3DF" w:sz="4"/>
               <w:left w:val="single" w:color="C9D3DF" w:sz="4"/>
@@ -5637,25 +5637,25 @@
         </w:tc>
         <w:tc>
           <w:tcPr>
-            <w:tcW w:type="dxa" w:w="4543"/>
-            <w:tcBorders>
-              <w:top w:val="single" w:color="C9D3DF" w:sz="4"/>
-              <w:left w:val="single" w:color="C9D3DF" w:sz="4"/>
-              <w:bottom w:val="single" w:color="C9D3DF" w:sz="4"/>
-              <w:right w:val="single" w:color="C9D3DF" w:sz="4"/>
-            </w:tcBorders>
-            <w:tcMar>
-              <w:top w:type="dxa" w:w="50"/>
-              <w:left w:type="dxa" w:w="80"/>
-              <w:bottom w:type="dxa" w:w="50"/>
-              <w:right w:type="dxa" w:w="80"/>
-            </w:tcMar>
-          </w:tcPr>
-          <w:p>
-            <w:pPr>
-              <w:jc w:val="left"/>
-            </w:pPr>
-            <w:hyperlink w:history="1" r:id="rIdhkyutik636wsbpytuftwl">
+            <w:tcW w:type="dxa" w:w="4605"/>
+            <w:tcBorders>
+              <w:top w:val="single" w:color="C9D3DF" w:sz="4"/>
+              <w:left w:val="single" w:color="C9D3DF" w:sz="4"/>
+              <w:bottom w:val="single" w:color="C9D3DF" w:sz="4"/>
+              <w:right w:val="single" w:color="C9D3DF" w:sz="4"/>
+            </w:tcBorders>
+            <w:tcMar>
+              <w:top w:type="dxa" w:w="50"/>
+              <w:left w:type="dxa" w:w="80"/>
+              <w:bottom w:type="dxa" w:w="50"/>
+              <w:right w:type="dxa" w:w="80"/>
+            </w:tcMar>
+          </w:tcPr>
+          <w:p>
+            <w:pPr>
+              <w:jc w:val="left"/>
+            </w:pPr>
+            <w:hyperlink w:history="1" r:id="rIdv8o6v2jwj2-fxko0guuup">
               <w:r>
                 <w:rPr>
                   <w:rStyle w:val="Hyperlink"/>
@@ -5676,7 +5676,7 @@
         </w:trPr>
         <w:tc>
           <w:tcPr>
-            <w:tcW w:type="dxa" w:w="2413"/>
+            <w:tcW w:type="dxa" w:w="2405"/>
             <w:tcBorders>
               <w:top w:val="single" w:color="C9D3DF" w:sz="4"/>
               <w:left w:val="single" w:color="C9D3DF" w:sz="4"/>
@@ -5706,7 +5706,7 @@
         </w:tc>
         <w:tc>
           <w:tcPr>
-            <w:tcW w:type="dxa" w:w="3248"/>
+            <w:tcW w:type="dxa" w:w="3194"/>
             <w:tcBorders>
               <w:top w:val="single" w:color="C9D3DF" w:sz="4"/>
               <w:left w:val="single" w:color="C9D3DF" w:sz="4"/>
@@ -5736,25 +5736,25 @@
         </w:tc>
         <w:tc>
           <w:tcPr>
-            <w:tcW w:type="dxa" w:w="4543"/>
-            <w:tcBorders>
-              <w:top w:val="single" w:color="C9D3DF" w:sz="4"/>
-              <w:left w:val="single" w:color="C9D3DF" w:sz="4"/>
-              <w:bottom w:val="single" w:color="C9D3DF" w:sz="4"/>
-              <w:right w:val="single" w:color="C9D3DF" w:sz="4"/>
-            </w:tcBorders>
-            <w:tcMar>
-              <w:top w:type="dxa" w:w="50"/>
-              <w:left w:type="dxa" w:w="80"/>
-              <w:bottom w:type="dxa" w:w="50"/>
-              <w:right w:type="dxa" w:w="80"/>
-            </w:tcMar>
-          </w:tcPr>
-          <w:p>
-            <w:pPr>
-              <w:jc w:val="left"/>
-            </w:pPr>
-            <w:hyperlink w:history="1" r:id="rIdt_5fow18fbemlpt3oofg2">
+            <w:tcW w:type="dxa" w:w="4605"/>
+            <w:tcBorders>
+              <w:top w:val="single" w:color="C9D3DF" w:sz="4"/>
+              <w:left w:val="single" w:color="C9D3DF" w:sz="4"/>
+              <w:bottom w:val="single" w:color="C9D3DF" w:sz="4"/>
+              <w:right w:val="single" w:color="C9D3DF" w:sz="4"/>
+            </w:tcBorders>
+            <w:tcMar>
+              <w:top w:type="dxa" w:w="50"/>
+              <w:left w:type="dxa" w:w="80"/>
+              <w:bottom w:type="dxa" w:w="50"/>
+              <w:right w:type="dxa" w:w="80"/>
+            </w:tcMar>
+          </w:tcPr>
+          <w:p>
+            <w:pPr>
+              <w:jc w:val="left"/>
+            </w:pPr>
+            <w:hyperlink w:history="1" r:id="rId4sxdtmwl4nvwjy1wa8izz">
               <w:r>
                 <w:rPr>
                   <w:rStyle w:val="Hyperlink"/>
@@ -5775,7 +5775,7 @@
         </w:trPr>
         <w:tc>
           <w:tcPr>
-            <w:tcW w:type="dxa" w:w="2413"/>
+            <w:tcW w:type="dxa" w:w="2405"/>
             <w:tcBorders>
               <w:top w:val="single" w:color="C9D3DF" w:sz="4"/>
               <w:left w:val="single" w:color="C9D3DF" w:sz="4"/>
@@ -5805,7 +5805,7 @@
         </w:tc>
         <w:tc>
           <w:tcPr>
-            <w:tcW w:type="dxa" w:w="3248"/>
+            <w:tcW w:type="dxa" w:w="3194"/>
             <w:tcBorders>
               <w:top w:val="single" w:color="C9D3DF" w:sz="4"/>
               <w:left w:val="single" w:color="C9D3DF" w:sz="4"/>
@@ -5835,25 +5835,25 @@
         </w:tc>
         <w:tc>
           <w:tcPr>
-            <w:tcW w:type="dxa" w:w="4543"/>
-            <w:tcBorders>
-              <w:top w:val="single" w:color="C9D3DF" w:sz="4"/>
-              <w:left w:val="single" w:color="C9D3DF" w:sz="4"/>
-              <w:bottom w:val="single" w:color="C9D3DF" w:sz="4"/>
-              <w:right w:val="single" w:color="C9D3DF" w:sz="4"/>
-            </w:tcBorders>
-            <w:tcMar>
-              <w:top w:type="dxa" w:w="50"/>
-              <w:left w:type="dxa" w:w="80"/>
-              <w:bottom w:type="dxa" w:w="50"/>
-              <w:right w:type="dxa" w:w="80"/>
-            </w:tcMar>
-          </w:tcPr>
-          <w:p>
-            <w:pPr>
-              <w:jc w:val="left"/>
-            </w:pPr>
-            <w:hyperlink w:history="1" r:id="rIdf9e04adg8icdnk1yfsmpv">
+            <w:tcW w:type="dxa" w:w="4605"/>
+            <w:tcBorders>
+              <w:top w:val="single" w:color="C9D3DF" w:sz="4"/>
+              <w:left w:val="single" w:color="C9D3DF" w:sz="4"/>
+              <w:bottom w:val="single" w:color="C9D3DF" w:sz="4"/>
+              <w:right w:val="single" w:color="C9D3DF" w:sz="4"/>
+            </w:tcBorders>
+            <w:tcMar>
+              <w:top w:type="dxa" w:w="50"/>
+              <w:left w:type="dxa" w:w="80"/>
+              <w:bottom w:type="dxa" w:w="50"/>
+              <w:right w:type="dxa" w:w="80"/>
+            </w:tcMar>
+          </w:tcPr>
+          <w:p>
+            <w:pPr>
+              <w:jc w:val="left"/>
+            </w:pPr>
+            <w:hyperlink w:history="1" r:id="rIdhnrwwd40cggdeqiep9ug6">
               <w:r>
                 <w:rPr>
                   <w:rStyle w:val="Hyperlink"/>
@@ -5874,7 +5874,7 @@
         </w:trPr>
         <w:tc>
           <w:tcPr>
-            <w:tcW w:type="dxa" w:w="2413"/>
+            <w:tcW w:type="dxa" w:w="2405"/>
             <w:tcBorders>
               <w:top w:val="single" w:color="C9D3DF" w:sz="4"/>
               <w:left w:val="single" w:color="C9D3DF" w:sz="4"/>
@@ -5904,7 +5904,7 @@
         </w:tc>
         <w:tc>
           <w:tcPr>
-            <w:tcW w:type="dxa" w:w="3248"/>
+            <w:tcW w:type="dxa" w:w="3194"/>
             <w:tcBorders>
               <w:top w:val="single" w:color="C9D3DF" w:sz="4"/>
               <w:left w:val="single" w:color="C9D3DF" w:sz="4"/>
@@ -5934,25 +5934,25 @@
         </w:tc>
         <w:tc>
           <w:tcPr>
-            <w:tcW w:type="dxa" w:w="4543"/>
-            <w:tcBorders>
-              <w:top w:val="single" w:color="C9D3DF" w:sz="4"/>
-              <w:left w:val="single" w:color="C9D3DF" w:sz="4"/>
-              <w:bottom w:val="single" w:color="C9D3DF" w:sz="4"/>
-              <w:right w:val="single" w:color="C9D3DF" w:sz="4"/>
-            </w:tcBorders>
-            <w:tcMar>
-              <w:top w:type="dxa" w:w="50"/>
-              <w:left w:type="dxa" w:w="80"/>
-              <w:bottom w:type="dxa" w:w="50"/>
-              <w:right w:type="dxa" w:w="80"/>
-            </w:tcMar>
-          </w:tcPr>
-          <w:p>
-            <w:pPr>
-              <w:jc w:val="left"/>
-            </w:pPr>
-            <w:hyperlink w:history="1" r:id="rIdit6vj4a_dponkfpiwsqbf">
+            <w:tcW w:type="dxa" w:w="4605"/>
+            <w:tcBorders>
+              <w:top w:val="single" w:color="C9D3DF" w:sz="4"/>
+              <w:left w:val="single" w:color="C9D3DF" w:sz="4"/>
+              <w:bottom w:val="single" w:color="C9D3DF" w:sz="4"/>
+              <w:right w:val="single" w:color="C9D3DF" w:sz="4"/>
+            </w:tcBorders>
+            <w:tcMar>
+              <w:top w:type="dxa" w:w="50"/>
+              <w:left w:type="dxa" w:w="80"/>
+              <w:bottom w:type="dxa" w:w="50"/>
+              <w:right w:type="dxa" w:w="80"/>
+            </w:tcMar>
+          </w:tcPr>
+          <w:p>
+            <w:pPr>
+              <w:jc w:val="left"/>
+            </w:pPr>
+            <w:hyperlink w:history="1" r:id="rId8g5qm0eqfeoo3skyejjx3">
               <w:r>
                 <w:rPr>
                   <w:rStyle w:val="Hyperlink"/>
@@ -5973,7 +5973,7 @@
         </w:trPr>
         <w:tc>
           <w:tcPr>
-            <w:tcW w:type="dxa" w:w="2413"/>
+            <w:tcW w:type="dxa" w:w="2405"/>
             <w:tcBorders>
               <w:top w:val="single" w:color="C9D3DF" w:sz="4"/>
               <w:left w:val="single" w:color="C9D3DF" w:sz="4"/>
@@ -6003,7 +6003,7 @@
         </w:tc>
         <w:tc>
           <w:tcPr>
-            <w:tcW w:type="dxa" w:w="3248"/>
+            <w:tcW w:type="dxa" w:w="3194"/>
             <w:tcBorders>
               <w:top w:val="single" w:color="C9D3DF" w:sz="4"/>
               <w:left w:val="single" w:color="C9D3DF" w:sz="4"/>
@@ -6033,25 +6033,25 @@
         </w:tc>
         <w:tc>
           <w:tcPr>
-            <w:tcW w:type="dxa" w:w="4543"/>
-            <w:tcBorders>
-              <w:top w:val="single" w:color="C9D3DF" w:sz="4"/>
-              <w:left w:val="single" w:color="C9D3DF" w:sz="4"/>
-              <w:bottom w:val="single" w:color="C9D3DF" w:sz="4"/>
-              <w:right w:val="single" w:color="C9D3DF" w:sz="4"/>
-            </w:tcBorders>
-            <w:tcMar>
-              <w:top w:type="dxa" w:w="50"/>
-              <w:left w:type="dxa" w:w="80"/>
-              <w:bottom w:type="dxa" w:w="50"/>
-              <w:right w:type="dxa" w:w="80"/>
-            </w:tcMar>
-          </w:tcPr>
-          <w:p>
-            <w:pPr>
-              <w:jc w:val="left"/>
-            </w:pPr>
-            <w:hyperlink w:history="1" r:id="rIdwaokt092qnkb_vzlq7de9">
+            <w:tcW w:type="dxa" w:w="4605"/>
+            <w:tcBorders>
+              <w:top w:val="single" w:color="C9D3DF" w:sz="4"/>
+              <w:left w:val="single" w:color="C9D3DF" w:sz="4"/>
+              <w:bottom w:val="single" w:color="C9D3DF" w:sz="4"/>
+              <w:right w:val="single" w:color="C9D3DF" w:sz="4"/>
+            </w:tcBorders>
+            <w:tcMar>
+              <w:top w:type="dxa" w:w="50"/>
+              <w:left w:type="dxa" w:w="80"/>
+              <w:bottom w:type="dxa" w:w="50"/>
+              <w:right w:type="dxa" w:w="80"/>
+            </w:tcMar>
+          </w:tcPr>
+          <w:p>
+            <w:pPr>
+              <w:jc w:val="left"/>
+            </w:pPr>
+            <w:hyperlink w:history="1" r:id="rIdgbjci1wfe5t4powbbenna">
               <w:r>
                 <w:rPr>
                   <w:rStyle w:val="Hyperlink"/>
@@ -6072,7 +6072,7 @@
         </w:trPr>
         <w:tc>
           <w:tcPr>
-            <w:tcW w:type="dxa" w:w="2413"/>
+            <w:tcW w:type="dxa" w:w="2405"/>
             <w:tcBorders>
               <w:top w:val="single" w:color="C9D3DF" w:sz="4"/>
               <w:left w:val="single" w:color="C9D3DF" w:sz="4"/>
@@ -6102,7 +6102,7 @@
         </w:tc>
         <w:tc>
           <w:tcPr>
-            <w:tcW w:type="dxa" w:w="3248"/>
+            <w:tcW w:type="dxa" w:w="3194"/>
             <w:tcBorders>
               <w:top w:val="single" w:color="C9D3DF" w:sz="4"/>
               <w:left w:val="single" w:color="C9D3DF" w:sz="4"/>
@@ -6132,25 +6132,25 @@
         </w:tc>
         <w:tc>
           <w:tcPr>
-            <w:tcW w:type="dxa" w:w="4543"/>
-            <w:tcBorders>
-              <w:top w:val="single" w:color="C9D3DF" w:sz="4"/>
-              <w:left w:val="single" w:color="C9D3DF" w:sz="4"/>
-              <w:bottom w:val="single" w:color="C9D3DF" w:sz="4"/>
-              <w:right w:val="single" w:color="C9D3DF" w:sz="4"/>
-            </w:tcBorders>
-            <w:tcMar>
-              <w:top w:type="dxa" w:w="50"/>
-              <w:left w:type="dxa" w:w="80"/>
-              <w:bottom w:type="dxa" w:w="50"/>
-              <w:right w:type="dxa" w:w="80"/>
-            </w:tcMar>
-          </w:tcPr>
-          <w:p>
-            <w:pPr>
-              <w:jc w:val="left"/>
-            </w:pPr>
-            <w:hyperlink w:history="1" r:id="rIdk24dfoudth4shar0wienu">
+            <w:tcW w:type="dxa" w:w="4605"/>
+            <w:tcBorders>
+              <w:top w:val="single" w:color="C9D3DF" w:sz="4"/>
+              <w:left w:val="single" w:color="C9D3DF" w:sz="4"/>
+              <w:bottom w:val="single" w:color="C9D3DF" w:sz="4"/>
+              <w:right w:val="single" w:color="C9D3DF" w:sz="4"/>
+            </w:tcBorders>
+            <w:tcMar>
+              <w:top w:type="dxa" w:w="50"/>
+              <w:left w:type="dxa" w:w="80"/>
+              <w:bottom w:type="dxa" w:w="50"/>
+              <w:right w:type="dxa" w:w="80"/>
+            </w:tcMar>
+          </w:tcPr>
+          <w:p>
+            <w:pPr>
+              <w:jc w:val="left"/>
+            </w:pPr>
+            <w:hyperlink w:history="1" r:id="rId9dzoorgw1kij6iqzsuxfg">
               <w:r>
                 <w:rPr>
                   <w:rStyle w:val="Hyperlink"/>
@@ -6171,7 +6171,7 @@
         </w:trPr>
         <w:tc>
           <w:tcPr>
-            <w:tcW w:type="dxa" w:w="2413"/>
+            <w:tcW w:type="dxa" w:w="2405"/>
             <w:tcBorders>
               <w:top w:val="single" w:color="C9D3DF" w:sz="4"/>
               <w:left w:val="single" w:color="C9D3DF" w:sz="4"/>
@@ -6201,7 +6201,7 @@
         </w:tc>
         <w:tc>
           <w:tcPr>
-            <w:tcW w:type="dxa" w:w="3248"/>
+            <w:tcW w:type="dxa" w:w="3194"/>
             <w:tcBorders>
               <w:top w:val="single" w:color="C9D3DF" w:sz="4"/>
               <w:left w:val="single" w:color="C9D3DF" w:sz="4"/>
@@ -6231,25 +6231,25 @@
         </w:tc>
         <w:tc>
           <w:tcPr>
-            <w:tcW w:type="dxa" w:w="4543"/>
-            <w:tcBorders>
-              <w:top w:val="single" w:color="C9D3DF" w:sz="4"/>
-              <w:left w:val="single" w:color="C9D3DF" w:sz="4"/>
-              <w:bottom w:val="single" w:color="C9D3DF" w:sz="4"/>
-              <w:right w:val="single" w:color="C9D3DF" w:sz="4"/>
-            </w:tcBorders>
-            <w:tcMar>
-              <w:top w:type="dxa" w:w="50"/>
-              <w:left w:type="dxa" w:w="80"/>
-              <w:bottom w:type="dxa" w:w="50"/>
-              <w:right w:type="dxa" w:w="80"/>
-            </w:tcMar>
-          </w:tcPr>
-          <w:p>
-            <w:pPr>
-              <w:jc w:val="left"/>
-            </w:pPr>
-            <w:hyperlink w:history="1" r:id="rIdt5a-ao3h-eh0eu9tpk0tx">
+            <w:tcW w:type="dxa" w:w="4605"/>
+            <w:tcBorders>
+              <w:top w:val="single" w:color="C9D3DF" w:sz="4"/>
+              <w:left w:val="single" w:color="C9D3DF" w:sz="4"/>
+              <w:bottom w:val="single" w:color="C9D3DF" w:sz="4"/>
+              <w:right w:val="single" w:color="C9D3DF" w:sz="4"/>
+            </w:tcBorders>
+            <w:tcMar>
+              <w:top w:type="dxa" w:w="50"/>
+              <w:left w:type="dxa" w:w="80"/>
+              <w:bottom w:type="dxa" w:w="50"/>
+              <w:right w:type="dxa" w:w="80"/>
+            </w:tcMar>
+          </w:tcPr>
+          <w:p>
+            <w:pPr>
+              <w:jc w:val="left"/>
+            </w:pPr>
+            <w:hyperlink w:history="1" r:id="rIdagc_tdml-s-ogwmud1p2h">
               <w:r>
                 <w:rPr>
                   <w:rStyle w:val="Hyperlink"/>
@@ -6270,7 +6270,7 @@
         </w:trPr>
         <w:tc>
           <w:tcPr>
-            <w:tcW w:type="dxa" w:w="2413"/>
+            <w:tcW w:type="dxa" w:w="2405"/>
             <w:tcBorders>
               <w:top w:val="single" w:color="C9D3DF" w:sz="4"/>
               <w:left w:val="single" w:color="C9D3DF" w:sz="4"/>
@@ -6300,7 +6300,7 @@
         </w:tc>
         <w:tc>
           <w:tcPr>
-            <w:tcW w:type="dxa" w:w="3248"/>
+            <w:tcW w:type="dxa" w:w="3194"/>
             <w:tcBorders>
               <w:top w:val="single" w:color="C9D3DF" w:sz="4"/>
               <w:left w:val="single" w:color="C9D3DF" w:sz="4"/>
@@ -6330,25 +6330,25 @@
         </w:tc>
         <w:tc>
           <w:tcPr>
-            <w:tcW w:type="dxa" w:w="4543"/>
-            <w:tcBorders>
-              <w:top w:val="single" w:color="C9D3DF" w:sz="4"/>
-              <w:left w:val="single" w:color="C9D3DF" w:sz="4"/>
-              <w:bottom w:val="single" w:color="C9D3DF" w:sz="4"/>
-              <w:right w:val="single" w:color="C9D3DF" w:sz="4"/>
-            </w:tcBorders>
-            <w:tcMar>
-              <w:top w:type="dxa" w:w="50"/>
-              <w:left w:type="dxa" w:w="80"/>
-              <w:bottom w:type="dxa" w:w="50"/>
-              <w:right w:type="dxa" w:w="80"/>
-            </w:tcMar>
-          </w:tcPr>
-          <w:p>
-            <w:pPr>
-              <w:jc w:val="left"/>
-            </w:pPr>
-            <w:hyperlink w:history="1" r:id="rId0-nszmer-tron3puexqp8">
+            <w:tcW w:type="dxa" w:w="4605"/>
+            <w:tcBorders>
+              <w:top w:val="single" w:color="C9D3DF" w:sz="4"/>
+              <w:left w:val="single" w:color="C9D3DF" w:sz="4"/>
+              <w:bottom w:val="single" w:color="C9D3DF" w:sz="4"/>
+              <w:right w:val="single" w:color="C9D3DF" w:sz="4"/>
+            </w:tcBorders>
+            <w:tcMar>
+              <w:top w:type="dxa" w:w="50"/>
+              <w:left w:type="dxa" w:w="80"/>
+              <w:bottom w:type="dxa" w:w="50"/>
+              <w:right w:type="dxa" w:w="80"/>
+            </w:tcMar>
+          </w:tcPr>
+          <w:p>
+            <w:pPr>
+              <w:jc w:val="left"/>
+            </w:pPr>
+            <w:hyperlink w:history="1" r:id="rIdcxjploap7mvsdx9prcsr5">
               <w:r>
                 <w:rPr>
                   <w:rStyle w:val="Hyperlink"/>
@@ -6369,7 +6369,7 @@
         </w:trPr>
         <w:tc>
           <w:tcPr>
-            <w:tcW w:type="dxa" w:w="2413"/>
+            <w:tcW w:type="dxa" w:w="2405"/>
             <w:tcBorders>
               <w:top w:val="single" w:color="C9D3DF" w:sz="4"/>
               <w:left w:val="single" w:color="C9D3DF" w:sz="4"/>
@@ -6399,55 +6399,55 @@
         </w:tc>
         <w:tc>
           <w:tcPr>
-            <w:tcW w:type="dxa" w:w="3248"/>
-            <w:tcBorders>
-              <w:top w:val="single" w:color="C9D3DF" w:sz="4"/>
-              <w:left w:val="single" w:color="C9D3DF" w:sz="4"/>
-              <w:bottom w:val="single" w:color="C9D3DF" w:sz="4"/>
-              <w:right w:val="single" w:color="C9D3DF" w:sz="4"/>
-            </w:tcBorders>
-            <w:tcMar>
-              <w:top w:type="dxa" w:w="50"/>
-              <w:left w:type="dxa" w:w="80"/>
-              <w:bottom w:type="dxa" w:w="50"/>
-              <w:right w:type="dxa" w:w="80"/>
-            </w:tcMar>
-          </w:tcPr>
-          <w:p>
-            <w:pPr>
-              <w:jc w:val="left"/>
-            </w:pPr>
-            <w:r>
-              <w:rPr>
-                <w:rFonts w:ascii="Malgun Gothic" w:cs="Malgun Gothic" w:eastAsia="Malgun Gothic" w:hAnsi="Malgun Gothic"/>
-                <w:sz w:val="17"/>
-                <w:szCs w:val="17"/>
-              </w:rPr>
-              <w:t xml:space="preserve">국립국어원 지역어 종합 정보(지역어 듣기)</w:t>
-            </w:r>
-          </w:p>
-        </w:tc>
-        <w:tc>
-          <w:tcPr>
-            <w:tcW w:type="dxa" w:w="4543"/>
-            <w:tcBorders>
-              <w:top w:val="single" w:color="C9D3DF" w:sz="4"/>
-              <w:left w:val="single" w:color="C9D3DF" w:sz="4"/>
-              <w:bottom w:val="single" w:color="C9D3DF" w:sz="4"/>
-              <w:right w:val="single" w:color="C9D3DF" w:sz="4"/>
-            </w:tcBorders>
-            <w:tcMar>
-              <w:top w:type="dxa" w:w="50"/>
-              <w:left w:type="dxa" w:w="80"/>
-              <w:bottom w:type="dxa" w:w="50"/>
-              <w:right w:type="dxa" w:w="80"/>
-            </w:tcMar>
-          </w:tcPr>
-          <w:p>
-            <w:pPr>
-              <w:jc w:val="left"/>
-            </w:pPr>
-            <w:hyperlink w:history="1" r:id="rIdojz_mfsny-yvxx6wdslnr">
+            <w:tcW w:type="dxa" w:w="3194"/>
+            <w:tcBorders>
+              <w:top w:val="single" w:color="C9D3DF" w:sz="4"/>
+              <w:left w:val="single" w:color="C9D3DF" w:sz="4"/>
+              <w:bottom w:val="single" w:color="C9D3DF" w:sz="4"/>
+              <w:right w:val="single" w:color="C9D3DF" w:sz="4"/>
+            </w:tcBorders>
+            <w:tcMar>
+              <w:top w:type="dxa" w:w="50"/>
+              <w:left w:type="dxa" w:w="80"/>
+              <w:bottom w:type="dxa" w:w="50"/>
+              <w:right w:type="dxa" w:w="80"/>
+            </w:tcMar>
+          </w:tcPr>
+          <w:p>
+            <w:pPr>
+              <w:jc w:val="left"/>
+            </w:pPr>
+            <w:r>
+              <w:rPr>
+                <w:rFonts w:ascii="Malgun Gothic" w:cs="Malgun Gothic" w:eastAsia="Malgun Gothic" w:hAnsi="Malgun Gothic"/>
+                <w:sz w:val="17"/>
+                <w:szCs w:val="17"/>
+              </w:rPr>
+              <w:t xml:space="preserve">국립국어원 지역어 듣기</w:t>
+            </w:r>
+          </w:p>
+        </w:tc>
+        <w:tc>
+          <w:tcPr>
+            <w:tcW w:type="dxa" w:w="4605"/>
+            <w:tcBorders>
+              <w:top w:val="single" w:color="C9D3DF" w:sz="4"/>
+              <w:left w:val="single" w:color="C9D3DF" w:sz="4"/>
+              <w:bottom w:val="single" w:color="C9D3DF" w:sz="4"/>
+              <w:right w:val="single" w:color="C9D3DF" w:sz="4"/>
+            </w:tcBorders>
+            <w:tcMar>
+              <w:top w:type="dxa" w:w="50"/>
+              <w:left w:type="dxa" w:w="80"/>
+              <w:bottom w:type="dxa" w:w="50"/>
+              <w:right w:type="dxa" w:w="80"/>
+            </w:tcMar>
+          </w:tcPr>
+          <w:p>
+            <w:pPr>
+              <w:jc w:val="left"/>
+            </w:pPr>
+            <w:hyperlink w:history="1" r:id="rId4sf3ykylzom3thijr0pn8">
               <w:r>
                 <w:rPr>
                   <w:rStyle w:val="Hyperlink"/>
@@ -6455,7 +6455,7 @@
                   <w:sz w:val="17"/>
                   <w:szCs w:val="17"/>
                 </w:rPr>
-                <w:t xml:space="preserve">https://dialect.korean.go.kr/dialect/</w:t>
+                <w:t xml:space="preserve">https://www.korean.go.kr/front/page/pageView.do?page_id=P000052</w:t>
               </w:r>
             </w:hyperlink>
           </w:p>
@@ -6468,7 +6468,7 @@
         </w:trPr>
         <w:tc>
           <w:tcPr>
-            <w:tcW w:type="dxa" w:w="2413"/>
+            <w:tcW w:type="dxa" w:w="2405"/>
             <w:tcBorders>
               <w:top w:val="single" w:color="C9D3DF" w:sz="4"/>
               <w:left w:val="single" w:color="C9D3DF" w:sz="4"/>
@@ -6498,7 +6498,7 @@
         </w:tc>
         <w:tc>
           <w:tcPr>
-            <w:tcW w:type="dxa" w:w="3248"/>
+            <w:tcW w:type="dxa" w:w="3194"/>
             <w:tcBorders>
               <w:top w:val="single" w:color="C9D3DF" w:sz="4"/>
               <w:left w:val="single" w:color="C9D3DF" w:sz="4"/>
@@ -6528,25 +6528,25 @@
         </w:tc>
         <w:tc>
           <w:tcPr>
-            <w:tcW w:type="dxa" w:w="4543"/>
-            <w:tcBorders>
-              <w:top w:val="single" w:color="C9D3DF" w:sz="4"/>
-              <w:left w:val="single" w:color="C9D3DF" w:sz="4"/>
-              <w:bottom w:val="single" w:color="C9D3DF" w:sz="4"/>
-              <w:right w:val="single" w:color="C9D3DF" w:sz="4"/>
-            </w:tcBorders>
-            <w:tcMar>
-              <w:top w:type="dxa" w:w="50"/>
-              <w:left w:type="dxa" w:w="80"/>
-              <w:bottom w:type="dxa" w:w="50"/>
-              <w:right w:type="dxa" w:w="80"/>
-            </w:tcMar>
-          </w:tcPr>
-          <w:p>
-            <w:pPr>
-              <w:jc w:val="left"/>
-            </w:pPr>
-            <w:hyperlink w:history="1" r:id="rId63bknmrfogibydxbd908i">
+            <w:tcW w:type="dxa" w:w="4605"/>
+            <w:tcBorders>
+              <w:top w:val="single" w:color="C9D3DF" w:sz="4"/>
+              <w:left w:val="single" w:color="C9D3DF" w:sz="4"/>
+              <w:bottom w:val="single" w:color="C9D3DF" w:sz="4"/>
+              <w:right w:val="single" w:color="C9D3DF" w:sz="4"/>
+            </w:tcBorders>
+            <w:tcMar>
+              <w:top w:type="dxa" w:w="50"/>
+              <w:left w:type="dxa" w:w="80"/>
+              <w:bottom w:type="dxa" w:w="50"/>
+              <w:right w:type="dxa" w:w="80"/>
+            </w:tcMar>
+          </w:tcPr>
+          <w:p>
+            <w:pPr>
+              <w:jc w:val="left"/>
+            </w:pPr>
+            <w:hyperlink w:history="1" r:id="rIdiiwbqojlsxybjmlsjeprc">
               <w:r>
                 <w:rPr>
                   <w:rStyle w:val="Hyperlink"/>
@@ -6567,7 +6567,7 @@
         </w:trPr>
         <w:tc>
           <w:tcPr>
-            <w:tcW w:type="dxa" w:w="2413"/>
+            <w:tcW w:type="dxa" w:w="2405"/>
             <w:tcBorders>
               <w:top w:val="single" w:color="C9D3DF" w:sz="4"/>
               <w:left w:val="single" w:color="C9D3DF" w:sz="4"/>
@@ -6597,7 +6597,7 @@
         </w:tc>
         <w:tc>
           <w:tcPr>
-            <w:tcW w:type="dxa" w:w="3248"/>
+            <w:tcW w:type="dxa" w:w="3194"/>
             <w:tcBorders>
               <w:top w:val="single" w:color="C9D3DF" w:sz="4"/>
               <w:left w:val="single" w:color="C9D3DF" w:sz="4"/>
@@ -6627,25 +6627,25 @@
         </w:tc>
         <w:tc>
           <w:tcPr>
-            <w:tcW w:type="dxa" w:w="4543"/>
-            <w:tcBorders>
-              <w:top w:val="single" w:color="C9D3DF" w:sz="4"/>
-              <w:left w:val="single" w:color="C9D3DF" w:sz="4"/>
-              <w:bottom w:val="single" w:color="C9D3DF" w:sz="4"/>
-              <w:right w:val="single" w:color="C9D3DF" w:sz="4"/>
-            </w:tcBorders>
-            <w:tcMar>
-              <w:top w:type="dxa" w:w="50"/>
-              <w:left w:type="dxa" w:w="80"/>
-              <w:bottom w:type="dxa" w:w="50"/>
-              <w:right w:type="dxa" w:w="80"/>
-            </w:tcMar>
-          </w:tcPr>
-          <w:p>
-            <w:pPr>
-              <w:jc w:val="left"/>
-            </w:pPr>
-            <w:hyperlink w:history="1" r:id="rId_9xjbyu-zlfaew5rn1l37">
+            <w:tcW w:type="dxa" w:w="4605"/>
+            <w:tcBorders>
+              <w:top w:val="single" w:color="C9D3DF" w:sz="4"/>
+              <w:left w:val="single" w:color="C9D3DF" w:sz="4"/>
+              <w:bottom w:val="single" w:color="C9D3DF" w:sz="4"/>
+              <w:right w:val="single" w:color="C9D3DF" w:sz="4"/>
+            </w:tcBorders>
+            <w:tcMar>
+              <w:top w:type="dxa" w:w="50"/>
+              <w:left w:type="dxa" w:w="80"/>
+              <w:bottom w:type="dxa" w:w="50"/>
+              <w:right w:type="dxa" w:w="80"/>
+            </w:tcMar>
+          </w:tcPr>
+          <w:p>
+            <w:pPr>
+              <w:jc w:val="left"/>
+            </w:pPr>
+            <w:hyperlink w:history="1" r:id="rIdit2faafxvvncp_vophfkk">
               <w:r>
                 <w:rPr>
                   <w:rStyle w:val="Hyperlink"/>
@@ -6666,7 +6666,7 @@
         </w:trPr>
         <w:tc>
           <w:tcPr>
-            <w:tcW w:type="dxa" w:w="2413"/>
+            <w:tcW w:type="dxa" w:w="2405"/>
             <w:tcBorders>
               <w:top w:val="single" w:color="C9D3DF" w:sz="4"/>
               <w:left w:val="single" w:color="C9D3DF" w:sz="4"/>
@@ -6696,7 +6696,106 @@
         </w:tc>
         <w:tc>
           <w:tcPr>
-            <w:tcW w:type="dxa" w:w="3248"/>
+            <w:tcW w:type="dxa" w:w="3194"/>
+            <w:tcBorders>
+              <w:top w:val="single" w:color="C9D3DF" w:sz="4"/>
+              <w:left w:val="single" w:color="C9D3DF" w:sz="4"/>
+              <w:bottom w:val="single" w:color="C9D3DF" w:sz="4"/>
+              <w:right w:val="single" w:color="C9D3DF" w:sz="4"/>
+            </w:tcBorders>
+            <w:tcMar>
+              <w:top w:type="dxa" w:w="50"/>
+              <w:left w:type="dxa" w:w="80"/>
+              <w:bottom w:type="dxa" w:w="50"/>
+              <w:right w:type="dxa" w:w="80"/>
+            </w:tcMar>
+          </w:tcPr>
+          <w:p>
+            <w:pPr>
+              <w:jc w:val="left"/>
+            </w:pPr>
+            <w:r>
+              <w:rPr>
+                <w:rFonts w:ascii="Malgun Gothic" w:cs="Malgun Gothic" w:eastAsia="Malgun Gothic" w:hAnsi="Malgun Gothic"/>
+                <w:sz w:val="17"/>
+                <w:szCs w:val="17"/>
+              </w:rPr>
+              <w:t xml:space="preserve">경남방언사전(2017, 경상남도 발간) — 편찬 논문 「경남방언과 방언사전」(KCI)</w:t>
+            </w:r>
+          </w:p>
+        </w:tc>
+        <w:tc>
+          <w:tcPr>
+            <w:tcW w:type="dxa" w:w="4605"/>
+            <w:tcBorders>
+              <w:top w:val="single" w:color="C9D3DF" w:sz="4"/>
+              <w:left w:val="single" w:color="C9D3DF" w:sz="4"/>
+              <w:bottom w:val="single" w:color="C9D3DF" w:sz="4"/>
+              <w:right w:val="single" w:color="C9D3DF" w:sz="4"/>
+            </w:tcBorders>
+            <w:tcMar>
+              <w:top w:type="dxa" w:w="50"/>
+              <w:left w:type="dxa" w:w="80"/>
+              <w:bottom w:type="dxa" w:w="50"/>
+              <w:right w:type="dxa" w:w="80"/>
+            </w:tcMar>
+          </w:tcPr>
+          <w:p>
+            <w:pPr>
+              <w:jc w:val="left"/>
+            </w:pPr>
+            <w:hyperlink w:history="1" r:id="rId2z-sprtdbk00ihjwojmw2">
+              <w:r>
+                <w:rPr>
+                  <w:rStyle w:val="Hyperlink"/>
+                  <w:rFonts w:ascii="Malgun Gothic" w:cs="Malgun Gothic" w:eastAsia="Malgun Gothic" w:hAnsi="Malgun Gothic"/>
+                  <w:sz w:val="17"/>
+                  <w:szCs w:val="17"/>
+                </w:rPr>
+                <w:t xml:space="preserve">https://www.kci.go.kr/kciportal/ci/sereArticleSearch/ciSereArtiView.kci?sereArticleSearchBean.artiId=ART002302749</w:t>
+              </w:r>
+            </w:hyperlink>
+          </w:p>
+        </w:tc>
+      </w:tr>
+      <w:tr>
+        <w:trPr>
+          <w:cantSplit/>
+          <w:tblHeader w:val="false"/>
+        </w:trPr>
+        <w:tc>
+          <w:tcPr>
+            <w:tcW w:type="dxa" w:w="2405"/>
+            <w:tcBorders>
+              <w:top w:val="single" w:color="C9D3DF" w:sz="4"/>
+              <w:left w:val="single" w:color="C9D3DF" w:sz="4"/>
+              <w:bottom w:val="single" w:color="C9D3DF" w:sz="4"/>
+              <w:right w:val="single" w:color="C9D3DF" w:sz="4"/>
+            </w:tcBorders>
+            <w:tcMar>
+              <w:top w:type="dxa" w:w="50"/>
+              <w:left w:type="dxa" w:w="80"/>
+              <w:bottom w:type="dxa" w:w="50"/>
+              <w:right w:type="dxa" w:w="80"/>
+            </w:tcMar>
+          </w:tcPr>
+          <w:p>
+            <w:pPr>
+              <w:jc w:val="left"/>
+            </w:pPr>
+            <w:r>
+              <w:rPr>
+                <w:rFonts w:ascii="Malgun Gothic" w:cs="Malgun Gothic" w:eastAsia="Malgun Gothic" w:hAnsi="Malgun Gothic"/>
+                <w:sz w:val="17"/>
+                <w:szCs w:val="17"/>
+              </w:rPr>
+              <w:t xml:space="preserve">지역말</w:t>
+            </w:r>
+          </w:p>
+        </w:tc>
+        <w:tc>
+          <w:tcPr>
+            <w:tcW w:type="dxa" w:w="3194"/>
             <w:tcBorders>
               <w:top w:val="single" w:color="C9D3DF" w:sz="4"/>
               <w:left w:val="single" w:color="C9D3DF" w:sz="4"/>
@@ -6726,25 +6825,25 @@
         </w:tc>
         <w:tc>
           <w:tcPr>
-            <w:tcW w:type="dxa" w:w="4543"/>
-            <w:tcBorders>
-              <w:top w:val="single" w:color="C9D3DF" w:sz="4"/>
-              <w:left w:val="single" w:color="C9D3DF" w:sz="4"/>
-              <w:bottom w:val="single" w:color="C9D3DF" w:sz="4"/>
-              <w:right w:val="single" w:color="C9D3DF" w:sz="4"/>
-            </w:tcBorders>
-            <w:tcMar>
-              <w:top w:type="dxa" w:w="50"/>
-              <w:left w:type="dxa" w:w="80"/>
-              <w:bottom w:type="dxa" w:w="50"/>
-              <w:right w:type="dxa" w:w="80"/>
-            </w:tcMar>
-          </w:tcPr>
-          <w:p>
-            <w:pPr>
-              <w:jc w:val="left"/>
-            </w:pPr>
-            <w:hyperlink w:history="1" r:id="rIdohz2to5o6r8ajr7ix6vp_">
+            <w:tcW w:type="dxa" w:w="4605"/>
+            <w:tcBorders>
+              <w:top w:val="single" w:color="C9D3DF" w:sz="4"/>
+              <w:left w:val="single" w:color="C9D3DF" w:sz="4"/>
+              <w:bottom w:val="single" w:color="C9D3DF" w:sz="4"/>
+              <w:right w:val="single" w:color="C9D3DF" w:sz="4"/>
+            </w:tcBorders>
+            <w:tcMar>
+              <w:top w:type="dxa" w:w="50"/>
+              <w:left w:type="dxa" w:w="80"/>
+              <w:bottom w:type="dxa" w:w="50"/>
+              <w:right w:type="dxa" w:w="80"/>
+            </w:tcMar>
+          </w:tcPr>
+          <w:p>
+            <w:pPr>
+              <w:jc w:val="left"/>
+            </w:pPr>
+            <w:hyperlink w:history="1" r:id="rIdxovr7in8gdtmebx5hftuc">
               <w:r>
                 <w:rPr>
                   <w:rStyle w:val="Hyperlink"/>
@@ -6765,7 +6864,7 @@
         </w:trPr>
         <w:tc>
           <w:tcPr>
-            <w:tcW w:type="dxa" w:w="2413"/>
+            <w:tcW w:type="dxa" w:w="2405"/>
             <w:tcBorders>
               <w:top w:val="single" w:color="C9D3DF" w:sz="4"/>
               <w:left w:val="single" w:color="C9D3DF" w:sz="4"/>
@@ -6795,7 +6894,7 @@
         </w:tc>
         <w:tc>
           <w:tcPr>
-            <w:tcW w:type="dxa" w:w="3248"/>
+            <w:tcW w:type="dxa" w:w="3194"/>
             <w:tcBorders>
               <w:top w:val="single" w:color="C9D3DF" w:sz="4"/>
               <w:left w:val="single" w:color="C9D3DF" w:sz="4"/>
@@ -6825,25 +6924,25 @@
         </w:tc>
         <w:tc>
           <w:tcPr>
-            <w:tcW w:type="dxa" w:w="4543"/>
-            <w:tcBorders>
-              <w:top w:val="single" w:color="C9D3DF" w:sz="4"/>
-              <w:left w:val="single" w:color="C9D3DF" w:sz="4"/>
-              <w:bottom w:val="single" w:color="C9D3DF" w:sz="4"/>
-              <w:right w:val="single" w:color="C9D3DF" w:sz="4"/>
-            </w:tcBorders>
-            <w:tcMar>
-              <w:top w:type="dxa" w:w="50"/>
-              <w:left w:type="dxa" w:w="80"/>
-              <w:bottom w:type="dxa" w:w="50"/>
-              <w:right w:type="dxa" w:w="80"/>
-            </w:tcMar>
-          </w:tcPr>
-          <w:p>
-            <w:pPr>
-              <w:jc w:val="left"/>
-            </w:pPr>
-            <w:hyperlink w:history="1" r:id="rIdcwo0juvgzdkjydlfwatz1">
+            <w:tcW w:type="dxa" w:w="4605"/>
+            <w:tcBorders>
+              <w:top w:val="single" w:color="C9D3DF" w:sz="4"/>
+              <w:left w:val="single" w:color="C9D3DF" w:sz="4"/>
+              <w:bottom w:val="single" w:color="C9D3DF" w:sz="4"/>
+              <w:right w:val="single" w:color="C9D3DF" w:sz="4"/>
+            </w:tcBorders>
+            <w:tcMar>
+              <w:top w:type="dxa" w:w="50"/>
+              <w:left w:type="dxa" w:w="80"/>
+              <w:bottom w:type="dxa" w:w="50"/>
+              <w:right w:type="dxa" w:w="80"/>
+            </w:tcMar>
+          </w:tcPr>
+          <w:p>
+            <w:pPr>
+              <w:jc w:val="left"/>
+            </w:pPr>
+            <w:hyperlink w:history="1" r:id="rIdu1zwbsog4caj2zh6x17jh">
               <w:r>
                 <w:rPr>
                   <w:rStyle w:val="Hyperlink"/>
@@ -6864,7 +6963,7 @@
         </w:trPr>
         <w:tc>
           <w:tcPr>
-            <w:tcW w:type="dxa" w:w="2413"/>
+            <w:tcW w:type="dxa" w:w="2405"/>
             <w:tcBorders>
               <w:top w:val="single" w:color="C9D3DF" w:sz="4"/>
               <w:left w:val="single" w:color="C9D3DF" w:sz="4"/>
@@ -6894,55 +6993,55 @@
         </w:tc>
         <w:tc>
           <w:tcPr>
-            <w:tcW w:type="dxa" w:w="3248"/>
-            <w:tcBorders>
-              <w:top w:val="single" w:color="C9D3DF" w:sz="4"/>
-              <w:left w:val="single" w:color="C9D3DF" w:sz="4"/>
-              <w:bottom w:val="single" w:color="C9D3DF" w:sz="4"/>
-              <w:right w:val="single" w:color="C9D3DF" w:sz="4"/>
-            </w:tcBorders>
-            <w:tcMar>
-              <w:top w:type="dxa" w:w="50"/>
-              <w:left w:type="dxa" w:w="80"/>
-              <w:bottom w:type="dxa" w:w="50"/>
-              <w:right w:type="dxa" w:w="80"/>
-            </w:tcMar>
-          </w:tcPr>
-          <w:p>
-            <w:pPr>
-              <w:jc w:val="left"/>
-            </w:pPr>
-            <w:r>
-              <w:rPr>
-                <w:rFonts w:ascii="Malgun Gothic" w:cs="Malgun Gothic" w:eastAsia="Malgun Gothic" w:hAnsi="Malgun Gothic"/>
-                <w:sz w:val="17"/>
-                <w:szCs w:val="17"/>
-              </w:rPr>
-              <w:t xml:space="preserve">보건복지부 자살예방상담전화 109(보도자료)</w:t>
-            </w:r>
-          </w:p>
-        </w:tc>
-        <w:tc>
-          <w:tcPr>
-            <w:tcW w:type="dxa" w:w="4543"/>
-            <w:tcBorders>
-              <w:top w:val="single" w:color="C9D3DF" w:sz="4"/>
-              <w:left w:val="single" w:color="C9D3DF" w:sz="4"/>
-              <w:bottom w:val="single" w:color="C9D3DF" w:sz="4"/>
-              <w:right w:val="single" w:color="C9D3DF" w:sz="4"/>
-            </w:tcBorders>
-            <w:tcMar>
-              <w:top w:type="dxa" w:w="50"/>
-              <w:left w:type="dxa" w:w="80"/>
-              <w:bottom w:type="dxa" w:w="50"/>
-              <w:right w:type="dxa" w:w="80"/>
-            </w:tcMar>
-          </w:tcPr>
-          <w:p>
-            <w:pPr>
-              <w:jc w:val="left"/>
-            </w:pPr>
-            <w:hyperlink w:history="1" r:id="rIdqrao7cwfyxzybyl4mkoxc">
+            <w:tcW w:type="dxa" w:w="3194"/>
+            <w:tcBorders>
+              <w:top w:val="single" w:color="C9D3DF" w:sz="4"/>
+              <w:left w:val="single" w:color="C9D3DF" w:sz="4"/>
+              <w:bottom w:val="single" w:color="C9D3DF" w:sz="4"/>
+              <w:right w:val="single" w:color="C9D3DF" w:sz="4"/>
+            </w:tcBorders>
+            <w:tcMar>
+              <w:top w:type="dxa" w:w="50"/>
+              <w:left w:type="dxa" w:w="80"/>
+              <w:bottom w:type="dxa" w:w="50"/>
+              <w:right w:type="dxa" w:w="80"/>
+            </w:tcMar>
+          </w:tcPr>
+          <w:p>
+            <w:pPr>
+              <w:jc w:val="left"/>
+            </w:pPr>
+            <w:r>
+              <w:rPr>
+                <w:rFonts w:ascii="Malgun Gothic" w:cs="Malgun Gothic" w:eastAsia="Malgun Gothic" w:hAnsi="Malgun Gothic"/>
+                <w:sz w:val="17"/>
+                <w:szCs w:val="17"/>
+              </w:rPr>
+              <w:t xml:space="preserve">보건복지부 자살예방상담전화 109(보건복지상담센터)</w:t>
+            </w:r>
+          </w:p>
+        </w:tc>
+        <w:tc>
+          <w:tcPr>
+            <w:tcW w:type="dxa" w:w="4605"/>
+            <w:tcBorders>
+              <w:top w:val="single" w:color="C9D3DF" w:sz="4"/>
+              <w:left w:val="single" w:color="C9D3DF" w:sz="4"/>
+              <w:bottom w:val="single" w:color="C9D3DF" w:sz="4"/>
+              <w:right w:val="single" w:color="C9D3DF" w:sz="4"/>
+            </w:tcBorders>
+            <w:tcMar>
+              <w:top w:type="dxa" w:w="50"/>
+              <w:left w:type="dxa" w:w="80"/>
+              <w:bottom w:type="dxa" w:w="50"/>
+              <w:right w:type="dxa" w:w="80"/>
+            </w:tcMar>
+          </w:tcPr>
+          <w:p>
+            <w:pPr>
+              <w:jc w:val="left"/>
+            </w:pPr>
+            <w:hyperlink w:history="1" r:id="rIdqcoorffufzdidiqdmnwyt">
               <w:r>
                 <w:rPr>
                   <w:rStyle w:val="Hyperlink"/>
@@ -6950,7 +7049,7 @@
                   <w:sz w:val="17"/>
                   <w:szCs w:val="17"/>
                 </w:rPr>
-                <w:t xml:space="preserve">https://www.mohw.go.kr/board.es?mid=a10503000000&amp;bid=0027&amp;list_no=1484266&amp;act=view</w:t>
+                <w:t xml:space="preserve">https://www.129.go.kr/109</w:t>
               </w:r>
             </w:hyperlink>
           </w:p>
@@ -6963,7 +7062,7 @@
         </w:trPr>
         <w:tc>
           <w:tcPr>
-            <w:tcW w:type="dxa" w:w="2413"/>
+            <w:tcW w:type="dxa" w:w="2405"/>
             <w:tcBorders>
               <w:top w:val="single" w:color="C9D3DF" w:sz="4"/>
               <w:left w:val="single" w:color="C9D3DF" w:sz="4"/>
@@ -6993,55 +7092,55 @@
         </w:tc>
         <w:tc>
           <w:tcPr>
-            <w:tcW w:type="dxa" w:w="3248"/>
-            <w:tcBorders>
-              <w:top w:val="single" w:color="C9D3DF" w:sz="4"/>
-              <w:left w:val="single" w:color="C9D3DF" w:sz="4"/>
-              <w:bottom w:val="single" w:color="C9D3DF" w:sz="4"/>
-              <w:right w:val="single" w:color="C9D3DF" w:sz="4"/>
-            </w:tcBorders>
-            <w:tcMar>
-              <w:top w:type="dxa" w:w="50"/>
-              <w:left w:type="dxa" w:w="80"/>
-              <w:bottom w:type="dxa" w:w="50"/>
-              <w:right w:type="dxa" w:w="80"/>
-            </w:tcMar>
-          </w:tcPr>
-          <w:p>
-            <w:pPr>
-              <w:jc w:val="left"/>
-            </w:pPr>
-            <w:r>
-              <w:rPr>
-                <w:rFonts w:ascii="Malgun Gothic" w:cs="Malgun Gothic" w:eastAsia="Malgun Gothic" w:hAnsi="Malgun Gothic"/>
-                <w:sz w:val="17"/>
-                <w:szCs w:val="17"/>
-              </w:rPr>
-              <w:t xml:space="preserve">경남 청년마음단디센터(경상남도 청년정보플랫폼 ‘청년 마음건강센터 운영’)</w:t>
-            </w:r>
-          </w:p>
-        </w:tc>
-        <w:tc>
-          <w:tcPr>
-            <w:tcW w:type="dxa" w:w="4543"/>
-            <w:tcBorders>
-              <w:top w:val="single" w:color="C9D3DF" w:sz="4"/>
-              <w:left w:val="single" w:color="C9D3DF" w:sz="4"/>
-              <w:bottom w:val="single" w:color="C9D3DF" w:sz="4"/>
-              <w:right w:val="single" w:color="C9D3DF" w:sz="4"/>
-            </w:tcBorders>
-            <w:tcMar>
-              <w:top w:type="dxa" w:w="50"/>
-              <w:left w:type="dxa" w:w="80"/>
-              <w:bottom w:type="dxa" w:w="50"/>
-              <w:right w:type="dxa" w:w="80"/>
-            </w:tcMar>
-          </w:tcPr>
-          <w:p>
-            <w:pPr>
-              <w:jc w:val="left"/>
-            </w:pPr>
-            <w:hyperlink w:history="1" r:id="rIdgwdomcc00zd6y_5q7qdih">
+            <w:tcW w:type="dxa" w:w="3194"/>
+            <w:tcBorders>
+              <w:top w:val="single" w:color="C9D3DF" w:sz="4"/>
+              <w:left w:val="single" w:color="C9D3DF" w:sz="4"/>
+              <w:bottom w:val="single" w:color="C9D3DF" w:sz="4"/>
+              <w:right w:val="single" w:color="C9D3DF" w:sz="4"/>
+            </w:tcBorders>
+            <w:tcMar>
+              <w:top w:type="dxa" w:w="50"/>
+              <w:left w:type="dxa" w:w="80"/>
+              <w:bottom w:type="dxa" w:w="50"/>
+              <w:right w:type="dxa" w:w="80"/>
+            </w:tcMar>
+          </w:tcPr>
+          <w:p>
+            <w:pPr>
+              <w:jc w:val="left"/>
+            </w:pPr>
+            <w:r>
+              <w:rPr>
+                <w:rFonts w:ascii="Malgun Gothic" w:cs="Malgun Gothic" w:eastAsia="Malgun Gothic" w:hAnsi="Malgun Gothic"/>
+                <w:sz w:val="17"/>
+                <w:szCs w:val="17"/>
+              </w:rPr>
+              <w:t xml:space="preserve">경남 청년마음단디센터</w:t>
+            </w:r>
+          </w:p>
+        </w:tc>
+        <w:tc>
+          <w:tcPr>
+            <w:tcW w:type="dxa" w:w="4605"/>
+            <w:tcBorders>
+              <w:top w:val="single" w:color="C9D3DF" w:sz="4"/>
+              <w:left w:val="single" w:color="C9D3DF" w:sz="4"/>
+              <w:bottom w:val="single" w:color="C9D3DF" w:sz="4"/>
+              <w:right w:val="single" w:color="C9D3DF" w:sz="4"/>
+            </w:tcBorders>
+            <w:tcMar>
+              <w:top w:type="dxa" w:w="50"/>
+              <w:left w:type="dxa" w:w="80"/>
+              <w:bottom w:type="dxa" w:w="50"/>
+              <w:right w:type="dxa" w:w="80"/>
+            </w:tcMar>
+          </w:tcPr>
+          <w:p>
+            <w:pPr>
+              <w:jc w:val="left"/>
+            </w:pPr>
+            <w:hyperlink w:history="1" r:id="rIdmutccamempvy9hsqpnlni">
               <w:r>
                 <w:rPr>
                   <w:rStyle w:val="Hyperlink"/>
@@ -7049,7 +7148,7 @@
                   <w:sz w:val="17"/>
                   <w:szCs w:val="17"/>
                 </w:rPr>
-                <w:t xml:space="preserve">https://youth.gyeongnam.go.kr/youth/menu.es?mid=a11302000000</w:t>
+                <w:t xml:space="preserve">http://minddandi.or.kr/main/main.php</w:t>
               </w:r>
             </w:hyperlink>
           </w:p>
@@ -7062,7 +7161,7 @@
         </w:trPr>
         <w:tc>
           <w:tcPr>
-            <w:tcW w:type="dxa" w:w="2413"/>
+            <w:tcW w:type="dxa" w:w="2405"/>
             <w:tcBorders>
               <w:top w:val="single" w:color="C9D3DF" w:sz="4"/>
               <w:left w:val="single" w:color="C9D3DF" w:sz="4"/>
@@ -7092,55 +7191,55 @@
         </w:tc>
         <w:tc>
           <w:tcPr>
-            <w:tcW w:type="dxa" w:w="3248"/>
-            <w:tcBorders>
-              <w:top w:val="single" w:color="C9D3DF" w:sz="4"/>
-              <w:left w:val="single" w:color="C9D3DF" w:sz="4"/>
-              <w:bottom w:val="single" w:color="C9D3DF" w:sz="4"/>
-              <w:right w:val="single" w:color="C9D3DF" w:sz="4"/>
-            </w:tcBorders>
-            <w:tcMar>
-              <w:top w:type="dxa" w:w="50"/>
-              <w:left w:type="dxa" w:w="80"/>
-              <w:bottom w:type="dxa" w:w="50"/>
-              <w:right w:type="dxa" w:w="80"/>
-            </w:tcMar>
-          </w:tcPr>
-          <w:p>
-            <w:pPr>
-              <w:jc w:val="left"/>
-            </w:pPr>
-            <w:r>
-              <w:rPr>
-                <w:rFonts w:ascii="Malgun Gothic" w:cs="Malgun Gothic" w:eastAsia="Malgun Gothic" w:hAnsi="Malgun Gothic"/>
-                <w:sz w:val="17"/>
-                <w:szCs w:val="17"/>
-              </w:rPr>
-              <w:t xml:space="preserve">국가데이터처 「2025년 국내인구이동통계 결과」(정책브리핑 보도자료)</w:t>
-            </w:r>
-          </w:p>
-        </w:tc>
-        <w:tc>
-          <w:tcPr>
-            <w:tcW w:type="dxa" w:w="4543"/>
-            <w:tcBorders>
-              <w:top w:val="single" w:color="C9D3DF" w:sz="4"/>
-              <w:left w:val="single" w:color="C9D3DF" w:sz="4"/>
-              <w:bottom w:val="single" w:color="C9D3DF" w:sz="4"/>
-              <w:right w:val="single" w:color="C9D3DF" w:sz="4"/>
-            </w:tcBorders>
-            <w:tcMar>
-              <w:top w:type="dxa" w:w="50"/>
-              <w:left w:type="dxa" w:w="80"/>
-              <w:bottom w:type="dxa" w:w="50"/>
-              <w:right w:type="dxa" w:w="80"/>
-            </w:tcMar>
-          </w:tcPr>
-          <w:p>
-            <w:pPr>
-              <w:jc w:val="left"/>
-            </w:pPr>
-            <w:hyperlink w:history="1" r:id="rIddvqb2tqsfmf7twjfzxnwb">
+            <w:tcW w:type="dxa" w:w="3194"/>
+            <w:tcBorders>
+              <w:top w:val="single" w:color="C9D3DF" w:sz="4"/>
+              <w:left w:val="single" w:color="C9D3DF" w:sz="4"/>
+              <w:bottom w:val="single" w:color="C9D3DF" w:sz="4"/>
+              <w:right w:val="single" w:color="C9D3DF" w:sz="4"/>
+            </w:tcBorders>
+            <w:tcMar>
+              <w:top w:type="dxa" w:w="50"/>
+              <w:left w:type="dxa" w:w="80"/>
+              <w:bottom w:type="dxa" w:w="50"/>
+              <w:right w:type="dxa" w:w="80"/>
+            </w:tcMar>
+          </w:tcPr>
+          <w:p>
+            <w:pPr>
+              <w:jc w:val="left"/>
+            </w:pPr>
+            <w:r>
+              <w:rPr>
+                <w:rFonts w:ascii="Malgun Gothic" w:cs="Malgun Gothic" w:eastAsia="Malgun Gothic" w:hAnsi="Malgun Gothic"/>
+                <w:sz w:val="17"/>
+                <w:szCs w:val="17"/>
+              </w:rPr>
+              <w:t xml:space="preserve">국가데이터처 국내인구이동통계(통계 설명)</w:t>
+            </w:r>
+          </w:p>
+        </w:tc>
+        <w:tc>
+          <w:tcPr>
+            <w:tcW w:type="dxa" w:w="4605"/>
+            <w:tcBorders>
+              <w:top w:val="single" w:color="C9D3DF" w:sz="4"/>
+              <w:left w:val="single" w:color="C9D3DF" w:sz="4"/>
+              <w:bottom w:val="single" w:color="C9D3DF" w:sz="4"/>
+              <w:right w:val="single" w:color="C9D3DF" w:sz="4"/>
+            </w:tcBorders>
+            <w:tcMar>
+              <w:top w:type="dxa" w:w="50"/>
+              <w:left w:type="dxa" w:w="80"/>
+              <w:bottom w:type="dxa" w:w="50"/>
+              <w:right w:type="dxa" w:w="80"/>
+            </w:tcMar>
+          </w:tcPr>
+          <w:p>
+            <w:pPr>
+              <w:jc w:val="left"/>
+            </w:pPr>
+            <w:hyperlink w:history="1" r:id="rIdoxjsdpgffartbvwktxft9">
               <w:r>
                 <w:rPr>
                   <w:rStyle w:val="Hyperlink"/>
@@ -7148,7 +7247,7 @@
                   <w:sz w:val="17"/>
                   <w:szCs w:val="17"/>
                 </w:rPr>
-                <w:t xml:space="preserve">https://www.korea.kr/briefing/pressReleaseView.do?newsId=156742003</w:t>
+                <w:t xml:space="preserve">https://www.mods.go.kr/statDesc.es?act=view&amp;mid=a10501010000&amp;sttr_cd=S001003</w:t>
               </w:r>
             </w:hyperlink>
           </w:p>

--- a/deliverables/submission/오이소창원_출처_AI활용_신고서_20261005.docx
+++ b/deliverables/submission/오이소창원_출처_AI활용_신고서_20261005.docx
@@ -1057,7 +1057,7 @@
         </w:rPr>
         <w:t xml:space="preserve">날짜별 상세 내역: 저장소 README ‘개발 작업 과정’, GitHub 커밋 기록(</w:t>
       </w:r>
-      <w:hyperlink w:history="1" r:id="rIdclk4seaxkjbt454wywsqz">
+      <w:hyperlink w:history="1" r:id="rIdwzxtr0zcct1uhqasaudtp">
         <w:r>
           <w:rPr>
             <w:rStyle w:val="Hyperlink"/>
@@ -1108,11 +1108,11 @@
         </w:tblBorders>
       </w:tblPr>
       <w:tblGrid>
-        <w:gridCol w:w="2132"/>
-        <w:gridCol w:w="1535"/>
-        <w:gridCol w:w="1678"/>
-        <w:gridCol w:w="2617"/>
-        <w:gridCol w:w="2242"/>
+        <w:gridCol w:w="2151"/>
+        <w:gridCol w:w="1532"/>
+        <w:gridCol w:w="1674"/>
+        <w:gridCol w:w="2611"/>
+        <w:gridCol w:w="2236"/>
       </w:tblGrid>
       <w:tr>
         <w:trPr>
@@ -1121,7 +1121,7 @@
         </w:trPr>
         <w:tc>
           <w:tcPr>
-            <w:tcW w:type="dxa" w:w="2132"/>
+            <w:tcW w:type="dxa" w:w="2151"/>
             <w:tcBorders>
               <w:top w:val="single" w:color="C9D3DF" w:sz="4"/>
               <w:left w:val="single" w:color="C9D3DF" w:sz="4"/>
@@ -1155,7 +1155,7 @@
         </w:tc>
         <w:tc>
           <w:tcPr>
-            <w:tcW w:type="dxa" w:w="1535"/>
+            <w:tcW w:type="dxa" w:w="1532"/>
             <w:tcBorders>
               <w:top w:val="single" w:color="C9D3DF" w:sz="4"/>
               <w:left w:val="single" w:color="C9D3DF" w:sz="4"/>
@@ -1189,7 +1189,7 @@
         </w:tc>
         <w:tc>
           <w:tcPr>
-            <w:tcW w:type="dxa" w:w="1678"/>
+            <w:tcW w:type="dxa" w:w="1674"/>
             <w:tcBorders>
               <w:top w:val="single" w:color="C9D3DF" w:sz="4"/>
               <w:left w:val="single" w:color="C9D3DF" w:sz="4"/>
@@ -1223,7 +1223,7 @@
         </w:tc>
         <w:tc>
           <w:tcPr>
-            <w:tcW w:type="dxa" w:w="2617"/>
+            <w:tcW w:type="dxa" w:w="2611"/>
             <w:tcBorders>
               <w:top w:val="single" w:color="C9D3DF" w:sz="4"/>
               <w:left w:val="single" w:color="C9D3DF" w:sz="4"/>
@@ -1257,7 +1257,7 @@
         </w:tc>
         <w:tc>
           <w:tcPr>
-            <w:tcW w:type="dxa" w:w="2242"/>
+            <w:tcW w:type="dxa" w:w="2236"/>
             <w:tcBorders>
               <w:top w:val="single" w:color="C9D3DF" w:sz="4"/>
               <w:left w:val="single" w:color="C9D3DF" w:sz="4"/>
@@ -1297,7 +1297,7 @@
         </w:trPr>
         <w:tc>
           <w:tcPr>
-            <w:tcW w:type="dxa" w:w="2132"/>
+            <w:tcW w:type="dxa" w:w="2151"/>
             <w:tcBorders>
               <w:top w:val="single" w:color="C9D3DF" w:sz="4"/>
               <w:left w:val="single" w:color="C9D3DF" w:sz="4"/>
@@ -1327,7 +1327,7 @@
         </w:tc>
         <w:tc>
           <w:tcPr>
-            <w:tcW w:type="dxa" w:w="1535"/>
+            <w:tcW w:type="dxa" w:w="1532"/>
             <w:tcBorders>
               <w:top w:val="single" w:color="C9D3DF" w:sz="4"/>
               <w:left w:val="single" w:color="C9D3DF" w:sz="4"/>
@@ -1357,7 +1357,7 @@
         </w:tc>
         <w:tc>
           <w:tcPr>
-            <w:tcW w:type="dxa" w:w="1678"/>
+            <w:tcW w:type="dxa" w:w="1674"/>
             <w:tcBorders>
               <w:top w:val="single" w:color="C9D3DF" w:sz="4"/>
               <w:left w:val="single" w:color="C9D3DF" w:sz="4"/>
@@ -1387,7 +1387,7 @@
         </w:tc>
         <w:tc>
           <w:tcPr>
-            <w:tcW w:type="dxa" w:w="2617"/>
+            <w:tcW w:type="dxa" w:w="2611"/>
             <w:tcBorders>
               <w:top w:val="single" w:color="C9D3DF" w:sz="4"/>
               <w:left w:val="single" w:color="C9D3DF" w:sz="4"/>
@@ -1417,7 +1417,7 @@
         </w:tc>
         <w:tc>
           <w:tcPr>
-            <w:tcW w:type="dxa" w:w="2242"/>
+            <w:tcW w:type="dxa" w:w="2236"/>
             <w:tcBorders>
               <w:top w:val="single" w:color="C9D3DF" w:sz="4"/>
               <w:left w:val="single" w:color="C9D3DF" w:sz="4"/>
@@ -1453,7 +1453,7 @@
         </w:trPr>
         <w:tc>
           <w:tcPr>
-            <w:tcW w:type="dxa" w:w="2132"/>
+            <w:tcW w:type="dxa" w:w="2151"/>
             <w:tcBorders>
               <w:top w:val="single" w:color="C9D3DF" w:sz="4"/>
               <w:left w:val="single" w:color="C9D3DF" w:sz="4"/>
@@ -1483,7 +1483,7 @@
         </w:tc>
         <w:tc>
           <w:tcPr>
-            <w:tcW w:type="dxa" w:w="1535"/>
+            <w:tcW w:type="dxa" w:w="1532"/>
             <w:tcBorders>
               <w:top w:val="single" w:color="C9D3DF" w:sz="4"/>
               <w:left w:val="single" w:color="C9D3DF" w:sz="4"/>
@@ -1513,7 +1513,7 @@
         </w:tc>
         <w:tc>
           <w:tcPr>
-            <w:tcW w:type="dxa" w:w="1678"/>
+            <w:tcW w:type="dxa" w:w="1674"/>
             <w:tcBorders>
               <w:top w:val="single" w:color="C9D3DF" w:sz="4"/>
               <w:left w:val="single" w:color="C9D3DF" w:sz="4"/>
@@ -1543,7 +1543,7 @@
         </w:tc>
         <w:tc>
           <w:tcPr>
-            <w:tcW w:type="dxa" w:w="2617"/>
+            <w:tcW w:type="dxa" w:w="2611"/>
             <w:tcBorders>
               <w:top w:val="single" w:color="C9D3DF" w:sz="4"/>
               <w:left w:val="single" w:color="C9D3DF" w:sz="4"/>
@@ -1573,7 +1573,7 @@
         </w:tc>
         <w:tc>
           <w:tcPr>
-            <w:tcW w:type="dxa" w:w="2242"/>
+            <w:tcW w:type="dxa" w:w="2236"/>
             <w:tcBorders>
               <w:top w:val="single" w:color="C9D3DF" w:sz="4"/>
               <w:left w:val="single" w:color="C9D3DF" w:sz="4"/>
@@ -1609,7 +1609,7 @@
         </w:trPr>
         <w:tc>
           <w:tcPr>
-            <w:tcW w:type="dxa" w:w="2132"/>
+            <w:tcW w:type="dxa" w:w="2151"/>
             <w:tcBorders>
               <w:top w:val="single" w:color="C9D3DF" w:sz="4"/>
               <w:left w:val="single" w:color="C9D3DF" w:sz="4"/>
@@ -1639,7 +1639,7 @@
         </w:tc>
         <w:tc>
           <w:tcPr>
-            <w:tcW w:type="dxa" w:w="1535"/>
+            <w:tcW w:type="dxa" w:w="1532"/>
             <w:tcBorders>
               <w:top w:val="single" w:color="C9D3DF" w:sz="4"/>
               <w:left w:val="single" w:color="C9D3DF" w:sz="4"/>
@@ -1669,7 +1669,7 @@
         </w:tc>
         <w:tc>
           <w:tcPr>
-            <w:tcW w:type="dxa" w:w="1678"/>
+            <w:tcW w:type="dxa" w:w="1674"/>
             <w:tcBorders>
               <w:top w:val="single" w:color="C9D3DF" w:sz="4"/>
               <w:left w:val="single" w:color="C9D3DF" w:sz="4"/>
@@ -1699,7 +1699,7 @@
         </w:tc>
         <w:tc>
           <w:tcPr>
-            <w:tcW w:type="dxa" w:w="2617"/>
+            <w:tcW w:type="dxa" w:w="2611"/>
             <w:tcBorders>
               <w:top w:val="single" w:color="C9D3DF" w:sz="4"/>
               <w:left w:val="single" w:color="C9D3DF" w:sz="4"/>
@@ -1729,7 +1729,7 @@
         </w:tc>
         <w:tc>
           <w:tcPr>
-            <w:tcW w:type="dxa" w:w="2242"/>
+            <w:tcW w:type="dxa" w:w="2236"/>
             <w:tcBorders>
               <w:top w:val="single" w:color="C9D3DF" w:sz="4"/>
               <w:left w:val="single" w:color="C9D3DF" w:sz="4"/>
@@ -1765,37 +1765,37 @@
         </w:trPr>
         <w:tc>
           <w:tcPr>
-            <w:tcW w:type="dxa" w:w="2132"/>
-            <w:tcBorders>
-              <w:top w:val="single" w:color="C9D3DF" w:sz="4"/>
-              <w:left w:val="single" w:color="C9D3DF" w:sz="4"/>
-              <w:bottom w:val="single" w:color="C9D3DF" w:sz="4"/>
-              <w:right w:val="single" w:color="C9D3DF" w:sz="4"/>
-            </w:tcBorders>
-            <w:tcMar>
-              <w:top w:type="dxa" w:w="50"/>
-              <w:left w:type="dxa" w:w="80"/>
-              <w:bottom w:type="dxa" w:w="50"/>
-              <w:right w:type="dxa" w:w="80"/>
-            </w:tcMar>
-          </w:tcPr>
-          <w:p>
-            <w:pPr>
-              <w:jc w:val="left"/>
-            </w:pPr>
-            <w:r>
-              <w:rPr>
-                <w:rFonts w:ascii="Malgun Gothic" w:cs="Malgun Gothic" w:eastAsia="Malgun Gothic" w:hAnsi="Malgun Gothic"/>
-                <w:sz w:val="17"/>
-                <w:szCs w:val="17"/>
-              </w:rPr>
-              <w:t xml:space="preserve">OpenAI Codex — AI 코딩 도구</w:t>
-            </w:r>
-          </w:p>
-        </w:tc>
-        <w:tc>
-          <w:tcPr>
-            <w:tcW w:type="dxa" w:w="1535"/>
+            <w:tcW w:type="dxa" w:w="2151"/>
+            <w:tcBorders>
+              <w:top w:val="single" w:color="C9D3DF" w:sz="4"/>
+              <w:left w:val="single" w:color="C9D3DF" w:sz="4"/>
+              <w:bottom w:val="single" w:color="C9D3DF" w:sz="4"/>
+              <w:right w:val="single" w:color="C9D3DF" w:sz="4"/>
+            </w:tcBorders>
+            <w:tcMar>
+              <w:top w:type="dxa" w:w="50"/>
+              <w:left w:type="dxa" w:w="80"/>
+              <w:bottom w:type="dxa" w:w="50"/>
+              <w:right w:type="dxa" w:w="80"/>
+            </w:tcMar>
+          </w:tcPr>
+          <w:p>
+            <w:pPr>
+              <w:jc w:val="left"/>
+            </w:pPr>
+            <w:r>
+              <w:rPr>
+                <w:rFonts w:ascii="Malgun Gothic" w:cs="Malgun Gothic" w:eastAsia="Malgun Gothic" w:hAnsi="Malgun Gothic"/>
+                <w:sz w:val="17"/>
+                <w:szCs w:val="17"/>
+              </w:rPr>
+              <w:t xml:space="preserve">ChatGPT 아스트라(Codex) — AI 코딩 도구</w:t>
+            </w:r>
+          </w:p>
+        </w:tc>
+        <w:tc>
+          <w:tcPr>
+            <w:tcW w:type="dxa" w:w="1532"/>
             <w:tcBorders>
               <w:top w:val="single" w:color="C9D3DF" w:sz="4"/>
               <w:left w:val="single" w:color="C9D3DF" w:sz="4"/>
@@ -1825,7 +1825,7 @@
         </w:tc>
         <w:tc>
           <w:tcPr>
-            <w:tcW w:type="dxa" w:w="1678"/>
+            <w:tcW w:type="dxa" w:w="1674"/>
             <w:tcBorders>
               <w:top w:val="single" w:color="C9D3DF" w:sz="4"/>
               <w:left w:val="single" w:color="C9D3DF" w:sz="4"/>
@@ -1855,7 +1855,7 @@
         </w:tc>
         <w:tc>
           <w:tcPr>
-            <w:tcW w:type="dxa" w:w="2617"/>
+            <w:tcW w:type="dxa" w:w="2611"/>
             <w:tcBorders>
               <w:top w:val="single" w:color="C9D3DF" w:sz="4"/>
               <w:left w:val="single" w:color="C9D3DF" w:sz="4"/>
@@ -1885,7 +1885,7 @@
         </w:tc>
         <w:tc>
           <w:tcPr>
-            <w:tcW w:type="dxa" w:w="2242"/>
+            <w:tcW w:type="dxa" w:w="2236"/>
             <w:tcBorders>
               <w:top w:val="single" w:color="C9D3DF" w:sz="4"/>
               <w:left w:val="single" w:color="C9D3DF" w:sz="4"/>
@@ -1921,7 +1921,7 @@
         </w:trPr>
         <w:tc>
           <w:tcPr>
-            <w:tcW w:type="dxa" w:w="2132"/>
+            <w:tcW w:type="dxa" w:w="2151"/>
             <w:tcBorders>
               <w:top w:val="single" w:color="C9D3DF" w:sz="4"/>
               <w:left w:val="single" w:color="C9D3DF" w:sz="4"/>
@@ -1951,7 +1951,7 @@
         </w:tc>
         <w:tc>
           <w:tcPr>
-            <w:tcW w:type="dxa" w:w="1535"/>
+            <w:tcW w:type="dxa" w:w="1532"/>
             <w:tcBorders>
               <w:top w:val="single" w:color="C9D3DF" w:sz="4"/>
               <w:left w:val="single" w:color="C9D3DF" w:sz="4"/>
@@ -1981,7 +1981,7 @@
         </w:tc>
         <w:tc>
           <w:tcPr>
-            <w:tcW w:type="dxa" w:w="1678"/>
+            <w:tcW w:type="dxa" w:w="1674"/>
             <w:tcBorders>
               <w:top w:val="single" w:color="C9D3DF" w:sz="4"/>
               <w:left w:val="single" w:color="C9D3DF" w:sz="4"/>
@@ -2011,7 +2011,7 @@
         </w:tc>
         <w:tc>
           <w:tcPr>
-            <w:tcW w:type="dxa" w:w="2617"/>
+            <w:tcW w:type="dxa" w:w="2611"/>
             <w:tcBorders>
               <w:top w:val="single" w:color="C9D3DF" w:sz="4"/>
               <w:left w:val="single" w:color="C9D3DF" w:sz="4"/>
@@ -2041,7 +2041,7 @@
         </w:tc>
         <w:tc>
           <w:tcPr>
-            <w:tcW w:type="dxa" w:w="2242"/>
+            <w:tcW w:type="dxa" w:w="2236"/>
             <w:tcBorders>
               <w:top w:val="single" w:color="C9D3DF" w:sz="4"/>
               <w:left w:val="single" w:color="C9D3DF" w:sz="4"/>
@@ -2077,7 +2077,7 @@
         </w:trPr>
         <w:tc>
           <w:tcPr>
-            <w:tcW w:type="dxa" w:w="2132"/>
+            <w:tcW w:type="dxa" w:w="2151"/>
             <w:tcBorders>
               <w:top w:val="single" w:color="C9D3DF" w:sz="4"/>
               <w:left w:val="single" w:color="C9D3DF" w:sz="4"/>
@@ -2107,7 +2107,7 @@
         </w:tc>
         <w:tc>
           <w:tcPr>
-            <w:tcW w:type="dxa" w:w="1535"/>
+            <w:tcW w:type="dxa" w:w="1532"/>
             <w:tcBorders>
               <w:top w:val="single" w:color="C9D3DF" w:sz="4"/>
               <w:left w:val="single" w:color="C9D3DF" w:sz="4"/>
@@ -2137,7 +2137,7 @@
         </w:tc>
         <w:tc>
           <w:tcPr>
-            <w:tcW w:type="dxa" w:w="1678"/>
+            <w:tcW w:type="dxa" w:w="1674"/>
             <w:tcBorders>
               <w:top w:val="single" w:color="C9D3DF" w:sz="4"/>
               <w:left w:val="single" w:color="C9D3DF" w:sz="4"/>
@@ -2167,7 +2167,7 @@
         </w:tc>
         <w:tc>
           <w:tcPr>
-            <w:tcW w:type="dxa" w:w="2617"/>
+            <w:tcW w:type="dxa" w:w="2611"/>
             <w:tcBorders>
               <w:top w:val="single" w:color="C9D3DF" w:sz="4"/>
               <w:left w:val="single" w:color="C9D3DF" w:sz="4"/>
@@ -2197,7 +2197,7 @@
         </w:tc>
         <w:tc>
           <w:tcPr>
-            <w:tcW w:type="dxa" w:w="2242"/>
+            <w:tcW w:type="dxa" w:w="2236"/>
             <w:tcBorders>
               <w:top w:val="single" w:color="C9D3DF" w:sz="4"/>
               <w:left w:val="single" w:color="C9D3DF" w:sz="4"/>
@@ -2233,7 +2233,7 @@
         </w:trPr>
         <w:tc>
           <w:tcPr>
-            <w:tcW w:type="dxa" w:w="2132"/>
+            <w:tcW w:type="dxa" w:w="2151"/>
             <w:tcBorders>
               <w:top w:val="single" w:color="C9D3DF" w:sz="4"/>
               <w:left w:val="single" w:color="C9D3DF" w:sz="4"/>
@@ -2263,7 +2263,7 @@
         </w:tc>
         <w:tc>
           <w:tcPr>
-            <w:tcW w:type="dxa" w:w="1535"/>
+            <w:tcW w:type="dxa" w:w="1532"/>
             <w:tcBorders>
               <w:top w:val="single" w:color="C9D3DF" w:sz="4"/>
               <w:left w:val="single" w:color="C9D3DF" w:sz="4"/>
@@ -2293,7 +2293,7 @@
         </w:tc>
         <w:tc>
           <w:tcPr>
-            <w:tcW w:type="dxa" w:w="1678"/>
+            <w:tcW w:type="dxa" w:w="1674"/>
             <w:tcBorders>
               <w:top w:val="single" w:color="C9D3DF" w:sz="4"/>
               <w:left w:val="single" w:color="C9D3DF" w:sz="4"/>
@@ -2323,7 +2323,7 @@
         </w:tc>
         <w:tc>
           <w:tcPr>
-            <w:tcW w:type="dxa" w:w="2617"/>
+            <w:tcW w:type="dxa" w:w="2611"/>
             <w:tcBorders>
               <w:top w:val="single" w:color="C9D3DF" w:sz="4"/>
               <w:left w:val="single" w:color="C9D3DF" w:sz="4"/>
@@ -2353,7 +2353,7 @@
         </w:tc>
         <w:tc>
           <w:tcPr>
-            <w:tcW w:type="dxa" w:w="2242"/>
+            <w:tcW w:type="dxa" w:w="2236"/>
             <w:tcBorders>
               <w:top w:val="single" w:color="C9D3DF" w:sz="4"/>
               <w:left w:val="single" w:color="C9D3DF" w:sz="4"/>
@@ -2389,7 +2389,7 @@
         </w:trPr>
         <w:tc>
           <w:tcPr>
-            <w:tcW w:type="dxa" w:w="2132"/>
+            <w:tcW w:type="dxa" w:w="2151"/>
             <w:tcBorders>
               <w:top w:val="single" w:color="C9D3DF" w:sz="4"/>
               <w:left w:val="single" w:color="C9D3DF" w:sz="4"/>
@@ -2419,7 +2419,7 @@
         </w:tc>
         <w:tc>
           <w:tcPr>
-            <w:tcW w:type="dxa" w:w="1535"/>
+            <w:tcW w:type="dxa" w:w="1532"/>
             <w:tcBorders>
               <w:top w:val="single" w:color="C9D3DF" w:sz="4"/>
               <w:left w:val="single" w:color="C9D3DF" w:sz="4"/>
@@ -2449,7 +2449,7 @@
         </w:tc>
         <w:tc>
           <w:tcPr>
-            <w:tcW w:type="dxa" w:w="1678"/>
+            <w:tcW w:type="dxa" w:w="1674"/>
             <w:tcBorders>
               <w:top w:val="single" w:color="C9D3DF" w:sz="4"/>
               <w:left w:val="single" w:color="C9D3DF" w:sz="4"/>
@@ -2479,7 +2479,7 @@
         </w:tc>
         <w:tc>
           <w:tcPr>
-            <w:tcW w:type="dxa" w:w="2617"/>
+            <w:tcW w:type="dxa" w:w="2611"/>
             <w:tcBorders>
               <w:top w:val="single" w:color="C9D3DF" w:sz="4"/>
               <w:left w:val="single" w:color="C9D3DF" w:sz="4"/>
@@ -2509,7 +2509,7 @@
         </w:tc>
         <w:tc>
           <w:tcPr>
-            <w:tcW w:type="dxa" w:w="2242"/>
+            <w:tcW w:type="dxa" w:w="2236"/>
             <w:tcBorders>
               <w:top w:val="single" w:color="C9D3DF" w:sz="4"/>
               <w:left w:val="single" w:color="C9D3DF" w:sz="4"/>
@@ -3147,7 +3147,7 @@
               </w:rPr>
               <w:t xml:space="preserve">모델 ID gpt-4.1-mini, 출처 OpenAI(</w:t>
             </w:r>
-            <w:hyperlink w:history="1" r:id="rIdzelmrcbcbjl4jpkuu76qu">
+            <w:hyperlink w:history="1" r:id="rIdsnqm43jy1ilgnnd_avxxh">
               <w:r>
                 <w:rPr>
                   <w:rStyle w:val="Hyperlink"/>
@@ -4962,7 +4962,7 @@
             <w:pPr>
               <w:jc w:val="left"/>
             </w:pPr>
-            <w:hyperlink w:history="1" r:id="rIdmqkzsvdahicx51jklja8c">
+            <w:hyperlink w:history="1" r:id="rIdxmm7zo-whdp6c2pzlfn_l">
               <w:r>
                 <w:rPr>
                   <w:rStyle w:val="Hyperlink"/>
@@ -5061,7 +5061,7 @@
             <w:pPr>
               <w:jc w:val="left"/>
             </w:pPr>
-            <w:hyperlink w:history="1" r:id="rIdxlnllg8ezb0xu7ymotmcu">
+            <w:hyperlink w:history="1" r:id="rIdwiz1r5efacnihcexgxzg-">
               <w:r>
                 <w:rPr>
                   <w:rStyle w:val="Hyperlink"/>
@@ -5160,7 +5160,7 @@
             <w:pPr>
               <w:jc w:val="left"/>
             </w:pPr>
-            <w:hyperlink w:history="1" r:id="rId1osiy8y-dnvw4yyho-q7b">
+            <w:hyperlink w:history="1" r:id="rId2bgn_dv1km-497yi8bmla">
               <w:r>
                 <w:rPr>
                   <w:rStyle w:val="Hyperlink"/>
@@ -5259,7 +5259,7 @@
             <w:pPr>
               <w:jc w:val="left"/>
             </w:pPr>
-            <w:hyperlink w:history="1" r:id="rId0hdchyc-shk-pieiscneo">
+            <w:hyperlink w:history="1" r:id="rIdaug-uagyo7rhwcakxf33w">
               <w:r>
                 <w:rPr>
                   <w:rStyle w:val="Hyperlink"/>
@@ -5358,7 +5358,7 @@
             <w:pPr>
               <w:jc w:val="left"/>
             </w:pPr>
-            <w:hyperlink w:history="1" r:id="rId3nvdbw_tokptqd-vlzsxh">
+            <w:hyperlink w:history="1" r:id="rId27_wj2yztdzjtbesyccby">
               <w:r>
                 <w:rPr>
                   <w:rStyle w:val="Hyperlink"/>
@@ -5457,7 +5457,7 @@
             <w:pPr>
               <w:jc w:val="left"/>
             </w:pPr>
-            <w:hyperlink w:history="1" r:id="rIdehep0q6-1i6f67l0yjbbt">
+            <w:hyperlink w:history="1" r:id="rIdbfruojrsrjcat_j8pdxjr">
               <w:r>
                 <w:rPr>
                   <w:rStyle w:val="Hyperlink"/>
@@ -5556,7 +5556,7 @@
             <w:pPr>
               <w:jc w:val="left"/>
             </w:pPr>
-            <w:hyperlink w:history="1" r:id="rIdcobb9bsrbs1r4jq7xl_1y">
+            <w:hyperlink w:history="1" r:id="rId-dnctfdykins1iwujse0c">
               <w:r>
                 <w:rPr>
                   <w:rStyle w:val="Hyperlink"/>
@@ -5655,7 +5655,7 @@
             <w:pPr>
               <w:jc w:val="left"/>
             </w:pPr>
-            <w:hyperlink w:history="1" r:id="rIdv8o6v2jwj2-fxko0guuup">
+            <w:hyperlink w:history="1" r:id="rIdpju57zl5i2lq1xdsqn4ha">
               <w:r>
                 <w:rPr>
                   <w:rStyle w:val="Hyperlink"/>
@@ -5754,7 +5754,7 @@
             <w:pPr>
               <w:jc w:val="left"/>
             </w:pPr>
-            <w:hyperlink w:history="1" r:id="rId4sxdtmwl4nvwjy1wa8izz">
+            <w:hyperlink w:history="1" r:id="rIdvgfwk3h0stprtjwag9qfp">
               <w:r>
                 <w:rPr>
                   <w:rStyle w:val="Hyperlink"/>
@@ -5853,7 +5853,7 @@
             <w:pPr>
               <w:jc w:val="left"/>
             </w:pPr>
-            <w:hyperlink w:history="1" r:id="rIdhnrwwd40cggdeqiep9ug6">
+            <w:hyperlink w:history="1" r:id="rIdrooow51tw5djlvdbgdrpi">
               <w:r>
                 <w:rPr>
                   <w:rStyle w:val="Hyperlink"/>
@@ -5952,7 +5952,7 @@
             <w:pPr>
               <w:jc w:val="left"/>
             </w:pPr>
-            <w:hyperlink w:history="1" r:id="rId8g5qm0eqfeoo3skyejjx3">
+            <w:hyperlink w:history="1" r:id="rIdasi1wz1vpanhy4jj-xclo">
               <w:r>
                 <w:rPr>
                   <w:rStyle w:val="Hyperlink"/>
@@ -6051,7 +6051,7 @@
             <w:pPr>
               <w:jc w:val="left"/>
             </w:pPr>
-            <w:hyperlink w:history="1" r:id="rIdgbjci1wfe5t4powbbenna">
+            <w:hyperlink w:history="1" r:id="rIdzjw9ndi1toa0imnba3qkl">
               <w:r>
                 <w:rPr>
                   <w:rStyle w:val="Hyperlink"/>
@@ -6150,7 +6150,7 @@
             <w:pPr>
               <w:jc w:val="left"/>
             </w:pPr>
-            <w:hyperlink w:history="1" r:id="rId9dzoorgw1kij6iqzsuxfg">
+            <w:hyperlink w:history="1" r:id="rId1ezvvqwxyoh1cvyx-brrf">
               <w:r>
                 <w:rPr>
                   <w:rStyle w:val="Hyperlink"/>
@@ -6249,7 +6249,7 @@
             <w:pPr>
               <w:jc w:val="left"/>
             </w:pPr>
-            <w:hyperlink w:history="1" r:id="rIdagc_tdml-s-ogwmud1p2h">
+            <w:hyperlink w:history="1" r:id="rIdk_fwrjeqkxner0ywg57v4">
               <w:r>
                 <w:rPr>
                   <w:rStyle w:val="Hyperlink"/>
@@ -6348,7 +6348,7 @@
             <w:pPr>
               <w:jc w:val="left"/>
             </w:pPr>
-            <w:hyperlink w:history="1" r:id="rIdcxjploap7mvsdx9prcsr5">
+            <w:hyperlink w:history="1" r:id="rIdg668cvyudlqybumltgz1e">
               <w:r>
                 <w:rPr>
                   <w:rStyle w:val="Hyperlink"/>
@@ -6447,7 +6447,7 @@
             <w:pPr>
               <w:jc w:val="left"/>
             </w:pPr>
-            <w:hyperlink w:history="1" r:id="rId4sf3ykylzom3thijr0pn8">
+            <w:hyperlink w:history="1" r:id="rIdzshqxwb7khbhqldyi_xwf">
               <w:r>
                 <w:rPr>
                   <w:rStyle w:val="Hyperlink"/>
@@ -6546,7 +6546,7 @@
             <w:pPr>
               <w:jc w:val="left"/>
             </w:pPr>
-            <w:hyperlink w:history="1" r:id="rIdiiwbqojlsxybjmlsjeprc">
+            <w:hyperlink w:history="1" r:id="rIdwnaolz-t7vdexq2qtbzbc">
               <w:r>
                 <w:rPr>
                   <w:rStyle w:val="Hyperlink"/>
@@ -6645,7 +6645,7 @@
             <w:pPr>
               <w:jc w:val="left"/>
             </w:pPr>
-            <w:hyperlink w:history="1" r:id="rIdit2faafxvvncp_vophfkk">
+            <w:hyperlink w:history="1" r:id="rIdnl5nhdiiqkkpdsunjc_3e">
               <w:r>
                 <w:rPr>
                   <w:rStyle w:val="Hyperlink"/>
@@ -6744,7 +6744,7 @@
             <w:pPr>
               <w:jc w:val="left"/>
             </w:pPr>
-            <w:hyperlink w:history="1" r:id="rId2z-sprtdbk00ihjwojmw2">
+            <w:hyperlink w:history="1" r:id="rIdv-p043ucekyqavjhdwpdu">
               <w:r>
                 <w:rPr>
                   <w:rStyle w:val="Hyperlink"/>
@@ -6843,7 +6843,7 @@
             <w:pPr>
               <w:jc w:val="left"/>
             </w:pPr>
-            <w:hyperlink w:history="1" r:id="rIdxovr7in8gdtmebx5hftuc">
+            <w:hyperlink w:history="1" r:id="rIdqrgsyiqpirwstg0c6gqkc">
               <w:r>
                 <w:rPr>
                   <w:rStyle w:val="Hyperlink"/>
@@ -6942,7 +6942,7 @@
             <w:pPr>
               <w:jc w:val="left"/>
             </w:pPr>
-            <w:hyperlink w:history="1" r:id="rIdu1zwbsog4caj2zh6x17jh">
+            <w:hyperlink w:history="1" r:id="rId5qekhsadx11xeiqewoazb">
               <w:r>
                 <w:rPr>
                   <w:rStyle w:val="Hyperlink"/>
@@ -7041,7 +7041,7 @@
             <w:pPr>
               <w:jc w:val="left"/>
             </w:pPr>
-            <w:hyperlink w:history="1" r:id="rIdqcoorffufzdidiqdmnwyt">
+            <w:hyperlink w:history="1" r:id="rIdp_tfg1b5sb0jxpbfxi5mr">
               <w:r>
                 <w:rPr>
                   <w:rStyle w:val="Hyperlink"/>
@@ -7140,7 +7140,7 @@
             <w:pPr>
               <w:jc w:val="left"/>
             </w:pPr>
-            <w:hyperlink w:history="1" r:id="rIdmutccamempvy9hsqpnlni">
+            <w:hyperlink w:history="1" r:id="rId--bmqstzkii5j9wp26jfm">
               <w:r>
                 <w:rPr>
                   <w:rStyle w:val="Hyperlink"/>
@@ -7239,7 +7239,7 @@
             <w:pPr>
               <w:jc w:val="left"/>
             </w:pPr>
-            <w:hyperlink w:history="1" r:id="rIdoxjsdpgffartbvwktxft9">
+            <w:hyperlink w:history="1" r:id="rIdwc1zmbwpa1rajzw_njb5b">
               <w:r>
                 <w:rPr>
                   <w:rStyle w:val="Hyperlink"/>

--- a/deliverables/submission/오이소창원_출처_AI활용_신고서_20261005.docx
+++ b/deliverables/submission/오이소창원_출처_AI활용_신고서_20261005.docx
@@ -159,9 +159,9 @@
         </w:tblBorders>
       </w:tblPr>
       <w:tblGrid>
-        <w:gridCol w:w="2598"/>
-        <w:gridCol w:w="5078"/>
-        <w:gridCol w:w="2528"/>
+        <w:gridCol w:w="2583"/>
+        <w:gridCol w:w="5108"/>
+        <w:gridCol w:w="2513"/>
       </w:tblGrid>
       <w:tr>
         <w:trPr>
@@ -170,7 +170,7 @@
         </w:trPr>
         <w:tc>
           <w:tcPr>
-            <w:tcW w:type="dxa" w:w="2598"/>
+            <w:tcW w:type="dxa" w:w="2583"/>
             <w:tcBorders>
               <w:top w:val="single" w:color="C9D3DF" w:sz="4"/>
               <w:left w:val="single" w:color="C9D3DF" w:sz="4"/>
@@ -204,7 +204,7 @@
         </w:tc>
         <w:tc>
           <w:tcPr>
-            <w:tcW w:type="dxa" w:w="5078"/>
+            <w:tcW w:type="dxa" w:w="5108"/>
             <w:tcBorders>
               <w:top w:val="single" w:color="C9D3DF" w:sz="4"/>
               <w:left w:val="single" w:color="C9D3DF" w:sz="4"/>
@@ -238,7 +238,7 @@
         </w:tc>
         <w:tc>
           <w:tcPr>
-            <w:tcW w:type="dxa" w:w="2528"/>
+            <w:tcW w:type="dxa" w:w="2513"/>
             <w:tcBorders>
               <w:top w:val="single" w:color="C9D3DF" w:sz="4"/>
               <w:left w:val="single" w:color="C9D3DF" w:sz="4"/>
@@ -278,7 +278,7 @@
         </w:trPr>
         <w:tc>
           <w:tcPr>
-            <w:tcW w:type="dxa" w:w="2598"/>
+            <w:tcW w:type="dxa" w:w="2583"/>
             <w:tcBorders>
               <w:top w:val="single" w:color="C9D3DF" w:sz="4"/>
               <w:left w:val="single" w:color="C9D3DF" w:sz="4"/>
@@ -308,7 +308,7 @@
         </w:tc>
         <w:tc>
           <w:tcPr>
-            <w:tcW w:type="dxa" w:w="5078"/>
+            <w:tcW w:type="dxa" w:w="5108"/>
             <w:tcBorders>
               <w:top w:val="single" w:color="C9D3DF" w:sz="4"/>
               <w:left w:val="single" w:color="C9D3DF" w:sz="4"/>
@@ -338,7 +338,7 @@
         </w:tc>
         <w:tc>
           <w:tcPr>
-            <w:tcW w:type="dxa" w:w="2528"/>
+            <w:tcW w:type="dxa" w:w="2513"/>
             <w:tcBorders>
               <w:top w:val="single" w:color="C9D3DF" w:sz="4"/>
               <w:left w:val="single" w:color="C9D3DF" w:sz="4"/>
@@ -374,7 +374,7 @@
         </w:trPr>
         <w:tc>
           <w:tcPr>
-            <w:tcW w:type="dxa" w:w="2598"/>
+            <w:tcW w:type="dxa" w:w="2583"/>
             <w:tcBorders>
               <w:top w:val="single" w:color="C9D3DF" w:sz="4"/>
               <w:left w:val="single" w:color="C9D3DF" w:sz="4"/>
@@ -404,7 +404,7 @@
         </w:tc>
         <w:tc>
           <w:tcPr>
-            <w:tcW w:type="dxa" w:w="5078"/>
+            <w:tcW w:type="dxa" w:w="5108"/>
             <w:tcBorders>
               <w:top w:val="single" w:color="C9D3DF" w:sz="4"/>
               <w:left w:val="single" w:color="C9D3DF" w:sz="4"/>
@@ -434,7 +434,7 @@
         </w:tc>
         <w:tc>
           <w:tcPr>
-            <w:tcW w:type="dxa" w:w="2528"/>
+            <w:tcW w:type="dxa" w:w="2513"/>
             <w:tcBorders>
               <w:top w:val="single" w:color="C9D3DF" w:sz="4"/>
               <w:left w:val="single" w:color="C9D3DF" w:sz="4"/>
@@ -470,7 +470,7 @@
         </w:trPr>
         <w:tc>
           <w:tcPr>
-            <w:tcW w:type="dxa" w:w="2598"/>
+            <w:tcW w:type="dxa" w:w="2583"/>
             <w:tcBorders>
               <w:top w:val="single" w:color="C9D3DF" w:sz="4"/>
               <w:left w:val="single" w:color="C9D3DF" w:sz="4"/>
@@ -500,7 +500,7 @@
         </w:tc>
         <w:tc>
           <w:tcPr>
-            <w:tcW w:type="dxa" w:w="5078"/>
+            <w:tcW w:type="dxa" w:w="5108"/>
             <w:tcBorders>
               <w:top w:val="single" w:color="C9D3DF" w:sz="4"/>
               <w:left w:val="single" w:color="C9D3DF" w:sz="4"/>
@@ -530,7 +530,7 @@
         </w:tc>
         <w:tc>
           <w:tcPr>
-            <w:tcW w:type="dxa" w:w="2528"/>
+            <w:tcW w:type="dxa" w:w="2513"/>
             <w:tcBorders>
               <w:top w:val="single" w:color="C9D3DF" w:sz="4"/>
               <w:left w:val="single" w:color="C9D3DF" w:sz="4"/>
@@ -566,7 +566,7 @@
         </w:trPr>
         <w:tc>
           <w:tcPr>
-            <w:tcW w:type="dxa" w:w="2598"/>
+            <w:tcW w:type="dxa" w:w="2583"/>
             <w:tcBorders>
               <w:top w:val="single" w:color="C9D3DF" w:sz="4"/>
               <w:left w:val="single" w:color="C9D3DF" w:sz="4"/>
@@ -596,7 +596,7 @@
         </w:tc>
         <w:tc>
           <w:tcPr>
-            <w:tcW w:type="dxa" w:w="5078"/>
+            <w:tcW w:type="dxa" w:w="5108"/>
             <w:tcBorders>
               <w:top w:val="single" w:color="C9D3DF" w:sz="4"/>
               <w:left w:val="single" w:color="C9D3DF" w:sz="4"/>
@@ -626,7 +626,7 @@
         </w:tc>
         <w:tc>
           <w:tcPr>
-            <w:tcW w:type="dxa" w:w="2528"/>
+            <w:tcW w:type="dxa" w:w="2513"/>
             <w:tcBorders>
               <w:top w:val="single" w:color="C9D3DF" w:sz="4"/>
               <w:left w:val="single" w:color="C9D3DF" w:sz="4"/>
@@ -662,7 +662,7 @@
         </w:trPr>
         <w:tc>
           <w:tcPr>
-            <w:tcW w:type="dxa" w:w="2598"/>
+            <w:tcW w:type="dxa" w:w="2583"/>
             <w:tcBorders>
               <w:top w:val="single" w:color="C9D3DF" w:sz="4"/>
               <w:left w:val="single" w:color="C9D3DF" w:sz="4"/>
@@ -692,7 +692,7 @@
         </w:tc>
         <w:tc>
           <w:tcPr>
-            <w:tcW w:type="dxa" w:w="5078"/>
+            <w:tcW w:type="dxa" w:w="5108"/>
             <w:tcBorders>
               <w:top w:val="single" w:color="C9D3DF" w:sz="4"/>
               <w:left w:val="single" w:color="C9D3DF" w:sz="4"/>
@@ -722,7 +722,7 @@
         </w:tc>
         <w:tc>
           <w:tcPr>
-            <w:tcW w:type="dxa" w:w="2528"/>
+            <w:tcW w:type="dxa" w:w="2513"/>
             <w:tcBorders>
               <w:top w:val="single" w:color="C9D3DF" w:sz="4"/>
               <w:left w:val="single" w:color="C9D3DF" w:sz="4"/>
@@ -758,7 +758,7 @@
         </w:trPr>
         <w:tc>
           <w:tcPr>
-            <w:tcW w:type="dxa" w:w="2598"/>
+            <w:tcW w:type="dxa" w:w="2583"/>
             <w:tcBorders>
               <w:top w:val="single" w:color="C9D3DF" w:sz="4"/>
               <w:left w:val="single" w:color="C9D3DF" w:sz="4"/>
@@ -788,7 +788,7 @@
         </w:tc>
         <w:tc>
           <w:tcPr>
-            <w:tcW w:type="dxa" w:w="5078"/>
+            <w:tcW w:type="dxa" w:w="5108"/>
             <w:tcBorders>
               <w:top w:val="single" w:color="C9D3DF" w:sz="4"/>
               <w:left w:val="single" w:color="C9D3DF" w:sz="4"/>
@@ -818,7 +818,7 @@
         </w:tc>
         <w:tc>
           <w:tcPr>
-            <w:tcW w:type="dxa" w:w="2528"/>
+            <w:tcW w:type="dxa" w:w="2513"/>
             <w:tcBorders>
               <w:top w:val="single" w:color="C9D3DF" w:sz="4"/>
               <w:left w:val="single" w:color="C9D3DF" w:sz="4"/>
@@ -854,7 +854,7 @@
         </w:trPr>
         <w:tc>
           <w:tcPr>
-            <w:tcW w:type="dxa" w:w="2598"/>
+            <w:tcW w:type="dxa" w:w="2583"/>
             <w:tcBorders>
               <w:top w:val="single" w:color="C9D3DF" w:sz="4"/>
               <w:left w:val="single" w:color="C9D3DF" w:sz="4"/>
@@ -884,7 +884,7 @@
         </w:tc>
         <w:tc>
           <w:tcPr>
-            <w:tcW w:type="dxa" w:w="5078"/>
+            <w:tcW w:type="dxa" w:w="5108"/>
             <w:tcBorders>
               <w:top w:val="single" w:color="C9D3DF" w:sz="4"/>
               <w:left w:val="single" w:color="C9D3DF" w:sz="4"/>
@@ -914,7 +914,7 @@
         </w:tc>
         <w:tc>
           <w:tcPr>
-            <w:tcW w:type="dxa" w:w="2528"/>
+            <w:tcW w:type="dxa" w:w="2513"/>
             <w:tcBorders>
               <w:top w:val="single" w:color="C9D3DF" w:sz="4"/>
               <w:left w:val="single" w:color="C9D3DF" w:sz="4"/>
@@ -950,67 +950,83 @@
         </w:trPr>
         <w:tc>
           <w:tcPr>
-            <w:tcW w:type="dxa" w:w="2598"/>
-            <w:tcBorders>
-              <w:top w:val="single" w:color="C9D3DF" w:sz="4"/>
-              <w:left w:val="single" w:color="C9D3DF" w:sz="4"/>
-              <w:bottom w:val="single" w:color="C9D3DF" w:sz="4"/>
-              <w:right w:val="single" w:color="C9D3DF" w:sz="4"/>
-            </w:tcBorders>
-            <w:tcMar>
-              <w:top w:type="dxa" w:w="50"/>
-              <w:left w:type="dxa" w:w="80"/>
-              <w:bottom w:type="dxa" w:w="50"/>
-              <w:right w:type="dxa" w:w="80"/>
-            </w:tcMar>
-          </w:tcPr>
-          <w:p>
-            <w:pPr>
-              <w:jc w:val="left"/>
-            </w:pPr>
-            <w:r>
-              <w:rPr>
-                <w:rFonts w:ascii="Malgun Gothic" w:cs="Malgun Gothic" w:eastAsia="Malgun Gothic" w:hAnsi="Malgun Gothic"/>
-                <w:sz w:val="17"/>
-                <w:szCs w:val="17"/>
-              </w:rPr>
-              <w:t xml:space="preserve">신규개발(10/3~10/4)</w:t>
-            </w:r>
-          </w:p>
-        </w:tc>
-        <w:tc>
-          <w:tcPr>
-            <w:tcW w:type="dxa" w:w="5078"/>
-            <w:tcBorders>
-              <w:top w:val="single" w:color="C9D3DF" w:sz="4"/>
-              <w:left w:val="single" w:color="C9D3DF" w:sz="4"/>
-              <w:bottom w:val="single" w:color="C9D3DF" w:sz="4"/>
-              <w:right w:val="single" w:color="C9D3DF" w:sz="4"/>
-            </w:tcBorders>
-            <w:tcMar>
-              <w:top w:type="dxa" w:w="50"/>
-              <w:left w:type="dxa" w:w="80"/>
-              <w:bottom w:type="dxa" w:w="50"/>
-              <w:right w:type="dxa" w:w="80"/>
-            </w:tcMar>
-          </w:tcPr>
-          <w:p>
-            <w:pPr>
-              <w:jc w:val="left"/>
-            </w:pPr>
-            <w:r>
-              <w:rPr>
-                <w:rFonts w:ascii="Malgun Gothic" w:cs="Malgun Gothic" w:eastAsia="Malgun Gothic" w:hAnsi="Malgun Gothic"/>
-                <w:sz w:val="17"/>
-                <w:szCs w:val="17"/>
-              </w:rPr>
-              <w:t xml:space="preserve">팀 자체 테스트 1차(이혜경, 웹·모바일)·2차(이미영, PC·휴대폰) 보고서와 결과 반영표, 실사용자 4명 온라인 설문(Google Forms·Apps Script)·결과 리포트</w:t>
-            </w:r>
-          </w:p>
-        </w:tc>
-        <w:tc>
-          <w:tcPr>
-            <w:tcW w:type="dxa" w:w="2528"/>
+            <w:tcW w:type="dxa" w:w="2583"/>
+            <w:tcBorders>
+              <w:top w:val="single" w:color="C9D3DF" w:sz="4"/>
+              <w:left w:val="single" w:color="C9D3DF" w:sz="4"/>
+              <w:bottom w:val="single" w:color="C9D3DF" w:sz="4"/>
+              <w:right w:val="single" w:color="C9D3DF" w:sz="4"/>
+            </w:tcBorders>
+            <w:tcMar>
+              <w:top w:type="dxa" w:w="50"/>
+              <w:left w:type="dxa" w:w="80"/>
+              <w:bottom w:type="dxa" w:w="50"/>
+              <w:right w:type="dxa" w:w="80"/>
+            </w:tcMar>
+          </w:tcPr>
+          <w:p>
+            <w:pPr>
+              <w:jc w:val="left"/>
+            </w:pPr>
+            <w:r>
+              <w:rPr>
+                <w:rFonts w:ascii="Malgun Gothic" w:cs="Malgun Gothic" w:eastAsia="Malgun Gothic" w:hAnsi="Malgun Gothic"/>
+                <w:sz w:val="17"/>
+                <w:szCs w:val="17"/>
+              </w:rPr>
+              <w:t xml:space="preserve">신규개발(10/2~10/5)</w:t>
+            </w:r>
+          </w:p>
+        </w:tc>
+        <w:tc>
+          <w:tcPr>
+            <w:tcW w:type="dxa" w:w="5108"/>
+            <w:tcBorders>
+              <w:top w:val="single" w:color="C9D3DF" w:sz="4"/>
+              <w:left w:val="single" w:color="C9D3DF" w:sz="4"/>
+              <w:bottom w:val="single" w:color="C9D3DF" w:sz="4"/>
+              <w:right w:val="single" w:color="C9D3DF" w:sz="4"/>
+            </w:tcBorders>
+            <w:tcMar>
+              <w:top w:type="dxa" w:w="50"/>
+              <w:left w:type="dxa" w:w="80"/>
+              <w:bottom w:type="dxa" w:w="50"/>
+              <w:right w:type="dxa" w:w="80"/>
+            </w:tcMar>
+          </w:tcPr>
+          <w:p>
+            <w:pPr>
+              <w:jc w:val="left"/>
+            </w:pPr>
+            <w:r>
+              <w:rPr>
+                <w:rFonts w:ascii="Malgun Gothic" w:cs="Malgun Gothic" w:eastAsia="Malgun Gothic" w:hAnsi="Malgun Gothic"/>
+                <w:sz w:val="17"/>
+                <w:szCs w:val="17"/>
+              </w:rPr>
+              <w:t xml:space="preserve">테스트 3종 </w:t>
+            </w:r>
+            <w:r>
+              <w:rPr>
+                <w:rFonts w:ascii="Malgun Gothic" w:cs="Malgun Gothic" w:eastAsia="Malgun Gothic" w:hAnsi="Malgun Gothic"/>
+                <w:sz w:val="17"/>
+                <w:szCs w:val="17"/>
+              </w:rPr>
+              <w:t xml:space="preserve">각 12회·38회·4회, 총 54회</w:t>
+            </w:r>
+            <w:r>
+              <w:rPr>
+                <w:rFonts w:ascii="Malgun Gothic" w:cs="Malgun Gothic" w:eastAsia="Malgun Gothic" w:hAnsi="Malgun Gothic"/>
+                <w:sz w:val="17"/>
+                <w:szCs w:val="17"/>
+              </w:rPr>
+              <w:t xml:space="preserve"> — ① AI 자동 테스트 12회(대표 Test Case 6건 × PC·모바일, 단위 테스트 127개 통과) ② 팀 자체 테스트 38회(이혜경 25회·이미영 2회·조준수 11회, 지적 88건 모두 반영 — 1차·2차 보고서와 결과 반영표) ③ 실사용자 테스트 4회(4명 온라인 설문 Google Forms·Apps Script, 결과 리포트)</w:t>
+            </w:r>
+          </w:p>
+        </w:tc>
+        <w:tc>
+          <w:tcPr>
+            <w:tcW w:type="dxa" w:w="2513"/>
             <w:tcBorders>
               <w:top w:val="single" w:color="C9D3DF" w:sz="4"/>
               <w:left w:val="single" w:color="C9D3DF" w:sz="4"/>
@@ -1057,7 +1073,7 @@
         </w:rPr>
         <w:t xml:space="preserve">날짜별 상세 내역: 저장소 README ‘개발 작업 과정’, GitHub 커밋 기록(</w:t>
       </w:r>
-      <w:hyperlink w:history="1" r:id="rIdwzxtr0zcct1uhqasaudtp">
+      <w:hyperlink w:history="1" r:id="rIdiyst-tq3t10coh2dkyprl">
         <w:r>
           <w:rPr>
             <w:rStyle w:val="Hyperlink"/>
@@ -3147,7 +3163,7 @@
               </w:rPr>
               <w:t xml:space="preserve">모델 ID gpt-4.1-mini, 출처 OpenAI(</w:t>
             </w:r>
-            <w:hyperlink w:history="1" r:id="rIdsnqm43jy1ilgnnd_avxxh">
+            <w:hyperlink w:history="1" r:id="rIdi62ws5cu7dqcdt-cvfbms">
               <w:r>
                 <w:rPr>
                   <w:rStyle w:val="Hyperlink"/>
@@ -4962,7 +4978,7 @@
             <w:pPr>
               <w:jc w:val="left"/>
             </w:pPr>
-            <w:hyperlink w:history="1" r:id="rIdxmm7zo-whdp6c2pzlfn_l">
+            <w:hyperlink w:history="1" r:id="rIdkbavvq7v-khpaaekf-gip">
               <w:r>
                 <w:rPr>
                   <w:rStyle w:val="Hyperlink"/>
@@ -5061,7 +5077,7 @@
             <w:pPr>
               <w:jc w:val="left"/>
             </w:pPr>
-            <w:hyperlink w:history="1" r:id="rIdwiz1r5efacnihcexgxzg-">
+            <w:hyperlink w:history="1" r:id="rIdme_p_-r-t9oviw_h9oq75">
               <w:r>
                 <w:rPr>
                   <w:rStyle w:val="Hyperlink"/>
@@ -5160,7 +5176,7 @@
             <w:pPr>
               <w:jc w:val="left"/>
             </w:pPr>
-            <w:hyperlink w:history="1" r:id="rId2bgn_dv1km-497yi8bmla">
+            <w:hyperlink w:history="1" r:id="rIdcmtm_hwbyrpaybm8ovjyi">
               <w:r>
                 <w:rPr>
                   <w:rStyle w:val="Hyperlink"/>
@@ -5259,7 +5275,7 @@
             <w:pPr>
               <w:jc w:val="left"/>
             </w:pPr>
-            <w:hyperlink w:history="1" r:id="rIdaug-uagyo7rhwcakxf33w">
+            <w:hyperlink w:history="1" r:id="rIdp6fz57rddhk1zqxqtqqen">
               <w:r>
                 <w:rPr>
                   <w:rStyle w:val="Hyperlink"/>
@@ -5358,7 +5374,7 @@
             <w:pPr>
               <w:jc w:val="left"/>
             </w:pPr>
-            <w:hyperlink w:history="1" r:id="rId27_wj2yztdzjtbesyccby">
+            <w:hyperlink w:history="1" r:id="rIdsw1w0zzgszm6yb-u0vreg">
               <w:r>
                 <w:rPr>
                   <w:rStyle w:val="Hyperlink"/>
@@ -5457,7 +5473,7 @@
             <w:pPr>
               <w:jc w:val="left"/>
             </w:pPr>
-            <w:hyperlink w:history="1" r:id="rIdbfruojrsrjcat_j8pdxjr">
+            <w:hyperlink w:history="1" r:id="rIdb9gt4hyok8nhxyv3ocpvg">
               <w:r>
                 <w:rPr>
                   <w:rStyle w:val="Hyperlink"/>
@@ -5556,7 +5572,7 @@
             <w:pPr>
               <w:jc w:val="left"/>
             </w:pPr>
-            <w:hyperlink w:history="1" r:id="rId-dnctfdykins1iwujse0c">
+            <w:hyperlink w:history="1" r:id="rIdjahy48crlzwww4oqiusmc">
               <w:r>
                 <w:rPr>
                   <w:rStyle w:val="Hyperlink"/>
@@ -5655,7 +5671,7 @@
             <w:pPr>
               <w:jc w:val="left"/>
             </w:pPr>
-            <w:hyperlink w:history="1" r:id="rIdpju57zl5i2lq1xdsqn4ha">
+            <w:hyperlink w:history="1" r:id="rIdgwxbx9q78gygaatgtjoca">
               <w:r>
                 <w:rPr>
                   <w:rStyle w:val="Hyperlink"/>
@@ -5754,7 +5770,7 @@
             <w:pPr>
               <w:jc w:val="left"/>
             </w:pPr>
-            <w:hyperlink w:history="1" r:id="rIdvgfwk3h0stprtjwag9qfp">
+            <w:hyperlink w:history="1" r:id="rIduhjt9kbfkdmsjko3ayffi">
               <w:r>
                 <w:rPr>
                   <w:rStyle w:val="Hyperlink"/>
@@ -5853,7 +5869,7 @@
             <w:pPr>
               <w:jc w:val="left"/>
             </w:pPr>
-            <w:hyperlink w:history="1" r:id="rIdrooow51tw5djlvdbgdrpi">
+            <w:hyperlink w:history="1" r:id="rIdkaobco6u3gchbk6bc9gfd">
               <w:r>
                 <w:rPr>
                   <w:rStyle w:val="Hyperlink"/>
@@ -5952,7 +5968,7 @@
             <w:pPr>
               <w:jc w:val="left"/>
             </w:pPr>
-            <w:hyperlink w:history="1" r:id="rIdasi1wz1vpanhy4jj-xclo">
+            <w:hyperlink w:history="1" r:id="rIdf21wzzb1cq0xzhbja_a6c">
               <w:r>
                 <w:rPr>
                   <w:rStyle w:val="Hyperlink"/>
@@ -6051,7 +6067,7 @@
             <w:pPr>
               <w:jc w:val="left"/>
             </w:pPr>
-            <w:hyperlink w:history="1" r:id="rIdzjw9ndi1toa0imnba3qkl">
+            <w:hyperlink w:history="1" r:id="rIdnqrk0silgbaeyronngj6q">
               <w:r>
                 <w:rPr>
                   <w:rStyle w:val="Hyperlink"/>
@@ -6150,7 +6166,7 @@
             <w:pPr>
               <w:jc w:val="left"/>
             </w:pPr>
-            <w:hyperlink w:history="1" r:id="rId1ezvvqwxyoh1cvyx-brrf">
+            <w:hyperlink w:history="1" r:id="rId1tyh88vwo1snya_s-pumr">
               <w:r>
                 <w:rPr>
                   <w:rStyle w:val="Hyperlink"/>
@@ -6249,7 +6265,7 @@
             <w:pPr>
               <w:jc w:val="left"/>
             </w:pPr>
-            <w:hyperlink w:history="1" r:id="rIdk_fwrjeqkxner0ywg57v4">
+            <w:hyperlink w:history="1" r:id="rIdz5xooptb8sjzb45vnj-pv">
               <w:r>
                 <w:rPr>
                   <w:rStyle w:val="Hyperlink"/>
@@ -6348,7 +6364,7 @@
             <w:pPr>
               <w:jc w:val="left"/>
             </w:pPr>
-            <w:hyperlink w:history="1" r:id="rIdg668cvyudlqybumltgz1e">
+            <w:hyperlink w:history="1" r:id="rIdt14vippyhohob6v0at-oy">
               <w:r>
                 <w:rPr>
                   <w:rStyle w:val="Hyperlink"/>
@@ -6447,7 +6463,7 @@
             <w:pPr>
               <w:jc w:val="left"/>
             </w:pPr>
-            <w:hyperlink w:history="1" r:id="rIdzshqxwb7khbhqldyi_xwf">
+            <w:hyperlink w:history="1" r:id="rIdbxmov8ou1anzubwmaj_tc">
               <w:r>
                 <w:rPr>
                   <w:rStyle w:val="Hyperlink"/>
@@ -6546,7 +6562,7 @@
             <w:pPr>
               <w:jc w:val="left"/>
             </w:pPr>
-            <w:hyperlink w:history="1" r:id="rIdwnaolz-t7vdexq2qtbzbc">
+            <w:hyperlink w:history="1" r:id="rIdmzdp9ns6isxhpl1i8bcut">
               <w:r>
                 <w:rPr>
                   <w:rStyle w:val="Hyperlink"/>
@@ -6645,7 +6661,7 @@
             <w:pPr>
               <w:jc w:val="left"/>
             </w:pPr>
-            <w:hyperlink w:history="1" r:id="rIdnl5nhdiiqkkpdsunjc_3e">
+            <w:hyperlink w:history="1" r:id="rIdnqmy-nm6oujf4u3ilcger">
               <w:r>
                 <w:rPr>
                   <w:rStyle w:val="Hyperlink"/>
@@ -6744,7 +6760,7 @@
             <w:pPr>
               <w:jc w:val="left"/>
             </w:pPr>
-            <w:hyperlink w:history="1" r:id="rIdv-p043ucekyqavjhdwpdu">
+            <w:hyperlink w:history="1" r:id="rIdldt7lqlbmwkmrw-ca0dkt">
               <w:r>
                 <w:rPr>
                   <w:rStyle w:val="Hyperlink"/>
@@ -6843,7 +6859,7 @@
             <w:pPr>
               <w:jc w:val="left"/>
             </w:pPr>
-            <w:hyperlink w:history="1" r:id="rIdqrgsyiqpirwstg0c6gqkc">
+            <w:hyperlink w:history="1" r:id="rId1y7njm2hmldjaaal_udvu">
               <w:r>
                 <w:rPr>
                   <w:rStyle w:val="Hyperlink"/>
@@ -6942,7 +6958,7 @@
             <w:pPr>
               <w:jc w:val="left"/>
             </w:pPr>
-            <w:hyperlink w:history="1" r:id="rId5qekhsadx11xeiqewoazb">
+            <w:hyperlink w:history="1" r:id="rId0pd98bjppv7o9umlljj_n">
               <w:r>
                 <w:rPr>
                   <w:rStyle w:val="Hyperlink"/>
@@ -7041,7 +7057,7 @@
             <w:pPr>
               <w:jc w:val="left"/>
             </w:pPr>
-            <w:hyperlink w:history="1" r:id="rIdp_tfg1b5sb0jxpbfxi5mr">
+            <w:hyperlink w:history="1" r:id="rIdr-chejz-mk0v-tnfiyey6">
               <w:r>
                 <w:rPr>
                   <w:rStyle w:val="Hyperlink"/>
@@ -7140,7 +7156,7 @@
             <w:pPr>
               <w:jc w:val="left"/>
             </w:pPr>
-            <w:hyperlink w:history="1" r:id="rId--bmqstzkii5j9wp26jfm">
+            <w:hyperlink w:history="1" r:id="rIdzycid5-s2kr5ehbptf4ww">
               <w:r>
                 <w:rPr>
                   <w:rStyle w:val="Hyperlink"/>
@@ -7239,7 +7255,7 @@
             <w:pPr>
               <w:jc w:val="left"/>
             </w:pPr>
-            <w:hyperlink w:history="1" r:id="rIdwc1zmbwpa1rajzw_njb5b">
+            <w:hyperlink w:history="1" r:id="rIds3nuuejm1nrlro7bthhrg">
               <w:r>
                 <w:rPr>
                   <w:rStyle w:val="Hyperlink"/>

--- a/deliverables/submission/오이소창원_출처_AI활용_신고서_20261005.docx
+++ b/deliverables/submission/오이소창원_출처_AI활용_신고서_20261005.docx
@@ -1073,7 +1073,7 @@
         </w:rPr>
         <w:t xml:space="preserve">날짜별 상세 내역: 저장소 README ‘개발 작업 과정’, GitHub 커밋 기록(</w:t>
       </w:r>
-      <w:hyperlink w:history="1" r:id="rIdiyst-tq3t10coh2dkyprl">
+      <w:hyperlink w:history="1" r:id="rIdwasowjrqfryx6mmdufbzm">
         <w:r>
           <w:rPr>
             <w:rStyle w:val="Hyperlink"/>
@@ -3163,7 +3163,7 @@
               </w:rPr>
               <w:t xml:space="preserve">모델 ID gpt-4.1-mini, 출처 OpenAI(</w:t>
             </w:r>
-            <w:hyperlink w:history="1" r:id="rIdi62ws5cu7dqcdt-cvfbms">
+            <w:hyperlink w:history="1" r:id="rIdwsqgh5oi3snlinxrh3h47">
               <w:r>
                 <w:rPr>
                   <w:rStyle w:val="Hyperlink"/>
@@ -3830,8 +3830,8 @@
       <w:tblGrid>
         <w:gridCol w:w="1860"/>
         <w:gridCol w:w="2260"/>
-        <w:gridCol w:w="3606"/>
-        <w:gridCol w:w="2478"/>
+        <w:gridCol w:w="3629"/>
+        <w:gridCol w:w="2455"/>
       </w:tblGrid>
       <w:tr>
         <w:trPr>
@@ -3908,7 +3908,7 @@
         </w:tc>
         <w:tc>
           <w:tcPr>
-            <w:tcW w:type="dxa" w:w="3606"/>
+            <w:tcW w:type="dxa" w:w="3629"/>
             <w:tcBorders>
               <w:top w:val="single" w:color="C9D3DF" w:sz="4"/>
               <w:left w:val="single" w:color="C9D3DF" w:sz="4"/>
@@ -3942,7 +3942,7 @@
         </w:tc>
         <w:tc>
           <w:tcPr>
-            <w:tcW w:type="dxa" w:w="2478"/>
+            <w:tcW w:type="dxa" w:w="2455"/>
             <w:tcBorders>
               <w:top w:val="single" w:color="C9D3DF" w:sz="4"/>
               <w:left w:val="single" w:color="C9D3DF" w:sz="4"/>
@@ -4042,7 +4042,7 @@
         </w:tc>
         <w:tc>
           <w:tcPr>
-            <w:tcW w:type="dxa" w:w="3606"/>
+            <w:tcW w:type="dxa" w:w="3629"/>
             <w:tcBorders>
               <w:top w:val="single" w:color="C9D3DF" w:sz="4"/>
               <w:left w:val="single" w:color="C9D3DF" w:sz="4"/>
@@ -4072,7 +4072,7 @@
         </w:tc>
         <w:tc>
           <w:tcPr>
-            <w:tcW w:type="dxa" w:w="2478"/>
+            <w:tcW w:type="dxa" w:w="2455"/>
             <w:tcBorders>
               <w:top w:val="single" w:color="C9D3DF" w:sz="4"/>
               <w:left w:val="single" w:color="C9D3DF" w:sz="4"/>
@@ -4168,7 +4168,7 @@
         </w:tc>
         <w:tc>
           <w:tcPr>
-            <w:tcW w:type="dxa" w:w="3606"/>
+            <w:tcW w:type="dxa" w:w="3629"/>
             <w:tcBorders>
               <w:top w:val="single" w:color="C9D3DF" w:sz="4"/>
               <w:left w:val="single" w:color="C9D3DF" w:sz="4"/>
@@ -4198,7 +4198,7 @@
         </w:tc>
         <w:tc>
           <w:tcPr>
-            <w:tcW w:type="dxa" w:w="2478"/>
+            <w:tcW w:type="dxa" w:w="2455"/>
             <w:tcBorders>
               <w:top w:val="single" w:color="C9D3DF" w:sz="4"/>
               <w:left w:val="single" w:color="C9D3DF" w:sz="4"/>
@@ -4294,7 +4294,7 @@
         </w:tc>
         <w:tc>
           <w:tcPr>
-            <w:tcW w:type="dxa" w:w="3606"/>
+            <w:tcW w:type="dxa" w:w="3629"/>
             <w:tcBorders>
               <w:top w:val="single" w:color="C9D3DF" w:sz="4"/>
               <w:left w:val="single" w:color="C9D3DF" w:sz="4"/>
@@ -4324,7 +4324,7 @@
         </w:tc>
         <w:tc>
           <w:tcPr>
-            <w:tcW w:type="dxa" w:w="2478"/>
+            <w:tcW w:type="dxa" w:w="2455"/>
             <w:tcBorders>
               <w:top w:val="single" w:color="C9D3DF" w:sz="4"/>
               <w:left w:val="single" w:color="C9D3DF" w:sz="4"/>
@@ -4420,7 +4420,7 @@
         </w:tc>
         <w:tc>
           <w:tcPr>
-            <w:tcW w:type="dxa" w:w="3606"/>
+            <w:tcW w:type="dxa" w:w="3629"/>
             <w:tcBorders>
               <w:top w:val="single" w:color="C9D3DF" w:sz="4"/>
               <w:left w:val="single" w:color="C9D3DF" w:sz="4"/>
@@ -4450,7 +4450,7 @@
         </w:tc>
         <w:tc>
           <w:tcPr>
-            <w:tcW w:type="dxa" w:w="2478"/>
+            <w:tcW w:type="dxa" w:w="2455"/>
             <w:tcBorders>
               <w:top w:val="single" w:color="C9D3DF" w:sz="4"/>
               <w:left w:val="single" w:color="C9D3DF" w:sz="4"/>
@@ -4546,7 +4546,7 @@
         </w:tc>
         <w:tc>
           <w:tcPr>
-            <w:tcW w:type="dxa" w:w="3606"/>
+            <w:tcW w:type="dxa" w:w="3629"/>
             <w:tcBorders>
               <w:top w:val="single" w:color="C9D3DF" w:sz="4"/>
               <w:left w:val="single" w:color="C9D3DF" w:sz="4"/>
@@ -4576,7 +4576,7 @@
         </w:tc>
         <w:tc>
           <w:tcPr>
-            <w:tcW w:type="dxa" w:w="2478"/>
+            <w:tcW w:type="dxa" w:w="2455"/>
             <w:tcBorders>
               <w:top w:val="single" w:color="C9D3DF" w:sz="4"/>
               <w:left w:val="single" w:color="C9D3DF" w:sz="4"/>
@@ -4666,67 +4666,67 @@
                 <w:sz w:val="17"/>
                 <w:szCs w:val="17"/>
               </w:rPr>
-              <w:t xml:space="preserve">-</w:t>
-            </w:r>
-          </w:p>
-        </w:tc>
-        <w:tc>
-          <w:tcPr>
-            <w:tcW w:type="dxa" w:w="3606"/>
-            <w:tcBorders>
-              <w:top w:val="single" w:color="C9D3DF" w:sz="4"/>
-              <w:left w:val="single" w:color="C9D3DF" w:sz="4"/>
-              <w:bottom w:val="single" w:color="C9D3DF" w:sz="4"/>
-              <w:right w:val="single" w:color="C9D3DF" w:sz="4"/>
-            </w:tcBorders>
-            <w:tcMar>
-              <w:top w:type="dxa" w:w="50"/>
-              <w:left w:type="dxa" w:w="80"/>
-              <w:bottom w:type="dxa" w:w="50"/>
-              <w:right w:type="dxa" w:w="80"/>
-            </w:tcMar>
-          </w:tcPr>
-          <w:p>
-            <w:pPr>
-              <w:jc w:val="left"/>
-            </w:pPr>
-            <w:r>
-              <w:rPr>
-                <w:rFonts w:ascii="Malgun Gothic" w:cs="Malgun Gothic" w:eastAsia="Malgun Gothic" w:hAnsi="Malgun Gothic"/>
-                <w:sz w:val="17"/>
-                <w:szCs w:val="17"/>
-              </w:rPr>
-              <w:t xml:space="preserve">국가데이터처 국내인구이동통계, 언론 보도(기획안 출처 목록)</w:t>
-            </w:r>
-          </w:p>
-        </w:tc>
-        <w:tc>
-          <w:tcPr>
-            <w:tcW w:type="dxa" w:w="2478"/>
-            <w:tcBorders>
-              <w:top w:val="single" w:color="C9D3DF" w:sz="4"/>
-              <w:left w:val="single" w:color="C9D3DF" w:sz="4"/>
-              <w:bottom w:val="single" w:color="C9D3DF" w:sz="4"/>
-              <w:right w:val="single" w:color="C9D3DF" w:sz="4"/>
-            </w:tcBorders>
-            <w:tcMar>
-              <w:top w:type="dxa" w:w="50"/>
-              <w:left w:type="dxa" w:w="80"/>
-              <w:bottom w:type="dxa" w:w="50"/>
-              <w:right w:type="dxa" w:w="80"/>
-            </w:tcMar>
-          </w:tcPr>
-          <w:p>
-            <w:pPr>
-              <w:jc w:val="left"/>
-            </w:pPr>
-            <w:r>
-              <w:rPr>
-                <w:rFonts w:ascii="Malgun Gothic" w:cs="Malgun Gothic" w:eastAsia="Malgun Gothic" w:hAnsi="Malgun Gothic"/>
-                <w:sz w:val="17"/>
-                <w:szCs w:val="17"/>
-              </w:rPr>
-              <w:t xml:space="preserve">기획안 ‘출처’ 참고</w:t>
+              <w:t xml:space="preserve">11</w:t>
+            </w:r>
+          </w:p>
+        </w:tc>
+        <w:tc>
+          <w:tcPr>
+            <w:tcW w:type="dxa" w:w="3629"/>
+            <w:tcBorders>
+              <w:top w:val="single" w:color="C9D3DF" w:sz="4"/>
+              <w:left w:val="single" w:color="C9D3DF" w:sz="4"/>
+              <w:bottom w:val="single" w:color="C9D3DF" w:sz="4"/>
+              <w:right w:val="single" w:color="C9D3DF" w:sz="4"/>
+            </w:tcBorders>
+            <w:tcMar>
+              <w:top w:type="dxa" w:w="50"/>
+              <w:left w:type="dxa" w:w="80"/>
+              <w:bottom w:type="dxa" w:w="50"/>
+              <w:right w:type="dxa" w:w="80"/>
+            </w:tcMar>
+          </w:tcPr>
+          <w:p>
+            <w:pPr>
+              <w:jc w:val="left"/>
+            </w:pPr>
+            <w:r>
+              <w:rPr>
+                <w:rFonts w:ascii="Malgun Gothic" w:cs="Malgun Gothic" w:eastAsia="Malgun Gothic" w:hAnsi="Malgun Gothic"/>
+                <w:sz w:val="17"/>
+                <w:szCs w:val="17"/>
+              </w:rPr>
+              <w:t xml:space="preserve">국가데이터처 국내인구이동통계, 창원시 인구정책, 국무조정실 청년 삶 실태조사, 국립국어원 언어 의식 조사, 언론 보도</w:t>
+            </w:r>
+          </w:p>
+        </w:tc>
+        <w:tc>
+          <w:tcPr>
+            <w:tcW w:type="dxa" w:w="2455"/>
+            <w:tcBorders>
+              <w:top w:val="single" w:color="C9D3DF" w:sz="4"/>
+              <w:left w:val="single" w:color="C9D3DF" w:sz="4"/>
+              <w:bottom w:val="single" w:color="C9D3DF" w:sz="4"/>
+              <w:right w:val="single" w:color="C9D3DF" w:sz="4"/>
+            </w:tcBorders>
+            <w:tcMar>
+              <w:top w:type="dxa" w:w="50"/>
+              <w:left w:type="dxa" w:w="80"/>
+              <w:bottom w:type="dxa" w:w="50"/>
+              <w:right w:type="dxa" w:w="80"/>
+            </w:tcMar>
+          </w:tcPr>
+          <w:p>
+            <w:pPr>
+              <w:jc w:val="left"/>
+            </w:pPr>
+            <w:r>
+              <w:rPr>
+                <w:rFonts w:ascii="Malgun Gothic" w:cs="Malgun Gothic" w:eastAsia="Malgun Gothic" w:hAnsi="Malgun Gothic"/>
+                <w:sz w:val="17"/>
+                <w:szCs w:val="17"/>
+              </w:rPr>
+              <w:t xml:space="preserve">지표별 출처·링크는 아래 4-2</w:t>
             </w:r>
           </w:p>
         </w:tc>
@@ -4978,7 +4978,7 @@
             <w:pPr>
               <w:jc w:val="left"/>
             </w:pPr>
-            <w:hyperlink w:history="1" r:id="rIdkbavvq7v-khpaaekf-gip">
+            <w:hyperlink w:history="1" r:id="rIdekrrbbi_sowji2vmwzmbe">
               <w:r>
                 <w:rPr>
                   <w:rStyle w:val="Hyperlink"/>
@@ -5077,7 +5077,7 @@
             <w:pPr>
               <w:jc w:val="left"/>
             </w:pPr>
-            <w:hyperlink w:history="1" r:id="rIdme_p_-r-t9oviw_h9oq75">
+            <w:hyperlink w:history="1" r:id="rIdbdfz-d46fspmbmju_tufw">
               <w:r>
                 <w:rPr>
                   <w:rStyle w:val="Hyperlink"/>
@@ -5176,7 +5176,7 @@
             <w:pPr>
               <w:jc w:val="left"/>
             </w:pPr>
-            <w:hyperlink w:history="1" r:id="rIdcmtm_hwbyrpaybm8ovjyi">
+            <w:hyperlink w:history="1" r:id="rIdqcddfgxpyzmxjevzlpu55">
               <w:r>
                 <w:rPr>
                   <w:rStyle w:val="Hyperlink"/>
@@ -5275,7 +5275,7 @@
             <w:pPr>
               <w:jc w:val="left"/>
             </w:pPr>
-            <w:hyperlink w:history="1" r:id="rIdp6fz57rddhk1zqxqtqqen">
+            <w:hyperlink w:history="1" r:id="rIdalugd2-hp46rpgf3tm_qu">
               <w:r>
                 <w:rPr>
                   <w:rStyle w:val="Hyperlink"/>
@@ -5374,7 +5374,7 @@
             <w:pPr>
               <w:jc w:val="left"/>
             </w:pPr>
-            <w:hyperlink w:history="1" r:id="rIdsw1w0zzgszm6yb-u0vreg">
+            <w:hyperlink w:history="1" r:id="rIdxlran9tmvbvnfyloi58jf">
               <w:r>
                 <w:rPr>
                   <w:rStyle w:val="Hyperlink"/>
@@ -5473,7 +5473,7 @@
             <w:pPr>
               <w:jc w:val="left"/>
             </w:pPr>
-            <w:hyperlink w:history="1" r:id="rIdb9gt4hyok8nhxyv3ocpvg">
+            <w:hyperlink w:history="1" r:id="rIdayzmzsr1khhn1hkqvmnhh">
               <w:r>
                 <w:rPr>
                   <w:rStyle w:val="Hyperlink"/>
@@ -5572,7 +5572,7 @@
             <w:pPr>
               <w:jc w:val="left"/>
             </w:pPr>
-            <w:hyperlink w:history="1" r:id="rIdjahy48crlzwww4oqiusmc">
+            <w:hyperlink w:history="1" r:id="rIdnqg3mpizf_en4e_gde2bz">
               <w:r>
                 <w:rPr>
                   <w:rStyle w:val="Hyperlink"/>
@@ -5671,7 +5671,7 @@
             <w:pPr>
               <w:jc w:val="left"/>
             </w:pPr>
-            <w:hyperlink w:history="1" r:id="rIdgwxbx9q78gygaatgtjoca">
+            <w:hyperlink w:history="1" r:id="rIdyoy0sazpvekjfkg-wdtb7">
               <w:r>
                 <w:rPr>
                   <w:rStyle w:val="Hyperlink"/>
@@ -5770,7 +5770,7 @@
             <w:pPr>
               <w:jc w:val="left"/>
             </w:pPr>
-            <w:hyperlink w:history="1" r:id="rIduhjt9kbfkdmsjko3ayffi">
+            <w:hyperlink w:history="1" r:id="rId_f82ydrfeorkklumhdfdy">
               <w:r>
                 <w:rPr>
                   <w:rStyle w:val="Hyperlink"/>
@@ -5869,7 +5869,7 @@
             <w:pPr>
               <w:jc w:val="left"/>
             </w:pPr>
-            <w:hyperlink w:history="1" r:id="rIdkaobco6u3gchbk6bc9gfd">
+            <w:hyperlink w:history="1" r:id="rIddsserh-5q8ti1743stkxm">
               <w:r>
                 <w:rPr>
                   <w:rStyle w:val="Hyperlink"/>
@@ -5968,7 +5968,7 @@
             <w:pPr>
               <w:jc w:val="left"/>
             </w:pPr>
-            <w:hyperlink w:history="1" r:id="rIdf21wzzb1cq0xzhbja_a6c">
+            <w:hyperlink w:history="1" r:id="rIdl_oftgsjj2qigi1yejtdu">
               <w:r>
                 <w:rPr>
                   <w:rStyle w:val="Hyperlink"/>
@@ -6067,7 +6067,7 @@
             <w:pPr>
               <w:jc w:val="left"/>
             </w:pPr>
-            <w:hyperlink w:history="1" r:id="rIdnqrk0silgbaeyronngj6q">
+            <w:hyperlink w:history="1" r:id="rIdxtmavgmevh_tfjuzrqwg2">
               <w:r>
                 <w:rPr>
                   <w:rStyle w:val="Hyperlink"/>
@@ -6166,7 +6166,7 @@
             <w:pPr>
               <w:jc w:val="left"/>
             </w:pPr>
-            <w:hyperlink w:history="1" r:id="rId1tyh88vwo1snya_s-pumr">
+            <w:hyperlink w:history="1" r:id="rIdgzrhvlewbqhuaako3vxzg">
               <w:r>
                 <w:rPr>
                   <w:rStyle w:val="Hyperlink"/>
@@ -6265,7 +6265,7 @@
             <w:pPr>
               <w:jc w:val="left"/>
             </w:pPr>
-            <w:hyperlink w:history="1" r:id="rIdz5xooptb8sjzb45vnj-pv">
+            <w:hyperlink w:history="1" r:id="rIdoeehyksblznm9zjvvotir">
               <w:r>
                 <w:rPr>
                   <w:rStyle w:val="Hyperlink"/>
@@ -6364,7 +6364,7 @@
             <w:pPr>
               <w:jc w:val="left"/>
             </w:pPr>
-            <w:hyperlink w:history="1" r:id="rIdt14vippyhohob6v0at-oy">
+            <w:hyperlink w:history="1" r:id="rIdnyfyhytxqxyrspvyz2ql4">
               <w:r>
                 <w:rPr>
                   <w:rStyle w:val="Hyperlink"/>
@@ -6463,7 +6463,7 @@
             <w:pPr>
               <w:jc w:val="left"/>
             </w:pPr>
-            <w:hyperlink w:history="1" r:id="rIdbxmov8ou1anzubwmaj_tc">
+            <w:hyperlink w:history="1" r:id="rIdjho79ra7al7xlig89q2aa">
               <w:r>
                 <w:rPr>
                   <w:rStyle w:val="Hyperlink"/>
@@ -6562,7 +6562,7 @@
             <w:pPr>
               <w:jc w:val="left"/>
             </w:pPr>
-            <w:hyperlink w:history="1" r:id="rIdmzdp9ns6isxhpl1i8bcut">
+            <w:hyperlink w:history="1" r:id="rIdn3se7ibbmws0_ttxx_r-t">
               <w:r>
                 <w:rPr>
                   <w:rStyle w:val="Hyperlink"/>
@@ -6661,7 +6661,7 @@
             <w:pPr>
               <w:jc w:val="left"/>
             </w:pPr>
-            <w:hyperlink w:history="1" r:id="rIdnqmy-nm6oujf4u3ilcger">
+            <w:hyperlink w:history="1" r:id="rIdh4szskjqok0kdzk-n4jkf">
               <w:r>
                 <w:rPr>
                   <w:rStyle w:val="Hyperlink"/>
@@ -6760,7 +6760,7 @@
             <w:pPr>
               <w:jc w:val="left"/>
             </w:pPr>
-            <w:hyperlink w:history="1" r:id="rIdldt7lqlbmwkmrw-ca0dkt">
+            <w:hyperlink w:history="1" r:id="rIdozko0fodergmgzbhf4v1x">
               <w:r>
                 <w:rPr>
                   <w:rStyle w:val="Hyperlink"/>
@@ -6859,7 +6859,7 @@
             <w:pPr>
               <w:jc w:val="left"/>
             </w:pPr>
-            <w:hyperlink w:history="1" r:id="rId1y7njm2hmldjaaal_udvu">
+            <w:hyperlink w:history="1" r:id="rIdre-s_yf6zsxh4sh7xlz1l">
               <w:r>
                 <w:rPr>
                   <w:rStyle w:val="Hyperlink"/>
@@ -6958,7 +6958,7 @@
             <w:pPr>
               <w:jc w:val="left"/>
             </w:pPr>
-            <w:hyperlink w:history="1" r:id="rId0pd98bjppv7o9umlljj_n">
+            <w:hyperlink w:history="1" r:id="rIdmhwiuxu-vmkx7zengiw4j">
               <w:r>
                 <w:rPr>
                   <w:rStyle w:val="Hyperlink"/>
@@ -7057,7 +7057,7 @@
             <w:pPr>
               <w:jc w:val="left"/>
             </w:pPr>
-            <w:hyperlink w:history="1" r:id="rIdr-chejz-mk0v-tnfiyey6">
+            <w:hyperlink w:history="1" r:id="rIdwwf0wpt3cp91rdxwdvza3">
               <w:r>
                 <w:rPr>
                   <w:rStyle w:val="Hyperlink"/>
@@ -7156,7 +7156,7 @@
             <w:pPr>
               <w:jc w:val="left"/>
             </w:pPr>
-            <w:hyperlink w:history="1" r:id="rIdzycid5-s2kr5ehbptf4ww">
+            <w:hyperlink w:history="1" r:id="rIdjwirxid-kustrwb1b3-wm">
               <w:r>
                 <w:rPr>
                   <w:rStyle w:val="Hyperlink"/>
@@ -7255,7 +7255,7 @@
             <w:pPr>
               <w:jc w:val="left"/>
             </w:pPr>
-            <w:hyperlink w:history="1" r:id="rIds3nuuejm1nrlro7bthhrg">
+            <w:hyperlink w:history="1" r:id="rIdgsfd4e_5pupqfae-cbheq">
               <w:r>
                 <w:rPr>
                   <w:rStyle w:val="Hyperlink"/>
@@ -7266,6 +7266,1606 @@
                 <w:t xml:space="preserve">https://www.mods.go.kr/statDesc.es?act=view&amp;mid=a10501010000&amp;sttr_cd=S001003</w:t>
               </w:r>
             </w:hyperlink>
+          </w:p>
+        </w:tc>
+      </w:tr>
+    </w:tbl>
+    <w:p>
+      <w:pPr>
+        <w:spacing w:after="80"/>
+      </w:pPr>
+    </w:p>
+    <w:p>
+      <w:pPr>
+        <w:pStyle w:val="Heading2"/>
+        <w:keepNext/>
+        <w:spacing w:after="60" w:before="160"/>
+      </w:pPr>
+      <w:r>
+        <w:rPr>
+          <w:rFonts w:ascii="Malgun Gothic" w:cs="Malgun Gothic" w:eastAsia="Malgun Gothic" w:hAnsi="Malgun Gothic"/>
+          <w:b/>
+          <w:bCs/>
+          <w:color w:val="2E9E6B"/>
+          <w:sz w:val="21"/>
+          <w:szCs w:val="21"/>
+        </w:rPr>
+        <w:t xml:space="preserve">4-2. 문제 정의 통계 출처(기획안 Ⅰ장)</w:t>
+      </w:r>
+    </w:p>
+    <w:tbl>
+      <w:tblPr>
+        <w:tblW w:type="dxa" w:w="10204"/>
+        <w:tblBorders>
+          <w:top w:val="single" w:color="auto" w:sz="4"/>
+          <w:left w:val="single" w:color="auto" w:sz="4"/>
+          <w:bottom w:val="single" w:color="auto" w:sz="4"/>
+          <w:right w:val="single" w:color="auto" w:sz="4"/>
+          <w:insideH w:val="single" w:color="auto" w:sz="4"/>
+          <w:insideV w:val="single" w:color="auto" w:sz="4"/>
+        </w:tblBorders>
+      </w:tblPr>
+      <w:tblGrid>
+        <w:gridCol w:w="2096"/>
+        <w:gridCol w:w="2194"/>
+        <w:gridCol w:w="2632"/>
+        <w:gridCol w:w="3282"/>
+      </w:tblGrid>
+      <w:tr>
+        <w:trPr>
+          <w:cantSplit/>
+          <w:tblHeader/>
+        </w:trPr>
+        <w:tc>
+          <w:tcPr>
+            <w:tcW w:type="dxa" w:w="2096"/>
+            <w:tcBorders>
+              <w:top w:val="single" w:color="C9D3DF" w:sz="4"/>
+              <w:left w:val="single" w:color="C9D3DF" w:sz="4"/>
+              <w:bottom w:val="single" w:color="C9D3DF" w:sz="4"/>
+              <w:right w:val="single" w:color="C9D3DF" w:sz="4"/>
+            </w:tcBorders>
+            <w:shd w:fill="EEF4FB" w:color="auto" w:val="clear"/>
+            <w:tcMar>
+              <w:top w:type="dxa" w:w="50"/>
+              <w:left w:type="dxa" w:w="80"/>
+              <w:bottom w:type="dxa" w:w="50"/>
+              <w:right w:type="dxa" w:w="80"/>
+            </w:tcMar>
+          </w:tcPr>
+          <w:p>
+            <w:pPr>
+              <w:jc w:val="center"/>
+            </w:pPr>
+            <w:r>
+              <w:rPr>
+                <w:rFonts w:ascii="Malgun Gothic" w:cs="Malgun Gothic" w:eastAsia="Malgun Gothic" w:hAnsi="Malgun Gothic"/>
+                <w:b/>
+                <w:bCs/>
+                <w:color w:val="063465"/>
+                <w:sz w:val="17"/>
+                <w:szCs w:val="17"/>
+              </w:rPr>
+              <w:t xml:space="preserve">지표</w:t>
+            </w:r>
+          </w:p>
+        </w:tc>
+        <w:tc>
+          <w:tcPr>
+            <w:tcW w:type="dxa" w:w="2194"/>
+            <w:tcBorders>
+              <w:top w:val="single" w:color="C9D3DF" w:sz="4"/>
+              <w:left w:val="single" w:color="C9D3DF" w:sz="4"/>
+              <w:bottom w:val="single" w:color="C9D3DF" w:sz="4"/>
+              <w:right w:val="single" w:color="C9D3DF" w:sz="4"/>
+            </w:tcBorders>
+            <w:shd w:fill="EEF4FB" w:color="auto" w:val="clear"/>
+            <w:tcMar>
+              <w:top w:type="dxa" w:w="50"/>
+              <w:left w:type="dxa" w:w="80"/>
+              <w:bottom w:type="dxa" w:w="50"/>
+              <w:right w:type="dxa" w:w="80"/>
+            </w:tcMar>
+          </w:tcPr>
+          <w:p>
+            <w:pPr>
+              <w:jc w:val="center"/>
+            </w:pPr>
+            <w:r>
+              <w:rPr>
+                <w:rFonts w:ascii="Malgun Gothic" w:cs="Malgun Gothic" w:eastAsia="Malgun Gothic" w:hAnsi="Malgun Gothic"/>
+                <w:b/>
+                <w:bCs/>
+                <w:color w:val="063465"/>
+                <w:sz w:val="17"/>
+                <w:szCs w:val="17"/>
+              </w:rPr>
+              <w:t xml:space="preserve">값</w:t>
+            </w:r>
+          </w:p>
+        </w:tc>
+        <w:tc>
+          <w:tcPr>
+            <w:tcW w:type="dxa" w:w="2632"/>
+            <w:tcBorders>
+              <w:top w:val="single" w:color="C9D3DF" w:sz="4"/>
+              <w:left w:val="single" w:color="C9D3DF" w:sz="4"/>
+              <w:bottom w:val="single" w:color="C9D3DF" w:sz="4"/>
+              <w:right w:val="single" w:color="C9D3DF" w:sz="4"/>
+            </w:tcBorders>
+            <w:shd w:fill="EEF4FB" w:color="auto" w:val="clear"/>
+            <w:tcMar>
+              <w:top w:type="dxa" w:w="50"/>
+              <w:left w:type="dxa" w:w="80"/>
+              <w:bottom w:type="dxa" w:w="50"/>
+              <w:right w:type="dxa" w:w="80"/>
+            </w:tcMar>
+          </w:tcPr>
+          <w:p>
+            <w:pPr>
+              <w:jc w:val="center"/>
+            </w:pPr>
+            <w:r>
+              <w:rPr>
+                <w:rFonts w:ascii="Malgun Gothic" w:cs="Malgun Gothic" w:eastAsia="Malgun Gothic" w:hAnsi="Malgun Gothic"/>
+                <w:b/>
+                <w:bCs/>
+                <w:color w:val="063465"/>
+                <w:sz w:val="17"/>
+                <w:szCs w:val="17"/>
+              </w:rPr>
+              <w:t xml:space="preserve">출처</w:t>
+            </w:r>
+          </w:p>
+        </w:tc>
+        <w:tc>
+          <w:tcPr>
+            <w:tcW w:type="dxa" w:w="3282"/>
+            <w:tcBorders>
+              <w:top w:val="single" w:color="C9D3DF" w:sz="4"/>
+              <w:left w:val="single" w:color="C9D3DF" w:sz="4"/>
+              <w:bottom w:val="single" w:color="C9D3DF" w:sz="4"/>
+              <w:right w:val="single" w:color="C9D3DF" w:sz="4"/>
+            </w:tcBorders>
+            <w:shd w:fill="EEF4FB" w:color="auto" w:val="clear"/>
+            <w:tcMar>
+              <w:top w:type="dxa" w:w="50"/>
+              <w:left w:type="dxa" w:w="80"/>
+              <w:bottom w:type="dxa" w:w="50"/>
+              <w:right w:type="dxa" w:w="80"/>
+            </w:tcMar>
+          </w:tcPr>
+          <w:p>
+            <w:pPr>
+              <w:jc w:val="center"/>
+            </w:pPr>
+            <w:r>
+              <w:rPr>
+                <w:rFonts w:ascii="Malgun Gothic" w:cs="Malgun Gothic" w:eastAsia="Malgun Gothic" w:hAnsi="Malgun Gothic"/>
+                <w:b/>
+                <w:bCs/>
+                <w:color w:val="063465"/>
+                <w:sz w:val="17"/>
+                <w:szCs w:val="17"/>
+              </w:rPr>
+              <w:t xml:space="preserve">링크</w:t>
+            </w:r>
+          </w:p>
+        </w:tc>
+      </w:tr>
+      <w:tr>
+        <w:trPr>
+          <w:cantSplit/>
+          <w:tblHeader w:val="false"/>
+        </w:trPr>
+        <w:tc>
+          <w:tcPr>
+            <w:tcW w:type="dxa" w:w="2096"/>
+            <w:tcBorders>
+              <w:top w:val="single" w:color="C9D3DF" w:sz="4"/>
+              <w:left w:val="single" w:color="C9D3DF" w:sz="4"/>
+              <w:bottom w:val="single" w:color="C9D3DF" w:sz="4"/>
+              <w:right w:val="single" w:color="C9D3DF" w:sz="4"/>
+            </w:tcBorders>
+            <w:tcMar>
+              <w:top w:type="dxa" w:w="50"/>
+              <w:left w:type="dxa" w:w="80"/>
+              <w:bottom w:type="dxa" w:w="50"/>
+              <w:right w:type="dxa" w:w="80"/>
+            </w:tcMar>
+          </w:tcPr>
+          <w:p>
+            <w:pPr>
+              <w:jc w:val="left"/>
+            </w:pPr>
+            <w:r>
+              <w:rPr>
+                <w:rFonts w:ascii="Malgun Gothic" w:cs="Malgun Gothic" w:eastAsia="Malgun Gothic" w:hAnsi="Malgun Gothic"/>
+                <w:sz w:val="17"/>
+                <w:szCs w:val="17"/>
+              </w:rPr>
+              <w:t xml:space="preserve">경남 청년(19~39세) 순유출</w:t>
+            </w:r>
+          </w:p>
+        </w:tc>
+        <w:tc>
+          <w:tcPr>
+            <w:tcW w:type="dxa" w:w="2194"/>
+            <w:tcBorders>
+              <w:top w:val="single" w:color="C9D3DF" w:sz="4"/>
+              <w:left w:val="single" w:color="C9D3DF" w:sz="4"/>
+              <w:bottom w:val="single" w:color="C9D3DF" w:sz="4"/>
+              <w:right w:val="single" w:color="C9D3DF" w:sz="4"/>
+            </w:tcBorders>
+            <w:tcMar>
+              <w:top w:type="dxa" w:w="50"/>
+              <w:left w:type="dxa" w:w="80"/>
+              <w:bottom w:type="dxa" w:w="50"/>
+              <w:right w:type="dxa" w:w="80"/>
+            </w:tcMar>
+          </w:tcPr>
+          <w:p>
+            <w:pPr>
+              <w:jc w:val="left"/>
+            </w:pPr>
+            <w:r>
+              <w:rPr>
+                <w:rFonts w:ascii="Malgun Gothic" w:cs="Malgun Gothic" w:eastAsia="Malgun Gothic" w:hAnsi="Malgun Gothic"/>
+                <w:sz w:val="17"/>
+                <w:szCs w:val="17"/>
+              </w:rPr>
+              <w:t xml:space="preserve">10,112명(2025)</w:t>
+            </w:r>
+          </w:p>
+        </w:tc>
+        <w:tc>
+          <w:tcPr>
+            <w:tcW w:type="dxa" w:w="2632"/>
+            <w:tcBorders>
+              <w:top w:val="single" w:color="C9D3DF" w:sz="4"/>
+              <w:left w:val="single" w:color="C9D3DF" w:sz="4"/>
+              <w:bottom w:val="single" w:color="C9D3DF" w:sz="4"/>
+              <w:right w:val="single" w:color="C9D3DF" w:sz="4"/>
+            </w:tcBorders>
+            <w:tcMar>
+              <w:top w:type="dxa" w:w="50"/>
+              <w:left w:type="dxa" w:w="80"/>
+              <w:bottom w:type="dxa" w:w="50"/>
+              <w:right w:type="dxa" w:w="80"/>
+            </w:tcMar>
+          </w:tcPr>
+          <w:p>
+            <w:pPr>
+              <w:jc w:val="left"/>
+            </w:pPr>
+            <w:r>
+              <w:rPr>
+                <w:rFonts w:ascii="Malgun Gothic" w:cs="Malgun Gothic" w:eastAsia="Malgun Gothic" w:hAnsi="Malgun Gothic"/>
+                <w:sz w:val="17"/>
+                <w:szCs w:val="17"/>
+              </w:rPr>
+              <w:t xml:space="preserve">국가데이터처 2025 국내인구이동통계 — 스트레이트뉴스(2026.1.29)</w:t>
+            </w:r>
+          </w:p>
+        </w:tc>
+        <w:tc>
+          <w:tcPr>
+            <w:tcW w:type="dxa" w:w="3282"/>
+            <w:tcBorders>
+              <w:top w:val="single" w:color="C9D3DF" w:sz="4"/>
+              <w:left w:val="single" w:color="C9D3DF" w:sz="4"/>
+              <w:bottom w:val="single" w:color="C9D3DF" w:sz="4"/>
+              <w:right w:val="single" w:color="C9D3DF" w:sz="4"/>
+            </w:tcBorders>
+            <w:tcMar>
+              <w:top w:type="dxa" w:w="50"/>
+              <w:left w:type="dxa" w:w="80"/>
+              <w:bottom w:type="dxa" w:w="50"/>
+              <w:right w:type="dxa" w:w="80"/>
+            </w:tcMar>
+          </w:tcPr>
+          <w:p>
+            <w:pPr>
+              <w:jc w:val="left"/>
+            </w:pPr>
+            <w:hyperlink w:history="1" r:id="rIdxzmudbuvfeb50ddsr8y7r">
+              <w:r>
+                <w:rPr>
+                  <w:rStyle w:val="Hyperlink"/>
+                  <w:rFonts w:ascii="Malgun Gothic" w:cs="Malgun Gothic" w:eastAsia="Malgun Gothic" w:hAnsi="Malgun Gothic"/>
+                  <w:sz w:val="17"/>
+                  <w:szCs w:val="17"/>
+                </w:rPr>
+                <w:t xml:space="preserve">https://www.straightnews.co.kr/news/articleView.html?idxno=293656</w:t>
+              </w:r>
+            </w:hyperlink>
+          </w:p>
+        </w:tc>
+      </w:tr>
+      <w:tr>
+        <w:trPr>
+          <w:cantSplit/>
+          <w:tblHeader w:val="false"/>
+        </w:trPr>
+        <w:tc>
+          <w:tcPr>
+            <w:tcW w:type="dxa" w:w="2096"/>
+            <w:tcBorders>
+              <w:top w:val="single" w:color="C9D3DF" w:sz="4"/>
+              <w:left w:val="single" w:color="C9D3DF" w:sz="4"/>
+              <w:bottom w:val="single" w:color="C9D3DF" w:sz="4"/>
+              <w:right w:val="single" w:color="C9D3DF" w:sz="4"/>
+            </w:tcBorders>
+            <w:tcMar>
+              <w:top w:type="dxa" w:w="50"/>
+              <w:left w:type="dxa" w:w="80"/>
+              <w:bottom w:type="dxa" w:w="50"/>
+              <w:right w:type="dxa" w:w="80"/>
+            </w:tcMar>
+          </w:tcPr>
+          <w:p>
+            <w:pPr>
+              <w:jc w:val="left"/>
+            </w:pPr>
+            <w:r>
+              <w:rPr>
+                <w:rFonts w:ascii="Malgun Gothic" w:cs="Malgun Gothic" w:eastAsia="Malgun Gothic" w:hAnsi="Malgun Gothic"/>
+                <w:sz w:val="17"/>
+                <w:szCs w:val="17"/>
+              </w:rPr>
+              <w:t xml:space="preserve">경남 20대 순유출 · 창원 순유출</w:t>
+            </w:r>
+          </w:p>
+        </w:tc>
+        <w:tc>
+          <w:tcPr>
+            <w:tcW w:type="dxa" w:w="2194"/>
+            <w:tcBorders>
+              <w:top w:val="single" w:color="C9D3DF" w:sz="4"/>
+              <w:left w:val="single" w:color="C9D3DF" w:sz="4"/>
+              <w:bottom w:val="single" w:color="C9D3DF" w:sz="4"/>
+              <w:right w:val="single" w:color="C9D3DF" w:sz="4"/>
+            </w:tcBorders>
+            <w:tcMar>
+              <w:top w:type="dxa" w:w="50"/>
+              <w:left w:type="dxa" w:w="80"/>
+              <w:bottom w:type="dxa" w:w="50"/>
+              <w:right w:type="dxa" w:w="80"/>
+            </w:tcMar>
+          </w:tcPr>
+          <w:p>
+            <w:pPr>
+              <w:jc w:val="left"/>
+            </w:pPr>
+            <w:r>
+              <w:rPr>
+                <w:rFonts w:ascii="Malgun Gothic" w:cs="Malgun Gothic" w:eastAsia="Malgun Gothic" w:hAnsi="Malgun Gothic"/>
+                <w:sz w:val="17"/>
+                <w:szCs w:val="17"/>
+              </w:rPr>
+              <w:t xml:space="preserve">9,129명 · 6,616명(2025)</w:t>
+            </w:r>
+          </w:p>
+        </w:tc>
+        <w:tc>
+          <w:tcPr>
+            <w:tcW w:type="dxa" w:w="2632"/>
+            <w:tcBorders>
+              <w:top w:val="single" w:color="C9D3DF" w:sz="4"/>
+              <w:left w:val="single" w:color="C9D3DF" w:sz="4"/>
+              <w:bottom w:val="single" w:color="C9D3DF" w:sz="4"/>
+              <w:right w:val="single" w:color="C9D3DF" w:sz="4"/>
+            </w:tcBorders>
+            <w:tcMar>
+              <w:top w:type="dxa" w:w="50"/>
+              <w:left w:type="dxa" w:w="80"/>
+              <w:bottom w:type="dxa" w:w="50"/>
+              <w:right w:type="dxa" w:w="80"/>
+            </w:tcMar>
+          </w:tcPr>
+          <w:p>
+            <w:pPr>
+              <w:jc w:val="left"/>
+            </w:pPr>
+            <w:r>
+              <w:rPr>
+                <w:rFonts w:ascii="Malgun Gothic" w:cs="Malgun Gothic" w:eastAsia="Malgun Gothic" w:hAnsi="Malgun Gothic"/>
+                <w:sz w:val="17"/>
+                <w:szCs w:val="17"/>
+              </w:rPr>
+              <w:t xml:space="preserve">같은 통계 — 경남도민일보(2026.2.1)</w:t>
+            </w:r>
+          </w:p>
+        </w:tc>
+        <w:tc>
+          <w:tcPr>
+            <w:tcW w:type="dxa" w:w="3282"/>
+            <w:tcBorders>
+              <w:top w:val="single" w:color="C9D3DF" w:sz="4"/>
+              <w:left w:val="single" w:color="C9D3DF" w:sz="4"/>
+              <w:bottom w:val="single" w:color="C9D3DF" w:sz="4"/>
+              <w:right w:val="single" w:color="C9D3DF" w:sz="4"/>
+            </w:tcBorders>
+            <w:tcMar>
+              <w:top w:type="dxa" w:w="50"/>
+              <w:left w:type="dxa" w:w="80"/>
+              <w:bottom w:type="dxa" w:w="50"/>
+              <w:right w:type="dxa" w:w="80"/>
+            </w:tcMar>
+          </w:tcPr>
+          <w:p>
+            <w:pPr>
+              <w:jc w:val="left"/>
+            </w:pPr>
+            <w:hyperlink w:history="1" r:id="rIdw-bgy8iaqh8e-rqbwatt-">
+              <w:r>
+                <w:rPr>
+                  <w:rStyle w:val="Hyperlink"/>
+                  <w:rFonts w:ascii="Malgun Gothic" w:cs="Malgun Gothic" w:eastAsia="Malgun Gothic" w:hAnsi="Malgun Gothic"/>
+                  <w:sz w:val="17"/>
+                  <w:szCs w:val="17"/>
+                </w:rPr>
+                <w:t xml:space="preserve">https://www.idomin.com/news/articleView.html?idxno=955452</w:t>
+              </w:r>
+            </w:hyperlink>
+          </w:p>
+        </w:tc>
+      </w:tr>
+      <w:tr>
+        <w:trPr>
+          <w:cantSplit/>
+          <w:tblHeader w:val="false"/>
+        </w:trPr>
+        <w:tc>
+          <w:tcPr>
+            <w:tcW w:type="dxa" w:w="2096"/>
+            <w:tcBorders>
+              <w:top w:val="single" w:color="C9D3DF" w:sz="4"/>
+              <w:left w:val="single" w:color="C9D3DF" w:sz="4"/>
+              <w:bottom w:val="single" w:color="C9D3DF" w:sz="4"/>
+              <w:right w:val="single" w:color="C9D3DF" w:sz="4"/>
+            </w:tcBorders>
+            <w:tcMar>
+              <w:top w:type="dxa" w:w="50"/>
+              <w:left w:type="dxa" w:w="80"/>
+              <w:bottom w:type="dxa" w:w="50"/>
+              <w:right w:type="dxa" w:w="80"/>
+            </w:tcMar>
+          </w:tcPr>
+          <w:p>
+            <w:pPr>
+              <w:jc w:val="left"/>
+            </w:pPr>
+            <w:r>
+              <w:rPr>
+                <w:rFonts w:ascii="Malgun Gothic" w:cs="Malgun Gothic" w:eastAsia="Malgun Gothic" w:hAnsi="Malgun Gothic"/>
+                <w:sz w:val="17"/>
+                <w:szCs w:val="17"/>
+              </w:rPr>
+              <w:t xml:space="preserve">국내인구이동통계(통계 설명)</w:t>
+            </w:r>
+          </w:p>
+        </w:tc>
+        <w:tc>
+          <w:tcPr>
+            <w:tcW w:type="dxa" w:w="2194"/>
+            <w:tcBorders>
+              <w:top w:val="single" w:color="C9D3DF" w:sz="4"/>
+              <w:left w:val="single" w:color="C9D3DF" w:sz="4"/>
+              <w:bottom w:val="single" w:color="C9D3DF" w:sz="4"/>
+              <w:right w:val="single" w:color="C9D3DF" w:sz="4"/>
+            </w:tcBorders>
+            <w:tcMar>
+              <w:top w:type="dxa" w:w="50"/>
+              <w:left w:type="dxa" w:w="80"/>
+              <w:bottom w:type="dxa" w:w="50"/>
+              <w:right w:type="dxa" w:w="80"/>
+            </w:tcMar>
+          </w:tcPr>
+          <w:p>
+            <w:pPr>
+              <w:jc w:val="left"/>
+            </w:pPr>
+            <w:r>
+              <w:rPr>
+                <w:rFonts w:ascii="Malgun Gothic" w:cs="Malgun Gothic" w:eastAsia="Malgun Gothic" w:hAnsi="Malgun Gothic"/>
+                <w:sz w:val="17"/>
+                <w:szCs w:val="17"/>
+              </w:rPr>
+              <w:t xml:space="preserve">—</w:t>
+            </w:r>
+          </w:p>
+        </w:tc>
+        <w:tc>
+          <w:tcPr>
+            <w:tcW w:type="dxa" w:w="2632"/>
+            <w:tcBorders>
+              <w:top w:val="single" w:color="C9D3DF" w:sz="4"/>
+              <w:left w:val="single" w:color="C9D3DF" w:sz="4"/>
+              <w:bottom w:val="single" w:color="C9D3DF" w:sz="4"/>
+              <w:right w:val="single" w:color="C9D3DF" w:sz="4"/>
+            </w:tcBorders>
+            <w:tcMar>
+              <w:top w:type="dxa" w:w="50"/>
+              <w:left w:type="dxa" w:w="80"/>
+              <w:bottom w:type="dxa" w:w="50"/>
+              <w:right w:type="dxa" w:w="80"/>
+            </w:tcMar>
+          </w:tcPr>
+          <w:p>
+            <w:pPr>
+              <w:jc w:val="left"/>
+            </w:pPr>
+            <w:r>
+              <w:rPr>
+                <w:rFonts w:ascii="Malgun Gothic" w:cs="Malgun Gothic" w:eastAsia="Malgun Gothic" w:hAnsi="Malgun Gothic"/>
+                <w:sz w:val="17"/>
+                <w:szCs w:val="17"/>
+              </w:rPr>
+              <w:t xml:space="preserve">국가데이터처</w:t>
+            </w:r>
+          </w:p>
+        </w:tc>
+        <w:tc>
+          <w:tcPr>
+            <w:tcW w:type="dxa" w:w="3282"/>
+            <w:tcBorders>
+              <w:top w:val="single" w:color="C9D3DF" w:sz="4"/>
+              <w:left w:val="single" w:color="C9D3DF" w:sz="4"/>
+              <w:bottom w:val="single" w:color="C9D3DF" w:sz="4"/>
+              <w:right w:val="single" w:color="C9D3DF" w:sz="4"/>
+            </w:tcBorders>
+            <w:tcMar>
+              <w:top w:type="dxa" w:w="50"/>
+              <w:left w:type="dxa" w:w="80"/>
+              <w:bottom w:type="dxa" w:w="50"/>
+              <w:right w:type="dxa" w:w="80"/>
+            </w:tcMar>
+          </w:tcPr>
+          <w:p>
+            <w:pPr>
+              <w:jc w:val="left"/>
+            </w:pPr>
+            <w:hyperlink w:history="1" r:id="rIdelxf5ggcxw49cpemoi7y4">
+              <w:r>
+                <w:rPr>
+                  <w:rStyle w:val="Hyperlink"/>
+                  <w:rFonts w:ascii="Malgun Gothic" w:cs="Malgun Gothic" w:eastAsia="Malgun Gothic" w:hAnsi="Malgun Gothic"/>
+                  <w:sz w:val="17"/>
+                  <w:szCs w:val="17"/>
+                </w:rPr>
+                <w:t xml:space="preserve">https://www.mods.go.kr/statDesc.es?act=view&amp;mid=a10501010000&amp;sttr_cd=S001003</w:t>
+              </w:r>
+            </w:hyperlink>
+          </w:p>
+        </w:tc>
+      </w:tr>
+      <w:tr>
+        <w:trPr>
+          <w:cantSplit/>
+          <w:tblHeader w:val="false"/>
+        </w:trPr>
+        <w:tc>
+          <w:tcPr>
+            <w:tcW w:type="dxa" w:w="2096"/>
+            <w:tcBorders>
+              <w:top w:val="single" w:color="C9D3DF" w:sz="4"/>
+              <w:left w:val="single" w:color="C9D3DF" w:sz="4"/>
+              <w:bottom w:val="single" w:color="C9D3DF" w:sz="4"/>
+              <w:right w:val="single" w:color="C9D3DF" w:sz="4"/>
+            </w:tcBorders>
+            <w:tcMar>
+              <w:top w:type="dxa" w:w="50"/>
+              <w:left w:type="dxa" w:w="80"/>
+              <w:bottom w:type="dxa" w:w="50"/>
+              <w:right w:type="dxa" w:w="80"/>
+            </w:tcMar>
+          </w:tcPr>
+          <w:p>
+            <w:pPr>
+              <w:jc w:val="left"/>
+            </w:pPr>
+            <w:r>
+              <w:rPr>
+                <w:rFonts w:ascii="Malgun Gothic" w:cs="Malgun Gothic" w:eastAsia="Malgun Gothic" w:hAnsi="Malgun Gothic"/>
+                <w:sz w:val="17"/>
+                <w:szCs w:val="17"/>
+              </w:rPr>
+              <w:t xml:space="preserve">창원 총인구·청년인구·전입-전출</w:t>
+            </w:r>
+          </w:p>
+        </w:tc>
+        <w:tc>
+          <w:tcPr>
+            <w:tcW w:type="dxa" w:w="2194"/>
+            <w:tcBorders>
+              <w:top w:val="single" w:color="C9D3DF" w:sz="4"/>
+              <w:left w:val="single" w:color="C9D3DF" w:sz="4"/>
+              <w:bottom w:val="single" w:color="C9D3DF" w:sz="4"/>
+              <w:right w:val="single" w:color="C9D3DF" w:sz="4"/>
+            </w:tcBorders>
+            <w:tcMar>
+              <w:top w:type="dxa" w:w="50"/>
+              <w:left w:type="dxa" w:w="80"/>
+              <w:bottom w:type="dxa" w:w="50"/>
+              <w:right w:type="dxa" w:w="80"/>
+            </w:tcMar>
+          </w:tcPr>
+          <w:p>
+            <w:pPr>
+              <w:jc w:val="left"/>
+            </w:pPr>
+            <w:r>
+              <w:rPr>
+                <w:rFonts w:ascii="Malgun Gothic" w:cs="Malgun Gothic" w:eastAsia="Malgun Gothic" w:hAnsi="Malgun Gothic"/>
+                <w:sz w:val="17"/>
+                <w:szCs w:val="17"/>
+              </w:rPr>
+              <w:t xml:space="preserve">1,009,003명 · 221,641명 · -810명(2026.8)</w:t>
+            </w:r>
+          </w:p>
+        </w:tc>
+        <w:tc>
+          <w:tcPr>
+            <w:tcW w:type="dxa" w:w="2632"/>
+            <w:tcBorders>
+              <w:top w:val="single" w:color="C9D3DF" w:sz="4"/>
+              <w:left w:val="single" w:color="C9D3DF" w:sz="4"/>
+              <w:bottom w:val="single" w:color="C9D3DF" w:sz="4"/>
+              <w:right w:val="single" w:color="C9D3DF" w:sz="4"/>
+            </w:tcBorders>
+            <w:tcMar>
+              <w:top w:type="dxa" w:w="50"/>
+              <w:left w:type="dxa" w:w="80"/>
+              <w:bottom w:type="dxa" w:w="50"/>
+              <w:right w:type="dxa" w:w="80"/>
+            </w:tcMar>
+          </w:tcPr>
+          <w:p>
+            <w:pPr>
+              <w:jc w:val="left"/>
+            </w:pPr>
+            <w:r>
+              <w:rPr>
+                <w:rFonts w:ascii="Malgun Gothic" w:cs="Malgun Gothic" w:eastAsia="Malgun Gothic" w:hAnsi="Malgun Gothic"/>
+                <w:sz w:val="17"/>
+                <w:szCs w:val="17"/>
+              </w:rPr>
+              <w:t xml:space="preserve">창원시 인구정책 브리핑 2026.9월호(창원시 인구정책 누리집)</w:t>
+            </w:r>
+          </w:p>
+        </w:tc>
+        <w:tc>
+          <w:tcPr>
+            <w:tcW w:type="dxa" w:w="3282"/>
+            <w:tcBorders>
+              <w:top w:val="single" w:color="C9D3DF" w:sz="4"/>
+              <w:left w:val="single" w:color="C9D3DF" w:sz="4"/>
+              <w:bottom w:val="single" w:color="C9D3DF" w:sz="4"/>
+              <w:right w:val="single" w:color="C9D3DF" w:sz="4"/>
+            </w:tcBorders>
+            <w:tcMar>
+              <w:top w:type="dxa" w:w="50"/>
+              <w:left w:type="dxa" w:w="80"/>
+              <w:bottom w:type="dxa" w:w="50"/>
+              <w:right w:type="dxa" w:w="80"/>
+            </w:tcMar>
+          </w:tcPr>
+          <w:p>
+            <w:pPr>
+              <w:jc w:val="left"/>
+            </w:pPr>
+            <w:hyperlink w:history="1" r:id="rIdxmadkjtg9rjpavbfbxj0i">
+              <w:r>
+                <w:rPr>
+                  <w:rStyle w:val="Hyperlink"/>
+                  <w:rFonts w:ascii="Malgun Gothic" w:cs="Malgun Gothic" w:eastAsia="Malgun Gothic" w:hAnsi="Malgun Gothic"/>
+                  <w:sz w:val="17"/>
+                  <w:szCs w:val="17"/>
+                </w:rPr>
+                <w:t xml:space="preserve">https://www.changwon.go.kr/ingu/main.do</w:t>
+              </w:r>
+            </w:hyperlink>
+          </w:p>
+        </w:tc>
+      </w:tr>
+      <w:tr>
+        <w:trPr>
+          <w:cantSplit/>
+          <w:tblHeader w:val="false"/>
+        </w:trPr>
+        <w:tc>
+          <w:tcPr>
+            <w:tcW w:type="dxa" w:w="2096"/>
+            <w:tcBorders>
+              <w:top w:val="single" w:color="C9D3DF" w:sz="4"/>
+              <w:left w:val="single" w:color="C9D3DF" w:sz="4"/>
+              <w:bottom w:val="single" w:color="C9D3DF" w:sz="4"/>
+              <w:right w:val="single" w:color="C9D3DF" w:sz="4"/>
+            </w:tcBorders>
+            <w:tcMar>
+              <w:top w:type="dxa" w:w="50"/>
+              <w:left w:type="dxa" w:w="80"/>
+              <w:bottom w:type="dxa" w:w="50"/>
+              <w:right w:type="dxa" w:w="80"/>
+            </w:tcMar>
+          </w:tcPr>
+          <w:p>
+            <w:pPr>
+              <w:jc w:val="left"/>
+            </w:pPr>
+            <w:r>
+              <w:rPr>
+                <w:rFonts w:ascii="Malgun Gothic" w:cs="Malgun Gothic" w:eastAsia="Malgun Gothic" w:hAnsi="Malgun Gothic"/>
+                <w:sz w:val="17"/>
+                <w:szCs w:val="17"/>
+              </w:rPr>
+              <w:t xml:space="preserve">25~29세 순유출률</w:t>
+            </w:r>
+          </w:p>
+        </w:tc>
+        <w:tc>
+          <w:tcPr>
+            <w:tcW w:type="dxa" w:w="2194"/>
+            <w:tcBorders>
+              <w:top w:val="single" w:color="C9D3DF" w:sz="4"/>
+              <w:left w:val="single" w:color="C9D3DF" w:sz="4"/>
+              <w:bottom w:val="single" w:color="C9D3DF" w:sz="4"/>
+              <w:right w:val="single" w:color="C9D3DF" w:sz="4"/>
+            </w:tcBorders>
+            <w:tcMar>
+              <w:top w:type="dxa" w:w="50"/>
+              <w:left w:type="dxa" w:w="80"/>
+              <w:bottom w:type="dxa" w:w="50"/>
+              <w:right w:type="dxa" w:w="80"/>
+            </w:tcMar>
+          </w:tcPr>
+          <w:p>
+            <w:pPr>
+              <w:jc w:val="left"/>
+            </w:pPr>
+            <w:r>
+              <w:rPr>
+                <w:rFonts w:ascii="Malgun Gothic" w:cs="Malgun Gothic" w:eastAsia="Malgun Gothic" w:hAnsi="Malgun Gothic"/>
+                <w:sz w:val="17"/>
+                <w:szCs w:val="17"/>
+              </w:rPr>
+              <w:t xml:space="preserve">-3.48%(2015) → -8.47%(2024)</w:t>
+            </w:r>
+          </w:p>
+        </w:tc>
+        <w:tc>
+          <w:tcPr>
+            <w:tcW w:type="dxa" w:w="2632"/>
+            <w:tcBorders>
+              <w:top w:val="single" w:color="C9D3DF" w:sz="4"/>
+              <w:left w:val="single" w:color="C9D3DF" w:sz="4"/>
+              <w:bottom w:val="single" w:color="C9D3DF" w:sz="4"/>
+              <w:right w:val="single" w:color="C9D3DF" w:sz="4"/>
+            </w:tcBorders>
+            <w:tcMar>
+              <w:top w:type="dxa" w:w="50"/>
+              <w:left w:type="dxa" w:w="80"/>
+              <w:bottom w:type="dxa" w:w="50"/>
+              <w:right w:type="dxa" w:w="80"/>
+            </w:tcMar>
+          </w:tcPr>
+          <w:p>
+            <w:pPr>
+              <w:jc w:val="left"/>
+            </w:pPr>
+            <w:r>
+              <w:rPr>
+                <w:rFonts w:ascii="Malgun Gothic" w:cs="Malgun Gothic" w:eastAsia="Malgun Gothic" w:hAnsi="Malgun Gothic"/>
+                <w:sz w:val="17"/>
+                <w:szCs w:val="17"/>
+              </w:rPr>
+              <w:t xml:space="preserve">창원시정연구원 보고서 — 서울경제(2026.9.20)</w:t>
+            </w:r>
+          </w:p>
+        </w:tc>
+        <w:tc>
+          <w:tcPr>
+            <w:tcW w:type="dxa" w:w="3282"/>
+            <w:tcBorders>
+              <w:top w:val="single" w:color="C9D3DF" w:sz="4"/>
+              <w:left w:val="single" w:color="C9D3DF" w:sz="4"/>
+              <w:bottom w:val="single" w:color="C9D3DF" w:sz="4"/>
+              <w:right w:val="single" w:color="C9D3DF" w:sz="4"/>
+            </w:tcBorders>
+            <w:tcMar>
+              <w:top w:type="dxa" w:w="50"/>
+              <w:left w:type="dxa" w:w="80"/>
+              <w:bottom w:type="dxa" w:w="50"/>
+              <w:right w:type="dxa" w:w="80"/>
+            </w:tcMar>
+          </w:tcPr>
+          <w:p>
+            <w:pPr>
+              <w:jc w:val="left"/>
+            </w:pPr>
+            <w:hyperlink w:history="1" r:id="rIdyjvejjb0pk2sselrbsyly">
+              <w:r>
+                <w:rPr>
+                  <w:rStyle w:val="Hyperlink"/>
+                  <w:rFonts w:ascii="Malgun Gothic" w:cs="Malgun Gothic" w:eastAsia="Malgun Gothic" w:hAnsi="Malgun Gothic"/>
+                  <w:sz w:val="17"/>
+                  <w:szCs w:val="17"/>
+                </w:rPr>
+                <w:t xml:space="preserve">https://m.sedaily.com/article/20093104</w:t>
+              </w:r>
+            </w:hyperlink>
+          </w:p>
+        </w:tc>
+      </w:tr>
+      <w:tr>
+        <w:trPr>
+          <w:cantSplit/>
+          <w:tblHeader w:val="false"/>
+        </w:trPr>
+        <w:tc>
+          <w:tcPr>
+            <w:tcW w:type="dxa" w:w="2096"/>
+            <w:tcBorders>
+              <w:top w:val="single" w:color="C9D3DF" w:sz="4"/>
+              <w:left w:val="single" w:color="C9D3DF" w:sz="4"/>
+              <w:bottom w:val="single" w:color="C9D3DF" w:sz="4"/>
+              <w:right w:val="single" w:color="C9D3DF" w:sz="4"/>
+            </w:tcBorders>
+            <w:tcMar>
+              <w:top w:type="dxa" w:w="50"/>
+              <w:left w:type="dxa" w:w="80"/>
+              <w:bottom w:type="dxa" w:w="50"/>
+              <w:right w:type="dxa" w:w="80"/>
+            </w:tcMar>
+          </w:tcPr>
+          <w:p>
+            <w:pPr>
+              <w:jc w:val="left"/>
+            </w:pPr>
+            <w:r>
+              <w:rPr>
+                <w:rFonts w:ascii="Malgun Gothic" w:cs="Malgun Gothic" w:eastAsia="Malgun Gothic" w:hAnsi="Malgun Gothic"/>
+                <w:sz w:val="17"/>
+                <w:szCs w:val="17"/>
+              </w:rPr>
+              <w:t xml:space="preserve">첫 직장 관심 청년의 이주 계획</w:t>
+            </w:r>
+          </w:p>
+        </w:tc>
+        <w:tc>
+          <w:tcPr>
+            <w:tcW w:type="dxa" w:w="2194"/>
+            <w:tcBorders>
+              <w:top w:val="single" w:color="C9D3DF" w:sz="4"/>
+              <w:left w:val="single" w:color="C9D3DF" w:sz="4"/>
+              <w:bottom w:val="single" w:color="C9D3DF" w:sz="4"/>
+              <w:right w:val="single" w:color="C9D3DF" w:sz="4"/>
+            </w:tcBorders>
+            <w:tcMar>
+              <w:top w:type="dxa" w:w="50"/>
+              <w:left w:type="dxa" w:w="80"/>
+              <w:bottom w:type="dxa" w:w="50"/>
+              <w:right w:type="dxa" w:w="80"/>
+            </w:tcMar>
+          </w:tcPr>
+          <w:p>
+            <w:pPr>
+              <w:jc w:val="left"/>
+            </w:pPr>
+            <w:r>
+              <w:rPr>
+                <w:rFonts w:ascii="Malgun Gothic" w:cs="Malgun Gothic" w:eastAsia="Malgun Gothic" w:hAnsi="Malgun Gothic"/>
+                <w:sz w:val="17"/>
+                <w:szCs w:val="17"/>
+              </w:rPr>
+              <w:t xml:space="preserve">57.9%(178명 중 103명)</w:t>
+            </w:r>
+          </w:p>
+        </w:tc>
+        <w:tc>
+          <w:tcPr>
+            <w:tcW w:type="dxa" w:w="2632"/>
+            <w:tcBorders>
+              <w:top w:val="single" w:color="C9D3DF" w:sz="4"/>
+              <w:left w:val="single" w:color="C9D3DF" w:sz="4"/>
+              <w:bottom w:val="single" w:color="C9D3DF" w:sz="4"/>
+              <w:right w:val="single" w:color="C9D3DF" w:sz="4"/>
+            </w:tcBorders>
+            <w:tcMar>
+              <w:top w:type="dxa" w:w="50"/>
+              <w:left w:type="dxa" w:w="80"/>
+              <w:bottom w:type="dxa" w:w="50"/>
+              <w:right w:type="dxa" w:w="80"/>
+            </w:tcMar>
+          </w:tcPr>
+          <w:p>
+            <w:pPr>
+              <w:jc w:val="left"/>
+            </w:pPr>
+            <w:r>
+              <w:rPr>
+                <w:rFonts w:ascii="Malgun Gothic" w:cs="Malgun Gothic" w:eastAsia="Malgun Gothic" w:hAnsi="Malgun Gothic"/>
+                <w:sz w:val="17"/>
+                <w:szCs w:val="17"/>
+              </w:rPr>
+              <w:t xml:space="preserve">경남도민일보 「창원 청년에게 ‘경력 사다리’가 없다」(2026.9.13)</w:t>
+            </w:r>
+          </w:p>
+        </w:tc>
+        <w:tc>
+          <w:tcPr>
+            <w:tcW w:type="dxa" w:w="3282"/>
+            <w:tcBorders>
+              <w:top w:val="single" w:color="C9D3DF" w:sz="4"/>
+              <w:left w:val="single" w:color="C9D3DF" w:sz="4"/>
+              <w:bottom w:val="single" w:color="C9D3DF" w:sz="4"/>
+              <w:right w:val="single" w:color="C9D3DF" w:sz="4"/>
+            </w:tcBorders>
+            <w:tcMar>
+              <w:top w:type="dxa" w:w="50"/>
+              <w:left w:type="dxa" w:w="80"/>
+              <w:bottom w:type="dxa" w:w="50"/>
+              <w:right w:type="dxa" w:w="80"/>
+            </w:tcMar>
+          </w:tcPr>
+          <w:p>
+            <w:pPr>
+              <w:jc w:val="left"/>
+            </w:pPr>
+            <w:hyperlink w:history="1" r:id="rIdszy__6vcidlcywoqmqopf">
+              <w:r>
+                <w:rPr>
+                  <w:rStyle w:val="Hyperlink"/>
+                  <w:rFonts w:ascii="Malgun Gothic" w:cs="Malgun Gothic" w:eastAsia="Malgun Gothic" w:hAnsi="Malgun Gothic"/>
+                  <w:sz w:val="17"/>
+                  <w:szCs w:val="17"/>
+                </w:rPr>
+                <w:t xml:space="preserve">https://www.idomin.com/news/articleView.html?idxno=2014885</w:t>
+              </w:r>
+            </w:hyperlink>
+          </w:p>
+        </w:tc>
+      </w:tr>
+      <w:tr>
+        <w:trPr>
+          <w:cantSplit/>
+          <w:tblHeader w:val="false"/>
+        </w:trPr>
+        <w:tc>
+          <w:tcPr>
+            <w:tcW w:type="dxa" w:w="2096"/>
+            <w:tcBorders>
+              <w:top w:val="single" w:color="C9D3DF" w:sz="4"/>
+              <w:left w:val="single" w:color="C9D3DF" w:sz="4"/>
+              <w:bottom w:val="single" w:color="C9D3DF" w:sz="4"/>
+              <w:right w:val="single" w:color="C9D3DF" w:sz="4"/>
+            </w:tcBorders>
+            <w:tcMar>
+              <w:top w:type="dxa" w:w="50"/>
+              <w:left w:type="dxa" w:w="80"/>
+              <w:bottom w:type="dxa" w:w="50"/>
+              <w:right w:type="dxa" w:w="80"/>
+            </w:tcMar>
+          </w:tcPr>
+          <w:p>
+            <w:pPr>
+              <w:jc w:val="left"/>
+            </w:pPr>
+            <w:r>
+              <w:rPr>
+                <w:rFonts w:ascii="Malgun Gothic" w:cs="Malgun Gothic" w:eastAsia="Malgun Gothic" w:hAnsi="Malgun Gothic"/>
+                <w:sz w:val="17"/>
+                <w:szCs w:val="17"/>
+              </w:rPr>
+              <w:t xml:space="preserve">맞는 정책을 찾기 어려움</w:t>
+            </w:r>
+          </w:p>
+        </w:tc>
+        <w:tc>
+          <w:tcPr>
+            <w:tcW w:type="dxa" w:w="2194"/>
+            <w:tcBorders>
+              <w:top w:val="single" w:color="C9D3DF" w:sz="4"/>
+              <w:left w:val="single" w:color="C9D3DF" w:sz="4"/>
+              <w:bottom w:val="single" w:color="C9D3DF" w:sz="4"/>
+              <w:right w:val="single" w:color="C9D3DF" w:sz="4"/>
+            </w:tcBorders>
+            <w:tcMar>
+              <w:top w:type="dxa" w:w="50"/>
+              <w:left w:type="dxa" w:w="80"/>
+              <w:bottom w:type="dxa" w:w="50"/>
+              <w:right w:type="dxa" w:w="80"/>
+            </w:tcMar>
+          </w:tcPr>
+          <w:p>
+            <w:pPr>
+              <w:jc w:val="left"/>
+            </w:pPr>
+            <w:r>
+              <w:rPr>
+                <w:rFonts w:ascii="Malgun Gothic" w:cs="Malgun Gothic" w:eastAsia="Malgun Gothic" w:hAnsi="Malgun Gothic"/>
+                <w:sz w:val="17"/>
+                <w:szCs w:val="17"/>
+              </w:rPr>
+              <w:t xml:space="preserve">39.3%(청년 281명)</w:t>
+            </w:r>
+          </w:p>
+        </w:tc>
+        <w:tc>
+          <w:tcPr>
+            <w:tcW w:type="dxa" w:w="2632"/>
+            <w:tcBorders>
+              <w:top w:val="single" w:color="C9D3DF" w:sz="4"/>
+              <w:left w:val="single" w:color="C9D3DF" w:sz="4"/>
+              <w:bottom w:val="single" w:color="C9D3DF" w:sz="4"/>
+              <w:right w:val="single" w:color="C9D3DF" w:sz="4"/>
+            </w:tcBorders>
+            <w:tcMar>
+              <w:top w:type="dxa" w:w="50"/>
+              <w:left w:type="dxa" w:w="80"/>
+              <w:bottom w:type="dxa" w:w="50"/>
+              <w:right w:type="dxa" w:w="80"/>
+            </w:tcMar>
+          </w:tcPr>
+          <w:p>
+            <w:pPr>
+              <w:jc w:val="left"/>
+            </w:pPr>
+            <w:r>
+              <w:rPr>
+                <w:rFonts w:ascii="Malgun Gothic" w:cs="Malgun Gothic" w:eastAsia="Malgun Gothic" w:hAnsi="Malgun Gothic"/>
+                <w:sz w:val="17"/>
+                <w:szCs w:val="17"/>
+              </w:rPr>
+              <w:t xml:space="preserve">열고닫기 청년데이터연구소 — 아시아경제(2026.9.18)</w:t>
+            </w:r>
+          </w:p>
+        </w:tc>
+        <w:tc>
+          <w:tcPr>
+            <w:tcW w:type="dxa" w:w="3282"/>
+            <w:tcBorders>
+              <w:top w:val="single" w:color="C9D3DF" w:sz="4"/>
+              <w:left w:val="single" w:color="C9D3DF" w:sz="4"/>
+              <w:bottom w:val="single" w:color="C9D3DF" w:sz="4"/>
+              <w:right w:val="single" w:color="C9D3DF" w:sz="4"/>
+            </w:tcBorders>
+            <w:tcMar>
+              <w:top w:type="dxa" w:w="50"/>
+              <w:left w:type="dxa" w:w="80"/>
+              <w:bottom w:type="dxa" w:w="50"/>
+              <w:right w:type="dxa" w:w="80"/>
+            </w:tcMar>
+          </w:tcPr>
+          <w:p>
+            <w:pPr>
+              <w:jc w:val="left"/>
+            </w:pPr>
+            <w:hyperlink w:history="1" r:id="rIdfewyv10_x1i-8eoxpa3ap">
+              <w:r>
+                <w:rPr>
+                  <w:rStyle w:val="Hyperlink"/>
+                  <w:rFonts w:ascii="Malgun Gothic" w:cs="Malgun Gothic" w:eastAsia="Malgun Gothic" w:hAnsi="Malgun Gothic"/>
+                  <w:sz w:val="17"/>
+                  <w:szCs w:val="17"/>
+                </w:rPr>
+                <w:t xml:space="preserve">https://view.asiae.co.kr/article/2026091808415254712</w:t>
+              </w:r>
+            </w:hyperlink>
+          </w:p>
+        </w:tc>
+      </w:tr>
+      <w:tr>
+        <w:trPr>
+          <w:cantSplit/>
+          <w:tblHeader w:val="false"/>
+        </w:trPr>
+        <w:tc>
+          <w:tcPr>
+            <w:tcW w:type="dxa" w:w="2096"/>
+            <w:tcBorders>
+              <w:top w:val="single" w:color="C9D3DF" w:sz="4"/>
+              <w:left w:val="single" w:color="C9D3DF" w:sz="4"/>
+              <w:bottom w:val="single" w:color="C9D3DF" w:sz="4"/>
+              <w:right w:val="single" w:color="C9D3DF" w:sz="4"/>
+            </w:tcBorders>
+            <w:tcMar>
+              <w:top w:type="dxa" w:w="50"/>
+              <w:left w:type="dxa" w:w="80"/>
+              <w:bottom w:type="dxa" w:w="50"/>
+              <w:right w:type="dxa" w:w="80"/>
+            </w:tcMar>
+          </w:tcPr>
+          <w:p>
+            <w:pPr>
+              <w:jc w:val="left"/>
+            </w:pPr>
+            <w:r>
+              <w:rPr>
+                <w:rFonts w:ascii="Malgun Gothic" w:cs="Malgun Gothic" w:eastAsia="Malgun Gothic" w:hAnsi="Malgun Gothic"/>
+                <w:sz w:val="17"/>
+                <w:szCs w:val="17"/>
+              </w:rPr>
+              <w:t xml:space="preserve">청년 이동은 삶의 질·생활 인프라 문제</w:t>
+            </w:r>
+          </w:p>
+        </w:tc>
+        <w:tc>
+          <w:tcPr>
+            <w:tcW w:type="dxa" w:w="2194"/>
+            <w:tcBorders>
+              <w:top w:val="single" w:color="C9D3DF" w:sz="4"/>
+              <w:left w:val="single" w:color="C9D3DF" w:sz="4"/>
+              <w:bottom w:val="single" w:color="C9D3DF" w:sz="4"/>
+              <w:right w:val="single" w:color="C9D3DF" w:sz="4"/>
+            </w:tcBorders>
+            <w:tcMar>
+              <w:top w:type="dxa" w:w="50"/>
+              <w:left w:type="dxa" w:w="80"/>
+              <w:bottom w:type="dxa" w:w="50"/>
+              <w:right w:type="dxa" w:w="80"/>
+            </w:tcMar>
+          </w:tcPr>
+          <w:p>
+            <w:pPr>
+              <w:jc w:val="left"/>
+            </w:pPr>
+            <w:r>
+              <w:rPr>
+                <w:rFonts w:ascii="Malgun Gothic" w:cs="Malgun Gothic" w:eastAsia="Malgun Gothic" w:hAnsi="Malgun Gothic"/>
+                <w:sz w:val="17"/>
+                <w:szCs w:val="17"/>
+              </w:rPr>
+              <w:t xml:space="preserve">지역 청년 1,000명</w:t>
+            </w:r>
+          </w:p>
+        </w:tc>
+        <w:tc>
+          <w:tcPr>
+            <w:tcW w:type="dxa" w:w="2632"/>
+            <w:tcBorders>
+              <w:top w:val="single" w:color="C9D3DF" w:sz="4"/>
+              <w:left w:val="single" w:color="C9D3DF" w:sz="4"/>
+              <w:bottom w:val="single" w:color="C9D3DF" w:sz="4"/>
+              <w:right w:val="single" w:color="C9D3DF" w:sz="4"/>
+            </w:tcBorders>
+            <w:tcMar>
+              <w:top w:type="dxa" w:w="50"/>
+              <w:left w:type="dxa" w:w="80"/>
+              <w:bottom w:type="dxa" w:w="50"/>
+              <w:right w:type="dxa" w:w="80"/>
+            </w:tcMar>
+          </w:tcPr>
+          <w:p>
+            <w:pPr>
+              <w:jc w:val="left"/>
+            </w:pPr>
+            <w:r>
+              <w:rPr>
+                <w:rFonts w:ascii="Malgun Gothic" w:cs="Malgun Gothic" w:eastAsia="Malgun Gothic" w:hAnsi="Malgun Gothic"/>
+                <w:sz w:val="17"/>
+                <w:szCs w:val="17"/>
+              </w:rPr>
+              <w:t xml:space="preserve">청년재단 조사 — 서울신문(2026.4.3)</w:t>
+            </w:r>
+          </w:p>
+        </w:tc>
+        <w:tc>
+          <w:tcPr>
+            <w:tcW w:type="dxa" w:w="3282"/>
+            <w:tcBorders>
+              <w:top w:val="single" w:color="C9D3DF" w:sz="4"/>
+              <w:left w:val="single" w:color="C9D3DF" w:sz="4"/>
+              <w:bottom w:val="single" w:color="C9D3DF" w:sz="4"/>
+              <w:right w:val="single" w:color="C9D3DF" w:sz="4"/>
+            </w:tcBorders>
+            <w:tcMar>
+              <w:top w:type="dxa" w:w="50"/>
+              <w:left w:type="dxa" w:w="80"/>
+              <w:bottom w:type="dxa" w:w="50"/>
+              <w:right w:type="dxa" w:w="80"/>
+            </w:tcMar>
+          </w:tcPr>
+          <w:p>
+            <w:pPr>
+              <w:jc w:val="left"/>
+            </w:pPr>
+            <w:hyperlink w:history="1" r:id="rIdk6i7vwmtipcu9ixjm859y">
+              <w:r>
+                <w:rPr>
+                  <w:rStyle w:val="Hyperlink"/>
+                  <w:rFonts w:ascii="Malgun Gothic" w:cs="Malgun Gothic" w:eastAsia="Malgun Gothic" w:hAnsi="Malgun Gothic"/>
+                  <w:sz w:val="17"/>
+                  <w:szCs w:val="17"/>
+                </w:rPr>
+                <w:t xml:space="preserve">https://www.seoul.co.kr/news/economy/2026/04/03/20260403500045</w:t>
+              </w:r>
+            </w:hyperlink>
+          </w:p>
+        </w:tc>
+      </w:tr>
+      <w:tr>
+        <w:trPr>
+          <w:cantSplit/>
+          <w:tblHeader w:val="false"/>
+        </w:trPr>
+        <w:tc>
+          <w:tcPr>
+            <w:tcW w:type="dxa" w:w="2096"/>
+            <w:tcBorders>
+              <w:top w:val="single" w:color="C9D3DF" w:sz="4"/>
+              <w:left w:val="single" w:color="C9D3DF" w:sz="4"/>
+              <w:bottom w:val="single" w:color="C9D3DF" w:sz="4"/>
+              <w:right w:val="single" w:color="C9D3DF" w:sz="4"/>
+            </w:tcBorders>
+            <w:tcMar>
+              <w:top w:type="dxa" w:w="50"/>
+              <w:left w:type="dxa" w:w="80"/>
+              <w:bottom w:type="dxa" w:w="50"/>
+              <w:right w:type="dxa" w:w="80"/>
+            </w:tcMar>
+          </w:tcPr>
+          <w:p>
+            <w:pPr>
+              <w:jc w:val="left"/>
+            </w:pPr>
+            <w:r>
+              <w:rPr>
+                <w:rFonts w:ascii="Malgun Gothic" w:cs="Malgun Gothic" w:eastAsia="Malgun Gothic" w:hAnsi="Malgun Gothic"/>
+                <w:sz w:val="17"/>
+                <w:szCs w:val="17"/>
+              </w:rPr>
+              <w:t xml:space="preserve">‘거의 집에만 있는’ 청년</w:t>
+            </w:r>
+          </w:p>
+        </w:tc>
+        <w:tc>
+          <w:tcPr>
+            <w:tcW w:type="dxa" w:w="2194"/>
+            <w:tcBorders>
+              <w:top w:val="single" w:color="C9D3DF" w:sz="4"/>
+              <w:left w:val="single" w:color="C9D3DF" w:sz="4"/>
+              <w:bottom w:val="single" w:color="C9D3DF" w:sz="4"/>
+              <w:right w:val="single" w:color="C9D3DF" w:sz="4"/>
+            </w:tcBorders>
+            <w:tcMar>
+              <w:top w:type="dxa" w:w="50"/>
+              <w:left w:type="dxa" w:w="80"/>
+              <w:bottom w:type="dxa" w:w="50"/>
+              <w:right w:type="dxa" w:w="80"/>
+            </w:tcMar>
+          </w:tcPr>
+          <w:p>
+            <w:pPr>
+              <w:jc w:val="left"/>
+            </w:pPr>
+            <w:r>
+              <w:rPr>
+                <w:rFonts w:ascii="Malgun Gothic" w:cs="Malgun Gothic" w:eastAsia="Malgun Gothic" w:hAnsi="Malgun Gothic"/>
+                <w:sz w:val="17"/>
+                <w:szCs w:val="17"/>
+              </w:rPr>
+              <w:t xml:space="preserve">5.2%(2024) · 2.4%(2022)</w:t>
+            </w:r>
+          </w:p>
+        </w:tc>
+        <w:tc>
+          <w:tcPr>
+            <w:tcW w:type="dxa" w:w="2632"/>
+            <w:tcBorders>
+              <w:top w:val="single" w:color="C9D3DF" w:sz="4"/>
+              <w:left w:val="single" w:color="C9D3DF" w:sz="4"/>
+              <w:bottom w:val="single" w:color="C9D3DF" w:sz="4"/>
+              <w:right w:val="single" w:color="C9D3DF" w:sz="4"/>
+            </w:tcBorders>
+            <w:tcMar>
+              <w:top w:type="dxa" w:w="50"/>
+              <w:left w:type="dxa" w:w="80"/>
+              <w:bottom w:type="dxa" w:w="50"/>
+              <w:right w:type="dxa" w:w="80"/>
+            </w:tcMar>
+          </w:tcPr>
+          <w:p>
+            <w:pPr>
+              <w:jc w:val="left"/>
+            </w:pPr>
+            <w:r>
+              <w:rPr>
+                <w:rFonts w:ascii="Malgun Gothic" w:cs="Malgun Gothic" w:eastAsia="Malgun Gothic" w:hAnsi="Malgun Gothic"/>
+                <w:sz w:val="17"/>
+                <w:szCs w:val="17"/>
+              </w:rPr>
+              <w:t xml:space="preserve">국무조정실 2024 청년 삶 실태조사 — 서울신문(2025.3.11)</w:t>
+            </w:r>
+          </w:p>
+        </w:tc>
+        <w:tc>
+          <w:tcPr>
+            <w:tcW w:type="dxa" w:w="3282"/>
+            <w:tcBorders>
+              <w:top w:val="single" w:color="C9D3DF" w:sz="4"/>
+              <w:left w:val="single" w:color="C9D3DF" w:sz="4"/>
+              <w:bottom w:val="single" w:color="C9D3DF" w:sz="4"/>
+              <w:right w:val="single" w:color="C9D3DF" w:sz="4"/>
+            </w:tcBorders>
+            <w:tcMar>
+              <w:top w:type="dxa" w:w="50"/>
+              <w:left w:type="dxa" w:w="80"/>
+              <w:bottom w:type="dxa" w:w="50"/>
+              <w:right w:type="dxa" w:w="80"/>
+            </w:tcMar>
+          </w:tcPr>
+          <w:p>
+            <w:pPr>
+              <w:jc w:val="left"/>
+            </w:pPr>
+            <w:hyperlink w:history="1" r:id="rIds0vpd4aferiqbbldqskqe">
+              <w:r>
+                <w:rPr>
+                  <w:rStyle w:val="Hyperlink"/>
+                  <w:rFonts w:ascii="Malgun Gothic" w:cs="Malgun Gothic" w:eastAsia="Malgun Gothic" w:hAnsi="Malgun Gothic"/>
+                  <w:sz w:val="17"/>
+                  <w:szCs w:val="17"/>
+                </w:rPr>
+                <w:t xml:space="preserve">https://www.seoul.co.kr/news/society/2025/03/11/20250311500270</w:t>
+              </w:r>
+            </w:hyperlink>
+          </w:p>
+        </w:tc>
+      </w:tr>
+      <w:tr>
+        <w:trPr>
+          <w:cantSplit/>
+          <w:tblHeader w:val="false"/>
+        </w:trPr>
+        <w:tc>
+          <w:tcPr>
+            <w:tcW w:type="dxa" w:w="2096"/>
+            <w:tcBorders>
+              <w:top w:val="single" w:color="C9D3DF" w:sz="4"/>
+              <w:left w:val="single" w:color="C9D3DF" w:sz="4"/>
+              <w:bottom w:val="single" w:color="C9D3DF" w:sz="4"/>
+              <w:right w:val="single" w:color="C9D3DF" w:sz="4"/>
+            </w:tcBorders>
+            <w:tcMar>
+              <w:top w:type="dxa" w:w="50"/>
+              <w:left w:type="dxa" w:w="80"/>
+              <w:bottom w:type="dxa" w:w="50"/>
+              <w:right w:type="dxa" w:w="80"/>
+            </w:tcMar>
+          </w:tcPr>
+          <w:p>
+            <w:pPr>
+              <w:jc w:val="left"/>
+            </w:pPr>
+            <w:r>
+              <w:rPr>
+                <w:rFonts w:ascii="Malgun Gothic" w:cs="Malgun Gothic" w:eastAsia="Malgun Gothic" w:hAnsi="Malgun Gothic"/>
+                <w:sz w:val="17"/>
+                <w:szCs w:val="17"/>
+              </w:rPr>
+              <w:t xml:space="preserve">지역 방언 유지·보존 필요</w:t>
+            </w:r>
+          </w:p>
+        </w:tc>
+        <w:tc>
+          <w:tcPr>
+            <w:tcW w:type="dxa" w:w="2194"/>
+            <w:tcBorders>
+              <w:top w:val="single" w:color="C9D3DF" w:sz="4"/>
+              <w:left w:val="single" w:color="C9D3DF" w:sz="4"/>
+              <w:bottom w:val="single" w:color="C9D3DF" w:sz="4"/>
+              <w:right w:val="single" w:color="C9D3DF" w:sz="4"/>
+            </w:tcBorders>
+            <w:tcMar>
+              <w:top w:type="dxa" w:w="50"/>
+              <w:left w:type="dxa" w:w="80"/>
+              <w:bottom w:type="dxa" w:w="50"/>
+              <w:right w:type="dxa" w:w="80"/>
+            </w:tcMar>
+          </w:tcPr>
+          <w:p>
+            <w:pPr>
+              <w:jc w:val="left"/>
+            </w:pPr>
+            <w:r>
+              <w:rPr>
+                <w:rFonts w:ascii="Malgun Gothic" w:cs="Malgun Gothic" w:eastAsia="Malgun Gothic" w:hAnsi="Malgun Gothic"/>
+                <w:sz w:val="17"/>
+                <w:szCs w:val="17"/>
+              </w:rPr>
+              <w:t xml:space="preserve">59.2%</w:t>
+            </w:r>
+          </w:p>
+        </w:tc>
+        <w:tc>
+          <w:tcPr>
+            <w:tcW w:type="dxa" w:w="2632"/>
+            <w:tcBorders>
+              <w:top w:val="single" w:color="C9D3DF" w:sz="4"/>
+              <w:left w:val="single" w:color="C9D3DF" w:sz="4"/>
+              <w:bottom w:val="single" w:color="C9D3DF" w:sz="4"/>
+              <w:right w:val="single" w:color="C9D3DF" w:sz="4"/>
+            </w:tcBorders>
+            <w:tcMar>
+              <w:top w:type="dxa" w:w="50"/>
+              <w:left w:type="dxa" w:w="80"/>
+              <w:bottom w:type="dxa" w:w="50"/>
+              <w:right w:type="dxa" w:w="80"/>
+            </w:tcMar>
+          </w:tcPr>
+          <w:p>
+            <w:pPr>
+              <w:jc w:val="left"/>
+            </w:pPr>
+            <w:r>
+              <w:rPr>
+                <w:rFonts w:ascii="Malgun Gothic" w:cs="Malgun Gothic" w:eastAsia="Malgun Gothic" w:hAnsi="Malgun Gothic"/>
+                <w:sz w:val="17"/>
+                <w:szCs w:val="17"/>
+              </w:rPr>
+              <w:t xml:space="preserve">국립국어원 2025 국민의 언어 의식 조사 — 뉴스핌(2026.1.27)</w:t>
+            </w:r>
+          </w:p>
+        </w:tc>
+        <w:tc>
+          <w:tcPr>
+            <w:tcW w:type="dxa" w:w="3282"/>
+            <w:tcBorders>
+              <w:top w:val="single" w:color="C9D3DF" w:sz="4"/>
+              <w:left w:val="single" w:color="C9D3DF" w:sz="4"/>
+              <w:bottom w:val="single" w:color="C9D3DF" w:sz="4"/>
+              <w:right w:val="single" w:color="C9D3DF" w:sz="4"/>
+            </w:tcBorders>
+            <w:tcMar>
+              <w:top w:type="dxa" w:w="50"/>
+              <w:left w:type="dxa" w:w="80"/>
+              <w:bottom w:type="dxa" w:w="50"/>
+              <w:right w:type="dxa" w:w="80"/>
+            </w:tcMar>
+          </w:tcPr>
+          <w:p>
+            <w:pPr>
+              <w:jc w:val="left"/>
+            </w:pPr>
+            <w:hyperlink w:history="1" r:id="rIdtc-dvagfawautpccowolr">
+              <w:r>
+                <w:rPr>
+                  <w:rStyle w:val="Hyperlink"/>
+                  <w:rFonts w:ascii="Malgun Gothic" w:cs="Malgun Gothic" w:eastAsia="Malgun Gothic" w:hAnsi="Malgun Gothic"/>
+                  <w:sz w:val="17"/>
+                  <w:szCs w:val="17"/>
+                </w:rPr>
+                <w:t xml:space="preserve">https://www.newspim.com/news/view/20260127001003</w:t>
+              </w:r>
+            </w:hyperlink>
+          </w:p>
+        </w:tc>
+      </w:tr>
+      <w:tr>
+        <w:trPr>
+          <w:cantSplit/>
+          <w:tblHeader w:val="false"/>
+        </w:trPr>
+        <w:tc>
+          <w:tcPr>
+            <w:tcW w:type="dxa" w:w="2096"/>
+            <w:tcBorders>
+              <w:top w:val="single" w:color="C9D3DF" w:sz="4"/>
+              <w:left w:val="single" w:color="C9D3DF" w:sz="4"/>
+              <w:bottom w:val="single" w:color="C9D3DF" w:sz="4"/>
+              <w:right w:val="single" w:color="C9D3DF" w:sz="4"/>
+            </w:tcBorders>
+            <w:tcMar>
+              <w:top w:type="dxa" w:w="50"/>
+              <w:left w:type="dxa" w:w="80"/>
+              <w:bottom w:type="dxa" w:w="50"/>
+              <w:right w:type="dxa" w:w="80"/>
+            </w:tcMar>
+          </w:tcPr>
+          <w:p>
+            <w:pPr>
+              <w:jc w:val="left"/>
+            </w:pPr>
+            <w:r>
+              <w:rPr>
+                <w:rFonts w:ascii="Malgun Gothic" w:cs="Malgun Gothic" w:eastAsia="Malgun Gothic" w:hAnsi="Malgun Gothic"/>
+                <w:sz w:val="17"/>
+                <w:szCs w:val="17"/>
+              </w:rPr>
+              <w:t xml:space="preserve">청년 전입 / 전출</w:t>
+            </w:r>
+          </w:p>
+        </w:tc>
+        <w:tc>
+          <w:tcPr>
+            <w:tcW w:type="dxa" w:w="2194"/>
+            <w:tcBorders>
+              <w:top w:val="single" w:color="C9D3DF" w:sz="4"/>
+              <w:left w:val="single" w:color="C9D3DF" w:sz="4"/>
+              <w:bottom w:val="single" w:color="C9D3DF" w:sz="4"/>
+              <w:right w:val="single" w:color="C9D3DF" w:sz="4"/>
+            </w:tcBorders>
+            <w:tcMar>
+              <w:top w:type="dxa" w:w="50"/>
+              <w:left w:type="dxa" w:w="80"/>
+              <w:bottom w:type="dxa" w:w="50"/>
+              <w:right w:type="dxa" w:w="80"/>
+            </w:tcMar>
+          </w:tcPr>
+          <w:p>
+            <w:pPr>
+              <w:jc w:val="left"/>
+            </w:pPr>
+            <w:r>
+              <w:rPr>
+                <w:rFonts w:ascii="Malgun Gothic" w:cs="Malgun Gothic" w:eastAsia="Malgun Gothic" w:hAnsi="Malgun Gothic"/>
+                <w:sz w:val="17"/>
+                <w:szCs w:val="17"/>
+              </w:rPr>
+              <w:t xml:space="preserve">53,583명 / 59,351명(2023)</w:t>
+            </w:r>
+          </w:p>
+        </w:tc>
+        <w:tc>
+          <w:tcPr>
+            <w:tcW w:type="dxa" w:w="2632"/>
+            <w:tcBorders>
+              <w:top w:val="single" w:color="C9D3DF" w:sz="4"/>
+              <w:left w:val="single" w:color="C9D3DF" w:sz="4"/>
+              <w:bottom w:val="single" w:color="C9D3DF" w:sz="4"/>
+              <w:right w:val="single" w:color="C9D3DF" w:sz="4"/>
+            </w:tcBorders>
+            <w:tcMar>
+              <w:top w:type="dxa" w:w="50"/>
+              <w:left w:type="dxa" w:w="80"/>
+              <w:bottom w:type="dxa" w:w="50"/>
+              <w:right w:type="dxa" w:w="80"/>
+            </w:tcMar>
+          </w:tcPr>
+          <w:p>
+            <w:pPr>
+              <w:jc w:val="left"/>
+            </w:pPr>
+            <w:r>
+              <w:rPr>
+                <w:rFonts w:ascii="Malgun Gothic" w:cs="Malgun Gothic" w:eastAsia="Malgun Gothic" w:hAnsi="Malgun Gothic"/>
+                <w:sz w:val="17"/>
+                <w:szCs w:val="17"/>
+              </w:rPr>
+              <w:t xml:space="preserve">창원특례시의회 정책제언(2025)</w:t>
+            </w:r>
+          </w:p>
+        </w:tc>
+        <w:tc>
+          <w:tcPr>
+            <w:tcW w:type="dxa" w:w="3282"/>
+            <w:tcBorders>
+              <w:top w:val="single" w:color="C9D3DF" w:sz="4"/>
+              <w:left w:val="single" w:color="C9D3DF" w:sz="4"/>
+              <w:bottom w:val="single" w:color="C9D3DF" w:sz="4"/>
+              <w:right w:val="single" w:color="C9D3DF" w:sz="4"/>
+            </w:tcBorders>
+            <w:tcMar>
+              <w:top w:type="dxa" w:w="50"/>
+              <w:left w:type="dxa" w:w="80"/>
+              <w:bottom w:type="dxa" w:w="50"/>
+              <w:right w:type="dxa" w:w="80"/>
+            </w:tcMar>
+          </w:tcPr>
+          <w:p>
+            <w:pPr>
+              <w:jc w:val="left"/>
+            </w:pPr>
+            <w:r>
+              <w:rPr>
+                <w:rFonts w:ascii="Malgun Gothic" w:cs="Malgun Gothic" w:eastAsia="Malgun Gothic" w:hAnsi="Malgun Gothic"/>
+                <w:sz w:val="17"/>
+                <w:szCs w:val="17"/>
+              </w:rPr>
+              <w:t xml:space="preserve">[온라인 링크 확인 안 됨 — 팀 확인 후 유지 또는 삭제]</w:t>
+            </w:r>
           </w:p>
         </w:tc>
       </w:tr>

--- a/deliverables/submission/오이소창원_출처_AI활용_신고서_20261005.docx
+++ b/deliverables/submission/오이소창원_출처_AI활용_신고서_20261005.docx
@@ -1073,7 +1073,7 @@
         </w:rPr>
         <w:t xml:space="preserve">날짜별 상세 내역: 저장소 README ‘개발 작업 과정’, GitHub 커밋 기록(</w:t>
       </w:r>
-      <w:hyperlink w:history="1" r:id="rIdwasowjrqfryx6mmdufbzm">
+      <w:hyperlink w:history="1" r:id="rIdyzypdfw_fepediax5nxia">
         <w:r>
           <w:rPr>
             <w:rStyle w:val="Hyperlink"/>
@@ -3163,7 +3163,7 @@
               </w:rPr>
               <w:t xml:space="preserve">모델 ID gpt-4.1-mini, 출처 OpenAI(</w:t>
             </w:r>
-            <w:hyperlink w:history="1" r:id="rIdwsqgh5oi3snlinxrh3h47">
+            <w:hyperlink w:history="1" r:id="rIdp19l4fzphlj8lftscslqs">
               <w:r>
                 <w:rPr>
                   <w:rStyle w:val="Hyperlink"/>
@@ -4666,7 +4666,7 @@
                 <w:sz w:val="17"/>
                 <w:szCs w:val="17"/>
               </w:rPr>
-              <w:t xml:space="preserve">11</w:t>
+              <w:t xml:space="preserve">12</w:t>
             </w:r>
           </w:p>
         </w:tc>
@@ -4978,7 +4978,7 @@
             <w:pPr>
               <w:jc w:val="left"/>
             </w:pPr>
-            <w:hyperlink w:history="1" r:id="rIdekrrbbi_sowji2vmwzmbe">
+            <w:hyperlink w:history="1" r:id="rIde-yfrwsqfj-r8sciq0af2">
               <w:r>
                 <w:rPr>
                   <w:rStyle w:val="Hyperlink"/>
@@ -5077,7 +5077,7 @@
             <w:pPr>
               <w:jc w:val="left"/>
             </w:pPr>
-            <w:hyperlink w:history="1" r:id="rIdbdfz-d46fspmbmju_tufw">
+            <w:hyperlink w:history="1" r:id="rIdrwx2v4mcle_ihg3jeltga">
               <w:r>
                 <w:rPr>
                   <w:rStyle w:val="Hyperlink"/>
@@ -5176,7 +5176,7 @@
             <w:pPr>
               <w:jc w:val="left"/>
             </w:pPr>
-            <w:hyperlink w:history="1" r:id="rIdqcddfgxpyzmxjevzlpu55">
+            <w:hyperlink w:history="1" r:id="rId4ug0nvwjms00odyjqarbs">
               <w:r>
                 <w:rPr>
                   <w:rStyle w:val="Hyperlink"/>
@@ -5275,7 +5275,7 @@
             <w:pPr>
               <w:jc w:val="left"/>
             </w:pPr>
-            <w:hyperlink w:history="1" r:id="rIdalugd2-hp46rpgf3tm_qu">
+            <w:hyperlink w:history="1" r:id="rIdfg-6dxfscweh5btgsnmup">
               <w:r>
                 <w:rPr>
                   <w:rStyle w:val="Hyperlink"/>
@@ -5374,7 +5374,7 @@
             <w:pPr>
               <w:jc w:val="left"/>
             </w:pPr>
-            <w:hyperlink w:history="1" r:id="rIdxlran9tmvbvnfyloi58jf">
+            <w:hyperlink w:history="1" r:id="rIdetpjjxouuzrawjow7owag">
               <w:r>
                 <w:rPr>
                   <w:rStyle w:val="Hyperlink"/>
@@ -5473,7 +5473,7 @@
             <w:pPr>
               <w:jc w:val="left"/>
             </w:pPr>
-            <w:hyperlink w:history="1" r:id="rIdayzmzsr1khhn1hkqvmnhh">
+            <w:hyperlink w:history="1" r:id="rIddg5tfz88ffq-aflmp2znz">
               <w:r>
                 <w:rPr>
                   <w:rStyle w:val="Hyperlink"/>
@@ -5572,7 +5572,7 @@
             <w:pPr>
               <w:jc w:val="left"/>
             </w:pPr>
-            <w:hyperlink w:history="1" r:id="rIdnqg3mpizf_en4e_gde2bz">
+            <w:hyperlink w:history="1" r:id="rIdppc6n2do49px-idu0fdzr">
               <w:r>
                 <w:rPr>
                   <w:rStyle w:val="Hyperlink"/>
@@ -5671,7 +5671,7 @@
             <w:pPr>
               <w:jc w:val="left"/>
             </w:pPr>
-            <w:hyperlink w:history="1" r:id="rIdyoy0sazpvekjfkg-wdtb7">
+            <w:hyperlink w:history="1" r:id="rId6j9seo_uvgj9sfjscbqm7">
               <w:r>
                 <w:rPr>
                   <w:rStyle w:val="Hyperlink"/>
@@ -5770,7 +5770,7 @@
             <w:pPr>
               <w:jc w:val="left"/>
             </w:pPr>
-            <w:hyperlink w:history="1" r:id="rId_f82ydrfeorkklumhdfdy">
+            <w:hyperlink w:history="1" r:id="rIdlafow9h20_rmobbwgmq6i">
               <w:r>
                 <w:rPr>
                   <w:rStyle w:val="Hyperlink"/>
@@ -5869,7 +5869,7 @@
             <w:pPr>
               <w:jc w:val="left"/>
             </w:pPr>
-            <w:hyperlink w:history="1" r:id="rIddsserh-5q8ti1743stkxm">
+            <w:hyperlink w:history="1" r:id="rId_7kcbe--kzl_po36q-69e">
               <w:r>
                 <w:rPr>
                   <w:rStyle w:val="Hyperlink"/>
@@ -5968,7 +5968,7 @@
             <w:pPr>
               <w:jc w:val="left"/>
             </w:pPr>
-            <w:hyperlink w:history="1" r:id="rIdl_oftgsjj2qigi1yejtdu">
+            <w:hyperlink w:history="1" r:id="rIdr-fi-nw1nto4sskkrg8-q">
               <w:r>
                 <w:rPr>
                   <w:rStyle w:val="Hyperlink"/>
@@ -6067,7 +6067,7 @@
             <w:pPr>
               <w:jc w:val="left"/>
             </w:pPr>
-            <w:hyperlink w:history="1" r:id="rIdxtmavgmevh_tfjuzrqwg2">
+            <w:hyperlink w:history="1" r:id="rIdfj7mmysdfjhjkhu4synzm">
               <w:r>
                 <w:rPr>
                   <w:rStyle w:val="Hyperlink"/>
@@ -6166,7 +6166,7 @@
             <w:pPr>
               <w:jc w:val="left"/>
             </w:pPr>
-            <w:hyperlink w:history="1" r:id="rIdgzrhvlewbqhuaako3vxzg">
+            <w:hyperlink w:history="1" r:id="rIdb6qqa4n2y0pxj0_llu6hd">
               <w:r>
                 <w:rPr>
                   <w:rStyle w:val="Hyperlink"/>
@@ -6265,7 +6265,7 @@
             <w:pPr>
               <w:jc w:val="left"/>
             </w:pPr>
-            <w:hyperlink w:history="1" r:id="rIdoeehyksblznm9zjvvotir">
+            <w:hyperlink w:history="1" r:id="rIds5nf5vf5bzvsjpvlogwsf">
               <w:r>
                 <w:rPr>
                   <w:rStyle w:val="Hyperlink"/>
@@ -6364,7 +6364,7 @@
             <w:pPr>
               <w:jc w:val="left"/>
             </w:pPr>
-            <w:hyperlink w:history="1" r:id="rIdnyfyhytxqxyrspvyz2ql4">
+            <w:hyperlink w:history="1" r:id="rIdyettxzu40uekbel36e00l">
               <w:r>
                 <w:rPr>
                   <w:rStyle w:val="Hyperlink"/>
@@ -6463,7 +6463,7 @@
             <w:pPr>
               <w:jc w:val="left"/>
             </w:pPr>
-            <w:hyperlink w:history="1" r:id="rIdjho79ra7al7xlig89q2aa">
+            <w:hyperlink w:history="1" r:id="rIdpzps2iakvn5lcmphztoif">
               <w:r>
                 <w:rPr>
                   <w:rStyle w:val="Hyperlink"/>
@@ -6562,7 +6562,7 @@
             <w:pPr>
               <w:jc w:val="left"/>
             </w:pPr>
-            <w:hyperlink w:history="1" r:id="rIdn3se7ibbmws0_ttxx_r-t">
+            <w:hyperlink w:history="1" r:id="rIdsieluizz22fm76ajdm-t3">
               <w:r>
                 <w:rPr>
                   <w:rStyle w:val="Hyperlink"/>
@@ -6661,7 +6661,7 @@
             <w:pPr>
               <w:jc w:val="left"/>
             </w:pPr>
-            <w:hyperlink w:history="1" r:id="rIdh4szskjqok0kdzk-n4jkf">
+            <w:hyperlink w:history="1" r:id="rIdcfeszrmakem-whvrneikd">
               <w:r>
                 <w:rPr>
                   <w:rStyle w:val="Hyperlink"/>
@@ -6760,7 +6760,7 @@
             <w:pPr>
               <w:jc w:val="left"/>
             </w:pPr>
-            <w:hyperlink w:history="1" r:id="rIdozko0fodergmgzbhf4v1x">
+            <w:hyperlink w:history="1" r:id="rId-imvrk3ixhashrnc-026c">
               <w:r>
                 <w:rPr>
                   <w:rStyle w:val="Hyperlink"/>
@@ -6859,7 +6859,7 @@
             <w:pPr>
               <w:jc w:val="left"/>
             </w:pPr>
-            <w:hyperlink w:history="1" r:id="rIdre-s_yf6zsxh4sh7xlz1l">
+            <w:hyperlink w:history="1" r:id="rIdybdtarc8q0xszqhmoeymz">
               <w:r>
                 <w:rPr>
                   <w:rStyle w:val="Hyperlink"/>
@@ -6958,7 +6958,7 @@
             <w:pPr>
               <w:jc w:val="left"/>
             </w:pPr>
-            <w:hyperlink w:history="1" r:id="rIdmhwiuxu-vmkx7zengiw4j">
+            <w:hyperlink w:history="1" r:id="rIdekzqaztuerijsph5eiy1x">
               <w:r>
                 <w:rPr>
                   <w:rStyle w:val="Hyperlink"/>
@@ -7057,7 +7057,7 @@
             <w:pPr>
               <w:jc w:val="left"/>
             </w:pPr>
-            <w:hyperlink w:history="1" r:id="rIdwwf0wpt3cp91rdxwdvza3">
+            <w:hyperlink w:history="1" r:id="rIdt-vn8kobwaub60vaiurbl">
               <w:r>
                 <w:rPr>
                   <w:rStyle w:val="Hyperlink"/>
@@ -7156,7 +7156,7 @@
             <w:pPr>
               <w:jc w:val="left"/>
             </w:pPr>
-            <w:hyperlink w:history="1" r:id="rIdjwirxid-kustrwb1b3-wm">
+            <w:hyperlink w:history="1" r:id="rIdb7ggvlmpd36iy5o4vuzem">
               <w:r>
                 <w:rPr>
                   <w:rStyle w:val="Hyperlink"/>
@@ -7255,7 +7255,7 @@
             <w:pPr>
               <w:jc w:val="left"/>
             </w:pPr>
-            <w:hyperlink w:history="1" r:id="rIdgsfd4e_5pupqfae-cbheq">
+            <w:hyperlink w:history="1" r:id="rId03e8hmbxr2wylwx5_rbu-">
               <w:r>
                 <w:rPr>
                   <w:rStyle w:val="Hyperlink"/>
@@ -7306,10 +7306,10 @@
         </w:tblBorders>
       </w:tblPr>
       <w:tblGrid>
-        <w:gridCol w:w="2096"/>
-        <w:gridCol w:w="2194"/>
-        <w:gridCol w:w="2632"/>
-        <w:gridCol w:w="3282"/>
+        <w:gridCol w:w="2079"/>
+        <w:gridCol w:w="2100"/>
+        <w:gridCol w:w="2678"/>
+        <w:gridCol w:w="3347"/>
       </w:tblGrid>
       <w:tr>
         <w:trPr>
@@ -7318,7 +7318,7 @@
         </w:trPr>
         <w:tc>
           <w:tcPr>
-            <w:tcW w:type="dxa" w:w="2096"/>
+            <w:tcW w:type="dxa" w:w="2079"/>
             <w:tcBorders>
               <w:top w:val="single" w:color="C9D3DF" w:sz="4"/>
               <w:left w:val="single" w:color="C9D3DF" w:sz="4"/>
@@ -7352,7 +7352,7 @@
         </w:tc>
         <w:tc>
           <w:tcPr>
-            <w:tcW w:type="dxa" w:w="2194"/>
+            <w:tcW w:type="dxa" w:w="2100"/>
             <w:tcBorders>
               <w:top w:val="single" w:color="C9D3DF" w:sz="4"/>
               <w:left w:val="single" w:color="C9D3DF" w:sz="4"/>
@@ -7386,7 +7386,7 @@
         </w:tc>
         <w:tc>
           <w:tcPr>
-            <w:tcW w:type="dxa" w:w="2632"/>
+            <w:tcW w:type="dxa" w:w="2678"/>
             <w:tcBorders>
               <w:top w:val="single" w:color="C9D3DF" w:sz="4"/>
               <w:left w:val="single" w:color="C9D3DF" w:sz="4"/>
@@ -7420,7 +7420,7 @@
         </w:tc>
         <w:tc>
           <w:tcPr>
-            <w:tcW w:type="dxa" w:w="3282"/>
+            <w:tcW w:type="dxa" w:w="3347"/>
             <w:tcBorders>
               <w:top w:val="single" w:color="C9D3DF" w:sz="4"/>
               <w:left w:val="single" w:color="C9D3DF" w:sz="4"/>
@@ -7460,7 +7460,7 @@
         </w:trPr>
         <w:tc>
           <w:tcPr>
-            <w:tcW w:type="dxa" w:w="2096"/>
+            <w:tcW w:type="dxa" w:w="2079"/>
             <w:tcBorders>
               <w:top w:val="single" w:color="C9D3DF" w:sz="4"/>
               <w:left w:val="single" w:color="C9D3DF" w:sz="4"/>
@@ -7490,7 +7490,7 @@
         </w:tc>
         <w:tc>
           <w:tcPr>
-            <w:tcW w:type="dxa" w:w="2194"/>
+            <w:tcW w:type="dxa" w:w="2100"/>
             <w:tcBorders>
               <w:top w:val="single" w:color="C9D3DF" w:sz="4"/>
               <w:left w:val="single" w:color="C9D3DF" w:sz="4"/>
@@ -7520,7 +7520,7 @@
         </w:tc>
         <w:tc>
           <w:tcPr>
-            <w:tcW w:type="dxa" w:w="2632"/>
+            <w:tcW w:type="dxa" w:w="2678"/>
             <w:tcBorders>
               <w:top w:val="single" w:color="C9D3DF" w:sz="4"/>
               <w:left w:val="single" w:color="C9D3DF" w:sz="4"/>
@@ -7550,25 +7550,25 @@
         </w:tc>
         <w:tc>
           <w:tcPr>
-            <w:tcW w:type="dxa" w:w="3282"/>
-            <w:tcBorders>
-              <w:top w:val="single" w:color="C9D3DF" w:sz="4"/>
-              <w:left w:val="single" w:color="C9D3DF" w:sz="4"/>
-              <w:bottom w:val="single" w:color="C9D3DF" w:sz="4"/>
-              <w:right w:val="single" w:color="C9D3DF" w:sz="4"/>
-            </w:tcBorders>
-            <w:tcMar>
-              <w:top w:type="dxa" w:w="50"/>
-              <w:left w:type="dxa" w:w="80"/>
-              <w:bottom w:type="dxa" w:w="50"/>
-              <w:right w:type="dxa" w:w="80"/>
-            </w:tcMar>
-          </w:tcPr>
-          <w:p>
-            <w:pPr>
-              <w:jc w:val="left"/>
-            </w:pPr>
-            <w:hyperlink w:history="1" r:id="rIdxzmudbuvfeb50ddsr8y7r">
+            <w:tcW w:type="dxa" w:w="3347"/>
+            <w:tcBorders>
+              <w:top w:val="single" w:color="C9D3DF" w:sz="4"/>
+              <w:left w:val="single" w:color="C9D3DF" w:sz="4"/>
+              <w:bottom w:val="single" w:color="C9D3DF" w:sz="4"/>
+              <w:right w:val="single" w:color="C9D3DF" w:sz="4"/>
+            </w:tcBorders>
+            <w:tcMar>
+              <w:top w:type="dxa" w:w="50"/>
+              <w:left w:type="dxa" w:w="80"/>
+              <w:bottom w:type="dxa" w:w="50"/>
+              <w:right w:type="dxa" w:w="80"/>
+            </w:tcMar>
+          </w:tcPr>
+          <w:p>
+            <w:pPr>
+              <w:jc w:val="left"/>
+            </w:pPr>
+            <w:hyperlink w:history="1" r:id="rIdzqcjocer7wan89dbm93dy">
               <w:r>
                 <w:rPr>
                   <w:rStyle w:val="Hyperlink"/>
@@ -7589,7 +7589,7 @@
         </w:trPr>
         <w:tc>
           <w:tcPr>
-            <w:tcW w:type="dxa" w:w="2096"/>
+            <w:tcW w:type="dxa" w:w="2079"/>
             <w:tcBorders>
               <w:top w:val="single" w:color="C9D3DF" w:sz="4"/>
               <w:left w:val="single" w:color="C9D3DF" w:sz="4"/>
@@ -7619,7 +7619,7 @@
         </w:tc>
         <w:tc>
           <w:tcPr>
-            <w:tcW w:type="dxa" w:w="2194"/>
+            <w:tcW w:type="dxa" w:w="2100"/>
             <w:tcBorders>
               <w:top w:val="single" w:color="C9D3DF" w:sz="4"/>
               <w:left w:val="single" w:color="C9D3DF" w:sz="4"/>
@@ -7649,7 +7649,7 @@
         </w:tc>
         <w:tc>
           <w:tcPr>
-            <w:tcW w:type="dxa" w:w="2632"/>
+            <w:tcW w:type="dxa" w:w="2678"/>
             <w:tcBorders>
               <w:top w:val="single" w:color="C9D3DF" w:sz="4"/>
               <w:left w:val="single" w:color="C9D3DF" w:sz="4"/>
@@ -7679,25 +7679,25 @@
         </w:tc>
         <w:tc>
           <w:tcPr>
-            <w:tcW w:type="dxa" w:w="3282"/>
-            <w:tcBorders>
-              <w:top w:val="single" w:color="C9D3DF" w:sz="4"/>
-              <w:left w:val="single" w:color="C9D3DF" w:sz="4"/>
-              <w:bottom w:val="single" w:color="C9D3DF" w:sz="4"/>
-              <w:right w:val="single" w:color="C9D3DF" w:sz="4"/>
-            </w:tcBorders>
-            <w:tcMar>
-              <w:top w:type="dxa" w:w="50"/>
-              <w:left w:type="dxa" w:w="80"/>
-              <w:bottom w:type="dxa" w:w="50"/>
-              <w:right w:type="dxa" w:w="80"/>
-            </w:tcMar>
-          </w:tcPr>
-          <w:p>
-            <w:pPr>
-              <w:jc w:val="left"/>
-            </w:pPr>
-            <w:hyperlink w:history="1" r:id="rIdw-bgy8iaqh8e-rqbwatt-">
+            <w:tcW w:type="dxa" w:w="3347"/>
+            <w:tcBorders>
+              <w:top w:val="single" w:color="C9D3DF" w:sz="4"/>
+              <w:left w:val="single" w:color="C9D3DF" w:sz="4"/>
+              <w:bottom w:val="single" w:color="C9D3DF" w:sz="4"/>
+              <w:right w:val="single" w:color="C9D3DF" w:sz="4"/>
+            </w:tcBorders>
+            <w:tcMar>
+              <w:top w:type="dxa" w:w="50"/>
+              <w:left w:type="dxa" w:w="80"/>
+              <w:bottom w:type="dxa" w:w="50"/>
+              <w:right w:type="dxa" w:w="80"/>
+            </w:tcMar>
+          </w:tcPr>
+          <w:p>
+            <w:pPr>
+              <w:jc w:val="left"/>
+            </w:pPr>
+            <w:hyperlink w:history="1" r:id="rIdz9vcthk7bpbytegaxwhfb">
               <w:r>
                 <w:rPr>
                   <w:rStyle w:val="Hyperlink"/>
@@ -7718,7 +7718,7 @@
         </w:trPr>
         <w:tc>
           <w:tcPr>
-            <w:tcW w:type="dxa" w:w="2096"/>
+            <w:tcW w:type="dxa" w:w="2079"/>
             <w:tcBorders>
               <w:top w:val="single" w:color="C9D3DF" w:sz="4"/>
               <w:left w:val="single" w:color="C9D3DF" w:sz="4"/>
@@ -7748,7 +7748,7 @@
         </w:tc>
         <w:tc>
           <w:tcPr>
-            <w:tcW w:type="dxa" w:w="2194"/>
+            <w:tcW w:type="dxa" w:w="2100"/>
             <w:tcBorders>
               <w:top w:val="single" w:color="C9D3DF" w:sz="4"/>
               <w:left w:val="single" w:color="C9D3DF" w:sz="4"/>
@@ -7778,7 +7778,7 @@
         </w:tc>
         <w:tc>
           <w:tcPr>
-            <w:tcW w:type="dxa" w:w="2632"/>
+            <w:tcW w:type="dxa" w:w="2678"/>
             <w:tcBorders>
               <w:top w:val="single" w:color="C9D3DF" w:sz="4"/>
               <w:left w:val="single" w:color="C9D3DF" w:sz="4"/>
@@ -7808,25 +7808,25 @@
         </w:tc>
         <w:tc>
           <w:tcPr>
-            <w:tcW w:type="dxa" w:w="3282"/>
-            <w:tcBorders>
-              <w:top w:val="single" w:color="C9D3DF" w:sz="4"/>
-              <w:left w:val="single" w:color="C9D3DF" w:sz="4"/>
-              <w:bottom w:val="single" w:color="C9D3DF" w:sz="4"/>
-              <w:right w:val="single" w:color="C9D3DF" w:sz="4"/>
-            </w:tcBorders>
-            <w:tcMar>
-              <w:top w:type="dxa" w:w="50"/>
-              <w:left w:type="dxa" w:w="80"/>
-              <w:bottom w:type="dxa" w:w="50"/>
-              <w:right w:type="dxa" w:w="80"/>
-            </w:tcMar>
-          </w:tcPr>
-          <w:p>
-            <w:pPr>
-              <w:jc w:val="left"/>
-            </w:pPr>
-            <w:hyperlink w:history="1" r:id="rIdelxf5ggcxw49cpemoi7y4">
+            <w:tcW w:type="dxa" w:w="3347"/>
+            <w:tcBorders>
+              <w:top w:val="single" w:color="C9D3DF" w:sz="4"/>
+              <w:left w:val="single" w:color="C9D3DF" w:sz="4"/>
+              <w:bottom w:val="single" w:color="C9D3DF" w:sz="4"/>
+              <w:right w:val="single" w:color="C9D3DF" w:sz="4"/>
+            </w:tcBorders>
+            <w:tcMar>
+              <w:top w:type="dxa" w:w="50"/>
+              <w:left w:type="dxa" w:w="80"/>
+              <w:bottom w:type="dxa" w:w="50"/>
+              <w:right w:type="dxa" w:w="80"/>
+            </w:tcMar>
+          </w:tcPr>
+          <w:p>
+            <w:pPr>
+              <w:jc w:val="left"/>
+            </w:pPr>
+            <w:hyperlink w:history="1" r:id="rIdc3doymvykqhbluwy9dbsb">
               <w:r>
                 <w:rPr>
                   <w:rStyle w:val="Hyperlink"/>
@@ -7847,67 +7847,325 @@
         </w:trPr>
         <w:tc>
           <w:tcPr>
-            <w:tcW w:type="dxa" w:w="2096"/>
-            <w:tcBorders>
-              <w:top w:val="single" w:color="C9D3DF" w:sz="4"/>
-              <w:left w:val="single" w:color="C9D3DF" w:sz="4"/>
-              <w:bottom w:val="single" w:color="C9D3DF" w:sz="4"/>
-              <w:right w:val="single" w:color="C9D3DF" w:sz="4"/>
-            </w:tcBorders>
-            <w:tcMar>
-              <w:top w:type="dxa" w:w="50"/>
-              <w:left w:type="dxa" w:w="80"/>
-              <w:bottom w:type="dxa" w:w="50"/>
-              <w:right w:type="dxa" w:w="80"/>
-            </w:tcMar>
-          </w:tcPr>
-          <w:p>
-            <w:pPr>
-              <w:jc w:val="left"/>
-            </w:pPr>
-            <w:r>
-              <w:rPr>
-                <w:rFonts w:ascii="Malgun Gothic" w:cs="Malgun Gothic" w:eastAsia="Malgun Gothic" w:hAnsi="Malgun Gothic"/>
-                <w:sz w:val="17"/>
-                <w:szCs w:val="17"/>
-              </w:rPr>
-              <w:t xml:space="preserve">창원 총인구·청년인구·전입-전출</w:t>
-            </w:r>
-          </w:p>
-        </w:tc>
-        <w:tc>
-          <w:tcPr>
-            <w:tcW w:type="dxa" w:w="2194"/>
-            <w:tcBorders>
-              <w:top w:val="single" w:color="C9D3DF" w:sz="4"/>
-              <w:left w:val="single" w:color="C9D3DF" w:sz="4"/>
-              <w:bottom w:val="single" w:color="C9D3DF" w:sz="4"/>
-              <w:right w:val="single" w:color="C9D3DF" w:sz="4"/>
-            </w:tcBorders>
-            <w:tcMar>
-              <w:top w:type="dxa" w:w="50"/>
-              <w:left w:type="dxa" w:w="80"/>
-              <w:bottom w:type="dxa" w:w="50"/>
-              <w:right w:type="dxa" w:w="80"/>
-            </w:tcMar>
-          </w:tcPr>
-          <w:p>
-            <w:pPr>
-              <w:jc w:val="left"/>
-            </w:pPr>
-            <w:r>
-              <w:rPr>
-                <w:rFonts w:ascii="Malgun Gothic" w:cs="Malgun Gothic" w:eastAsia="Malgun Gothic" w:hAnsi="Malgun Gothic"/>
-                <w:sz w:val="17"/>
-                <w:szCs w:val="17"/>
-              </w:rPr>
-              <w:t xml:space="preserve">1,009,003명 · 221,641명 · -810명(2026.8)</w:t>
-            </w:r>
-          </w:p>
-        </w:tc>
-        <w:tc>
-          <w:tcPr>
-            <w:tcW w:type="dxa" w:w="2632"/>
+            <w:tcW w:type="dxa" w:w="2079"/>
+            <w:tcBorders>
+              <w:top w:val="single" w:color="C9D3DF" w:sz="4"/>
+              <w:left w:val="single" w:color="C9D3DF" w:sz="4"/>
+              <w:bottom w:val="single" w:color="C9D3DF" w:sz="4"/>
+              <w:right w:val="single" w:color="C9D3DF" w:sz="4"/>
+            </w:tcBorders>
+            <w:tcMar>
+              <w:top w:type="dxa" w:w="50"/>
+              <w:left w:type="dxa" w:w="80"/>
+              <w:bottom w:type="dxa" w:w="50"/>
+              <w:right w:type="dxa" w:w="80"/>
+            </w:tcMar>
+          </w:tcPr>
+          <w:p>
+            <w:pPr>
+              <w:jc w:val="left"/>
+            </w:pPr>
+            <w:r>
+              <w:rPr>
+                <w:rFonts w:ascii="Malgun Gothic" w:cs="Malgun Gothic" w:eastAsia="Malgun Gothic" w:hAnsi="Malgun Gothic"/>
+                <w:sz w:val="17"/>
+                <w:szCs w:val="17"/>
+              </w:rPr>
+              <w:t xml:space="preserve">창원 총인구(외국인 포함)</w:t>
+            </w:r>
+          </w:p>
+        </w:tc>
+        <w:tc>
+          <w:tcPr>
+            <w:tcW w:type="dxa" w:w="2100"/>
+            <w:tcBorders>
+              <w:top w:val="single" w:color="C9D3DF" w:sz="4"/>
+              <w:left w:val="single" w:color="C9D3DF" w:sz="4"/>
+              <w:bottom w:val="single" w:color="C9D3DF" w:sz="4"/>
+              <w:right w:val="single" w:color="C9D3DF" w:sz="4"/>
+            </w:tcBorders>
+            <w:tcMar>
+              <w:top w:type="dxa" w:w="50"/>
+              <w:left w:type="dxa" w:w="80"/>
+              <w:bottom w:type="dxa" w:w="50"/>
+              <w:right w:type="dxa" w:w="80"/>
+            </w:tcMar>
+          </w:tcPr>
+          <w:p>
+            <w:pPr>
+              <w:jc w:val="left"/>
+            </w:pPr>
+            <w:r>
+              <w:rPr>
+                <w:rFonts w:ascii="Malgun Gothic" w:cs="Malgun Gothic" w:eastAsia="Malgun Gothic" w:hAnsi="Malgun Gothic"/>
+                <w:sz w:val="17"/>
+                <w:szCs w:val="17"/>
+              </w:rPr>
+              <w:t xml:space="preserve">1,009,003명(2026.8)</w:t>
+            </w:r>
+          </w:p>
+        </w:tc>
+        <w:tc>
+          <w:tcPr>
+            <w:tcW w:type="dxa" w:w="2678"/>
+            <w:tcBorders>
+              <w:top w:val="single" w:color="C9D3DF" w:sz="4"/>
+              <w:left w:val="single" w:color="C9D3DF" w:sz="4"/>
+              <w:bottom w:val="single" w:color="C9D3DF" w:sz="4"/>
+              <w:right w:val="single" w:color="C9D3DF" w:sz="4"/>
+            </w:tcBorders>
+            <w:tcMar>
+              <w:top w:type="dxa" w:w="50"/>
+              <w:left w:type="dxa" w:w="80"/>
+              <w:bottom w:type="dxa" w:w="50"/>
+              <w:right w:type="dxa" w:w="80"/>
+            </w:tcMar>
+          </w:tcPr>
+          <w:p>
+            <w:pPr>
+              <w:jc w:val="left"/>
+            </w:pPr>
+            <w:r>
+              <w:rPr>
+                <w:rFonts w:ascii="Malgun Gothic" w:cs="Malgun Gothic" w:eastAsia="Malgun Gothic" w:hAnsi="Malgun Gothic"/>
+                <w:sz w:val="17"/>
+                <w:szCs w:val="17"/>
+              </w:rPr>
+              <w:t xml:space="preserve">창원시 데이터 포털 「2026년 8월말 인구 현황」(주민등록인구·외국인)</w:t>
+            </w:r>
+          </w:p>
+        </w:tc>
+        <w:tc>
+          <w:tcPr>
+            <w:tcW w:type="dxa" w:w="3347"/>
+            <w:tcBorders>
+              <w:top w:val="single" w:color="C9D3DF" w:sz="4"/>
+              <w:left w:val="single" w:color="C9D3DF" w:sz="4"/>
+              <w:bottom w:val="single" w:color="C9D3DF" w:sz="4"/>
+              <w:right w:val="single" w:color="C9D3DF" w:sz="4"/>
+            </w:tcBorders>
+            <w:tcMar>
+              <w:top w:type="dxa" w:w="50"/>
+              <w:left w:type="dxa" w:w="80"/>
+              <w:bottom w:type="dxa" w:w="50"/>
+              <w:right w:type="dxa" w:w="80"/>
+            </w:tcMar>
+          </w:tcPr>
+          <w:p>
+            <w:pPr>
+              <w:jc w:val="left"/>
+            </w:pPr>
+            <w:hyperlink w:history="1" r:id="rIdobbg0xq6ltqzzaucybbv8">
+              <w:r>
+                <w:rPr>
+                  <w:rStyle w:val="Hyperlink"/>
+                  <w:rFonts w:ascii="Malgun Gothic" w:cs="Malgun Gothic" w:eastAsia="Malgun Gothic" w:hAnsi="Malgun Gothic"/>
+                  <w:sz w:val="17"/>
+                  <w:szCs w:val="17"/>
+                </w:rPr>
+                <w:t xml:space="preserve">https://bigdata.changwon.go.kr/portal/statUse/stat/cwStat.do?menuDiv=02</w:t>
+              </w:r>
+            </w:hyperlink>
+          </w:p>
+        </w:tc>
+      </w:tr>
+      <w:tr>
+        <w:trPr>
+          <w:cantSplit/>
+          <w:tblHeader w:val="false"/>
+        </w:trPr>
+        <w:tc>
+          <w:tcPr>
+            <w:tcW w:type="dxa" w:w="2079"/>
+            <w:tcBorders>
+              <w:top w:val="single" w:color="C9D3DF" w:sz="4"/>
+              <w:left w:val="single" w:color="C9D3DF" w:sz="4"/>
+              <w:bottom w:val="single" w:color="C9D3DF" w:sz="4"/>
+              <w:right w:val="single" w:color="C9D3DF" w:sz="4"/>
+            </w:tcBorders>
+            <w:tcMar>
+              <w:top w:type="dxa" w:w="50"/>
+              <w:left w:type="dxa" w:w="80"/>
+              <w:bottom w:type="dxa" w:w="50"/>
+              <w:right w:type="dxa" w:w="80"/>
+            </w:tcMar>
+          </w:tcPr>
+          <w:p>
+            <w:pPr>
+              <w:jc w:val="left"/>
+            </w:pPr>
+            <w:r>
+              <w:rPr>
+                <w:rFonts w:ascii="Malgun Gothic" w:cs="Malgun Gothic" w:eastAsia="Malgun Gothic" w:hAnsi="Malgun Gothic"/>
+                <w:sz w:val="17"/>
+                <w:szCs w:val="17"/>
+              </w:rPr>
+              <w:t xml:space="preserve">창원 청년(19~39세) 인구</w:t>
+            </w:r>
+          </w:p>
+        </w:tc>
+        <w:tc>
+          <w:tcPr>
+            <w:tcW w:type="dxa" w:w="2100"/>
+            <w:tcBorders>
+              <w:top w:val="single" w:color="C9D3DF" w:sz="4"/>
+              <w:left w:val="single" w:color="C9D3DF" w:sz="4"/>
+              <w:bottom w:val="single" w:color="C9D3DF" w:sz="4"/>
+              <w:right w:val="single" w:color="C9D3DF" w:sz="4"/>
+            </w:tcBorders>
+            <w:tcMar>
+              <w:top w:type="dxa" w:w="50"/>
+              <w:left w:type="dxa" w:w="80"/>
+              <w:bottom w:type="dxa" w:w="50"/>
+              <w:right w:type="dxa" w:w="80"/>
+            </w:tcMar>
+          </w:tcPr>
+          <w:p>
+            <w:pPr>
+              <w:jc w:val="left"/>
+            </w:pPr>
+            <w:r>
+              <w:rPr>
+                <w:rFonts w:ascii="Malgun Gothic" w:cs="Malgun Gothic" w:eastAsia="Malgun Gothic" w:hAnsi="Malgun Gothic"/>
+                <w:sz w:val="17"/>
+                <w:szCs w:val="17"/>
+              </w:rPr>
+              <w:t xml:space="preserve">241,329명(2023.12)</w:t>
+            </w:r>
+          </w:p>
+        </w:tc>
+        <w:tc>
+          <w:tcPr>
+            <w:tcW w:type="dxa" w:w="2678"/>
+            <w:tcBorders>
+              <w:top w:val="single" w:color="C9D3DF" w:sz="4"/>
+              <w:left w:val="single" w:color="C9D3DF" w:sz="4"/>
+              <w:bottom w:val="single" w:color="C9D3DF" w:sz="4"/>
+              <w:right w:val="single" w:color="C9D3DF" w:sz="4"/>
+            </w:tcBorders>
+            <w:tcMar>
+              <w:top w:type="dxa" w:w="50"/>
+              <w:left w:type="dxa" w:w="80"/>
+              <w:bottom w:type="dxa" w:w="50"/>
+              <w:right w:type="dxa" w:w="80"/>
+            </w:tcMar>
+          </w:tcPr>
+          <w:p>
+            <w:pPr>
+              <w:jc w:val="left"/>
+            </w:pPr>
+            <w:r>
+              <w:rPr>
+                <w:rFonts w:ascii="Malgun Gothic" w:cs="Malgun Gothic" w:eastAsia="Malgun Gothic" w:hAnsi="Malgun Gothic"/>
+                <w:sz w:val="17"/>
+                <w:szCs w:val="17"/>
+              </w:rPr>
+              <w:t xml:space="preserve">창원시 데이터 포털 연령별 인구현황(2023.12, 19~39세 합산)</w:t>
+            </w:r>
+          </w:p>
+        </w:tc>
+        <w:tc>
+          <w:tcPr>
+            <w:tcW w:type="dxa" w:w="3347"/>
+            <w:tcBorders>
+              <w:top w:val="single" w:color="C9D3DF" w:sz="4"/>
+              <w:left w:val="single" w:color="C9D3DF" w:sz="4"/>
+              <w:bottom w:val="single" w:color="C9D3DF" w:sz="4"/>
+              <w:right w:val="single" w:color="C9D3DF" w:sz="4"/>
+            </w:tcBorders>
+            <w:tcMar>
+              <w:top w:type="dxa" w:w="50"/>
+              <w:left w:type="dxa" w:w="80"/>
+              <w:bottom w:type="dxa" w:w="50"/>
+              <w:right w:type="dxa" w:w="80"/>
+            </w:tcMar>
+          </w:tcPr>
+          <w:p>
+            <w:pPr>
+              <w:jc w:val="left"/>
+            </w:pPr>
+            <w:hyperlink w:history="1" r:id="rId67zsdeaxe3ls3fy_gokpe">
+              <w:r>
+                <w:rPr>
+                  <w:rStyle w:val="Hyperlink"/>
+                  <w:rFonts w:ascii="Malgun Gothic" w:cs="Malgun Gothic" w:eastAsia="Malgun Gothic" w:hAnsi="Malgun Gothic"/>
+                  <w:sz w:val="17"/>
+                  <w:szCs w:val="17"/>
+                </w:rPr>
+                <w:t xml:space="preserve">https://bigdata.changwon.go.kr/portal/statUse/stat/cwStat.do?menuDiv=02</w:t>
+              </w:r>
+            </w:hyperlink>
+          </w:p>
+        </w:tc>
+      </w:tr>
+      <w:tr>
+        <w:trPr>
+          <w:cantSplit/>
+          <w:tblHeader w:val="false"/>
+        </w:trPr>
+        <w:tc>
+          <w:tcPr>
+            <w:tcW w:type="dxa" w:w="2079"/>
+            <w:tcBorders>
+              <w:top w:val="single" w:color="C9D3DF" w:sz="4"/>
+              <w:left w:val="single" w:color="C9D3DF" w:sz="4"/>
+              <w:bottom w:val="single" w:color="C9D3DF" w:sz="4"/>
+              <w:right w:val="single" w:color="C9D3DF" w:sz="4"/>
+            </w:tcBorders>
+            <w:tcMar>
+              <w:top w:type="dxa" w:w="50"/>
+              <w:left w:type="dxa" w:w="80"/>
+              <w:bottom w:type="dxa" w:w="50"/>
+              <w:right w:type="dxa" w:w="80"/>
+            </w:tcMar>
+          </w:tcPr>
+          <w:p>
+            <w:pPr>
+              <w:jc w:val="left"/>
+            </w:pPr>
+            <w:r>
+              <w:rPr>
+                <w:rFonts w:ascii="Malgun Gothic" w:cs="Malgun Gothic" w:eastAsia="Malgun Gothic" w:hAnsi="Malgun Gothic"/>
+                <w:sz w:val="17"/>
+                <w:szCs w:val="17"/>
+              </w:rPr>
+              <w:t xml:space="preserve">창원 청년인구 · 전입-전출</w:t>
+            </w:r>
+          </w:p>
+        </w:tc>
+        <w:tc>
+          <w:tcPr>
+            <w:tcW w:type="dxa" w:w="2100"/>
+            <w:tcBorders>
+              <w:top w:val="single" w:color="C9D3DF" w:sz="4"/>
+              <w:left w:val="single" w:color="C9D3DF" w:sz="4"/>
+              <w:bottom w:val="single" w:color="C9D3DF" w:sz="4"/>
+              <w:right w:val="single" w:color="C9D3DF" w:sz="4"/>
+            </w:tcBorders>
+            <w:tcMar>
+              <w:top w:type="dxa" w:w="50"/>
+              <w:left w:type="dxa" w:w="80"/>
+              <w:bottom w:type="dxa" w:w="50"/>
+              <w:right w:type="dxa" w:w="80"/>
+            </w:tcMar>
+          </w:tcPr>
+          <w:p>
+            <w:pPr>
+              <w:jc w:val="left"/>
+            </w:pPr>
+            <w:r>
+              <w:rPr>
+                <w:rFonts w:ascii="Malgun Gothic" w:cs="Malgun Gothic" w:eastAsia="Malgun Gothic" w:hAnsi="Malgun Gothic"/>
+                <w:sz w:val="17"/>
+                <w:szCs w:val="17"/>
+              </w:rPr>
+              <w:t xml:space="preserve">221,641명 · -810명(2026.8)</w:t>
+            </w:r>
+          </w:p>
+        </w:tc>
+        <w:tc>
+          <w:tcPr>
+            <w:tcW w:type="dxa" w:w="2678"/>
             <w:tcBorders>
               <w:top w:val="single" w:color="C9D3DF" w:sz="4"/>
               <w:left w:val="single" w:color="C9D3DF" w:sz="4"/>
@@ -7937,25 +8195,25 @@
         </w:tc>
         <w:tc>
           <w:tcPr>
-            <w:tcW w:type="dxa" w:w="3282"/>
-            <w:tcBorders>
-              <w:top w:val="single" w:color="C9D3DF" w:sz="4"/>
-              <w:left w:val="single" w:color="C9D3DF" w:sz="4"/>
-              <w:bottom w:val="single" w:color="C9D3DF" w:sz="4"/>
-              <w:right w:val="single" w:color="C9D3DF" w:sz="4"/>
-            </w:tcBorders>
-            <w:tcMar>
-              <w:top w:type="dxa" w:w="50"/>
-              <w:left w:type="dxa" w:w="80"/>
-              <w:bottom w:type="dxa" w:w="50"/>
-              <w:right w:type="dxa" w:w="80"/>
-            </w:tcMar>
-          </w:tcPr>
-          <w:p>
-            <w:pPr>
-              <w:jc w:val="left"/>
-            </w:pPr>
-            <w:hyperlink w:history="1" r:id="rIdxmadkjtg9rjpavbfbxj0i">
+            <w:tcW w:type="dxa" w:w="3347"/>
+            <w:tcBorders>
+              <w:top w:val="single" w:color="C9D3DF" w:sz="4"/>
+              <w:left w:val="single" w:color="C9D3DF" w:sz="4"/>
+              <w:bottom w:val="single" w:color="C9D3DF" w:sz="4"/>
+              <w:right w:val="single" w:color="C9D3DF" w:sz="4"/>
+            </w:tcBorders>
+            <w:tcMar>
+              <w:top w:type="dxa" w:w="50"/>
+              <w:left w:type="dxa" w:w="80"/>
+              <w:bottom w:type="dxa" w:w="50"/>
+              <w:right w:type="dxa" w:w="80"/>
+            </w:tcMar>
+          </w:tcPr>
+          <w:p>
+            <w:pPr>
+              <w:jc w:val="left"/>
+            </w:pPr>
+            <w:hyperlink w:history="1" r:id="rIdpzujsgse65t0glw0goywu">
               <w:r>
                 <w:rPr>
                   <w:rStyle w:val="Hyperlink"/>
@@ -7976,7 +8234,7 @@
         </w:trPr>
         <w:tc>
           <w:tcPr>
-            <w:tcW w:type="dxa" w:w="2096"/>
+            <w:tcW w:type="dxa" w:w="2079"/>
             <w:tcBorders>
               <w:top w:val="single" w:color="C9D3DF" w:sz="4"/>
               <w:left w:val="single" w:color="C9D3DF" w:sz="4"/>
@@ -8006,7 +8264,7 @@
         </w:tc>
         <w:tc>
           <w:tcPr>
-            <w:tcW w:type="dxa" w:w="2194"/>
+            <w:tcW w:type="dxa" w:w="2100"/>
             <w:tcBorders>
               <w:top w:val="single" w:color="C9D3DF" w:sz="4"/>
               <w:left w:val="single" w:color="C9D3DF" w:sz="4"/>
@@ -8036,7 +8294,7 @@
         </w:tc>
         <w:tc>
           <w:tcPr>
-            <w:tcW w:type="dxa" w:w="2632"/>
+            <w:tcW w:type="dxa" w:w="2678"/>
             <w:tcBorders>
               <w:top w:val="single" w:color="C9D3DF" w:sz="4"/>
               <w:left w:val="single" w:color="C9D3DF" w:sz="4"/>
@@ -8066,25 +8324,25 @@
         </w:tc>
         <w:tc>
           <w:tcPr>
-            <w:tcW w:type="dxa" w:w="3282"/>
-            <w:tcBorders>
-              <w:top w:val="single" w:color="C9D3DF" w:sz="4"/>
-              <w:left w:val="single" w:color="C9D3DF" w:sz="4"/>
-              <w:bottom w:val="single" w:color="C9D3DF" w:sz="4"/>
-              <w:right w:val="single" w:color="C9D3DF" w:sz="4"/>
-            </w:tcBorders>
-            <w:tcMar>
-              <w:top w:type="dxa" w:w="50"/>
-              <w:left w:type="dxa" w:w="80"/>
-              <w:bottom w:type="dxa" w:w="50"/>
-              <w:right w:type="dxa" w:w="80"/>
-            </w:tcMar>
-          </w:tcPr>
-          <w:p>
-            <w:pPr>
-              <w:jc w:val="left"/>
-            </w:pPr>
-            <w:hyperlink w:history="1" r:id="rIdyjvejjb0pk2sselrbsyly">
+            <w:tcW w:type="dxa" w:w="3347"/>
+            <w:tcBorders>
+              <w:top w:val="single" w:color="C9D3DF" w:sz="4"/>
+              <w:left w:val="single" w:color="C9D3DF" w:sz="4"/>
+              <w:bottom w:val="single" w:color="C9D3DF" w:sz="4"/>
+              <w:right w:val="single" w:color="C9D3DF" w:sz="4"/>
+            </w:tcBorders>
+            <w:tcMar>
+              <w:top w:type="dxa" w:w="50"/>
+              <w:left w:type="dxa" w:w="80"/>
+              <w:bottom w:type="dxa" w:w="50"/>
+              <w:right w:type="dxa" w:w="80"/>
+            </w:tcMar>
+          </w:tcPr>
+          <w:p>
+            <w:pPr>
+              <w:jc w:val="left"/>
+            </w:pPr>
+            <w:hyperlink w:history="1" r:id="rIdysu7p6eib6ksyeccsb6_m">
               <w:r>
                 <w:rPr>
                   <w:rStyle w:val="Hyperlink"/>
@@ -8105,7 +8363,7 @@
         </w:trPr>
         <w:tc>
           <w:tcPr>
-            <w:tcW w:type="dxa" w:w="2096"/>
+            <w:tcW w:type="dxa" w:w="2079"/>
             <w:tcBorders>
               <w:top w:val="single" w:color="C9D3DF" w:sz="4"/>
               <w:left w:val="single" w:color="C9D3DF" w:sz="4"/>
@@ -8135,7 +8393,7 @@
         </w:tc>
         <w:tc>
           <w:tcPr>
-            <w:tcW w:type="dxa" w:w="2194"/>
+            <w:tcW w:type="dxa" w:w="2100"/>
             <w:tcBorders>
               <w:top w:val="single" w:color="C9D3DF" w:sz="4"/>
               <w:left w:val="single" w:color="C9D3DF" w:sz="4"/>
@@ -8165,7 +8423,7 @@
         </w:tc>
         <w:tc>
           <w:tcPr>
-            <w:tcW w:type="dxa" w:w="2632"/>
+            <w:tcW w:type="dxa" w:w="2678"/>
             <w:tcBorders>
               <w:top w:val="single" w:color="C9D3DF" w:sz="4"/>
               <w:left w:val="single" w:color="C9D3DF" w:sz="4"/>
@@ -8195,25 +8453,25 @@
         </w:tc>
         <w:tc>
           <w:tcPr>
-            <w:tcW w:type="dxa" w:w="3282"/>
-            <w:tcBorders>
-              <w:top w:val="single" w:color="C9D3DF" w:sz="4"/>
-              <w:left w:val="single" w:color="C9D3DF" w:sz="4"/>
-              <w:bottom w:val="single" w:color="C9D3DF" w:sz="4"/>
-              <w:right w:val="single" w:color="C9D3DF" w:sz="4"/>
-            </w:tcBorders>
-            <w:tcMar>
-              <w:top w:type="dxa" w:w="50"/>
-              <w:left w:type="dxa" w:w="80"/>
-              <w:bottom w:type="dxa" w:w="50"/>
-              <w:right w:type="dxa" w:w="80"/>
-            </w:tcMar>
-          </w:tcPr>
-          <w:p>
-            <w:pPr>
-              <w:jc w:val="left"/>
-            </w:pPr>
-            <w:hyperlink w:history="1" r:id="rIdszy__6vcidlcywoqmqopf">
+            <w:tcW w:type="dxa" w:w="3347"/>
+            <w:tcBorders>
+              <w:top w:val="single" w:color="C9D3DF" w:sz="4"/>
+              <w:left w:val="single" w:color="C9D3DF" w:sz="4"/>
+              <w:bottom w:val="single" w:color="C9D3DF" w:sz="4"/>
+              <w:right w:val="single" w:color="C9D3DF" w:sz="4"/>
+            </w:tcBorders>
+            <w:tcMar>
+              <w:top w:type="dxa" w:w="50"/>
+              <w:left w:type="dxa" w:w="80"/>
+              <w:bottom w:type="dxa" w:w="50"/>
+              <w:right w:type="dxa" w:w="80"/>
+            </w:tcMar>
+          </w:tcPr>
+          <w:p>
+            <w:pPr>
+              <w:jc w:val="left"/>
+            </w:pPr>
+            <w:hyperlink w:history="1" r:id="rIdtumji4kuj_qlfolzdlsf9">
               <w:r>
                 <w:rPr>
                   <w:rStyle w:val="Hyperlink"/>
@@ -8234,7 +8492,7 @@
         </w:trPr>
         <w:tc>
           <w:tcPr>
-            <w:tcW w:type="dxa" w:w="2096"/>
+            <w:tcW w:type="dxa" w:w="2079"/>
             <w:tcBorders>
               <w:top w:val="single" w:color="C9D3DF" w:sz="4"/>
               <w:left w:val="single" w:color="C9D3DF" w:sz="4"/>
@@ -8264,7 +8522,7 @@
         </w:tc>
         <w:tc>
           <w:tcPr>
-            <w:tcW w:type="dxa" w:w="2194"/>
+            <w:tcW w:type="dxa" w:w="2100"/>
             <w:tcBorders>
               <w:top w:val="single" w:color="C9D3DF" w:sz="4"/>
               <w:left w:val="single" w:color="C9D3DF" w:sz="4"/>
@@ -8294,7 +8552,7 @@
         </w:tc>
         <w:tc>
           <w:tcPr>
-            <w:tcW w:type="dxa" w:w="2632"/>
+            <w:tcW w:type="dxa" w:w="2678"/>
             <w:tcBorders>
               <w:top w:val="single" w:color="C9D3DF" w:sz="4"/>
               <w:left w:val="single" w:color="C9D3DF" w:sz="4"/>
@@ -8324,25 +8582,25 @@
         </w:tc>
         <w:tc>
           <w:tcPr>
-            <w:tcW w:type="dxa" w:w="3282"/>
-            <w:tcBorders>
-              <w:top w:val="single" w:color="C9D3DF" w:sz="4"/>
-              <w:left w:val="single" w:color="C9D3DF" w:sz="4"/>
-              <w:bottom w:val="single" w:color="C9D3DF" w:sz="4"/>
-              <w:right w:val="single" w:color="C9D3DF" w:sz="4"/>
-            </w:tcBorders>
-            <w:tcMar>
-              <w:top w:type="dxa" w:w="50"/>
-              <w:left w:type="dxa" w:w="80"/>
-              <w:bottom w:type="dxa" w:w="50"/>
-              <w:right w:type="dxa" w:w="80"/>
-            </w:tcMar>
-          </w:tcPr>
-          <w:p>
-            <w:pPr>
-              <w:jc w:val="left"/>
-            </w:pPr>
-            <w:hyperlink w:history="1" r:id="rIdfewyv10_x1i-8eoxpa3ap">
+            <w:tcW w:type="dxa" w:w="3347"/>
+            <w:tcBorders>
+              <w:top w:val="single" w:color="C9D3DF" w:sz="4"/>
+              <w:left w:val="single" w:color="C9D3DF" w:sz="4"/>
+              <w:bottom w:val="single" w:color="C9D3DF" w:sz="4"/>
+              <w:right w:val="single" w:color="C9D3DF" w:sz="4"/>
+            </w:tcBorders>
+            <w:tcMar>
+              <w:top w:type="dxa" w:w="50"/>
+              <w:left w:type="dxa" w:w="80"/>
+              <w:bottom w:type="dxa" w:w="50"/>
+              <w:right w:type="dxa" w:w="80"/>
+            </w:tcMar>
+          </w:tcPr>
+          <w:p>
+            <w:pPr>
+              <w:jc w:val="left"/>
+            </w:pPr>
+            <w:hyperlink w:history="1" r:id="rIdeijofjgi0wnnzdm1bgagr">
               <w:r>
                 <w:rPr>
                   <w:rStyle w:val="Hyperlink"/>
@@ -8363,7 +8621,7 @@
         </w:trPr>
         <w:tc>
           <w:tcPr>
-            <w:tcW w:type="dxa" w:w="2096"/>
+            <w:tcW w:type="dxa" w:w="2079"/>
             <w:tcBorders>
               <w:top w:val="single" w:color="C9D3DF" w:sz="4"/>
               <w:left w:val="single" w:color="C9D3DF" w:sz="4"/>
@@ -8393,7 +8651,7 @@
         </w:tc>
         <w:tc>
           <w:tcPr>
-            <w:tcW w:type="dxa" w:w="2194"/>
+            <w:tcW w:type="dxa" w:w="2100"/>
             <w:tcBorders>
               <w:top w:val="single" w:color="C9D3DF" w:sz="4"/>
               <w:left w:val="single" w:color="C9D3DF" w:sz="4"/>
@@ -8423,7 +8681,7 @@
         </w:tc>
         <w:tc>
           <w:tcPr>
-            <w:tcW w:type="dxa" w:w="2632"/>
+            <w:tcW w:type="dxa" w:w="2678"/>
             <w:tcBorders>
               <w:top w:val="single" w:color="C9D3DF" w:sz="4"/>
               <w:left w:val="single" w:color="C9D3DF" w:sz="4"/>
@@ -8453,25 +8711,25 @@
         </w:tc>
         <w:tc>
           <w:tcPr>
-            <w:tcW w:type="dxa" w:w="3282"/>
-            <w:tcBorders>
-              <w:top w:val="single" w:color="C9D3DF" w:sz="4"/>
-              <w:left w:val="single" w:color="C9D3DF" w:sz="4"/>
-              <w:bottom w:val="single" w:color="C9D3DF" w:sz="4"/>
-              <w:right w:val="single" w:color="C9D3DF" w:sz="4"/>
-            </w:tcBorders>
-            <w:tcMar>
-              <w:top w:type="dxa" w:w="50"/>
-              <w:left w:type="dxa" w:w="80"/>
-              <w:bottom w:type="dxa" w:w="50"/>
-              <w:right w:type="dxa" w:w="80"/>
-            </w:tcMar>
-          </w:tcPr>
-          <w:p>
-            <w:pPr>
-              <w:jc w:val="left"/>
-            </w:pPr>
-            <w:hyperlink w:history="1" r:id="rIdk6i7vwmtipcu9ixjm859y">
+            <w:tcW w:type="dxa" w:w="3347"/>
+            <w:tcBorders>
+              <w:top w:val="single" w:color="C9D3DF" w:sz="4"/>
+              <w:left w:val="single" w:color="C9D3DF" w:sz="4"/>
+              <w:bottom w:val="single" w:color="C9D3DF" w:sz="4"/>
+              <w:right w:val="single" w:color="C9D3DF" w:sz="4"/>
+            </w:tcBorders>
+            <w:tcMar>
+              <w:top w:type="dxa" w:w="50"/>
+              <w:left w:type="dxa" w:w="80"/>
+              <w:bottom w:type="dxa" w:w="50"/>
+              <w:right w:type="dxa" w:w="80"/>
+            </w:tcMar>
+          </w:tcPr>
+          <w:p>
+            <w:pPr>
+              <w:jc w:val="left"/>
+            </w:pPr>
+            <w:hyperlink w:history="1" r:id="rIdbqh30axcnipaiqjsitpan">
               <w:r>
                 <w:rPr>
                   <w:rStyle w:val="Hyperlink"/>
@@ -8492,7 +8750,7 @@
         </w:trPr>
         <w:tc>
           <w:tcPr>
-            <w:tcW w:type="dxa" w:w="2096"/>
+            <w:tcW w:type="dxa" w:w="2079"/>
             <w:tcBorders>
               <w:top w:val="single" w:color="C9D3DF" w:sz="4"/>
               <w:left w:val="single" w:color="C9D3DF" w:sz="4"/>
@@ -8522,7 +8780,7 @@
         </w:tc>
         <w:tc>
           <w:tcPr>
-            <w:tcW w:type="dxa" w:w="2194"/>
+            <w:tcW w:type="dxa" w:w="2100"/>
             <w:tcBorders>
               <w:top w:val="single" w:color="C9D3DF" w:sz="4"/>
               <w:left w:val="single" w:color="C9D3DF" w:sz="4"/>
@@ -8552,7 +8810,7 @@
         </w:tc>
         <w:tc>
           <w:tcPr>
-            <w:tcW w:type="dxa" w:w="2632"/>
+            <w:tcW w:type="dxa" w:w="2678"/>
             <w:tcBorders>
               <w:top w:val="single" w:color="C9D3DF" w:sz="4"/>
               <w:left w:val="single" w:color="C9D3DF" w:sz="4"/>
@@ -8582,25 +8840,25 @@
         </w:tc>
         <w:tc>
           <w:tcPr>
-            <w:tcW w:type="dxa" w:w="3282"/>
-            <w:tcBorders>
-              <w:top w:val="single" w:color="C9D3DF" w:sz="4"/>
-              <w:left w:val="single" w:color="C9D3DF" w:sz="4"/>
-              <w:bottom w:val="single" w:color="C9D3DF" w:sz="4"/>
-              <w:right w:val="single" w:color="C9D3DF" w:sz="4"/>
-            </w:tcBorders>
-            <w:tcMar>
-              <w:top w:type="dxa" w:w="50"/>
-              <w:left w:type="dxa" w:w="80"/>
-              <w:bottom w:type="dxa" w:w="50"/>
-              <w:right w:type="dxa" w:w="80"/>
-            </w:tcMar>
-          </w:tcPr>
-          <w:p>
-            <w:pPr>
-              <w:jc w:val="left"/>
-            </w:pPr>
-            <w:hyperlink w:history="1" r:id="rIds0vpd4aferiqbbldqskqe">
+            <w:tcW w:type="dxa" w:w="3347"/>
+            <w:tcBorders>
+              <w:top w:val="single" w:color="C9D3DF" w:sz="4"/>
+              <w:left w:val="single" w:color="C9D3DF" w:sz="4"/>
+              <w:bottom w:val="single" w:color="C9D3DF" w:sz="4"/>
+              <w:right w:val="single" w:color="C9D3DF" w:sz="4"/>
+            </w:tcBorders>
+            <w:tcMar>
+              <w:top w:type="dxa" w:w="50"/>
+              <w:left w:type="dxa" w:w="80"/>
+              <w:bottom w:type="dxa" w:w="50"/>
+              <w:right w:type="dxa" w:w="80"/>
+            </w:tcMar>
+          </w:tcPr>
+          <w:p>
+            <w:pPr>
+              <w:jc w:val="left"/>
+            </w:pPr>
+            <w:hyperlink w:history="1" r:id="rIdxrsphzqvdg-4k7fes9blq">
               <w:r>
                 <w:rPr>
                   <w:rStyle w:val="Hyperlink"/>
@@ -8621,7 +8879,7 @@
         </w:trPr>
         <w:tc>
           <w:tcPr>
-            <w:tcW w:type="dxa" w:w="2096"/>
+            <w:tcW w:type="dxa" w:w="2079"/>
             <w:tcBorders>
               <w:top w:val="single" w:color="C9D3DF" w:sz="4"/>
               <w:left w:val="single" w:color="C9D3DF" w:sz="4"/>
@@ -8651,7 +8909,7 @@
         </w:tc>
         <w:tc>
           <w:tcPr>
-            <w:tcW w:type="dxa" w:w="2194"/>
+            <w:tcW w:type="dxa" w:w="2100"/>
             <w:tcBorders>
               <w:top w:val="single" w:color="C9D3DF" w:sz="4"/>
               <w:left w:val="single" w:color="C9D3DF" w:sz="4"/>
@@ -8681,7 +8939,7 @@
         </w:tc>
         <w:tc>
           <w:tcPr>
-            <w:tcW w:type="dxa" w:w="2632"/>
+            <w:tcW w:type="dxa" w:w="2678"/>
             <w:tcBorders>
               <w:top w:val="single" w:color="C9D3DF" w:sz="4"/>
               <w:left w:val="single" w:color="C9D3DF" w:sz="4"/>
@@ -8711,25 +8969,25 @@
         </w:tc>
         <w:tc>
           <w:tcPr>
-            <w:tcW w:type="dxa" w:w="3282"/>
-            <w:tcBorders>
-              <w:top w:val="single" w:color="C9D3DF" w:sz="4"/>
-              <w:left w:val="single" w:color="C9D3DF" w:sz="4"/>
-              <w:bottom w:val="single" w:color="C9D3DF" w:sz="4"/>
-              <w:right w:val="single" w:color="C9D3DF" w:sz="4"/>
-            </w:tcBorders>
-            <w:tcMar>
-              <w:top w:type="dxa" w:w="50"/>
-              <w:left w:type="dxa" w:w="80"/>
-              <w:bottom w:type="dxa" w:w="50"/>
-              <w:right w:type="dxa" w:w="80"/>
-            </w:tcMar>
-          </w:tcPr>
-          <w:p>
-            <w:pPr>
-              <w:jc w:val="left"/>
-            </w:pPr>
-            <w:hyperlink w:history="1" r:id="rIdtc-dvagfawautpccowolr">
+            <w:tcW w:type="dxa" w:w="3347"/>
+            <w:tcBorders>
+              <w:top w:val="single" w:color="C9D3DF" w:sz="4"/>
+              <w:left w:val="single" w:color="C9D3DF" w:sz="4"/>
+              <w:bottom w:val="single" w:color="C9D3DF" w:sz="4"/>
+              <w:right w:val="single" w:color="C9D3DF" w:sz="4"/>
+            </w:tcBorders>
+            <w:tcMar>
+              <w:top w:type="dxa" w:w="50"/>
+              <w:left w:type="dxa" w:w="80"/>
+              <w:bottom w:type="dxa" w:w="50"/>
+              <w:right w:type="dxa" w:w="80"/>
+            </w:tcMar>
+          </w:tcPr>
+          <w:p>
+            <w:pPr>
+              <w:jc w:val="left"/>
+            </w:pPr>
+            <w:hyperlink w:history="1" r:id="rIdn5r9_ytkgt9zlivvjkhah">
               <w:r>
                 <w:rPr>
                   <w:rStyle w:val="Hyperlink"/>
@@ -8740,132 +8998,6 @@
                 <w:t xml:space="preserve">https://www.newspim.com/news/view/20260127001003</w:t>
               </w:r>
             </w:hyperlink>
-          </w:p>
-        </w:tc>
-      </w:tr>
-      <w:tr>
-        <w:trPr>
-          <w:cantSplit/>
-          <w:tblHeader w:val="false"/>
-        </w:trPr>
-        <w:tc>
-          <w:tcPr>
-            <w:tcW w:type="dxa" w:w="2096"/>
-            <w:tcBorders>
-              <w:top w:val="single" w:color="C9D3DF" w:sz="4"/>
-              <w:left w:val="single" w:color="C9D3DF" w:sz="4"/>
-              <w:bottom w:val="single" w:color="C9D3DF" w:sz="4"/>
-              <w:right w:val="single" w:color="C9D3DF" w:sz="4"/>
-            </w:tcBorders>
-            <w:tcMar>
-              <w:top w:type="dxa" w:w="50"/>
-              <w:left w:type="dxa" w:w="80"/>
-              <w:bottom w:type="dxa" w:w="50"/>
-              <w:right w:type="dxa" w:w="80"/>
-            </w:tcMar>
-          </w:tcPr>
-          <w:p>
-            <w:pPr>
-              <w:jc w:val="left"/>
-            </w:pPr>
-            <w:r>
-              <w:rPr>
-                <w:rFonts w:ascii="Malgun Gothic" w:cs="Malgun Gothic" w:eastAsia="Malgun Gothic" w:hAnsi="Malgun Gothic"/>
-                <w:sz w:val="17"/>
-                <w:szCs w:val="17"/>
-              </w:rPr>
-              <w:t xml:space="preserve">청년 전입 / 전출</w:t>
-            </w:r>
-          </w:p>
-        </w:tc>
-        <w:tc>
-          <w:tcPr>
-            <w:tcW w:type="dxa" w:w="2194"/>
-            <w:tcBorders>
-              <w:top w:val="single" w:color="C9D3DF" w:sz="4"/>
-              <w:left w:val="single" w:color="C9D3DF" w:sz="4"/>
-              <w:bottom w:val="single" w:color="C9D3DF" w:sz="4"/>
-              <w:right w:val="single" w:color="C9D3DF" w:sz="4"/>
-            </w:tcBorders>
-            <w:tcMar>
-              <w:top w:type="dxa" w:w="50"/>
-              <w:left w:type="dxa" w:w="80"/>
-              <w:bottom w:type="dxa" w:w="50"/>
-              <w:right w:type="dxa" w:w="80"/>
-            </w:tcMar>
-          </w:tcPr>
-          <w:p>
-            <w:pPr>
-              <w:jc w:val="left"/>
-            </w:pPr>
-            <w:r>
-              <w:rPr>
-                <w:rFonts w:ascii="Malgun Gothic" w:cs="Malgun Gothic" w:eastAsia="Malgun Gothic" w:hAnsi="Malgun Gothic"/>
-                <w:sz w:val="17"/>
-                <w:szCs w:val="17"/>
-              </w:rPr>
-              <w:t xml:space="preserve">53,583명 / 59,351명(2023)</w:t>
-            </w:r>
-          </w:p>
-        </w:tc>
-        <w:tc>
-          <w:tcPr>
-            <w:tcW w:type="dxa" w:w="2632"/>
-            <w:tcBorders>
-              <w:top w:val="single" w:color="C9D3DF" w:sz="4"/>
-              <w:left w:val="single" w:color="C9D3DF" w:sz="4"/>
-              <w:bottom w:val="single" w:color="C9D3DF" w:sz="4"/>
-              <w:right w:val="single" w:color="C9D3DF" w:sz="4"/>
-            </w:tcBorders>
-            <w:tcMar>
-              <w:top w:type="dxa" w:w="50"/>
-              <w:left w:type="dxa" w:w="80"/>
-              <w:bottom w:type="dxa" w:w="50"/>
-              <w:right w:type="dxa" w:w="80"/>
-            </w:tcMar>
-          </w:tcPr>
-          <w:p>
-            <w:pPr>
-              <w:jc w:val="left"/>
-            </w:pPr>
-            <w:r>
-              <w:rPr>
-                <w:rFonts w:ascii="Malgun Gothic" w:cs="Malgun Gothic" w:eastAsia="Malgun Gothic" w:hAnsi="Malgun Gothic"/>
-                <w:sz w:val="17"/>
-                <w:szCs w:val="17"/>
-              </w:rPr>
-              <w:t xml:space="preserve">창원특례시의회 정책제언(2025)</w:t>
-            </w:r>
-          </w:p>
-        </w:tc>
-        <w:tc>
-          <w:tcPr>
-            <w:tcW w:type="dxa" w:w="3282"/>
-            <w:tcBorders>
-              <w:top w:val="single" w:color="C9D3DF" w:sz="4"/>
-              <w:left w:val="single" w:color="C9D3DF" w:sz="4"/>
-              <w:bottom w:val="single" w:color="C9D3DF" w:sz="4"/>
-              <w:right w:val="single" w:color="C9D3DF" w:sz="4"/>
-            </w:tcBorders>
-            <w:tcMar>
-              <w:top w:type="dxa" w:w="50"/>
-              <w:left w:type="dxa" w:w="80"/>
-              <w:bottom w:type="dxa" w:w="50"/>
-              <w:right w:type="dxa" w:w="80"/>
-            </w:tcMar>
-          </w:tcPr>
-          <w:p>
-            <w:pPr>
-              <w:jc w:val="left"/>
-            </w:pPr>
-            <w:r>
-              <w:rPr>
-                <w:rFonts w:ascii="Malgun Gothic" w:cs="Malgun Gothic" w:eastAsia="Malgun Gothic" w:hAnsi="Malgun Gothic"/>
-                <w:sz w:val="17"/>
-                <w:szCs w:val="17"/>
-              </w:rPr>
-              <w:t xml:space="preserve">[온라인 링크 확인 안 됨 — 팀 확인 후 유지 또는 삭제]</w:t>
-            </w:r>
           </w:p>
         </w:tc>
       </w:tr>

--- a/deliverables/submission/오이소창원_출처_AI활용_신고서_20261005.docx
+++ b/deliverables/submission/오이소창원_출처_AI활용_신고서_20261005.docx
@@ -1073,7 +1073,7 @@
         </w:rPr>
         <w:t xml:space="preserve">날짜별 상세 내역: 저장소 README ‘개발 작업 과정’, GitHub 커밋 기록(</w:t>
       </w:r>
-      <w:hyperlink w:history="1" r:id="rIdyzypdfw_fepediax5nxia">
+      <w:hyperlink w:history="1" r:id="rIdcmusfwtpp9khv0x2n11oa">
         <w:r>
           <w:rPr>
             <w:rStyle w:val="Hyperlink"/>
@@ -3163,7 +3163,7 @@
               </w:rPr>
               <w:t xml:space="preserve">모델 ID gpt-4.1-mini, 출처 OpenAI(</w:t>
             </w:r>
-            <w:hyperlink w:history="1" r:id="rIdp19l4fzphlj8lftscslqs">
+            <w:hyperlink w:history="1" r:id="rIdxwbr5udy0zt93_revvpow">
               <w:r>
                 <w:rPr>
                   <w:rStyle w:val="Hyperlink"/>
@@ -4978,7 +4978,7 @@
             <w:pPr>
               <w:jc w:val="left"/>
             </w:pPr>
-            <w:hyperlink w:history="1" r:id="rIde-yfrwsqfj-r8sciq0af2">
+            <w:hyperlink w:history="1" r:id="rIdxckplzoxr6iyy37ardkti">
               <w:r>
                 <w:rPr>
                   <w:rStyle w:val="Hyperlink"/>
@@ -5077,7 +5077,7 @@
             <w:pPr>
               <w:jc w:val="left"/>
             </w:pPr>
-            <w:hyperlink w:history="1" r:id="rIdrwx2v4mcle_ihg3jeltga">
+            <w:hyperlink w:history="1" r:id="rIdhqsn4_gkzyghzkfv85dge">
               <w:r>
                 <w:rPr>
                   <w:rStyle w:val="Hyperlink"/>
@@ -5176,7 +5176,7 @@
             <w:pPr>
               <w:jc w:val="left"/>
             </w:pPr>
-            <w:hyperlink w:history="1" r:id="rId4ug0nvwjms00odyjqarbs">
+            <w:hyperlink w:history="1" r:id="rIdm484qglme_o2h5goiti3c">
               <w:r>
                 <w:rPr>
                   <w:rStyle w:val="Hyperlink"/>
@@ -5275,7 +5275,7 @@
             <w:pPr>
               <w:jc w:val="left"/>
             </w:pPr>
-            <w:hyperlink w:history="1" r:id="rIdfg-6dxfscweh5btgsnmup">
+            <w:hyperlink w:history="1" r:id="rIdnm6xywsxvqxix00kgrdhj">
               <w:r>
                 <w:rPr>
                   <w:rStyle w:val="Hyperlink"/>
@@ -5374,7 +5374,7 @@
             <w:pPr>
               <w:jc w:val="left"/>
             </w:pPr>
-            <w:hyperlink w:history="1" r:id="rIdetpjjxouuzrawjow7owag">
+            <w:hyperlink w:history="1" r:id="rIdm0ltz_zmsq6io6snkk_-u">
               <w:r>
                 <w:rPr>
                   <w:rStyle w:val="Hyperlink"/>
@@ -5473,7 +5473,7 @@
             <w:pPr>
               <w:jc w:val="left"/>
             </w:pPr>
-            <w:hyperlink w:history="1" r:id="rIddg5tfz88ffq-aflmp2znz">
+            <w:hyperlink w:history="1" r:id="rIdssaxbmnpvhkyjrqjk5ath">
               <w:r>
                 <w:rPr>
                   <w:rStyle w:val="Hyperlink"/>
@@ -5572,7 +5572,7 @@
             <w:pPr>
               <w:jc w:val="left"/>
             </w:pPr>
-            <w:hyperlink w:history="1" r:id="rIdppc6n2do49px-idu0fdzr">
+            <w:hyperlink w:history="1" r:id="rIdczocofbobifqhws9y14uq">
               <w:r>
                 <w:rPr>
                   <w:rStyle w:val="Hyperlink"/>
@@ -5671,7 +5671,7 @@
             <w:pPr>
               <w:jc w:val="left"/>
             </w:pPr>
-            <w:hyperlink w:history="1" r:id="rId6j9seo_uvgj9sfjscbqm7">
+            <w:hyperlink w:history="1" r:id="rId79giwzncwk8pp7wum1t5r">
               <w:r>
                 <w:rPr>
                   <w:rStyle w:val="Hyperlink"/>
@@ -5770,7 +5770,7 @@
             <w:pPr>
               <w:jc w:val="left"/>
             </w:pPr>
-            <w:hyperlink w:history="1" r:id="rIdlafow9h20_rmobbwgmq6i">
+            <w:hyperlink w:history="1" r:id="rIddelw9jpxxczegfeibhpke">
               <w:r>
                 <w:rPr>
                   <w:rStyle w:val="Hyperlink"/>
@@ -5869,7 +5869,7 @@
             <w:pPr>
               <w:jc w:val="left"/>
             </w:pPr>
-            <w:hyperlink w:history="1" r:id="rId_7kcbe--kzl_po36q-69e">
+            <w:hyperlink w:history="1" r:id="rIdikax0wyczgrfnqwbkkg4m">
               <w:r>
                 <w:rPr>
                   <w:rStyle w:val="Hyperlink"/>
@@ -5968,7 +5968,7 @@
             <w:pPr>
               <w:jc w:val="left"/>
             </w:pPr>
-            <w:hyperlink w:history="1" r:id="rIdr-fi-nw1nto4sskkrg8-q">
+            <w:hyperlink w:history="1" r:id="rId2k-whcnkhd7-siljrvkdl">
               <w:r>
                 <w:rPr>
                   <w:rStyle w:val="Hyperlink"/>
@@ -6067,7 +6067,7 @@
             <w:pPr>
               <w:jc w:val="left"/>
             </w:pPr>
-            <w:hyperlink w:history="1" r:id="rIdfj7mmysdfjhjkhu4synzm">
+            <w:hyperlink w:history="1" r:id="rIdsnnfldhcktwsxg89rmqwm">
               <w:r>
                 <w:rPr>
                   <w:rStyle w:val="Hyperlink"/>
@@ -6166,7 +6166,7 @@
             <w:pPr>
               <w:jc w:val="left"/>
             </w:pPr>
-            <w:hyperlink w:history="1" r:id="rIdb6qqa4n2y0pxj0_llu6hd">
+            <w:hyperlink w:history="1" r:id="rIdio2glkugqacmb0gmb7-cl">
               <w:r>
                 <w:rPr>
                   <w:rStyle w:val="Hyperlink"/>
@@ -6265,7 +6265,7 @@
             <w:pPr>
               <w:jc w:val="left"/>
             </w:pPr>
-            <w:hyperlink w:history="1" r:id="rIds5nf5vf5bzvsjpvlogwsf">
+            <w:hyperlink w:history="1" r:id="rIdr7h5qve4sl7t2ousudizk">
               <w:r>
                 <w:rPr>
                   <w:rStyle w:val="Hyperlink"/>
@@ -6364,7 +6364,7 @@
             <w:pPr>
               <w:jc w:val="left"/>
             </w:pPr>
-            <w:hyperlink w:history="1" r:id="rIdyettxzu40uekbel36e00l">
+            <w:hyperlink w:history="1" r:id="rIde-s1smdj-h6opy29lvuyr">
               <w:r>
                 <w:rPr>
                   <w:rStyle w:val="Hyperlink"/>
@@ -6463,7 +6463,7 @@
             <w:pPr>
               <w:jc w:val="left"/>
             </w:pPr>
-            <w:hyperlink w:history="1" r:id="rIdpzps2iakvn5lcmphztoif">
+            <w:hyperlink w:history="1" r:id="rIdlq3gvqdjcmy8ipdv7we3v">
               <w:r>
                 <w:rPr>
                   <w:rStyle w:val="Hyperlink"/>
@@ -6562,7 +6562,7 @@
             <w:pPr>
               <w:jc w:val="left"/>
             </w:pPr>
-            <w:hyperlink w:history="1" r:id="rIdsieluizz22fm76ajdm-t3">
+            <w:hyperlink w:history="1" r:id="rIdrlukowezvb8lqoqrgkda0">
               <w:r>
                 <w:rPr>
                   <w:rStyle w:val="Hyperlink"/>
@@ -6661,7 +6661,7 @@
             <w:pPr>
               <w:jc w:val="left"/>
             </w:pPr>
-            <w:hyperlink w:history="1" r:id="rIdcfeszrmakem-whvrneikd">
+            <w:hyperlink w:history="1" r:id="rIdhxvtrt8cy8yyrkqr0vwj6">
               <w:r>
                 <w:rPr>
                   <w:rStyle w:val="Hyperlink"/>
@@ -6760,7 +6760,7 @@
             <w:pPr>
               <w:jc w:val="left"/>
             </w:pPr>
-            <w:hyperlink w:history="1" r:id="rId-imvrk3ixhashrnc-026c">
+            <w:hyperlink w:history="1" r:id="rIdjzo_a5emcwupipadyv34m">
               <w:r>
                 <w:rPr>
                   <w:rStyle w:val="Hyperlink"/>
@@ -6859,7 +6859,7 @@
             <w:pPr>
               <w:jc w:val="left"/>
             </w:pPr>
-            <w:hyperlink w:history="1" r:id="rIdybdtarc8q0xszqhmoeymz">
+            <w:hyperlink w:history="1" r:id="rIdarz5s9rggbl5nih7qdvxv">
               <w:r>
                 <w:rPr>
                   <w:rStyle w:val="Hyperlink"/>
@@ -6958,7 +6958,7 @@
             <w:pPr>
               <w:jc w:val="left"/>
             </w:pPr>
-            <w:hyperlink w:history="1" r:id="rIdekzqaztuerijsph5eiy1x">
+            <w:hyperlink w:history="1" r:id="rIdbgpzia9faijshpzqox8db">
               <w:r>
                 <w:rPr>
                   <w:rStyle w:val="Hyperlink"/>
@@ -7057,7 +7057,7 @@
             <w:pPr>
               <w:jc w:val="left"/>
             </w:pPr>
-            <w:hyperlink w:history="1" r:id="rIdt-vn8kobwaub60vaiurbl">
+            <w:hyperlink w:history="1" r:id="rIdptos3qvbutwydcgmkefti">
               <w:r>
                 <w:rPr>
                   <w:rStyle w:val="Hyperlink"/>
@@ -7156,7 +7156,7 @@
             <w:pPr>
               <w:jc w:val="left"/>
             </w:pPr>
-            <w:hyperlink w:history="1" r:id="rIdb7ggvlmpd36iy5o4vuzem">
+            <w:hyperlink w:history="1" r:id="rIduzldndsaroztshnjj87kp">
               <w:r>
                 <w:rPr>
                   <w:rStyle w:val="Hyperlink"/>
@@ -7255,7 +7255,7 @@
             <w:pPr>
               <w:jc w:val="left"/>
             </w:pPr>
-            <w:hyperlink w:history="1" r:id="rId03e8hmbxr2wylwx5_rbu-">
+            <w:hyperlink w:history="1" r:id="rIdtdpzdnelvgcfxdd0xhx34">
               <w:r>
                 <w:rPr>
                   <w:rStyle w:val="Hyperlink"/>
@@ -7306,10 +7306,10 @@
         </w:tblBorders>
       </w:tblPr>
       <w:tblGrid>
-        <w:gridCol w:w="2079"/>
-        <w:gridCol w:w="2100"/>
-        <w:gridCol w:w="2678"/>
-        <w:gridCol w:w="3347"/>
+        <w:gridCol w:w="2033"/>
+        <w:gridCol w:w="2188"/>
+        <w:gridCol w:w="2669"/>
+        <w:gridCol w:w="3314"/>
       </w:tblGrid>
       <w:tr>
         <w:trPr>
@@ -7318,7 +7318,7 @@
         </w:trPr>
         <w:tc>
           <w:tcPr>
-            <w:tcW w:type="dxa" w:w="2079"/>
+            <w:tcW w:type="dxa" w:w="2033"/>
             <w:tcBorders>
               <w:top w:val="single" w:color="C9D3DF" w:sz="4"/>
               <w:left w:val="single" w:color="C9D3DF" w:sz="4"/>
@@ -7352,7 +7352,7 @@
         </w:tc>
         <w:tc>
           <w:tcPr>
-            <w:tcW w:type="dxa" w:w="2100"/>
+            <w:tcW w:type="dxa" w:w="2188"/>
             <w:tcBorders>
               <w:top w:val="single" w:color="C9D3DF" w:sz="4"/>
               <w:left w:val="single" w:color="C9D3DF" w:sz="4"/>
@@ -7386,7 +7386,7 @@
         </w:tc>
         <w:tc>
           <w:tcPr>
-            <w:tcW w:type="dxa" w:w="2678"/>
+            <w:tcW w:type="dxa" w:w="2669"/>
             <w:tcBorders>
               <w:top w:val="single" w:color="C9D3DF" w:sz="4"/>
               <w:left w:val="single" w:color="C9D3DF" w:sz="4"/>
@@ -7420,7 +7420,7 @@
         </w:tc>
         <w:tc>
           <w:tcPr>
-            <w:tcW w:type="dxa" w:w="3347"/>
+            <w:tcW w:type="dxa" w:w="3314"/>
             <w:tcBorders>
               <w:top w:val="single" w:color="C9D3DF" w:sz="4"/>
               <w:left w:val="single" w:color="C9D3DF" w:sz="4"/>
@@ -7460,7 +7460,7 @@
         </w:trPr>
         <w:tc>
           <w:tcPr>
-            <w:tcW w:type="dxa" w:w="2079"/>
+            <w:tcW w:type="dxa" w:w="2033"/>
             <w:tcBorders>
               <w:top w:val="single" w:color="C9D3DF" w:sz="4"/>
               <w:left w:val="single" w:color="C9D3DF" w:sz="4"/>
@@ -7490,7 +7490,7 @@
         </w:tc>
         <w:tc>
           <w:tcPr>
-            <w:tcW w:type="dxa" w:w="2100"/>
+            <w:tcW w:type="dxa" w:w="2188"/>
             <w:tcBorders>
               <w:top w:val="single" w:color="C9D3DF" w:sz="4"/>
               <w:left w:val="single" w:color="C9D3DF" w:sz="4"/>
@@ -7520,7 +7520,7 @@
         </w:tc>
         <w:tc>
           <w:tcPr>
-            <w:tcW w:type="dxa" w:w="2678"/>
+            <w:tcW w:type="dxa" w:w="2669"/>
             <w:tcBorders>
               <w:top w:val="single" w:color="C9D3DF" w:sz="4"/>
               <w:left w:val="single" w:color="C9D3DF" w:sz="4"/>
@@ -7550,25 +7550,25 @@
         </w:tc>
         <w:tc>
           <w:tcPr>
-            <w:tcW w:type="dxa" w:w="3347"/>
-            <w:tcBorders>
-              <w:top w:val="single" w:color="C9D3DF" w:sz="4"/>
-              <w:left w:val="single" w:color="C9D3DF" w:sz="4"/>
-              <w:bottom w:val="single" w:color="C9D3DF" w:sz="4"/>
-              <w:right w:val="single" w:color="C9D3DF" w:sz="4"/>
-            </w:tcBorders>
-            <w:tcMar>
-              <w:top w:type="dxa" w:w="50"/>
-              <w:left w:type="dxa" w:w="80"/>
-              <w:bottom w:type="dxa" w:w="50"/>
-              <w:right w:type="dxa" w:w="80"/>
-            </w:tcMar>
-          </w:tcPr>
-          <w:p>
-            <w:pPr>
-              <w:jc w:val="left"/>
-            </w:pPr>
-            <w:hyperlink w:history="1" r:id="rIdzqcjocer7wan89dbm93dy">
+            <w:tcW w:type="dxa" w:w="3314"/>
+            <w:tcBorders>
+              <w:top w:val="single" w:color="C9D3DF" w:sz="4"/>
+              <w:left w:val="single" w:color="C9D3DF" w:sz="4"/>
+              <w:bottom w:val="single" w:color="C9D3DF" w:sz="4"/>
+              <w:right w:val="single" w:color="C9D3DF" w:sz="4"/>
+            </w:tcBorders>
+            <w:tcMar>
+              <w:top w:type="dxa" w:w="50"/>
+              <w:left w:type="dxa" w:w="80"/>
+              <w:bottom w:type="dxa" w:w="50"/>
+              <w:right w:type="dxa" w:w="80"/>
+            </w:tcMar>
+          </w:tcPr>
+          <w:p>
+            <w:pPr>
+              <w:jc w:val="left"/>
+            </w:pPr>
+            <w:hyperlink w:history="1" r:id="rIdxrdmijg1wpyd1sxwbm5uj">
               <w:r>
                 <w:rPr>
                   <w:rStyle w:val="Hyperlink"/>
@@ -7589,7 +7589,7 @@
         </w:trPr>
         <w:tc>
           <w:tcPr>
-            <w:tcW w:type="dxa" w:w="2079"/>
+            <w:tcW w:type="dxa" w:w="2033"/>
             <w:tcBorders>
               <w:top w:val="single" w:color="C9D3DF" w:sz="4"/>
               <w:left w:val="single" w:color="C9D3DF" w:sz="4"/>
@@ -7619,7 +7619,7 @@
         </w:tc>
         <w:tc>
           <w:tcPr>
-            <w:tcW w:type="dxa" w:w="2100"/>
+            <w:tcW w:type="dxa" w:w="2188"/>
             <w:tcBorders>
               <w:top w:val="single" w:color="C9D3DF" w:sz="4"/>
               <w:left w:val="single" w:color="C9D3DF" w:sz="4"/>
@@ -7649,7 +7649,7 @@
         </w:tc>
         <w:tc>
           <w:tcPr>
-            <w:tcW w:type="dxa" w:w="2678"/>
+            <w:tcW w:type="dxa" w:w="2669"/>
             <w:tcBorders>
               <w:top w:val="single" w:color="C9D3DF" w:sz="4"/>
               <w:left w:val="single" w:color="C9D3DF" w:sz="4"/>
@@ -7679,25 +7679,25 @@
         </w:tc>
         <w:tc>
           <w:tcPr>
-            <w:tcW w:type="dxa" w:w="3347"/>
-            <w:tcBorders>
-              <w:top w:val="single" w:color="C9D3DF" w:sz="4"/>
-              <w:left w:val="single" w:color="C9D3DF" w:sz="4"/>
-              <w:bottom w:val="single" w:color="C9D3DF" w:sz="4"/>
-              <w:right w:val="single" w:color="C9D3DF" w:sz="4"/>
-            </w:tcBorders>
-            <w:tcMar>
-              <w:top w:type="dxa" w:w="50"/>
-              <w:left w:type="dxa" w:w="80"/>
-              <w:bottom w:type="dxa" w:w="50"/>
-              <w:right w:type="dxa" w:w="80"/>
-            </w:tcMar>
-          </w:tcPr>
-          <w:p>
-            <w:pPr>
-              <w:jc w:val="left"/>
-            </w:pPr>
-            <w:hyperlink w:history="1" r:id="rIdz9vcthk7bpbytegaxwhfb">
+            <w:tcW w:type="dxa" w:w="3314"/>
+            <w:tcBorders>
+              <w:top w:val="single" w:color="C9D3DF" w:sz="4"/>
+              <w:left w:val="single" w:color="C9D3DF" w:sz="4"/>
+              <w:bottom w:val="single" w:color="C9D3DF" w:sz="4"/>
+              <w:right w:val="single" w:color="C9D3DF" w:sz="4"/>
+            </w:tcBorders>
+            <w:tcMar>
+              <w:top w:type="dxa" w:w="50"/>
+              <w:left w:type="dxa" w:w="80"/>
+              <w:bottom w:type="dxa" w:w="50"/>
+              <w:right w:type="dxa" w:w="80"/>
+            </w:tcMar>
+          </w:tcPr>
+          <w:p>
+            <w:pPr>
+              <w:jc w:val="left"/>
+            </w:pPr>
+            <w:hyperlink w:history="1" r:id="rIdxefvi2jthuusqedpdxffm">
               <w:r>
                 <w:rPr>
                   <w:rStyle w:val="Hyperlink"/>
@@ -7718,7 +7718,7 @@
         </w:trPr>
         <w:tc>
           <w:tcPr>
-            <w:tcW w:type="dxa" w:w="2079"/>
+            <w:tcW w:type="dxa" w:w="2033"/>
             <w:tcBorders>
               <w:top w:val="single" w:color="C9D3DF" w:sz="4"/>
               <w:left w:val="single" w:color="C9D3DF" w:sz="4"/>
@@ -7748,7 +7748,7 @@
         </w:tc>
         <w:tc>
           <w:tcPr>
-            <w:tcW w:type="dxa" w:w="2100"/>
+            <w:tcW w:type="dxa" w:w="2188"/>
             <w:tcBorders>
               <w:top w:val="single" w:color="C9D3DF" w:sz="4"/>
               <w:left w:val="single" w:color="C9D3DF" w:sz="4"/>
@@ -7778,7 +7778,7 @@
         </w:tc>
         <w:tc>
           <w:tcPr>
-            <w:tcW w:type="dxa" w:w="2678"/>
+            <w:tcW w:type="dxa" w:w="2669"/>
             <w:tcBorders>
               <w:top w:val="single" w:color="C9D3DF" w:sz="4"/>
               <w:left w:val="single" w:color="C9D3DF" w:sz="4"/>
@@ -7808,25 +7808,25 @@
         </w:tc>
         <w:tc>
           <w:tcPr>
-            <w:tcW w:type="dxa" w:w="3347"/>
-            <w:tcBorders>
-              <w:top w:val="single" w:color="C9D3DF" w:sz="4"/>
-              <w:left w:val="single" w:color="C9D3DF" w:sz="4"/>
-              <w:bottom w:val="single" w:color="C9D3DF" w:sz="4"/>
-              <w:right w:val="single" w:color="C9D3DF" w:sz="4"/>
-            </w:tcBorders>
-            <w:tcMar>
-              <w:top w:type="dxa" w:w="50"/>
-              <w:left w:type="dxa" w:w="80"/>
-              <w:bottom w:type="dxa" w:w="50"/>
-              <w:right w:type="dxa" w:w="80"/>
-            </w:tcMar>
-          </w:tcPr>
-          <w:p>
-            <w:pPr>
-              <w:jc w:val="left"/>
-            </w:pPr>
-            <w:hyperlink w:history="1" r:id="rIdc3doymvykqhbluwy9dbsb">
+            <w:tcW w:type="dxa" w:w="3314"/>
+            <w:tcBorders>
+              <w:top w:val="single" w:color="C9D3DF" w:sz="4"/>
+              <w:left w:val="single" w:color="C9D3DF" w:sz="4"/>
+              <w:bottom w:val="single" w:color="C9D3DF" w:sz="4"/>
+              <w:right w:val="single" w:color="C9D3DF" w:sz="4"/>
+            </w:tcBorders>
+            <w:tcMar>
+              <w:top w:type="dxa" w:w="50"/>
+              <w:left w:type="dxa" w:w="80"/>
+              <w:bottom w:type="dxa" w:w="50"/>
+              <w:right w:type="dxa" w:w="80"/>
+            </w:tcMar>
+          </w:tcPr>
+          <w:p>
+            <w:pPr>
+              <w:jc w:val="left"/>
+            </w:pPr>
+            <w:hyperlink w:history="1" r:id="rIdhccajcspvzeigrhkoaadv">
               <w:r>
                 <w:rPr>
                   <w:rStyle w:val="Hyperlink"/>
@@ -7847,7 +7847,7 @@
         </w:trPr>
         <w:tc>
           <w:tcPr>
-            <w:tcW w:type="dxa" w:w="2079"/>
+            <w:tcW w:type="dxa" w:w="2033"/>
             <w:tcBorders>
               <w:top w:val="single" w:color="C9D3DF" w:sz="4"/>
               <w:left w:val="single" w:color="C9D3DF" w:sz="4"/>
@@ -7877,7 +7877,7 @@
         </w:tc>
         <w:tc>
           <w:tcPr>
-            <w:tcW w:type="dxa" w:w="2100"/>
+            <w:tcW w:type="dxa" w:w="2188"/>
             <w:tcBorders>
               <w:top w:val="single" w:color="C9D3DF" w:sz="4"/>
               <w:left w:val="single" w:color="C9D3DF" w:sz="4"/>
@@ -7907,7 +7907,7 @@
         </w:tc>
         <w:tc>
           <w:tcPr>
-            <w:tcW w:type="dxa" w:w="2678"/>
+            <w:tcW w:type="dxa" w:w="2669"/>
             <w:tcBorders>
               <w:top w:val="single" w:color="C9D3DF" w:sz="4"/>
               <w:left w:val="single" w:color="C9D3DF" w:sz="4"/>
@@ -7937,25 +7937,25 @@
         </w:tc>
         <w:tc>
           <w:tcPr>
-            <w:tcW w:type="dxa" w:w="3347"/>
-            <w:tcBorders>
-              <w:top w:val="single" w:color="C9D3DF" w:sz="4"/>
-              <w:left w:val="single" w:color="C9D3DF" w:sz="4"/>
-              <w:bottom w:val="single" w:color="C9D3DF" w:sz="4"/>
-              <w:right w:val="single" w:color="C9D3DF" w:sz="4"/>
-            </w:tcBorders>
-            <w:tcMar>
-              <w:top w:type="dxa" w:w="50"/>
-              <w:left w:type="dxa" w:w="80"/>
-              <w:bottom w:type="dxa" w:w="50"/>
-              <w:right w:type="dxa" w:w="80"/>
-            </w:tcMar>
-          </w:tcPr>
-          <w:p>
-            <w:pPr>
-              <w:jc w:val="left"/>
-            </w:pPr>
-            <w:hyperlink w:history="1" r:id="rIdobbg0xq6ltqzzaucybbv8">
+            <w:tcW w:type="dxa" w:w="3314"/>
+            <w:tcBorders>
+              <w:top w:val="single" w:color="C9D3DF" w:sz="4"/>
+              <w:left w:val="single" w:color="C9D3DF" w:sz="4"/>
+              <w:bottom w:val="single" w:color="C9D3DF" w:sz="4"/>
+              <w:right w:val="single" w:color="C9D3DF" w:sz="4"/>
+            </w:tcBorders>
+            <w:tcMar>
+              <w:top w:type="dxa" w:w="50"/>
+              <w:left w:type="dxa" w:w="80"/>
+              <w:bottom w:type="dxa" w:w="50"/>
+              <w:right w:type="dxa" w:w="80"/>
+            </w:tcMar>
+          </w:tcPr>
+          <w:p>
+            <w:pPr>
+              <w:jc w:val="left"/>
+            </w:pPr>
+            <w:hyperlink w:history="1" r:id="rIdcw_yd3vwkfeiuisruv_er">
               <w:r>
                 <w:rPr>
                   <w:rStyle w:val="Hyperlink"/>
@@ -7976,7 +7976,7 @@
         </w:trPr>
         <w:tc>
           <w:tcPr>
-            <w:tcW w:type="dxa" w:w="2079"/>
+            <w:tcW w:type="dxa" w:w="2033"/>
             <w:tcBorders>
               <w:top w:val="single" w:color="C9D3DF" w:sz="4"/>
               <w:left w:val="single" w:color="C9D3DF" w:sz="4"/>
@@ -8006,85 +8006,85 @@
         </w:tc>
         <w:tc>
           <w:tcPr>
-            <w:tcW w:type="dxa" w:w="2100"/>
-            <w:tcBorders>
-              <w:top w:val="single" w:color="C9D3DF" w:sz="4"/>
-              <w:left w:val="single" w:color="C9D3DF" w:sz="4"/>
-              <w:bottom w:val="single" w:color="C9D3DF" w:sz="4"/>
-              <w:right w:val="single" w:color="C9D3DF" w:sz="4"/>
-            </w:tcBorders>
-            <w:tcMar>
-              <w:top w:type="dxa" w:w="50"/>
-              <w:left w:type="dxa" w:w="80"/>
-              <w:bottom w:type="dxa" w:w="50"/>
-              <w:right w:type="dxa" w:w="80"/>
-            </w:tcMar>
-          </w:tcPr>
-          <w:p>
-            <w:pPr>
-              <w:jc w:val="left"/>
-            </w:pPr>
-            <w:r>
-              <w:rPr>
-                <w:rFonts w:ascii="Malgun Gothic" w:cs="Malgun Gothic" w:eastAsia="Malgun Gothic" w:hAnsi="Malgun Gothic"/>
-                <w:sz w:val="17"/>
-                <w:szCs w:val="17"/>
-              </w:rPr>
-              <w:t xml:space="preserve">241,329명(2023.12)</w:t>
-            </w:r>
-          </w:p>
-        </w:tc>
-        <w:tc>
-          <w:tcPr>
-            <w:tcW w:type="dxa" w:w="2678"/>
-            <w:tcBorders>
-              <w:top w:val="single" w:color="C9D3DF" w:sz="4"/>
-              <w:left w:val="single" w:color="C9D3DF" w:sz="4"/>
-              <w:bottom w:val="single" w:color="C9D3DF" w:sz="4"/>
-              <w:right w:val="single" w:color="C9D3DF" w:sz="4"/>
-            </w:tcBorders>
-            <w:tcMar>
-              <w:top w:type="dxa" w:w="50"/>
-              <w:left w:type="dxa" w:w="80"/>
-              <w:bottom w:type="dxa" w:w="50"/>
-              <w:right w:type="dxa" w:w="80"/>
-            </w:tcMar>
-          </w:tcPr>
-          <w:p>
-            <w:pPr>
-              <w:jc w:val="left"/>
-            </w:pPr>
-            <w:r>
-              <w:rPr>
-                <w:rFonts w:ascii="Malgun Gothic" w:cs="Malgun Gothic" w:eastAsia="Malgun Gothic" w:hAnsi="Malgun Gothic"/>
-                <w:sz w:val="17"/>
-                <w:szCs w:val="17"/>
-              </w:rPr>
-              <w:t xml:space="preserve">창원시 데이터 포털 연령별 인구현황(2023.12, 19~39세 합산)</w:t>
-            </w:r>
-          </w:p>
-        </w:tc>
-        <w:tc>
-          <w:tcPr>
-            <w:tcW w:type="dxa" w:w="3347"/>
-            <w:tcBorders>
-              <w:top w:val="single" w:color="C9D3DF" w:sz="4"/>
-              <w:left w:val="single" w:color="C9D3DF" w:sz="4"/>
-              <w:bottom w:val="single" w:color="C9D3DF" w:sz="4"/>
-              <w:right w:val="single" w:color="C9D3DF" w:sz="4"/>
-            </w:tcBorders>
-            <w:tcMar>
-              <w:top w:type="dxa" w:w="50"/>
-              <w:left w:type="dxa" w:w="80"/>
-              <w:bottom w:type="dxa" w:w="50"/>
-              <w:right w:type="dxa" w:w="80"/>
-            </w:tcMar>
-          </w:tcPr>
-          <w:p>
-            <w:pPr>
-              <w:jc w:val="left"/>
-            </w:pPr>
-            <w:hyperlink w:history="1" r:id="rId67zsdeaxe3ls3fy_gokpe">
+            <w:tcW w:type="dxa" w:w="2188"/>
+            <w:tcBorders>
+              <w:top w:val="single" w:color="C9D3DF" w:sz="4"/>
+              <w:left w:val="single" w:color="C9D3DF" w:sz="4"/>
+              <w:bottom w:val="single" w:color="C9D3DF" w:sz="4"/>
+              <w:right w:val="single" w:color="C9D3DF" w:sz="4"/>
+            </w:tcBorders>
+            <w:tcMar>
+              <w:top w:type="dxa" w:w="50"/>
+              <w:left w:type="dxa" w:w="80"/>
+              <w:bottom w:type="dxa" w:w="50"/>
+              <w:right w:type="dxa" w:w="80"/>
+            </w:tcMar>
+          </w:tcPr>
+          <w:p>
+            <w:pPr>
+              <w:jc w:val="left"/>
+            </w:pPr>
+            <w:r>
+              <w:rPr>
+                <w:rFonts w:ascii="Malgun Gothic" w:cs="Malgun Gothic" w:eastAsia="Malgun Gothic" w:hAnsi="Malgun Gothic"/>
+                <w:sz w:val="17"/>
+                <w:szCs w:val="17"/>
+              </w:rPr>
+              <w:t xml:space="preserve">241,329명(2023.12) → 221,641명(2026.8, 주민등록인구의 22.5%)</w:t>
+            </w:r>
+          </w:p>
+        </w:tc>
+        <w:tc>
+          <w:tcPr>
+            <w:tcW w:type="dxa" w:w="2669"/>
+            <w:tcBorders>
+              <w:top w:val="single" w:color="C9D3DF" w:sz="4"/>
+              <w:left w:val="single" w:color="C9D3DF" w:sz="4"/>
+              <w:bottom w:val="single" w:color="C9D3DF" w:sz="4"/>
+              <w:right w:val="single" w:color="C9D3DF" w:sz="4"/>
+            </w:tcBorders>
+            <w:tcMar>
+              <w:top w:type="dxa" w:w="50"/>
+              <w:left w:type="dxa" w:w="80"/>
+              <w:bottom w:type="dxa" w:w="50"/>
+              <w:right w:type="dxa" w:w="80"/>
+            </w:tcMar>
+          </w:tcPr>
+          <w:p>
+            <w:pPr>
+              <w:jc w:val="left"/>
+            </w:pPr>
+            <w:r>
+              <w:rPr>
+                <w:rFonts w:ascii="Malgun Gothic" w:cs="Malgun Gothic" w:eastAsia="Malgun Gothic" w:hAnsi="Malgun Gothic"/>
+                <w:sz w:val="17"/>
+                <w:szCs w:val="17"/>
+              </w:rPr>
+              <w:t xml:space="preserve">창원시 데이터 포털 연령별 인구현황(2023.12·2026.8, 19~39세 합산)</w:t>
+            </w:r>
+          </w:p>
+        </w:tc>
+        <w:tc>
+          <w:tcPr>
+            <w:tcW w:type="dxa" w:w="3314"/>
+            <w:tcBorders>
+              <w:top w:val="single" w:color="C9D3DF" w:sz="4"/>
+              <w:left w:val="single" w:color="C9D3DF" w:sz="4"/>
+              <w:bottom w:val="single" w:color="C9D3DF" w:sz="4"/>
+              <w:right w:val="single" w:color="C9D3DF" w:sz="4"/>
+            </w:tcBorders>
+            <w:tcMar>
+              <w:top w:type="dxa" w:w="50"/>
+              <w:left w:type="dxa" w:w="80"/>
+              <w:bottom w:type="dxa" w:w="50"/>
+              <w:right w:type="dxa" w:w="80"/>
+            </w:tcMar>
+          </w:tcPr>
+          <w:p>
+            <w:pPr>
+              <w:jc w:val="left"/>
+            </w:pPr>
+            <w:hyperlink w:history="1" r:id="rIdopuhvrqmoamx7fbqydqk3">
               <w:r>
                 <w:rPr>
                   <w:rStyle w:val="Hyperlink"/>
@@ -8105,67 +8105,67 @@
         </w:trPr>
         <w:tc>
           <w:tcPr>
-            <w:tcW w:type="dxa" w:w="2079"/>
-            <w:tcBorders>
-              <w:top w:val="single" w:color="C9D3DF" w:sz="4"/>
-              <w:left w:val="single" w:color="C9D3DF" w:sz="4"/>
-              <w:bottom w:val="single" w:color="C9D3DF" w:sz="4"/>
-              <w:right w:val="single" w:color="C9D3DF" w:sz="4"/>
-            </w:tcBorders>
-            <w:tcMar>
-              <w:top w:type="dxa" w:w="50"/>
-              <w:left w:type="dxa" w:w="80"/>
-              <w:bottom w:type="dxa" w:w="50"/>
-              <w:right w:type="dxa" w:w="80"/>
-            </w:tcMar>
-          </w:tcPr>
-          <w:p>
-            <w:pPr>
-              <w:jc w:val="left"/>
-            </w:pPr>
-            <w:r>
-              <w:rPr>
-                <w:rFonts w:ascii="Malgun Gothic" w:cs="Malgun Gothic" w:eastAsia="Malgun Gothic" w:hAnsi="Malgun Gothic"/>
-                <w:sz w:val="17"/>
-                <w:szCs w:val="17"/>
-              </w:rPr>
-              <w:t xml:space="preserve">창원 청년인구 · 전입-전출</w:t>
-            </w:r>
-          </w:p>
-        </w:tc>
-        <w:tc>
-          <w:tcPr>
-            <w:tcW w:type="dxa" w:w="2100"/>
-            <w:tcBorders>
-              <w:top w:val="single" w:color="C9D3DF" w:sz="4"/>
-              <w:left w:val="single" w:color="C9D3DF" w:sz="4"/>
-              <w:bottom w:val="single" w:color="C9D3DF" w:sz="4"/>
-              <w:right w:val="single" w:color="C9D3DF" w:sz="4"/>
-            </w:tcBorders>
-            <w:tcMar>
-              <w:top w:type="dxa" w:w="50"/>
-              <w:left w:type="dxa" w:w="80"/>
-              <w:bottom w:type="dxa" w:w="50"/>
-              <w:right w:type="dxa" w:w="80"/>
-            </w:tcMar>
-          </w:tcPr>
-          <w:p>
-            <w:pPr>
-              <w:jc w:val="left"/>
-            </w:pPr>
-            <w:r>
-              <w:rPr>
-                <w:rFonts w:ascii="Malgun Gothic" w:cs="Malgun Gothic" w:eastAsia="Malgun Gothic" w:hAnsi="Malgun Gothic"/>
-                <w:sz w:val="17"/>
-                <w:szCs w:val="17"/>
-              </w:rPr>
-              <w:t xml:space="preserve">221,641명 · -810명(2026.8)</w:t>
-            </w:r>
-          </w:p>
-        </w:tc>
-        <w:tc>
-          <w:tcPr>
-            <w:tcW w:type="dxa" w:w="2678"/>
+            <w:tcW w:type="dxa" w:w="2033"/>
+            <w:tcBorders>
+              <w:top w:val="single" w:color="C9D3DF" w:sz="4"/>
+              <w:left w:val="single" w:color="C9D3DF" w:sz="4"/>
+              <w:bottom w:val="single" w:color="C9D3DF" w:sz="4"/>
+              <w:right w:val="single" w:color="C9D3DF" w:sz="4"/>
+            </w:tcBorders>
+            <w:tcMar>
+              <w:top w:type="dxa" w:w="50"/>
+              <w:left w:type="dxa" w:w="80"/>
+              <w:bottom w:type="dxa" w:w="50"/>
+              <w:right w:type="dxa" w:w="80"/>
+            </w:tcMar>
+          </w:tcPr>
+          <w:p>
+            <w:pPr>
+              <w:jc w:val="left"/>
+            </w:pPr>
+            <w:r>
+              <w:rPr>
+                <w:rFonts w:ascii="Malgun Gothic" w:cs="Malgun Gothic" w:eastAsia="Malgun Gothic" w:hAnsi="Malgun Gothic"/>
+                <w:sz w:val="17"/>
+                <w:szCs w:val="17"/>
+              </w:rPr>
+              <w:t xml:space="preserve">창원 전입-전출</w:t>
+            </w:r>
+          </w:p>
+        </w:tc>
+        <w:tc>
+          <w:tcPr>
+            <w:tcW w:type="dxa" w:w="2188"/>
+            <w:tcBorders>
+              <w:top w:val="single" w:color="C9D3DF" w:sz="4"/>
+              <w:left w:val="single" w:color="C9D3DF" w:sz="4"/>
+              <w:bottom w:val="single" w:color="C9D3DF" w:sz="4"/>
+              <w:right w:val="single" w:color="C9D3DF" w:sz="4"/>
+            </w:tcBorders>
+            <w:tcMar>
+              <w:top w:type="dxa" w:w="50"/>
+              <w:left w:type="dxa" w:w="80"/>
+              <w:bottom w:type="dxa" w:w="50"/>
+              <w:right w:type="dxa" w:w="80"/>
+            </w:tcMar>
+          </w:tcPr>
+          <w:p>
+            <w:pPr>
+              <w:jc w:val="left"/>
+            </w:pPr>
+            <w:r>
+              <w:rPr>
+                <w:rFonts w:ascii="Malgun Gothic" w:cs="Malgun Gothic" w:eastAsia="Malgun Gothic" w:hAnsi="Malgun Gothic"/>
+                <w:sz w:val="17"/>
+                <w:szCs w:val="17"/>
+              </w:rPr>
+              <w:t xml:space="preserve">-810명(2026.8, 7월 말 대비)</w:t>
+            </w:r>
+          </w:p>
+        </w:tc>
+        <w:tc>
+          <w:tcPr>
+            <w:tcW w:type="dxa" w:w="2669"/>
             <w:tcBorders>
               <w:top w:val="single" w:color="C9D3DF" w:sz="4"/>
               <w:left w:val="single" w:color="C9D3DF" w:sz="4"/>
@@ -8195,25 +8195,25 @@
         </w:tc>
         <w:tc>
           <w:tcPr>
-            <w:tcW w:type="dxa" w:w="3347"/>
-            <w:tcBorders>
-              <w:top w:val="single" w:color="C9D3DF" w:sz="4"/>
-              <w:left w:val="single" w:color="C9D3DF" w:sz="4"/>
-              <w:bottom w:val="single" w:color="C9D3DF" w:sz="4"/>
-              <w:right w:val="single" w:color="C9D3DF" w:sz="4"/>
-            </w:tcBorders>
-            <w:tcMar>
-              <w:top w:type="dxa" w:w="50"/>
-              <w:left w:type="dxa" w:w="80"/>
-              <w:bottom w:type="dxa" w:w="50"/>
-              <w:right w:type="dxa" w:w="80"/>
-            </w:tcMar>
-          </w:tcPr>
-          <w:p>
-            <w:pPr>
-              <w:jc w:val="left"/>
-            </w:pPr>
-            <w:hyperlink w:history="1" r:id="rIdpzujsgse65t0glw0goywu">
+            <w:tcW w:type="dxa" w:w="3314"/>
+            <w:tcBorders>
+              <w:top w:val="single" w:color="C9D3DF" w:sz="4"/>
+              <w:left w:val="single" w:color="C9D3DF" w:sz="4"/>
+              <w:bottom w:val="single" w:color="C9D3DF" w:sz="4"/>
+              <w:right w:val="single" w:color="C9D3DF" w:sz="4"/>
+            </w:tcBorders>
+            <w:tcMar>
+              <w:top w:type="dxa" w:w="50"/>
+              <w:left w:type="dxa" w:w="80"/>
+              <w:bottom w:type="dxa" w:w="50"/>
+              <w:right w:type="dxa" w:w="80"/>
+            </w:tcMar>
+          </w:tcPr>
+          <w:p>
+            <w:pPr>
+              <w:jc w:val="left"/>
+            </w:pPr>
+            <w:hyperlink w:history="1" r:id="rIdkfkbrrd5hqeqf62pfoill">
               <w:r>
                 <w:rPr>
                   <w:rStyle w:val="Hyperlink"/>
@@ -8234,7 +8234,7 @@
         </w:trPr>
         <w:tc>
           <w:tcPr>
-            <w:tcW w:type="dxa" w:w="2079"/>
+            <w:tcW w:type="dxa" w:w="2033"/>
             <w:tcBorders>
               <w:top w:val="single" w:color="C9D3DF" w:sz="4"/>
               <w:left w:val="single" w:color="C9D3DF" w:sz="4"/>
@@ -8264,7 +8264,7 @@
         </w:tc>
         <w:tc>
           <w:tcPr>
-            <w:tcW w:type="dxa" w:w="2100"/>
+            <w:tcW w:type="dxa" w:w="2188"/>
             <w:tcBorders>
               <w:top w:val="single" w:color="C9D3DF" w:sz="4"/>
               <w:left w:val="single" w:color="C9D3DF" w:sz="4"/>
@@ -8294,7 +8294,7 @@
         </w:tc>
         <w:tc>
           <w:tcPr>
-            <w:tcW w:type="dxa" w:w="2678"/>
+            <w:tcW w:type="dxa" w:w="2669"/>
             <w:tcBorders>
               <w:top w:val="single" w:color="C9D3DF" w:sz="4"/>
               <w:left w:val="single" w:color="C9D3DF" w:sz="4"/>
@@ -8324,25 +8324,25 @@
         </w:tc>
         <w:tc>
           <w:tcPr>
-            <w:tcW w:type="dxa" w:w="3347"/>
-            <w:tcBorders>
-              <w:top w:val="single" w:color="C9D3DF" w:sz="4"/>
-              <w:left w:val="single" w:color="C9D3DF" w:sz="4"/>
-              <w:bottom w:val="single" w:color="C9D3DF" w:sz="4"/>
-              <w:right w:val="single" w:color="C9D3DF" w:sz="4"/>
-            </w:tcBorders>
-            <w:tcMar>
-              <w:top w:type="dxa" w:w="50"/>
-              <w:left w:type="dxa" w:w="80"/>
-              <w:bottom w:type="dxa" w:w="50"/>
-              <w:right w:type="dxa" w:w="80"/>
-            </w:tcMar>
-          </w:tcPr>
-          <w:p>
-            <w:pPr>
-              <w:jc w:val="left"/>
-            </w:pPr>
-            <w:hyperlink w:history="1" r:id="rIdysu7p6eib6ksyeccsb6_m">
+            <w:tcW w:type="dxa" w:w="3314"/>
+            <w:tcBorders>
+              <w:top w:val="single" w:color="C9D3DF" w:sz="4"/>
+              <w:left w:val="single" w:color="C9D3DF" w:sz="4"/>
+              <w:bottom w:val="single" w:color="C9D3DF" w:sz="4"/>
+              <w:right w:val="single" w:color="C9D3DF" w:sz="4"/>
+            </w:tcBorders>
+            <w:tcMar>
+              <w:top w:type="dxa" w:w="50"/>
+              <w:left w:type="dxa" w:w="80"/>
+              <w:bottom w:type="dxa" w:w="50"/>
+              <w:right w:type="dxa" w:w="80"/>
+            </w:tcMar>
+          </w:tcPr>
+          <w:p>
+            <w:pPr>
+              <w:jc w:val="left"/>
+            </w:pPr>
+            <w:hyperlink w:history="1" r:id="rId1bttcxvfsyowr6slgzwou">
               <w:r>
                 <w:rPr>
                   <w:rStyle w:val="Hyperlink"/>
@@ -8363,7 +8363,7 @@
         </w:trPr>
         <w:tc>
           <w:tcPr>
-            <w:tcW w:type="dxa" w:w="2079"/>
+            <w:tcW w:type="dxa" w:w="2033"/>
             <w:tcBorders>
               <w:top w:val="single" w:color="C9D3DF" w:sz="4"/>
               <w:left w:val="single" w:color="C9D3DF" w:sz="4"/>
@@ -8393,7 +8393,7 @@
         </w:tc>
         <w:tc>
           <w:tcPr>
-            <w:tcW w:type="dxa" w:w="2100"/>
+            <w:tcW w:type="dxa" w:w="2188"/>
             <w:tcBorders>
               <w:top w:val="single" w:color="C9D3DF" w:sz="4"/>
               <w:left w:val="single" w:color="C9D3DF" w:sz="4"/>
@@ -8423,7 +8423,7 @@
         </w:tc>
         <w:tc>
           <w:tcPr>
-            <w:tcW w:type="dxa" w:w="2678"/>
+            <w:tcW w:type="dxa" w:w="2669"/>
             <w:tcBorders>
               <w:top w:val="single" w:color="C9D3DF" w:sz="4"/>
               <w:left w:val="single" w:color="C9D3DF" w:sz="4"/>
@@ -8453,25 +8453,25 @@
         </w:tc>
         <w:tc>
           <w:tcPr>
-            <w:tcW w:type="dxa" w:w="3347"/>
-            <w:tcBorders>
-              <w:top w:val="single" w:color="C9D3DF" w:sz="4"/>
-              <w:left w:val="single" w:color="C9D3DF" w:sz="4"/>
-              <w:bottom w:val="single" w:color="C9D3DF" w:sz="4"/>
-              <w:right w:val="single" w:color="C9D3DF" w:sz="4"/>
-            </w:tcBorders>
-            <w:tcMar>
-              <w:top w:type="dxa" w:w="50"/>
-              <w:left w:type="dxa" w:w="80"/>
-              <w:bottom w:type="dxa" w:w="50"/>
-              <w:right w:type="dxa" w:w="80"/>
-            </w:tcMar>
-          </w:tcPr>
-          <w:p>
-            <w:pPr>
-              <w:jc w:val="left"/>
-            </w:pPr>
-            <w:hyperlink w:history="1" r:id="rIdtumji4kuj_qlfolzdlsf9">
+            <w:tcW w:type="dxa" w:w="3314"/>
+            <w:tcBorders>
+              <w:top w:val="single" w:color="C9D3DF" w:sz="4"/>
+              <w:left w:val="single" w:color="C9D3DF" w:sz="4"/>
+              <w:bottom w:val="single" w:color="C9D3DF" w:sz="4"/>
+              <w:right w:val="single" w:color="C9D3DF" w:sz="4"/>
+            </w:tcBorders>
+            <w:tcMar>
+              <w:top w:type="dxa" w:w="50"/>
+              <w:left w:type="dxa" w:w="80"/>
+              <w:bottom w:type="dxa" w:w="50"/>
+              <w:right w:type="dxa" w:w="80"/>
+            </w:tcMar>
+          </w:tcPr>
+          <w:p>
+            <w:pPr>
+              <w:jc w:val="left"/>
+            </w:pPr>
+            <w:hyperlink w:history="1" r:id="rId_fovhl9s1otkdgwcwfdc_">
               <w:r>
                 <w:rPr>
                   <w:rStyle w:val="Hyperlink"/>
@@ -8492,7 +8492,7 @@
         </w:trPr>
         <w:tc>
           <w:tcPr>
-            <w:tcW w:type="dxa" w:w="2079"/>
+            <w:tcW w:type="dxa" w:w="2033"/>
             <w:tcBorders>
               <w:top w:val="single" w:color="C9D3DF" w:sz="4"/>
               <w:left w:val="single" w:color="C9D3DF" w:sz="4"/>
@@ -8522,7 +8522,7 @@
         </w:tc>
         <w:tc>
           <w:tcPr>
-            <w:tcW w:type="dxa" w:w="2100"/>
+            <w:tcW w:type="dxa" w:w="2188"/>
             <w:tcBorders>
               <w:top w:val="single" w:color="C9D3DF" w:sz="4"/>
               <w:left w:val="single" w:color="C9D3DF" w:sz="4"/>
@@ -8552,7 +8552,7 @@
         </w:tc>
         <w:tc>
           <w:tcPr>
-            <w:tcW w:type="dxa" w:w="2678"/>
+            <w:tcW w:type="dxa" w:w="2669"/>
             <w:tcBorders>
               <w:top w:val="single" w:color="C9D3DF" w:sz="4"/>
               <w:left w:val="single" w:color="C9D3DF" w:sz="4"/>
@@ -8582,25 +8582,25 @@
         </w:tc>
         <w:tc>
           <w:tcPr>
-            <w:tcW w:type="dxa" w:w="3347"/>
-            <w:tcBorders>
-              <w:top w:val="single" w:color="C9D3DF" w:sz="4"/>
-              <w:left w:val="single" w:color="C9D3DF" w:sz="4"/>
-              <w:bottom w:val="single" w:color="C9D3DF" w:sz="4"/>
-              <w:right w:val="single" w:color="C9D3DF" w:sz="4"/>
-            </w:tcBorders>
-            <w:tcMar>
-              <w:top w:type="dxa" w:w="50"/>
-              <w:left w:type="dxa" w:w="80"/>
-              <w:bottom w:type="dxa" w:w="50"/>
-              <w:right w:type="dxa" w:w="80"/>
-            </w:tcMar>
-          </w:tcPr>
-          <w:p>
-            <w:pPr>
-              <w:jc w:val="left"/>
-            </w:pPr>
-            <w:hyperlink w:history="1" r:id="rIdeijofjgi0wnnzdm1bgagr">
+            <w:tcW w:type="dxa" w:w="3314"/>
+            <w:tcBorders>
+              <w:top w:val="single" w:color="C9D3DF" w:sz="4"/>
+              <w:left w:val="single" w:color="C9D3DF" w:sz="4"/>
+              <w:bottom w:val="single" w:color="C9D3DF" w:sz="4"/>
+              <w:right w:val="single" w:color="C9D3DF" w:sz="4"/>
+            </w:tcBorders>
+            <w:tcMar>
+              <w:top w:type="dxa" w:w="50"/>
+              <w:left w:type="dxa" w:w="80"/>
+              <w:bottom w:type="dxa" w:w="50"/>
+              <w:right w:type="dxa" w:w="80"/>
+            </w:tcMar>
+          </w:tcPr>
+          <w:p>
+            <w:pPr>
+              <w:jc w:val="left"/>
+            </w:pPr>
+            <w:hyperlink w:history="1" r:id="rIda0q7dsahihy-bkol5okq9">
               <w:r>
                 <w:rPr>
                   <w:rStyle w:val="Hyperlink"/>
@@ -8621,7 +8621,7 @@
         </w:trPr>
         <w:tc>
           <w:tcPr>
-            <w:tcW w:type="dxa" w:w="2079"/>
+            <w:tcW w:type="dxa" w:w="2033"/>
             <w:tcBorders>
               <w:top w:val="single" w:color="C9D3DF" w:sz="4"/>
               <w:left w:val="single" w:color="C9D3DF" w:sz="4"/>
@@ -8651,7 +8651,7 @@
         </w:tc>
         <w:tc>
           <w:tcPr>
-            <w:tcW w:type="dxa" w:w="2100"/>
+            <w:tcW w:type="dxa" w:w="2188"/>
             <w:tcBorders>
               <w:top w:val="single" w:color="C9D3DF" w:sz="4"/>
               <w:left w:val="single" w:color="C9D3DF" w:sz="4"/>
@@ -8681,7 +8681,7 @@
         </w:tc>
         <w:tc>
           <w:tcPr>
-            <w:tcW w:type="dxa" w:w="2678"/>
+            <w:tcW w:type="dxa" w:w="2669"/>
             <w:tcBorders>
               <w:top w:val="single" w:color="C9D3DF" w:sz="4"/>
               <w:left w:val="single" w:color="C9D3DF" w:sz="4"/>
@@ -8711,25 +8711,25 @@
         </w:tc>
         <w:tc>
           <w:tcPr>
-            <w:tcW w:type="dxa" w:w="3347"/>
-            <w:tcBorders>
-              <w:top w:val="single" w:color="C9D3DF" w:sz="4"/>
-              <w:left w:val="single" w:color="C9D3DF" w:sz="4"/>
-              <w:bottom w:val="single" w:color="C9D3DF" w:sz="4"/>
-              <w:right w:val="single" w:color="C9D3DF" w:sz="4"/>
-            </w:tcBorders>
-            <w:tcMar>
-              <w:top w:type="dxa" w:w="50"/>
-              <w:left w:type="dxa" w:w="80"/>
-              <w:bottom w:type="dxa" w:w="50"/>
-              <w:right w:type="dxa" w:w="80"/>
-            </w:tcMar>
-          </w:tcPr>
-          <w:p>
-            <w:pPr>
-              <w:jc w:val="left"/>
-            </w:pPr>
-            <w:hyperlink w:history="1" r:id="rIdbqh30axcnipaiqjsitpan">
+            <w:tcW w:type="dxa" w:w="3314"/>
+            <w:tcBorders>
+              <w:top w:val="single" w:color="C9D3DF" w:sz="4"/>
+              <w:left w:val="single" w:color="C9D3DF" w:sz="4"/>
+              <w:bottom w:val="single" w:color="C9D3DF" w:sz="4"/>
+              <w:right w:val="single" w:color="C9D3DF" w:sz="4"/>
+            </w:tcBorders>
+            <w:tcMar>
+              <w:top w:type="dxa" w:w="50"/>
+              <w:left w:type="dxa" w:w="80"/>
+              <w:bottom w:type="dxa" w:w="50"/>
+              <w:right w:type="dxa" w:w="80"/>
+            </w:tcMar>
+          </w:tcPr>
+          <w:p>
+            <w:pPr>
+              <w:jc w:val="left"/>
+            </w:pPr>
+            <w:hyperlink w:history="1" r:id="rIddjjjssjfgfgo8x2dpzpi1">
               <w:r>
                 <w:rPr>
                   <w:rStyle w:val="Hyperlink"/>
@@ -8750,7 +8750,7 @@
         </w:trPr>
         <w:tc>
           <w:tcPr>
-            <w:tcW w:type="dxa" w:w="2079"/>
+            <w:tcW w:type="dxa" w:w="2033"/>
             <w:tcBorders>
               <w:top w:val="single" w:color="C9D3DF" w:sz="4"/>
               <w:left w:val="single" w:color="C9D3DF" w:sz="4"/>
@@ -8780,7 +8780,7 @@
         </w:tc>
         <w:tc>
           <w:tcPr>
-            <w:tcW w:type="dxa" w:w="2100"/>
+            <w:tcW w:type="dxa" w:w="2188"/>
             <w:tcBorders>
               <w:top w:val="single" w:color="C9D3DF" w:sz="4"/>
               <w:left w:val="single" w:color="C9D3DF" w:sz="4"/>
@@ -8810,7 +8810,7 @@
         </w:tc>
         <w:tc>
           <w:tcPr>
-            <w:tcW w:type="dxa" w:w="2678"/>
+            <w:tcW w:type="dxa" w:w="2669"/>
             <w:tcBorders>
               <w:top w:val="single" w:color="C9D3DF" w:sz="4"/>
               <w:left w:val="single" w:color="C9D3DF" w:sz="4"/>
@@ -8840,25 +8840,25 @@
         </w:tc>
         <w:tc>
           <w:tcPr>
-            <w:tcW w:type="dxa" w:w="3347"/>
-            <w:tcBorders>
-              <w:top w:val="single" w:color="C9D3DF" w:sz="4"/>
-              <w:left w:val="single" w:color="C9D3DF" w:sz="4"/>
-              <w:bottom w:val="single" w:color="C9D3DF" w:sz="4"/>
-              <w:right w:val="single" w:color="C9D3DF" w:sz="4"/>
-            </w:tcBorders>
-            <w:tcMar>
-              <w:top w:type="dxa" w:w="50"/>
-              <w:left w:type="dxa" w:w="80"/>
-              <w:bottom w:type="dxa" w:w="50"/>
-              <w:right w:type="dxa" w:w="80"/>
-            </w:tcMar>
-          </w:tcPr>
-          <w:p>
-            <w:pPr>
-              <w:jc w:val="left"/>
-            </w:pPr>
-            <w:hyperlink w:history="1" r:id="rIdxrsphzqvdg-4k7fes9blq">
+            <w:tcW w:type="dxa" w:w="3314"/>
+            <w:tcBorders>
+              <w:top w:val="single" w:color="C9D3DF" w:sz="4"/>
+              <w:left w:val="single" w:color="C9D3DF" w:sz="4"/>
+              <w:bottom w:val="single" w:color="C9D3DF" w:sz="4"/>
+              <w:right w:val="single" w:color="C9D3DF" w:sz="4"/>
+            </w:tcBorders>
+            <w:tcMar>
+              <w:top w:type="dxa" w:w="50"/>
+              <w:left w:type="dxa" w:w="80"/>
+              <w:bottom w:type="dxa" w:w="50"/>
+              <w:right w:type="dxa" w:w="80"/>
+            </w:tcMar>
+          </w:tcPr>
+          <w:p>
+            <w:pPr>
+              <w:jc w:val="left"/>
+            </w:pPr>
+            <w:hyperlink w:history="1" r:id="rIda6mits5f91jd5fjadmvrc">
               <w:r>
                 <w:rPr>
                   <w:rStyle w:val="Hyperlink"/>
@@ -8879,7 +8879,7 @@
         </w:trPr>
         <w:tc>
           <w:tcPr>
-            <w:tcW w:type="dxa" w:w="2079"/>
+            <w:tcW w:type="dxa" w:w="2033"/>
             <w:tcBorders>
               <w:top w:val="single" w:color="C9D3DF" w:sz="4"/>
               <w:left w:val="single" w:color="C9D3DF" w:sz="4"/>
@@ -8909,7 +8909,7 @@
         </w:tc>
         <w:tc>
           <w:tcPr>
-            <w:tcW w:type="dxa" w:w="2100"/>
+            <w:tcW w:type="dxa" w:w="2188"/>
             <w:tcBorders>
               <w:top w:val="single" w:color="C9D3DF" w:sz="4"/>
               <w:left w:val="single" w:color="C9D3DF" w:sz="4"/>
@@ -8939,7 +8939,7 @@
         </w:tc>
         <w:tc>
           <w:tcPr>
-            <w:tcW w:type="dxa" w:w="2678"/>
+            <w:tcW w:type="dxa" w:w="2669"/>
             <w:tcBorders>
               <w:top w:val="single" w:color="C9D3DF" w:sz="4"/>
               <w:left w:val="single" w:color="C9D3DF" w:sz="4"/>
@@ -8969,25 +8969,25 @@
         </w:tc>
         <w:tc>
           <w:tcPr>
-            <w:tcW w:type="dxa" w:w="3347"/>
-            <w:tcBorders>
-              <w:top w:val="single" w:color="C9D3DF" w:sz="4"/>
-              <w:left w:val="single" w:color="C9D3DF" w:sz="4"/>
-              <w:bottom w:val="single" w:color="C9D3DF" w:sz="4"/>
-              <w:right w:val="single" w:color="C9D3DF" w:sz="4"/>
-            </w:tcBorders>
-            <w:tcMar>
-              <w:top w:type="dxa" w:w="50"/>
-              <w:left w:type="dxa" w:w="80"/>
-              <w:bottom w:type="dxa" w:w="50"/>
-              <w:right w:type="dxa" w:w="80"/>
-            </w:tcMar>
-          </w:tcPr>
-          <w:p>
-            <w:pPr>
-              <w:jc w:val="left"/>
-            </w:pPr>
-            <w:hyperlink w:history="1" r:id="rIdn5r9_ytkgt9zlivvjkhah">
+            <w:tcW w:type="dxa" w:w="3314"/>
+            <w:tcBorders>
+              <w:top w:val="single" w:color="C9D3DF" w:sz="4"/>
+              <w:left w:val="single" w:color="C9D3DF" w:sz="4"/>
+              <w:bottom w:val="single" w:color="C9D3DF" w:sz="4"/>
+              <w:right w:val="single" w:color="C9D3DF" w:sz="4"/>
+            </w:tcBorders>
+            <w:tcMar>
+              <w:top w:type="dxa" w:w="50"/>
+              <w:left w:type="dxa" w:w="80"/>
+              <w:bottom w:type="dxa" w:w="50"/>
+              <w:right w:type="dxa" w:w="80"/>
+            </w:tcMar>
+          </w:tcPr>
+          <w:p>
+            <w:pPr>
+              <w:jc w:val="left"/>
+            </w:pPr>
+            <w:hyperlink w:history="1" r:id="rIdphz7of_txrlv0wi-d3sgq">
               <w:r>
                 <w:rPr>
                   <w:rStyle w:val="Hyperlink"/>

--- a/deliverables/submission/오이소창원_출처_AI활용_신고서_20261005.docx
+++ b/deliverables/submission/오이소창원_출처_AI활용_신고서_20261005.docx
@@ -1073,7 +1073,7 @@
         </w:rPr>
         <w:t xml:space="preserve">날짜별 상세 내역: 저장소 README ‘개발 작업 과정’, GitHub 커밋 기록(</w:t>
       </w:r>
-      <w:hyperlink w:history="1" r:id="rIdcmusfwtpp9khv0x2n11oa">
+      <w:hyperlink w:history="1" r:id="rIdaoqysycdnjfufgilrmila">
         <w:r>
           <w:rPr>
             <w:rStyle w:val="Hyperlink"/>
@@ -3163,7 +3163,7 @@
               </w:rPr>
               <w:t xml:space="preserve">모델 ID gpt-4.1-mini, 출처 OpenAI(</w:t>
             </w:r>
-            <w:hyperlink w:history="1" r:id="rIdxwbr5udy0zt93_revvpow">
+            <w:hyperlink w:history="1" r:id="rIdmutuuc98dswgjknthe8wd">
               <w:r>
                 <w:rPr>
                   <w:rStyle w:val="Hyperlink"/>
@@ -4978,7 +4978,7 @@
             <w:pPr>
               <w:jc w:val="left"/>
             </w:pPr>
-            <w:hyperlink w:history="1" r:id="rIdxckplzoxr6iyy37ardkti">
+            <w:hyperlink w:history="1" r:id="rIdyc0-5yu3lnouaqz89rkhd">
               <w:r>
                 <w:rPr>
                   <w:rStyle w:val="Hyperlink"/>
@@ -5077,7 +5077,7 @@
             <w:pPr>
               <w:jc w:val="left"/>
             </w:pPr>
-            <w:hyperlink w:history="1" r:id="rIdhqsn4_gkzyghzkfv85dge">
+            <w:hyperlink w:history="1" r:id="rIduktima1cfkc6mipxux6pu">
               <w:r>
                 <w:rPr>
                   <w:rStyle w:val="Hyperlink"/>
@@ -5176,7 +5176,7 @@
             <w:pPr>
               <w:jc w:val="left"/>
             </w:pPr>
-            <w:hyperlink w:history="1" r:id="rIdm484qglme_o2h5goiti3c">
+            <w:hyperlink w:history="1" r:id="rIdn4vrjra6_ntzwz-ux0ruj">
               <w:r>
                 <w:rPr>
                   <w:rStyle w:val="Hyperlink"/>
@@ -5275,7 +5275,7 @@
             <w:pPr>
               <w:jc w:val="left"/>
             </w:pPr>
-            <w:hyperlink w:history="1" r:id="rIdnm6xywsxvqxix00kgrdhj">
+            <w:hyperlink w:history="1" r:id="rIdgy28y2sahger6fjboncts">
               <w:r>
                 <w:rPr>
                   <w:rStyle w:val="Hyperlink"/>
@@ -5374,7 +5374,7 @@
             <w:pPr>
               <w:jc w:val="left"/>
             </w:pPr>
-            <w:hyperlink w:history="1" r:id="rIdm0ltz_zmsq6io6snkk_-u">
+            <w:hyperlink w:history="1" r:id="rIdewsik45yeuerutkn9qblg">
               <w:r>
                 <w:rPr>
                   <w:rStyle w:val="Hyperlink"/>
@@ -5473,7 +5473,7 @@
             <w:pPr>
               <w:jc w:val="left"/>
             </w:pPr>
-            <w:hyperlink w:history="1" r:id="rIdssaxbmnpvhkyjrqjk5ath">
+            <w:hyperlink w:history="1" r:id="rIdyvgsztxzdtb9as7k1jrbd">
               <w:r>
                 <w:rPr>
                   <w:rStyle w:val="Hyperlink"/>
@@ -5572,7 +5572,7 @@
             <w:pPr>
               <w:jc w:val="left"/>
             </w:pPr>
-            <w:hyperlink w:history="1" r:id="rIdczocofbobifqhws9y14uq">
+            <w:hyperlink w:history="1" r:id="rIdottuwr048xw59h96dptbv">
               <w:r>
                 <w:rPr>
                   <w:rStyle w:val="Hyperlink"/>
@@ -5671,7 +5671,7 @@
             <w:pPr>
               <w:jc w:val="left"/>
             </w:pPr>
-            <w:hyperlink w:history="1" r:id="rId79giwzncwk8pp7wum1t5r">
+            <w:hyperlink w:history="1" r:id="rIdvgma-3ogkqchtp9qfti65">
               <w:r>
                 <w:rPr>
                   <w:rStyle w:val="Hyperlink"/>
@@ -5770,7 +5770,7 @@
             <w:pPr>
               <w:jc w:val="left"/>
             </w:pPr>
-            <w:hyperlink w:history="1" r:id="rIddelw9jpxxczegfeibhpke">
+            <w:hyperlink w:history="1" r:id="rIdzt9lgc5mkhh8yppbkfjyf">
               <w:r>
                 <w:rPr>
                   <w:rStyle w:val="Hyperlink"/>
@@ -5869,7 +5869,7 @@
             <w:pPr>
               <w:jc w:val="left"/>
             </w:pPr>
-            <w:hyperlink w:history="1" r:id="rIdikax0wyczgrfnqwbkkg4m">
+            <w:hyperlink w:history="1" r:id="rId4snmkfxqtuyw6rp-vd5eb">
               <w:r>
                 <w:rPr>
                   <w:rStyle w:val="Hyperlink"/>
@@ -5968,7 +5968,7 @@
             <w:pPr>
               <w:jc w:val="left"/>
             </w:pPr>
-            <w:hyperlink w:history="1" r:id="rId2k-whcnkhd7-siljrvkdl">
+            <w:hyperlink w:history="1" r:id="rId4jg4e7-b4eatusapll39z">
               <w:r>
                 <w:rPr>
                   <w:rStyle w:val="Hyperlink"/>
@@ -6067,7 +6067,7 @@
             <w:pPr>
               <w:jc w:val="left"/>
             </w:pPr>
-            <w:hyperlink w:history="1" r:id="rIdsnnfldhcktwsxg89rmqwm">
+            <w:hyperlink w:history="1" r:id="rIdyhbx0grtxzsktpleqdwbp">
               <w:r>
                 <w:rPr>
                   <w:rStyle w:val="Hyperlink"/>
@@ -6166,7 +6166,7 @@
             <w:pPr>
               <w:jc w:val="left"/>
             </w:pPr>
-            <w:hyperlink w:history="1" r:id="rIdio2glkugqacmb0gmb7-cl">
+            <w:hyperlink w:history="1" r:id="rIdwfnhremifdgshx6-tzufz">
               <w:r>
                 <w:rPr>
                   <w:rStyle w:val="Hyperlink"/>
@@ -6265,7 +6265,7 @@
             <w:pPr>
               <w:jc w:val="left"/>
             </w:pPr>
-            <w:hyperlink w:history="1" r:id="rIdr7h5qve4sl7t2ousudizk">
+            <w:hyperlink w:history="1" r:id="rIdkd-x0hsoye8wj1nbjzanj">
               <w:r>
                 <w:rPr>
                   <w:rStyle w:val="Hyperlink"/>
@@ -6364,7 +6364,7 @@
             <w:pPr>
               <w:jc w:val="left"/>
             </w:pPr>
-            <w:hyperlink w:history="1" r:id="rIde-s1smdj-h6opy29lvuyr">
+            <w:hyperlink w:history="1" r:id="rIdqtl99wr2w-e6cuxdrdjjd">
               <w:r>
                 <w:rPr>
                   <w:rStyle w:val="Hyperlink"/>
@@ -6463,7 +6463,7 @@
             <w:pPr>
               <w:jc w:val="left"/>
             </w:pPr>
-            <w:hyperlink w:history="1" r:id="rIdlq3gvqdjcmy8ipdv7we3v">
+            <w:hyperlink w:history="1" r:id="rIdrdbmnmfthbrevajek2cmq">
               <w:r>
                 <w:rPr>
                   <w:rStyle w:val="Hyperlink"/>
@@ -6562,7 +6562,7 @@
             <w:pPr>
               <w:jc w:val="left"/>
             </w:pPr>
-            <w:hyperlink w:history="1" r:id="rIdrlukowezvb8lqoqrgkda0">
+            <w:hyperlink w:history="1" r:id="rId-crw4bcifacbd-6xbi3pp">
               <w:r>
                 <w:rPr>
                   <w:rStyle w:val="Hyperlink"/>
@@ -6661,7 +6661,7 @@
             <w:pPr>
               <w:jc w:val="left"/>
             </w:pPr>
-            <w:hyperlink w:history="1" r:id="rIdhxvtrt8cy8yyrkqr0vwj6">
+            <w:hyperlink w:history="1" r:id="rIdtzu2jsxqxqcforxr5gkdh">
               <w:r>
                 <w:rPr>
                   <w:rStyle w:val="Hyperlink"/>
@@ -6760,7 +6760,7 @@
             <w:pPr>
               <w:jc w:val="left"/>
             </w:pPr>
-            <w:hyperlink w:history="1" r:id="rIdjzo_a5emcwupipadyv34m">
+            <w:hyperlink w:history="1" r:id="rId5m9l_6ic-12vhx5rwk57w">
               <w:r>
                 <w:rPr>
                   <w:rStyle w:val="Hyperlink"/>
@@ -6859,7 +6859,7 @@
             <w:pPr>
               <w:jc w:val="left"/>
             </w:pPr>
-            <w:hyperlink w:history="1" r:id="rIdarz5s9rggbl5nih7qdvxv">
+            <w:hyperlink w:history="1" r:id="rId8ups-lmyyx9puny1nm2l0">
               <w:r>
                 <w:rPr>
                   <w:rStyle w:val="Hyperlink"/>
@@ -6958,7 +6958,7 @@
             <w:pPr>
               <w:jc w:val="left"/>
             </w:pPr>
-            <w:hyperlink w:history="1" r:id="rIdbgpzia9faijshpzqox8db">
+            <w:hyperlink w:history="1" r:id="rIdwg7_ubl0ewfky0krvzz-c">
               <w:r>
                 <w:rPr>
                   <w:rStyle w:val="Hyperlink"/>
@@ -7057,7 +7057,7 @@
             <w:pPr>
               <w:jc w:val="left"/>
             </w:pPr>
-            <w:hyperlink w:history="1" r:id="rIdptos3qvbutwydcgmkefti">
+            <w:hyperlink w:history="1" r:id="rId26qbcocnn7oux07psvicf">
               <w:r>
                 <w:rPr>
                   <w:rStyle w:val="Hyperlink"/>
@@ -7156,7 +7156,7 @@
             <w:pPr>
               <w:jc w:val="left"/>
             </w:pPr>
-            <w:hyperlink w:history="1" r:id="rIduzldndsaroztshnjj87kp">
+            <w:hyperlink w:history="1" r:id="rIdwztmyi2wcr6fyrwdjfavm">
               <w:r>
                 <w:rPr>
                   <w:rStyle w:val="Hyperlink"/>
@@ -7255,7 +7255,7 @@
             <w:pPr>
               <w:jc w:val="left"/>
             </w:pPr>
-            <w:hyperlink w:history="1" r:id="rIdtdpzdnelvgcfxdd0xhx34">
+            <w:hyperlink w:history="1" r:id="rIdtx1jfc3z4fbh9e6mdc-ie">
               <w:r>
                 <w:rPr>
                   <w:rStyle w:val="Hyperlink"/>
@@ -7568,7 +7568,7 @@
             <w:pPr>
               <w:jc w:val="left"/>
             </w:pPr>
-            <w:hyperlink w:history="1" r:id="rIdxrdmijg1wpyd1sxwbm5uj">
+            <w:hyperlink w:history="1" r:id="rIdzwkqymh8bbpi0yjxrl1un">
               <w:r>
                 <w:rPr>
                   <w:rStyle w:val="Hyperlink"/>
@@ -7697,7 +7697,7 @@
             <w:pPr>
               <w:jc w:val="left"/>
             </w:pPr>
-            <w:hyperlink w:history="1" r:id="rIdxefvi2jthuusqedpdxffm">
+            <w:hyperlink w:history="1" r:id="rIdigh5toflkzjktkbww3xrd">
               <w:r>
                 <w:rPr>
                   <w:rStyle w:val="Hyperlink"/>
@@ -7826,7 +7826,7 @@
             <w:pPr>
               <w:jc w:val="left"/>
             </w:pPr>
-            <w:hyperlink w:history="1" r:id="rIdhccajcspvzeigrhkoaadv">
+            <w:hyperlink w:history="1" r:id="rIdq6shxmq6lv65h4qzgtxr3">
               <w:r>
                 <w:rPr>
                   <w:rStyle w:val="Hyperlink"/>
@@ -7955,7 +7955,7 @@
             <w:pPr>
               <w:jc w:val="left"/>
             </w:pPr>
-            <w:hyperlink w:history="1" r:id="rIdcw_yd3vwkfeiuisruv_er">
+            <w:hyperlink w:history="1" r:id="rIduetphiz8fmqnxeaatskst">
               <w:r>
                 <w:rPr>
                   <w:rStyle w:val="Hyperlink"/>
@@ -8084,7 +8084,7 @@
             <w:pPr>
               <w:jc w:val="left"/>
             </w:pPr>
-            <w:hyperlink w:history="1" r:id="rIdopuhvrqmoamx7fbqydqk3">
+            <w:hyperlink w:history="1" r:id="rIdfzmporveuwvpdeoq7wmjn">
               <w:r>
                 <w:rPr>
                   <w:rStyle w:val="Hyperlink"/>
@@ -8213,7 +8213,7 @@
             <w:pPr>
               <w:jc w:val="left"/>
             </w:pPr>
-            <w:hyperlink w:history="1" r:id="rIdkfkbrrd5hqeqf62pfoill">
+            <w:hyperlink w:history="1" r:id="rIdsyarcbo9pfp-fpk316c-v">
               <w:r>
                 <w:rPr>
                   <w:rStyle w:val="Hyperlink"/>
@@ -8342,7 +8342,7 @@
             <w:pPr>
               <w:jc w:val="left"/>
             </w:pPr>
-            <w:hyperlink w:history="1" r:id="rId1bttcxvfsyowr6slgzwou">
+            <w:hyperlink w:history="1" r:id="rIdg3e8yhxecp9nzfiyqyq20">
               <w:r>
                 <w:rPr>
                   <w:rStyle w:val="Hyperlink"/>
@@ -8471,7 +8471,7 @@
             <w:pPr>
               <w:jc w:val="left"/>
             </w:pPr>
-            <w:hyperlink w:history="1" r:id="rId_fovhl9s1otkdgwcwfdc_">
+            <w:hyperlink w:history="1" r:id="rIdn9rqzvf2kwo2jqmaczeak">
               <w:r>
                 <w:rPr>
                   <w:rStyle w:val="Hyperlink"/>
@@ -8600,7 +8600,7 @@
             <w:pPr>
               <w:jc w:val="left"/>
             </w:pPr>
-            <w:hyperlink w:history="1" r:id="rIda0q7dsahihy-bkol5okq9">
+            <w:hyperlink w:history="1" r:id="rId_c6xcp4lq2uvr1fo8kiem">
               <w:r>
                 <w:rPr>
                   <w:rStyle w:val="Hyperlink"/>
@@ -8729,7 +8729,7 @@
             <w:pPr>
               <w:jc w:val="left"/>
             </w:pPr>
-            <w:hyperlink w:history="1" r:id="rIddjjjssjfgfgo8x2dpzpi1">
+            <w:hyperlink w:history="1" r:id="rIdddjpwdchyhi0tyy9y4lev">
               <w:r>
                 <w:rPr>
                   <w:rStyle w:val="Hyperlink"/>
@@ -8858,7 +8858,7 @@
             <w:pPr>
               <w:jc w:val="left"/>
             </w:pPr>
-            <w:hyperlink w:history="1" r:id="rIda6mits5f91jd5fjadmvrc">
+            <w:hyperlink w:history="1" r:id="rId0vsvjs1igz4hib5-ooo2k">
               <w:r>
                 <w:rPr>
                   <w:rStyle w:val="Hyperlink"/>
@@ -8987,7 +8987,7 @@
             <w:pPr>
               <w:jc w:val="left"/>
             </w:pPr>
-            <w:hyperlink w:history="1" r:id="rIdphz7of_txrlv0wi-d3sgq">
+            <w:hyperlink w:history="1" r:id="rIdmnokmufeikb-ndf9fgv9j">
               <w:r>
                 <w:rPr>
                   <w:rStyle w:val="Hyperlink"/>
@@ -9374,7 +9374,7 @@
                 <w:sz w:val="17"/>
                 <w:szCs w:val="17"/>
               </w:rPr>
-              <w:t xml:space="preserve">이혜경 25번 — 지적 68건 중 68건 반영, 이미영 2번 — PC 5건·휴대폰 4건 모두 반영, 조준수 11번 — 11건 모두 반영(10/5 노트북·휴대폰 검수·UX/UI 개선 5번 포함)</w:t>
+              <w:t xml:space="preserve">이혜경 25회 — 지적 68건 중 68건 반영, 이미영 2회 — PC 5건·휴대폰 4건 모두 반영, 조준수 11회 — 11건 모두 반영(10/5 노트북·휴대폰 검수·UX/UI 개선 5번 포함)</w:t>
             </w:r>
           </w:p>
         </w:tc>

--- a/deliverables/submission/오이소창원_출처_AI활용_신고서_20261005.docx
+++ b/deliverables/submission/오이소창원_출처_AI활용_신고서_20261005.docx
@@ -1073,7 +1073,7 @@
         </w:rPr>
         <w:t xml:space="preserve">날짜별 상세 내역: 저장소 README ‘개발 작업 과정’, GitHub 커밋 기록(</w:t>
       </w:r>
-      <w:hyperlink w:history="1" r:id="rIdaoqysycdnjfufgilrmila">
+      <w:hyperlink w:history="1" r:id="rIdzs-tk7ztabjcsluvhvwp3">
         <w:r>
           <w:rPr>
             <w:rStyle w:val="Hyperlink"/>
@@ -3163,7 +3163,7 @@
               </w:rPr>
               <w:t xml:space="preserve">모델 ID gpt-4.1-mini, 출처 OpenAI(</w:t>
             </w:r>
-            <w:hyperlink w:history="1" r:id="rIdmutuuc98dswgjknthe8wd">
+            <w:hyperlink w:history="1" r:id="rIdzv0azjpif7huyrx_8ybcs">
               <w:r>
                 <w:rPr>
                   <w:rStyle w:val="Hyperlink"/>
@@ -4978,7 +4978,7 @@
             <w:pPr>
               <w:jc w:val="left"/>
             </w:pPr>
-            <w:hyperlink w:history="1" r:id="rIdyc0-5yu3lnouaqz89rkhd">
+            <w:hyperlink w:history="1" r:id="rId_18lgtdiawy__w5zeqpzz">
               <w:r>
                 <w:rPr>
                   <w:rStyle w:val="Hyperlink"/>
@@ -5077,7 +5077,7 @@
             <w:pPr>
               <w:jc w:val="left"/>
             </w:pPr>
-            <w:hyperlink w:history="1" r:id="rIduktima1cfkc6mipxux6pu">
+            <w:hyperlink w:history="1" r:id="rIdlvzucgqdtkgtuj-g2f_od">
               <w:r>
                 <w:rPr>
                   <w:rStyle w:val="Hyperlink"/>
@@ -5176,7 +5176,7 @@
             <w:pPr>
               <w:jc w:val="left"/>
             </w:pPr>
-            <w:hyperlink w:history="1" r:id="rIdn4vrjra6_ntzwz-ux0ruj">
+            <w:hyperlink w:history="1" r:id="rIdqsbto7peh5aibygeo2doe">
               <w:r>
                 <w:rPr>
                   <w:rStyle w:val="Hyperlink"/>
@@ -5275,7 +5275,7 @@
             <w:pPr>
               <w:jc w:val="left"/>
             </w:pPr>
-            <w:hyperlink w:history="1" r:id="rIdgy28y2sahger6fjboncts">
+            <w:hyperlink w:history="1" r:id="rIddmna_o4hrh-g9az2athxr">
               <w:r>
                 <w:rPr>
                   <w:rStyle w:val="Hyperlink"/>
@@ -5374,7 +5374,7 @@
             <w:pPr>
               <w:jc w:val="left"/>
             </w:pPr>
-            <w:hyperlink w:history="1" r:id="rIdewsik45yeuerutkn9qblg">
+            <w:hyperlink w:history="1" r:id="rId3hce1hotd6t6cb7skf6wr">
               <w:r>
                 <w:rPr>
                   <w:rStyle w:val="Hyperlink"/>
@@ -5473,7 +5473,7 @@
             <w:pPr>
               <w:jc w:val="left"/>
             </w:pPr>
-            <w:hyperlink w:history="1" r:id="rIdyvgsztxzdtb9as7k1jrbd">
+            <w:hyperlink w:history="1" r:id="rId20rvrmupdpxsb3dgdzcdy">
               <w:r>
                 <w:rPr>
                   <w:rStyle w:val="Hyperlink"/>
@@ -5572,7 +5572,7 @@
             <w:pPr>
               <w:jc w:val="left"/>
             </w:pPr>
-            <w:hyperlink w:history="1" r:id="rIdottuwr048xw59h96dptbv">
+            <w:hyperlink w:history="1" r:id="rIddypdj2ggr4jeyib9er7fm">
               <w:r>
                 <w:rPr>
                   <w:rStyle w:val="Hyperlink"/>
@@ -5671,7 +5671,7 @@
             <w:pPr>
               <w:jc w:val="left"/>
             </w:pPr>
-            <w:hyperlink w:history="1" r:id="rIdvgma-3ogkqchtp9qfti65">
+            <w:hyperlink w:history="1" r:id="rIdwmrkv8uwp4bq3oeb0c7gv">
               <w:r>
                 <w:rPr>
                   <w:rStyle w:val="Hyperlink"/>
@@ -5770,7 +5770,7 @@
             <w:pPr>
               <w:jc w:val="left"/>
             </w:pPr>
-            <w:hyperlink w:history="1" r:id="rIdzt9lgc5mkhh8yppbkfjyf">
+            <w:hyperlink w:history="1" r:id="rIdacrgbwyhjde1zo8wj01az">
               <w:r>
                 <w:rPr>
                   <w:rStyle w:val="Hyperlink"/>
@@ -5869,7 +5869,7 @@
             <w:pPr>
               <w:jc w:val="left"/>
             </w:pPr>
-            <w:hyperlink w:history="1" r:id="rId4snmkfxqtuyw6rp-vd5eb">
+            <w:hyperlink w:history="1" r:id="rIdq5rdssqbe3ugnbasd3csa">
               <w:r>
                 <w:rPr>
                   <w:rStyle w:val="Hyperlink"/>
@@ -5968,7 +5968,7 @@
             <w:pPr>
               <w:jc w:val="left"/>
             </w:pPr>
-            <w:hyperlink w:history="1" r:id="rId4jg4e7-b4eatusapll39z">
+            <w:hyperlink w:history="1" r:id="rIdo78c7mlfgok32vlpm69ll">
               <w:r>
                 <w:rPr>
                   <w:rStyle w:val="Hyperlink"/>
@@ -6067,7 +6067,7 @@
             <w:pPr>
               <w:jc w:val="left"/>
             </w:pPr>
-            <w:hyperlink w:history="1" r:id="rIdyhbx0grtxzsktpleqdwbp">
+            <w:hyperlink w:history="1" r:id="rIdv46atf5awthqcglddj4yz">
               <w:r>
                 <w:rPr>
                   <w:rStyle w:val="Hyperlink"/>
@@ -6166,7 +6166,7 @@
             <w:pPr>
               <w:jc w:val="left"/>
             </w:pPr>
-            <w:hyperlink w:history="1" r:id="rIdwfnhremifdgshx6-tzufz">
+            <w:hyperlink w:history="1" r:id="rIdsg_lw3j9c8najm5iniu_h">
               <w:r>
                 <w:rPr>
                   <w:rStyle w:val="Hyperlink"/>
@@ -6265,7 +6265,7 @@
             <w:pPr>
               <w:jc w:val="left"/>
             </w:pPr>
-            <w:hyperlink w:history="1" r:id="rIdkd-x0hsoye8wj1nbjzanj">
+            <w:hyperlink w:history="1" r:id="rIdgrhk6ibllo8f0khf0j15n">
               <w:r>
                 <w:rPr>
                   <w:rStyle w:val="Hyperlink"/>
@@ -6364,7 +6364,7 @@
             <w:pPr>
               <w:jc w:val="left"/>
             </w:pPr>
-            <w:hyperlink w:history="1" r:id="rIdqtl99wr2w-e6cuxdrdjjd">
+            <w:hyperlink w:history="1" r:id="rIdmj0vrb96dbib9g_7zedog">
               <w:r>
                 <w:rPr>
                   <w:rStyle w:val="Hyperlink"/>
@@ -6463,7 +6463,7 @@
             <w:pPr>
               <w:jc w:val="left"/>
             </w:pPr>
-            <w:hyperlink w:history="1" r:id="rIdrdbmnmfthbrevajek2cmq">
+            <w:hyperlink w:history="1" r:id="rIdhvi8cqx820swzkqcgohwj">
               <w:r>
                 <w:rPr>
                   <w:rStyle w:val="Hyperlink"/>
@@ -6562,7 +6562,7 @@
             <w:pPr>
               <w:jc w:val="left"/>
             </w:pPr>
-            <w:hyperlink w:history="1" r:id="rId-crw4bcifacbd-6xbi3pp">
+            <w:hyperlink w:history="1" r:id="rIdt7nzbx39sksfawcfydeyu">
               <w:r>
                 <w:rPr>
                   <w:rStyle w:val="Hyperlink"/>
@@ -6661,7 +6661,7 @@
             <w:pPr>
               <w:jc w:val="left"/>
             </w:pPr>
-            <w:hyperlink w:history="1" r:id="rIdtzu2jsxqxqcforxr5gkdh">
+            <w:hyperlink w:history="1" r:id="rIdwu5qciyxdpoc-qbosa9ib">
               <w:r>
                 <w:rPr>
                   <w:rStyle w:val="Hyperlink"/>
@@ -6760,7 +6760,7 @@
             <w:pPr>
               <w:jc w:val="left"/>
             </w:pPr>
-            <w:hyperlink w:history="1" r:id="rId5m9l_6ic-12vhx5rwk57w">
+            <w:hyperlink w:history="1" r:id="rIdktgbb_jigapucnilvufvk">
               <w:r>
                 <w:rPr>
                   <w:rStyle w:val="Hyperlink"/>
@@ -6859,7 +6859,7 @@
             <w:pPr>
               <w:jc w:val="left"/>
             </w:pPr>
-            <w:hyperlink w:history="1" r:id="rId8ups-lmyyx9puny1nm2l0">
+            <w:hyperlink w:history="1" r:id="rIdlmhx9vo7pmwvet5eajcqc">
               <w:r>
                 <w:rPr>
                   <w:rStyle w:val="Hyperlink"/>
@@ -6958,7 +6958,7 @@
             <w:pPr>
               <w:jc w:val="left"/>
             </w:pPr>
-            <w:hyperlink w:history="1" r:id="rIdwg7_ubl0ewfky0krvzz-c">
+            <w:hyperlink w:history="1" r:id="rIdmdiscakizwlzag0efkmky">
               <w:r>
                 <w:rPr>
                   <w:rStyle w:val="Hyperlink"/>
@@ -7057,7 +7057,7 @@
             <w:pPr>
               <w:jc w:val="left"/>
             </w:pPr>
-            <w:hyperlink w:history="1" r:id="rId26qbcocnn7oux07psvicf">
+            <w:hyperlink w:history="1" r:id="rIdw-jk28jxzf9eevwbcbbpj">
               <w:r>
                 <w:rPr>
                   <w:rStyle w:val="Hyperlink"/>
@@ -7156,7 +7156,7 @@
             <w:pPr>
               <w:jc w:val="left"/>
             </w:pPr>
-            <w:hyperlink w:history="1" r:id="rIdwztmyi2wcr6fyrwdjfavm">
+            <w:hyperlink w:history="1" r:id="rIdp1r0npfzhduwpvg-d-v_-">
               <w:r>
                 <w:rPr>
                   <w:rStyle w:val="Hyperlink"/>
@@ -7255,7 +7255,7 @@
             <w:pPr>
               <w:jc w:val="left"/>
             </w:pPr>
-            <w:hyperlink w:history="1" r:id="rIdtx1jfc3z4fbh9e6mdc-ie">
+            <w:hyperlink w:history="1" r:id="rIdy4kdjlcnhudcvl89rw70s">
               <w:r>
                 <w:rPr>
                   <w:rStyle w:val="Hyperlink"/>
@@ -7306,10 +7306,10 @@
         </w:tblBorders>
       </w:tblPr>
       <w:tblGrid>
-        <w:gridCol w:w="2033"/>
-        <w:gridCol w:w="2188"/>
-        <w:gridCol w:w="2669"/>
-        <w:gridCol w:w="3314"/>
+        <w:gridCol w:w="2072"/>
+        <w:gridCol w:w="2199"/>
+        <w:gridCol w:w="2647"/>
+        <w:gridCol w:w="3286"/>
       </w:tblGrid>
       <w:tr>
         <w:trPr>
@@ -7318,7 +7318,7 @@
         </w:trPr>
         <w:tc>
           <w:tcPr>
-            <w:tcW w:type="dxa" w:w="2033"/>
+            <w:tcW w:type="dxa" w:w="2072"/>
             <w:tcBorders>
               <w:top w:val="single" w:color="C9D3DF" w:sz="4"/>
               <w:left w:val="single" w:color="C9D3DF" w:sz="4"/>
@@ -7352,7 +7352,7 @@
         </w:tc>
         <w:tc>
           <w:tcPr>
-            <w:tcW w:type="dxa" w:w="2188"/>
+            <w:tcW w:type="dxa" w:w="2199"/>
             <w:tcBorders>
               <w:top w:val="single" w:color="C9D3DF" w:sz="4"/>
               <w:left w:val="single" w:color="C9D3DF" w:sz="4"/>
@@ -7386,7 +7386,7 @@
         </w:tc>
         <w:tc>
           <w:tcPr>
-            <w:tcW w:type="dxa" w:w="2669"/>
+            <w:tcW w:type="dxa" w:w="2647"/>
             <w:tcBorders>
               <w:top w:val="single" w:color="C9D3DF" w:sz="4"/>
               <w:left w:val="single" w:color="C9D3DF" w:sz="4"/>
@@ -7420,7 +7420,7 @@
         </w:tc>
         <w:tc>
           <w:tcPr>
-            <w:tcW w:type="dxa" w:w="3314"/>
+            <w:tcW w:type="dxa" w:w="3286"/>
             <w:tcBorders>
               <w:top w:val="single" w:color="C9D3DF" w:sz="4"/>
               <w:left w:val="single" w:color="C9D3DF" w:sz="4"/>
@@ -7460,7 +7460,7 @@
         </w:trPr>
         <w:tc>
           <w:tcPr>
-            <w:tcW w:type="dxa" w:w="2033"/>
+            <w:tcW w:type="dxa" w:w="2072"/>
             <w:tcBorders>
               <w:top w:val="single" w:color="C9D3DF" w:sz="4"/>
               <w:left w:val="single" w:color="C9D3DF" w:sz="4"/>
@@ -7490,7 +7490,7 @@
         </w:tc>
         <w:tc>
           <w:tcPr>
-            <w:tcW w:type="dxa" w:w="2188"/>
+            <w:tcW w:type="dxa" w:w="2199"/>
             <w:tcBorders>
               <w:top w:val="single" w:color="C9D3DF" w:sz="4"/>
               <w:left w:val="single" w:color="C9D3DF" w:sz="4"/>
@@ -7520,7 +7520,7 @@
         </w:tc>
         <w:tc>
           <w:tcPr>
-            <w:tcW w:type="dxa" w:w="2669"/>
+            <w:tcW w:type="dxa" w:w="2647"/>
             <w:tcBorders>
               <w:top w:val="single" w:color="C9D3DF" w:sz="4"/>
               <w:left w:val="single" w:color="C9D3DF" w:sz="4"/>
@@ -7550,25 +7550,25 @@
         </w:tc>
         <w:tc>
           <w:tcPr>
-            <w:tcW w:type="dxa" w:w="3314"/>
-            <w:tcBorders>
-              <w:top w:val="single" w:color="C9D3DF" w:sz="4"/>
-              <w:left w:val="single" w:color="C9D3DF" w:sz="4"/>
-              <w:bottom w:val="single" w:color="C9D3DF" w:sz="4"/>
-              <w:right w:val="single" w:color="C9D3DF" w:sz="4"/>
-            </w:tcBorders>
-            <w:tcMar>
-              <w:top w:type="dxa" w:w="50"/>
-              <w:left w:type="dxa" w:w="80"/>
-              <w:bottom w:type="dxa" w:w="50"/>
-              <w:right w:type="dxa" w:w="80"/>
-            </w:tcMar>
-          </w:tcPr>
-          <w:p>
-            <w:pPr>
-              <w:jc w:val="left"/>
-            </w:pPr>
-            <w:hyperlink w:history="1" r:id="rIdzwkqymh8bbpi0yjxrl1un">
+            <w:tcW w:type="dxa" w:w="3286"/>
+            <w:tcBorders>
+              <w:top w:val="single" w:color="C9D3DF" w:sz="4"/>
+              <w:left w:val="single" w:color="C9D3DF" w:sz="4"/>
+              <w:bottom w:val="single" w:color="C9D3DF" w:sz="4"/>
+              <w:right w:val="single" w:color="C9D3DF" w:sz="4"/>
+            </w:tcBorders>
+            <w:tcMar>
+              <w:top w:type="dxa" w:w="50"/>
+              <w:left w:type="dxa" w:w="80"/>
+              <w:bottom w:type="dxa" w:w="50"/>
+              <w:right w:type="dxa" w:w="80"/>
+            </w:tcMar>
+          </w:tcPr>
+          <w:p>
+            <w:pPr>
+              <w:jc w:val="left"/>
+            </w:pPr>
+            <w:hyperlink w:history="1" r:id="rIdcu-rmsqk07ecmr4mmpmef">
               <w:r>
                 <w:rPr>
                   <w:rStyle w:val="Hyperlink"/>
@@ -7589,7 +7589,7 @@
         </w:trPr>
         <w:tc>
           <w:tcPr>
-            <w:tcW w:type="dxa" w:w="2033"/>
+            <w:tcW w:type="dxa" w:w="2072"/>
             <w:tcBorders>
               <w:top w:val="single" w:color="C9D3DF" w:sz="4"/>
               <w:left w:val="single" w:color="C9D3DF" w:sz="4"/>
@@ -7619,7 +7619,7 @@
         </w:tc>
         <w:tc>
           <w:tcPr>
-            <w:tcW w:type="dxa" w:w="2188"/>
+            <w:tcW w:type="dxa" w:w="2199"/>
             <w:tcBorders>
               <w:top w:val="single" w:color="C9D3DF" w:sz="4"/>
               <w:left w:val="single" w:color="C9D3DF" w:sz="4"/>
@@ -7649,7 +7649,7 @@
         </w:tc>
         <w:tc>
           <w:tcPr>
-            <w:tcW w:type="dxa" w:w="2669"/>
+            <w:tcW w:type="dxa" w:w="2647"/>
             <w:tcBorders>
               <w:top w:val="single" w:color="C9D3DF" w:sz="4"/>
               <w:left w:val="single" w:color="C9D3DF" w:sz="4"/>
@@ -7679,25 +7679,25 @@
         </w:tc>
         <w:tc>
           <w:tcPr>
-            <w:tcW w:type="dxa" w:w="3314"/>
-            <w:tcBorders>
-              <w:top w:val="single" w:color="C9D3DF" w:sz="4"/>
-              <w:left w:val="single" w:color="C9D3DF" w:sz="4"/>
-              <w:bottom w:val="single" w:color="C9D3DF" w:sz="4"/>
-              <w:right w:val="single" w:color="C9D3DF" w:sz="4"/>
-            </w:tcBorders>
-            <w:tcMar>
-              <w:top w:type="dxa" w:w="50"/>
-              <w:left w:type="dxa" w:w="80"/>
-              <w:bottom w:type="dxa" w:w="50"/>
-              <w:right w:type="dxa" w:w="80"/>
-            </w:tcMar>
-          </w:tcPr>
-          <w:p>
-            <w:pPr>
-              <w:jc w:val="left"/>
-            </w:pPr>
-            <w:hyperlink w:history="1" r:id="rIdigh5toflkzjktkbww3xrd">
+            <w:tcW w:type="dxa" w:w="3286"/>
+            <w:tcBorders>
+              <w:top w:val="single" w:color="C9D3DF" w:sz="4"/>
+              <w:left w:val="single" w:color="C9D3DF" w:sz="4"/>
+              <w:bottom w:val="single" w:color="C9D3DF" w:sz="4"/>
+              <w:right w:val="single" w:color="C9D3DF" w:sz="4"/>
+            </w:tcBorders>
+            <w:tcMar>
+              <w:top w:type="dxa" w:w="50"/>
+              <w:left w:type="dxa" w:w="80"/>
+              <w:bottom w:type="dxa" w:w="50"/>
+              <w:right w:type="dxa" w:w="80"/>
+            </w:tcMar>
+          </w:tcPr>
+          <w:p>
+            <w:pPr>
+              <w:jc w:val="left"/>
+            </w:pPr>
+            <w:hyperlink w:history="1" r:id="rIdj1gjzwow349mo14rr8wqk">
               <w:r>
                 <w:rPr>
                   <w:rStyle w:val="Hyperlink"/>
@@ -7718,7 +7718,7 @@
         </w:trPr>
         <w:tc>
           <w:tcPr>
-            <w:tcW w:type="dxa" w:w="2033"/>
+            <w:tcW w:type="dxa" w:w="2072"/>
             <w:tcBorders>
               <w:top w:val="single" w:color="C9D3DF" w:sz="4"/>
               <w:left w:val="single" w:color="C9D3DF" w:sz="4"/>
@@ -7748,7 +7748,7 @@
         </w:tc>
         <w:tc>
           <w:tcPr>
-            <w:tcW w:type="dxa" w:w="2188"/>
+            <w:tcW w:type="dxa" w:w="2199"/>
             <w:tcBorders>
               <w:top w:val="single" w:color="C9D3DF" w:sz="4"/>
               <w:left w:val="single" w:color="C9D3DF" w:sz="4"/>
@@ -7778,7 +7778,7 @@
         </w:tc>
         <w:tc>
           <w:tcPr>
-            <w:tcW w:type="dxa" w:w="2669"/>
+            <w:tcW w:type="dxa" w:w="2647"/>
             <w:tcBorders>
               <w:top w:val="single" w:color="C9D3DF" w:sz="4"/>
               <w:left w:val="single" w:color="C9D3DF" w:sz="4"/>
@@ -7808,25 +7808,25 @@
         </w:tc>
         <w:tc>
           <w:tcPr>
-            <w:tcW w:type="dxa" w:w="3314"/>
-            <w:tcBorders>
-              <w:top w:val="single" w:color="C9D3DF" w:sz="4"/>
-              <w:left w:val="single" w:color="C9D3DF" w:sz="4"/>
-              <w:bottom w:val="single" w:color="C9D3DF" w:sz="4"/>
-              <w:right w:val="single" w:color="C9D3DF" w:sz="4"/>
-            </w:tcBorders>
-            <w:tcMar>
-              <w:top w:type="dxa" w:w="50"/>
-              <w:left w:type="dxa" w:w="80"/>
-              <w:bottom w:type="dxa" w:w="50"/>
-              <w:right w:type="dxa" w:w="80"/>
-            </w:tcMar>
-          </w:tcPr>
-          <w:p>
-            <w:pPr>
-              <w:jc w:val="left"/>
-            </w:pPr>
-            <w:hyperlink w:history="1" r:id="rIdq6shxmq6lv65h4qzgtxr3">
+            <w:tcW w:type="dxa" w:w="3286"/>
+            <w:tcBorders>
+              <w:top w:val="single" w:color="C9D3DF" w:sz="4"/>
+              <w:left w:val="single" w:color="C9D3DF" w:sz="4"/>
+              <w:bottom w:val="single" w:color="C9D3DF" w:sz="4"/>
+              <w:right w:val="single" w:color="C9D3DF" w:sz="4"/>
+            </w:tcBorders>
+            <w:tcMar>
+              <w:top w:type="dxa" w:w="50"/>
+              <w:left w:type="dxa" w:w="80"/>
+              <w:bottom w:type="dxa" w:w="50"/>
+              <w:right w:type="dxa" w:w="80"/>
+            </w:tcMar>
+          </w:tcPr>
+          <w:p>
+            <w:pPr>
+              <w:jc w:val="left"/>
+            </w:pPr>
+            <w:hyperlink w:history="1" r:id="rIdowvy616zqzb5pk8gurdbw">
               <w:r>
                 <w:rPr>
                   <w:rStyle w:val="Hyperlink"/>
@@ -7847,7 +7847,7 @@
         </w:trPr>
         <w:tc>
           <w:tcPr>
-            <w:tcW w:type="dxa" w:w="2033"/>
+            <w:tcW w:type="dxa" w:w="2072"/>
             <w:tcBorders>
               <w:top w:val="single" w:color="C9D3DF" w:sz="4"/>
               <w:left w:val="single" w:color="C9D3DF" w:sz="4"/>
@@ -7877,7 +7877,7 @@
         </w:tc>
         <w:tc>
           <w:tcPr>
-            <w:tcW w:type="dxa" w:w="2188"/>
+            <w:tcW w:type="dxa" w:w="2199"/>
             <w:tcBorders>
               <w:top w:val="single" w:color="C9D3DF" w:sz="4"/>
               <w:left w:val="single" w:color="C9D3DF" w:sz="4"/>
@@ -7907,7 +7907,7 @@
         </w:tc>
         <w:tc>
           <w:tcPr>
-            <w:tcW w:type="dxa" w:w="2669"/>
+            <w:tcW w:type="dxa" w:w="2647"/>
             <w:tcBorders>
               <w:top w:val="single" w:color="C9D3DF" w:sz="4"/>
               <w:left w:val="single" w:color="C9D3DF" w:sz="4"/>
@@ -7937,25 +7937,25 @@
         </w:tc>
         <w:tc>
           <w:tcPr>
-            <w:tcW w:type="dxa" w:w="3314"/>
-            <w:tcBorders>
-              <w:top w:val="single" w:color="C9D3DF" w:sz="4"/>
-              <w:left w:val="single" w:color="C9D3DF" w:sz="4"/>
-              <w:bottom w:val="single" w:color="C9D3DF" w:sz="4"/>
-              <w:right w:val="single" w:color="C9D3DF" w:sz="4"/>
-            </w:tcBorders>
-            <w:tcMar>
-              <w:top w:type="dxa" w:w="50"/>
-              <w:left w:type="dxa" w:w="80"/>
-              <w:bottom w:type="dxa" w:w="50"/>
-              <w:right w:type="dxa" w:w="80"/>
-            </w:tcMar>
-          </w:tcPr>
-          <w:p>
-            <w:pPr>
-              <w:jc w:val="left"/>
-            </w:pPr>
-            <w:hyperlink w:history="1" r:id="rIduetphiz8fmqnxeaatskst">
+            <w:tcW w:type="dxa" w:w="3286"/>
+            <w:tcBorders>
+              <w:top w:val="single" w:color="C9D3DF" w:sz="4"/>
+              <w:left w:val="single" w:color="C9D3DF" w:sz="4"/>
+              <w:bottom w:val="single" w:color="C9D3DF" w:sz="4"/>
+              <w:right w:val="single" w:color="C9D3DF" w:sz="4"/>
+            </w:tcBorders>
+            <w:tcMar>
+              <w:top w:type="dxa" w:w="50"/>
+              <w:left w:type="dxa" w:w="80"/>
+              <w:bottom w:type="dxa" w:w="50"/>
+              <w:right w:type="dxa" w:w="80"/>
+            </w:tcMar>
+          </w:tcPr>
+          <w:p>
+            <w:pPr>
+              <w:jc w:val="left"/>
+            </w:pPr>
+            <w:hyperlink w:history="1" r:id="rId_1zcvmp5zviyc9xjs1wys">
               <w:r>
                 <w:rPr>
                   <w:rStyle w:val="Hyperlink"/>
@@ -7976,67 +7976,67 @@
         </w:trPr>
         <w:tc>
           <w:tcPr>
-            <w:tcW w:type="dxa" w:w="2033"/>
-            <w:tcBorders>
-              <w:top w:val="single" w:color="C9D3DF" w:sz="4"/>
-              <w:left w:val="single" w:color="C9D3DF" w:sz="4"/>
-              <w:bottom w:val="single" w:color="C9D3DF" w:sz="4"/>
-              <w:right w:val="single" w:color="C9D3DF" w:sz="4"/>
-            </w:tcBorders>
-            <w:tcMar>
-              <w:top w:type="dxa" w:w="50"/>
-              <w:left w:type="dxa" w:w="80"/>
-              <w:bottom w:type="dxa" w:w="50"/>
-              <w:right w:type="dxa" w:w="80"/>
-            </w:tcMar>
-          </w:tcPr>
-          <w:p>
-            <w:pPr>
-              <w:jc w:val="left"/>
-            </w:pPr>
-            <w:r>
-              <w:rPr>
-                <w:rFonts w:ascii="Malgun Gothic" w:cs="Malgun Gothic" w:eastAsia="Malgun Gothic" w:hAnsi="Malgun Gothic"/>
-                <w:sz w:val="17"/>
-                <w:szCs w:val="17"/>
-              </w:rPr>
-              <w:t xml:space="preserve">창원 청년(19~39세) 인구</w:t>
-            </w:r>
-          </w:p>
-        </w:tc>
-        <w:tc>
-          <w:tcPr>
-            <w:tcW w:type="dxa" w:w="2188"/>
-            <w:tcBorders>
-              <w:top w:val="single" w:color="C9D3DF" w:sz="4"/>
-              <w:left w:val="single" w:color="C9D3DF" w:sz="4"/>
-              <w:bottom w:val="single" w:color="C9D3DF" w:sz="4"/>
-              <w:right w:val="single" w:color="C9D3DF" w:sz="4"/>
-            </w:tcBorders>
-            <w:tcMar>
-              <w:top w:type="dxa" w:w="50"/>
-              <w:left w:type="dxa" w:w="80"/>
-              <w:bottom w:type="dxa" w:w="50"/>
-              <w:right w:type="dxa" w:w="80"/>
-            </w:tcMar>
-          </w:tcPr>
-          <w:p>
-            <w:pPr>
-              <w:jc w:val="left"/>
-            </w:pPr>
-            <w:r>
-              <w:rPr>
-                <w:rFonts w:ascii="Malgun Gothic" w:cs="Malgun Gothic" w:eastAsia="Malgun Gothic" w:hAnsi="Malgun Gothic"/>
-                <w:sz w:val="17"/>
-                <w:szCs w:val="17"/>
-              </w:rPr>
-              <w:t xml:space="preserve">241,329명(2023.12) → 221,641명(2026.8, 주민등록인구의 22.5%)</w:t>
-            </w:r>
-          </w:p>
-        </w:tc>
-        <w:tc>
-          <w:tcPr>
-            <w:tcW w:type="dxa" w:w="2669"/>
+            <w:tcW w:type="dxa" w:w="2072"/>
+            <w:tcBorders>
+              <w:top w:val="single" w:color="C9D3DF" w:sz="4"/>
+              <w:left w:val="single" w:color="C9D3DF" w:sz="4"/>
+              <w:bottom w:val="single" w:color="C9D3DF" w:sz="4"/>
+              <w:right w:val="single" w:color="C9D3DF" w:sz="4"/>
+            </w:tcBorders>
+            <w:tcMar>
+              <w:top w:type="dxa" w:w="50"/>
+              <w:left w:type="dxa" w:w="80"/>
+              <w:bottom w:type="dxa" w:w="50"/>
+              <w:right w:type="dxa" w:w="80"/>
+            </w:tcMar>
+          </w:tcPr>
+          <w:p>
+            <w:pPr>
+              <w:jc w:val="left"/>
+            </w:pPr>
+            <w:r>
+              <w:rPr>
+                <w:rFonts w:ascii="Malgun Gothic" w:cs="Malgun Gothic" w:eastAsia="Malgun Gothic" w:hAnsi="Malgun Gothic"/>
+                <w:sz w:val="17"/>
+                <w:szCs w:val="17"/>
+              </w:rPr>
+              <w:t xml:space="preserve">창원 청년(19~39세) 인구(주민등록인구, 외국인 제외)</w:t>
+            </w:r>
+          </w:p>
+        </w:tc>
+        <w:tc>
+          <w:tcPr>
+            <w:tcW w:type="dxa" w:w="2199"/>
+            <w:tcBorders>
+              <w:top w:val="single" w:color="C9D3DF" w:sz="4"/>
+              <w:left w:val="single" w:color="C9D3DF" w:sz="4"/>
+              <w:bottom w:val="single" w:color="C9D3DF" w:sz="4"/>
+              <w:right w:val="single" w:color="C9D3DF" w:sz="4"/>
+            </w:tcBorders>
+            <w:tcMar>
+              <w:top w:type="dxa" w:w="50"/>
+              <w:left w:type="dxa" w:w="80"/>
+              <w:bottom w:type="dxa" w:w="50"/>
+              <w:right w:type="dxa" w:w="80"/>
+            </w:tcMar>
+          </w:tcPr>
+          <w:p>
+            <w:pPr>
+              <w:jc w:val="left"/>
+            </w:pPr>
+            <w:r>
+              <w:rPr>
+                <w:rFonts w:ascii="Malgun Gothic" w:cs="Malgun Gothic" w:eastAsia="Malgun Gothic" w:hAnsi="Malgun Gothic"/>
+                <w:sz w:val="17"/>
+                <w:szCs w:val="17"/>
+              </w:rPr>
+              <w:t xml:space="preserve">241,329명(2023.12) → 221,641명(2026.8, 주민등록인구 985,013명의 22.5%)</w:t>
+            </w:r>
+          </w:p>
+        </w:tc>
+        <w:tc>
+          <w:tcPr>
+            <w:tcW w:type="dxa" w:w="2647"/>
             <w:tcBorders>
               <w:top w:val="single" w:color="C9D3DF" w:sz="4"/>
               <w:left w:val="single" w:color="C9D3DF" w:sz="4"/>
@@ -8066,25 +8066,25 @@
         </w:tc>
         <w:tc>
           <w:tcPr>
-            <w:tcW w:type="dxa" w:w="3314"/>
-            <w:tcBorders>
-              <w:top w:val="single" w:color="C9D3DF" w:sz="4"/>
-              <w:left w:val="single" w:color="C9D3DF" w:sz="4"/>
-              <w:bottom w:val="single" w:color="C9D3DF" w:sz="4"/>
-              <w:right w:val="single" w:color="C9D3DF" w:sz="4"/>
-            </w:tcBorders>
-            <w:tcMar>
-              <w:top w:type="dxa" w:w="50"/>
-              <w:left w:type="dxa" w:w="80"/>
-              <w:bottom w:type="dxa" w:w="50"/>
-              <w:right w:type="dxa" w:w="80"/>
-            </w:tcMar>
-          </w:tcPr>
-          <w:p>
-            <w:pPr>
-              <w:jc w:val="left"/>
-            </w:pPr>
-            <w:hyperlink w:history="1" r:id="rIdfzmporveuwvpdeoq7wmjn">
+            <w:tcW w:type="dxa" w:w="3286"/>
+            <w:tcBorders>
+              <w:top w:val="single" w:color="C9D3DF" w:sz="4"/>
+              <w:left w:val="single" w:color="C9D3DF" w:sz="4"/>
+              <w:bottom w:val="single" w:color="C9D3DF" w:sz="4"/>
+              <w:right w:val="single" w:color="C9D3DF" w:sz="4"/>
+            </w:tcBorders>
+            <w:tcMar>
+              <w:top w:type="dxa" w:w="50"/>
+              <w:left w:type="dxa" w:w="80"/>
+              <w:bottom w:type="dxa" w:w="50"/>
+              <w:right w:type="dxa" w:w="80"/>
+            </w:tcMar>
+          </w:tcPr>
+          <w:p>
+            <w:pPr>
+              <w:jc w:val="left"/>
+            </w:pPr>
+            <w:hyperlink w:history="1" r:id="rId9jy8s-flke1k3mpmou6gv">
               <w:r>
                 <w:rPr>
                   <w:rStyle w:val="Hyperlink"/>
@@ -8105,7 +8105,7 @@
         </w:trPr>
         <w:tc>
           <w:tcPr>
-            <w:tcW w:type="dxa" w:w="2033"/>
+            <w:tcW w:type="dxa" w:w="2072"/>
             <w:tcBorders>
               <w:top w:val="single" w:color="C9D3DF" w:sz="4"/>
               <w:left w:val="single" w:color="C9D3DF" w:sz="4"/>
@@ -8135,7 +8135,7 @@
         </w:tc>
         <w:tc>
           <w:tcPr>
-            <w:tcW w:type="dxa" w:w="2188"/>
+            <w:tcW w:type="dxa" w:w="2199"/>
             <w:tcBorders>
               <w:top w:val="single" w:color="C9D3DF" w:sz="4"/>
               <w:left w:val="single" w:color="C9D3DF" w:sz="4"/>
@@ -8165,7 +8165,7 @@
         </w:tc>
         <w:tc>
           <w:tcPr>
-            <w:tcW w:type="dxa" w:w="2669"/>
+            <w:tcW w:type="dxa" w:w="2647"/>
             <w:tcBorders>
               <w:top w:val="single" w:color="C9D3DF" w:sz="4"/>
               <w:left w:val="single" w:color="C9D3DF" w:sz="4"/>
@@ -8195,25 +8195,25 @@
         </w:tc>
         <w:tc>
           <w:tcPr>
-            <w:tcW w:type="dxa" w:w="3314"/>
-            <w:tcBorders>
-              <w:top w:val="single" w:color="C9D3DF" w:sz="4"/>
-              <w:left w:val="single" w:color="C9D3DF" w:sz="4"/>
-              <w:bottom w:val="single" w:color="C9D3DF" w:sz="4"/>
-              <w:right w:val="single" w:color="C9D3DF" w:sz="4"/>
-            </w:tcBorders>
-            <w:tcMar>
-              <w:top w:type="dxa" w:w="50"/>
-              <w:left w:type="dxa" w:w="80"/>
-              <w:bottom w:type="dxa" w:w="50"/>
-              <w:right w:type="dxa" w:w="80"/>
-            </w:tcMar>
-          </w:tcPr>
-          <w:p>
-            <w:pPr>
-              <w:jc w:val="left"/>
-            </w:pPr>
-            <w:hyperlink w:history="1" r:id="rIdsyarcbo9pfp-fpk316c-v">
+            <w:tcW w:type="dxa" w:w="3286"/>
+            <w:tcBorders>
+              <w:top w:val="single" w:color="C9D3DF" w:sz="4"/>
+              <w:left w:val="single" w:color="C9D3DF" w:sz="4"/>
+              <w:bottom w:val="single" w:color="C9D3DF" w:sz="4"/>
+              <w:right w:val="single" w:color="C9D3DF" w:sz="4"/>
+            </w:tcBorders>
+            <w:tcMar>
+              <w:top w:type="dxa" w:w="50"/>
+              <w:left w:type="dxa" w:w="80"/>
+              <w:bottom w:type="dxa" w:w="50"/>
+              <w:right w:type="dxa" w:w="80"/>
+            </w:tcMar>
+          </w:tcPr>
+          <w:p>
+            <w:pPr>
+              <w:jc w:val="left"/>
+            </w:pPr>
+            <w:hyperlink w:history="1" r:id="rIdcgwqiypzquhejvq2x-c1h">
               <w:r>
                 <w:rPr>
                   <w:rStyle w:val="Hyperlink"/>
@@ -8234,7 +8234,7 @@
         </w:trPr>
         <w:tc>
           <w:tcPr>
-            <w:tcW w:type="dxa" w:w="2033"/>
+            <w:tcW w:type="dxa" w:w="2072"/>
             <w:tcBorders>
               <w:top w:val="single" w:color="C9D3DF" w:sz="4"/>
               <w:left w:val="single" w:color="C9D3DF" w:sz="4"/>
@@ -8264,7 +8264,7 @@
         </w:tc>
         <w:tc>
           <w:tcPr>
-            <w:tcW w:type="dxa" w:w="2188"/>
+            <w:tcW w:type="dxa" w:w="2199"/>
             <w:tcBorders>
               <w:top w:val="single" w:color="C9D3DF" w:sz="4"/>
               <w:left w:val="single" w:color="C9D3DF" w:sz="4"/>
@@ -8294,7 +8294,7 @@
         </w:tc>
         <w:tc>
           <w:tcPr>
-            <w:tcW w:type="dxa" w:w="2669"/>
+            <w:tcW w:type="dxa" w:w="2647"/>
             <w:tcBorders>
               <w:top w:val="single" w:color="C9D3DF" w:sz="4"/>
               <w:left w:val="single" w:color="C9D3DF" w:sz="4"/>
@@ -8324,25 +8324,25 @@
         </w:tc>
         <w:tc>
           <w:tcPr>
-            <w:tcW w:type="dxa" w:w="3314"/>
-            <w:tcBorders>
-              <w:top w:val="single" w:color="C9D3DF" w:sz="4"/>
-              <w:left w:val="single" w:color="C9D3DF" w:sz="4"/>
-              <w:bottom w:val="single" w:color="C9D3DF" w:sz="4"/>
-              <w:right w:val="single" w:color="C9D3DF" w:sz="4"/>
-            </w:tcBorders>
-            <w:tcMar>
-              <w:top w:type="dxa" w:w="50"/>
-              <w:left w:type="dxa" w:w="80"/>
-              <w:bottom w:type="dxa" w:w="50"/>
-              <w:right w:type="dxa" w:w="80"/>
-            </w:tcMar>
-          </w:tcPr>
-          <w:p>
-            <w:pPr>
-              <w:jc w:val="left"/>
-            </w:pPr>
-            <w:hyperlink w:history="1" r:id="rIdg3e8yhxecp9nzfiyqyq20">
+            <w:tcW w:type="dxa" w:w="3286"/>
+            <w:tcBorders>
+              <w:top w:val="single" w:color="C9D3DF" w:sz="4"/>
+              <w:left w:val="single" w:color="C9D3DF" w:sz="4"/>
+              <w:bottom w:val="single" w:color="C9D3DF" w:sz="4"/>
+              <w:right w:val="single" w:color="C9D3DF" w:sz="4"/>
+            </w:tcBorders>
+            <w:tcMar>
+              <w:top w:type="dxa" w:w="50"/>
+              <w:left w:type="dxa" w:w="80"/>
+              <w:bottom w:type="dxa" w:w="50"/>
+              <w:right w:type="dxa" w:w="80"/>
+            </w:tcMar>
+          </w:tcPr>
+          <w:p>
+            <w:pPr>
+              <w:jc w:val="left"/>
+            </w:pPr>
+            <w:hyperlink w:history="1" r:id="rIdmgqiagebboxxafgo6lbjx">
               <w:r>
                 <w:rPr>
                   <w:rStyle w:val="Hyperlink"/>
@@ -8363,7 +8363,7 @@
         </w:trPr>
         <w:tc>
           <w:tcPr>
-            <w:tcW w:type="dxa" w:w="2033"/>
+            <w:tcW w:type="dxa" w:w="2072"/>
             <w:tcBorders>
               <w:top w:val="single" w:color="C9D3DF" w:sz="4"/>
               <w:left w:val="single" w:color="C9D3DF" w:sz="4"/>
@@ -8393,7 +8393,7 @@
         </w:tc>
         <w:tc>
           <w:tcPr>
-            <w:tcW w:type="dxa" w:w="2188"/>
+            <w:tcW w:type="dxa" w:w="2199"/>
             <w:tcBorders>
               <w:top w:val="single" w:color="C9D3DF" w:sz="4"/>
               <w:left w:val="single" w:color="C9D3DF" w:sz="4"/>
@@ -8423,7 +8423,7 @@
         </w:tc>
         <w:tc>
           <w:tcPr>
-            <w:tcW w:type="dxa" w:w="2669"/>
+            <w:tcW w:type="dxa" w:w="2647"/>
             <w:tcBorders>
               <w:top w:val="single" w:color="C9D3DF" w:sz="4"/>
               <w:left w:val="single" w:color="C9D3DF" w:sz="4"/>
@@ -8453,25 +8453,25 @@
         </w:tc>
         <w:tc>
           <w:tcPr>
-            <w:tcW w:type="dxa" w:w="3314"/>
-            <w:tcBorders>
-              <w:top w:val="single" w:color="C9D3DF" w:sz="4"/>
-              <w:left w:val="single" w:color="C9D3DF" w:sz="4"/>
-              <w:bottom w:val="single" w:color="C9D3DF" w:sz="4"/>
-              <w:right w:val="single" w:color="C9D3DF" w:sz="4"/>
-            </w:tcBorders>
-            <w:tcMar>
-              <w:top w:type="dxa" w:w="50"/>
-              <w:left w:type="dxa" w:w="80"/>
-              <w:bottom w:type="dxa" w:w="50"/>
-              <w:right w:type="dxa" w:w="80"/>
-            </w:tcMar>
-          </w:tcPr>
-          <w:p>
-            <w:pPr>
-              <w:jc w:val="left"/>
-            </w:pPr>
-            <w:hyperlink w:history="1" r:id="rIdn9rqzvf2kwo2jqmaczeak">
+            <w:tcW w:type="dxa" w:w="3286"/>
+            <w:tcBorders>
+              <w:top w:val="single" w:color="C9D3DF" w:sz="4"/>
+              <w:left w:val="single" w:color="C9D3DF" w:sz="4"/>
+              <w:bottom w:val="single" w:color="C9D3DF" w:sz="4"/>
+              <w:right w:val="single" w:color="C9D3DF" w:sz="4"/>
+            </w:tcBorders>
+            <w:tcMar>
+              <w:top w:type="dxa" w:w="50"/>
+              <w:left w:type="dxa" w:w="80"/>
+              <w:bottom w:type="dxa" w:w="50"/>
+              <w:right w:type="dxa" w:w="80"/>
+            </w:tcMar>
+          </w:tcPr>
+          <w:p>
+            <w:pPr>
+              <w:jc w:val="left"/>
+            </w:pPr>
+            <w:hyperlink w:history="1" r:id="rId4eia-vszr0yyym17awtli">
               <w:r>
                 <w:rPr>
                   <w:rStyle w:val="Hyperlink"/>
@@ -8492,7 +8492,7 @@
         </w:trPr>
         <w:tc>
           <w:tcPr>
-            <w:tcW w:type="dxa" w:w="2033"/>
+            <w:tcW w:type="dxa" w:w="2072"/>
             <w:tcBorders>
               <w:top w:val="single" w:color="C9D3DF" w:sz="4"/>
               <w:left w:val="single" w:color="C9D3DF" w:sz="4"/>
@@ -8522,7 +8522,7 @@
         </w:tc>
         <w:tc>
           <w:tcPr>
-            <w:tcW w:type="dxa" w:w="2188"/>
+            <w:tcW w:type="dxa" w:w="2199"/>
             <w:tcBorders>
               <w:top w:val="single" w:color="C9D3DF" w:sz="4"/>
               <w:left w:val="single" w:color="C9D3DF" w:sz="4"/>
@@ -8552,7 +8552,7 @@
         </w:tc>
         <w:tc>
           <w:tcPr>
-            <w:tcW w:type="dxa" w:w="2669"/>
+            <w:tcW w:type="dxa" w:w="2647"/>
             <w:tcBorders>
               <w:top w:val="single" w:color="C9D3DF" w:sz="4"/>
               <w:left w:val="single" w:color="C9D3DF" w:sz="4"/>
@@ -8582,25 +8582,25 @@
         </w:tc>
         <w:tc>
           <w:tcPr>
-            <w:tcW w:type="dxa" w:w="3314"/>
-            <w:tcBorders>
-              <w:top w:val="single" w:color="C9D3DF" w:sz="4"/>
-              <w:left w:val="single" w:color="C9D3DF" w:sz="4"/>
-              <w:bottom w:val="single" w:color="C9D3DF" w:sz="4"/>
-              <w:right w:val="single" w:color="C9D3DF" w:sz="4"/>
-            </w:tcBorders>
-            <w:tcMar>
-              <w:top w:type="dxa" w:w="50"/>
-              <w:left w:type="dxa" w:w="80"/>
-              <w:bottom w:type="dxa" w:w="50"/>
-              <w:right w:type="dxa" w:w="80"/>
-            </w:tcMar>
-          </w:tcPr>
-          <w:p>
-            <w:pPr>
-              <w:jc w:val="left"/>
-            </w:pPr>
-            <w:hyperlink w:history="1" r:id="rId_c6xcp4lq2uvr1fo8kiem">
+            <w:tcW w:type="dxa" w:w="3286"/>
+            <w:tcBorders>
+              <w:top w:val="single" w:color="C9D3DF" w:sz="4"/>
+              <w:left w:val="single" w:color="C9D3DF" w:sz="4"/>
+              <w:bottom w:val="single" w:color="C9D3DF" w:sz="4"/>
+              <w:right w:val="single" w:color="C9D3DF" w:sz="4"/>
+            </w:tcBorders>
+            <w:tcMar>
+              <w:top w:type="dxa" w:w="50"/>
+              <w:left w:type="dxa" w:w="80"/>
+              <w:bottom w:type="dxa" w:w="50"/>
+              <w:right w:type="dxa" w:w="80"/>
+            </w:tcMar>
+          </w:tcPr>
+          <w:p>
+            <w:pPr>
+              <w:jc w:val="left"/>
+            </w:pPr>
+            <w:hyperlink w:history="1" r:id="rIdthgspcd9xnlm1npwciqnq">
               <w:r>
                 <w:rPr>
                   <w:rStyle w:val="Hyperlink"/>
@@ -8621,7 +8621,7 @@
         </w:trPr>
         <w:tc>
           <w:tcPr>
-            <w:tcW w:type="dxa" w:w="2033"/>
+            <w:tcW w:type="dxa" w:w="2072"/>
             <w:tcBorders>
               <w:top w:val="single" w:color="C9D3DF" w:sz="4"/>
               <w:left w:val="single" w:color="C9D3DF" w:sz="4"/>
@@ -8651,7 +8651,7 @@
         </w:tc>
         <w:tc>
           <w:tcPr>
-            <w:tcW w:type="dxa" w:w="2188"/>
+            <w:tcW w:type="dxa" w:w="2199"/>
             <w:tcBorders>
               <w:top w:val="single" w:color="C9D3DF" w:sz="4"/>
               <w:left w:val="single" w:color="C9D3DF" w:sz="4"/>
@@ -8681,7 +8681,7 @@
         </w:tc>
         <w:tc>
           <w:tcPr>
-            <w:tcW w:type="dxa" w:w="2669"/>
+            <w:tcW w:type="dxa" w:w="2647"/>
             <w:tcBorders>
               <w:top w:val="single" w:color="C9D3DF" w:sz="4"/>
               <w:left w:val="single" w:color="C9D3DF" w:sz="4"/>
@@ -8711,25 +8711,25 @@
         </w:tc>
         <w:tc>
           <w:tcPr>
-            <w:tcW w:type="dxa" w:w="3314"/>
-            <w:tcBorders>
-              <w:top w:val="single" w:color="C9D3DF" w:sz="4"/>
-              <w:left w:val="single" w:color="C9D3DF" w:sz="4"/>
-              <w:bottom w:val="single" w:color="C9D3DF" w:sz="4"/>
-              <w:right w:val="single" w:color="C9D3DF" w:sz="4"/>
-            </w:tcBorders>
-            <w:tcMar>
-              <w:top w:type="dxa" w:w="50"/>
-              <w:left w:type="dxa" w:w="80"/>
-              <w:bottom w:type="dxa" w:w="50"/>
-              <w:right w:type="dxa" w:w="80"/>
-            </w:tcMar>
-          </w:tcPr>
-          <w:p>
-            <w:pPr>
-              <w:jc w:val="left"/>
-            </w:pPr>
-            <w:hyperlink w:history="1" r:id="rIdddjpwdchyhi0tyy9y4lev">
+            <w:tcW w:type="dxa" w:w="3286"/>
+            <w:tcBorders>
+              <w:top w:val="single" w:color="C9D3DF" w:sz="4"/>
+              <w:left w:val="single" w:color="C9D3DF" w:sz="4"/>
+              <w:bottom w:val="single" w:color="C9D3DF" w:sz="4"/>
+              <w:right w:val="single" w:color="C9D3DF" w:sz="4"/>
+            </w:tcBorders>
+            <w:tcMar>
+              <w:top w:type="dxa" w:w="50"/>
+              <w:left w:type="dxa" w:w="80"/>
+              <w:bottom w:type="dxa" w:w="50"/>
+              <w:right w:type="dxa" w:w="80"/>
+            </w:tcMar>
+          </w:tcPr>
+          <w:p>
+            <w:pPr>
+              <w:jc w:val="left"/>
+            </w:pPr>
+            <w:hyperlink w:history="1" r:id="rIdmlqzcl4zyjepzfcemdewk">
               <w:r>
                 <w:rPr>
                   <w:rStyle w:val="Hyperlink"/>
@@ -8750,7 +8750,7 @@
         </w:trPr>
         <w:tc>
           <w:tcPr>
-            <w:tcW w:type="dxa" w:w="2033"/>
+            <w:tcW w:type="dxa" w:w="2072"/>
             <w:tcBorders>
               <w:top w:val="single" w:color="C9D3DF" w:sz="4"/>
               <w:left w:val="single" w:color="C9D3DF" w:sz="4"/>
@@ -8780,7 +8780,7 @@
         </w:tc>
         <w:tc>
           <w:tcPr>
-            <w:tcW w:type="dxa" w:w="2188"/>
+            <w:tcW w:type="dxa" w:w="2199"/>
             <w:tcBorders>
               <w:top w:val="single" w:color="C9D3DF" w:sz="4"/>
               <w:left w:val="single" w:color="C9D3DF" w:sz="4"/>
@@ -8810,7 +8810,7 @@
         </w:tc>
         <w:tc>
           <w:tcPr>
-            <w:tcW w:type="dxa" w:w="2669"/>
+            <w:tcW w:type="dxa" w:w="2647"/>
             <w:tcBorders>
               <w:top w:val="single" w:color="C9D3DF" w:sz="4"/>
               <w:left w:val="single" w:color="C9D3DF" w:sz="4"/>
@@ -8840,25 +8840,25 @@
         </w:tc>
         <w:tc>
           <w:tcPr>
-            <w:tcW w:type="dxa" w:w="3314"/>
-            <w:tcBorders>
-              <w:top w:val="single" w:color="C9D3DF" w:sz="4"/>
-              <w:left w:val="single" w:color="C9D3DF" w:sz="4"/>
-              <w:bottom w:val="single" w:color="C9D3DF" w:sz="4"/>
-              <w:right w:val="single" w:color="C9D3DF" w:sz="4"/>
-            </w:tcBorders>
-            <w:tcMar>
-              <w:top w:type="dxa" w:w="50"/>
-              <w:left w:type="dxa" w:w="80"/>
-              <w:bottom w:type="dxa" w:w="50"/>
-              <w:right w:type="dxa" w:w="80"/>
-            </w:tcMar>
-          </w:tcPr>
-          <w:p>
-            <w:pPr>
-              <w:jc w:val="left"/>
-            </w:pPr>
-            <w:hyperlink w:history="1" r:id="rId0vsvjs1igz4hib5-ooo2k">
+            <w:tcW w:type="dxa" w:w="3286"/>
+            <w:tcBorders>
+              <w:top w:val="single" w:color="C9D3DF" w:sz="4"/>
+              <w:left w:val="single" w:color="C9D3DF" w:sz="4"/>
+              <w:bottom w:val="single" w:color="C9D3DF" w:sz="4"/>
+              <w:right w:val="single" w:color="C9D3DF" w:sz="4"/>
+            </w:tcBorders>
+            <w:tcMar>
+              <w:top w:type="dxa" w:w="50"/>
+              <w:left w:type="dxa" w:w="80"/>
+              <w:bottom w:type="dxa" w:w="50"/>
+              <w:right w:type="dxa" w:w="80"/>
+            </w:tcMar>
+          </w:tcPr>
+          <w:p>
+            <w:pPr>
+              <w:jc w:val="left"/>
+            </w:pPr>
+            <w:hyperlink w:history="1" r:id="rIdhsmuk9sgu2wowebzvnnbd">
               <w:r>
                 <w:rPr>
                   <w:rStyle w:val="Hyperlink"/>
@@ -8879,7 +8879,7 @@
         </w:trPr>
         <w:tc>
           <w:tcPr>
-            <w:tcW w:type="dxa" w:w="2033"/>
+            <w:tcW w:type="dxa" w:w="2072"/>
             <w:tcBorders>
               <w:top w:val="single" w:color="C9D3DF" w:sz="4"/>
               <w:left w:val="single" w:color="C9D3DF" w:sz="4"/>
@@ -8909,7 +8909,7 @@
         </w:tc>
         <w:tc>
           <w:tcPr>
-            <w:tcW w:type="dxa" w:w="2188"/>
+            <w:tcW w:type="dxa" w:w="2199"/>
             <w:tcBorders>
               <w:top w:val="single" w:color="C9D3DF" w:sz="4"/>
               <w:left w:val="single" w:color="C9D3DF" w:sz="4"/>
@@ -8939,7 +8939,7 @@
         </w:tc>
         <w:tc>
           <w:tcPr>
-            <w:tcW w:type="dxa" w:w="2669"/>
+            <w:tcW w:type="dxa" w:w="2647"/>
             <w:tcBorders>
               <w:top w:val="single" w:color="C9D3DF" w:sz="4"/>
               <w:left w:val="single" w:color="C9D3DF" w:sz="4"/>
@@ -8969,25 +8969,25 @@
         </w:tc>
         <w:tc>
           <w:tcPr>
-            <w:tcW w:type="dxa" w:w="3314"/>
-            <w:tcBorders>
-              <w:top w:val="single" w:color="C9D3DF" w:sz="4"/>
-              <w:left w:val="single" w:color="C9D3DF" w:sz="4"/>
-              <w:bottom w:val="single" w:color="C9D3DF" w:sz="4"/>
-              <w:right w:val="single" w:color="C9D3DF" w:sz="4"/>
-            </w:tcBorders>
-            <w:tcMar>
-              <w:top w:type="dxa" w:w="50"/>
-              <w:left w:type="dxa" w:w="80"/>
-              <w:bottom w:type="dxa" w:w="50"/>
-              <w:right w:type="dxa" w:w="80"/>
-            </w:tcMar>
-          </w:tcPr>
-          <w:p>
-            <w:pPr>
-              <w:jc w:val="left"/>
-            </w:pPr>
-            <w:hyperlink w:history="1" r:id="rIdmnokmufeikb-ndf9fgv9j">
+            <w:tcW w:type="dxa" w:w="3286"/>
+            <w:tcBorders>
+              <w:top w:val="single" w:color="C9D3DF" w:sz="4"/>
+              <w:left w:val="single" w:color="C9D3DF" w:sz="4"/>
+              <w:bottom w:val="single" w:color="C9D3DF" w:sz="4"/>
+              <w:right w:val="single" w:color="C9D3DF" w:sz="4"/>
+            </w:tcBorders>
+            <w:tcMar>
+              <w:top w:type="dxa" w:w="50"/>
+              <w:left w:type="dxa" w:w="80"/>
+              <w:bottom w:type="dxa" w:w="50"/>
+              <w:right w:type="dxa" w:w="80"/>
+            </w:tcMar>
+          </w:tcPr>
+          <w:p>
+            <w:pPr>
+              <w:jc w:val="left"/>
+            </w:pPr>
+            <w:hyperlink w:history="1" r:id="rIdji5doifp-kk3uvm0y50qr">
               <w:r>
                 <w:rPr>
                   <w:rStyle w:val="Hyperlink"/>

--- a/deliverables/submission/오이소창원_출처_AI활용_신고서_20261005.docx
+++ b/deliverables/submission/오이소창원_출처_AI활용_신고서_20261005.docx
@@ -125,7 +125,7 @@
           <w:sz w:val="19"/>
           <w:szCs w:val="19"/>
         </w:rPr>
-        <w:t xml:space="preserve">제4회 경남 AI·SW 경진대회 일반부 · 지정주제 01 · 팀 오이소창원(조준수·이혜경·이미영) · 2026-10-05 갱신 · 운영규정 제13·20조 기준 · 10/5 UX/UI 개선·시연동영상·발표자료 반영</w:t>
+        <w:t xml:space="preserve">제4회 경남 AI·SW 경진대회 일반부 · 지정주제 01 · 팀 오이소창원(조준수·이혜경·이미영) · 2026-10-06 갱신 · 운영규정 제13·20조 기준 · 10/5 UX/UI 개선·시연동영상·발표자료 반영</w:t>
       </w:r>
     </w:p>
     <w:p>
@@ -1073,7 +1073,7 @@
         </w:rPr>
         <w:t xml:space="preserve">날짜별 상세 내역: 저장소 README ‘개발 작업 과정’, GitHub 커밋 기록(</w:t>
       </w:r>
-      <w:hyperlink w:history="1" r:id="rIdzs-tk7ztabjcsluvhvwp3">
+      <w:hyperlink w:history="1" r:id="rIdmt1fmzct5amifgmi6gsqs">
         <w:r>
           <w:rPr>
             <w:rStyle w:val="Hyperlink"/>
@@ -1124,11 +1124,11 @@
         </w:tblBorders>
       </w:tblPr>
       <w:tblGrid>
-        <w:gridCol w:w="2151"/>
-        <w:gridCol w:w="1532"/>
-        <w:gridCol w:w="1674"/>
-        <w:gridCol w:w="2611"/>
-        <w:gridCol w:w="2236"/>
+        <w:gridCol w:w="1960"/>
+        <w:gridCol w:w="2060"/>
+        <w:gridCol w:w="1430"/>
+        <w:gridCol w:w="2709"/>
+        <w:gridCol w:w="2045"/>
       </w:tblGrid>
       <w:tr>
         <w:trPr>
@@ -1137,7 +1137,7 @@
         </w:trPr>
         <w:tc>
           <w:tcPr>
-            <w:tcW w:type="dxa" w:w="2151"/>
+            <w:tcW w:type="dxa" w:w="1960"/>
             <w:tcBorders>
               <w:top w:val="single" w:color="C9D3DF" w:sz="4"/>
               <w:left w:val="single" w:color="C9D3DF" w:sz="4"/>
@@ -1171,7 +1171,7 @@
         </w:tc>
         <w:tc>
           <w:tcPr>
-            <w:tcW w:type="dxa" w:w="1532"/>
+            <w:tcW w:type="dxa" w:w="2060"/>
             <w:tcBorders>
               <w:top w:val="single" w:color="C9D3DF" w:sz="4"/>
               <w:left w:val="single" w:color="C9D3DF" w:sz="4"/>
@@ -1205,7 +1205,7 @@
         </w:tc>
         <w:tc>
           <w:tcPr>
-            <w:tcW w:type="dxa" w:w="1674"/>
+            <w:tcW w:type="dxa" w:w="1430"/>
             <w:tcBorders>
               <w:top w:val="single" w:color="C9D3DF" w:sz="4"/>
               <w:left w:val="single" w:color="C9D3DF" w:sz="4"/>
@@ -1239,7 +1239,7 @@
         </w:tc>
         <w:tc>
           <w:tcPr>
-            <w:tcW w:type="dxa" w:w="2611"/>
+            <w:tcW w:type="dxa" w:w="2709"/>
             <w:tcBorders>
               <w:top w:val="single" w:color="C9D3DF" w:sz="4"/>
               <w:left w:val="single" w:color="C9D3DF" w:sz="4"/>
@@ -1273,7 +1273,7 @@
         </w:tc>
         <w:tc>
           <w:tcPr>
-            <w:tcW w:type="dxa" w:w="2236"/>
+            <w:tcW w:type="dxa" w:w="2045"/>
             <w:tcBorders>
               <w:top w:val="single" w:color="C9D3DF" w:sz="4"/>
               <w:left w:val="single" w:color="C9D3DF" w:sz="4"/>
@@ -1313,7 +1313,7 @@
         </w:trPr>
         <w:tc>
           <w:tcPr>
-            <w:tcW w:type="dxa" w:w="2151"/>
+            <w:tcW w:type="dxa" w:w="1960"/>
             <w:tcBorders>
               <w:top w:val="single" w:color="C9D3DF" w:sz="4"/>
               <w:left w:val="single" w:color="C9D3DF" w:sz="4"/>
@@ -1343,23 +1343,23 @@
         </w:tc>
         <w:tc>
           <w:tcPr>
-            <w:tcW w:type="dxa" w:w="1532"/>
-            <w:tcBorders>
-              <w:top w:val="single" w:color="C9D3DF" w:sz="4"/>
-              <w:left w:val="single" w:color="C9D3DF" w:sz="4"/>
-              <w:bottom w:val="single" w:color="C9D3DF" w:sz="4"/>
-              <w:right w:val="single" w:color="C9D3DF" w:sz="4"/>
-            </w:tcBorders>
-            <w:tcMar>
-              <w:top w:type="dxa" w:w="50"/>
-              <w:left w:type="dxa" w:w="80"/>
-              <w:bottom w:type="dxa" w:w="50"/>
-              <w:right w:type="dxa" w:w="80"/>
-            </w:tcMar>
-          </w:tcPr>
-          <w:p>
-            <w:pPr>
-              <w:jc w:val="left"/>
+            <w:tcW w:type="dxa" w:w="2060"/>
+            <w:tcBorders>
+              <w:top w:val="single" w:color="C9D3DF" w:sz="4"/>
+              <w:left w:val="single" w:color="C9D3DF" w:sz="4"/>
+              <w:bottom w:val="single" w:color="C9D3DF" w:sz="4"/>
+              <w:right w:val="single" w:color="C9D3DF" w:sz="4"/>
+            </w:tcBorders>
+            <w:tcMar>
+              <w:top w:type="dxa" w:w="50"/>
+              <w:left w:type="dxa" w:w="80"/>
+              <w:bottom w:type="dxa" w:w="50"/>
+              <w:right w:type="dxa" w:w="80"/>
+            </w:tcMar>
+          </w:tcPr>
+          <w:p>
+            <w:pPr>
+              <w:jc w:val="center"/>
             </w:pPr>
             <w:r>
               <w:rPr>
@@ -1373,7 +1373,7 @@
         </w:tc>
         <w:tc>
           <w:tcPr>
-            <w:tcW w:type="dxa" w:w="1674"/>
+            <w:tcW w:type="dxa" w:w="1430"/>
             <w:tcBorders>
               <w:top w:val="single" w:color="C9D3DF" w:sz="4"/>
               <w:left w:val="single" w:color="C9D3DF" w:sz="4"/>
@@ -1403,37 +1403,37 @@
         </w:tc>
         <w:tc>
           <w:tcPr>
-            <w:tcW w:type="dxa" w:w="2611"/>
-            <w:tcBorders>
-              <w:top w:val="single" w:color="C9D3DF" w:sz="4"/>
-              <w:left w:val="single" w:color="C9D3DF" w:sz="4"/>
-              <w:bottom w:val="single" w:color="C9D3DF" w:sz="4"/>
-              <w:right w:val="single" w:color="C9D3DF" w:sz="4"/>
-            </w:tcBorders>
-            <w:tcMar>
-              <w:top w:type="dxa" w:w="50"/>
-              <w:left w:type="dxa" w:w="80"/>
-              <w:bottom w:type="dxa" w:w="50"/>
-              <w:right w:type="dxa" w:w="80"/>
-            </w:tcMar>
-          </w:tcPr>
-          <w:p>
-            <w:pPr>
-              <w:jc w:val="left"/>
-            </w:pPr>
-            <w:r>
-              <w:rPr>
-                <w:rFonts w:ascii="Malgun Gothic" w:cs="Malgun Gothic" w:eastAsia="Malgun Gothic" w:hAnsi="Malgun Gothic"/>
-                <w:sz w:val="17"/>
-                <w:szCs w:val="17"/>
-              </w:rPr>
-              <w:t xml:space="preserve">질문 이해, 도구 선택·호출, 답 문장 작성(정책 자격 판정은 Python 규칙 엔진)</w:t>
-            </w:r>
-          </w:p>
-        </w:tc>
-        <w:tc>
-          <w:tcPr>
-            <w:tcW w:type="dxa" w:w="2236"/>
+            <w:tcW w:type="dxa" w:w="2709"/>
+            <w:tcBorders>
+              <w:top w:val="single" w:color="C9D3DF" w:sz="4"/>
+              <w:left w:val="single" w:color="C9D3DF" w:sz="4"/>
+              <w:bottom w:val="single" w:color="C9D3DF" w:sz="4"/>
+              <w:right w:val="single" w:color="C9D3DF" w:sz="4"/>
+            </w:tcBorders>
+            <w:tcMar>
+              <w:top w:type="dxa" w:w="50"/>
+              <w:left w:type="dxa" w:w="80"/>
+              <w:bottom w:type="dxa" w:w="50"/>
+              <w:right w:type="dxa" w:w="80"/>
+            </w:tcMar>
+          </w:tcPr>
+          <w:p>
+            <w:pPr>
+              <w:jc w:val="left"/>
+            </w:pPr>
+            <w:r>
+              <w:rPr>
+                <w:rFonts w:ascii="Malgun Gothic" w:cs="Malgun Gothic" w:eastAsia="Malgun Gothic" w:hAnsi="Malgun Gothic"/>
+                <w:sz w:val="17"/>
+                <w:szCs w:val="17"/>
+              </w:rPr>
+              <w:t xml:space="preserve">자연어 질문 이해 → 목표·의도 파악 → 필요한 도구 선택 → 답변 구성(정책 자격·조건 판정은 Python 규칙 엔진, 할 일·메모 저장은 앱 상태 관리)</w:t>
+            </w:r>
+          </w:p>
+        </w:tc>
+        <w:tc>
+          <w:tcPr>
+            <w:tcW w:type="dxa" w:w="2045"/>
             <w:tcBorders>
               <w:top w:val="single" w:color="C9D3DF" w:sz="4"/>
               <w:left w:val="single" w:color="C9D3DF" w:sz="4"/>
@@ -1469,7 +1469,7 @@
         </w:trPr>
         <w:tc>
           <w:tcPr>
-            <w:tcW w:type="dxa" w:w="2151"/>
+            <w:tcW w:type="dxa" w:w="1960"/>
             <w:tcBorders>
               <w:top w:val="single" w:color="C9D3DF" w:sz="4"/>
               <w:left w:val="single" w:color="C9D3DF" w:sz="4"/>
@@ -1499,23 +1499,23 @@
         </w:tc>
         <w:tc>
           <w:tcPr>
-            <w:tcW w:type="dxa" w:w="1532"/>
-            <w:tcBorders>
-              <w:top w:val="single" w:color="C9D3DF" w:sz="4"/>
-              <w:left w:val="single" w:color="C9D3DF" w:sz="4"/>
-              <w:bottom w:val="single" w:color="C9D3DF" w:sz="4"/>
-              <w:right w:val="single" w:color="C9D3DF" w:sz="4"/>
-            </w:tcBorders>
-            <w:tcMar>
-              <w:top w:type="dxa" w:w="50"/>
-              <w:left w:type="dxa" w:w="80"/>
-              <w:bottom w:type="dxa" w:w="50"/>
-              <w:right w:type="dxa" w:w="80"/>
-            </w:tcMar>
-          </w:tcPr>
-          <w:p>
-            <w:pPr>
-              <w:jc w:val="left"/>
+            <w:tcW w:type="dxa" w:w="2060"/>
+            <w:tcBorders>
+              <w:top w:val="single" w:color="C9D3DF" w:sz="4"/>
+              <w:left w:val="single" w:color="C9D3DF" w:sz="4"/>
+              <w:bottom w:val="single" w:color="C9D3DF" w:sz="4"/>
+              <w:right w:val="single" w:color="C9D3DF" w:sz="4"/>
+            </w:tcBorders>
+            <w:tcMar>
+              <w:top w:type="dxa" w:w="50"/>
+              <w:left w:type="dxa" w:w="80"/>
+              <w:bottom w:type="dxa" w:w="50"/>
+              <w:right w:type="dxa" w:w="80"/>
+            </w:tcMar>
+          </w:tcPr>
+          <w:p>
+            <w:pPr>
+              <w:jc w:val="center"/>
             </w:pPr>
             <w:r>
               <w:rPr>
@@ -1529,7 +1529,7 @@
         </w:tc>
         <w:tc>
           <w:tcPr>
-            <w:tcW w:type="dxa" w:w="1674"/>
+            <w:tcW w:type="dxa" w:w="1430"/>
             <w:tcBorders>
               <w:top w:val="single" w:color="C9D3DF" w:sz="4"/>
               <w:left w:val="single" w:color="C9D3DF" w:sz="4"/>
@@ -1559,7 +1559,7 @@
         </w:tc>
         <w:tc>
           <w:tcPr>
-            <w:tcW w:type="dxa" w:w="2611"/>
+            <w:tcW w:type="dxa" w:w="2709"/>
             <w:tcBorders>
               <w:top w:val="single" w:color="C9D3DF" w:sz="4"/>
               <w:left w:val="single" w:color="C9D3DF" w:sz="4"/>
@@ -1589,7 +1589,7 @@
         </w:tc>
         <w:tc>
           <w:tcPr>
-            <w:tcW w:type="dxa" w:w="2236"/>
+            <w:tcW w:type="dxa" w:w="2045"/>
             <w:tcBorders>
               <w:top w:val="single" w:color="C9D3DF" w:sz="4"/>
               <w:left w:val="single" w:color="C9D3DF" w:sz="4"/>
@@ -1625,53 +1625,53 @@
         </w:trPr>
         <w:tc>
           <w:tcPr>
-            <w:tcW w:type="dxa" w:w="2151"/>
-            <w:tcBorders>
-              <w:top w:val="single" w:color="C9D3DF" w:sz="4"/>
-              <w:left w:val="single" w:color="C9D3DF" w:sz="4"/>
-              <w:bottom w:val="single" w:color="C9D3DF" w:sz="4"/>
-              <w:right w:val="single" w:color="C9D3DF" w:sz="4"/>
-            </w:tcBorders>
-            <w:tcMar>
-              <w:top w:type="dxa" w:w="50"/>
-              <w:left w:type="dxa" w:w="80"/>
-              <w:bottom w:type="dxa" w:w="50"/>
-              <w:right w:type="dxa" w:w="80"/>
-            </w:tcMar>
-          </w:tcPr>
-          <w:p>
-            <w:pPr>
-              <w:jc w:val="left"/>
-            </w:pPr>
-            <w:r>
-              <w:rPr>
-                <w:rFonts w:ascii="Malgun Gothic" w:cs="Malgun Gothic" w:eastAsia="Malgun Gothic" w:hAnsi="Malgun Gothic"/>
-                <w:sz w:val="17"/>
-                <w:szCs w:val="17"/>
-              </w:rPr>
-              <w:t xml:space="preserve">ChatGPT — GPT-5.6 Sol(OpenAI)</w:t>
-            </w:r>
-          </w:p>
-        </w:tc>
-        <w:tc>
-          <w:tcPr>
-            <w:tcW w:type="dxa" w:w="1532"/>
-            <w:tcBorders>
-              <w:top w:val="single" w:color="C9D3DF" w:sz="4"/>
-              <w:left w:val="single" w:color="C9D3DF" w:sz="4"/>
-              <w:bottom w:val="single" w:color="C9D3DF" w:sz="4"/>
-              <w:right w:val="single" w:color="C9D3DF" w:sz="4"/>
-            </w:tcBorders>
-            <w:tcMar>
-              <w:top w:type="dxa" w:w="50"/>
-              <w:left w:type="dxa" w:w="80"/>
-              <w:bottom w:type="dxa" w:w="50"/>
-              <w:right w:type="dxa" w:w="80"/>
-            </w:tcMar>
-          </w:tcPr>
-          <w:p>
-            <w:pPr>
-              <w:jc w:val="left"/>
+            <w:tcW w:type="dxa" w:w="1960"/>
+            <w:tcBorders>
+              <w:top w:val="single" w:color="C9D3DF" w:sz="4"/>
+              <w:left w:val="single" w:color="C9D3DF" w:sz="4"/>
+              <w:bottom w:val="single" w:color="C9D3DF" w:sz="4"/>
+              <w:right w:val="single" w:color="C9D3DF" w:sz="4"/>
+            </w:tcBorders>
+            <w:tcMar>
+              <w:top w:type="dxa" w:w="50"/>
+              <w:left w:type="dxa" w:w="80"/>
+              <w:bottom w:type="dxa" w:w="50"/>
+              <w:right w:type="dxa" w:w="80"/>
+            </w:tcMar>
+          </w:tcPr>
+          <w:p>
+            <w:pPr>
+              <w:jc w:val="left"/>
+            </w:pPr>
+            <w:r>
+              <w:rPr>
+                <w:rFonts w:ascii="Malgun Gothic" w:cs="Malgun Gothic" w:eastAsia="Malgun Gothic" w:hAnsi="Malgun Gothic"/>
+                <w:sz w:val="17"/>
+                <w:szCs w:val="17"/>
+              </w:rPr>
+              <w:t xml:space="preserve">ChatGPT — GPT-5.6 Sol(OpenAI, 업그레이드 전)</w:t>
+            </w:r>
+          </w:p>
+        </w:tc>
+        <w:tc>
+          <w:tcPr>
+            <w:tcW w:type="dxa" w:w="2060"/>
+            <w:tcBorders>
+              <w:top w:val="single" w:color="C9D3DF" w:sz="4"/>
+              <w:left w:val="single" w:color="C9D3DF" w:sz="4"/>
+              <w:bottom w:val="single" w:color="C9D3DF" w:sz="4"/>
+              <w:right w:val="single" w:color="C9D3DF" w:sz="4"/>
+            </w:tcBorders>
+            <w:tcMar>
+              <w:top w:type="dxa" w:w="50"/>
+              <w:left w:type="dxa" w:w="80"/>
+              <w:bottom w:type="dxa" w:w="50"/>
+              <w:right w:type="dxa" w:w="80"/>
+            </w:tcMar>
+          </w:tcPr>
+          <w:p>
+            <w:pPr>
+              <w:jc w:val="center"/>
             </w:pPr>
             <w:r>
               <w:rPr>
@@ -1685,67 +1685,67 @@
         </w:tc>
         <w:tc>
           <w:tcPr>
-            <w:tcW w:type="dxa" w:w="1674"/>
-            <w:tcBorders>
-              <w:top w:val="single" w:color="C9D3DF" w:sz="4"/>
-              <w:left w:val="single" w:color="C9D3DF" w:sz="4"/>
-              <w:bottom w:val="single" w:color="C9D3DF" w:sz="4"/>
-              <w:right w:val="single" w:color="C9D3DF" w:sz="4"/>
-            </w:tcBorders>
-            <w:tcMar>
-              <w:top w:type="dxa" w:w="50"/>
-              <w:left w:type="dxa" w:w="80"/>
-              <w:bottom w:type="dxa" w:w="50"/>
-              <w:right w:type="dxa" w:w="80"/>
-            </w:tcMar>
-          </w:tcPr>
-          <w:p>
-            <w:pPr>
-              <w:jc w:val="left"/>
-            </w:pPr>
-            <w:r>
-              <w:rPr>
-                <w:rFonts w:ascii="Malgun Gothic" w:cs="Malgun Gothic" w:eastAsia="Malgun Gothic" w:hAnsi="Malgun Gothic"/>
-                <w:sz w:val="17"/>
-                <w:szCs w:val="17"/>
-              </w:rPr>
-              <w:t xml:space="preserve">10/5 UX/UI 개선</w:t>
-            </w:r>
-          </w:p>
-        </w:tc>
-        <w:tc>
-          <w:tcPr>
-            <w:tcW w:type="dxa" w:w="2611"/>
-            <w:tcBorders>
-              <w:top w:val="single" w:color="C9D3DF" w:sz="4"/>
-              <w:left w:val="single" w:color="C9D3DF" w:sz="4"/>
-              <w:bottom w:val="single" w:color="C9D3DF" w:sz="4"/>
-              <w:right w:val="single" w:color="C9D3DF" w:sz="4"/>
-            </w:tcBorders>
-            <w:tcMar>
-              <w:top w:type="dxa" w:w="50"/>
-              <w:left w:type="dxa" w:w="80"/>
-              <w:bottom w:type="dxa" w:w="50"/>
-              <w:right w:type="dxa" w:w="80"/>
-            </w:tcMar>
-          </w:tcPr>
-          <w:p>
-            <w:pPr>
-              <w:jc w:val="left"/>
-            </w:pPr>
-            <w:r>
-              <w:rPr>
-                <w:rFonts w:ascii="Malgun Gothic" w:cs="Malgun Gothic" w:eastAsia="Malgun Gothic" w:hAnsi="Malgun Gothic"/>
-                <w:sz w:val="17"/>
-                <w:szCs w:val="17"/>
-              </w:rPr>
-              <w:t xml:space="preserve">실제 화면 캡처 기반 UX/UI 분석, Codex 작업 지시문 작성, 테스트 결과 해석, Git·인계 문서 정리</w:t>
-            </w:r>
-          </w:p>
-        </w:tc>
-        <w:tc>
-          <w:tcPr>
-            <w:tcW w:type="dxa" w:w="2236"/>
+            <w:tcW w:type="dxa" w:w="1430"/>
+            <w:tcBorders>
+              <w:top w:val="single" w:color="C9D3DF" w:sz="4"/>
+              <w:left w:val="single" w:color="C9D3DF" w:sz="4"/>
+              <w:bottom w:val="single" w:color="C9D3DF" w:sz="4"/>
+              <w:right w:val="single" w:color="C9D3DF" w:sz="4"/>
+            </w:tcBorders>
+            <w:tcMar>
+              <w:top w:type="dxa" w:w="50"/>
+              <w:left w:type="dxa" w:w="80"/>
+              <w:bottom w:type="dxa" w:w="50"/>
+              <w:right w:type="dxa" w:w="80"/>
+            </w:tcMar>
+          </w:tcPr>
+          <w:p>
+            <w:pPr>
+              <w:jc w:val="left"/>
+            </w:pPr>
+            <w:r>
+              <w:rPr>
+                <w:rFonts w:ascii="Malgun Gothic" w:cs="Malgun Gothic" w:eastAsia="Malgun Gothic" w:hAnsi="Malgun Gothic"/>
+                <w:sz w:val="17"/>
+                <w:szCs w:val="17"/>
+              </w:rPr>
+              <w:t xml:space="preserve">기획·검토, 10/5 UX/UI 개선</w:t>
+            </w:r>
+          </w:p>
+        </w:tc>
+        <w:tc>
+          <w:tcPr>
+            <w:tcW w:type="dxa" w:w="2709"/>
+            <w:tcBorders>
+              <w:top w:val="single" w:color="C9D3DF" w:sz="4"/>
+              <w:left w:val="single" w:color="C9D3DF" w:sz="4"/>
+              <w:bottom w:val="single" w:color="C9D3DF" w:sz="4"/>
+              <w:right w:val="single" w:color="C9D3DF" w:sz="4"/>
+            </w:tcBorders>
+            <w:tcMar>
+              <w:top w:type="dxa" w:w="50"/>
+              <w:left w:type="dxa" w:w="80"/>
+              <w:bottom w:type="dxa" w:w="50"/>
+              <w:right w:type="dxa" w:w="80"/>
+            </w:tcMar>
+          </w:tcPr>
+          <w:p>
+            <w:pPr>
+              <w:jc w:val="left"/>
+            </w:pPr>
+            <w:r>
+              <w:rPr>
+                <w:rFonts w:ascii="Malgun Gothic" w:cs="Malgun Gothic" w:eastAsia="Malgun Gothic" w:hAnsi="Malgun Gothic"/>
+                <w:sz w:val="17"/>
+                <w:szCs w:val="17"/>
+              </w:rPr>
+              <w:t xml:space="preserve">목적·대상·핵심 기능·작업 범위 정리, 실제 PC·모바일 캡처 기반 UX/UI 분석, Codex 작업 지시문 작성, 오류·테스트 결과 검토, 인계·제출 서류 정리 보조</w:t>
+            </w:r>
+          </w:p>
+        </w:tc>
+        <w:tc>
+          <w:tcPr>
+            <w:tcW w:type="dxa" w:w="2045"/>
             <w:tcBorders>
               <w:top w:val="single" w:color="C9D3DF" w:sz="4"/>
               <w:left w:val="single" w:color="C9D3DF" w:sz="4"/>
@@ -1781,53 +1781,53 @@
         </w:trPr>
         <w:tc>
           <w:tcPr>
-            <w:tcW w:type="dxa" w:w="2151"/>
-            <w:tcBorders>
-              <w:top w:val="single" w:color="C9D3DF" w:sz="4"/>
-              <w:left w:val="single" w:color="C9D3DF" w:sz="4"/>
-              <w:bottom w:val="single" w:color="C9D3DF" w:sz="4"/>
-              <w:right w:val="single" w:color="C9D3DF" w:sz="4"/>
-            </w:tcBorders>
-            <w:tcMar>
-              <w:top w:type="dxa" w:w="50"/>
-              <w:left w:type="dxa" w:w="80"/>
-              <w:bottom w:type="dxa" w:w="50"/>
-              <w:right w:type="dxa" w:w="80"/>
-            </w:tcMar>
-          </w:tcPr>
-          <w:p>
-            <w:pPr>
-              <w:jc w:val="left"/>
-            </w:pPr>
-            <w:r>
-              <w:rPr>
-                <w:rFonts w:ascii="Malgun Gothic" w:cs="Malgun Gothic" w:eastAsia="Malgun Gothic" w:hAnsi="Malgun Gothic"/>
-                <w:sz w:val="17"/>
-                <w:szCs w:val="17"/>
-              </w:rPr>
-              <w:t xml:space="preserve">ChatGPT 아스트라(Codex) — AI 코딩 도구</w:t>
-            </w:r>
-          </w:p>
-        </w:tc>
-        <w:tc>
-          <w:tcPr>
-            <w:tcW w:type="dxa" w:w="1532"/>
-            <w:tcBorders>
-              <w:top w:val="single" w:color="C9D3DF" w:sz="4"/>
-              <w:left w:val="single" w:color="C9D3DF" w:sz="4"/>
-              <w:bottom w:val="single" w:color="C9D3DF" w:sz="4"/>
-              <w:right w:val="single" w:color="C9D3DF" w:sz="4"/>
-            </w:tcBorders>
-            <w:tcMar>
-              <w:top w:type="dxa" w:w="50"/>
-              <w:left w:type="dxa" w:w="80"/>
-              <w:bottom w:type="dxa" w:w="50"/>
-              <w:right w:type="dxa" w:w="80"/>
-            </w:tcMar>
-          </w:tcPr>
-          <w:p>
-            <w:pPr>
-              <w:jc w:val="left"/>
+            <w:tcW w:type="dxa" w:w="1960"/>
+            <w:tcBorders>
+              <w:top w:val="single" w:color="C9D3DF" w:sz="4"/>
+              <w:left w:val="single" w:color="C9D3DF" w:sz="4"/>
+              <w:bottom w:val="single" w:color="C9D3DF" w:sz="4"/>
+              <w:right w:val="single" w:color="C9D3DF" w:sz="4"/>
+            </w:tcBorders>
+            <w:tcMar>
+              <w:top w:type="dxa" w:w="50"/>
+              <w:left w:type="dxa" w:w="80"/>
+              <w:bottom w:type="dxa" w:w="50"/>
+              <w:right w:type="dxa" w:w="80"/>
+            </w:tcMar>
+          </w:tcPr>
+          <w:p>
+            <w:pPr>
+              <w:jc w:val="left"/>
+            </w:pPr>
+            <w:r>
+              <w:rPr>
+                <w:rFonts w:ascii="Malgun Gothic" w:cs="Malgun Gothic" w:eastAsia="Malgun Gothic" w:hAnsi="Malgun Gothic"/>
+                <w:sz w:val="17"/>
+                <w:szCs w:val="17"/>
+              </w:rPr>
+              <w:t xml:space="preserve">ChatGPT — GPT-6 Astra Pro(OpenAI, 업그레이드 후)</w:t>
+            </w:r>
+          </w:p>
+        </w:tc>
+        <w:tc>
+          <w:tcPr>
+            <w:tcW w:type="dxa" w:w="2060"/>
+            <w:tcBorders>
+              <w:top w:val="single" w:color="C9D3DF" w:sz="4"/>
+              <w:left w:val="single" w:color="C9D3DF" w:sz="4"/>
+              <w:bottom w:val="single" w:color="C9D3DF" w:sz="4"/>
+              <w:right w:val="single" w:color="C9D3DF" w:sz="4"/>
+            </w:tcBorders>
+            <w:tcMar>
+              <w:top w:type="dxa" w:w="50"/>
+              <w:left w:type="dxa" w:w="80"/>
+              <w:bottom w:type="dxa" w:w="50"/>
+              <w:right w:type="dxa" w:w="80"/>
+            </w:tcMar>
+          </w:tcPr>
+          <w:p>
+            <w:pPr>
+              <w:jc w:val="center"/>
             </w:pPr>
             <w:r>
               <w:rPr>
@@ -1841,91 +1841,91 @@
         </w:tc>
         <w:tc>
           <w:tcPr>
-            <w:tcW w:type="dxa" w:w="1674"/>
-            <w:tcBorders>
-              <w:top w:val="single" w:color="C9D3DF" w:sz="4"/>
-              <w:left w:val="single" w:color="C9D3DF" w:sz="4"/>
-              <w:bottom w:val="single" w:color="C9D3DF" w:sz="4"/>
-              <w:right w:val="single" w:color="C9D3DF" w:sz="4"/>
-            </w:tcBorders>
-            <w:tcMar>
-              <w:top w:type="dxa" w:w="50"/>
-              <w:left w:type="dxa" w:w="80"/>
-              <w:bottom w:type="dxa" w:w="50"/>
-              <w:right w:type="dxa" w:w="80"/>
-            </w:tcMar>
-          </w:tcPr>
-          <w:p>
-            <w:pPr>
-              <w:jc w:val="left"/>
-            </w:pPr>
-            <w:r>
-              <w:rPr>
-                <w:rFonts w:ascii="Malgun Gothic" w:cs="Malgun Gothic" w:eastAsia="Malgun Gothic" w:hAnsi="Malgun Gothic"/>
-                <w:sz w:val="17"/>
-                <w:szCs w:val="17"/>
-              </w:rPr>
-              <w:t xml:space="preserve">10/5 UX/UI 개선</w:t>
-            </w:r>
-          </w:p>
-        </w:tc>
-        <w:tc>
-          <w:tcPr>
-            <w:tcW w:type="dxa" w:w="2611"/>
-            <w:tcBorders>
-              <w:top w:val="single" w:color="C9D3DF" w:sz="4"/>
-              <w:left w:val="single" w:color="C9D3DF" w:sz="4"/>
-              <w:bottom w:val="single" w:color="C9D3DF" w:sz="4"/>
-              <w:right w:val="single" w:color="C9D3DF" w:sz="4"/>
-            </w:tcBorders>
-            <w:tcMar>
-              <w:top w:type="dxa" w:w="50"/>
-              <w:left w:type="dxa" w:w="80"/>
-              <w:bottom w:type="dxa" w:w="50"/>
-              <w:right w:type="dxa" w:w="80"/>
-            </w:tcMar>
-          </w:tcPr>
-          <w:p>
-            <w:pPr>
-              <w:jc w:val="left"/>
-            </w:pPr>
-            <w:r>
-              <w:rPr>
-                <w:rFonts w:ascii="Malgun Gothic" w:cs="Malgun Gothic" w:eastAsia="Malgun Gothic" w:hAnsi="Malgun Gothic"/>
-                <w:sz w:val="17"/>
-                <w:szCs w:val="17"/>
-              </w:rPr>
-              <w:t xml:space="preserve">화면 코드(CSS·문구) 수정, 디버깅, 자동 테스트(127개) 실행, Git 커밋 보조</w:t>
-            </w:r>
-          </w:p>
-        </w:tc>
-        <w:tc>
-          <w:tcPr>
-            <w:tcW w:type="dxa" w:w="2236"/>
-            <w:tcBorders>
-              <w:top w:val="single" w:color="C9D3DF" w:sz="4"/>
-              <w:left w:val="single" w:color="C9D3DF" w:sz="4"/>
-              <w:bottom w:val="single" w:color="C9D3DF" w:sz="4"/>
-              <w:right w:val="single" w:color="C9D3DF" w:sz="4"/>
-            </w:tcBorders>
-            <w:tcMar>
-              <w:top w:type="dxa" w:w="50"/>
-              <w:left w:type="dxa" w:w="80"/>
-              <w:bottom w:type="dxa" w:w="50"/>
-              <w:right w:type="dxa" w:w="80"/>
-            </w:tcMar>
-          </w:tcPr>
-          <w:p>
-            <w:pPr>
-              <w:jc w:val="left"/>
-            </w:pPr>
-            <w:r>
-              <w:rPr>
-                <w:rFonts w:ascii="Malgun Gothic" w:cs="Malgun Gothic" w:eastAsia="Malgun Gothic" w:hAnsi="Malgun Gothic"/>
-                <w:sz w:val="17"/>
-                <w:szCs w:val="17"/>
-              </w:rPr>
-              <w:t xml:space="preserve">수정 범위와 금지사항(기능 변경 금지)을 먼저 지정하고 결과 재검토</w:t>
+            <w:tcW w:type="dxa" w:w="1430"/>
+            <w:tcBorders>
+              <w:top w:val="single" w:color="C9D3DF" w:sz="4"/>
+              <w:left w:val="single" w:color="C9D3DF" w:sz="4"/>
+              <w:bottom w:val="single" w:color="C9D3DF" w:sz="4"/>
+              <w:right w:val="single" w:color="C9D3DF" w:sz="4"/>
+            </w:tcBorders>
+            <w:tcMar>
+              <w:top w:type="dxa" w:w="50"/>
+              <w:left w:type="dxa" w:w="80"/>
+              <w:bottom w:type="dxa" w:w="50"/>
+              <w:right w:type="dxa" w:w="80"/>
+            </w:tcMar>
+          </w:tcPr>
+          <w:p>
+            <w:pPr>
+              <w:jc w:val="left"/>
+            </w:pPr>
+            <w:r>
+              <w:rPr>
+                <w:rFonts w:ascii="Malgun Gothic" w:cs="Malgun Gothic" w:eastAsia="Malgun Gothic" w:hAnsi="Malgun Gothic"/>
+                <w:sz w:val="17"/>
+                <w:szCs w:val="17"/>
+              </w:rPr>
+              <w:t xml:space="preserve">발표자료(제출5) 최종본</w:t>
+            </w:r>
+          </w:p>
+        </w:tc>
+        <w:tc>
+          <w:tcPr>
+            <w:tcW w:type="dxa" w:w="2709"/>
+            <w:tcBorders>
+              <w:top w:val="single" w:color="C9D3DF" w:sz="4"/>
+              <w:left w:val="single" w:color="C9D3DF" w:sz="4"/>
+              <w:bottom w:val="single" w:color="C9D3DF" w:sz="4"/>
+              <w:right w:val="single" w:color="C9D3DF" w:sz="4"/>
+            </w:tcBorders>
+            <w:tcMar>
+              <w:top w:type="dxa" w:w="50"/>
+              <w:left w:type="dxa" w:w="80"/>
+              <w:bottom w:type="dxa" w:w="50"/>
+              <w:right w:type="dxa" w:w="80"/>
+            </w:tcMar>
+          </w:tcPr>
+          <w:p>
+            <w:pPr>
+              <w:jc w:val="left"/>
+            </w:pPr>
+            <w:r>
+              <w:rPr>
+                <w:rFonts w:ascii="Malgun Gothic" w:cs="Malgun Gothic" w:eastAsia="Malgun Gothic" w:hAnsi="Malgun Gothic"/>
+                <w:sz w:val="17"/>
+                <w:szCs w:val="17"/>
+              </w:rPr>
+              <w:t xml:space="preserve">GitHub 발표 스크립트·앱 코드·실제 캡처를 대조해 워크플로우 중심 10장 PPT·PDF 제작, 6분 발표 대본(Word·PDF) 작성, 용어·수치 불일치와 과장 표현 점검, 시연영상 재생 링크 연결</w:t>
+            </w:r>
+          </w:p>
+        </w:tc>
+        <w:tc>
+          <w:tcPr>
+            <w:tcW w:type="dxa" w:w="2045"/>
+            <w:tcBorders>
+              <w:top w:val="single" w:color="C9D3DF" w:sz="4"/>
+              <w:left w:val="single" w:color="C9D3DF" w:sz="4"/>
+              <w:bottom w:val="single" w:color="C9D3DF" w:sz="4"/>
+              <w:right w:val="single" w:color="C9D3DF" w:sz="4"/>
+            </w:tcBorders>
+            <w:tcMar>
+              <w:top w:type="dxa" w:w="50"/>
+              <w:left w:type="dxa" w:w="80"/>
+              <w:bottom w:type="dxa" w:w="50"/>
+              <w:right w:type="dxa" w:w="80"/>
+            </w:tcMar>
+          </w:tcPr>
+          <w:p>
+            <w:pPr>
+              <w:jc w:val="left"/>
+            </w:pPr>
+            <w:r>
+              <w:rPr>
+                <w:rFonts w:ascii="Malgun Gothic" w:cs="Malgun Gothic" w:eastAsia="Malgun Gothic" w:hAnsi="Malgun Gothic"/>
+                <w:sz w:val="17"/>
+                <w:szCs w:val="17"/>
+              </w:rPr>
+              <w:t xml:space="preserve">최종본 채택, 숫자를 팀 확정 수치 문서와 대조(공식 통계 원자료 재검증이 아닌 재인용)</w:t>
             </w:r>
           </w:p>
         </w:tc>
@@ -1937,53 +1937,53 @@
         </w:trPr>
         <w:tc>
           <w:tcPr>
-            <w:tcW w:type="dxa" w:w="2151"/>
-            <w:tcBorders>
-              <w:top w:val="single" w:color="C9D3DF" w:sz="4"/>
-              <w:left w:val="single" w:color="C9D3DF" w:sz="4"/>
-              <w:bottom w:val="single" w:color="C9D3DF" w:sz="4"/>
-              <w:right w:val="single" w:color="C9D3DF" w:sz="4"/>
-            </w:tcBorders>
-            <w:tcMar>
-              <w:top w:type="dxa" w:w="50"/>
-              <w:left w:type="dxa" w:w="80"/>
-              <w:bottom w:type="dxa" w:w="50"/>
-              <w:right w:type="dxa" w:w="80"/>
-            </w:tcMar>
-          </w:tcPr>
-          <w:p>
-            <w:pPr>
-              <w:jc w:val="left"/>
-            </w:pPr>
-            <w:r>
-              <w:rPr>
-                <w:rFonts w:ascii="Malgun Gothic" w:cs="Malgun Gothic" w:eastAsia="Malgun Gothic" w:hAnsi="Malgun Gothic"/>
-                <w:sz w:val="17"/>
-                <w:szCs w:val="17"/>
-              </w:rPr>
-              <w:t xml:space="preserve">Google Gemini</w:t>
-            </w:r>
-          </w:p>
-        </w:tc>
-        <w:tc>
-          <w:tcPr>
-            <w:tcW w:type="dxa" w:w="1532"/>
-            <w:tcBorders>
-              <w:top w:val="single" w:color="C9D3DF" w:sz="4"/>
-              <w:left w:val="single" w:color="C9D3DF" w:sz="4"/>
-              <w:bottom w:val="single" w:color="C9D3DF" w:sz="4"/>
-              <w:right w:val="single" w:color="C9D3DF" w:sz="4"/>
-            </w:tcBorders>
-            <w:tcMar>
-              <w:top w:type="dxa" w:w="50"/>
-              <w:left w:type="dxa" w:w="80"/>
-              <w:bottom w:type="dxa" w:w="50"/>
-              <w:right w:type="dxa" w:w="80"/>
-            </w:tcMar>
-          </w:tcPr>
-          <w:p>
-            <w:pPr>
-              <w:jc w:val="left"/>
+            <w:tcW w:type="dxa" w:w="1960"/>
+            <w:tcBorders>
+              <w:top w:val="single" w:color="C9D3DF" w:sz="4"/>
+              <w:left w:val="single" w:color="C9D3DF" w:sz="4"/>
+              <w:bottom w:val="single" w:color="C9D3DF" w:sz="4"/>
+              <w:right w:val="single" w:color="C9D3DF" w:sz="4"/>
+            </w:tcBorders>
+            <w:tcMar>
+              <w:top w:type="dxa" w:w="50"/>
+              <w:left w:type="dxa" w:w="80"/>
+              <w:bottom w:type="dxa" w:w="50"/>
+              <w:right w:type="dxa" w:w="80"/>
+            </w:tcMar>
+          </w:tcPr>
+          <w:p>
+            <w:pPr>
+              <w:jc w:val="left"/>
+            </w:pPr>
+            <w:r>
+              <w:rPr>
+                <w:rFonts w:ascii="Malgun Gothic" w:cs="Malgun Gothic" w:eastAsia="Malgun Gothic" w:hAnsi="Malgun Gothic"/>
+                <w:sz w:val="17"/>
+                <w:szCs w:val="17"/>
+              </w:rPr>
+              <w:t xml:space="preserve">OpenAI Codex — SOL/Light 설정</w:t>
+            </w:r>
+          </w:p>
+        </w:tc>
+        <w:tc>
+          <w:tcPr>
+            <w:tcW w:type="dxa" w:w="2060"/>
+            <w:tcBorders>
+              <w:top w:val="single" w:color="C9D3DF" w:sz="4"/>
+              <w:left w:val="single" w:color="C9D3DF" w:sz="4"/>
+              <w:bottom w:val="single" w:color="C9D3DF" w:sz="4"/>
+              <w:right w:val="single" w:color="C9D3DF" w:sz="4"/>
+            </w:tcBorders>
+            <w:tcMar>
+              <w:top w:type="dxa" w:w="50"/>
+              <w:left w:type="dxa" w:w="80"/>
+              <w:bottom w:type="dxa" w:w="50"/>
+              <w:right w:type="dxa" w:w="80"/>
+            </w:tcMar>
+          </w:tcPr>
+          <w:p>
+            <w:pPr>
+              <w:jc w:val="center"/>
             </w:pPr>
             <w:r>
               <w:rPr>
@@ -1997,91 +1997,91 @@
         </w:tc>
         <w:tc>
           <w:tcPr>
-            <w:tcW w:type="dxa" w:w="1674"/>
-            <w:tcBorders>
-              <w:top w:val="single" w:color="C9D3DF" w:sz="4"/>
-              <w:left w:val="single" w:color="C9D3DF" w:sz="4"/>
-              <w:bottom w:val="single" w:color="C9D3DF" w:sz="4"/>
-              <w:right w:val="single" w:color="C9D3DF" w:sz="4"/>
-            </w:tcBorders>
-            <w:tcMar>
-              <w:top w:type="dxa" w:w="50"/>
-              <w:left w:type="dxa" w:w="80"/>
-              <w:bottom w:type="dxa" w:w="50"/>
-              <w:right w:type="dxa" w:w="80"/>
-            </w:tcMar>
-          </w:tcPr>
-          <w:p>
-            <w:pPr>
-              <w:jc w:val="left"/>
-            </w:pPr>
-            <w:r>
-              <w:rPr>
-                <w:rFonts w:ascii="Malgun Gothic" w:cs="Malgun Gothic" w:eastAsia="Malgun Gothic" w:hAnsi="Malgun Gothic"/>
-                <w:sz w:val="17"/>
-                <w:szCs w:val="17"/>
-              </w:rPr>
-              <w:t xml:space="preserve">자료 정리</w:t>
-            </w:r>
-          </w:p>
-        </w:tc>
-        <w:tc>
-          <w:tcPr>
-            <w:tcW w:type="dxa" w:w="2611"/>
-            <w:tcBorders>
-              <w:top w:val="single" w:color="C9D3DF" w:sz="4"/>
-              <w:left w:val="single" w:color="C9D3DF" w:sz="4"/>
-              <w:bottom w:val="single" w:color="C9D3DF" w:sz="4"/>
-              <w:right w:val="single" w:color="C9D3DF" w:sz="4"/>
-            </w:tcBorders>
-            <w:tcMar>
-              <w:top w:type="dxa" w:w="50"/>
-              <w:left w:type="dxa" w:w="80"/>
-              <w:bottom w:type="dxa" w:w="50"/>
-              <w:right w:type="dxa" w:w="80"/>
-            </w:tcMar>
-          </w:tcPr>
-          <w:p>
-            <w:pPr>
-              <w:jc w:val="left"/>
-            </w:pPr>
-            <w:r>
-              <w:rPr>
-                <w:rFonts w:ascii="Malgun Gothic" w:cs="Malgun Gothic" w:eastAsia="Malgun Gothic" w:hAnsi="Malgun Gothic"/>
-                <w:sz w:val="17"/>
-                <w:szCs w:val="17"/>
-              </w:rPr>
-              <w:t xml:space="preserve">[팀 확인: 모델명·실제 사용 범위 확인 후 기재]</w:t>
-            </w:r>
-          </w:p>
-        </w:tc>
-        <w:tc>
-          <w:tcPr>
-            <w:tcW w:type="dxa" w:w="2236"/>
-            <w:tcBorders>
-              <w:top w:val="single" w:color="C9D3DF" w:sz="4"/>
-              <w:left w:val="single" w:color="C9D3DF" w:sz="4"/>
-              <w:bottom w:val="single" w:color="C9D3DF" w:sz="4"/>
-              <w:right w:val="single" w:color="C9D3DF" w:sz="4"/>
-            </w:tcBorders>
-            <w:tcMar>
-              <w:top w:type="dxa" w:w="50"/>
-              <w:left w:type="dxa" w:w="80"/>
-              <w:bottom w:type="dxa" w:w="50"/>
-              <w:right w:type="dxa" w:w="80"/>
-            </w:tcMar>
-          </w:tcPr>
-          <w:p>
-            <w:pPr>
-              <w:jc w:val="left"/>
-            </w:pPr>
-            <w:r>
-              <w:rPr>
-                <w:rFonts w:ascii="Malgun Gothic" w:cs="Malgun Gothic" w:eastAsia="Malgun Gothic" w:hAnsi="Malgun Gothic"/>
-                <w:sz w:val="17"/>
-                <w:szCs w:val="17"/>
-              </w:rPr>
-              <w:t xml:space="preserve">—</w:t>
+            <w:tcW w:type="dxa" w:w="1430"/>
+            <w:tcBorders>
+              <w:top w:val="single" w:color="C9D3DF" w:sz="4"/>
+              <w:left w:val="single" w:color="C9D3DF" w:sz="4"/>
+              <w:bottom w:val="single" w:color="C9D3DF" w:sz="4"/>
+              <w:right w:val="single" w:color="C9D3DF" w:sz="4"/>
+            </w:tcBorders>
+            <w:tcMar>
+              <w:top w:type="dxa" w:w="50"/>
+              <w:left w:type="dxa" w:w="80"/>
+              <w:bottom w:type="dxa" w:w="50"/>
+              <w:right w:type="dxa" w:w="80"/>
+            </w:tcMar>
+          </w:tcPr>
+          <w:p>
+            <w:pPr>
+              <w:jc w:val="left"/>
+            </w:pPr>
+            <w:r>
+              <w:rPr>
+                <w:rFonts w:ascii="Malgun Gothic" w:cs="Malgun Gothic" w:eastAsia="Malgun Gothic" w:hAnsi="Malgun Gothic"/>
+                <w:sz w:val="17"/>
+                <w:szCs w:val="17"/>
+              </w:rPr>
+              <w:t xml:space="preserve">코딩 단계</w:t>
+            </w:r>
+          </w:p>
+        </w:tc>
+        <w:tc>
+          <w:tcPr>
+            <w:tcW w:type="dxa" w:w="2709"/>
+            <w:tcBorders>
+              <w:top w:val="single" w:color="C9D3DF" w:sz="4"/>
+              <w:left w:val="single" w:color="C9D3DF" w:sz="4"/>
+              <w:bottom w:val="single" w:color="C9D3DF" w:sz="4"/>
+              <w:right w:val="single" w:color="C9D3DF" w:sz="4"/>
+            </w:tcBorders>
+            <w:tcMar>
+              <w:top w:type="dxa" w:w="50"/>
+              <w:left w:type="dxa" w:w="80"/>
+              <w:bottom w:type="dxa" w:w="50"/>
+              <w:right w:type="dxa" w:w="80"/>
+            </w:tcMar>
+          </w:tcPr>
+          <w:p>
+            <w:pPr>
+              <w:jc w:val="left"/>
+            </w:pPr>
+            <w:r>
+              <w:rPr>
+                <w:rFonts w:ascii="Malgun Gothic" w:cs="Malgun Gothic" w:eastAsia="Malgun Gothic" w:hAnsi="Malgun Gothic"/>
+                <w:sz w:val="17"/>
+                <w:szCs w:val="17"/>
+              </w:rPr>
+              <w:t xml:space="preserve">Python·Streamlit 앱 코드 구현·수정, 오류 수정, 컴파일·자동 테스트 실행, Git 커밋·푸시 보조</w:t>
+            </w:r>
+          </w:p>
+        </w:tc>
+        <w:tc>
+          <w:tcPr>
+            <w:tcW w:type="dxa" w:w="2045"/>
+            <w:tcBorders>
+              <w:top w:val="single" w:color="C9D3DF" w:sz="4"/>
+              <w:left w:val="single" w:color="C9D3DF" w:sz="4"/>
+              <w:bottom w:val="single" w:color="C9D3DF" w:sz="4"/>
+              <w:right w:val="single" w:color="C9D3DF" w:sz="4"/>
+            </w:tcBorders>
+            <w:tcMar>
+              <w:top w:type="dxa" w:w="50"/>
+              <w:left w:type="dxa" w:w="80"/>
+              <w:bottom w:type="dxa" w:w="50"/>
+              <w:right w:type="dxa" w:w="80"/>
+            </w:tcMar>
+          </w:tcPr>
+          <w:p>
+            <w:pPr>
+              <w:jc w:val="left"/>
+            </w:pPr>
+            <w:r>
+              <w:rPr>
+                <w:rFonts w:ascii="Malgun Gothic" w:cs="Malgun Gothic" w:eastAsia="Malgun Gothic" w:hAnsi="Malgun Gothic"/>
+                <w:sz w:val="17"/>
+                <w:szCs w:val="17"/>
+              </w:rPr>
+              <w:t xml:space="preserve">수정 범위 지정, 결과 재검토</w:t>
             </w:r>
           </w:p>
         </w:tc>
@@ -2093,151 +2093,151 @@
         </w:trPr>
         <w:tc>
           <w:tcPr>
-            <w:tcW w:type="dxa" w:w="2151"/>
-            <w:tcBorders>
-              <w:top w:val="single" w:color="C9D3DF" w:sz="4"/>
-              <w:left w:val="single" w:color="C9D3DF" w:sz="4"/>
-              <w:bottom w:val="single" w:color="C9D3DF" w:sz="4"/>
-              <w:right w:val="single" w:color="C9D3DF" w:sz="4"/>
-            </w:tcBorders>
-            <w:tcMar>
-              <w:top w:type="dxa" w:w="50"/>
-              <w:left w:type="dxa" w:w="80"/>
-              <w:bottom w:type="dxa" w:w="50"/>
-              <w:right w:type="dxa" w:w="80"/>
-            </w:tcMar>
-          </w:tcPr>
-          <w:p>
-            <w:pPr>
-              <w:jc w:val="left"/>
-            </w:pPr>
-            <w:r>
-              <w:rPr>
-                <w:rFonts w:ascii="Malgun Gothic" w:cs="Malgun Gothic" w:eastAsia="Malgun Gothic" w:hAnsi="Malgun Gothic"/>
-                <w:sz w:val="17"/>
-                <w:szCs w:val="17"/>
-              </w:rPr>
-              <w:t xml:space="preserve">GPT(OpenAI)</w:t>
-            </w:r>
-          </w:p>
-        </w:tc>
-        <w:tc>
-          <w:tcPr>
-            <w:tcW w:type="dxa" w:w="1532"/>
-            <w:tcBorders>
-              <w:top w:val="single" w:color="C9D3DF" w:sz="4"/>
-              <w:left w:val="single" w:color="C9D3DF" w:sz="4"/>
-              <w:bottom w:val="single" w:color="C9D3DF" w:sz="4"/>
-              <w:right w:val="single" w:color="C9D3DF" w:sz="4"/>
-            </w:tcBorders>
-            <w:tcMar>
-              <w:top w:type="dxa" w:w="50"/>
-              <w:left w:type="dxa" w:w="80"/>
-              <w:bottom w:type="dxa" w:w="50"/>
-              <w:right w:type="dxa" w:w="80"/>
-            </w:tcMar>
-          </w:tcPr>
-          <w:p>
-            <w:pPr>
-              <w:jc w:val="left"/>
-            </w:pPr>
-            <w:r>
-              <w:rPr>
-                <w:rFonts w:ascii="Malgun Gothic" w:cs="Malgun Gothic" w:eastAsia="Malgun Gothic" w:hAnsi="Malgun Gothic"/>
-                <w:sz w:val="17"/>
-                <w:szCs w:val="17"/>
-              </w:rPr>
-              <w:t xml:space="preserve">B 이혜경</w:t>
-            </w:r>
-          </w:p>
-        </w:tc>
-        <w:tc>
-          <w:tcPr>
-            <w:tcW w:type="dxa" w:w="1674"/>
-            <w:tcBorders>
-              <w:top w:val="single" w:color="C9D3DF" w:sz="4"/>
-              <w:left w:val="single" w:color="C9D3DF" w:sz="4"/>
-              <w:bottom w:val="single" w:color="C9D3DF" w:sz="4"/>
-              <w:right w:val="single" w:color="C9D3DF" w:sz="4"/>
-            </w:tcBorders>
-            <w:tcMar>
-              <w:top w:type="dxa" w:w="50"/>
-              <w:left w:type="dxa" w:w="80"/>
-              <w:bottom w:type="dxa" w:w="50"/>
-              <w:right w:type="dxa" w:w="80"/>
-            </w:tcMar>
-          </w:tcPr>
-          <w:p>
-            <w:pPr>
-              <w:jc w:val="left"/>
-            </w:pPr>
-            <w:r>
-              <w:rPr>
-                <w:rFonts w:ascii="Malgun Gothic" w:cs="Malgun Gothic" w:eastAsia="Malgun Gothic" w:hAnsi="Malgun Gothic"/>
-                <w:sz w:val="17"/>
-                <w:szCs w:val="17"/>
-              </w:rPr>
-              <w:t xml:space="preserve">기획·데이터·문서, UX/UI 개선</w:t>
-            </w:r>
-          </w:p>
-        </w:tc>
-        <w:tc>
-          <w:tcPr>
-            <w:tcW w:type="dxa" w:w="2611"/>
-            <w:tcBorders>
-              <w:top w:val="single" w:color="C9D3DF" w:sz="4"/>
-              <w:left w:val="single" w:color="C9D3DF" w:sz="4"/>
-              <w:bottom w:val="single" w:color="C9D3DF" w:sz="4"/>
-              <w:right w:val="single" w:color="C9D3DF" w:sz="4"/>
-            </w:tcBorders>
-            <w:tcMar>
-              <w:top w:type="dxa" w:w="50"/>
-              <w:left w:type="dxa" w:w="80"/>
-              <w:bottom w:type="dxa" w:w="50"/>
-              <w:right w:type="dxa" w:w="80"/>
-            </w:tcMar>
-          </w:tcPr>
-          <w:p>
-            <w:pPr>
-              <w:jc w:val="left"/>
-            </w:pPr>
-            <w:r>
-              <w:rPr>
-                <w:rFonts w:ascii="Malgun Gothic" w:cs="Malgun Gothic" w:eastAsia="Malgun Gothic" w:hAnsi="Malgun Gothic"/>
-                <w:sz w:val="17"/>
-                <w:szCs w:val="17"/>
-              </w:rPr>
-              <w:t xml:space="preserve">UX/UI 개선 작업 프롬프트 작성 등 [팀 확인: 그 밖의 용도]</w:t>
-            </w:r>
-          </w:p>
-        </w:tc>
-        <w:tc>
-          <w:tcPr>
-            <w:tcW w:type="dxa" w:w="2236"/>
-            <w:tcBorders>
-              <w:top w:val="single" w:color="C9D3DF" w:sz="4"/>
-              <w:left w:val="single" w:color="C9D3DF" w:sz="4"/>
-              <w:bottom w:val="single" w:color="C9D3DF" w:sz="4"/>
-              <w:right w:val="single" w:color="C9D3DF" w:sz="4"/>
-            </w:tcBorders>
-            <w:tcMar>
-              <w:top w:type="dxa" w:w="50"/>
-              <w:left w:type="dxa" w:w="80"/>
-              <w:bottom w:type="dxa" w:w="50"/>
-              <w:right w:type="dxa" w:w="80"/>
-            </w:tcMar>
-          </w:tcPr>
-          <w:p>
-            <w:pPr>
-              <w:jc w:val="left"/>
-            </w:pPr>
-            <w:r>
-              <w:rPr>
-                <w:rFonts w:ascii="Malgun Gothic" w:cs="Malgun Gothic" w:eastAsia="Malgun Gothic" w:hAnsi="Malgun Gothic"/>
-                <w:sz w:val="17"/>
-                <w:szCs w:val="17"/>
-              </w:rPr>
-              <w:t xml:space="preserve">개선안 채택 여부 결정, 결과 검수</w:t>
+            <w:tcW w:type="dxa" w:w="1960"/>
+            <w:tcBorders>
+              <w:top w:val="single" w:color="C9D3DF" w:sz="4"/>
+              <w:left w:val="single" w:color="C9D3DF" w:sz="4"/>
+              <w:bottom w:val="single" w:color="C9D3DF" w:sz="4"/>
+              <w:right w:val="single" w:color="C9D3DF" w:sz="4"/>
+            </w:tcBorders>
+            <w:tcMar>
+              <w:top w:type="dxa" w:w="50"/>
+              <w:left w:type="dxa" w:w="80"/>
+              <w:bottom w:type="dxa" w:w="50"/>
+              <w:right w:type="dxa" w:w="80"/>
+            </w:tcMar>
+          </w:tcPr>
+          <w:p>
+            <w:pPr>
+              <w:jc w:val="left"/>
+            </w:pPr>
+            <w:r>
+              <w:rPr>
+                <w:rFonts w:ascii="Malgun Gothic" w:cs="Malgun Gothic" w:eastAsia="Malgun Gothic" w:hAnsi="Malgun Gothic"/>
+                <w:sz w:val="17"/>
+                <w:szCs w:val="17"/>
+              </w:rPr>
+              <w:t xml:space="preserve">OpenAI Codex — Astra/Ultra 설정</w:t>
+            </w:r>
+          </w:p>
+        </w:tc>
+        <w:tc>
+          <w:tcPr>
+            <w:tcW w:type="dxa" w:w="2060"/>
+            <w:tcBorders>
+              <w:top w:val="single" w:color="C9D3DF" w:sz="4"/>
+              <w:left w:val="single" w:color="C9D3DF" w:sz="4"/>
+              <w:bottom w:val="single" w:color="C9D3DF" w:sz="4"/>
+              <w:right w:val="single" w:color="C9D3DF" w:sz="4"/>
+            </w:tcBorders>
+            <w:tcMar>
+              <w:top w:type="dxa" w:w="50"/>
+              <w:left w:type="dxa" w:w="80"/>
+              <w:bottom w:type="dxa" w:w="50"/>
+              <w:right w:type="dxa" w:w="80"/>
+            </w:tcMar>
+          </w:tcPr>
+          <w:p>
+            <w:pPr>
+              <w:jc w:val="center"/>
+            </w:pPr>
+            <w:r>
+              <w:rPr>
+                <w:rFonts w:ascii="Malgun Gothic" w:cs="Malgun Gothic" w:eastAsia="Malgun Gothic" w:hAnsi="Malgun Gothic"/>
+                <w:sz w:val="17"/>
+                <w:szCs w:val="17"/>
+              </w:rPr>
+              <w:t xml:space="preserve">A 조준수(팀장)</w:t>
+            </w:r>
+          </w:p>
+        </w:tc>
+        <w:tc>
+          <w:tcPr>
+            <w:tcW w:type="dxa" w:w="1430"/>
+            <w:tcBorders>
+              <w:top w:val="single" w:color="C9D3DF" w:sz="4"/>
+              <w:left w:val="single" w:color="C9D3DF" w:sz="4"/>
+              <w:bottom w:val="single" w:color="C9D3DF" w:sz="4"/>
+              <w:right w:val="single" w:color="C9D3DF" w:sz="4"/>
+            </w:tcBorders>
+            <w:tcMar>
+              <w:top w:type="dxa" w:w="50"/>
+              <w:left w:type="dxa" w:w="80"/>
+              <w:bottom w:type="dxa" w:w="50"/>
+              <w:right w:type="dxa" w:w="80"/>
+            </w:tcMar>
+          </w:tcPr>
+          <w:p>
+            <w:pPr>
+              <w:jc w:val="left"/>
+            </w:pPr>
+            <w:r>
+              <w:rPr>
+                <w:rFonts w:ascii="Malgun Gothic" w:cs="Malgun Gothic" w:eastAsia="Malgun Gothic" w:hAnsi="Malgun Gothic"/>
+                <w:sz w:val="17"/>
+                <w:szCs w:val="17"/>
+              </w:rPr>
+              <w:t xml:space="preserve">10/5 최종 UX/UI</w:t>
+            </w:r>
+          </w:p>
+        </w:tc>
+        <w:tc>
+          <w:tcPr>
+            <w:tcW w:type="dxa" w:w="2709"/>
+            <w:tcBorders>
+              <w:top w:val="single" w:color="C9D3DF" w:sz="4"/>
+              <w:left w:val="single" w:color="C9D3DF" w:sz="4"/>
+              <w:bottom w:val="single" w:color="C9D3DF" w:sz="4"/>
+              <w:right w:val="single" w:color="C9D3DF" w:sz="4"/>
+            </w:tcBorders>
+            <w:tcMar>
+              <w:top w:type="dxa" w:w="50"/>
+              <w:left w:type="dxa" w:w="80"/>
+              <w:bottom w:type="dxa" w:w="50"/>
+              <w:right w:type="dxa" w:w="80"/>
+            </w:tcMar>
+          </w:tcPr>
+          <w:p>
+            <w:pPr>
+              <w:jc w:val="left"/>
+            </w:pPr>
+            <w:r>
+              <w:rPr>
+                <w:rFonts w:ascii="Malgun Gothic" w:cs="Malgun Gothic" w:eastAsia="Malgun Gothic" w:hAnsi="Malgun Gothic"/>
+                <w:sz w:val="17"/>
+                <w:szCs w:val="17"/>
+              </w:rPr>
+              <w:t xml:space="preserve">헤더 간격·카드 높이·버튼 정렬·폼 여백, 물어보기·지역말 화면 배치(PC 좌우·모바일 한 열), 정착 일정 월별 기본 접힘, 기능·저장·판정 로직 보존 확인(자동 테스트 127개)</w:t>
+            </w:r>
+          </w:p>
+        </w:tc>
+        <w:tc>
+          <w:tcPr>
+            <w:tcW w:type="dxa" w:w="2045"/>
+            <w:tcBorders>
+              <w:top w:val="single" w:color="C9D3DF" w:sz="4"/>
+              <w:left w:val="single" w:color="C9D3DF" w:sz="4"/>
+              <w:bottom w:val="single" w:color="C9D3DF" w:sz="4"/>
+              <w:right w:val="single" w:color="C9D3DF" w:sz="4"/>
+            </w:tcBorders>
+            <w:tcMar>
+              <w:top w:type="dxa" w:w="50"/>
+              <w:left w:type="dxa" w:w="80"/>
+              <w:bottom w:type="dxa" w:w="50"/>
+              <w:right w:type="dxa" w:w="80"/>
+            </w:tcMar>
+          </w:tcPr>
+          <w:p>
+            <w:pPr>
+              <w:jc w:val="left"/>
+            </w:pPr>
+            <w:r>
+              <w:rPr>
+                <w:rFonts w:ascii="Malgun Gothic" w:cs="Malgun Gothic" w:eastAsia="Malgun Gothic" w:hAnsi="Malgun Gothic"/>
+                <w:sz w:val="17"/>
+                <w:szCs w:val="17"/>
+              </w:rPr>
+              <w:t xml:space="preserve">승인한 범위만 수정하도록 지정(기능 변경 금지), 결과 재검토</w:t>
             </w:r>
           </w:p>
         </w:tc>
@@ -2249,151 +2249,151 @@
         </w:trPr>
         <w:tc>
           <w:tcPr>
-            <w:tcW w:type="dxa" w:w="2151"/>
-            <w:tcBorders>
-              <w:top w:val="single" w:color="C9D3DF" w:sz="4"/>
-              <w:left w:val="single" w:color="C9D3DF" w:sz="4"/>
-              <w:bottom w:val="single" w:color="C9D3DF" w:sz="4"/>
-              <w:right w:val="single" w:color="C9D3DF" w:sz="4"/>
-            </w:tcBorders>
-            <w:tcMar>
-              <w:top w:type="dxa" w:w="50"/>
-              <w:left w:type="dxa" w:w="80"/>
-              <w:bottom w:type="dxa" w:w="50"/>
-              <w:right w:type="dxa" w:w="80"/>
-            </w:tcMar>
-          </w:tcPr>
-          <w:p>
-            <w:pPr>
-              <w:jc w:val="left"/>
-            </w:pPr>
-            <w:r>
-              <w:rPr>
-                <w:rFonts w:ascii="Malgun Gothic" w:cs="Malgun Gothic" w:eastAsia="Malgun Gothic" w:hAnsi="Malgun Gothic"/>
-                <w:sz w:val="17"/>
-                <w:szCs w:val="17"/>
-              </w:rPr>
-              <w:t xml:space="preserve">ChatGPT(GPT 솔라이트 6.1)(OpenAI)</w:t>
-            </w:r>
-          </w:p>
-        </w:tc>
-        <w:tc>
-          <w:tcPr>
-            <w:tcW w:type="dxa" w:w="1532"/>
-            <w:tcBorders>
-              <w:top w:val="single" w:color="C9D3DF" w:sz="4"/>
-              <w:left w:val="single" w:color="C9D3DF" w:sz="4"/>
-              <w:bottom w:val="single" w:color="C9D3DF" w:sz="4"/>
-              <w:right w:val="single" w:color="C9D3DF" w:sz="4"/>
-            </w:tcBorders>
-            <w:tcMar>
-              <w:top w:type="dxa" w:w="50"/>
-              <w:left w:type="dxa" w:w="80"/>
-              <w:bottom w:type="dxa" w:w="50"/>
-              <w:right w:type="dxa" w:w="80"/>
-            </w:tcMar>
-          </w:tcPr>
-          <w:p>
-            <w:pPr>
-              <w:jc w:val="left"/>
-            </w:pPr>
-            <w:r>
-              <w:rPr>
-                <w:rFonts w:ascii="Malgun Gothic" w:cs="Malgun Gothic" w:eastAsia="Malgun Gothic" w:hAnsi="Malgun Gothic"/>
-                <w:sz w:val="17"/>
-                <w:szCs w:val="17"/>
-              </w:rPr>
-              <w:t xml:space="preserve">C 이미영</w:t>
-            </w:r>
-          </w:p>
-        </w:tc>
-        <w:tc>
-          <w:tcPr>
-            <w:tcW w:type="dxa" w:w="1674"/>
-            <w:tcBorders>
-              <w:top w:val="single" w:color="C9D3DF" w:sz="4"/>
-              <w:left w:val="single" w:color="C9D3DF" w:sz="4"/>
-              <w:bottom w:val="single" w:color="C9D3DF" w:sz="4"/>
-              <w:right w:val="single" w:color="C9D3DF" w:sz="4"/>
-            </w:tcBorders>
-            <w:tcMar>
-              <w:top w:type="dxa" w:w="50"/>
-              <w:left w:type="dxa" w:w="80"/>
-              <w:bottom w:type="dxa" w:w="50"/>
-              <w:right w:type="dxa" w:w="80"/>
-            </w:tcMar>
-          </w:tcPr>
-          <w:p>
-            <w:pPr>
-              <w:jc w:val="left"/>
-            </w:pPr>
-            <w:r>
-              <w:rPr>
-                <w:rFonts w:ascii="Malgun Gothic" w:cs="Malgun Gothic" w:eastAsia="Malgun Gothic" w:hAnsi="Malgun Gothic"/>
-                <w:sz w:val="17"/>
-                <w:szCs w:val="17"/>
-              </w:rPr>
-              <w:t xml:space="preserve">팀 자체 점검 테스트(10/3)</w:t>
-            </w:r>
-          </w:p>
-        </w:tc>
-        <w:tc>
-          <w:tcPr>
-            <w:tcW w:type="dxa" w:w="2611"/>
-            <w:tcBorders>
-              <w:top w:val="single" w:color="C9D3DF" w:sz="4"/>
-              <w:left w:val="single" w:color="C9D3DF" w:sz="4"/>
-              <w:bottom w:val="single" w:color="C9D3DF" w:sz="4"/>
-              <w:right w:val="single" w:color="C9D3DF" w:sz="4"/>
-            </w:tcBorders>
-            <w:tcMar>
-              <w:top w:type="dxa" w:w="50"/>
-              <w:left w:type="dxa" w:w="80"/>
-              <w:bottom w:type="dxa" w:w="50"/>
-              <w:right w:type="dxa" w:w="80"/>
-            </w:tcMar>
-          </w:tcPr>
-          <w:p>
-            <w:pPr>
-              <w:jc w:val="left"/>
-            </w:pPr>
-            <w:r>
-              <w:rPr>
-                <w:rFonts w:ascii="Malgun Gothic" w:cs="Malgun Gothic" w:eastAsia="Malgun Gothic" w:hAnsi="Malgun Gothic"/>
-                <w:sz w:val="17"/>
-                <w:szCs w:val="17"/>
-              </w:rPr>
-              <w:t xml:space="preserve">팀 자체 점검 테스트 리포트(자체평가 테스트보고서 2차 PC·모바일) 작성 보조</w:t>
-            </w:r>
-          </w:p>
-        </w:tc>
-        <w:tc>
-          <w:tcPr>
-            <w:tcW w:type="dxa" w:w="2236"/>
-            <w:tcBorders>
-              <w:top w:val="single" w:color="C9D3DF" w:sz="4"/>
-              <w:left w:val="single" w:color="C9D3DF" w:sz="4"/>
-              <w:bottom w:val="single" w:color="C9D3DF" w:sz="4"/>
-              <w:right w:val="single" w:color="C9D3DF" w:sz="4"/>
-            </w:tcBorders>
-            <w:tcMar>
-              <w:top w:type="dxa" w:w="50"/>
-              <w:left w:type="dxa" w:w="80"/>
-              <w:bottom w:type="dxa" w:w="50"/>
-              <w:right w:type="dxa" w:w="80"/>
-            </w:tcMar>
-          </w:tcPr>
-          <w:p>
-            <w:pPr>
-              <w:jc w:val="left"/>
-            </w:pPr>
-            <w:r>
-              <w:rPr>
-                <w:rFonts w:ascii="Malgun Gothic" w:cs="Malgun Gothic" w:eastAsia="Malgun Gothic" w:hAnsi="Malgun Gothic"/>
-                <w:sz w:val="17"/>
-                <w:szCs w:val="17"/>
-              </w:rPr>
-              <w:t xml:space="preserve">배포 앱을 PC·휴대폰에서 직접 조작해 확인, 지적 사항 판단</w:t>
+            <w:tcW w:type="dxa" w:w="1960"/>
+            <w:tcBorders>
+              <w:top w:val="single" w:color="C9D3DF" w:sz="4"/>
+              <w:left w:val="single" w:color="C9D3DF" w:sz="4"/>
+              <w:bottom w:val="single" w:color="C9D3DF" w:sz="4"/>
+              <w:right w:val="single" w:color="C9D3DF" w:sz="4"/>
+            </w:tcBorders>
+            <w:tcMar>
+              <w:top w:type="dxa" w:w="50"/>
+              <w:left w:type="dxa" w:w="80"/>
+              <w:bottom w:type="dxa" w:w="50"/>
+              <w:right w:type="dxa" w:w="80"/>
+            </w:tcMar>
+          </w:tcPr>
+          <w:p>
+            <w:pPr>
+              <w:jc w:val="left"/>
+            </w:pPr>
+            <w:r>
+              <w:rPr>
+                <w:rFonts w:ascii="Malgun Gothic" w:cs="Malgun Gothic" w:eastAsia="Malgun Gothic" w:hAnsi="Malgun Gothic"/>
+                <w:sz w:val="17"/>
+                <w:szCs w:val="17"/>
+              </w:rPr>
+              <w:t xml:space="preserve">Google Gemini — Gemini 3.8 Flash</w:t>
+            </w:r>
+          </w:p>
+        </w:tc>
+        <w:tc>
+          <w:tcPr>
+            <w:tcW w:type="dxa" w:w="2060"/>
+            <w:tcBorders>
+              <w:top w:val="single" w:color="C9D3DF" w:sz="4"/>
+              <w:left w:val="single" w:color="C9D3DF" w:sz="4"/>
+              <w:bottom w:val="single" w:color="C9D3DF" w:sz="4"/>
+              <w:right w:val="single" w:color="C9D3DF" w:sz="4"/>
+            </w:tcBorders>
+            <w:tcMar>
+              <w:top w:type="dxa" w:w="50"/>
+              <w:left w:type="dxa" w:w="80"/>
+              <w:bottom w:type="dxa" w:w="50"/>
+              <w:right w:type="dxa" w:w="80"/>
+            </w:tcMar>
+          </w:tcPr>
+          <w:p>
+            <w:pPr>
+              <w:jc w:val="center"/>
+            </w:pPr>
+            <w:r>
+              <w:rPr>
+                <w:rFonts w:ascii="Malgun Gothic" w:cs="Malgun Gothic" w:eastAsia="Malgun Gothic" w:hAnsi="Malgun Gothic"/>
+                <w:sz w:val="17"/>
+                <w:szCs w:val="17"/>
+              </w:rPr>
+              <w:t xml:space="preserve">A 조준수(팀장)</w:t>
+            </w:r>
+          </w:p>
+        </w:tc>
+        <w:tc>
+          <w:tcPr>
+            <w:tcW w:type="dxa" w:w="1430"/>
+            <w:tcBorders>
+              <w:top w:val="single" w:color="C9D3DF" w:sz="4"/>
+              <w:left w:val="single" w:color="C9D3DF" w:sz="4"/>
+              <w:bottom w:val="single" w:color="C9D3DF" w:sz="4"/>
+              <w:right w:val="single" w:color="C9D3DF" w:sz="4"/>
+            </w:tcBorders>
+            <w:tcMar>
+              <w:top w:type="dxa" w:w="50"/>
+              <w:left w:type="dxa" w:w="80"/>
+              <w:bottom w:type="dxa" w:w="50"/>
+              <w:right w:type="dxa" w:w="80"/>
+            </w:tcMar>
+          </w:tcPr>
+          <w:p>
+            <w:pPr>
+              <w:jc w:val="left"/>
+            </w:pPr>
+            <w:r>
+              <w:rPr>
+                <w:rFonts w:ascii="Malgun Gothic" w:cs="Malgun Gothic" w:eastAsia="Malgun Gothic" w:hAnsi="Malgun Gothic"/>
+                <w:sz w:val="17"/>
+                <w:szCs w:val="17"/>
+              </w:rPr>
+              <w:t xml:space="preserve">문서·구성안 보조</w:t>
+            </w:r>
+          </w:p>
+        </w:tc>
+        <w:tc>
+          <w:tcPr>
+            <w:tcW w:type="dxa" w:w="2709"/>
+            <w:tcBorders>
+              <w:top w:val="single" w:color="C9D3DF" w:sz="4"/>
+              <w:left w:val="single" w:color="C9D3DF" w:sz="4"/>
+              <w:bottom w:val="single" w:color="C9D3DF" w:sz="4"/>
+              <w:right w:val="single" w:color="C9D3DF" w:sz="4"/>
+            </w:tcBorders>
+            <w:tcMar>
+              <w:top w:type="dxa" w:w="50"/>
+              <w:left w:type="dxa" w:w="80"/>
+              <w:bottom w:type="dxa" w:w="50"/>
+              <w:right w:type="dxa" w:w="80"/>
+            </w:tcMar>
+          </w:tcPr>
+          <w:p>
+            <w:pPr>
+              <w:jc w:val="left"/>
+            </w:pPr>
+            <w:r>
+              <w:rPr>
+                <w:rFonts w:ascii="Malgun Gothic" w:cs="Malgun Gothic" w:eastAsia="Malgun Gothic" w:hAnsi="Malgun Gothic"/>
+                <w:sz w:val="17"/>
+                <w:szCs w:val="17"/>
+              </w:rPr>
+              <w:t xml:space="preserve">마감 실행 브리핑·진행상황·인계 문안 초안, 테스트 결과·수치 비교 정리, 발표 구성안·슬라이드 초안·시연 시나리오 보조, Google Drive 자료 분류</w:t>
+            </w:r>
+          </w:p>
+        </w:tc>
+        <w:tc>
+          <w:tcPr>
+            <w:tcW w:type="dxa" w:w="2045"/>
+            <w:tcBorders>
+              <w:top w:val="single" w:color="C9D3DF" w:sz="4"/>
+              <w:left w:val="single" w:color="C9D3DF" w:sz="4"/>
+              <w:bottom w:val="single" w:color="C9D3DF" w:sz="4"/>
+              <w:right w:val="single" w:color="C9D3DF" w:sz="4"/>
+            </w:tcBorders>
+            <w:tcMar>
+              <w:top w:type="dxa" w:w="50"/>
+              <w:left w:type="dxa" w:w="80"/>
+              <w:bottom w:type="dxa" w:w="50"/>
+              <w:right w:type="dxa" w:w="80"/>
+            </w:tcMar>
+          </w:tcPr>
+          <w:p>
+            <w:pPr>
+              <w:jc w:val="left"/>
+            </w:pPr>
+            <w:r>
+              <w:rPr>
+                <w:rFonts w:ascii="Malgun Gothic" w:cs="Malgun Gothic" w:eastAsia="Malgun Gothic" w:hAnsi="Malgun Gothic"/>
+                <w:sz w:val="17"/>
+                <w:szCs w:val="17"/>
+              </w:rPr>
+              <w:t xml:space="preserve">최종 발표자료에는 채택하지 않고 참고만 함, 수치는 팀 문서로 재확인</w:t>
             </w:r>
           </w:p>
         </w:tc>
@@ -2405,151 +2405,619 @@
         </w:trPr>
         <w:tc>
           <w:tcPr>
-            <w:tcW w:type="dxa" w:w="2151"/>
-            <w:tcBorders>
-              <w:top w:val="single" w:color="C9D3DF" w:sz="4"/>
-              <w:left w:val="single" w:color="C9D3DF" w:sz="4"/>
-              <w:bottom w:val="single" w:color="C9D3DF" w:sz="4"/>
-              <w:right w:val="single" w:color="C9D3DF" w:sz="4"/>
-            </w:tcBorders>
-            <w:tcMar>
-              <w:top w:type="dxa" w:w="50"/>
-              <w:left w:type="dxa" w:w="80"/>
-              <w:bottom w:type="dxa" w:w="50"/>
-              <w:right w:type="dxa" w:w="80"/>
-            </w:tcMar>
-          </w:tcPr>
-          <w:p>
-            <w:pPr>
-              <w:jc w:val="left"/>
-            </w:pPr>
-            <w:r>
-              <w:rPr>
-                <w:rFonts w:ascii="Malgun Gothic" w:cs="Malgun Gothic" w:eastAsia="Malgun Gothic" w:hAnsi="Malgun Gothic"/>
-                <w:sz w:val="17"/>
-                <w:szCs w:val="17"/>
-              </w:rPr>
-              <w:t xml:space="preserve">[팀 확인: 사용한 AI 도구]</w:t>
-            </w:r>
-          </w:p>
-        </w:tc>
-        <w:tc>
-          <w:tcPr>
-            <w:tcW w:type="dxa" w:w="1532"/>
-            <w:tcBorders>
-              <w:top w:val="single" w:color="C9D3DF" w:sz="4"/>
-              <w:left w:val="single" w:color="C9D3DF" w:sz="4"/>
-              <w:bottom w:val="single" w:color="C9D3DF" w:sz="4"/>
-              <w:right w:val="single" w:color="C9D3DF" w:sz="4"/>
-            </w:tcBorders>
-            <w:tcMar>
-              <w:top w:type="dxa" w:w="50"/>
-              <w:left w:type="dxa" w:w="80"/>
-              <w:bottom w:type="dxa" w:w="50"/>
-              <w:right w:type="dxa" w:w="80"/>
-            </w:tcMar>
-          </w:tcPr>
-          <w:p>
-            <w:pPr>
-              <w:jc w:val="left"/>
-            </w:pPr>
-            <w:r>
-              <w:rPr>
-                <w:rFonts w:ascii="Malgun Gothic" w:cs="Malgun Gothic" w:eastAsia="Malgun Gothic" w:hAnsi="Malgun Gothic"/>
-                <w:sz w:val="17"/>
-                <w:szCs w:val="17"/>
-              </w:rPr>
-              <w:t xml:space="preserve">C 이미영(제작) · A 조준수(최종 편집)</w:t>
-            </w:r>
-          </w:p>
-        </w:tc>
-        <w:tc>
-          <w:tcPr>
-            <w:tcW w:type="dxa" w:w="1674"/>
-            <w:tcBorders>
-              <w:top w:val="single" w:color="C9D3DF" w:sz="4"/>
-              <w:left w:val="single" w:color="C9D3DF" w:sz="4"/>
-              <w:bottom w:val="single" w:color="C9D3DF" w:sz="4"/>
-              <w:right w:val="single" w:color="C9D3DF" w:sz="4"/>
-            </w:tcBorders>
-            <w:tcMar>
-              <w:top w:type="dxa" w:w="50"/>
-              <w:left w:type="dxa" w:w="80"/>
-              <w:bottom w:type="dxa" w:w="50"/>
-              <w:right w:type="dxa" w:w="80"/>
-            </w:tcMar>
-          </w:tcPr>
-          <w:p>
-            <w:pPr>
-              <w:jc w:val="left"/>
-            </w:pPr>
-            <w:r>
-              <w:rPr>
-                <w:rFonts w:ascii="Malgun Gothic" w:cs="Malgun Gothic" w:eastAsia="Malgun Gothic" w:hAnsi="Malgun Gothic"/>
-                <w:sz w:val="17"/>
-                <w:szCs w:val="17"/>
-              </w:rPr>
-              <w:t xml:space="preserve">발표자료(제출5)</w:t>
-            </w:r>
-          </w:p>
-        </w:tc>
-        <w:tc>
-          <w:tcPr>
-            <w:tcW w:type="dxa" w:w="2611"/>
-            <w:tcBorders>
-              <w:top w:val="single" w:color="C9D3DF" w:sz="4"/>
-              <w:left w:val="single" w:color="C9D3DF" w:sz="4"/>
-              <w:bottom w:val="single" w:color="C9D3DF" w:sz="4"/>
-              <w:right w:val="single" w:color="C9D3DF" w:sz="4"/>
-            </w:tcBorders>
-            <w:tcMar>
-              <w:top w:type="dxa" w:w="50"/>
-              <w:left w:type="dxa" w:w="80"/>
-              <w:bottom w:type="dxa" w:w="50"/>
-              <w:right w:type="dxa" w:w="80"/>
-            </w:tcMar>
-          </w:tcPr>
-          <w:p>
-            <w:pPr>
-              <w:jc w:val="left"/>
-            </w:pPr>
-            <w:r>
-              <w:rPr>
-                <w:rFonts w:ascii="Malgun Gothic" w:cs="Malgun Gothic" w:eastAsia="Malgun Gothic" w:hAnsi="Malgun Gothic"/>
-                <w:sz w:val="17"/>
-                <w:szCs w:val="17"/>
-              </w:rPr>
-              <w:t xml:space="preserve">발표 스크립트를 바탕으로 슬라이드 초안 생성(10/5)</w:t>
-            </w:r>
-          </w:p>
-        </w:tc>
-        <w:tc>
-          <w:tcPr>
-            <w:tcW w:type="dxa" w:w="2236"/>
-            <w:tcBorders>
-              <w:top w:val="single" w:color="C9D3DF" w:sz="4"/>
-              <w:left w:val="single" w:color="C9D3DF" w:sz="4"/>
-              <w:bottom w:val="single" w:color="C9D3DF" w:sz="4"/>
-              <w:right w:val="single" w:color="C9D3DF" w:sz="4"/>
-            </w:tcBorders>
-            <w:tcMar>
-              <w:top w:type="dxa" w:w="50"/>
-              <w:left w:type="dxa" w:w="80"/>
-              <w:bottom w:type="dxa" w:w="50"/>
-              <w:right w:type="dxa" w:w="80"/>
-            </w:tcMar>
-          </w:tcPr>
-          <w:p>
-            <w:pPr>
-              <w:jc w:val="left"/>
-            </w:pPr>
-            <w:r>
-              <w:rPr>
-                <w:rFonts w:ascii="Malgun Gothic" w:cs="Malgun Gothic" w:eastAsia="Malgun Gothic" w:hAnsi="Malgun Gothic"/>
-                <w:sz w:val="17"/>
-                <w:szCs w:val="17"/>
-              </w:rPr>
-              <w:t xml:space="preserve">슬라이드 내용·숫자 검수</w:t>
+            <w:tcW w:type="dxa" w:w="1960"/>
+            <w:tcBorders>
+              <w:top w:val="single" w:color="C9D3DF" w:sz="4"/>
+              <w:left w:val="single" w:color="C9D3DF" w:sz="4"/>
+              <w:bottom w:val="single" w:color="C9D3DF" w:sz="4"/>
+              <w:right w:val="single" w:color="C9D3DF" w:sz="4"/>
+            </w:tcBorders>
+            <w:tcMar>
+              <w:top w:type="dxa" w:w="50"/>
+              <w:left w:type="dxa" w:w="80"/>
+              <w:bottom w:type="dxa" w:w="50"/>
+              <w:right w:type="dxa" w:w="80"/>
+            </w:tcMar>
+          </w:tcPr>
+          <w:p>
+            <w:pPr>
+              <w:jc w:val="left"/>
+            </w:pPr>
+            <w:r>
+              <w:rPr>
+                <w:rFonts w:ascii="Malgun Gothic" w:cs="Malgun Gothic" w:eastAsia="Malgun Gothic" w:hAnsi="Malgun Gothic"/>
+                <w:sz w:val="17"/>
+                <w:szCs w:val="17"/>
+              </w:rPr>
+              <w:t xml:space="preserve">GPT(OpenAI)</w:t>
+            </w:r>
+          </w:p>
+        </w:tc>
+        <w:tc>
+          <w:tcPr>
+            <w:tcW w:type="dxa" w:w="2060"/>
+            <w:tcBorders>
+              <w:top w:val="single" w:color="C9D3DF" w:sz="4"/>
+              <w:left w:val="single" w:color="C9D3DF" w:sz="4"/>
+              <w:bottom w:val="single" w:color="C9D3DF" w:sz="4"/>
+              <w:right w:val="single" w:color="C9D3DF" w:sz="4"/>
+            </w:tcBorders>
+            <w:tcMar>
+              <w:top w:type="dxa" w:w="50"/>
+              <w:left w:type="dxa" w:w="80"/>
+              <w:bottom w:type="dxa" w:w="50"/>
+              <w:right w:type="dxa" w:w="80"/>
+            </w:tcMar>
+          </w:tcPr>
+          <w:p>
+            <w:pPr>
+              <w:jc w:val="center"/>
+            </w:pPr>
+            <w:r>
+              <w:rPr>
+                <w:rFonts w:ascii="Malgun Gothic" w:cs="Malgun Gothic" w:eastAsia="Malgun Gothic" w:hAnsi="Malgun Gothic"/>
+                <w:sz w:val="17"/>
+                <w:szCs w:val="17"/>
+              </w:rPr>
+              <w:t xml:space="preserve">B 이혜경</w:t>
+            </w:r>
+          </w:p>
+        </w:tc>
+        <w:tc>
+          <w:tcPr>
+            <w:tcW w:type="dxa" w:w="1430"/>
+            <w:tcBorders>
+              <w:top w:val="single" w:color="C9D3DF" w:sz="4"/>
+              <w:left w:val="single" w:color="C9D3DF" w:sz="4"/>
+              <w:bottom w:val="single" w:color="C9D3DF" w:sz="4"/>
+              <w:right w:val="single" w:color="C9D3DF" w:sz="4"/>
+            </w:tcBorders>
+            <w:tcMar>
+              <w:top w:type="dxa" w:w="50"/>
+              <w:left w:type="dxa" w:w="80"/>
+              <w:bottom w:type="dxa" w:w="50"/>
+              <w:right w:type="dxa" w:w="80"/>
+            </w:tcMar>
+          </w:tcPr>
+          <w:p>
+            <w:pPr>
+              <w:jc w:val="left"/>
+            </w:pPr>
+            <w:r>
+              <w:rPr>
+                <w:rFonts w:ascii="Malgun Gothic" w:cs="Malgun Gothic" w:eastAsia="Malgun Gothic" w:hAnsi="Malgun Gothic"/>
+                <w:sz w:val="17"/>
+                <w:szCs w:val="17"/>
+              </w:rPr>
+              <w:t xml:space="preserve">기획·문서</w:t>
+            </w:r>
+          </w:p>
+        </w:tc>
+        <w:tc>
+          <w:tcPr>
+            <w:tcW w:type="dxa" w:w="2709"/>
+            <w:tcBorders>
+              <w:top w:val="single" w:color="C9D3DF" w:sz="4"/>
+              <w:left w:val="single" w:color="C9D3DF" w:sz="4"/>
+              <w:bottom w:val="single" w:color="C9D3DF" w:sz="4"/>
+              <w:right w:val="single" w:color="C9D3DF" w:sz="4"/>
+            </w:tcBorders>
+            <w:tcMar>
+              <w:top w:type="dxa" w:w="50"/>
+              <w:left w:type="dxa" w:w="80"/>
+              <w:bottom w:type="dxa" w:w="50"/>
+              <w:right w:type="dxa" w:w="80"/>
+            </w:tcMar>
+          </w:tcPr>
+          <w:p>
+            <w:pPr>
+              <w:jc w:val="left"/>
+            </w:pPr>
+            <w:r>
+              <w:rPr>
+                <w:rFonts w:ascii="Malgun Gothic" w:cs="Malgun Gothic" w:eastAsia="Malgun Gothic" w:hAnsi="Malgun Gothic"/>
+                <w:sz w:val="17"/>
+                <w:szCs w:val="17"/>
+              </w:rPr>
+              <w:t xml:space="preserve">UX/UI 개선·발표자료 보완 작업 프롬프트 작성 보조</w:t>
+            </w:r>
+          </w:p>
+        </w:tc>
+        <w:tc>
+          <w:tcPr>
+            <w:tcW w:type="dxa" w:w="2045"/>
+            <w:tcBorders>
+              <w:top w:val="single" w:color="C9D3DF" w:sz="4"/>
+              <w:left w:val="single" w:color="C9D3DF" w:sz="4"/>
+              <w:bottom w:val="single" w:color="C9D3DF" w:sz="4"/>
+              <w:right w:val="single" w:color="C9D3DF" w:sz="4"/>
+            </w:tcBorders>
+            <w:tcMar>
+              <w:top w:type="dxa" w:w="50"/>
+              <w:left w:type="dxa" w:w="80"/>
+              <w:bottom w:type="dxa" w:w="50"/>
+              <w:right w:type="dxa" w:w="80"/>
+            </w:tcMar>
+          </w:tcPr>
+          <w:p>
+            <w:pPr>
+              <w:jc w:val="left"/>
+            </w:pPr>
+            <w:r>
+              <w:rPr>
+                <w:rFonts w:ascii="Malgun Gothic" w:cs="Malgun Gothic" w:eastAsia="Malgun Gothic" w:hAnsi="Malgun Gothic"/>
+                <w:sz w:val="17"/>
+                <w:szCs w:val="17"/>
+              </w:rPr>
+              <w:t xml:space="preserve">개선안 채택 여부 결정, 결과 검수</w:t>
+            </w:r>
+          </w:p>
+        </w:tc>
+      </w:tr>
+      <w:tr>
+        <w:trPr>
+          <w:cantSplit/>
+          <w:tblHeader w:val="false"/>
+        </w:trPr>
+        <w:tc>
+          <w:tcPr>
+            <w:tcW w:type="dxa" w:w="1960"/>
+            <w:tcBorders>
+              <w:top w:val="single" w:color="C9D3DF" w:sz="4"/>
+              <w:left w:val="single" w:color="C9D3DF" w:sz="4"/>
+              <w:bottom w:val="single" w:color="C9D3DF" w:sz="4"/>
+              <w:right w:val="single" w:color="C9D3DF" w:sz="4"/>
+            </w:tcBorders>
+            <w:tcMar>
+              <w:top w:type="dxa" w:w="50"/>
+              <w:left w:type="dxa" w:w="80"/>
+              <w:bottom w:type="dxa" w:w="50"/>
+              <w:right w:type="dxa" w:w="80"/>
+            </w:tcMar>
+          </w:tcPr>
+          <w:p>
+            <w:pPr>
+              <w:jc w:val="left"/>
+            </w:pPr>
+            <w:r>
+              <w:rPr>
+                <w:rFonts w:ascii="Malgun Gothic" w:cs="Malgun Gothic" w:eastAsia="Malgun Gothic" w:hAnsi="Malgun Gothic"/>
+                <w:sz w:val="17"/>
+                <w:szCs w:val="17"/>
+              </w:rPr>
+              <w:t xml:space="preserve">ChatGPT(GPT 솔라이트 6.1)(OpenAI)</w:t>
+            </w:r>
+          </w:p>
+        </w:tc>
+        <w:tc>
+          <w:tcPr>
+            <w:tcW w:type="dxa" w:w="2060"/>
+            <w:tcBorders>
+              <w:top w:val="single" w:color="C9D3DF" w:sz="4"/>
+              <w:left w:val="single" w:color="C9D3DF" w:sz="4"/>
+              <w:bottom w:val="single" w:color="C9D3DF" w:sz="4"/>
+              <w:right w:val="single" w:color="C9D3DF" w:sz="4"/>
+            </w:tcBorders>
+            <w:tcMar>
+              <w:top w:type="dxa" w:w="50"/>
+              <w:left w:type="dxa" w:w="80"/>
+              <w:bottom w:type="dxa" w:w="50"/>
+              <w:right w:type="dxa" w:w="80"/>
+            </w:tcMar>
+          </w:tcPr>
+          <w:p>
+            <w:pPr>
+              <w:jc w:val="center"/>
+            </w:pPr>
+            <w:r>
+              <w:rPr>
+                <w:rFonts w:ascii="Malgun Gothic" w:cs="Malgun Gothic" w:eastAsia="Malgun Gothic" w:hAnsi="Malgun Gothic"/>
+                <w:sz w:val="17"/>
+                <w:szCs w:val="17"/>
+              </w:rPr>
+              <w:t xml:space="preserve">C 이미영</w:t>
+            </w:r>
+          </w:p>
+        </w:tc>
+        <w:tc>
+          <w:tcPr>
+            <w:tcW w:type="dxa" w:w="1430"/>
+            <w:tcBorders>
+              <w:top w:val="single" w:color="C9D3DF" w:sz="4"/>
+              <w:left w:val="single" w:color="C9D3DF" w:sz="4"/>
+              <w:bottom w:val="single" w:color="C9D3DF" w:sz="4"/>
+              <w:right w:val="single" w:color="C9D3DF" w:sz="4"/>
+            </w:tcBorders>
+            <w:tcMar>
+              <w:top w:type="dxa" w:w="50"/>
+              <w:left w:type="dxa" w:w="80"/>
+              <w:bottom w:type="dxa" w:w="50"/>
+              <w:right w:type="dxa" w:w="80"/>
+            </w:tcMar>
+          </w:tcPr>
+          <w:p>
+            <w:pPr>
+              <w:jc w:val="left"/>
+            </w:pPr>
+            <w:r>
+              <w:rPr>
+                <w:rFonts w:ascii="Malgun Gothic" w:cs="Malgun Gothic" w:eastAsia="Malgun Gothic" w:hAnsi="Malgun Gothic"/>
+                <w:sz w:val="17"/>
+                <w:szCs w:val="17"/>
+              </w:rPr>
+              <w:t xml:space="preserve">팀 자체 점검 테스트(10/3)</w:t>
+            </w:r>
+          </w:p>
+        </w:tc>
+        <w:tc>
+          <w:tcPr>
+            <w:tcW w:type="dxa" w:w="2709"/>
+            <w:tcBorders>
+              <w:top w:val="single" w:color="C9D3DF" w:sz="4"/>
+              <w:left w:val="single" w:color="C9D3DF" w:sz="4"/>
+              <w:bottom w:val="single" w:color="C9D3DF" w:sz="4"/>
+              <w:right w:val="single" w:color="C9D3DF" w:sz="4"/>
+            </w:tcBorders>
+            <w:tcMar>
+              <w:top w:type="dxa" w:w="50"/>
+              <w:left w:type="dxa" w:w="80"/>
+              <w:bottom w:type="dxa" w:w="50"/>
+              <w:right w:type="dxa" w:w="80"/>
+            </w:tcMar>
+          </w:tcPr>
+          <w:p>
+            <w:pPr>
+              <w:jc w:val="left"/>
+            </w:pPr>
+            <w:r>
+              <w:rPr>
+                <w:rFonts w:ascii="Malgun Gothic" w:cs="Malgun Gothic" w:eastAsia="Malgun Gothic" w:hAnsi="Malgun Gothic"/>
+                <w:sz w:val="17"/>
+                <w:szCs w:val="17"/>
+              </w:rPr>
+              <w:t xml:space="preserve">팀 자체 점검 테스트 리포트(자체평가 테스트보고서 2차 PC·모바일) 작성 보조</w:t>
+            </w:r>
+          </w:p>
+        </w:tc>
+        <w:tc>
+          <w:tcPr>
+            <w:tcW w:type="dxa" w:w="2045"/>
+            <w:tcBorders>
+              <w:top w:val="single" w:color="C9D3DF" w:sz="4"/>
+              <w:left w:val="single" w:color="C9D3DF" w:sz="4"/>
+              <w:bottom w:val="single" w:color="C9D3DF" w:sz="4"/>
+              <w:right w:val="single" w:color="C9D3DF" w:sz="4"/>
+            </w:tcBorders>
+            <w:tcMar>
+              <w:top w:type="dxa" w:w="50"/>
+              <w:left w:type="dxa" w:w="80"/>
+              <w:bottom w:type="dxa" w:w="50"/>
+              <w:right w:type="dxa" w:w="80"/>
+            </w:tcMar>
+          </w:tcPr>
+          <w:p>
+            <w:pPr>
+              <w:jc w:val="left"/>
+            </w:pPr>
+            <w:r>
+              <w:rPr>
+                <w:rFonts w:ascii="Malgun Gothic" w:cs="Malgun Gothic" w:eastAsia="Malgun Gothic" w:hAnsi="Malgun Gothic"/>
+                <w:sz w:val="17"/>
+                <w:szCs w:val="17"/>
+              </w:rPr>
+              <w:t xml:space="preserve">배포 앱을 PC·휴대폰에서 직접 사용해 확인, 지적 사항 판단</w:t>
+            </w:r>
+          </w:p>
+        </w:tc>
+      </w:tr>
+      <w:tr>
+        <w:trPr>
+          <w:cantSplit/>
+          <w:tblHeader w:val="false"/>
+        </w:trPr>
+        <w:tc>
+          <w:tcPr>
+            <w:tcW w:type="dxa" w:w="1960"/>
+            <w:tcBorders>
+              <w:top w:val="single" w:color="C9D3DF" w:sz="4"/>
+              <w:left w:val="single" w:color="C9D3DF" w:sz="4"/>
+              <w:bottom w:val="single" w:color="C9D3DF" w:sz="4"/>
+              <w:right w:val="single" w:color="C9D3DF" w:sz="4"/>
+            </w:tcBorders>
+            <w:tcMar>
+              <w:top w:type="dxa" w:w="50"/>
+              <w:left w:type="dxa" w:w="80"/>
+              <w:bottom w:type="dxa" w:w="50"/>
+              <w:right w:type="dxa" w:w="80"/>
+            </w:tcMar>
+          </w:tcPr>
+          <w:p>
+            <w:pPr>
+              <w:jc w:val="left"/>
+            </w:pPr>
+            <w:r>
+              <w:rPr>
+                <w:rFonts w:ascii="Malgun Gothic" w:cs="Malgun Gothic" w:eastAsia="Malgun Gothic" w:hAnsi="Malgun Gothic"/>
+                <w:sz w:val="17"/>
+                <w:szCs w:val="17"/>
+              </w:rPr>
+              <w:t xml:space="preserve">ChatGPT(GPT)(OpenAI)</w:t>
+            </w:r>
+          </w:p>
+        </w:tc>
+        <w:tc>
+          <w:tcPr>
+            <w:tcW w:type="dxa" w:w="2060"/>
+            <w:tcBorders>
+              <w:top w:val="single" w:color="C9D3DF" w:sz="4"/>
+              <w:left w:val="single" w:color="C9D3DF" w:sz="4"/>
+              <w:bottom w:val="single" w:color="C9D3DF" w:sz="4"/>
+              <w:right w:val="single" w:color="C9D3DF" w:sz="4"/>
+            </w:tcBorders>
+            <w:tcMar>
+              <w:top w:type="dxa" w:w="50"/>
+              <w:left w:type="dxa" w:w="80"/>
+              <w:bottom w:type="dxa" w:w="50"/>
+              <w:right w:type="dxa" w:w="80"/>
+            </w:tcMar>
+          </w:tcPr>
+          <w:p>
+            <w:pPr>
+              <w:jc w:val="center"/>
+            </w:pPr>
+            <w:r>
+              <w:rPr>
+                <w:rFonts w:ascii="Malgun Gothic" w:cs="Malgun Gothic" w:eastAsia="Malgun Gothic" w:hAnsi="Malgun Gothic"/>
+                <w:sz w:val="17"/>
+                <w:szCs w:val="17"/>
+              </w:rPr>
+              <w:t xml:space="preserve">C 이미영</w:t>
+            </w:r>
+          </w:p>
+        </w:tc>
+        <w:tc>
+          <w:tcPr>
+            <w:tcW w:type="dxa" w:w="1430"/>
+            <w:tcBorders>
+              <w:top w:val="single" w:color="C9D3DF" w:sz="4"/>
+              <w:left w:val="single" w:color="C9D3DF" w:sz="4"/>
+              <w:bottom w:val="single" w:color="C9D3DF" w:sz="4"/>
+              <w:right w:val="single" w:color="C9D3DF" w:sz="4"/>
+            </w:tcBorders>
+            <w:tcMar>
+              <w:top w:type="dxa" w:w="50"/>
+              <w:left w:type="dxa" w:w="80"/>
+              <w:bottom w:type="dxa" w:w="50"/>
+              <w:right w:type="dxa" w:w="80"/>
+            </w:tcMar>
+          </w:tcPr>
+          <w:p>
+            <w:pPr>
+              <w:jc w:val="left"/>
+            </w:pPr>
+            <w:r>
+              <w:rPr>
+                <w:rFonts w:ascii="Malgun Gothic" w:cs="Malgun Gothic" w:eastAsia="Malgun Gothic" w:hAnsi="Malgun Gothic"/>
+                <w:sz w:val="17"/>
+                <w:szCs w:val="17"/>
+              </w:rPr>
+              <w:t xml:space="preserve">발표자료(제출5) 제작</w:t>
+            </w:r>
+          </w:p>
+        </w:tc>
+        <w:tc>
+          <w:tcPr>
+            <w:tcW w:type="dxa" w:w="2709"/>
+            <w:tcBorders>
+              <w:top w:val="single" w:color="C9D3DF" w:sz="4"/>
+              <w:left w:val="single" w:color="C9D3DF" w:sz="4"/>
+              <w:bottom w:val="single" w:color="C9D3DF" w:sz="4"/>
+              <w:right w:val="single" w:color="C9D3DF" w:sz="4"/>
+            </w:tcBorders>
+            <w:tcMar>
+              <w:top w:type="dxa" w:w="50"/>
+              <w:left w:type="dxa" w:w="80"/>
+              <w:bottom w:type="dxa" w:w="50"/>
+              <w:right w:type="dxa" w:w="80"/>
+            </w:tcMar>
+          </w:tcPr>
+          <w:p>
+            <w:pPr>
+              <w:jc w:val="left"/>
+            </w:pPr>
+            <w:r>
+              <w:rPr>
+                <w:rFonts w:ascii="Malgun Gothic" w:cs="Malgun Gothic" w:eastAsia="Malgun Gothic" w:hAnsi="Malgun Gothic"/>
+                <w:sz w:val="17"/>
+                <w:szCs w:val="17"/>
+              </w:rPr>
+              <w:t xml:space="preserve">발표 스크립트를 바탕으로 PPT 슬라이드 제작(10장 구성, 문제 정의 보강)</w:t>
+            </w:r>
+          </w:p>
+        </w:tc>
+        <w:tc>
+          <w:tcPr>
+            <w:tcW w:type="dxa" w:w="2045"/>
+            <w:tcBorders>
+              <w:top w:val="single" w:color="C9D3DF" w:sz="4"/>
+              <w:left w:val="single" w:color="C9D3DF" w:sz="4"/>
+              <w:bottom w:val="single" w:color="C9D3DF" w:sz="4"/>
+              <w:right w:val="single" w:color="C9D3DF" w:sz="4"/>
+            </w:tcBorders>
+            <w:tcMar>
+              <w:top w:type="dxa" w:w="50"/>
+              <w:left w:type="dxa" w:w="80"/>
+              <w:bottom w:type="dxa" w:w="50"/>
+              <w:right w:type="dxa" w:w="80"/>
+            </w:tcMar>
+          </w:tcPr>
+          <w:p>
+            <w:pPr>
+              <w:jc w:val="left"/>
+            </w:pPr>
+            <w:r>
+              <w:rPr>
+                <w:rFonts w:ascii="Malgun Gothic" w:cs="Malgun Gothic" w:eastAsia="Malgun Gothic" w:hAnsi="Malgun Gothic"/>
+                <w:sz w:val="17"/>
+                <w:szCs w:val="17"/>
+              </w:rPr>
+              <w:t xml:space="preserve">슬라이드 내용·숫자 검수, 최종 편집은 조준수</w:t>
+            </w:r>
+          </w:p>
+        </w:tc>
+      </w:tr>
+      <w:tr>
+        <w:trPr>
+          <w:cantSplit/>
+          <w:tblHeader w:val="false"/>
+        </w:trPr>
+        <w:tc>
+          <w:tcPr>
+            <w:tcW w:type="dxa" w:w="1960"/>
+            <w:tcBorders>
+              <w:top w:val="single" w:color="C9D3DF" w:sz="4"/>
+              <w:left w:val="single" w:color="C9D3DF" w:sz="4"/>
+              <w:bottom w:val="single" w:color="C9D3DF" w:sz="4"/>
+              <w:right w:val="single" w:color="C9D3DF" w:sz="4"/>
+            </w:tcBorders>
+            <w:tcMar>
+              <w:top w:type="dxa" w:w="50"/>
+              <w:left w:type="dxa" w:w="80"/>
+              <w:bottom w:type="dxa" w:w="50"/>
+              <w:right w:type="dxa" w:w="80"/>
+            </w:tcMar>
+          </w:tcPr>
+          <w:p>
+            <w:pPr>
+              <w:jc w:val="left"/>
+            </w:pPr>
+            <w:r>
+              <w:rPr>
+                <w:rFonts w:ascii="Malgun Gothic" w:cs="Malgun Gothic" w:eastAsia="Malgun Gothic" w:hAnsi="Malgun Gothic"/>
+                <w:sz w:val="17"/>
+                <w:szCs w:val="17"/>
+              </w:rPr>
+              <w:t xml:space="preserve">NotebookLM · Canva</w:t>
+            </w:r>
+          </w:p>
+        </w:tc>
+        <w:tc>
+          <w:tcPr>
+            <w:tcW w:type="dxa" w:w="2060"/>
+            <w:tcBorders>
+              <w:top w:val="single" w:color="C9D3DF" w:sz="4"/>
+              <w:left w:val="single" w:color="C9D3DF" w:sz="4"/>
+              <w:bottom w:val="single" w:color="C9D3DF" w:sz="4"/>
+              <w:right w:val="single" w:color="C9D3DF" w:sz="4"/>
+            </w:tcBorders>
+            <w:tcMar>
+              <w:top w:type="dxa" w:w="50"/>
+              <w:left w:type="dxa" w:w="80"/>
+              <w:bottom w:type="dxa" w:w="50"/>
+              <w:right w:type="dxa" w:w="80"/>
+            </w:tcMar>
+          </w:tcPr>
+          <w:p>
+            <w:pPr>
+              <w:jc w:val="center"/>
+            </w:pPr>
+            <w:r>
+              <w:rPr>
+                <w:rFonts w:ascii="Malgun Gothic" w:cs="Malgun Gothic" w:eastAsia="Malgun Gothic" w:hAnsi="Malgun Gothic"/>
+                <w:sz w:val="17"/>
+                <w:szCs w:val="17"/>
+              </w:rPr>
+              <w:t xml:space="preserve">팀원</w:t>
+            </w:r>
+          </w:p>
+        </w:tc>
+        <w:tc>
+          <w:tcPr>
+            <w:tcW w:type="dxa" w:w="1430"/>
+            <w:tcBorders>
+              <w:top w:val="single" w:color="C9D3DF" w:sz="4"/>
+              <w:left w:val="single" w:color="C9D3DF" w:sz="4"/>
+              <w:bottom w:val="single" w:color="C9D3DF" w:sz="4"/>
+              <w:right w:val="single" w:color="C9D3DF" w:sz="4"/>
+            </w:tcBorders>
+            <w:tcMar>
+              <w:top w:type="dxa" w:w="50"/>
+              <w:left w:type="dxa" w:w="80"/>
+              <w:bottom w:type="dxa" w:w="50"/>
+              <w:right w:type="dxa" w:w="80"/>
+            </w:tcMar>
+          </w:tcPr>
+          <w:p>
+            <w:pPr>
+              <w:jc w:val="left"/>
+            </w:pPr>
+            <w:r>
+              <w:rPr>
+                <w:rFonts w:ascii="Malgun Gothic" w:cs="Malgun Gothic" w:eastAsia="Malgun Gothic" w:hAnsi="Malgun Gothic"/>
+                <w:sz w:val="17"/>
+                <w:szCs w:val="17"/>
+              </w:rPr>
+              <w:t xml:space="preserve">발표자료 초안·시안</w:t>
+            </w:r>
+          </w:p>
+        </w:tc>
+        <w:tc>
+          <w:tcPr>
+            <w:tcW w:type="dxa" w:w="2709"/>
+            <w:tcBorders>
+              <w:top w:val="single" w:color="C9D3DF" w:sz="4"/>
+              <w:left w:val="single" w:color="C9D3DF" w:sz="4"/>
+              <w:bottom w:val="single" w:color="C9D3DF" w:sz="4"/>
+              <w:right w:val="single" w:color="C9D3DF" w:sz="4"/>
+            </w:tcBorders>
+            <w:tcMar>
+              <w:top w:type="dxa" w:w="50"/>
+              <w:left w:type="dxa" w:w="80"/>
+              <w:bottom w:type="dxa" w:w="50"/>
+              <w:right w:type="dxa" w:w="80"/>
+            </w:tcMar>
+          </w:tcPr>
+          <w:p>
+            <w:pPr>
+              <w:jc w:val="left"/>
+            </w:pPr>
+            <w:r>
+              <w:rPr>
+                <w:rFonts w:ascii="Malgun Gothic" w:cs="Malgun Gothic" w:eastAsia="Malgun Gothic" w:hAnsi="Malgun Gothic"/>
+                <w:sz w:val="17"/>
+                <w:szCs w:val="17"/>
+              </w:rPr>
+              <w:t xml:space="preserve">NotebookLM: 발표자료 초안(디자인·내용 참고) / Canva: 가져오기·재생성·편집 시험</w:t>
+            </w:r>
+          </w:p>
+        </w:tc>
+        <w:tc>
+          <w:tcPr>
+            <w:tcW w:type="dxa" w:w="2045"/>
+            <w:tcBorders>
+              <w:top w:val="single" w:color="C9D3DF" w:sz="4"/>
+              <w:left w:val="single" w:color="C9D3DF" w:sz="4"/>
+              <w:bottom w:val="single" w:color="C9D3DF" w:sz="4"/>
+              <w:right w:val="single" w:color="C9D3DF" w:sz="4"/>
+            </w:tcBorders>
+            <w:tcMar>
+              <w:top w:type="dxa" w:w="50"/>
+              <w:left w:type="dxa" w:w="80"/>
+              <w:bottom w:type="dxa" w:w="50"/>
+              <w:right w:type="dxa" w:w="80"/>
+            </w:tcMar>
+          </w:tcPr>
+          <w:p>
+            <w:pPr>
+              <w:jc w:val="left"/>
+            </w:pPr>
+            <w:r>
+              <w:rPr>
+                <w:rFonts w:ascii="Malgun Gothic" w:cs="Malgun Gothic" w:eastAsia="Malgun Gothic" w:hAnsi="Malgun Gothic"/>
+                <w:sz w:val="17"/>
+                <w:szCs w:val="17"/>
+              </w:rPr>
+              <w:t xml:space="preserve">두 결과물 모두 최종본으로 채택하지 않음</w:t>
             </w:r>
           </w:p>
         </w:tc>
@@ -2559,6 +3027,19 @@
       <w:pPr>
         <w:spacing w:after="80"/>
       </w:pPr>
+    </w:p>
+    <w:p>
+      <w:pPr>
+        <w:spacing w:after="60"/>
+      </w:pPr>
+      <w:r>
+        <w:rPr>
+          <w:rFonts w:ascii="Malgun Gothic" w:cs="Malgun Gothic" w:eastAsia="Malgun Gothic" w:hAnsi="Malgun Gothic"/>
+          <w:sz w:val="19"/>
+          <w:szCs w:val="19"/>
+        </w:rPr>
+        <w:t xml:space="preserve">역할 구분: 기획·지시·검토(ChatGPT) / 코드 실행·수정(Codex) / 서비스 안 모델(GPT-4.1 mini) / 문서·구성안 보조(Gemini) / 실제 촬영·최종 편집·채택 판단(사람). 단위 테스트 127개 통과는 앱 개발 때 기록이며 발표자료 제작 중 새로 실행한 검사가 아닙니다.</w:t>
+      </w:r>
     </w:p>
     <w:p>
       <w:pPr>
@@ -3163,7 +3644,7 @@
               </w:rPr>
               <w:t xml:space="preserve">모델 ID gpt-4.1-mini, 출처 OpenAI(</w:t>
             </w:r>
-            <w:hyperlink w:history="1" r:id="rIdzv0azjpif7huyrx_8ybcs">
+            <w:hyperlink w:history="1" r:id="rIdcjvtbuavhstzxheh7-hcg">
               <w:r>
                 <w:rPr>
                   <w:rStyle w:val="Hyperlink"/>
@@ -4978,7 +5459,7 @@
             <w:pPr>
               <w:jc w:val="left"/>
             </w:pPr>
-            <w:hyperlink w:history="1" r:id="rId_18lgtdiawy__w5zeqpzz">
+            <w:hyperlink w:history="1" r:id="rId5vj6obqbxcow9k68tpamc">
               <w:r>
                 <w:rPr>
                   <w:rStyle w:val="Hyperlink"/>
@@ -5077,7 +5558,7 @@
             <w:pPr>
               <w:jc w:val="left"/>
             </w:pPr>
-            <w:hyperlink w:history="1" r:id="rIdlvzucgqdtkgtuj-g2f_od">
+            <w:hyperlink w:history="1" r:id="rIdfxf49o3xh2hmn7jkir4yb">
               <w:r>
                 <w:rPr>
                   <w:rStyle w:val="Hyperlink"/>
@@ -5176,7 +5657,7 @@
             <w:pPr>
               <w:jc w:val="left"/>
             </w:pPr>
-            <w:hyperlink w:history="1" r:id="rIdqsbto7peh5aibygeo2doe">
+            <w:hyperlink w:history="1" r:id="rIdbjbbveiwaexacfwonap2l">
               <w:r>
                 <w:rPr>
                   <w:rStyle w:val="Hyperlink"/>
@@ -5275,7 +5756,7 @@
             <w:pPr>
               <w:jc w:val="left"/>
             </w:pPr>
-            <w:hyperlink w:history="1" r:id="rIddmna_o4hrh-g9az2athxr">
+            <w:hyperlink w:history="1" r:id="rIdcrzp8bderemf6gnzzc1tq">
               <w:r>
                 <w:rPr>
                   <w:rStyle w:val="Hyperlink"/>
@@ -5374,7 +5855,7 @@
             <w:pPr>
               <w:jc w:val="left"/>
             </w:pPr>
-            <w:hyperlink w:history="1" r:id="rId3hce1hotd6t6cb7skf6wr">
+            <w:hyperlink w:history="1" r:id="rId8wae9yb1ersctuyphkjj6">
               <w:r>
                 <w:rPr>
                   <w:rStyle w:val="Hyperlink"/>
@@ -5473,7 +5954,7 @@
             <w:pPr>
               <w:jc w:val="left"/>
             </w:pPr>
-            <w:hyperlink w:history="1" r:id="rId20rvrmupdpxsb3dgdzcdy">
+            <w:hyperlink w:history="1" r:id="rIdpprj4auqp1ww1hsde2tag">
               <w:r>
                 <w:rPr>
                   <w:rStyle w:val="Hyperlink"/>
@@ -5572,7 +6053,7 @@
             <w:pPr>
               <w:jc w:val="left"/>
             </w:pPr>
-            <w:hyperlink w:history="1" r:id="rIddypdj2ggr4jeyib9er7fm">
+            <w:hyperlink w:history="1" r:id="rId0kt8xd1ssfifki767e_rh">
               <w:r>
                 <w:rPr>
                   <w:rStyle w:val="Hyperlink"/>
@@ -5671,7 +6152,7 @@
             <w:pPr>
               <w:jc w:val="left"/>
             </w:pPr>
-            <w:hyperlink w:history="1" r:id="rIdwmrkv8uwp4bq3oeb0c7gv">
+            <w:hyperlink w:history="1" r:id="rIddeopxnrhvlgooev8v1zfz">
               <w:r>
                 <w:rPr>
                   <w:rStyle w:val="Hyperlink"/>
@@ -5770,7 +6251,7 @@
             <w:pPr>
               <w:jc w:val="left"/>
             </w:pPr>
-            <w:hyperlink w:history="1" r:id="rIdacrgbwyhjde1zo8wj01az">
+            <w:hyperlink w:history="1" r:id="rId7a8etqhdswx0nkp0atyxl">
               <w:r>
                 <w:rPr>
                   <w:rStyle w:val="Hyperlink"/>
@@ -5869,7 +6350,7 @@
             <w:pPr>
               <w:jc w:val="left"/>
             </w:pPr>
-            <w:hyperlink w:history="1" r:id="rIdq5rdssqbe3ugnbasd3csa">
+            <w:hyperlink w:history="1" r:id="rId5zfcmkytxuljuodybvd-j">
               <w:r>
                 <w:rPr>
                   <w:rStyle w:val="Hyperlink"/>
@@ -5968,7 +6449,7 @@
             <w:pPr>
               <w:jc w:val="left"/>
             </w:pPr>
-            <w:hyperlink w:history="1" r:id="rIdo78c7mlfgok32vlpm69ll">
+            <w:hyperlink w:history="1" r:id="rId2_sareohmb9ogigqikcgu">
               <w:r>
                 <w:rPr>
                   <w:rStyle w:val="Hyperlink"/>
@@ -6067,7 +6548,7 @@
             <w:pPr>
               <w:jc w:val="left"/>
             </w:pPr>
-            <w:hyperlink w:history="1" r:id="rIdv46atf5awthqcglddj4yz">
+            <w:hyperlink w:history="1" r:id="rIdsp5xmf6ffntl9ihmok_8q">
               <w:r>
                 <w:rPr>
                   <w:rStyle w:val="Hyperlink"/>
@@ -6166,7 +6647,7 @@
             <w:pPr>
               <w:jc w:val="left"/>
             </w:pPr>
-            <w:hyperlink w:history="1" r:id="rIdsg_lw3j9c8najm5iniu_h">
+            <w:hyperlink w:history="1" r:id="rIdquze9pe73eoybng4xjgn0">
               <w:r>
                 <w:rPr>
                   <w:rStyle w:val="Hyperlink"/>
@@ -6265,7 +6746,7 @@
             <w:pPr>
               <w:jc w:val="left"/>
             </w:pPr>
-            <w:hyperlink w:history="1" r:id="rIdgrhk6ibllo8f0khf0j15n">
+            <w:hyperlink w:history="1" r:id="rIdxfy62bflgasnh4uhulai_">
               <w:r>
                 <w:rPr>
                   <w:rStyle w:val="Hyperlink"/>
@@ -6364,7 +6845,7 @@
             <w:pPr>
               <w:jc w:val="left"/>
             </w:pPr>
-            <w:hyperlink w:history="1" r:id="rIdmj0vrb96dbib9g_7zedog">
+            <w:hyperlink w:history="1" r:id="rIdm7kukwqocy7lsgeahlddw">
               <w:r>
                 <w:rPr>
                   <w:rStyle w:val="Hyperlink"/>
@@ -6463,7 +6944,7 @@
             <w:pPr>
               <w:jc w:val="left"/>
             </w:pPr>
-            <w:hyperlink w:history="1" r:id="rIdhvi8cqx820swzkqcgohwj">
+            <w:hyperlink w:history="1" r:id="rIdwx9mkrbwdo3naw_uhsppg">
               <w:r>
                 <w:rPr>
                   <w:rStyle w:val="Hyperlink"/>
@@ -6562,7 +7043,7 @@
             <w:pPr>
               <w:jc w:val="left"/>
             </w:pPr>
-            <w:hyperlink w:history="1" r:id="rIdt7nzbx39sksfawcfydeyu">
+            <w:hyperlink w:history="1" r:id="rIdnct0cfborfdglwc-4lfef">
               <w:r>
                 <w:rPr>
                   <w:rStyle w:val="Hyperlink"/>
@@ -6661,7 +7142,7 @@
             <w:pPr>
               <w:jc w:val="left"/>
             </w:pPr>
-            <w:hyperlink w:history="1" r:id="rIdwu5qciyxdpoc-qbosa9ib">
+            <w:hyperlink w:history="1" r:id="rIdo7eeudnwgf6s65gufgdvf">
               <w:r>
                 <w:rPr>
                   <w:rStyle w:val="Hyperlink"/>
@@ -6760,7 +7241,7 @@
             <w:pPr>
               <w:jc w:val="left"/>
             </w:pPr>
-            <w:hyperlink w:history="1" r:id="rIdktgbb_jigapucnilvufvk">
+            <w:hyperlink w:history="1" r:id="rIdek2yhb0j6czg5sbvzzjpd">
               <w:r>
                 <w:rPr>
                   <w:rStyle w:val="Hyperlink"/>
@@ -6859,7 +7340,7 @@
             <w:pPr>
               <w:jc w:val="left"/>
             </w:pPr>
-            <w:hyperlink w:history="1" r:id="rIdlmhx9vo7pmwvet5eajcqc">
+            <w:hyperlink w:history="1" r:id="rIdbnaippzukblg9fobymxol">
               <w:r>
                 <w:rPr>
                   <w:rStyle w:val="Hyperlink"/>
@@ -6958,7 +7439,7 @@
             <w:pPr>
               <w:jc w:val="left"/>
             </w:pPr>
-            <w:hyperlink w:history="1" r:id="rIdmdiscakizwlzag0efkmky">
+            <w:hyperlink w:history="1" r:id="rIdvfiqkp6iohrjhsh7r4tzb">
               <w:r>
                 <w:rPr>
                   <w:rStyle w:val="Hyperlink"/>
@@ -7057,7 +7538,7 @@
             <w:pPr>
               <w:jc w:val="left"/>
             </w:pPr>
-            <w:hyperlink w:history="1" r:id="rIdw-jk28jxzf9eevwbcbbpj">
+            <w:hyperlink w:history="1" r:id="rIdgzi6avgcm46qjo_azpsfu">
               <w:r>
                 <w:rPr>
                   <w:rStyle w:val="Hyperlink"/>
@@ -7156,7 +7637,7 @@
             <w:pPr>
               <w:jc w:val="left"/>
             </w:pPr>
-            <w:hyperlink w:history="1" r:id="rIdp1r0npfzhduwpvg-d-v_-">
+            <w:hyperlink w:history="1" r:id="rIdbhcnsomasspq-8nawhedn">
               <w:r>
                 <w:rPr>
                   <w:rStyle w:val="Hyperlink"/>
@@ -7255,7 +7736,7 @@
             <w:pPr>
               <w:jc w:val="left"/>
             </w:pPr>
-            <w:hyperlink w:history="1" r:id="rIdy4kdjlcnhudcvl89rw70s">
+            <w:hyperlink w:history="1" r:id="rIdsddkhedfxv4hvl7inl5de">
               <w:r>
                 <w:rPr>
                   <w:rStyle w:val="Hyperlink"/>
@@ -7568,7 +8049,7 @@
             <w:pPr>
               <w:jc w:val="left"/>
             </w:pPr>
-            <w:hyperlink w:history="1" r:id="rIdcu-rmsqk07ecmr4mmpmef">
+            <w:hyperlink w:history="1" r:id="rIdd2r88mbiabdhkjdzrw4xy">
               <w:r>
                 <w:rPr>
                   <w:rStyle w:val="Hyperlink"/>
@@ -7697,7 +8178,7 @@
             <w:pPr>
               <w:jc w:val="left"/>
             </w:pPr>
-            <w:hyperlink w:history="1" r:id="rIdj1gjzwow349mo14rr8wqk">
+            <w:hyperlink w:history="1" r:id="rIddmkcrybz1m_cqa1uakhdh">
               <w:r>
                 <w:rPr>
                   <w:rStyle w:val="Hyperlink"/>
@@ -7826,7 +8307,7 @@
             <w:pPr>
               <w:jc w:val="left"/>
             </w:pPr>
-            <w:hyperlink w:history="1" r:id="rIdowvy616zqzb5pk8gurdbw">
+            <w:hyperlink w:history="1" r:id="rIdy3qhwpyra8hv4tqpsmfav">
               <w:r>
                 <w:rPr>
                   <w:rStyle w:val="Hyperlink"/>
@@ -7955,7 +8436,7 @@
             <w:pPr>
               <w:jc w:val="left"/>
             </w:pPr>
-            <w:hyperlink w:history="1" r:id="rId_1zcvmp5zviyc9xjs1wys">
+            <w:hyperlink w:history="1" r:id="rIdocuy3pjtsndno54mann1q">
               <w:r>
                 <w:rPr>
                   <w:rStyle w:val="Hyperlink"/>
@@ -8084,7 +8565,7 @@
             <w:pPr>
               <w:jc w:val="left"/>
             </w:pPr>
-            <w:hyperlink w:history="1" r:id="rId9jy8s-flke1k3mpmou6gv">
+            <w:hyperlink w:history="1" r:id="rIdutclvkynlxuwcbe_tmia1">
               <w:r>
                 <w:rPr>
                   <w:rStyle w:val="Hyperlink"/>
@@ -8213,7 +8694,7 @@
             <w:pPr>
               <w:jc w:val="left"/>
             </w:pPr>
-            <w:hyperlink w:history="1" r:id="rIdcgwqiypzquhejvq2x-c1h">
+            <w:hyperlink w:history="1" r:id="rIdrk_fejkm1mdr6gh0a2s1n">
               <w:r>
                 <w:rPr>
                   <w:rStyle w:val="Hyperlink"/>
@@ -8342,7 +8823,7 @@
             <w:pPr>
               <w:jc w:val="left"/>
             </w:pPr>
-            <w:hyperlink w:history="1" r:id="rIdmgqiagebboxxafgo6lbjx">
+            <w:hyperlink w:history="1" r:id="rIdgi1djoysqsegszguayuzh">
               <w:r>
                 <w:rPr>
                   <w:rStyle w:val="Hyperlink"/>
@@ -8471,7 +8952,7 @@
             <w:pPr>
               <w:jc w:val="left"/>
             </w:pPr>
-            <w:hyperlink w:history="1" r:id="rId4eia-vszr0yyym17awtli">
+            <w:hyperlink w:history="1" r:id="rIdbntplcru1gmowdhf1i_qb">
               <w:r>
                 <w:rPr>
                   <w:rStyle w:val="Hyperlink"/>
@@ -8600,7 +9081,7 @@
             <w:pPr>
               <w:jc w:val="left"/>
             </w:pPr>
-            <w:hyperlink w:history="1" r:id="rIdthgspcd9xnlm1npwciqnq">
+            <w:hyperlink w:history="1" r:id="rIdgxungynfxv5xjk4engvmu">
               <w:r>
                 <w:rPr>
                   <w:rStyle w:val="Hyperlink"/>
@@ -8729,7 +9210,7 @@
             <w:pPr>
               <w:jc w:val="left"/>
             </w:pPr>
-            <w:hyperlink w:history="1" r:id="rIdmlqzcl4zyjepzfcemdewk">
+            <w:hyperlink w:history="1" r:id="rIdb2hdmb_hqubbuovfsgdzl">
               <w:r>
                 <w:rPr>
                   <w:rStyle w:val="Hyperlink"/>
@@ -8858,7 +9339,7 @@
             <w:pPr>
               <w:jc w:val="left"/>
             </w:pPr>
-            <w:hyperlink w:history="1" r:id="rIdhsmuk9sgu2wowebzvnnbd">
+            <w:hyperlink w:history="1" r:id="rIdsm4z-nvv7f1ozexqch1aj">
               <w:r>
                 <w:rPr>
                   <w:rStyle w:val="Hyperlink"/>
@@ -8987,7 +9468,7 @@
             <w:pPr>
               <w:jc w:val="left"/>
             </w:pPr>
-            <w:hyperlink w:history="1" r:id="rIdji5doifp-kk3uvm0y50qr">
+            <w:hyperlink w:history="1" r:id="rIdawprtog8axz8ro17pbqof">
               <w:r>
                 <w:rPr>
                   <w:rStyle w:val="Hyperlink"/>
@@ -9466,7 +9947,7 @@
           <w:sz w:val="24"/>
           <w:szCs w:val="24"/>
         </w:rPr>
-        <w:t xml:space="preserve">6. 시연동영상(제출4)·발표자료(제출5) — 10/5 제작</w:t>
+        <w:t xml:space="preserve">6. 시연동영상(제출4)·발표자료(제출5)</w:t>
       </w:r>
     </w:p>
     <w:tbl>
@@ -9620,7 +10101,7 @@
                 <w:sz w:val="17"/>
                 <w:szCs w:val="17"/>
               </w:rPr>
-              <w:t xml:space="preserve">10/5 이미영이 배포 앱을 PC 웹·휴대폰에서 실제 사용해 녹화 → 조준수 최종 편집(2분 59초 이내). 내레이션·배경음·편집에 쓴 AI 도구: [10/5 기재 — 미정]</w:t>
+              <w:t xml:space="preserve">이미영이 배포 앱을 PC 웹·휴대폰에서 실제 사용해 녹화 → 조준수 최종 편집(2분 59초 이내). 시연 화면은 실제 앱 녹화이며 AI로 만든 화면이 아님. AI(ChatGPT·Gemini)는 시연 구성·촬영 확인사항·자막 문구 검토만 보조했고, 부족한 장면 보완·컷 편집·자막·속도 조절은 조준수가 직접 함</w:t>
             </w:r>
           </w:p>
         </w:tc>
@@ -9686,7 +10167,7 @@
                 <w:sz w:val="17"/>
                 <w:szCs w:val="17"/>
               </w:rPr>
-              <w:t xml:space="preserve">10/5 이미영 제작 → 조준수 최종 편집 — 생성형 AI([팀 확인: 도구 이름])로 발표 스크립트를 바탕으로 슬라이드 초안 생성, 그림은 팀 캡처·Workflow 그림 사용, 팀 검수</w:t>
+              <w:t xml:space="preserve">이미영 제작(ChatGPT) → 조준수 최종 편집(ChatGPT GPT-6 Astra Pro, 워크플로우 중심 10장 PPT·PDF와 6분 발표 대본). 실제 앱 캡처 사용, 숫자는 팀 확정 수치 문서와 대조, 팀 검수. NotebookLM·Canva 시안은 채택하지 않음</w:t>
             </w:r>
           </w:p>
         </w:tc>

--- a/deliverables/submission/오이소창원_출처_AI활용_신고서_20261005.docx
+++ b/deliverables/submission/오이소창원_출처_AI활용_신고서_20261005.docx
@@ -1073,7 +1073,7 @@
         </w:rPr>
         <w:t xml:space="preserve">날짜별 상세 내역: 저장소 README ‘개발 작업 과정’, GitHub 커밋 기록(</w:t>
       </w:r>
-      <w:hyperlink w:history="1" r:id="rIdmt1fmzct5amifgmi6gsqs">
+      <w:hyperlink w:history="1" r:id="rIdh869iiuz1if-zv1-pyvv-">
         <w:r>
           <w:rPr>
             <w:rStyle w:val="Hyperlink"/>
@@ -1124,11 +1124,11 @@
         </w:tblBorders>
       </w:tblPr>
       <w:tblGrid>
-        <w:gridCol w:w="1960"/>
+        <w:gridCol w:w="1988"/>
         <w:gridCol w:w="2060"/>
-        <w:gridCol w:w="1430"/>
-        <w:gridCol w:w="2709"/>
-        <w:gridCol w:w="2045"/>
+        <w:gridCol w:w="1424"/>
+        <w:gridCol w:w="2697"/>
+        <w:gridCol w:w="2035"/>
       </w:tblGrid>
       <w:tr>
         <w:trPr>
@@ -1137,7 +1137,7 @@
         </w:trPr>
         <w:tc>
           <w:tcPr>
-            <w:tcW w:type="dxa" w:w="1960"/>
+            <w:tcW w:type="dxa" w:w="1988"/>
             <w:tcBorders>
               <w:top w:val="single" w:color="C9D3DF" w:sz="4"/>
               <w:left w:val="single" w:color="C9D3DF" w:sz="4"/>
@@ -1205,7 +1205,7 @@
         </w:tc>
         <w:tc>
           <w:tcPr>
-            <w:tcW w:type="dxa" w:w="1430"/>
+            <w:tcW w:type="dxa" w:w="1424"/>
             <w:tcBorders>
               <w:top w:val="single" w:color="C9D3DF" w:sz="4"/>
               <w:left w:val="single" w:color="C9D3DF" w:sz="4"/>
@@ -1239,7 +1239,7 @@
         </w:tc>
         <w:tc>
           <w:tcPr>
-            <w:tcW w:type="dxa" w:w="2709"/>
+            <w:tcW w:type="dxa" w:w="2697"/>
             <w:tcBorders>
               <w:top w:val="single" w:color="C9D3DF" w:sz="4"/>
               <w:left w:val="single" w:color="C9D3DF" w:sz="4"/>
@@ -1273,7 +1273,7 @@
         </w:tc>
         <w:tc>
           <w:tcPr>
-            <w:tcW w:type="dxa" w:w="2045"/>
+            <w:tcW w:type="dxa" w:w="2035"/>
             <w:tcBorders>
               <w:top w:val="single" w:color="C9D3DF" w:sz="4"/>
               <w:left w:val="single" w:color="C9D3DF" w:sz="4"/>
@@ -1313,7 +1313,7 @@
         </w:trPr>
         <w:tc>
           <w:tcPr>
-            <w:tcW w:type="dxa" w:w="1960"/>
+            <w:tcW w:type="dxa" w:w="1988"/>
             <w:tcBorders>
               <w:top w:val="single" w:color="C9D3DF" w:sz="4"/>
               <w:left w:val="single" w:color="C9D3DF" w:sz="4"/>
@@ -1373,7 +1373,7 @@
         </w:tc>
         <w:tc>
           <w:tcPr>
-            <w:tcW w:type="dxa" w:w="1430"/>
+            <w:tcW w:type="dxa" w:w="1424"/>
             <w:tcBorders>
               <w:top w:val="single" w:color="C9D3DF" w:sz="4"/>
               <w:left w:val="single" w:color="C9D3DF" w:sz="4"/>
@@ -1403,7 +1403,7 @@
         </w:tc>
         <w:tc>
           <w:tcPr>
-            <w:tcW w:type="dxa" w:w="2709"/>
+            <w:tcW w:type="dxa" w:w="2697"/>
             <w:tcBorders>
               <w:top w:val="single" w:color="C9D3DF" w:sz="4"/>
               <w:left w:val="single" w:color="C9D3DF" w:sz="4"/>
@@ -1433,7 +1433,7 @@
         </w:tc>
         <w:tc>
           <w:tcPr>
-            <w:tcW w:type="dxa" w:w="2045"/>
+            <w:tcW w:type="dxa" w:w="2035"/>
             <w:tcBorders>
               <w:top w:val="single" w:color="C9D3DF" w:sz="4"/>
               <w:left w:val="single" w:color="C9D3DF" w:sz="4"/>
@@ -1469,7 +1469,7 @@
         </w:trPr>
         <w:tc>
           <w:tcPr>
-            <w:tcW w:type="dxa" w:w="1960"/>
+            <w:tcW w:type="dxa" w:w="1988"/>
             <w:tcBorders>
               <w:top w:val="single" w:color="C9D3DF" w:sz="4"/>
               <w:left w:val="single" w:color="C9D3DF" w:sz="4"/>
@@ -1529,7 +1529,7 @@
         </w:tc>
         <w:tc>
           <w:tcPr>
-            <w:tcW w:type="dxa" w:w="1430"/>
+            <w:tcW w:type="dxa" w:w="1424"/>
             <w:tcBorders>
               <w:top w:val="single" w:color="C9D3DF" w:sz="4"/>
               <w:left w:val="single" w:color="C9D3DF" w:sz="4"/>
@@ -1559,7 +1559,7 @@
         </w:tc>
         <w:tc>
           <w:tcPr>
-            <w:tcW w:type="dxa" w:w="2709"/>
+            <w:tcW w:type="dxa" w:w="2697"/>
             <w:tcBorders>
               <w:top w:val="single" w:color="C9D3DF" w:sz="4"/>
               <w:left w:val="single" w:color="C9D3DF" w:sz="4"/>
@@ -1589,7 +1589,7 @@
         </w:tc>
         <w:tc>
           <w:tcPr>
-            <w:tcW w:type="dxa" w:w="2045"/>
+            <w:tcW w:type="dxa" w:w="2035"/>
             <w:tcBorders>
               <w:top w:val="single" w:color="C9D3DF" w:sz="4"/>
               <w:left w:val="single" w:color="C9D3DF" w:sz="4"/>
@@ -1625,7 +1625,7 @@
         </w:trPr>
         <w:tc>
           <w:tcPr>
-            <w:tcW w:type="dxa" w:w="1960"/>
+            <w:tcW w:type="dxa" w:w="1988"/>
             <w:tcBorders>
               <w:top w:val="single" w:color="C9D3DF" w:sz="4"/>
               <w:left w:val="single" w:color="C9D3DF" w:sz="4"/>
@@ -1685,7 +1685,7 @@
         </w:tc>
         <w:tc>
           <w:tcPr>
-            <w:tcW w:type="dxa" w:w="1430"/>
+            <w:tcW w:type="dxa" w:w="1424"/>
             <w:tcBorders>
               <w:top w:val="single" w:color="C9D3DF" w:sz="4"/>
               <w:left w:val="single" w:color="C9D3DF" w:sz="4"/>
@@ -1715,7 +1715,7 @@
         </w:tc>
         <w:tc>
           <w:tcPr>
-            <w:tcW w:type="dxa" w:w="2709"/>
+            <w:tcW w:type="dxa" w:w="2697"/>
             <w:tcBorders>
               <w:top w:val="single" w:color="C9D3DF" w:sz="4"/>
               <w:left w:val="single" w:color="C9D3DF" w:sz="4"/>
@@ -1745,7 +1745,7 @@
         </w:tc>
         <w:tc>
           <w:tcPr>
-            <w:tcW w:type="dxa" w:w="2045"/>
+            <w:tcW w:type="dxa" w:w="2035"/>
             <w:tcBorders>
               <w:top w:val="single" w:color="C9D3DF" w:sz="4"/>
               <w:left w:val="single" w:color="C9D3DF" w:sz="4"/>
@@ -1781,7 +1781,7 @@
         </w:trPr>
         <w:tc>
           <w:tcPr>
-            <w:tcW w:type="dxa" w:w="1960"/>
+            <w:tcW w:type="dxa" w:w="1988"/>
             <w:tcBorders>
               <w:top w:val="single" w:color="C9D3DF" w:sz="4"/>
               <w:left w:val="single" w:color="C9D3DF" w:sz="4"/>
@@ -1841,7 +1841,7 @@
         </w:tc>
         <w:tc>
           <w:tcPr>
-            <w:tcW w:type="dxa" w:w="1430"/>
+            <w:tcW w:type="dxa" w:w="1424"/>
             <w:tcBorders>
               <w:top w:val="single" w:color="C9D3DF" w:sz="4"/>
               <w:left w:val="single" w:color="C9D3DF" w:sz="4"/>
@@ -1871,7 +1871,7 @@
         </w:tc>
         <w:tc>
           <w:tcPr>
-            <w:tcW w:type="dxa" w:w="2709"/>
+            <w:tcW w:type="dxa" w:w="2697"/>
             <w:tcBorders>
               <w:top w:val="single" w:color="C9D3DF" w:sz="4"/>
               <w:left w:val="single" w:color="C9D3DF" w:sz="4"/>
@@ -1901,7 +1901,7 @@
         </w:tc>
         <w:tc>
           <w:tcPr>
-            <w:tcW w:type="dxa" w:w="2045"/>
+            <w:tcW w:type="dxa" w:w="2035"/>
             <w:tcBorders>
               <w:top w:val="single" w:color="C9D3DF" w:sz="4"/>
               <w:left w:val="single" w:color="C9D3DF" w:sz="4"/>
@@ -1937,7 +1937,7 @@
         </w:trPr>
         <w:tc>
           <w:tcPr>
-            <w:tcW w:type="dxa" w:w="1960"/>
+            <w:tcW w:type="dxa" w:w="1988"/>
             <w:tcBorders>
               <w:top w:val="single" w:color="C9D3DF" w:sz="4"/>
               <w:left w:val="single" w:color="C9D3DF" w:sz="4"/>
@@ -1997,7 +1997,7 @@
         </w:tc>
         <w:tc>
           <w:tcPr>
-            <w:tcW w:type="dxa" w:w="1430"/>
+            <w:tcW w:type="dxa" w:w="1424"/>
             <w:tcBorders>
               <w:top w:val="single" w:color="C9D3DF" w:sz="4"/>
               <w:left w:val="single" w:color="C9D3DF" w:sz="4"/>
@@ -2027,7 +2027,7 @@
         </w:tc>
         <w:tc>
           <w:tcPr>
-            <w:tcW w:type="dxa" w:w="2709"/>
+            <w:tcW w:type="dxa" w:w="2697"/>
             <w:tcBorders>
               <w:top w:val="single" w:color="C9D3DF" w:sz="4"/>
               <w:left w:val="single" w:color="C9D3DF" w:sz="4"/>
@@ -2057,7 +2057,7 @@
         </w:tc>
         <w:tc>
           <w:tcPr>
-            <w:tcW w:type="dxa" w:w="2045"/>
+            <w:tcW w:type="dxa" w:w="2035"/>
             <w:tcBorders>
               <w:top w:val="single" w:color="C9D3DF" w:sz="4"/>
               <w:left w:val="single" w:color="C9D3DF" w:sz="4"/>
@@ -2093,7 +2093,7 @@
         </w:trPr>
         <w:tc>
           <w:tcPr>
-            <w:tcW w:type="dxa" w:w="1960"/>
+            <w:tcW w:type="dxa" w:w="1988"/>
             <w:tcBorders>
               <w:top w:val="single" w:color="C9D3DF" w:sz="4"/>
               <w:left w:val="single" w:color="C9D3DF" w:sz="4"/>
@@ -2153,7 +2153,7 @@
         </w:tc>
         <w:tc>
           <w:tcPr>
-            <w:tcW w:type="dxa" w:w="1430"/>
+            <w:tcW w:type="dxa" w:w="1424"/>
             <w:tcBorders>
               <w:top w:val="single" w:color="C9D3DF" w:sz="4"/>
               <w:left w:val="single" w:color="C9D3DF" w:sz="4"/>
@@ -2183,7 +2183,7 @@
         </w:tc>
         <w:tc>
           <w:tcPr>
-            <w:tcW w:type="dxa" w:w="2709"/>
+            <w:tcW w:type="dxa" w:w="2697"/>
             <w:tcBorders>
               <w:top w:val="single" w:color="C9D3DF" w:sz="4"/>
               <w:left w:val="single" w:color="C9D3DF" w:sz="4"/>
@@ -2213,7 +2213,7 @@
         </w:tc>
         <w:tc>
           <w:tcPr>
-            <w:tcW w:type="dxa" w:w="2045"/>
+            <w:tcW w:type="dxa" w:w="2035"/>
             <w:tcBorders>
               <w:top w:val="single" w:color="C9D3DF" w:sz="4"/>
               <w:left w:val="single" w:color="C9D3DF" w:sz="4"/>
@@ -2249,7 +2249,7 @@
         </w:trPr>
         <w:tc>
           <w:tcPr>
-            <w:tcW w:type="dxa" w:w="1960"/>
+            <w:tcW w:type="dxa" w:w="1988"/>
             <w:tcBorders>
               <w:top w:val="single" w:color="C9D3DF" w:sz="4"/>
               <w:left w:val="single" w:color="C9D3DF" w:sz="4"/>
@@ -2309,7 +2309,7 @@
         </w:tc>
         <w:tc>
           <w:tcPr>
-            <w:tcW w:type="dxa" w:w="1430"/>
+            <w:tcW w:type="dxa" w:w="1424"/>
             <w:tcBorders>
               <w:top w:val="single" w:color="C9D3DF" w:sz="4"/>
               <w:left w:val="single" w:color="C9D3DF" w:sz="4"/>
@@ -2339,7 +2339,7 @@
         </w:tc>
         <w:tc>
           <w:tcPr>
-            <w:tcW w:type="dxa" w:w="2709"/>
+            <w:tcW w:type="dxa" w:w="2697"/>
             <w:tcBorders>
               <w:top w:val="single" w:color="C9D3DF" w:sz="4"/>
               <w:left w:val="single" w:color="C9D3DF" w:sz="4"/>
@@ -2369,7 +2369,7 @@
         </w:tc>
         <w:tc>
           <w:tcPr>
-            <w:tcW w:type="dxa" w:w="2045"/>
+            <w:tcW w:type="dxa" w:w="2035"/>
             <w:tcBorders>
               <w:top w:val="single" w:color="C9D3DF" w:sz="4"/>
               <w:left w:val="single" w:color="C9D3DF" w:sz="4"/>
@@ -2405,31 +2405,31 @@
         </w:trPr>
         <w:tc>
           <w:tcPr>
-            <w:tcW w:type="dxa" w:w="1960"/>
-            <w:tcBorders>
-              <w:top w:val="single" w:color="C9D3DF" w:sz="4"/>
-              <w:left w:val="single" w:color="C9D3DF" w:sz="4"/>
-              <w:bottom w:val="single" w:color="C9D3DF" w:sz="4"/>
-              <w:right w:val="single" w:color="C9D3DF" w:sz="4"/>
-            </w:tcBorders>
-            <w:tcMar>
-              <w:top w:type="dxa" w:w="50"/>
-              <w:left w:type="dxa" w:w="80"/>
-              <w:bottom w:type="dxa" w:w="50"/>
-              <w:right w:type="dxa" w:w="80"/>
-            </w:tcMar>
-          </w:tcPr>
-          <w:p>
-            <w:pPr>
-              <w:jc w:val="left"/>
-            </w:pPr>
-            <w:r>
-              <w:rPr>
-                <w:rFonts w:ascii="Malgun Gothic" w:cs="Malgun Gothic" w:eastAsia="Malgun Gothic" w:hAnsi="Malgun Gothic"/>
-                <w:sz w:val="17"/>
-                <w:szCs w:val="17"/>
-              </w:rPr>
-              <w:t xml:space="preserve">GPT(OpenAI)</w:t>
+            <w:tcW w:type="dxa" w:w="1988"/>
+            <w:tcBorders>
+              <w:top w:val="single" w:color="C9D3DF" w:sz="4"/>
+              <w:left w:val="single" w:color="C9D3DF" w:sz="4"/>
+              <w:bottom w:val="single" w:color="C9D3DF" w:sz="4"/>
+              <w:right w:val="single" w:color="C9D3DF" w:sz="4"/>
+            </w:tcBorders>
+            <w:tcMar>
+              <w:top w:type="dxa" w:w="50"/>
+              <w:left w:type="dxa" w:w="80"/>
+              <w:bottom w:type="dxa" w:w="50"/>
+              <w:right w:type="dxa" w:w="80"/>
+            </w:tcMar>
+          </w:tcPr>
+          <w:p>
+            <w:pPr>
+              <w:jc w:val="left"/>
+            </w:pPr>
+            <w:r>
+              <w:rPr>
+                <w:rFonts w:ascii="Malgun Gothic" w:cs="Malgun Gothic" w:eastAsia="Malgun Gothic" w:hAnsi="Malgun Gothic"/>
+                <w:sz w:val="17"/>
+                <w:szCs w:val="17"/>
+              </w:rPr>
+              <w:t xml:space="preserve">ChatGPT — GPT-5.6 Sol(OpenAI)</w:t>
             </w:r>
           </w:p>
         </w:tc>
@@ -2465,7 +2465,7 @@
         </w:tc>
         <w:tc>
           <w:tcPr>
-            <w:tcW w:type="dxa" w:w="1430"/>
+            <w:tcW w:type="dxa" w:w="1424"/>
             <w:tcBorders>
               <w:top w:val="single" w:color="C9D3DF" w:sz="4"/>
               <w:left w:val="single" w:color="C9D3DF" w:sz="4"/>
@@ -2495,7 +2495,7 @@
         </w:tc>
         <w:tc>
           <w:tcPr>
-            <w:tcW w:type="dxa" w:w="2709"/>
+            <w:tcW w:type="dxa" w:w="2697"/>
             <w:tcBorders>
               <w:top w:val="single" w:color="C9D3DF" w:sz="4"/>
               <w:left w:val="single" w:color="C9D3DF" w:sz="4"/>
@@ -2525,7 +2525,7 @@
         </w:tc>
         <w:tc>
           <w:tcPr>
-            <w:tcW w:type="dxa" w:w="2045"/>
+            <w:tcW w:type="dxa" w:w="2035"/>
             <w:tcBorders>
               <w:top w:val="single" w:color="C9D3DF" w:sz="4"/>
               <w:left w:val="single" w:color="C9D3DF" w:sz="4"/>
@@ -2561,7 +2561,7 @@
         </w:trPr>
         <w:tc>
           <w:tcPr>
-            <w:tcW w:type="dxa" w:w="1960"/>
+            <w:tcW w:type="dxa" w:w="1988"/>
             <w:tcBorders>
               <w:top w:val="single" w:color="C9D3DF" w:sz="4"/>
               <w:left w:val="single" w:color="C9D3DF" w:sz="4"/>
@@ -2621,7 +2621,7 @@
         </w:tc>
         <w:tc>
           <w:tcPr>
-            <w:tcW w:type="dxa" w:w="1430"/>
+            <w:tcW w:type="dxa" w:w="1424"/>
             <w:tcBorders>
               <w:top w:val="single" w:color="C9D3DF" w:sz="4"/>
               <w:left w:val="single" w:color="C9D3DF" w:sz="4"/>
@@ -2651,7 +2651,7 @@
         </w:tc>
         <w:tc>
           <w:tcPr>
-            <w:tcW w:type="dxa" w:w="2709"/>
+            <w:tcW w:type="dxa" w:w="2697"/>
             <w:tcBorders>
               <w:top w:val="single" w:color="C9D3DF" w:sz="4"/>
               <w:left w:val="single" w:color="C9D3DF" w:sz="4"/>
@@ -2681,7 +2681,7 @@
         </w:tc>
         <w:tc>
           <w:tcPr>
-            <w:tcW w:type="dxa" w:w="2045"/>
+            <w:tcW w:type="dxa" w:w="2035"/>
             <w:tcBorders>
               <w:top w:val="single" w:color="C9D3DF" w:sz="4"/>
               <w:left w:val="single" w:color="C9D3DF" w:sz="4"/>
@@ -2717,7 +2717,7 @@
         </w:trPr>
         <w:tc>
           <w:tcPr>
-            <w:tcW w:type="dxa" w:w="1960"/>
+            <w:tcW w:type="dxa" w:w="1988"/>
             <w:tcBorders>
               <w:top w:val="single" w:color="C9D3DF" w:sz="4"/>
               <w:left w:val="single" w:color="C9D3DF" w:sz="4"/>
@@ -2777,7 +2777,7 @@
         </w:tc>
         <w:tc>
           <w:tcPr>
-            <w:tcW w:type="dxa" w:w="1430"/>
+            <w:tcW w:type="dxa" w:w="1424"/>
             <w:tcBorders>
               <w:top w:val="single" w:color="C9D3DF" w:sz="4"/>
               <w:left w:val="single" w:color="C9D3DF" w:sz="4"/>
@@ -2807,7 +2807,7 @@
         </w:tc>
         <w:tc>
           <w:tcPr>
-            <w:tcW w:type="dxa" w:w="2709"/>
+            <w:tcW w:type="dxa" w:w="2697"/>
             <w:tcBorders>
               <w:top w:val="single" w:color="C9D3DF" w:sz="4"/>
               <w:left w:val="single" w:color="C9D3DF" w:sz="4"/>
@@ -2837,7 +2837,7 @@
         </w:tc>
         <w:tc>
           <w:tcPr>
-            <w:tcW w:type="dxa" w:w="2045"/>
+            <w:tcW w:type="dxa" w:w="2035"/>
             <w:tcBorders>
               <w:top w:val="single" w:color="C9D3DF" w:sz="4"/>
               <w:left w:val="single" w:color="C9D3DF" w:sz="4"/>
@@ -2873,7 +2873,7 @@
         </w:trPr>
         <w:tc>
           <w:tcPr>
-            <w:tcW w:type="dxa" w:w="1960"/>
+            <w:tcW w:type="dxa" w:w="1988"/>
             <w:tcBorders>
               <w:top w:val="single" w:color="C9D3DF" w:sz="4"/>
               <w:left w:val="single" w:color="C9D3DF" w:sz="4"/>
@@ -2933,7 +2933,7 @@
         </w:tc>
         <w:tc>
           <w:tcPr>
-            <w:tcW w:type="dxa" w:w="1430"/>
+            <w:tcW w:type="dxa" w:w="1424"/>
             <w:tcBorders>
               <w:top w:val="single" w:color="C9D3DF" w:sz="4"/>
               <w:left w:val="single" w:color="C9D3DF" w:sz="4"/>
@@ -2963,7 +2963,7 @@
         </w:tc>
         <w:tc>
           <w:tcPr>
-            <w:tcW w:type="dxa" w:w="2709"/>
+            <w:tcW w:type="dxa" w:w="2697"/>
             <w:tcBorders>
               <w:top w:val="single" w:color="C9D3DF" w:sz="4"/>
               <w:left w:val="single" w:color="C9D3DF" w:sz="4"/>
@@ -2993,7 +2993,7 @@
         </w:tc>
         <w:tc>
           <w:tcPr>
-            <w:tcW w:type="dxa" w:w="2045"/>
+            <w:tcW w:type="dxa" w:w="2035"/>
             <w:tcBorders>
               <w:top w:val="single" w:color="C9D3DF" w:sz="4"/>
               <w:left w:val="single" w:color="C9D3DF" w:sz="4"/>
@@ -3644,7 +3644,7 @@
               </w:rPr>
               <w:t xml:space="preserve">모델 ID gpt-4.1-mini, 출처 OpenAI(</w:t>
             </w:r>
-            <w:hyperlink w:history="1" r:id="rIdcjvtbuavhstzxheh7-hcg">
+            <w:hyperlink w:history="1" r:id="rIdrrbovcpnbcdle1g8yewd3">
               <w:r>
                 <w:rPr>
                   <w:rStyle w:val="Hyperlink"/>
@@ -5459,7 +5459,7 @@
             <w:pPr>
               <w:jc w:val="left"/>
             </w:pPr>
-            <w:hyperlink w:history="1" r:id="rId5vj6obqbxcow9k68tpamc">
+            <w:hyperlink w:history="1" r:id="rIdezrvroth0mgu86iho_n5r">
               <w:r>
                 <w:rPr>
                   <w:rStyle w:val="Hyperlink"/>
@@ -5558,7 +5558,7 @@
             <w:pPr>
               <w:jc w:val="left"/>
             </w:pPr>
-            <w:hyperlink w:history="1" r:id="rIdfxf49o3xh2hmn7jkir4yb">
+            <w:hyperlink w:history="1" r:id="rIdfnrjg4_bypmjiianjhc0l">
               <w:r>
                 <w:rPr>
                   <w:rStyle w:val="Hyperlink"/>
@@ -5657,7 +5657,7 @@
             <w:pPr>
               <w:jc w:val="left"/>
             </w:pPr>
-            <w:hyperlink w:history="1" r:id="rIdbjbbveiwaexacfwonap2l">
+            <w:hyperlink w:history="1" r:id="rIdjn0sflnmthhoohpl5ctsr">
               <w:r>
                 <w:rPr>
                   <w:rStyle w:val="Hyperlink"/>
@@ -5756,7 +5756,7 @@
             <w:pPr>
               <w:jc w:val="left"/>
             </w:pPr>
-            <w:hyperlink w:history="1" r:id="rIdcrzp8bderemf6gnzzc1tq">
+            <w:hyperlink w:history="1" r:id="rIdtajs27p4j6vewzawo6o7-">
               <w:r>
                 <w:rPr>
                   <w:rStyle w:val="Hyperlink"/>
@@ -5855,7 +5855,7 @@
             <w:pPr>
               <w:jc w:val="left"/>
             </w:pPr>
-            <w:hyperlink w:history="1" r:id="rId8wae9yb1ersctuyphkjj6">
+            <w:hyperlink w:history="1" r:id="rIdckndyisxcjln2hofsmcaq">
               <w:r>
                 <w:rPr>
                   <w:rStyle w:val="Hyperlink"/>
@@ -5954,7 +5954,7 @@
             <w:pPr>
               <w:jc w:val="left"/>
             </w:pPr>
-            <w:hyperlink w:history="1" r:id="rIdpprj4auqp1ww1hsde2tag">
+            <w:hyperlink w:history="1" r:id="rIdsy9el8m9vp5-f3twgvdbb">
               <w:r>
                 <w:rPr>
                   <w:rStyle w:val="Hyperlink"/>
@@ -6053,7 +6053,7 @@
             <w:pPr>
               <w:jc w:val="left"/>
             </w:pPr>
-            <w:hyperlink w:history="1" r:id="rId0kt8xd1ssfifki767e_rh">
+            <w:hyperlink w:history="1" r:id="rIdgdxwfsbs_pb8i0qubnust">
               <w:r>
                 <w:rPr>
                   <w:rStyle w:val="Hyperlink"/>
@@ -6152,7 +6152,7 @@
             <w:pPr>
               <w:jc w:val="left"/>
             </w:pPr>
-            <w:hyperlink w:history="1" r:id="rIddeopxnrhvlgooev8v1zfz">
+            <w:hyperlink w:history="1" r:id="rId-mckcnm-zo5codstbdk85">
               <w:r>
                 <w:rPr>
                   <w:rStyle w:val="Hyperlink"/>
@@ -6251,7 +6251,7 @@
             <w:pPr>
               <w:jc w:val="left"/>
             </w:pPr>
-            <w:hyperlink w:history="1" r:id="rId7a8etqhdswx0nkp0atyxl">
+            <w:hyperlink w:history="1" r:id="rId7euc452m76e76g88ls1wt">
               <w:r>
                 <w:rPr>
                   <w:rStyle w:val="Hyperlink"/>
@@ -6350,7 +6350,7 @@
             <w:pPr>
               <w:jc w:val="left"/>
             </w:pPr>
-            <w:hyperlink w:history="1" r:id="rId5zfcmkytxuljuodybvd-j">
+            <w:hyperlink w:history="1" r:id="rId8efarwodzmujstraycnas">
               <w:r>
                 <w:rPr>
                   <w:rStyle w:val="Hyperlink"/>
@@ -6449,7 +6449,7 @@
             <w:pPr>
               <w:jc w:val="left"/>
             </w:pPr>
-            <w:hyperlink w:history="1" r:id="rId2_sareohmb9ogigqikcgu">
+            <w:hyperlink w:history="1" r:id="rIdni5eyjvurfi0vl05omye6">
               <w:r>
                 <w:rPr>
                   <w:rStyle w:val="Hyperlink"/>
@@ -6548,7 +6548,7 @@
             <w:pPr>
               <w:jc w:val="left"/>
             </w:pPr>
-            <w:hyperlink w:history="1" r:id="rIdsp5xmf6ffntl9ihmok_8q">
+            <w:hyperlink w:history="1" r:id="rIdfu3qax7qzdly9ejljhbeo">
               <w:r>
                 <w:rPr>
                   <w:rStyle w:val="Hyperlink"/>
@@ -6647,7 +6647,7 @@
             <w:pPr>
               <w:jc w:val="left"/>
             </w:pPr>
-            <w:hyperlink w:history="1" r:id="rIdquze9pe73eoybng4xjgn0">
+            <w:hyperlink w:history="1" r:id="rIdyplihxfcb4cgibdbxdbn9">
               <w:r>
                 <w:rPr>
                   <w:rStyle w:val="Hyperlink"/>
@@ -6746,7 +6746,7 @@
             <w:pPr>
               <w:jc w:val="left"/>
             </w:pPr>
-            <w:hyperlink w:history="1" r:id="rIdxfy62bflgasnh4uhulai_">
+            <w:hyperlink w:history="1" r:id="rIdnszvmwdwgj7zksl5vyfki">
               <w:r>
                 <w:rPr>
                   <w:rStyle w:val="Hyperlink"/>
@@ -6845,7 +6845,7 @@
             <w:pPr>
               <w:jc w:val="left"/>
             </w:pPr>
-            <w:hyperlink w:history="1" r:id="rIdm7kukwqocy7lsgeahlddw">
+            <w:hyperlink w:history="1" r:id="rIdeytgt8hhffasz3glx9x_1">
               <w:r>
                 <w:rPr>
                   <w:rStyle w:val="Hyperlink"/>
@@ -6944,7 +6944,7 @@
             <w:pPr>
               <w:jc w:val="left"/>
             </w:pPr>
-            <w:hyperlink w:history="1" r:id="rIdwx9mkrbwdo3naw_uhsppg">
+            <w:hyperlink w:history="1" r:id="rIdzzquzyxepbbfhjiqfgigy">
               <w:r>
                 <w:rPr>
                   <w:rStyle w:val="Hyperlink"/>
@@ -7043,7 +7043,7 @@
             <w:pPr>
               <w:jc w:val="left"/>
             </w:pPr>
-            <w:hyperlink w:history="1" r:id="rIdnct0cfborfdglwc-4lfef">
+            <w:hyperlink w:history="1" r:id="rIdmwm58onmngictjk8rf7j1">
               <w:r>
                 <w:rPr>
                   <w:rStyle w:val="Hyperlink"/>
@@ -7142,7 +7142,7 @@
             <w:pPr>
               <w:jc w:val="left"/>
             </w:pPr>
-            <w:hyperlink w:history="1" r:id="rIdo7eeudnwgf6s65gufgdvf">
+            <w:hyperlink w:history="1" r:id="rId-fjtn02iuez98nloymutn">
               <w:r>
                 <w:rPr>
                   <w:rStyle w:val="Hyperlink"/>
@@ -7241,7 +7241,7 @@
             <w:pPr>
               <w:jc w:val="left"/>
             </w:pPr>
-            <w:hyperlink w:history="1" r:id="rIdek2yhb0j6czg5sbvzzjpd">
+            <w:hyperlink w:history="1" r:id="rIdpqihm0ka-5gyjz_r1svmf">
               <w:r>
                 <w:rPr>
                   <w:rStyle w:val="Hyperlink"/>
@@ -7340,7 +7340,7 @@
             <w:pPr>
               <w:jc w:val="left"/>
             </w:pPr>
-            <w:hyperlink w:history="1" r:id="rIdbnaippzukblg9fobymxol">
+            <w:hyperlink w:history="1" r:id="rIdqa4m0iqbjhrwfxh6plg38">
               <w:r>
                 <w:rPr>
                   <w:rStyle w:val="Hyperlink"/>
@@ -7439,7 +7439,7 @@
             <w:pPr>
               <w:jc w:val="left"/>
             </w:pPr>
-            <w:hyperlink w:history="1" r:id="rIdvfiqkp6iohrjhsh7r4tzb">
+            <w:hyperlink w:history="1" r:id="rIdehkxsdennxyg72uczstmz">
               <w:r>
                 <w:rPr>
                   <w:rStyle w:val="Hyperlink"/>
@@ -7538,7 +7538,7 @@
             <w:pPr>
               <w:jc w:val="left"/>
             </w:pPr>
-            <w:hyperlink w:history="1" r:id="rIdgzi6avgcm46qjo_azpsfu">
+            <w:hyperlink w:history="1" r:id="rIdm4lnk8mau4ojtflzdglth">
               <w:r>
                 <w:rPr>
                   <w:rStyle w:val="Hyperlink"/>
@@ -7637,7 +7637,7 @@
             <w:pPr>
               <w:jc w:val="left"/>
             </w:pPr>
-            <w:hyperlink w:history="1" r:id="rIdbhcnsomasspq-8nawhedn">
+            <w:hyperlink w:history="1" r:id="rIdhpp2d7ggllhfzg39f7pe_">
               <w:r>
                 <w:rPr>
                   <w:rStyle w:val="Hyperlink"/>
@@ -7736,7 +7736,7 @@
             <w:pPr>
               <w:jc w:val="left"/>
             </w:pPr>
-            <w:hyperlink w:history="1" r:id="rIdsddkhedfxv4hvl7inl5de">
+            <w:hyperlink w:history="1" r:id="rIdhuxm0w2q2foo7yiurj-8o">
               <w:r>
                 <w:rPr>
                   <w:rStyle w:val="Hyperlink"/>
@@ -8049,7 +8049,7 @@
             <w:pPr>
               <w:jc w:val="left"/>
             </w:pPr>
-            <w:hyperlink w:history="1" r:id="rIdd2r88mbiabdhkjdzrw4xy">
+            <w:hyperlink w:history="1" r:id="rIdxksqumivc-gws62bub5he">
               <w:r>
                 <w:rPr>
                   <w:rStyle w:val="Hyperlink"/>
@@ -8178,7 +8178,7 @@
             <w:pPr>
               <w:jc w:val="left"/>
             </w:pPr>
-            <w:hyperlink w:history="1" r:id="rIddmkcrybz1m_cqa1uakhdh">
+            <w:hyperlink w:history="1" r:id="rIdifb616joiggausco7fd5d">
               <w:r>
                 <w:rPr>
                   <w:rStyle w:val="Hyperlink"/>
@@ -8307,7 +8307,7 @@
             <w:pPr>
               <w:jc w:val="left"/>
             </w:pPr>
-            <w:hyperlink w:history="1" r:id="rIdy3qhwpyra8hv4tqpsmfav">
+            <w:hyperlink w:history="1" r:id="rId9i5qqm0-deu2px1dozswh">
               <w:r>
                 <w:rPr>
                   <w:rStyle w:val="Hyperlink"/>
@@ -8436,7 +8436,7 @@
             <w:pPr>
               <w:jc w:val="left"/>
             </w:pPr>
-            <w:hyperlink w:history="1" r:id="rIdocuy3pjtsndno54mann1q">
+            <w:hyperlink w:history="1" r:id="rIdwtqnmhrdpml5czs5urulc">
               <w:r>
                 <w:rPr>
                   <w:rStyle w:val="Hyperlink"/>
@@ -8565,7 +8565,7 @@
             <w:pPr>
               <w:jc w:val="left"/>
             </w:pPr>
-            <w:hyperlink w:history="1" r:id="rIdutclvkynlxuwcbe_tmia1">
+            <w:hyperlink w:history="1" r:id="rIda7wnkkmpgqddphvnhwmtb">
               <w:r>
                 <w:rPr>
                   <w:rStyle w:val="Hyperlink"/>
@@ -8694,7 +8694,7 @@
             <w:pPr>
               <w:jc w:val="left"/>
             </w:pPr>
-            <w:hyperlink w:history="1" r:id="rIdrk_fejkm1mdr6gh0a2s1n">
+            <w:hyperlink w:history="1" r:id="rIdmrr_s6q8ggr56c0mhbwqd">
               <w:r>
                 <w:rPr>
                   <w:rStyle w:val="Hyperlink"/>
@@ -8823,7 +8823,7 @@
             <w:pPr>
               <w:jc w:val="left"/>
             </w:pPr>
-            <w:hyperlink w:history="1" r:id="rIdgi1djoysqsegszguayuzh">
+            <w:hyperlink w:history="1" r:id="rId_yp2xbekpixnxwqm8vcqa">
               <w:r>
                 <w:rPr>
                   <w:rStyle w:val="Hyperlink"/>
@@ -8952,7 +8952,7 @@
             <w:pPr>
               <w:jc w:val="left"/>
             </w:pPr>
-            <w:hyperlink w:history="1" r:id="rIdbntplcru1gmowdhf1i_qb">
+            <w:hyperlink w:history="1" r:id="rIdjf5i-qnrhlosxbbjzaefu">
               <w:r>
                 <w:rPr>
                   <w:rStyle w:val="Hyperlink"/>
@@ -9081,7 +9081,7 @@
             <w:pPr>
               <w:jc w:val="left"/>
             </w:pPr>
-            <w:hyperlink w:history="1" r:id="rIdgxungynfxv5xjk4engvmu">
+            <w:hyperlink w:history="1" r:id="rId37cq6n-ziooibnnqwyikp">
               <w:r>
                 <w:rPr>
                   <w:rStyle w:val="Hyperlink"/>
@@ -9210,7 +9210,7 @@
             <w:pPr>
               <w:jc w:val="left"/>
             </w:pPr>
-            <w:hyperlink w:history="1" r:id="rIdb2hdmb_hqubbuovfsgdzl">
+            <w:hyperlink w:history="1" r:id="rIdggblnigyxyncywau-inhb">
               <w:r>
                 <w:rPr>
                   <w:rStyle w:val="Hyperlink"/>
@@ -9339,7 +9339,7 @@
             <w:pPr>
               <w:jc w:val="left"/>
             </w:pPr>
-            <w:hyperlink w:history="1" r:id="rIdsm4z-nvv7f1ozexqch1aj">
+            <w:hyperlink w:history="1" r:id="rId8nhbsbmuezssc43hvhuig">
               <w:r>
                 <w:rPr>
                   <w:rStyle w:val="Hyperlink"/>
@@ -9468,7 +9468,7 @@
             <w:pPr>
               <w:jc w:val="left"/>
             </w:pPr>
-            <w:hyperlink w:history="1" r:id="rIdawprtog8axz8ro17pbqof">
+            <w:hyperlink w:history="1" r:id="rIdeo4eimk3nx8mhf_7w4_vx">
               <w:r>
                 <w:rPr>
                   <w:rStyle w:val="Hyperlink"/>

--- a/deliverables/submission/오이소창원_출처_AI활용_신고서_20261005.docx
+++ b/deliverables/submission/오이소창원_출처_AI활용_신고서_20261005.docx
@@ -1073,7 +1073,7 @@
         </w:rPr>
         <w:t xml:space="preserve">날짜별 상세 내역: 저장소 README ‘개발 작업 과정’, GitHub 커밋 기록(</w:t>
       </w:r>
-      <w:hyperlink w:history="1" r:id="rIdh869iiuz1if-zv1-pyvv-">
+      <w:hyperlink w:history="1" r:id="rIdnlimci6k5lcpdlyirla7u">
         <w:r>
           <w:rPr>
             <w:rStyle w:val="Hyperlink"/>
@@ -1124,11 +1124,11 @@
         </w:tblBorders>
       </w:tblPr>
       <w:tblGrid>
-        <w:gridCol w:w="1988"/>
+        <w:gridCol w:w="2017"/>
         <w:gridCol w:w="2060"/>
-        <w:gridCol w:w="1424"/>
-        <w:gridCol w:w="2697"/>
-        <w:gridCol w:w="2035"/>
+        <w:gridCol w:w="1410"/>
+        <w:gridCol w:w="2723"/>
+        <w:gridCol w:w="1994"/>
       </w:tblGrid>
       <w:tr>
         <w:trPr>
@@ -1137,7 +1137,7 @@
         </w:trPr>
         <w:tc>
           <w:tcPr>
-            <w:tcW w:type="dxa" w:w="1988"/>
+            <w:tcW w:type="dxa" w:w="2017"/>
             <w:tcBorders>
               <w:top w:val="single" w:color="C9D3DF" w:sz="4"/>
               <w:left w:val="single" w:color="C9D3DF" w:sz="4"/>
@@ -1205,7 +1205,7 @@
         </w:tc>
         <w:tc>
           <w:tcPr>
-            <w:tcW w:type="dxa" w:w="1424"/>
+            <w:tcW w:type="dxa" w:w="1410"/>
             <w:tcBorders>
               <w:top w:val="single" w:color="C9D3DF" w:sz="4"/>
               <w:left w:val="single" w:color="C9D3DF" w:sz="4"/>
@@ -1239,7 +1239,7 @@
         </w:tc>
         <w:tc>
           <w:tcPr>
-            <w:tcW w:type="dxa" w:w="2697"/>
+            <w:tcW w:type="dxa" w:w="2723"/>
             <w:tcBorders>
               <w:top w:val="single" w:color="C9D3DF" w:sz="4"/>
               <w:left w:val="single" w:color="C9D3DF" w:sz="4"/>
@@ -1273,7 +1273,7 @@
         </w:tc>
         <w:tc>
           <w:tcPr>
-            <w:tcW w:type="dxa" w:w="2035"/>
+            <w:tcW w:type="dxa" w:w="1994"/>
             <w:tcBorders>
               <w:top w:val="single" w:color="C9D3DF" w:sz="4"/>
               <w:left w:val="single" w:color="C9D3DF" w:sz="4"/>
@@ -1313,7 +1313,7 @@
         </w:trPr>
         <w:tc>
           <w:tcPr>
-            <w:tcW w:type="dxa" w:w="1988"/>
+            <w:tcW w:type="dxa" w:w="2017"/>
             <w:tcBorders>
               <w:top w:val="single" w:color="C9D3DF" w:sz="4"/>
               <w:left w:val="single" w:color="C9D3DF" w:sz="4"/>
@@ -1373,7 +1373,7 @@
         </w:tc>
         <w:tc>
           <w:tcPr>
-            <w:tcW w:type="dxa" w:w="1424"/>
+            <w:tcW w:type="dxa" w:w="1410"/>
             <w:tcBorders>
               <w:top w:val="single" w:color="C9D3DF" w:sz="4"/>
               <w:left w:val="single" w:color="C9D3DF" w:sz="4"/>
@@ -1403,7 +1403,7 @@
         </w:tc>
         <w:tc>
           <w:tcPr>
-            <w:tcW w:type="dxa" w:w="2697"/>
+            <w:tcW w:type="dxa" w:w="2723"/>
             <w:tcBorders>
               <w:top w:val="single" w:color="C9D3DF" w:sz="4"/>
               <w:left w:val="single" w:color="C9D3DF" w:sz="4"/>
@@ -1433,7 +1433,7 @@
         </w:tc>
         <w:tc>
           <w:tcPr>
-            <w:tcW w:type="dxa" w:w="2035"/>
+            <w:tcW w:type="dxa" w:w="1994"/>
             <w:tcBorders>
               <w:top w:val="single" w:color="C9D3DF" w:sz="4"/>
               <w:left w:val="single" w:color="C9D3DF" w:sz="4"/>
@@ -1469,7 +1469,7 @@
         </w:trPr>
         <w:tc>
           <w:tcPr>
-            <w:tcW w:type="dxa" w:w="1988"/>
+            <w:tcW w:type="dxa" w:w="2017"/>
             <w:tcBorders>
               <w:top w:val="single" w:color="C9D3DF" w:sz="4"/>
               <w:left w:val="single" w:color="C9D3DF" w:sz="4"/>
@@ -1529,7 +1529,7 @@
         </w:tc>
         <w:tc>
           <w:tcPr>
-            <w:tcW w:type="dxa" w:w="1424"/>
+            <w:tcW w:type="dxa" w:w="1410"/>
             <w:tcBorders>
               <w:top w:val="single" w:color="C9D3DF" w:sz="4"/>
               <w:left w:val="single" w:color="C9D3DF" w:sz="4"/>
@@ -1559,7 +1559,7 @@
         </w:tc>
         <w:tc>
           <w:tcPr>
-            <w:tcW w:type="dxa" w:w="2697"/>
+            <w:tcW w:type="dxa" w:w="2723"/>
             <w:tcBorders>
               <w:top w:val="single" w:color="C9D3DF" w:sz="4"/>
               <w:left w:val="single" w:color="C9D3DF" w:sz="4"/>
@@ -1589,7 +1589,7 @@
         </w:tc>
         <w:tc>
           <w:tcPr>
-            <w:tcW w:type="dxa" w:w="2035"/>
+            <w:tcW w:type="dxa" w:w="1994"/>
             <w:tcBorders>
               <w:top w:val="single" w:color="C9D3DF" w:sz="4"/>
               <w:left w:val="single" w:color="C9D3DF" w:sz="4"/>
@@ -1625,7 +1625,7 @@
         </w:trPr>
         <w:tc>
           <w:tcPr>
-            <w:tcW w:type="dxa" w:w="1988"/>
+            <w:tcW w:type="dxa" w:w="2017"/>
             <w:tcBorders>
               <w:top w:val="single" w:color="C9D3DF" w:sz="4"/>
               <w:left w:val="single" w:color="C9D3DF" w:sz="4"/>
@@ -1685,7 +1685,7 @@
         </w:tc>
         <w:tc>
           <w:tcPr>
-            <w:tcW w:type="dxa" w:w="1424"/>
+            <w:tcW w:type="dxa" w:w="1410"/>
             <w:tcBorders>
               <w:top w:val="single" w:color="C9D3DF" w:sz="4"/>
               <w:left w:val="single" w:color="C9D3DF" w:sz="4"/>
@@ -1715,7 +1715,7 @@
         </w:tc>
         <w:tc>
           <w:tcPr>
-            <w:tcW w:type="dxa" w:w="2697"/>
+            <w:tcW w:type="dxa" w:w="2723"/>
             <w:tcBorders>
               <w:top w:val="single" w:color="C9D3DF" w:sz="4"/>
               <w:left w:val="single" w:color="C9D3DF" w:sz="4"/>
@@ -1745,7 +1745,7 @@
         </w:tc>
         <w:tc>
           <w:tcPr>
-            <w:tcW w:type="dxa" w:w="2035"/>
+            <w:tcW w:type="dxa" w:w="1994"/>
             <w:tcBorders>
               <w:top w:val="single" w:color="C9D3DF" w:sz="4"/>
               <w:left w:val="single" w:color="C9D3DF" w:sz="4"/>
@@ -1781,7 +1781,7 @@
         </w:trPr>
         <w:tc>
           <w:tcPr>
-            <w:tcW w:type="dxa" w:w="1988"/>
+            <w:tcW w:type="dxa" w:w="2017"/>
             <w:tcBorders>
               <w:top w:val="single" w:color="C9D3DF" w:sz="4"/>
               <w:left w:val="single" w:color="C9D3DF" w:sz="4"/>
@@ -1841,7 +1841,7 @@
         </w:tc>
         <w:tc>
           <w:tcPr>
-            <w:tcW w:type="dxa" w:w="1424"/>
+            <w:tcW w:type="dxa" w:w="1410"/>
             <w:tcBorders>
               <w:top w:val="single" w:color="C9D3DF" w:sz="4"/>
               <w:left w:val="single" w:color="C9D3DF" w:sz="4"/>
@@ -1871,7 +1871,7 @@
         </w:tc>
         <w:tc>
           <w:tcPr>
-            <w:tcW w:type="dxa" w:w="2697"/>
+            <w:tcW w:type="dxa" w:w="2723"/>
             <w:tcBorders>
               <w:top w:val="single" w:color="C9D3DF" w:sz="4"/>
               <w:left w:val="single" w:color="C9D3DF" w:sz="4"/>
@@ -1901,7 +1901,7 @@
         </w:tc>
         <w:tc>
           <w:tcPr>
-            <w:tcW w:type="dxa" w:w="2035"/>
+            <w:tcW w:type="dxa" w:w="1994"/>
             <w:tcBorders>
               <w:top w:val="single" w:color="C9D3DF" w:sz="4"/>
               <w:left w:val="single" w:color="C9D3DF" w:sz="4"/>
@@ -1937,7 +1937,7 @@
         </w:trPr>
         <w:tc>
           <w:tcPr>
-            <w:tcW w:type="dxa" w:w="1988"/>
+            <w:tcW w:type="dxa" w:w="2017"/>
             <w:tcBorders>
               <w:top w:val="single" w:color="C9D3DF" w:sz="4"/>
               <w:left w:val="single" w:color="C9D3DF" w:sz="4"/>
@@ -1997,7 +1997,7 @@
         </w:tc>
         <w:tc>
           <w:tcPr>
-            <w:tcW w:type="dxa" w:w="1424"/>
+            <w:tcW w:type="dxa" w:w="1410"/>
             <w:tcBorders>
               <w:top w:val="single" w:color="C9D3DF" w:sz="4"/>
               <w:left w:val="single" w:color="C9D3DF" w:sz="4"/>
@@ -2027,7 +2027,7 @@
         </w:tc>
         <w:tc>
           <w:tcPr>
-            <w:tcW w:type="dxa" w:w="2697"/>
+            <w:tcW w:type="dxa" w:w="2723"/>
             <w:tcBorders>
               <w:top w:val="single" w:color="C9D3DF" w:sz="4"/>
               <w:left w:val="single" w:color="C9D3DF" w:sz="4"/>
@@ -2057,7 +2057,7 @@
         </w:tc>
         <w:tc>
           <w:tcPr>
-            <w:tcW w:type="dxa" w:w="2035"/>
+            <w:tcW w:type="dxa" w:w="1994"/>
             <w:tcBorders>
               <w:top w:val="single" w:color="C9D3DF" w:sz="4"/>
               <w:left w:val="single" w:color="C9D3DF" w:sz="4"/>
@@ -2093,7 +2093,7 @@
         </w:trPr>
         <w:tc>
           <w:tcPr>
-            <w:tcW w:type="dxa" w:w="1988"/>
+            <w:tcW w:type="dxa" w:w="2017"/>
             <w:tcBorders>
               <w:top w:val="single" w:color="C9D3DF" w:sz="4"/>
               <w:left w:val="single" w:color="C9D3DF" w:sz="4"/>
@@ -2153,7 +2153,7 @@
         </w:tc>
         <w:tc>
           <w:tcPr>
-            <w:tcW w:type="dxa" w:w="1424"/>
+            <w:tcW w:type="dxa" w:w="1410"/>
             <w:tcBorders>
               <w:top w:val="single" w:color="C9D3DF" w:sz="4"/>
               <w:left w:val="single" w:color="C9D3DF" w:sz="4"/>
@@ -2183,7 +2183,7 @@
         </w:tc>
         <w:tc>
           <w:tcPr>
-            <w:tcW w:type="dxa" w:w="2697"/>
+            <w:tcW w:type="dxa" w:w="2723"/>
             <w:tcBorders>
               <w:top w:val="single" w:color="C9D3DF" w:sz="4"/>
               <w:left w:val="single" w:color="C9D3DF" w:sz="4"/>
@@ -2213,7 +2213,7 @@
         </w:tc>
         <w:tc>
           <w:tcPr>
-            <w:tcW w:type="dxa" w:w="2035"/>
+            <w:tcW w:type="dxa" w:w="1994"/>
             <w:tcBorders>
               <w:top w:val="single" w:color="C9D3DF" w:sz="4"/>
               <w:left w:val="single" w:color="C9D3DF" w:sz="4"/>
@@ -2249,7 +2249,7 @@
         </w:trPr>
         <w:tc>
           <w:tcPr>
-            <w:tcW w:type="dxa" w:w="1988"/>
+            <w:tcW w:type="dxa" w:w="2017"/>
             <w:tcBorders>
               <w:top w:val="single" w:color="C9D3DF" w:sz="4"/>
               <w:left w:val="single" w:color="C9D3DF" w:sz="4"/>
@@ -2309,7 +2309,7 @@
         </w:tc>
         <w:tc>
           <w:tcPr>
-            <w:tcW w:type="dxa" w:w="1424"/>
+            <w:tcW w:type="dxa" w:w="1410"/>
             <w:tcBorders>
               <w:top w:val="single" w:color="C9D3DF" w:sz="4"/>
               <w:left w:val="single" w:color="C9D3DF" w:sz="4"/>
@@ -2339,7 +2339,7 @@
         </w:tc>
         <w:tc>
           <w:tcPr>
-            <w:tcW w:type="dxa" w:w="2697"/>
+            <w:tcW w:type="dxa" w:w="2723"/>
             <w:tcBorders>
               <w:top w:val="single" w:color="C9D3DF" w:sz="4"/>
               <w:left w:val="single" w:color="C9D3DF" w:sz="4"/>
@@ -2369,31 +2369,31 @@
         </w:tc>
         <w:tc>
           <w:tcPr>
-            <w:tcW w:type="dxa" w:w="2035"/>
-            <w:tcBorders>
-              <w:top w:val="single" w:color="C9D3DF" w:sz="4"/>
-              <w:left w:val="single" w:color="C9D3DF" w:sz="4"/>
-              <w:bottom w:val="single" w:color="C9D3DF" w:sz="4"/>
-              <w:right w:val="single" w:color="C9D3DF" w:sz="4"/>
-            </w:tcBorders>
-            <w:tcMar>
-              <w:top w:type="dxa" w:w="50"/>
-              <w:left w:type="dxa" w:w="80"/>
-              <w:bottom w:type="dxa" w:w="50"/>
-              <w:right w:type="dxa" w:w="80"/>
-            </w:tcMar>
-          </w:tcPr>
-          <w:p>
-            <w:pPr>
-              <w:jc w:val="left"/>
-            </w:pPr>
-            <w:r>
-              <w:rPr>
-                <w:rFonts w:ascii="Malgun Gothic" w:cs="Malgun Gothic" w:eastAsia="Malgun Gothic" w:hAnsi="Malgun Gothic"/>
-                <w:sz w:val="17"/>
-                <w:szCs w:val="17"/>
-              </w:rPr>
-              <w:t xml:space="preserve">최종 발표자료에는 채택하지 않고 참고만 함, 수치는 팀 문서로 재확인</w:t>
+            <w:tcW w:type="dxa" w:w="1994"/>
+            <w:tcBorders>
+              <w:top w:val="single" w:color="C9D3DF" w:sz="4"/>
+              <w:left w:val="single" w:color="C9D3DF" w:sz="4"/>
+              <w:bottom w:val="single" w:color="C9D3DF" w:sz="4"/>
+              <w:right w:val="single" w:color="C9D3DF" w:sz="4"/>
+            </w:tcBorders>
+            <w:tcMar>
+              <w:top w:type="dxa" w:w="50"/>
+              <w:left w:type="dxa" w:w="80"/>
+              <w:bottom w:type="dxa" w:w="50"/>
+              <w:right w:type="dxa" w:w="80"/>
+            </w:tcMar>
+          </w:tcPr>
+          <w:p>
+            <w:pPr>
+              <w:jc w:val="left"/>
+            </w:pPr>
+            <w:r>
+              <w:rPr>
+                <w:rFonts w:ascii="Malgun Gothic" w:cs="Malgun Gothic" w:eastAsia="Malgun Gothic" w:hAnsi="Malgun Gothic"/>
+                <w:sz w:val="17"/>
+                <w:szCs w:val="17"/>
+              </w:rPr>
+              <w:t xml:space="preserve">수치는 팀 문서로 재확인</w:t>
             </w:r>
           </w:p>
         </w:tc>
@@ -2405,7 +2405,7 @@
         </w:trPr>
         <w:tc>
           <w:tcPr>
-            <w:tcW w:type="dxa" w:w="1988"/>
+            <w:tcW w:type="dxa" w:w="2017"/>
             <w:tcBorders>
               <w:top w:val="single" w:color="C9D3DF" w:sz="4"/>
               <w:left w:val="single" w:color="C9D3DF" w:sz="4"/>
@@ -2465,7 +2465,7 @@
         </w:tc>
         <w:tc>
           <w:tcPr>
-            <w:tcW w:type="dxa" w:w="1424"/>
+            <w:tcW w:type="dxa" w:w="1410"/>
             <w:tcBorders>
               <w:top w:val="single" w:color="C9D3DF" w:sz="4"/>
               <w:left w:val="single" w:color="C9D3DF" w:sz="4"/>
@@ -2495,7 +2495,7 @@
         </w:tc>
         <w:tc>
           <w:tcPr>
-            <w:tcW w:type="dxa" w:w="2697"/>
+            <w:tcW w:type="dxa" w:w="2723"/>
             <w:tcBorders>
               <w:top w:val="single" w:color="C9D3DF" w:sz="4"/>
               <w:left w:val="single" w:color="C9D3DF" w:sz="4"/>
@@ -2525,7 +2525,7 @@
         </w:tc>
         <w:tc>
           <w:tcPr>
-            <w:tcW w:type="dxa" w:w="2035"/>
+            <w:tcW w:type="dxa" w:w="1994"/>
             <w:tcBorders>
               <w:top w:val="single" w:color="C9D3DF" w:sz="4"/>
               <w:left w:val="single" w:color="C9D3DF" w:sz="4"/>
@@ -2561,7 +2561,7 @@
         </w:trPr>
         <w:tc>
           <w:tcPr>
-            <w:tcW w:type="dxa" w:w="1988"/>
+            <w:tcW w:type="dxa" w:w="2017"/>
             <w:tcBorders>
               <w:top w:val="single" w:color="C9D3DF" w:sz="4"/>
               <w:left w:val="single" w:color="C9D3DF" w:sz="4"/>
@@ -2621,7 +2621,7 @@
         </w:tc>
         <w:tc>
           <w:tcPr>
-            <w:tcW w:type="dxa" w:w="1424"/>
+            <w:tcW w:type="dxa" w:w="1410"/>
             <w:tcBorders>
               <w:top w:val="single" w:color="C9D3DF" w:sz="4"/>
               <w:left w:val="single" w:color="C9D3DF" w:sz="4"/>
@@ -2651,7 +2651,7 @@
         </w:tc>
         <w:tc>
           <w:tcPr>
-            <w:tcW w:type="dxa" w:w="2697"/>
+            <w:tcW w:type="dxa" w:w="2723"/>
             <w:tcBorders>
               <w:top w:val="single" w:color="C9D3DF" w:sz="4"/>
               <w:left w:val="single" w:color="C9D3DF" w:sz="4"/>
@@ -2681,7 +2681,7 @@
         </w:tc>
         <w:tc>
           <w:tcPr>
-            <w:tcW w:type="dxa" w:w="2035"/>
+            <w:tcW w:type="dxa" w:w="1994"/>
             <w:tcBorders>
               <w:top w:val="single" w:color="C9D3DF" w:sz="4"/>
               <w:left w:val="single" w:color="C9D3DF" w:sz="4"/>
@@ -2706,318 +2706,6 @@
                 <w:szCs w:val="17"/>
               </w:rPr>
               <w:t xml:space="preserve">배포 앱을 PC·휴대폰에서 직접 사용해 확인, 지적 사항 판단</w:t>
-            </w:r>
-          </w:p>
-        </w:tc>
-      </w:tr>
-      <w:tr>
-        <w:trPr>
-          <w:cantSplit/>
-          <w:tblHeader w:val="false"/>
-        </w:trPr>
-        <w:tc>
-          <w:tcPr>
-            <w:tcW w:type="dxa" w:w="1988"/>
-            <w:tcBorders>
-              <w:top w:val="single" w:color="C9D3DF" w:sz="4"/>
-              <w:left w:val="single" w:color="C9D3DF" w:sz="4"/>
-              <w:bottom w:val="single" w:color="C9D3DF" w:sz="4"/>
-              <w:right w:val="single" w:color="C9D3DF" w:sz="4"/>
-            </w:tcBorders>
-            <w:tcMar>
-              <w:top w:type="dxa" w:w="50"/>
-              <w:left w:type="dxa" w:w="80"/>
-              <w:bottom w:type="dxa" w:w="50"/>
-              <w:right w:type="dxa" w:w="80"/>
-            </w:tcMar>
-          </w:tcPr>
-          <w:p>
-            <w:pPr>
-              <w:jc w:val="left"/>
-            </w:pPr>
-            <w:r>
-              <w:rPr>
-                <w:rFonts w:ascii="Malgun Gothic" w:cs="Malgun Gothic" w:eastAsia="Malgun Gothic" w:hAnsi="Malgun Gothic"/>
-                <w:sz w:val="17"/>
-                <w:szCs w:val="17"/>
-              </w:rPr>
-              <w:t xml:space="preserve">ChatGPT(GPT)(OpenAI)</w:t>
-            </w:r>
-          </w:p>
-        </w:tc>
-        <w:tc>
-          <w:tcPr>
-            <w:tcW w:type="dxa" w:w="2060"/>
-            <w:tcBorders>
-              <w:top w:val="single" w:color="C9D3DF" w:sz="4"/>
-              <w:left w:val="single" w:color="C9D3DF" w:sz="4"/>
-              <w:bottom w:val="single" w:color="C9D3DF" w:sz="4"/>
-              <w:right w:val="single" w:color="C9D3DF" w:sz="4"/>
-            </w:tcBorders>
-            <w:tcMar>
-              <w:top w:type="dxa" w:w="50"/>
-              <w:left w:type="dxa" w:w="80"/>
-              <w:bottom w:type="dxa" w:w="50"/>
-              <w:right w:type="dxa" w:w="80"/>
-            </w:tcMar>
-          </w:tcPr>
-          <w:p>
-            <w:pPr>
-              <w:jc w:val="center"/>
-            </w:pPr>
-            <w:r>
-              <w:rPr>
-                <w:rFonts w:ascii="Malgun Gothic" w:cs="Malgun Gothic" w:eastAsia="Malgun Gothic" w:hAnsi="Malgun Gothic"/>
-                <w:sz w:val="17"/>
-                <w:szCs w:val="17"/>
-              </w:rPr>
-              <w:t xml:space="preserve">C 이미영</w:t>
-            </w:r>
-          </w:p>
-        </w:tc>
-        <w:tc>
-          <w:tcPr>
-            <w:tcW w:type="dxa" w:w="1424"/>
-            <w:tcBorders>
-              <w:top w:val="single" w:color="C9D3DF" w:sz="4"/>
-              <w:left w:val="single" w:color="C9D3DF" w:sz="4"/>
-              <w:bottom w:val="single" w:color="C9D3DF" w:sz="4"/>
-              <w:right w:val="single" w:color="C9D3DF" w:sz="4"/>
-            </w:tcBorders>
-            <w:tcMar>
-              <w:top w:type="dxa" w:w="50"/>
-              <w:left w:type="dxa" w:w="80"/>
-              <w:bottom w:type="dxa" w:w="50"/>
-              <w:right w:type="dxa" w:w="80"/>
-            </w:tcMar>
-          </w:tcPr>
-          <w:p>
-            <w:pPr>
-              <w:jc w:val="left"/>
-            </w:pPr>
-            <w:r>
-              <w:rPr>
-                <w:rFonts w:ascii="Malgun Gothic" w:cs="Malgun Gothic" w:eastAsia="Malgun Gothic" w:hAnsi="Malgun Gothic"/>
-                <w:sz w:val="17"/>
-                <w:szCs w:val="17"/>
-              </w:rPr>
-              <w:t xml:space="preserve">발표자료(제출5) 제작</w:t>
-            </w:r>
-          </w:p>
-        </w:tc>
-        <w:tc>
-          <w:tcPr>
-            <w:tcW w:type="dxa" w:w="2697"/>
-            <w:tcBorders>
-              <w:top w:val="single" w:color="C9D3DF" w:sz="4"/>
-              <w:left w:val="single" w:color="C9D3DF" w:sz="4"/>
-              <w:bottom w:val="single" w:color="C9D3DF" w:sz="4"/>
-              <w:right w:val="single" w:color="C9D3DF" w:sz="4"/>
-            </w:tcBorders>
-            <w:tcMar>
-              <w:top w:type="dxa" w:w="50"/>
-              <w:left w:type="dxa" w:w="80"/>
-              <w:bottom w:type="dxa" w:w="50"/>
-              <w:right w:type="dxa" w:w="80"/>
-            </w:tcMar>
-          </w:tcPr>
-          <w:p>
-            <w:pPr>
-              <w:jc w:val="left"/>
-            </w:pPr>
-            <w:r>
-              <w:rPr>
-                <w:rFonts w:ascii="Malgun Gothic" w:cs="Malgun Gothic" w:eastAsia="Malgun Gothic" w:hAnsi="Malgun Gothic"/>
-                <w:sz w:val="17"/>
-                <w:szCs w:val="17"/>
-              </w:rPr>
-              <w:t xml:space="preserve">발표 스크립트를 바탕으로 PPT 슬라이드 제작(10장 구성, 문제 정의 보강)</w:t>
-            </w:r>
-          </w:p>
-        </w:tc>
-        <w:tc>
-          <w:tcPr>
-            <w:tcW w:type="dxa" w:w="2035"/>
-            <w:tcBorders>
-              <w:top w:val="single" w:color="C9D3DF" w:sz="4"/>
-              <w:left w:val="single" w:color="C9D3DF" w:sz="4"/>
-              <w:bottom w:val="single" w:color="C9D3DF" w:sz="4"/>
-              <w:right w:val="single" w:color="C9D3DF" w:sz="4"/>
-            </w:tcBorders>
-            <w:tcMar>
-              <w:top w:type="dxa" w:w="50"/>
-              <w:left w:type="dxa" w:w="80"/>
-              <w:bottom w:type="dxa" w:w="50"/>
-              <w:right w:type="dxa" w:w="80"/>
-            </w:tcMar>
-          </w:tcPr>
-          <w:p>
-            <w:pPr>
-              <w:jc w:val="left"/>
-            </w:pPr>
-            <w:r>
-              <w:rPr>
-                <w:rFonts w:ascii="Malgun Gothic" w:cs="Malgun Gothic" w:eastAsia="Malgun Gothic" w:hAnsi="Malgun Gothic"/>
-                <w:sz w:val="17"/>
-                <w:szCs w:val="17"/>
-              </w:rPr>
-              <w:t xml:space="preserve">슬라이드 내용·숫자 검수, 최종 편집은 조준수</w:t>
-            </w:r>
-          </w:p>
-        </w:tc>
-      </w:tr>
-      <w:tr>
-        <w:trPr>
-          <w:cantSplit/>
-          <w:tblHeader w:val="false"/>
-        </w:trPr>
-        <w:tc>
-          <w:tcPr>
-            <w:tcW w:type="dxa" w:w="1988"/>
-            <w:tcBorders>
-              <w:top w:val="single" w:color="C9D3DF" w:sz="4"/>
-              <w:left w:val="single" w:color="C9D3DF" w:sz="4"/>
-              <w:bottom w:val="single" w:color="C9D3DF" w:sz="4"/>
-              <w:right w:val="single" w:color="C9D3DF" w:sz="4"/>
-            </w:tcBorders>
-            <w:tcMar>
-              <w:top w:type="dxa" w:w="50"/>
-              <w:left w:type="dxa" w:w="80"/>
-              <w:bottom w:type="dxa" w:w="50"/>
-              <w:right w:type="dxa" w:w="80"/>
-            </w:tcMar>
-          </w:tcPr>
-          <w:p>
-            <w:pPr>
-              <w:jc w:val="left"/>
-            </w:pPr>
-            <w:r>
-              <w:rPr>
-                <w:rFonts w:ascii="Malgun Gothic" w:cs="Malgun Gothic" w:eastAsia="Malgun Gothic" w:hAnsi="Malgun Gothic"/>
-                <w:sz w:val="17"/>
-                <w:szCs w:val="17"/>
-              </w:rPr>
-              <w:t xml:space="preserve">NotebookLM · Canva</w:t>
-            </w:r>
-          </w:p>
-        </w:tc>
-        <w:tc>
-          <w:tcPr>
-            <w:tcW w:type="dxa" w:w="2060"/>
-            <w:tcBorders>
-              <w:top w:val="single" w:color="C9D3DF" w:sz="4"/>
-              <w:left w:val="single" w:color="C9D3DF" w:sz="4"/>
-              <w:bottom w:val="single" w:color="C9D3DF" w:sz="4"/>
-              <w:right w:val="single" w:color="C9D3DF" w:sz="4"/>
-            </w:tcBorders>
-            <w:tcMar>
-              <w:top w:type="dxa" w:w="50"/>
-              <w:left w:type="dxa" w:w="80"/>
-              <w:bottom w:type="dxa" w:w="50"/>
-              <w:right w:type="dxa" w:w="80"/>
-            </w:tcMar>
-          </w:tcPr>
-          <w:p>
-            <w:pPr>
-              <w:jc w:val="center"/>
-            </w:pPr>
-            <w:r>
-              <w:rPr>
-                <w:rFonts w:ascii="Malgun Gothic" w:cs="Malgun Gothic" w:eastAsia="Malgun Gothic" w:hAnsi="Malgun Gothic"/>
-                <w:sz w:val="17"/>
-                <w:szCs w:val="17"/>
-              </w:rPr>
-              <w:t xml:space="preserve">팀원</w:t>
-            </w:r>
-          </w:p>
-        </w:tc>
-        <w:tc>
-          <w:tcPr>
-            <w:tcW w:type="dxa" w:w="1424"/>
-            <w:tcBorders>
-              <w:top w:val="single" w:color="C9D3DF" w:sz="4"/>
-              <w:left w:val="single" w:color="C9D3DF" w:sz="4"/>
-              <w:bottom w:val="single" w:color="C9D3DF" w:sz="4"/>
-              <w:right w:val="single" w:color="C9D3DF" w:sz="4"/>
-            </w:tcBorders>
-            <w:tcMar>
-              <w:top w:type="dxa" w:w="50"/>
-              <w:left w:type="dxa" w:w="80"/>
-              <w:bottom w:type="dxa" w:w="50"/>
-              <w:right w:type="dxa" w:w="80"/>
-            </w:tcMar>
-          </w:tcPr>
-          <w:p>
-            <w:pPr>
-              <w:jc w:val="left"/>
-            </w:pPr>
-            <w:r>
-              <w:rPr>
-                <w:rFonts w:ascii="Malgun Gothic" w:cs="Malgun Gothic" w:eastAsia="Malgun Gothic" w:hAnsi="Malgun Gothic"/>
-                <w:sz w:val="17"/>
-                <w:szCs w:val="17"/>
-              </w:rPr>
-              <w:t xml:space="preserve">발표자료 초안·시안</w:t>
-            </w:r>
-          </w:p>
-        </w:tc>
-        <w:tc>
-          <w:tcPr>
-            <w:tcW w:type="dxa" w:w="2697"/>
-            <w:tcBorders>
-              <w:top w:val="single" w:color="C9D3DF" w:sz="4"/>
-              <w:left w:val="single" w:color="C9D3DF" w:sz="4"/>
-              <w:bottom w:val="single" w:color="C9D3DF" w:sz="4"/>
-              <w:right w:val="single" w:color="C9D3DF" w:sz="4"/>
-            </w:tcBorders>
-            <w:tcMar>
-              <w:top w:type="dxa" w:w="50"/>
-              <w:left w:type="dxa" w:w="80"/>
-              <w:bottom w:type="dxa" w:w="50"/>
-              <w:right w:type="dxa" w:w="80"/>
-            </w:tcMar>
-          </w:tcPr>
-          <w:p>
-            <w:pPr>
-              <w:jc w:val="left"/>
-            </w:pPr>
-            <w:r>
-              <w:rPr>
-                <w:rFonts w:ascii="Malgun Gothic" w:cs="Malgun Gothic" w:eastAsia="Malgun Gothic" w:hAnsi="Malgun Gothic"/>
-                <w:sz w:val="17"/>
-                <w:szCs w:val="17"/>
-              </w:rPr>
-              <w:t xml:space="preserve">NotebookLM: 발표자료 초안(디자인·내용 참고) / Canva: 가져오기·재생성·편집 시험</w:t>
-            </w:r>
-          </w:p>
-        </w:tc>
-        <w:tc>
-          <w:tcPr>
-            <w:tcW w:type="dxa" w:w="2035"/>
-            <w:tcBorders>
-              <w:top w:val="single" w:color="C9D3DF" w:sz="4"/>
-              <w:left w:val="single" w:color="C9D3DF" w:sz="4"/>
-              <w:bottom w:val="single" w:color="C9D3DF" w:sz="4"/>
-              <w:right w:val="single" w:color="C9D3DF" w:sz="4"/>
-            </w:tcBorders>
-            <w:tcMar>
-              <w:top w:type="dxa" w:w="50"/>
-              <w:left w:type="dxa" w:w="80"/>
-              <w:bottom w:type="dxa" w:w="50"/>
-              <w:right w:type="dxa" w:w="80"/>
-            </w:tcMar>
-          </w:tcPr>
-          <w:p>
-            <w:pPr>
-              <w:jc w:val="left"/>
-            </w:pPr>
-            <w:r>
-              <w:rPr>
-                <w:rFonts w:ascii="Malgun Gothic" w:cs="Malgun Gothic" w:eastAsia="Malgun Gothic" w:hAnsi="Malgun Gothic"/>
-                <w:sz w:val="17"/>
-                <w:szCs w:val="17"/>
-              </w:rPr>
-              <w:t xml:space="preserve">두 결과물 모두 최종본으로 채택하지 않음</w:t>
             </w:r>
           </w:p>
         </w:tc>
@@ -3644,7 +3332,7 @@
               </w:rPr>
               <w:t xml:space="preserve">모델 ID gpt-4.1-mini, 출처 OpenAI(</w:t>
             </w:r>
-            <w:hyperlink w:history="1" r:id="rIdrrbovcpnbcdle1g8yewd3">
+            <w:hyperlink w:history="1" r:id="rIdfyzji45i28grbakhru3ui">
               <w:r>
                 <w:rPr>
                   <w:rStyle w:val="Hyperlink"/>
@@ -5459,7 +5147,7 @@
             <w:pPr>
               <w:jc w:val="left"/>
             </w:pPr>
-            <w:hyperlink w:history="1" r:id="rIdezrvroth0mgu86iho_n5r">
+            <w:hyperlink w:history="1" r:id="rId7dfga5uc-b9e15xdz8dfl">
               <w:r>
                 <w:rPr>
                   <w:rStyle w:val="Hyperlink"/>
@@ -5558,7 +5246,7 @@
             <w:pPr>
               <w:jc w:val="left"/>
             </w:pPr>
-            <w:hyperlink w:history="1" r:id="rIdfnrjg4_bypmjiianjhc0l">
+            <w:hyperlink w:history="1" r:id="rId0u4f5k8m0i964i7tcvwd7">
               <w:r>
                 <w:rPr>
                   <w:rStyle w:val="Hyperlink"/>
@@ -5657,7 +5345,7 @@
             <w:pPr>
               <w:jc w:val="left"/>
             </w:pPr>
-            <w:hyperlink w:history="1" r:id="rIdjn0sflnmthhoohpl5ctsr">
+            <w:hyperlink w:history="1" r:id="rIdve-7xwt4o-q0k5bzckwhs">
               <w:r>
                 <w:rPr>
                   <w:rStyle w:val="Hyperlink"/>
@@ -5756,7 +5444,7 @@
             <w:pPr>
               <w:jc w:val="left"/>
             </w:pPr>
-            <w:hyperlink w:history="1" r:id="rIdtajs27p4j6vewzawo6o7-">
+            <w:hyperlink w:history="1" r:id="rId_s3u9dlfzin0r0vpkaor5">
               <w:r>
                 <w:rPr>
                   <w:rStyle w:val="Hyperlink"/>
@@ -5855,7 +5543,7 @@
             <w:pPr>
               <w:jc w:val="left"/>
             </w:pPr>
-            <w:hyperlink w:history="1" r:id="rIdckndyisxcjln2hofsmcaq">
+            <w:hyperlink w:history="1" r:id="rIdt_upg_910gn6zqchjikxt">
               <w:r>
                 <w:rPr>
                   <w:rStyle w:val="Hyperlink"/>
@@ -5954,7 +5642,7 @@
             <w:pPr>
               <w:jc w:val="left"/>
             </w:pPr>
-            <w:hyperlink w:history="1" r:id="rIdsy9el8m9vp5-f3twgvdbb">
+            <w:hyperlink w:history="1" r:id="rIdp1kkh_sz2amja7mxij89w">
               <w:r>
                 <w:rPr>
                   <w:rStyle w:val="Hyperlink"/>
@@ -6053,7 +5741,7 @@
             <w:pPr>
               <w:jc w:val="left"/>
             </w:pPr>
-            <w:hyperlink w:history="1" r:id="rIdgdxwfsbs_pb8i0qubnust">
+            <w:hyperlink w:history="1" r:id="rIdggucyio1g_wwlen2_vc8w">
               <w:r>
                 <w:rPr>
                   <w:rStyle w:val="Hyperlink"/>
@@ -6152,7 +5840,7 @@
             <w:pPr>
               <w:jc w:val="left"/>
             </w:pPr>
-            <w:hyperlink w:history="1" r:id="rId-mckcnm-zo5codstbdk85">
+            <w:hyperlink w:history="1" r:id="rIdebkvwpvibdpyge1i-mymg">
               <w:r>
                 <w:rPr>
                   <w:rStyle w:val="Hyperlink"/>
@@ -6251,7 +5939,7 @@
             <w:pPr>
               <w:jc w:val="left"/>
             </w:pPr>
-            <w:hyperlink w:history="1" r:id="rId7euc452m76e76g88ls1wt">
+            <w:hyperlink w:history="1" r:id="rIdnnu_zgidypl1udyafprvk">
               <w:r>
                 <w:rPr>
                   <w:rStyle w:val="Hyperlink"/>
@@ -6350,7 +6038,7 @@
             <w:pPr>
               <w:jc w:val="left"/>
             </w:pPr>
-            <w:hyperlink w:history="1" r:id="rId8efarwodzmujstraycnas">
+            <w:hyperlink w:history="1" r:id="rIdctowpyrxlav3hm-qfqdsf">
               <w:r>
                 <w:rPr>
                   <w:rStyle w:val="Hyperlink"/>
@@ -6449,7 +6137,7 @@
             <w:pPr>
               <w:jc w:val="left"/>
             </w:pPr>
-            <w:hyperlink w:history="1" r:id="rIdni5eyjvurfi0vl05omye6">
+            <w:hyperlink w:history="1" r:id="rIdq3pj8qmrhrrq8i1lwdmgy">
               <w:r>
                 <w:rPr>
                   <w:rStyle w:val="Hyperlink"/>
@@ -6548,7 +6236,7 @@
             <w:pPr>
               <w:jc w:val="left"/>
             </w:pPr>
-            <w:hyperlink w:history="1" r:id="rIdfu3qax7qzdly9ejljhbeo">
+            <w:hyperlink w:history="1" r:id="rId9hygeuocluh77mqasb4dp">
               <w:r>
                 <w:rPr>
                   <w:rStyle w:val="Hyperlink"/>
@@ -6647,7 +6335,7 @@
             <w:pPr>
               <w:jc w:val="left"/>
             </w:pPr>
-            <w:hyperlink w:history="1" r:id="rIdyplihxfcb4cgibdbxdbn9">
+            <w:hyperlink w:history="1" r:id="rId_aoye_krjgaucd0hitfrb">
               <w:r>
                 <w:rPr>
                   <w:rStyle w:val="Hyperlink"/>
@@ -6746,7 +6434,7 @@
             <w:pPr>
               <w:jc w:val="left"/>
             </w:pPr>
-            <w:hyperlink w:history="1" r:id="rIdnszvmwdwgj7zksl5vyfki">
+            <w:hyperlink w:history="1" r:id="rIddfa3jabprfpifaofhpu9u">
               <w:r>
                 <w:rPr>
                   <w:rStyle w:val="Hyperlink"/>
@@ -6845,7 +6533,7 @@
             <w:pPr>
               <w:jc w:val="left"/>
             </w:pPr>
-            <w:hyperlink w:history="1" r:id="rIdeytgt8hhffasz3glx9x_1">
+            <w:hyperlink w:history="1" r:id="rIdjbezpkqg0jtyh3dnkerv1">
               <w:r>
                 <w:rPr>
                   <w:rStyle w:val="Hyperlink"/>
@@ -6944,7 +6632,7 @@
             <w:pPr>
               <w:jc w:val="left"/>
             </w:pPr>
-            <w:hyperlink w:history="1" r:id="rIdzzquzyxepbbfhjiqfgigy">
+            <w:hyperlink w:history="1" r:id="rIdnqmnpuol9_kfhyg1az-rx">
               <w:r>
                 <w:rPr>
                   <w:rStyle w:val="Hyperlink"/>
@@ -7043,7 +6731,7 @@
             <w:pPr>
               <w:jc w:val="left"/>
             </w:pPr>
-            <w:hyperlink w:history="1" r:id="rIdmwm58onmngictjk8rf7j1">
+            <w:hyperlink w:history="1" r:id="rIduaezjbbrnlbvphsxe4ddh">
               <w:r>
                 <w:rPr>
                   <w:rStyle w:val="Hyperlink"/>
@@ -7142,7 +6830,7 @@
             <w:pPr>
               <w:jc w:val="left"/>
             </w:pPr>
-            <w:hyperlink w:history="1" r:id="rId-fjtn02iuez98nloymutn">
+            <w:hyperlink w:history="1" r:id="rIdz6wghcn2uxfaoxiikb2gm">
               <w:r>
                 <w:rPr>
                   <w:rStyle w:val="Hyperlink"/>
@@ -7241,7 +6929,7 @@
             <w:pPr>
               <w:jc w:val="left"/>
             </w:pPr>
-            <w:hyperlink w:history="1" r:id="rIdpqihm0ka-5gyjz_r1svmf">
+            <w:hyperlink w:history="1" r:id="rIdhylrh2lu2cwvqbtokc7al">
               <w:r>
                 <w:rPr>
                   <w:rStyle w:val="Hyperlink"/>
@@ -7340,7 +7028,7 @@
             <w:pPr>
               <w:jc w:val="left"/>
             </w:pPr>
-            <w:hyperlink w:history="1" r:id="rIdqa4m0iqbjhrwfxh6plg38">
+            <w:hyperlink w:history="1" r:id="rIdstgkzacvacrmryierlcaz">
               <w:r>
                 <w:rPr>
                   <w:rStyle w:val="Hyperlink"/>
@@ -7439,7 +7127,7 @@
             <w:pPr>
               <w:jc w:val="left"/>
             </w:pPr>
-            <w:hyperlink w:history="1" r:id="rIdehkxsdennxyg72uczstmz">
+            <w:hyperlink w:history="1" r:id="rIdhngpbscfm44bsk2htv-rw">
               <w:r>
                 <w:rPr>
                   <w:rStyle w:val="Hyperlink"/>
@@ -7538,7 +7226,7 @@
             <w:pPr>
               <w:jc w:val="left"/>
             </w:pPr>
-            <w:hyperlink w:history="1" r:id="rIdm4lnk8mau4ojtflzdglth">
+            <w:hyperlink w:history="1" r:id="rIdf8ywkzzu_v21cqes21cjq">
               <w:r>
                 <w:rPr>
                   <w:rStyle w:val="Hyperlink"/>
@@ -7637,7 +7325,7 @@
             <w:pPr>
               <w:jc w:val="left"/>
             </w:pPr>
-            <w:hyperlink w:history="1" r:id="rIdhpp2d7ggllhfzg39f7pe_">
+            <w:hyperlink w:history="1" r:id="rIdycnft9tw1ivx1q3fcvmji">
               <w:r>
                 <w:rPr>
                   <w:rStyle w:val="Hyperlink"/>
@@ -7736,7 +7424,7 @@
             <w:pPr>
               <w:jc w:val="left"/>
             </w:pPr>
-            <w:hyperlink w:history="1" r:id="rIdhuxm0w2q2foo7yiurj-8o">
+            <w:hyperlink w:history="1" r:id="rIdiwilmtdhmmvbfy57mlyrv">
               <w:r>
                 <w:rPr>
                   <w:rStyle w:val="Hyperlink"/>
@@ -8049,7 +7737,7 @@
             <w:pPr>
               <w:jc w:val="left"/>
             </w:pPr>
-            <w:hyperlink w:history="1" r:id="rIdxksqumivc-gws62bub5he">
+            <w:hyperlink w:history="1" r:id="rIdag5ebnbvew1skdtyjg0sz">
               <w:r>
                 <w:rPr>
                   <w:rStyle w:val="Hyperlink"/>
@@ -8178,7 +7866,7 @@
             <w:pPr>
               <w:jc w:val="left"/>
             </w:pPr>
-            <w:hyperlink w:history="1" r:id="rIdifb616joiggausco7fd5d">
+            <w:hyperlink w:history="1" r:id="rIdk-uokgxge09bzzrsleu_x">
               <w:r>
                 <w:rPr>
                   <w:rStyle w:val="Hyperlink"/>
@@ -8307,7 +7995,7 @@
             <w:pPr>
               <w:jc w:val="left"/>
             </w:pPr>
-            <w:hyperlink w:history="1" r:id="rId9i5qqm0-deu2px1dozswh">
+            <w:hyperlink w:history="1" r:id="rIdlubd9v9qsdstp0e1q50qo">
               <w:r>
                 <w:rPr>
                   <w:rStyle w:val="Hyperlink"/>
@@ -8436,7 +8124,7 @@
             <w:pPr>
               <w:jc w:val="left"/>
             </w:pPr>
-            <w:hyperlink w:history="1" r:id="rIdwtqnmhrdpml5czs5urulc">
+            <w:hyperlink w:history="1" r:id="rIdiesais-jcyuurnlqp3rck">
               <w:r>
                 <w:rPr>
                   <w:rStyle w:val="Hyperlink"/>
@@ -8565,7 +8253,7 @@
             <w:pPr>
               <w:jc w:val="left"/>
             </w:pPr>
-            <w:hyperlink w:history="1" r:id="rIda7wnkkmpgqddphvnhwmtb">
+            <w:hyperlink w:history="1" r:id="rIdohalodgkppbev5zkyeq0c">
               <w:r>
                 <w:rPr>
                   <w:rStyle w:val="Hyperlink"/>
@@ -8694,7 +8382,7 @@
             <w:pPr>
               <w:jc w:val="left"/>
             </w:pPr>
-            <w:hyperlink w:history="1" r:id="rIdmrr_s6q8ggr56c0mhbwqd">
+            <w:hyperlink w:history="1" r:id="rIdzgprvaejqihap8k-uln21">
               <w:r>
                 <w:rPr>
                   <w:rStyle w:val="Hyperlink"/>
@@ -8823,7 +8511,7 @@
             <w:pPr>
               <w:jc w:val="left"/>
             </w:pPr>
-            <w:hyperlink w:history="1" r:id="rId_yp2xbekpixnxwqm8vcqa">
+            <w:hyperlink w:history="1" r:id="rId40pqtfop_3lmat3inf-ia">
               <w:r>
                 <w:rPr>
                   <w:rStyle w:val="Hyperlink"/>
@@ -8952,7 +8640,7 @@
             <w:pPr>
               <w:jc w:val="left"/>
             </w:pPr>
-            <w:hyperlink w:history="1" r:id="rIdjf5i-qnrhlosxbbjzaefu">
+            <w:hyperlink w:history="1" r:id="rIdmj-vdab5bmlltgpxzryue">
               <w:r>
                 <w:rPr>
                   <w:rStyle w:val="Hyperlink"/>
@@ -9081,7 +8769,7 @@
             <w:pPr>
               <w:jc w:val="left"/>
             </w:pPr>
-            <w:hyperlink w:history="1" r:id="rId37cq6n-ziooibnnqwyikp">
+            <w:hyperlink w:history="1" r:id="rIdt90bj3ke7xqegjbmaiaik">
               <w:r>
                 <w:rPr>
                   <w:rStyle w:val="Hyperlink"/>
@@ -9210,7 +8898,7 @@
             <w:pPr>
               <w:jc w:val="left"/>
             </w:pPr>
-            <w:hyperlink w:history="1" r:id="rIdggblnigyxyncywau-inhb">
+            <w:hyperlink w:history="1" r:id="rIdxdxudq2lgnjkt0wfq3jej">
               <w:r>
                 <w:rPr>
                   <w:rStyle w:val="Hyperlink"/>
@@ -9339,7 +9027,7 @@
             <w:pPr>
               <w:jc w:val="left"/>
             </w:pPr>
-            <w:hyperlink w:history="1" r:id="rId8nhbsbmuezssc43hvhuig">
+            <w:hyperlink w:history="1" r:id="rIdnamdgphedf4qmuab_crzy">
               <w:r>
                 <w:rPr>
                   <w:rStyle w:val="Hyperlink"/>
@@ -9468,7 +9156,7 @@
             <w:pPr>
               <w:jc w:val="left"/>
             </w:pPr>
-            <w:hyperlink w:history="1" r:id="rIdeo4eimk3nx8mhf_7w4_vx">
+            <w:hyperlink w:history="1" r:id="rIdomgttkts3nia1lxu8gtmz">
               <w:r>
                 <w:rPr>
                   <w:rStyle w:val="Hyperlink"/>
@@ -10167,7 +9855,7 @@
                 <w:sz w:val="17"/>
                 <w:szCs w:val="17"/>
               </w:rPr>
-              <w:t xml:space="preserve">이미영 제작(ChatGPT) → 조준수 최종 편집(ChatGPT GPT-6 Astra Pro, 워크플로우 중심 10장 PPT·PDF와 6분 발표 대본). 실제 앱 캡처 사용, 숫자는 팀 확정 수치 문서와 대조, 팀 검수. NotebookLM·Canva 시안은 채택하지 않음</w:t>
+              <w:t xml:space="preserve">이미영 제작 → 조준수 최종 편집(ChatGPT GPT-6 Astra Pro, 워크플로우 중심 10장 PPT·PDF와 6분 발표 대본). 실제 앱 캡처 사용, 숫자는 팀 확정 수치 문서와 대조, 팀 검수</w:t>
             </w:r>
           </w:p>
         </w:tc>
